--- a/app/reference_docs/reference_a4.docx
+++ b/app/reference_docs/reference_a4.docx
@@ -1407,6 +1407,8506 @@
       <w:outlineLvl w:val="9"/>
     </w:pPr>
   </w:style>
+  <w:style w:type="character" w:customStyle="1" w:styleId="ColorE60000">
+    <w:name w:val="ColorE60000"/>
+    <w:rPr>
+      <w:color w:val="E60000"/>
+    </w:rPr>
+  </w:style>
+  <w:style w:type="character" w:customStyle="1" w:styleId="BgE60000">
+    <w:name w:val="BgE60000"/>
+    <w:rPr>
+      <w:shd w:val="clear" w:color="auto" w:fill="E60000"/>
+    </w:rPr>
+  </w:style>
+  <w:style w:type="character" w:customStyle="1" w:styleId="ColorE60000BgE60000">
+    <w:name w:val="ColorE60000BgE60000"/>
+    <w:rPr>
+      <w:color w:val="E60000"/>
+      <w:shd w:val="clear" w:color="auto" w:fill="E60000"/>
+    </w:rPr>
+  </w:style>
+  <w:style w:type="character" w:customStyle="1" w:styleId="BgFF9900">
+    <w:name w:val="BgFF9900"/>
+    <w:rPr>
+      <w:shd w:val="clear" w:color="auto" w:fill="FF9900"/>
+    </w:rPr>
+  </w:style>
+  <w:style w:type="character" w:customStyle="1" w:styleId="ColorE60000BgFF9900">
+    <w:name w:val="ColorE60000BgFF9900"/>
+    <w:rPr>
+      <w:color w:val="E60000"/>
+      <w:shd w:val="clear" w:color="auto" w:fill="FF9900"/>
+    </w:rPr>
+  </w:style>
+  <w:style w:type="character" w:customStyle="1" w:styleId="BgFFFF00">
+    <w:name w:val="BgFFFF00"/>
+    <w:rPr>
+      <w:shd w:val="clear" w:color="auto" w:fill="FFFF00"/>
+    </w:rPr>
+  </w:style>
+  <w:style w:type="character" w:customStyle="1" w:styleId="ColorE60000BgFFFF00">
+    <w:name w:val="ColorE60000BgFFFF00"/>
+    <w:rPr>
+      <w:color w:val="E60000"/>
+      <w:shd w:val="clear" w:color="auto" w:fill="FFFF00"/>
+    </w:rPr>
+  </w:style>
+  <w:style w:type="character" w:customStyle="1" w:styleId="Bg008A00">
+    <w:name w:val="Bg008A00"/>
+    <w:rPr>
+      <w:shd w:val="clear" w:color="auto" w:fill="008A00"/>
+    </w:rPr>
+  </w:style>
+  <w:style w:type="character" w:customStyle="1" w:styleId="ColorE60000Bg008A00">
+    <w:name w:val="ColorE60000Bg008A00"/>
+    <w:rPr>
+      <w:color w:val="E60000"/>
+      <w:shd w:val="clear" w:color="auto" w:fill="008A00"/>
+    </w:rPr>
+  </w:style>
+  <w:style w:type="character" w:customStyle="1" w:styleId="Bg0066CC">
+    <w:name w:val="Bg0066CC"/>
+    <w:rPr>
+      <w:shd w:val="clear" w:color="auto" w:fill="0066CC"/>
+    </w:rPr>
+  </w:style>
+  <w:style w:type="character" w:customStyle="1" w:styleId="ColorE60000Bg0066CC">
+    <w:name w:val="ColorE60000Bg0066CC"/>
+    <w:rPr>
+      <w:color w:val="E60000"/>
+      <w:shd w:val="clear" w:color="auto" w:fill="0066CC"/>
+    </w:rPr>
+  </w:style>
+  <w:style w:type="character" w:customStyle="1" w:styleId="Bg9933FF">
+    <w:name w:val="Bg9933FF"/>
+    <w:rPr>
+      <w:shd w:val="clear" w:color="auto" w:fill="9933FF"/>
+    </w:rPr>
+  </w:style>
+  <w:style w:type="character" w:customStyle="1" w:styleId="ColorE60000Bg9933FF">
+    <w:name w:val="ColorE60000Bg9933FF"/>
+    <w:rPr>
+      <w:color w:val="E60000"/>
+      <w:shd w:val="clear" w:color="auto" w:fill="9933FF"/>
+    </w:rPr>
+  </w:style>
+  <w:style w:type="character" w:customStyle="1" w:styleId="BgFFFFFF">
+    <w:name w:val="BgFFFFFF"/>
+    <w:rPr>
+      <w:shd w:val="clear" w:color="auto" w:fill="FFFFFF"/>
+    </w:rPr>
+  </w:style>
+  <w:style w:type="character" w:customStyle="1" w:styleId="ColorE60000BgFFFFFF">
+    <w:name w:val="ColorE60000BgFFFFFF"/>
+    <w:rPr>
+      <w:color w:val="E60000"/>
+      <w:shd w:val="clear" w:color="auto" w:fill="FFFFFF"/>
+    </w:rPr>
+  </w:style>
+  <w:style w:type="character" w:customStyle="1" w:styleId="BgFACCCC">
+    <w:name w:val="BgFACCCC"/>
+    <w:rPr>
+      <w:shd w:val="clear" w:color="auto" w:fill="FACCCC"/>
+    </w:rPr>
+  </w:style>
+  <w:style w:type="character" w:customStyle="1" w:styleId="ColorE60000BgFACCCC">
+    <w:name w:val="ColorE60000BgFACCCC"/>
+    <w:rPr>
+      <w:color w:val="E60000"/>
+      <w:shd w:val="clear" w:color="auto" w:fill="FACCCC"/>
+    </w:rPr>
+  </w:style>
+  <w:style w:type="character" w:customStyle="1" w:styleId="BgFFEBCC">
+    <w:name w:val="BgFFEBCC"/>
+    <w:rPr>
+      <w:shd w:val="clear" w:color="auto" w:fill="FFEBCC"/>
+    </w:rPr>
+  </w:style>
+  <w:style w:type="character" w:customStyle="1" w:styleId="ColorE60000BgFFEBCC">
+    <w:name w:val="ColorE60000BgFFEBCC"/>
+    <w:rPr>
+      <w:color w:val="E60000"/>
+      <w:shd w:val="clear" w:color="auto" w:fill="FFEBCC"/>
+    </w:rPr>
+  </w:style>
+  <w:style w:type="character" w:customStyle="1" w:styleId="BgFFFFCC">
+    <w:name w:val="BgFFFFCC"/>
+    <w:rPr>
+      <w:shd w:val="clear" w:color="auto" w:fill="FFFFCC"/>
+    </w:rPr>
+  </w:style>
+  <w:style w:type="character" w:customStyle="1" w:styleId="ColorE60000BgFFFFCC">
+    <w:name w:val="ColorE60000BgFFFFCC"/>
+    <w:rPr>
+      <w:color w:val="E60000"/>
+      <w:shd w:val="clear" w:color="auto" w:fill="FFFFCC"/>
+    </w:rPr>
+  </w:style>
+  <w:style w:type="character" w:customStyle="1" w:styleId="BgCCE8CC">
+    <w:name w:val="BgCCE8CC"/>
+    <w:rPr>
+      <w:shd w:val="clear" w:color="auto" w:fill="CCE8CC"/>
+    </w:rPr>
+  </w:style>
+  <w:style w:type="character" w:customStyle="1" w:styleId="ColorE60000BgCCE8CC">
+    <w:name w:val="ColorE60000BgCCE8CC"/>
+    <w:rPr>
+      <w:color w:val="E60000"/>
+      <w:shd w:val="clear" w:color="auto" w:fill="CCE8CC"/>
+    </w:rPr>
+  </w:style>
+  <w:style w:type="character" w:customStyle="1" w:styleId="BgCCE0F5">
+    <w:name w:val="BgCCE0F5"/>
+    <w:rPr>
+      <w:shd w:val="clear" w:color="auto" w:fill="CCE0F5"/>
+    </w:rPr>
+  </w:style>
+  <w:style w:type="character" w:customStyle="1" w:styleId="ColorE60000BgCCE0F5">
+    <w:name w:val="ColorE60000BgCCE0F5"/>
+    <w:rPr>
+      <w:color w:val="E60000"/>
+      <w:shd w:val="clear" w:color="auto" w:fill="CCE0F5"/>
+    </w:rPr>
+  </w:style>
+  <w:style w:type="character" w:customStyle="1" w:styleId="BgEBD6FF">
+    <w:name w:val="BgEBD6FF"/>
+    <w:rPr>
+      <w:shd w:val="clear" w:color="auto" w:fill="EBD6FF"/>
+    </w:rPr>
+  </w:style>
+  <w:style w:type="character" w:customStyle="1" w:styleId="ColorE60000BgEBD6FF">
+    <w:name w:val="ColorE60000BgEBD6FF"/>
+    <w:rPr>
+      <w:color w:val="E60000"/>
+      <w:shd w:val="clear" w:color="auto" w:fill="EBD6FF"/>
+    </w:rPr>
+  </w:style>
+  <w:style w:type="character" w:customStyle="1" w:styleId="BgBBBBBB">
+    <w:name w:val="BgBBBBBB"/>
+    <w:rPr>
+      <w:shd w:val="clear" w:color="auto" w:fill="BBBBBB"/>
+    </w:rPr>
+  </w:style>
+  <w:style w:type="character" w:customStyle="1" w:styleId="ColorE60000BgBBBBBB">
+    <w:name w:val="ColorE60000BgBBBBBB"/>
+    <w:rPr>
+      <w:color w:val="E60000"/>
+      <w:shd w:val="clear" w:color="auto" w:fill="BBBBBB"/>
+    </w:rPr>
+  </w:style>
+  <w:style w:type="character" w:customStyle="1" w:styleId="BgF06666">
+    <w:name w:val="BgF06666"/>
+    <w:rPr>
+      <w:shd w:val="clear" w:color="auto" w:fill="F06666"/>
+    </w:rPr>
+  </w:style>
+  <w:style w:type="character" w:customStyle="1" w:styleId="ColorE60000BgF06666">
+    <w:name w:val="ColorE60000BgF06666"/>
+    <w:rPr>
+      <w:color w:val="E60000"/>
+      <w:shd w:val="clear" w:color="auto" w:fill="F06666"/>
+    </w:rPr>
+  </w:style>
+  <w:style w:type="character" w:customStyle="1" w:styleId="BgFFC266">
+    <w:name w:val="BgFFC266"/>
+    <w:rPr>
+      <w:shd w:val="clear" w:color="auto" w:fill="FFC266"/>
+    </w:rPr>
+  </w:style>
+  <w:style w:type="character" w:customStyle="1" w:styleId="ColorE60000BgFFC266">
+    <w:name w:val="ColorE60000BgFFC266"/>
+    <w:rPr>
+      <w:color w:val="E60000"/>
+      <w:shd w:val="clear" w:color="auto" w:fill="FFC266"/>
+    </w:rPr>
+  </w:style>
+  <w:style w:type="character" w:customStyle="1" w:styleId="BgFFFF66">
+    <w:name w:val="BgFFFF66"/>
+    <w:rPr>
+      <w:shd w:val="clear" w:color="auto" w:fill="FFFF66"/>
+    </w:rPr>
+  </w:style>
+  <w:style w:type="character" w:customStyle="1" w:styleId="ColorE60000BgFFFF66">
+    <w:name w:val="ColorE60000BgFFFF66"/>
+    <w:rPr>
+      <w:color w:val="E60000"/>
+      <w:shd w:val="clear" w:color="auto" w:fill="FFFF66"/>
+    </w:rPr>
+  </w:style>
+  <w:style w:type="character" w:customStyle="1" w:styleId="Bg66B966">
+    <w:name w:val="Bg66B966"/>
+    <w:rPr>
+      <w:shd w:val="clear" w:color="auto" w:fill="66B966"/>
+    </w:rPr>
+  </w:style>
+  <w:style w:type="character" w:customStyle="1" w:styleId="ColorE60000Bg66B966">
+    <w:name w:val="ColorE60000Bg66B966"/>
+    <w:rPr>
+      <w:color w:val="E60000"/>
+      <w:shd w:val="clear" w:color="auto" w:fill="66B966"/>
+    </w:rPr>
+  </w:style>
+  <w:style w:type="character" w:customStyle="1" w:styleId="Bg66A3E0">
+    <w:name w:val="Bg66A3E0"/>
+    <w:rPr>
+      <w:shd w:val="clear" w:color="auto" w:fill="66A3E0"/>
+    </w:rPr>
+  </w:style>
+  <w:style w:type="character" w:customStyle="1" w:styleId="ColorE60000Bg66A3E0">
+    <w:name w:val="ColorE60000Bg66A3E0"/>
+    <w:rPr>
+      <w:color w:val="E60000"/>
+      <w:shd w:val="clear" w:color="auto" w:fill="66A3E0"/>
+    </w:rPr>
+  </w:style>
+  <w:style w:type="character" w:customStyle="1" w:styleId="BgC285FF">
+    <w:name w:val="BgC285FF"/>
+    <w:rPr>
+      <w:shd w:val="clear" w:color="auto" w:fill="C285FF"/>
+    </w:rPr>
+  </w:style>
+  <w:style w:type="character" w:customStyle="1" w:styleId="ColorE60000BgC285FF">
+    <w:name w:val="ColorE60000BgC285FF"/>
+    <w:rPr>
+      <w:color w:val="E60000"/>
+      <w:shd w:val="clear" w:color="auto" w:fill="C285FF"/>
+    </w:rPr>
+  </w:style>
+  <w:style w:type="character" w:customStyle="1" w:styleId="Bg888888">
+    <w:name w:val="Bg888888"/>
+    <w:rPr>
+      <w:shd w:val="clear" w:color="auto" w:fill="888888"/>
+    </w:rPr>
+  </w:style>
+  <w:style w:type="character" w:customStyle="1" w:styleId="ColorE60000Bg888888">
+    <w:name w:val="ColorE60000Bg888888"/>
+    <w:rPr>
+      <w:color w:val="E60000"/>
+      <w:shd w:val="clear" w:color="auto" w:fill="888888"/>
+    </w:rPr>
+  </w:style>
+  <w:style w:type="character" w:customStyle="1" w:styleId="BgA10000">
+    <w:name w:val="BgA10000"/>
+    <w:rPr>
+      <w:shd w:val="clear" w:color="auto" w:fill="A10000"/>
+    </w:rPr>
+  </w:style>
+  <w:style w:type="character" w:customStyle="1" w:styleId="ColorE60000BgA10000">
+    <w:name w:val="ColorE60000BgA10000"/>
+    <w:rPr>
+      <w:color w:val="E60000"/>
+      <w:shd w:val="clear" w:color="auto" w:fill="A10000"/>
+    </w:rPr>
+  </w:style>
+  <w:style w:type="character" w:customStyle="1" w:styleId="BgB26B00">
+    <w:name w:val="BgB26B00"/>
+    <w:rPr>
+      <w:shd w:val="clear" w:color="auto" w:fill="B26B00"/>
+    </w:rPr>
+  </w:style>
+  <w:style w:type="character" w:customStyle="1" w:styleId="ColorE60000BgB26B00">
+    <w:name w:val="ColorE60000BgB26B00"/>
+    <w:rPr>
+      <w:color w:val="E60000"/>
+      <w:shd w:val="clear" w:color="auto" w:fill="B26B00"/>
+    </w:rPr>
+  </w:style>
+  <w:style w:type="character" w:customStyle="1" w:styleId="BgB2B200">
+    <w:name w:val="BgB2B200"/>
+    <w:rPr>
+      <w:shd w:val="clear" w:color="auto" w:fill="B2B200"/>
+    </w:rPr>
+  </w:style>
+  <w:style w:type="character" w:customStyle="1" w:styleId="ColorE60000BgB2B200">
+    <w:name w:val="ColorE60000BgB2B200"/>
+    <w:rPr>
+      <w:color w:val="E60000"/>
+      <w:shd w:val="clear" w:color="auto" w:fill="B2B200"/>
+    </w:rPr>
+  </w:style>
+  <w:style w:type="character" w:customStyle="1" w:styleId="Bg006100">
+    <w:name w:val="Bg006100"/>
+    <w:rPr>
+      <w:shd w:val="clear" w:color="auto" w:fill="006100"/>
+    </w:rPr>
+  </w:style>
+  <w:style w:type="character" w:customStyle="1" w:styleId="ColorE60000Bg006100">
+    <w:name w:val="ColorE60000Bg006100"/>
+    <w:rPr>
+      <w:color w:val="E60000"/>
+      <w:shd w:val="clear" w:color="auto" w:fill="006100"/>
+    </w:rPr>
+  </w:style>
+  <w:style w:type="character" w:customStyle="1" w:styleId="Bg0047B2">
+    <w:name w:val="Bg0047B2"/>
+    <w:rPr>
+      <w:shd w:val="clear" w:color="auto" w:fill="0047B2"/>
+    </w:rPr>
+  </w:style>
+  <w:style w:type="character" w:customStyle="1" w:styleId="ColorE60000Bg0047B2">
+    <w:name w:val="ColorE60000Bg0047B2"/>
+    <w:rPr>
+      <w:color w:val="E60000"/>
+      <w:shd w:val="clear" w:color="auto" w:fill="0047B2"/>
+    </w:rPr>
+  </w:style>
+  <w:style w:type="character" w:customStyle="1" w:styleId="Bg6B24B2">
+    <w:name w:val="Bg6B24B2"/>
+    <w:rPr>
+      <w:shd w:val="clear" w:color="auto" w:fill="6B24B2"/>
+    </w:rPr>
+  </w:style>
+  <w:style w:type="character" w:customStyle="1" w:styleId="ColorE60000Bg6B24B2">
+    <w:name w:val="ColorE60000Bg6B24B2"/>
+    <w:rPr>
+      <w:color w:val="E60000"/>
+      <w:shd w:val="clear" w:color="auto" w:fill="6B24B2"/>
+    </w:rPr>
+  </w:style>
+  <w:style w:type="character" w:customStyle="1" w:styleId="Bg444444">
+    <w:name w:val="Bg444444"/>
+    <w:rPr>
+      <w:shd w:val="clear" w:color="auto" w:fill="444444"/>
+    </w:rPr>
+  </w:style>
+  <w:style w:type="character" w:customStyle="1" w:styleId="ColorE60000Bg444444">
+    <w:name w:val="ColorE60000Bg444444"/>
+    <w:rPr>
+      <w:color w:val="E60000"/>
+      <w:shd w:val="clear" w:color="auto" w:fill="444444"/>
+    </w:rPr>
+  </w:style>
+  <w:style w:type="character" w:customStyle="1" w:styleId="Bg5C0000">
+    <w:name w:val="Bg5C0000"/>
+    <w:rPr>
+      <w:shd w:val="clear" w:color="auto" w:fill="5C0000"/>
+    </w:rPr>
+  </w:style>
+  <w:style w:type="character" w:customStyle="1" w:styleId="ColorE60000Bg5C0000">
+    <w:name w:val="ColorE60000Bg5C0000"/>
+    <w:rPr>
+      <w:color w:val="E60000"/>
+      <w:shd w:val="clear" w:color="auto" w:fill="5C0000"/>
+    </w:rPr>
+  </w:style>
+  <w:style w:type="character" w:customStyle="1" w:styleId="Bg663D00">
+    <w:name w:val="Bg663D00"/>
+    <w:rPr>
+      <w:shd w:val="clear" w:color="auto" w:fill="663D00"/>
+    </w:rPr>
+  </w:style>
+  <w:style w:type="character" w:customStyle="1" w:styleId="ColorE60000Bg663D00">
+    <w:name w:val="ColorE60000Bg663D00"/>
+    <w:rPr>
+      <w:color w:val="E60000"/>
+      <w:shd w:val="clear" w:color="auto" w:fill="663D00"/>
+    </w:rPr>
+  </w:style>
+  <w:style w:type="character" w:customStyle="1" w:styleId="Bg666600">
+    <w:name w:val="Bg666600"/>
+    <w:rPr>
+      <w:shd w:val="clear" w:color="auto" w:fill="666600"/>
+    </w:rPr>
+  </w:style>
+  <w:style w:type="character" w:customStyle="1" w:styleId="ColorE60000Bg666600">
+    <w:name w:val="ColorE60000Bg666600"/>
+    <w:rPr>
+      <w:color w:val="E60000"/>
+      <w:shd w:val="clear" w:color="auto" w:fill="666600"/>
+    </w:rPr>
+  </w:style>
+  <w:style w:type="character" w:customStyle="1" w:styleId="Bg003700">
+    <w:name w:val="Bg003700"/>
+    <w:rPr>
+      <w:shd w:val="clear" w:color="auto" w:fill="003700"/>
+    </w:rPr>
+  </w:style>
+  <w:style w:type="character" w:customStyle="1" w:styleId="ColorE60000Bg003700">
+    <w:name w:val="ColorE60000Bg003700"/>
+    <w:rPr>
+      <w:color w:val="E60000"/>
+      <w:shd w:val="clear" w:color="auto" w:fill="003700"/>
+    </w:rPr>
+  </w:style>
+  <w:style w:type="character" w:customStyle="1" w:styleId="Bg002966">
+    <w:name w:val="Bg002966"/>
+    <w:rPr>
+      <w:shd w:val="clear" w:color="auto" w:fill="002966"/>
+    </w:rPr>
+  </w:style>
+  <w:style w:type="character" w:customStyle="1" w:styleId="ColorE60000Bg002966">
+    <w:name w:val="ColorE60000Bg002966"/>
+    <w:rPr>
+      <w:color w:val="E60000"/>
+      <w:shd w:val="clear" w:color="auto" w:fill="002966"/>
+    </w:rPr>
+  </w:style>
+  <w:style w:type="character" w:customStyle="1" w:styleId="Bg3D1466">
+    <w:name w:val="Bg3D1466"/>
+    <w:rPr>
+      <w:shd w:val="clear" w:color="auto" w:fill="3D1466"/>
+    </w:rPr>
+  </w:style>
+  <w:style w:type="character" w:customStyle="1" w:styleId="ColorE60000Bg3D1466">
+    <w:name w:val="ColorE60000Bg3D1466"/>
+    <w:rPr>
+      <w:color w:val="E60000"/>
+      <w:shd w:val="clear" w:color="auto" w:fill="3D1466"/>
+    </w:rPr>
+  </w:style>
+  <w:style w:type="character" w:customStyle="1" w:styleId="ColorFF9900">
+    <w:name w:val="ColorFF9900"/>
+    <w:rPr>
+      <w:color w:val="FF9900"/>
+    </w:rPr>
+  </w:style>
+  <w:style w:type="character" w:customStyle="1" w:styleId="ColorFF9900BgE60000">
+    <w:name w:val="ColorFF9900BgE60000"/>
+    <w:rPr>
+      <w:color w:val="FF9900"/>
+      <w:shd w:val="clear" w:color="auto" w:fill="E60000"/>
+    </w:rPr>
+  </w:style>
+  <w:style w:type="character" w:customStyle="1" w:styleId="ColorFF9900BgFF9900">
+    <w:name w:val="ColorFF9900BgFF9900"/>
+    <w:rPr>
+      <w:color w:val="FF9900"/>
+      <w:shd w:val="clear" w:color="auto" w:fill="FF9900"/>
+    </w:rPr>
+  </w:style>
+  <w:style w:type="character" w:customStyle="1" w:styleId="ColorFF9900BgFFFF00">
+    <w:name w:val="ColorFF9900BgFFFF00"/>
+    <w:rPr>
+      <w:color w:val="FF9900"/>
+      <w:shd w:val="clear" w:color="auto" w:fill="FFFF00"/>
+    </w:rPr>
+  </w:style>
+  <w:style w:type="character" w:customStyle="1" w:styleId="ColorFF9900Bg008A00">
+    <w:name w:val="ColorFF9900Bg008A00"/>
+    <w:rPr>
+      <w:color w:val="FF9900"/>
+      <w:shd w:val="clear" w:color="auto" w:fill="008A00"/>
+    </w:rPr>
+  </w:style>
+  <w:style w:type="character" w:customStyle="1" w:styleId="ColorFF9900Bg0066CC">
+    <w:name w:val="ColorFF9900Bg0066CC"/>
+    <w:rPr>
+      <w:color w:val="FF9900"/>
+      <w:shd w:val="clear" w:color="auto" w:fill="0066CC"/>
+    </w:rPr>
+  </w:style>
+  <w:style w:type="character" w:customStyle="1" w:styleId="ColorFF9900Bg9933FF">
+    <w:name w:val="ColorFF9900Bg9933FF"/>
+    <w:rPr>
+      <w:color w:val="FF9900"/>
+      <w:shd w:val="clear" w:color="auto" w:fill="9933FF"/>
+    </w:rPr>
+  </w:style>
+  <w:style w:type="character" w:customStyle="1" w:styleId="ColorFF9900BgFFFFFF">
+    <w:name w:val="ColorFF9900BgFFFFFF"/>
+    <w:rPr>
+      <w:color w:val="FF9900"/>
+      <w:shd w:val="clear" w:color="auto" w:fill="FFFFFF"/>
+    </w:rPr>
+  </w:style>
+  <w:style w:type="character" w:customStyle="1" w:styleId="ColorFF9900BgFACCCC">
+    <w:name w:val="ColorFF9900BgFACCCC"/>
+    <w:rPr>
+      <w:color w:val="FF9900"/>
+      <w:shd w:val="clear" w:color="auto" w:fill="FACCCC"/>
+    </w:rPr>
+  </w:style>
+  <w:style w:type="character" w:customStyle="1" w:styleId="ColorFF9900BgFFEBCC">
+    <w:name w:val="ColorFF9900BgFFEBCC"/>
+    <w:rPr>
+      <w:color w:val="FF9900"/>
+      <w:shd w:val="clear" w:color="auto" w:fill="FFEBCC"/>
+    </w:rPr>
+  </w:style>
+  <w:style w:type="character" w:customStyle="1" w:styleId="ColorFF9900BgFFFFCC">
+    <w:name w:val="ColorFF9900BgFFFFCC"/>
+    <w:rPr>
+      <w:color w:val="FF9900"/>
+      <w:shd w:val="clear" w:color="auto" w:fill="FFFFCC"/>
+    </w:rPr>
+  </w:style>
+  <w:style w:type="character" w:customStyle="1" w:styleId="ColorFF9900BgCCE8CC">
+    <w:name w:val="ColorFF9900BgCCE8CC"/>
+    <w:rPr>
+      <w:color w:val="FF9900"/>
+      <w:shd w:val="clear" w:color="auto" w:fill="CCE8CC"/>
+    </w:rPr>
+  </w:style>
+  <w:style w:type="character" w:customStyle="1" w:styleId="ColorFF9900BgCCE0F5">
+    <w:name w:val="ColorFF9900BgCCE0F5"/>
+    <w:rPr>
+      <w:color w:val="FF9900"/>
+      <w:shd w:val="clear" w:color="auto" w:fill="CCE0F5"/>
+    </w:rPr>
+  </w:style>
+  <w:style w:type="character" w:customStyle="1" w:styleId="ColorFF9900BgEBD6FF">
+    <w:name w:val="ColorFF9900BgEBD6FF"/>
+    <w:rPr>
+      <w:color w:val="FF9900"/>
+      <w:shd w:val="clear" w:color="auto" w:fill="EBD6FF"/>
+    </w:rPr>
+  </w:style>
+  <w:style w:type="character" w:customStyle="1" w:styleId="ColorFF9900BgBBBBBB">
+    <w:name w:val="ColorFF9900BgBBBBBB"/>
+    <w:rPr>
+      <w:color w:val="FF9900"/>
+      <w:shd w:val="clear" w:color="auto" w:fill="BBBBBB"/>
+    </w:rPr>
+  </w:style>
+  <w:style w:type="character" w:customStyle="1" w:styleId="ColorFF9900BgF06666">
+    <w:name w:val="ColorFF9900BgF06666"/>
+    <w:rPr>
+      <w:color w:val="FF9900"/>
+      <w:shd w:val="clear" w:color="auto" w:fill="F06666"/>
+    </w:rPr>
+  </w:style>
+  <w:style w:type="character" w:customStyle="1" w:styleId="ColorFF9900BgFFC266">
+    <w:name w:val="ColorFF9900BgFFC266"/>
+    <w:rPr>
+      <w:color w:val="FF9900"/>
+      <w:shd w:val="clear" w:color="auto" w:fill="FFC266"/>
+    </w:rPr>
+  </w:style>
+  <w:style w:type="character" w:customStyle="1" w:styleId="ColorFF9900BgFFFF66">
+    <w:name w:val="ColorFF9900BgFFFF66"/>
+    <w:rPr>
+      <w:color w:val="FF9900"/>
+      <w:shd w:val="clear" w:color="auto" w:fill="FFFF66"/>
+    </w:rPr>
+  </w:style>
+  <w:style w:type="character" w:customStyle="1" w:styleId="ColorFF9900Bg66B966">
+    <w:name w:val="ColorFF9900Bg66B966"/>
+    <w:rPr>
+      <w:color w:val="FF9900"/>
+      <w:shd w:val="clear" w:color="auto" w:fill="66B966"/>
+    </w:rPr>
+  </w:style>
+  <w:style w:type="character" w:customStyle="1" w:styleId="ColorFF9900Bg66A3E0">
+    <w:name w:val="ColorFF9900Bg66A3E0"/>
+    <w:rPr>
+      <w:color w:val="FF9900"/>
+      <w:shd w:val="clear" w:color="auto" w:fill="66A3E0"/>
+    </w:rPr>
+  </w:style>
+  <w:style w:type="character" w:customStyle="1" w:styleId="ColorFF9900BgC285FF">
+    <w:name w:val="ColorFF9900BgC285FF"/>
+    <w:rPr>
+      <w:color w:val="FF9900"/>
+      <w:shd w:val="clear" w:color="auto" w:fill="C285FF"/>
+    </w:rPr>
+  </w:style>
+  <w:style w:type="character" w:customStyle="1" w:styleId="ColorFF9900Bg888888">
+    <w:name w:val="ColorFF9900Bg888888"/>
+    <w:rPr>
+      <w:color w:val="FF9900"/>
+      <w:shd w:val="clear" w:color="auto" w:fill="888888"/>
+    </w:rPr>
+  </w:style>
+  <w:style w:type="character" w:customStyle="1" w:styleId="ColorFF9900BgA10000">
+    <w:name w:val="ColorFF9900BgA10000"/>
+    <w:rPr>
+      <w:color w:val="FF9900"/>
+      <w:shd w:val="clear" w:color="auto" w:fill="A10000"/>
+    </w:rPr>
+  </w:style>
+  <w:style w:type="character" w:customStyle="1" w:styleId="ColorFF9900BgB26B00">
+    <w:name w:val="ColorFF9900BgB26B00"/>
+    <w:rPr>
+      <w:color w:val="FF9900"/>
+      <w:shd w:val="clear" w:color="auto" w:fill="B26B00"/>
+    </w:rPr>
+  </w:style>
+  <w:style w:type="character" w:customStyle="1" w:styleId="ColorFF9900BgB2B200">
+    <w:name w:val="ColorFF9900BgB2B200"/>
+    <w:rPr>
+      <w:color w:val="FF9900"/>
+      <w:shd w:val="clear" w:color="auto" w:fill="B2B200"/>
+    </w:rPr>
+  </w:style>
+  <w:style w:type="character" w:customStyle="1" w:styleId="ColorFF9900Bg006100">
+    <w:name w:val="ColorFF9900Bg006100"/>
+    <w:rPr>
+      <w:color w:val="FF9900"/>
+      <w:shd w:val="clear" w:color="auto" w:fill="006100"/>
+    </w:rPr>
+  </w:style>
+  <w:style w:type="character" w:customStyle="1" w:styleId="ColorFF9900Bg0047B2">
+    <w:name w:val="ColorFF9900Bg0047B2"/>
+    <w:rPr>
+      <w:color w:val="FF9900"/>
+      <w:shd w:val="clear" w:color="auto" w:fill="0047B2"/>
+    </w:rPr>
+  </w:style>
+  <w:style w:type="character" w:customStyle="1" w:styleId="ColorFF9900Bg6B24B2">
+    <w:name w:val="ColorFF9900Bg6B24B2"/>
+    <w:rPr>
+      <w:color w:val="FF9900"/>
+      <w:shd w:val="clear" w:color="auto" w:fill="6B24B2"/>
+    </w:rPr>
+  </w:style>
+  <w:style w:type="character" w:customStyle="1" w:styleId="ColorFF9900Bg444444">
+    <w:name w:val="ColorFF9900Bg444444"/>
+    <w:rPr>
+      <w:color w:val="FF9900"/>
+      <w:shd w:val="clear" w:color="auto" w:fill="444444"/>
+    </w:rPr>
+  </w:style>
+  <w:style w:type="character" w:customStyle="1" w:styleId="ColorFF9900Bg5C0000">
+    <w:name w:val="ColorFF9900Bg5C0000"/>
+    <w:rPr>
+      <w:color w:val="FF9900"/>
+      <w:shd w:val="clear" w:color="auto" w:fill="5C0000"/>
+    </w:rPr>
+  </w:style>
+  <w:style w:type="character" w:customStyle="1" w:styleId="ColorFF9900Bg663D00">
+    <w:name w:val="ColorFF9900Bg663D00"/>
+    <w:rPr>
+      <w:color w:val="FF9900"/>
+      <w:shd w:val="clear" w:color="auto" w:fill="663D00"/>
+    </w:rPr>
+  </w:style>
+  <w:style w:type="character" w:customStyle="1" w:styleId="ColorFF9900Bg666600">
+    <w:name w:val="ColorFF9900Bg666600"/>
+    <w:rPr>
+      <w:color w:val="FF9900"/>
+      <w:shd w:val="clear" w:color="auto" w:fill="666600"/>
+    </w:rPr>
+  </w:style>
+  <w:style w:type="character" w:customStyle="1" w:styleId="ColorFF9900Bg003700">
+    <w:name w:val="ColorFF9900Bg003700"/>
+    <w:rPr>
+      <w:color w:val="FF9900"/>
+      <w:shd w:val="clear" w:color="auto" w:fill="003700"/>
+    </w:rPr>
+  </w:style>
+  <w:style w:type="character" w:customStyle="1" w:styleId="ColorFF9900Bg002966">
+    <w:name w:val="ColorFF9900Bg002966"/>
+    <w:rPr>
+      <w:color w:val="FF9900"/>
+      <w:shd w:val="clear" w:color="auto" w:fill="002966"/>
+    </w:rPr>
+  </w:style>
+  <w:style w:type="character" w:customStyle="1" w:styleId="ColorFF9900Bg3D1466">
+    <w:name w:val="ColorFF9900Bg3D1466"/>
+    <w:rPr>
+      <w:color w:val="FF9900"/>
+      <w:shd w:val="clear" w:color="auto" w:fill="3D1466"/>
+    </w:rPr>
+  </w:style>
+  <w:style w:type="character" w:customStyle="1" w:styleId="ColorFFFF00">
+    <w:name w:val="ColorFFFF00"/>
+    <w:rPr>
+      <w:color w:val="FFFF00"/>
+    </w:rPr>
+  </w:style>
+  <w:style w:type="character" w:customStyle="1" w:styleId="ColorFFFF00BgE60000">
+    <w:name w:val="ColorFFFF00BgE60000"/>
+    <w:rPr>
+      <w:color w:val="FFFF00"/>
+      <w:shd w:val="clear" w:color="auto" w:fill="E60000"/>
+    </w:rPr>
+  </w:style>
+  <w:style w:type="character" w:customStyle="1" w:styleId="ColorFFFF00BgFF9900">
+    <w:name w:val="ColorFFFF00BgFF9900"/>
+    <w:rPr>
+      <w:color w:val="FFFF00"/>
+      <w:shd w:val="clear" w:color="auto" w:fill="FF9900"/>
+    </w:rPr>
+  </w:style>
+  <w:style w:type="character" w:customStyle="1" w:styleId="ColorFFFF00BgFFFF00">
+    <w:name w:val="ColorFFFF00BgFFFF00"/>
+    <w:rPr>
+      <w:color w:val="FFFF00"/>
+      <w:shd w:val="clear" w:color="auto" w:fill="FFFF00"/>
+    </w:rPr>
+  </w:style>
+  <w:style w:type="character" w:customStyle="1" w:styleId="ColorFFFF00Bg008A00">
+    <w:name w:val="ColorFFFF00Bg008A00"/>
+    <w:rPr>
+      <w:color w:val="FFFF00"/>
+      <w:shd w:val="clear" w:color="auto" w:fill="008A00"/>
+    </w:rPr>
+  </w:style>
+  <w:style w:type="character" w:customStyle="1" w:styleId="ColorFFFF00Bg0066CC">
+    <w:name w:val="ColorFFFF00Bg0066CC"/>
+    <w:rPr>
+      <w:color w:val="FFFF00"/>
+      <w:shd w:val="clear" w:color="auto" w:fill="0066CC"/>
+    </w:rPr>
+  </w:style>
+  <w:style w:type="character" w:customStyle="1" w:styleId="ColorFFFF00Bg9933FF">
+    <w:name w:val="ColorFFFF00Bg9933FF"/>
+    <w:rPr>
+      <w:color w:val="FFFF00"/>
+      <w:shd w:val="clear" w:color="auto" w:fill="9933FF"/>
+    </w:rPr>
+  </w:style>
+  <w:style w:type="character" w:customStyle="1" w:styleId="ColorFFFF00BgFFFFFF">
+    <w:name w:val="ColorFFFF00BgFFFFFF"/>
+    <w:rPr>
+      <w:color w:val="FFFF00"/>
+      <w:shd w:val="clear" w:color="auto" w:fill="FFFFFF"/>
+    </w:rPr>
+  </w:style>
+  <w:style w:type="character" w:customStyle="1" w:styleId="ColorFFFF00BgFACCCC">
+    <w:name w:val="ColorFFFF00BgFACCCC"/>
+    <w:rPr>
+      <w:color w:val="FFFF00"/>
+      <w:shd w:val="clear" w:color="auto" w:fill="FACCCC"/>
+    </w:rPr>
+  </w:style>
+  <w:style w:type="character" w:customStyle="1" w:styleId="ColorFFFF00BgFFEBCC">
+    <w:name w:val="ColorFFFF00BgFFEBCC"/>
+    <w:rPr>
+      <w:color w:val="FFFF00"/>
+      <w:shd w:val="clear" w:color="auto" w:fill="FFEBCC"/>
+    </w:rPr>
+  </w:style>
+  <w:style w:type="character" w:customStyle="1" w:styleId="ColorFFFF00BgFFFFCC">
+    <w:name w:val="ColorFFFF00BgFFFFCC"/>
+    <w:rPr>
+      <w:color w:val="FFFF00"/>
+      <w:shd w:val="clear" w:color="auto" w:fill="FFFFCC"/>
+    </w:rPr>
+  </w:style>
+  <w:style w:type="character" w:customStyle="1" w:styleId="ColorFFFF00BgCCE8CC">
+    <w:name w:val="ColorFFFF00BgCCE8CC"/>
+    <w:rPr>
+      <w:color w:val="FFFF00"/>
+      <w:shd w:val="clear" w:color="auto" w:fill="CCE8CC"/>
+    </w:rPr>
+  </w:style>
+  <w:style w:type="character" w:customStyle="1" w:styleId="ColorFFFF00BgCCE0F5">
+    <w:name w:val="ColorFFFF00BgCCE0F5"/>
+    <w:rPr>
+      <w:color w:val="FFFF00"/>
+      <w:shd w:val="clear" w:color="auto" w:fill="CCE0F5"/>
+    </w:rPr>
+  </w:style>
+  <w:style w:type="character" w:customStyle="1" w:styleId="ColorFFFF00BgEBD6FF">
+    <w:name w:val="ColorFFFF00BgEBD6FF"/>
+    <w:rPr>
+      <w:color w:val="FFFF00"/>
+      <w:shd w:val="clear" w:color="auto" w:fill="EBD6FF"/>
+    </w:rPr>
+  </w:style>
+  <w:style w:type="character" w:customStyle="1" w:styleId="ColorFFFF00BgBBBBBB">
+    <w:name w:val="ColorFFFF00BgBBBBBB"/>
+    <w:rPr>
+      <w:color w:val="FFFF00"/>
+      <w:shd w:val="clear" w:color="auto" w:fill="BBBBBB"/>
+    </w:rPr>
+  </w:style>
+  <w:style w:type="character" w:customStyle="1" w:styleId="ColorFFFF00BgF06666">
+    <w:name w:val="ColorFFFF00BgF06666"/>
+    <w:rPr>
+      <w:color w:val="FFFF00"/>
+      <w:shd w:val="clear" w:color="auto" w:fill="F06666"/>
+    </w:rPr>
+  </w:style>
+  <w:style w:type="character" w:customStyle="1" w:styleId="ColorFFFF00BgFFC266">
+    <w:name w:val="ColorFFFF00BgFFC266"/>
+    <w:rPr>
+      <w:color w:val="FFFF00"/>
+      <w:shd w:val="clear" w:color="auto" w:fill="FFC266"/>
+    </w:rPr>
+  </w:style>
+  <w:style w:type="character" w:customStyle="1" w:styleId="ColorFFFF00BgFFFF66">
+    <w:name w:val="ColorFFFF00BgFFFF66"/>
+    <w:rPr>
+      <w:color w:val="FFFF00"/>
+      <w:shd w:val="clear" w:color="auto" w:fill="FFFF66"/>
+    </w:rPr>
+  </w:style>
+  <w:style w:type="character" w:customStyle="1" w:styleId="ColorFFFF00Bg66B966">
+    <w:name w:val="ColorFFFF00Bg66B966"/>
+    <w:rPr>
+      <w:color w:val="FFFF00"/>
+      <w:shd w:val="clear" w:color="auto" w:fill="66B966"/>
+    </w:rPr>
+  </w:style>
+  <w:style w:type="character" w:customStyle="1" w:styleId="ColorFFFF00Bg66A3E0">
+    <w:name w:val="ColorFFFF00Bg66A3E0"/>
+    <w:rPr>
+      <w:color w:val="FFFF00"/>
+      <w:shd w:val="clear" w:color="auto" w:fill="66A3E0"/>
+    </w:rPr>
+  </w:style>
+  <w:style w:type="character" w:customStyle="1" w:styleId="ColorFFFF00BgC285FF">
+    <w:name w:val="ColorFFFF00BgC285FF"/>
+    <w:rPr>
+      <w:color w:val="FFFF00"/>
+      <w:shd w:val="clear" w:color="auto" w:fill="C285FF"/>
+    </w:rPr>
+  </w:style>
+  <w:style w:type="character" w:customStyle="1" w:styleId="ColorFFFF00Bg888888">
+    <w:name w:val="ColorFFFF00Bg888888"/>
+    <w:rPr>
+      <w:color w:val="FFFF00"/>
+      <w:shd w:val="clear" w:color="auto" w:fill="888888"/>
+    </w:rPr>
+  </w:style>
+  <w:style w:type="character" w:customStyle="1" w:styleId="ColorFFFF00BgA10000">
+    <w:name w:val="ColorFFFF00BgA10000"/>
+    <w:rPr>
+      <w:color w:val="FFFF00"/>
+      <w:shd w:val="clear" w:color="auto" w:fill="A10000"/>
+    </w:rPr>
+  </w:style>
+  <w:style w:type="character" w:customStyle="1" w:styleId="ColorFFFF00BgB26B00">
+    <w:name w:val="ColorFFFF00BgB26B00"/>
+    <w:rPr>
+      <w:color w:val="FFFF00"/>
+      <w:shd w:val="clear" w:color="auto" w:fill="B26B00"/>
+    </w:rPr>
+  </w:style>
+  <w:style w:type="character" w:customStyle="1" w:styleId="ColorFFFF00BgB2B200">
+    <w:name w:val="ColorFFFF00BgB2B200"/>
+    <w:rPr>
+      <w:color w:val="FFFF00"/>
+      <w:shd w:val="clear" w:color="auto" w:fill="B2B200"/>
+    </w:rPr>
+  </w:style>
+  <w:style w:type="character" w:customStyle="1" w:styleId="ColorFFFF00Bg006100">
+    <w:name w:val="ColorFFFF00Bg006100"/>
+    <w:rPr>
+      <w:color w:val="FFFF00"/>
+      <w:shd w:val="clear" w:color="auto" w:fill="006100"/>
+    </w:rPr>
+  </w:style>
+  <w:style w:type="character" w:customStyle="1" w:styleId="ColorFFFF00Bg0047B2">
+    <w:name w:val="ColorFFFF00Bg0047B2"/>
+    <w:rPr>
+      <w:color w:val="FFFF00"/>
+      <w:shd w:val="clear" w:color="auto" w:fill="0047B2"/>
+    </w:rPr>
+  </w:style>
+  <w:style w:type="character" w:customStyle="1" w:styleId="ColorFFFF00Bg6B24B2">
+    <w:name w:val="ColorFFFF00Bg6B24B2"/>
+    <w:rPr>
+      <w:color w:val="FFFF00"/>
+      <w:shd w:val="clear" w:color="auto" w:fill="6B24B2"/>
+    </w:rPr>
+  </w:style>
+  <w:style w:type="character" w:customStyle="1" w:styleId="ColorFFFF00Bg444444">
+    <w:name w:val="ColorFFFF00Bg444444"/>
+    <w:rPr>
+      <w:color w:val="FFFF00"/>
+      <w:shd w:val="clear" w:color="auto" w:fill="444444"/>
+    </w:rPr>
+  </w:style>
+  <w:style w:type="character" w:customStyle="1" w:styleId="ColorFFFF00Bg5C0000">
+    <w:name w:val="ColorFFFF00Bg5C0000"/>
+    <w:rPr>
+      <w:color w:val="FFFF00"/>
+      <w:shd w:val="clear" w:color="auto" w:fill="5C0000"/>
+    </w:rPr>
+  </w:style>
+  <w:style w:type="character" w:customStyle="1" w:styleId="ColorFFFF00Bg663D00">
+    <w:name w:val="ColorFFFF00Bg663D00"/>
+    <w:rPr>
+      <w:color w:val="FFFF00"/>
+      <w:shd w:val="clear" w:color="auto" w:fill="663D00"/>
+    </w:rPr>
+  </w:style>
+  <w:style w:type="character" w:customStyle="1" w:styleId="ColorFFFF00Bg666600">
+    <w:name w:val="ColorFFFF00Bg666600"/>
+    <w:rPr>
+      <w:color w:val="FFFF00"/>
+      <w:shd w:val="clear" w:color="auto" w:fill="666600"/>
+    </w:rPr>
+  </w:style>
+  <w:style w:type="character" w:customStyle="1" w:styleId="ColorFFFF00Bg003700">
+    <w:name w:val="ColorFFFF00Bg003700"/>
+    <w:rPr>
+      <w:color w:val="FFFF00"/>
+      <w:shd w:val="clear" w:color="auto" w:fill="003700"/>
+    </w:rPr>
+  </w:style>
+  <w:style w:type="character" w:customStyle="1" w:styleId="ColorFFFF00Bg002966">
+    <w:name w:val="ColorFFFF00Bg002966"/>
+    <w:rPr>
+      <w:color w:val="FFFF00"/>
+      <w:shd w:val="clear" w:color="auto" w:fill="002966"/>
+    </w:rPr>
+  </w:style>
+  <w:style w:type="character" w:customStyle="1" w:styleId="ColorFFFF00Bg3D1466">
+    <w:name w:val="ColorFFFF00Bg3D1466"/>
+    <w:rPr>
+      <w:color w:val="FFFF00"/>
+      <w:shd w:val="clear" w:color="auto" w:fill="3D1466"/>
+    </w:rPr>
+  </w:style>
+  <w:style w:type="character" w:customStyle="1" w:styleId="Color008A00">
+    <w:name w:val="Color008A00"/>
+    <w:rPr>
+      <w:color w:val="008A00"/>
+    </w:rPr>
+  </w:style>
+  <w:style w:type="character" w:customStyle="1" w:styleId="Color008A00BgE60000">
+    <w:name w:val="Color008A00BgE60000"/>
+    <w:rPr>
+      <w:color w:val="008A00"/>
+      <w:shd w:val="clear" w:color="auto" w:fill="E60000"/>
+    </w:rPr>
+  </w:style>
+  <w:style w:type="character" w:customStyle="1" w:styleId="Color008A00BgFF9900">
+    <w:name w:val="Color008A00BgFF9900"/>
+    <w:rPr>
+      <w:color w:val="008A00"/>
+      <w:shd w:val="clear" w:color="auto" w:fill="FF9900"/>
+    </w:rPr>
+  </w:style>
+  <w:style w:type="character" w:customStyle="1" w:styleId="Color008A00BgFFFF00">
+    <w:name w:val="Color008A00BgFFFF00"/>
+    <w:rPr>
+      <w:color w:val="008A00"/>
+      <w:shd w:val="clear" w:color="auto" w:fill="FFFF00"/>
+    </w:rPr>
+  </w:style>
+  <w:style w:type="character" w:customStyle="1" w:styleId="Color008A00Bg008A00">
+    <w:name w:val="Color008A00Bg008A00"/>
+    <w:rPr>
+      <w:color w:val="008A00"/>
+      <w:shd w:val="clear" w:color="auto" w:fill="008A00"/>
+    </w:rPr>
+  </w:style>
+  <w:style w:type="character" w:customStyle="1" w:styleId="Color008A00Bg0066CC">
+    <w:name w:val="Color008A00Bg0066CC"/>
+    <w:rPr>
+      <w:color w:val="008A00"/>
+      <w:shd w:val="clear" w:color="auto" w:fill="0066CC"/>
+    </w:rPr>
+  </w:style>
+  <w:style w:type="character" w:customStyle="1" w:styleId="Color008A00Bg9933FF">
+    <w:name w:val="Color008A00Bg9933FF"/>
+    <w:rPr>
+      <w:color w:val="008A00"/>
+      <w:shd w:val="clear" w:color="auto" w:fill="9933FF"/>
+    </w:rPr>
+  </w:style>
+  <w:style w:type="character" w:customStyle="1" w:styleId="Color008A00BgFFFFFF">
+    <w:name w:val="Color008A00BgFFFFFF"/>
+    <w:rPr>
+      <w:color w:val="008A00"/>
+      <w:shd w:val="clear" w:color="auto" w:fill="FFFFFF"/>
+    </w:rPr>
+  </w:style>
+  <w:style w:type="character" w:customStyle="1" w:styleId="Color008A00BgFACCCC">
+    <w:name w:val="Color008A00BgFACCCC"/>
+    <w:rPr>
+      <w:color w:val="008A00"/>
+      <w:shd w:val="clear" w:color="auto" w:fill="FACCCC"/>
+    </w:rPr>
+  </w:style>
+  <w:style w:type="character" w:customStyle="1" w:styleId="Color008A00BgFFEBCC">
+    <w:name w:val="Color008A00BgFFEBCC"/>
+    <w:rPr>
+      <w:color w:val="008A00"/>
+      <w:shd w:val="clear" w:color="auto" w:fill="FFEBCC"/>
+    </w:rPr>
+  </w:style>
+  <w:style w:type="character" w:customStyle="1" w:styleId="Color008A00BgFFFFCC">
+    <w:name w:val="Color008A00BgFFFFCC"/>
+    <w:rPr>
+      <w:color w:val="008A00"/>
+      <w:shd w:val="clear" w:color="auto" w:fill="FFFFCC"/>
+    </w:rPr>
+  </w:style>
+  <w:style w:type="character" w:customStyle="1" w:styleId="Color008A00BgCCE8CC">
+    <w:name w:val="Color008A00BgCCE8CC"/>
+    <w:rPr>
+      <w:color w:val="008A00"/>
+      <w:shd w:val="clear" w:color="auto" w:fill="CCE8CC"/>
+    </w:rPr>
+  </w:style>
+  <w:style w:type="character" w:customStyle="1" w:styleId="Color008A00BgCCE0F5">
+    <w:name w:val="Color008A00BgCCE0F5"/>
+    <w:rPr>
+      <w:color w:val="008A00"/>
+      <w:shd w:val="clear" w:color="auto" w:fill="CCE0F5"/>
+    </w:rPr>
+  </w:style>
+  <w:style w:type="character" w:customStyle="1" w:styleId="Color008A00BgEBD6FF">
+    <w:name w:val="Color008A00BgEBD6FF"/>
+    <w:rPr>
+      <w:color w:val="008A00"/>
+      <w:shd w:val="clear" w:color="auto" w:fill="EBD6FF"/>
+    </w:rPr>
+  </w:style>
+  <w:style w:type="character" w:customStyle="1" w:styleId="Color008A00BgBBBBBB">
+    <w:name w:val="Color008A00BgBBBBBB"/>
+    <w:rPr>
+      <w:color w:val="008A00"/>
+      <w:shd w:val="clear" w:color="auto" w:fill="BBBBBB"/>
+    </w:rPr>
+  </w:style>
+  <w:style w:type="character" w:customStyle="1" w:styleId="Color008A00BgF06666">
+    <w:name w:val="Color008A00BgF06666"/>
+    <w:rPr>
+      <w:color w:val="008A00"/>
+      <w:shd w:val="clear" w:color="auto" w:fill="F06666"/>
+    </w:rPr>
+  </w:style>
+  <w:style w:type="character" w:customStyle="1" w:styleId="Color008A00BgFFC266">
+    <w:name w:val="Color008A00BgFFC266"/>
+    <w:rPr>
+      <w:color w:val="008A00"/>
+      <w:shd w:val="clear" w:color="auto" w:fill="FFC266"/>
+    </w:rPr>
+  </w:style>
+  <w:style w:type="character" w:customStyle="1" w:styleId="Color008A00BgFFFF66">
+    <w:name w:val="Color008A00BgFFFF66"/>
+    <w:rPr>
+      <w:color w:val="008A00"/>
+      <w:shd w:val="clear" w:color="auto" w:fill="FFFF66"/>
+    </w:rPr>
+  </w:style>
+  <w:style w:type="character" w:customStyle="1" w:styleId="Color008A00Bg66B966">
+    <w:name w:val="Color008A00Bg66B966"/>
+    <w:rPr>
+      <w:color w:val="008A00"/>
+      <w:shd w:val="clear" w:color="auto" w:fill="66B966"/>
+    </w:rPr>
+  </w:style>
+  <w:style w:type="character" w:customStyle="1" w:styleId="Color008A00Bg66A3E0">
+    <w:name w:val="Color008A00Bg66A3E0"/>
+    <w:rPr>
+      <w:color w:val="008A00"/>
+      <w:shd w:val="clear" w:color="auto" w:fill="66A3E0"/>
+    </w:rPr>
+  </w:style>
+  <w:style w:type="character" w:customStyle="1" w:styleId="Color008A00BgC285FF">
+    <w:name w:val="Color008A00BgC285FF"/>
+    <w:rPr>
+      <w:color w:val="008A00"/>
+      <w:shd w:val="clear" w:color="auto" w:fill="C285FF"/>
+    </w:rPr>
+  </w:style>
+  <w:style w:type="character" w:customStyle="1" w:styleId="Color008A00Bg888888">
+    <w:name w:val="Color008A00Bg888888"/>
+    <w:rPr>
+      <w:color w:val="008A00"/>
+      <w:shd w:val="clear" w:color="auto" w:fill="888888"/>
+    </w:rPr>
+  </w:style>
+  <w:style w:type="character" w:customStyle="1" w:styleId="Color008A00BgA10000">
+    <w:name w:val="Color008A00BgA10000"/>
+    <w:rPr>
+      <w:color w:val="008A00"/>
+      <w:shd w:val="clear" w:color="auto" w:fill="A10000"/>
+    </w:rPr>
+  </w:style>
+  <w:style w:type="character" w:customStyle="1" w:styleId="Color008A00BgB26B00">
+    <w:name w:val="Color008A00BgB26B00"/>
+    <w:rPr>
+      <w:color w:val="008A00"/>
+      <w:shd w:val="clear" w:color="auto" w:fill="B26B00"/>
+    </w:rPr>
+  </w:style>
+  <w:style w:type="character" w:customStyle="1" w:styleId="Color008A00BgB2B200">
+    <w:name w:val="Color008A00BgB2B200"/>
+    <w:rPr>
+      <w:color w:val="008A00"/>
+      <w:shd w:val="clear" w:color="auto" w:fill="B2B200"/>
+    </w:rPr>
+  </w:style>
+  <w:style w:type="character" w:customStyle="1" w:styleId="Color008A00Bg006100">
+    <w:name w:val="Color008A00Bg006100"/>
+    <w:rPr>
+      <w:color w:val="008A00"/>
+      <w:shd w:val="clear" w:color="auto" w:fill="006100"/>
+    </w:rPr>
+  </w:style>
+  <w:style w:type="character" w:customStyle="1" w:styleId="Color008A00Bg0047B2">
+    <w:name w:val="Color008A00Bg0047B2"/>
+    <w:rPr>
+      <w:color w:val="008A00"/>
+      <w:shd w:val="clear" w:color="auto" w:fill="0047B2"/>
+    </w:rPr>
+  </w:style>
+  <w:style w:type="character" w:customStyle="1" w:styleId="Color008A00Bg6B24B2">
+    <w:name w:val="Color008A00Bg6B24B2"/>
+    <w:rPr>
+      <w:color w:val="008A00"/>
+      <w:shd w:val="clear" w:color="auto" w:fill="6B24B2"/>
+    </w:rPr>
+  </w:style>
+  <w:style w:type="character" w:customStyle="1" w:styleId="Color008A00Bg444444">
+    <w:name w:val="Color008A00Bg444444"/>
+    <w:rPr>
+      <w:color w:val="008A00"/>
+      <w:shd w:val="clear" w:color="auto" w:fill="444444"/>
+    </w:rPr>
+  </w:style>
+  <w:style w:type="character" w:customStyle="1" w:styleId="Color008A00Bg5C0000">
+    <w:name w:val="Color008A00Bg5C0000"/>
+    <w:rPr>
+      <w:color w:val="008A00"/>
+      <w:shd w:val="clear" w:color="auto" w:fill="5C0000"/>
+    </w:rPr>
+  </w:style>
+  <w:style w:type="character" w:customStyle="1" w:styleId="Color008A00Bg663D00">
+    <w:name w:val="Color008A00Bg663D00"/>
+    <w:rPr>
+      <w:color w:val="008A00"/>
+      <w:shd w:val="clear" w:color="auto" w:fill="663D00"/>
+    </w:rPr>
+  </w:style>
+  <w:style w:type="character" w:customStyle="1" w:styleId="Color008A00Bg666600">
+    <w:name w:val="Color008A00Bg666600"/>
+    <w:rPr>
+      <w:color w:val="008A00"/>
+      <w:shd w:val="clear" w:color="auto" w:fill="666600"/>
+    </w:rPr>
+  </w:style>
+  <w:style w:type="character" w:customStyle="1" w:styleId="Color008A00Bg003700">
+    <w:name w:val="Color008A00Bg003700"/>
+    <w:rPr>
+      <w:color w:val="008A00"/>
+      <w:shd w:val="clear" w:color="auto" w:fill="003700"/>
+    </w:rPr>
+  </w:style>
+  <w:style w:type="character" w:customStyle="1" w:styleId="Color008A00Bg002966">
+    <w:name w:val="Color008A00Bg002966"/>
+    <w:rPr>
+      <w:color w:val="008A00"/>
+      <w:shd w:val="clear" w:color="auto" w:fill="002966"/>
+    </w:rPr>
+  </w:style>
+  <w:style w:type="character" w:customStyle="1" w:styleId="Color008A00Bg3D1466">
+    <w:name w:val="Color008A00Bg3D1466"/>
+    <w:rPr>
+      <w:color w:val="008A00"/>
+      <w:shd w:val="clear" w:color="auto" w:fill="3D1466"/>
+    </w:rPr>
+  </w:style>
+  <w:style w:type="character" w:customStyle="1" w:styleId="Color0066CC">
+    <w:name w:val="Color0066CC"/>
+    <w:rPr>
+      <w:color w:val="0066CC"/>
+    </w:rPr>
+  </w:style>
+  <w:style w:type="character" w:customStyle="1" w:styleId="Color0066CCBgE60000">
+    <w:name w:val="Color0066CCBgE60000"/>
+    <w:rPr>
+      <w:color w:val="0066CC"/>
+      <w:shd w:val="clear" w:color="auto" w:fill="E60000"/>
+    </w:rPr>
+  </w:style>
+  <w:style w:type="character" w:customStyle="1" w:styleId="Color0066CCBgFF9900">
+    <w:name w:val="Color0066CCBgFF9900"/>
+    <w:rPr>
+      <w:color w:val="0066CC"/>
+      <w:shd w:val="clear" w:color="auto" w:fill="FF9900"/>
+    </w:rPr>
+  </w:style>
+  <w:style w:type="character" w:customStyle="1" w:styleId="Color0066CCBgFFFF00">
+    <w:name w:val="Color0066CCBgFFFF00"/>
+    <w:rPr>
+      <w:color w:val="0066CC"/>
+      <w:shd w:val="clear" w:color="auto" w:fill="FFFF00"/>
+    </w:rPr>
+  </w:style>
+  <w:style w:type="character" w:customStyle="1" w:styleId="Color0066CCBg008A00">
+    <w:name w:val="Color0066CCBg008A00"/>
+    <w:rPr>
+      <w:color w:val="0066CC"/>
+      <w:shd w:val="clear" w:color="auto" w:fill="008A00"/>
+    </w:rPr>
+  </w:style>
+  <w:style w:type="character" w:customStyle="1" w:styleId="Color0066CCBg0066CC">
+    <w:name w:val="Color0066CCBg0066CC"/>
+    <w:rPr>
+      <w:color w:val="0066CC"/>
+      <w:shd w:val="clear" w:color="auto" w:fill="0066CC"/>
+    </w:rPr>
+  </w:style>
+  <w:style w:type="character" w:customStyle="1" w:styleId="Color0066CCBg9933FF">
+    <w:name w:val="Color0066CCBg9933FF"/>
+    <w:rPr>
+      <w:color w:val="0066CC"/>
+      <w:shd w:val="clear" w:color="auto" w:fill="9933FF"/>
+    </w:rPr>
+  </w:style>
+  <w:style w:type="character" w:customStyle="1" w:styleId="Color0066CCBgFFFFFF">
+    <w:name w:val="Color0066CCBgFFFFFF"/>
+    <w:rPr>
+      <w:color w:val="0066CC"/>
+      <w:shd w:val="clear" w:color="auto" w:fill="FFFFFF"/>
+    </w:rPr>
+  </w:style>
+  <w:style w:type="character" w:customStyle="1" w:styleId="Color0066CCBgFACCCC">
+    <w:name w:val="Color0066CCBgFACCCC"/>
+    <w:rPr>
+      <w:color w:val="0066CC"/>
+      <w:shd w:val="clear" w:color="auto" w:fill="FACCCC"/>
+    </w:rPr>
+  </w:style>
+  <w:style w:type="character" w:customStyle="1" w:styleId="Color0066CCBgFFEBCC">
+    <w:name w:val="Color0066CCBgFFEBCC"/>
+    <w:rPr>
+      <w:color w:val="0066CC"/>
+      <w:shd w:val="clear" w:color="auto" w:fill="FFEBCC"/>
+    </w:rPr>
+  </w:style>
+  <w:style w:type="character" w:customStyle="1" w:styleId="Color0066CCBgFFFFCC">
+    <w:name w:val="Color0066CCBgFFFFCC"/>
+    <w:rPr>
+      <w:color w:val="0066CC"/>
+      <w:shd w:val="clear" w:color="auto" w:fill="FFFFCC"/>
+    </w:rPr>
+  </w:style>
+  <w:style w:type="character" w:customStyle="1" w:styleId="Color0066CCBgCCE8CC">
+    <w:name w:val="Color0066CCBgCCE8CC"/>
+    <w:rPr>
+      <w:color w:val="0066CC"/>
+      <w:shd w:val="clear" w:color="auto" w:fill="CCE8CC"/>
+    </w:rPr>
+  </w:style>
+  <w:style w:type="character" w:customStyle="1" w:styleId="Color0066CCBgCCE0F5">
+    <w:name w:val="Color0066CCBgCCE0F5"/>
+    <w:rPr>
+      <w:color w:val="0066CC"/>
+      <w:shd w:val="clear" w:color="auto" w:fill="CCE0F5"/>
+    </w:rPr>
+  </w:style>
+  <w:style w:type="character" w:customStyle="1" w:styleId="Color0066CCBgEBD6FF">
+    <w:name w:val="Color0066CCBgEBD6FF"/>
+    <w:rPr>
+      <w:color w:val="0066CC"/>
+      <w:shd w:val="clear" w:color="auto" w:fill="EBD6FF"/>
+    </w:rPr>
+  </w:style>
+  <w:style w:type="character" w:customStyle="1" w:styleId="Color0066CCBgBBBBBB">
+    <w:name w:val="Color0066CCBgBBBBBB"/>
+    <w:rPr>
+      <w:color w:val="0066CC"/>
+      <w:shd w:val="clear" w:color="auto" w:fill="BBBBBB"/>
+    </w:rPr>
+  </w:style>
+  <w:style w:type="character" w:customStyle="1" w:styleId="Color0066CCBgF06666">
+    <w:name w:val="Color0066CCBgF06666"/>
+    <w:rPr>
+      <w:color w:val="0066CC"/>
+      <w:shd w:val="clear" w:color="auto" w:fill="F06666"/>
+    </w:rPr>
+  </w:style>
+  <w:style w:type="character" w:customStyle="1" w:styleId="Color0066CCBgFFC266">
+    <w:name w:val="Color0066CCBgFFC266"/>
+    <w:rPr>
+      <w:color w:val="0066CC"/>
+      <w:shd w:val="clear" w:color="auto" w:fill="FFC266"/>
+    </w:rPr>
+  </w:style>
+  <w:style w:type="character" w:customStyle="1" w:styleId="Color0066CCBgFFFF66">
+    <w:name w:val="Color0066CCBgFFFF66"/>
+    <w:rPr>
+      <w:color w:val="0066CC"/>
+      <w:shd w:val="clear" w:color="auto" w:fill="FFFF66"/>
+    </w:rPr>
+  </w:style>
+  <w:style w:type="character" w:customStyle="1" w:styleId="Color0066CCBg66B966">
+    <w:name w:val="Color0066CCBg66B966"/>
+    <w:rPr>
+      <w:color w:val="0066CC"/>
+      <w:shd w:val="clear" w:color="auto" w:fill="66B966"/>
+    </w:rPr>
+  </w:style>
+  <w:style w:type="character" w:customStyle="1" w:styleId="Color0066CCBg66A3E0">
+    <w:name w:val="Color0066CCBg66A3E0"/>
+    <w:rPr>
+      <w:color w:val="0066CC"/>
+      <w:shd w:val="clear" w:color="auto" w:fill="66A3E0"/>
+    </w:rPr>
+  </w:style>
+  <w:style w:type="character" w:customStyle="1" w:styleId="Color0066CCBgC285FF">
+    <w:name w:val="Color0066CCBgC285FF"/>
+    <w:rPr>
+      <w:color w:val="0066CC"/>
+      <w:shd w:val="clear" w:color="auto" w:fill="C285FF"/>
+    </w:rPr>
+  </w:style>
+  <w:style w:type="character" w:customStyle="1" w:styleId="Color0066CCBg888888">
+    <w:name w:val="Color0066CCBg888888"/>
+    <w:rPr>
+      <w:color w:val="0066CC"/>
+      <w:shd w:val="clear" w:color="auto" w:fill="888888"/>
+    </w:rPr>
+  </w:style>
+  <w:style w:type="character" w:customStyle="1" w:styleId="Color0066CCBgA10000">
+    <w:name w:val="Color0066CCBgA10000"/>
+    <w:rPr>
+      <w:color w:val="0066CC"/>
+      <w:shd w:val="clear" w:color="auto" w:fill="A10000"/>
+    </w:rPr>
+  </w:style>
+  <w:style w:type="character" w:customStyle="1" w:styleId="Color0066CCBgB26B00">
+    <w:name w:val="Color0066CCBgB26B00"/>
+    <w:rPr>
+      <w:color w:val="0066CC"/>
+      <w:shd w:val="clear" w:color="auto" w:fill="B26B00"/>
+    </w:rPr>
+  </w:style>
+  <w:style w:type="character" w:customStyle="1" w:styleId="Color0066CCBgB2B200">
+    <w:name w:val="Color0066CCBgB2B200"/>
+    <w:rPr>
+      <w:color w:val="0066CC"/>
+      <w:shd w:val="clear" w:color="auto" w:fill="B2B200"/>
+    </w:rPr>
+  </w:style>
+  <w:style w:type="character" w:customStyle="1" w:styleId="Color0066CCBg006100">
+    <w:name w:val="Color0066CCBg006100"/>
+    <w:rPr>
+      <w:color w:val="0066CC"/>
+      <w:shd w:val="clear" w:color="auto" w:fill="006100"/>
+    </w:rPr>
+  </w:style>
+  <w:style w:type="character" w:customStyle="1" w:styleId="Color0066CCBg0047B2">
+    <w:name w:val="Color0066CCBg0047B2"/>
+    <w:rPr>
+      <w:color w:val="0066CC"/>
+      <w:shd w:val="clear" w:color="auto" w:fill="0047B2"/>
+    </w:rPr>
+  </w:style>
+  <w:style w:type="character" w:customStyle="1" w:styleId="Color0066CCBg6B24B2">
+    <w:name w:val="Color0066CCBg6B24B2"/>
+    <w:rPr>
+      <w:color w:val="0066CC"/>
+      <w:shd w:val="clear" w:color="auto" w:fill="6B24B2"/>
+    </w:rPr>
+  </w:style>
+  <w:style w:type="character" w:customStyle="1" w:styleId="Color0066CCBg444444">
+    <w:name w:val="Color0066CCBg444444"/>
+    <w:rPr>
+      <w:color w:val="0066CC"/>
+      <w:shd w:val="clear" w:color="auto" w:fill="444444"/>
+    </w:rPr>
+  </w:style>
+  <w:style w:type="character" w:customStyle="1" w:styleId="Color0066CCBg5C0000">
+    <w:name w:val="Color0066CCBg5C0000"/>
+    <w:rPr>
+      <w:color w:val="0066CC"/>
+      <w:shd w:val="clear" w:color="auto" w:fill="5C0000"/>
+    </w:rPr>
+  </w:style>
+  <w:style w:type="character" w:customStyle="1" w:styleId="Color0066CCBg663D00">
+    <w:name w:val="Color0066CCBg663D00"/>
+    <w:rPr>
+      <w:color w:val="0066CC"/>
+      <w:shd w:val="clear" w:color="auto" w:fill="663D00"/>
+    </w:rPr>
+  </w:style>
+  <w:style w:type="character" w:customStyle="1" w:styleId="Color0066CCBg666600">
+    <w:name w:val="Color0066CCBg666600"/>
+    <w:rPr>
+      <w:color w:val="0066CC"/>
+      <w:shd w:val="clear" w:color="auto" w:fill="666600"/>
+    </w:rPr>
+  </w:style>
+  <w:style w:type="character" w:customStyle="1" w:styleId="Color0066CCBg003700">
+    <w:name w:val="Color0066CCBg003700"/>
+    <w:rPr>
+      <w:color w:val="0066CC"/>
+      <w:shd w:val="clear" w:color="auto" w:fill="003700"/>
+    </w:rPr>
+  </w:style>
+  <w:style w:type="character" w:customStyle="1" w:styleId="Color0066CCBg002966">
+    <w:name w:val="Color0066CCBg002966"/>
+    <w:rPr>
+      <w:color w:val="0066CC"/>
+      <w:shd w:val="clear" w:color="auto" w:fill="002966"/>
+    </w:rPr>
+  </w:style>
+  <w:style w:type="character" w:customStyle="1" w:styleId="Color0066CCBg3D1466">
+    <w:name w:val="Color0066CCBg3D1466"/>
+    <w:rPr>
+      <w:color w:val="0066CC"/>
+      <w:shd w:val="clear" w:color="auto" w:fill="3D1466"/>
+    </w:rPr>
+  </w:style>
+  <w:style w:type="character" w:customStyle="1" w:styleId="Color9933FF">
+    <w:name w:val="Color9933FF"/>
+    <w:rPr>
+      <w:color w:val="9933FF"/>
+    </w:rPr>
+  </w:style>
+  <w:style w:type="character" w:customStyle="1" w:styleId="Color9933FFBgE60000">
+    <w:name w:val="Color9933FFBgE60000"/>
+    <w:rPr>
+      <w:color w:val="9933FF"/>
+      <w:shd w:val="clear" w:color="auto" w:fill="E60000"/>
+    </w:rPr>
+  </w:style>
+  <w:style w:type="character" w:customStyle="1" w:styleId="Color9933FFBgFF9900">
+    <w:name w:val="Color9933FFBgFF9900"/>
+    <w:rPr>
+      <w:color w:val="9933FF"/>
+      <w:shd w:val="clear" w:color="auto" w:fill="FF9900"/>
+    </w:rPr>
+  </w:style>
+  <w:style w:type="character" w:customStyle="1" w:styleId="Color9933FFBgFFFF00">
+    <w:name w:val="Color9933FFBgFFFF00"/>
+    <w:rPr>
+      <w:color w:val="9933FF"/>
+      <w:shd w:val="clear" w:color="auto" w:fill="FFFF00"/>
+    </w:rPr>
+  </w:style>
+  <w:style w:type="character" w:customStyle="1" w:styleId="Color9933FFBg008A00">
+    <w:name w:val="Color9933FFBg008A00"/>
+    <w:rPr>
+      <w:color w:val="9933FF"/>
+      <w:shd w:val="clear" w:color="auto" w:fill="008A00"/>
+    </w:rPr>
+  </w:style>
+  <w:style w:type="character" w:customStyle="1" w:styleId="Color9933FFBg0066CC">
+    <w:name w:val="Color9933FFBg0066CC"/>
+    <w:rPr>
+      <w:color w:val="9933FF"/>
+      <w:shd w:val="clear" w:color="auto" w:fill="0066CC"/>
+    </w:rPr>
+  </w:style>
+  <w:style w:type="character" w:customStyle="1" w:styleId="Color9933FFBg9933FF">
+    <w:name w:val="Color9933FFBg9933FF"/>
+    <w:rPr>
+      <w:color w:val="9933FF"/>
+      <w:shd w:val="clear" w:color="auto" w:fill="9933FF"/>
+    </w:rPr>
+  </w:style>
+  <w:style w:type="character" w:customStyle="1" w:styleId="Color9933FFBgFFFFFF">
+    <w:name w:val="Color9933FFBgFFFFFF"/>
+    <w:rPr>
+      <w:color w:val="9933FF"/>
+      <w:shd w:val="clear" w:color="auto" w:fill="FFFFFF"/>
+    </w:rPr>
+  </w:style>
+  <w:style w:type="character" w:customStyle="1" w:styleId="Color9933FFBgFACCCC">
+    <w:name w:val="Color9933FFBgFACCCC"/>
+    <w:rPr>
+      <w:color w:val="9933FF"/>
+      <w:shd w:val="clear" w:color="auto" w:fill="FACCCC"/>
+    </w:rPr>
+  </w:style>
+  <w:style w:type="character" w:customStyle="1" w:styleId="Color9933FFBgFFEBCC">
+    <w:name w:val="Color9933FFBgFFEBCC"/>
+    <w:rPr>
+      <w:color w:val="9933FF"/>
+      <w:shd w:val="clear" w:color="auto" w:fill="FFEBCC"/>
+    </w:rPr>
+  </w:style>
+  <w:style w:type="character" w:customStyle="1" w:styleId="Color9933FFBgFFFFCC">
+    <w:name w:val="Color9933FFBgFFFFCC"/>
+    <w:rPr>
+      <w:color w:val="9933FF"/>
+      <w:shd w:val="clear" w:color="auto" w:fill="FFFFCC"/>
+    </w:rPr>
+  </w:style>
+  <w:style w:type="character" w:customStyle="1" w:styleId="Color9933FFBgCCE8CC">
+    <w:name w:val="Color9933FFBgCCE8CC"/>
+    <w:rPr>
+      <w:color w:val="9933FF"/>
+      <w:shd w:val="clear" w:color="auto" w:fill="CCE8CC"/>
+    </w:rPr>
+  </w:style>
+  <w:style w:type="character" w:customStyle="1" w:styleId="Color9933FFBgCCE0F5">
+    <w:name w:val="Color9933FFBgCCE0F5"/>
+    <w:rPr>
+      <w:color w:val="9933FF"/>
+      <w:shd w:val="clear" w:color="auto" w:fill="CCE0F5"/>
+    </w:rPr>
+  </w:style>
+  <w:style w:type="character" w:customStyle="1" w:styleId="Color9933FFBgEBD6FF">
+    <w:name w:val="Color9933FFBgEBD6FF"/>
+    <w:rPr>
+      <w:color w:val="9933FF"/>
+      <w:shd w:val="clear" w:color="auto" w:fill="EBD6FF"/>
+    </w:rPr>
+  </w:style>
+  <w:style w:type="character" w:customStyle="1" w:styleId="Color9933FFBgBBBBBB">
+    <w:name w:val="Color9933FFBgBBBBBB"/>
+    <w:rPr>
+      <w:color w:val="9933FF"/>
+      <w:shd w:val="clear" w:color="auto" w:fill="BBBBBB"/>
+    </w:rPr>
+  </w:style>
+  <w:style w:type="character" w:customStyle="1" w:styleId="Color9933FFBgF06666">
+    <w:name w:val="Color9933FFBgF06666"/>
+    <w:rPr>
+      <w:color w:val="9933FF"/>
+      <w:shd w:val="clear" w:color="auto" w:fill="F06666"/>
+    </w:rPr>
+  </w:style>
+  <w:style w:type="character" w:customStyle="1" w:styleId="Color9933FFBgFFC266">
+    <w:name w:val="Color9933FFBgFFC266"/>
+    <w:rPr>
+      <w:color w:val="9933FF"/>
+      <w:shd w:val="clear" w:color="auto" w:fill="FFC266"/>
+    </w:rPr>
+  </w:style>
+  <w:style w:type="character" w:customStyle="1" w:styleId="Color9933FFBgFFFF66">
+    <w:name w:val="Color9933FFBgFFFF66"/>
+    <w:rPr>
+      <w:color w:val="9933FF"/>
+      <w:shd w:val="clear" w:color="auto" w:fill="FFFF66"/>
+    </w:rPr>
+  </w:style>
+  <w:style w:type="character" w:customStyle="1" w:styleId="Color9933FFBg66B966">
+    <w:name w:val="Color9933FFBg66B966"/>
+    <w:rPr>
+      <w:color w:val="9933FF"/>
+      <w:shd w:val="clear" w:color="auto" w:fill="66B966"/>
+    </w:rPr>
+  </w:style>
+  <w:style w:type="character" w:customStyle="1" w:styleId="Color9933FFBg66A3E0">
+    <w:name w:val="Color9933FFBg66A3E0"/>
+    <w:rPr>
+      <w:color w:val="9933FF"/>
+      <w:shd w:val="clear" w:color="auto" w:fill="66A3E0"/>
+    </w:rPr>
+  </w:style>
+  <w:style w:type="character" w:customStyle="1" w:styleId="Color9933FFBgC285FF">
+    <w:name w:val="Color9933FFBgC285FF"/>
+    <w:rPr>
+      <w:color w:val="9933FF"/>
+      <w:shd w:val="clear" w:color="auto" w:fill="C285FF"/>
+    </w:rPr>
+  </w:style>
+  <w:style w:type="character" w:customStyle="1" w:styleId="Color9933FFBg888888">
+    <w:name w:val="Color9933FFBg888888"/>
+    <w:rPr>
+      <w:color w:val="9933FF"/>
+      <w:shd w:val="clear" w:color="auto" w:fill="888888"/>
+    </w:rPr>
+  </w:style>
+  <w:style w:type="character" w:customStyle="1" w:styleId="Color9933FFBgA10000">
+    <w:name w:val="Color9933FFBgA10000"/>
+    <w:rPr>
+      <w:color w:val="9933FF"/>
+      <w:shd w:val="clear" w:color="auto" w:fill="A10000"/>
+    </w:rPr>
+  </w:style>
+  <w:style w:type="character" w:customStyle="1" w:styleId="Color9933FFBgB26B00">
+    <w:name w:val="Color9933FFBgB26B00"/>
+    <w:rPr>
+      <w:color w:val="9933FF"/>
+      <w:shd w:val="clear" w:color="auto" w:fill="B26B00"/>
+    </w:rPr>
+  </w:style>
+  <w:style w:type="character" w:customStyle="1" w:styleId="Color9933FFBgB2B200">
+    <w:name w:val="Color9933FFBgB2B200"/>
+    <w:rPr>
+      <w:color w:val="9933FF"/>
+      <w:shd w:val="clear" w:color="auto" w:fill="B2B200"/>
+    </w:rPr>
+  </w:style>
+  <w:style w:type="character" w:customStyle="1" w:styleId="Color9933FFBg006100">
+    <w:name w:val="Color9933FFBg006100"/>
+    <w:rPr>
+      <w:color w:val="9933FF"/>
+      <w:shd w:val="clear" w:color="auto" w:fill="006100"/>
+    </w:rPr>
+  </w:style>
+  <w:style w:type="character" w:customStyle="1" w:styleId="Color9933FFBg0047B2">
+    <w:name w:val="Color9933FFBg0047B2"/>
+    <w:rPr>
+      <w:color w:val="9933FF"/>
+      <w:shd w:val="clear" w:color="auto" w:fill="0047B2"/>
+    </w:rPr>
+  </w:style>
+  <w:style w:type="character" w:customStyle="1" w:styleId="Color9933FFBg6B24B2">
+    <w:name w:val="Color9933FFBg6B24B2"/>
+    <w:rPr>
+      <w:color w:val="9933FF"/>
+      <w:shd w:val="clear" w:color="auto" w:fill="6B24B2"/>
+    </w:rPr>
+  </w:style>
+  <w:style w:type="character" w:customStyle="1" w:styleId="Color9933FFBg444444">
+    <w:name w:val="Color9933FFBg444444"/>
+    <w:rPr>
+      <w:color w:val="9933FF"/>
+      <w:shd w:val="clear" w:color="auto" w:fill="444444"/>
+    </w:rPr>
+  </w:style>
+  <w:style w:type="character" w:customStyle="1" w:styleId="Color9933FFBg5C0000">
+    <w:name w:val="Color9933FFBg5C0000"/>
+    <w:rPr>
+      <w:color w:val="9933FF"/>
+      <w:shd w:val="clear" w:color="auto" w:fill="5C0000"/>
+    </w:rPr>
+  </w:style>
+  <w:style w:type="character" w:customStyle="1" w:styleId="Color9933FFBg663D00">
+    <w:name w:val="Color9933FFBg663D00"/>
+    <w:rPr>
+      <w:color w:val="9933FF"/>
+      <w:shd w:val="clear" w:color="auto" w:fill="663D00"/>
+    </w:rPr>
+  </w:style>
+  <w:style w:type="character" w:customStyle="1" w:styleId="Color9933FFBg666600">
+    <w:name w:val="Color9933FFBg666600"/>
+    <w:rPr>
+      <w:color w:val="9933FF"/>
+      <w:shd w:val="clear" w:color="auto" w:fill="666600"/>
+    </w:rPr>
+  </w:style>
+  <w:style w:type="character" w:customStyle="1" w:styleId="Color9933FFBg003700">
+    <w:name w:val="Color9933FFBg003700"/>
+    <w:rPr>
+      <w:color w:val="9933FF"/>
+      <w:shd w:val="clear" w:color="auto" w:fill="003700"/>
+    </w:rPr>
+  </w:style>
+  <w:style w:type="character" w:customStyle="1" w:styleId="Color9933FFBg002966">
+    <w:name w:val="Color9933FFBg002966"/>
+    <w:rPr>
+      <w:color w:val="9933FF"/>
+      <w:shd w:val="clear" w:color="auto" w:fill="002966"/>
+    </w:rPr>
+  </w:style>
+  <w:style w:type="character" w:customStyle="1" w:styleId="Color9933FFBg3D1466">
+    <w:name w:val="Color9933FFBg3D1466"/>
+    <w:rPr>
+      <w:color w:val="9933FF"/>
+      <w:shd w:val="clear" w:color="auto" w:fill="3D1466"/>
+    </w:rPr>
+  </w:style>
+  <w:style w:type="character" w:customStyle="1" w:styleId="ColorFFFFFF">
+    <w:name w:val="ColorFFFFFF"/>
+    <w:rPr>
+      <w:color w:val="FFFFFF"/>
+    </w:rPr>
+  </w:style>
+  <w:style w:type="character" w:customStyle="1" w:styleId="ColorFFFFFFBgE60000">
+    <w:name w:val="ColorFFFFFFBgE60000"/>
+    <w:rPr>
+      <w:color w:val="FFFFFF"/>
+      <w:shd w:val="clear" w:color="auto" w:fill="E60000"/>
+    </w:rPr>
+  </w:style>
+  <w:style w:type="character" w:customStyle="1" w:styleId="ColorFFFFFFBgFF9900">
+    <w:name w:val="ColorFFFFFFBgFF9900"/>
+    <w:rPr>
+      <w:color w:val="FFFFFF"/>
+      <w:shd w:val="clear" w:color="auto" w:fill="FF9900"/>
+    </w:rPr>
+  </w:style>
+  <w:style w:type="character" w:customStyle="1" w:styleId="ColorFFFFFFBgFFFF00">
+    <w:name w:val="ColorFFFFFFBgFFFF00"/>
+    <w:rPr>
+      <w:color w:val="FFFFFF"/>
+      <w:shd w:val="clear" w:color="auto" w:fill="FFFF00"/>
+    </w:rPr>
+  </w:style>
+  <w:style w:type="character" w:customStyle="1" w:styleId="ColorFFFFFFBg008A00">
+    <w:name w:val="ColorFFFFFFBg008A00"/>
+    <w:rPr>
+      <w:color w:val="FFFFFF"/>
+      <w:shd w:val="clear" w:color="auto" w:fill="008A00"/>
+    </w:rPr>
+  </w:style>
+  <w:style w:type="character" w:customStyle="1" w:styleId="ColorFFFFFFBg0066CC">
+    <w:name w:val="ColorFFFFFFBg0066CC"/>
+    <w:rPr>
+      <w:color w:val="FFFFFF"/>
+      <w:shd w:val="clear" w:color="auto" w:fill="0066CC"/>
+    </w:rPr>
+  </w:style>
+  <w:style w:type="character" w:customStyle="1" w:styleId="ColorFFFFFFBg9933FF">
+    <w:name w:val="ColorFFFFFFBg9933FF"/>
+    <w:rPr>
+      <w:color w:val="FFFFFF"/>
+      <w:shd w:val="clear" w:color="auto" w:fill="9933FF"/>
+    </w:rPr>
+  </w:style>
+  <w:style w:type="character" w:customStyle="1" w:styleId="ColorFFFFFFBgFFFFFF">
+    <w:name w:val="ColorFFFFFFBgFFFFFF"/>
+    <w:rPr>
+      <w:color w:val="FFFFFF"/>
+      <w:shd w:val="clear" w:color="auto" w:fill="FFFFFF"/>
+    </w:rPr>
+  </w:style>
+  <w:style w:type="character" w:customStyle="1" w:styleId="ColorFFFFFFBgFACCCC">
+    <w:name w:val="ColorFFFFFFBgFACCCC"/>
+    <w:rPr>
+      <w:color w:val="FFFFFF"/>
+      <w:shd w:val="clear" w:color="auto" w:fill="FACCCC"/>
+    </w:rPr>
+  </w:style>
+  <w:style w:type="character" w:customStyle="1" w:styleId="ColorFFFFFFBgFFEBCC">
+    <w:name w:val="ColorFFFFFFBgFFEBCC"/>
+    <w:rPr>
+      <w:color w:val="FFFFFF"/>
+      <w:shd w:val="clear" w:color="auto" w:fill="FFEBCC"/>
+    </w:rPr>
+  </w:style>
+  <w:style w:type="character" w:customStyle="1" w:styleId="ColorFFFFFFBgFFFFCC">
+    <w:name w:val="ColorFFFFFFBgFFFFCC"/>
+    <w:rPr>
+      <w:color w:val="FFFFFF"/>
+      <w:shd w:val="clear" w:color="auto" w:fill="FFFFCC"/>
+    </w:rPr>
+  </w:style>
+  <w:style w:type="character" w:customStyle="1" w:styleId="ColorFFFFFFBgCCE8CC">
+    <w:name w:val="ColorFFFFFFBgCCE8CC"/>
+    <w:rPr>
+      <w:color w:val="FFFFFF"/>
+      <w:shd w:val="clear" w:color="auto" w:fill="CCE8CC"/>
+    </w:rPr>
+  </w:style>
+  <w:style w:type="character" w:customStyle="1" w:styleId="ColorFFFFFFBgCCE0F5">
+    <w:name w:val="ColorFFFFFFBgCCE0F5"/>
+    <w:rPr>
+      <w:color w:val="FFFFFF"/>
+      <w:shd w:val="clear" w:color="auto" w:fill="CCE0F5"/>
+    </w:rPr>
+  </w:style>
+  <w:style w:type="character" w:customStyle="1" w:styleId="ColorFFFFFFBgEBD6FF">
+    <w:name w:val="ColorFFFFFFBgEBD6FF"/>
+    <w:rPr>
+      <w:color w:val="FFFFFF"/>
+      <w:shd w:val="clear" w:color="auto" w:fill="EBD6FF"/>
+    </w:rPr>
+  </w:style>
+  <w:style w:type="character" w:customStyle="1" w:styleId="ColorFFFFFFBgBBBBBB">
+    <w:name w:val="ColorFFFFFFBgBBBBBB"/>
+    <w:rPr>
+      <w:color w:val="FFFFFF"/>
+      <w:shd w:val="clear" w:color="auto" w:fill="BBBBBB"/>
+    </w:rPr>
+  </w:style>
+  <w:style w:type="character" w:customStyle="1" w:styleId="ColorFFFFFFBgF06666">
+    <w:name w:val="ColorFFFFFFBgF06666"/>
+    <w:rPr>
+      <w:color w:val="FFFFFF"/>
+      <w:shd w:val="clear" w:color="auto" w:fill="F06666"/>
+    </w:rPr>
+  </w:style>
+  <w:style w:type="character" w:customStyle="1" w:styleId="ColorFFFFFFBgFFC266">
+    <w:name w:val="ColorFFFFFFBgFFC266"/>
+    <w:rPr>
+      <w:color w:val="FFFFFF"/>
+      <w:shd w:val="clear" w:color="auto" w:fill="FFC266"/>
+    </w:rPr>
+  </w:style>
+  <w:style w:type="character" w:customStyle="1" w:styleId="ColorFFFFFFBgFFFF66">
+    <w:name w:val="ColorFFFFFFBgFFFF66"/>
+    <w:rPr>
+      <w:color w:val="FFFFFF"/>
+      <w:shd w:val="clear" w:color="auto" w:fill="FFFF66"/>
+    </w:rPr>
+  </w:style>
+  <w:style w:type="character" w:customStyle="1" w:styleId="ColorFFFFFFBg66B966">
+    <w:name w:val="ColorFFFFFFBg66B966"/>
+    <w:rPr>
+      <w:color w:val="FFFFFF"/>
+      <w:shd w:val="clear" w:color="auto" w:fill="66B966"/>
+    </w:rPr>
+  </w:style>
+  <w:style w:type="character" w:customStyle="1" w:styleId="ColorFFFFFFBg66A3E0">
+    <w:name w:val="ColorFFFFFFBg66A3E0"/>
+    <w:rPr>
+      <w:color w:val="FFFFFF"/>
+      <w:shd w:val="clear" w:color="auto" w:fill="66A3E0"/>
+    </w:rPr>
+  </w:style>
+  <w:style w:type="character" w:customStyle="1" w:styleId="ColorFFFFFFBgC285FF">
+    <w:name w:val="ColorFFFFFFBgC285FF"/>
+    <w:rPr>
+      <w:color w:val="FFFFFF"/>
+      <w:shd w:val="clear" w:color="auto" w:fill="C285FF"/>
+    </w:rPr>
+  </w:style>
+  <w:style w:type="character" w:customStyle="1" w:styleId="ColorFFFFFFBg888888">
+    <w:name w:val="ColorFFFFFFBg888888"/>
+    <w:rPr>
+      <w:color w:val="FFFFFF"/>
+      <w:shd w:val="clear" w:color="auto" w:fill="888888"/>
+    </w:rPr>
+  </w:style>
+  <w:style w:type="character" w:customStyle="1" w:styleId="ColorFFFFFFBgA10000">
+    <w:name w:val="ColorFFFFFFBgA10000"/>
+    <w:rPr>
+      <w:color w:val="FFFFFF"/>
+      <w:shd w:val="clear" w:color="auto" w:fill="A10000"/>
+    </w:rPr>
+  </w:style>
+  <w:style w:type="character" w:customStyle="1" w:styleId="ColorFFFFFFBgB26B00">
+    <w:name w:val="ColorFFFFFFBgB26B00"/>
+    <w:rPr>
+      <w:color w:val="FFFFFF"/>
+      <w:shd w:val="clear" w:color="auto" w:fill="B26B00"/>
+    </w:rPr>
+  </w:style>
+  <w:style w:type="character" w:customStyle="1" w:styleId="ColorFFFFFFBgB2B200">
+    <w:name w:val="ColorFFFFFFBgB2B200"/>
+    <w:rPr>
+      <w:color w:val="FFFFFF"/>
+      <w:shd w:val="clear" w:color="auto" w:fill="B2B200"/>
+    </w:rPr>
+  </w:style>
+  <w:style w:type="character" w:customStyle="1" w:styleId="ColorFFFFFFBg006100">
+    <w:name w:val="ColorFFFFFFBg006100"/>
+    <w:rPr>
+      <w:color w:val="FFFFFF"/>
+      <w:shd w:val="clear" w:color="auto" w:fill="006100"/>
+    </w:rPr>
+  </w:style>
+  <w:style w:type="character" w:customStyle="1" w:styleId="ColorFFFFFFBg0047B2">
+    <w:name w:val="ColorFFFFFFBg0047B2"/>
+    <w:rPr>
+      <w:color w:val="FFFFFF"/>
+      <w:shd w:val="clear" w:color="auto" w:fill="0047B2"/>
+    </w:rPr>
+  </w:style>
+  <w:style w:type="character" w:customStyle="1" w:styleId="ColorFFFFFFBg6B24B2">
+    <w:name w:val="ColorFFFFFFBg6B24B2"/>
+    <w:rPr>
+      <w:color w:val="FFFFFF"/>
+      <w:shd w:val="clear" w:color="auto" w:fill="6B24B2"/>
+    </w:rPr>
+  </w:style>
+  <w:style w:type="character" w:customStyle="1" w:styleId="ColorFFFFFFBg444444">
+    <w:name w:val="ColorFFFFFFBg444444"/>
+    <w:rPr>
+      <w:color w:val="FFFFFF"/>
+      <w:shd w:val="clear" w:color="auto" w:fill="444444"/>
+    </w:rPr>
+  </w:style>
+  <w:style w:type="character" w:customStyle="1" w:styleId="ColorFFFFFFBg5C0000">
+    <w:name w:val="ColorFFFFFFBg5C0000"/>
+    <w:rPr>
+      <w:color w:val="FFFFFF"/>
+      <w:shd w:val="clear" w:color="auto" w:fill="5C0000"/>
+    </w:rPr>
+  </w:style>
+  <w:style w:type="character" w:customStyle="1" w:styleId="ColorFFFFFFBg663D00">
+    <w:name w:val="ColorFFFFFFBg663D00"/>
+    <w:rPr>
+      <w:color w:val="FFFFFF"/>
+      <w:shd w:val="clear" w:color="auto" w:fill="663D00"/>
+    </w:rPr>
+  </w:style>
+  <w:style w:type="character" w:customStyle="1" w:styleId="ColorFFFFFFBg666600">
+    <w:name w:val="ColorFFFFFFBg666600"/>
+    <w:rPr>
+      <w:color w:val="FFFFFF"/>
+      <w:shd w:val="clear" w:color="auto" w:fill="666600"/>
+    </w:rPr>
+  </w:style>
+  <w:style w:type="character" w:customStyle="1" w:styleId="ColorFFFFFFBg003700">
+    <w:name w:val="ColorFFFFFFBg003700"/>
+    <w:rPr>
+      <w:color w:val="FFFFFF"/>
+      <w:shd w:val="clear" w:color="auto" w:fill="003700"/>
+    </w:rPr>
+  </w:style>
+  <w:style w:type="character" w:customStyle="1" w:styleId="ColorFFFFFFBg002966">
+    <w:name w:val="ColorFFFFFFBg002966"/>
+    <w:rPr>
+      <w:color w:val="FFFFFF"/>
+      <w:shd w:val="clear" w:color="auto" w:fill="002966"/>
+    </w:rPr>
+  </w:style>
+  <w:style w:type="character" w:customStyle="1" w:styleId="ColorFFFFFFBg3D1466">
+    <w:name w:val="ColorFFFFFFBg3D1466"/>
+    <w:rPr>
+      <w:color w:val="FFFFFF"/>
+      <w:shd w:val="clear" w:color="auto" w:fill="3D1466"/>
+    </w:rPr>
+  </w:style>
+  <w:style w:type="character" w:customStyle="1" w:styleId="ColorFACCCC">
+    <w:name w:val="ColorFACCCC"/>
+    <w:rPr>
+      <w:color w:val="FACCCC"/>
+    </w:rPr>
+  </w:style>
+  <w:style w:type="character" w:customStyle="1" w:styleId="ColorFACCCCBgE60000">
+    <w:name w:val="ColorFACCCCBgE60000"/>
+    <w:rPr>
+      <w:color w:val="FACCCC"/>
+      <w:shd w:val="clear" w:color="auto" w:fill="E60000"/>
+    </w:rPr>
+  </w:style>
+  <w:style w:type="character" w:customStyle="1" w:styleId="ColorFACCCCBgFF9900">
+    <w:name w:val="ColorFACCCCBgFF9900"/>
+    <w:rPr>
+      <w:color w:val="FACCCC"/>
+      <w:shd w:val="clear" w:color="auto" w:fill="FF9900"/>
+    </w:rPr>
+  </w:style>
+  <w:style w:type="character" w:customStyle="1" w:styleId="ColorFACCCCBgFFFF00">
+    <w:name w:val="ColorFACCCCBgFFFF00"/>
+    <w:rPr>
+      <w:color w:val="FACCCC"/>
+      <w:shd w:val="clear" w:color="auto" w:fill="FFFF00"/>
+    </w:rPr>
+  </w:style>
+  <w:style w:type="character" w:customStyle="1" w:styleId="ColorFACCCCBg008A00">
+    <w:name w:val="ColorFACCCCBg008A00"/>
+    <w:rPr>
+      <w:color w:val="FACCCC"/>
+      <w:shd w:val="clear" w:color="auto" w:fill="008A00"/>
+    </w:rPr>
+  </w:style>
+  <w:style w:type="character" w:customStyle="1" w:styleId="ColorFACCCCBg0066CC">
+    <w:name w:val="ColorFACCCCBg0066CC"/>
+    <w:rPr>
+      <w:color w:val="FACCCC"/>
+      <w:shd w:val="clear" w:color="auto" w:fill="0066CC"/>
+    </w:rPr>
+  </w:style>
+  <w:style w:type="character" w:customStyle="1" w:styleId="ColorFACCCCBg9933FF">
+    <w:name w:val="ColorFACCCCBg9933FF"/>
+    <w:rPr>
+      <w:color w:val="FACCCC"/>
+      <w:shd w:val="clear" w:color="auto" w:fill="9933FF"/>
+    </w:rPr>
+  </w:style>
+  <w:style w:type="character" w:customStyle="1" w:styleId="ColorFACCCCBgFFFFFF">
+    <w:name w:val="ColorFACCCCBgFFFFFF"/>
+    <w:rPr>
+      <w:color w:val="FACCCC"/>
+      <w:shd w:val="clear" w:color="auto" w:fill="FFFFFF"/>
+    </w:rPr>
+  </w:style>
+  <w:style w:type="character" w:customStyle="1" w:styleId="ColorFACCCCBgFACCCC">
+    <w:name w:val="ColorFACCCCBgFACCCC"/>
+    <w:rPr>
+      <w:color w:val="FACCCC"/>
+      <w:shd w:val="clear" w:color="auto" w:fill="FACCCC"/>
+    </w:rPr>
+  </w:style>
+  <w:style w:type="character" w:customStyle="1" w:styleId="ColorFACCCCBgFFEBCC">
+    <w:name w:val="ColorFACCCCBgFFEBCC"/>
+    <w:rPr>
+      <w:color w:val="FACCCC"/>
+      <w:shd w:val="clear" w:color="auto" w:fill="FFEBCC"/>
+    </w:rPr>
+  </w:style>
+  <w:style w:type="character" w:customStyle="1" w:styleId="ColorFACCCCBgFFFFCC">
+    <w:name w:val="ColorFACCCCBgFFFFCC"/>
+    <w:rPr>
+      <w:color w:val="FACCCC"/>
+      <w:shd w:val="clear" w:color="auto" w:fill="FFFFCC"/>
+    </w:rPr>
+  </w:style>
+  <w:style w:type="character" w:customStyle="1" w:styleId="ColorFACCCCBgCCE8CC">
+    <w:name w:val="ColorFACCCCBgCCE8CC"/>
+    <w:rPr>
+      <w:color w:val="FACCCC"/>
+      <w:shd w:val="clear" w:color="auto" w:fill="CCE8CC"/>
+    </w:rPr>
+  </w:style>
+  <w:style w:type="character" w:customStyle="1" w:styleId="ColorFACCCCBgCCE0F5">
+    <w:name w:val="ColorFACCCCBgCCE0F5"/>
+    <w:rPr>
+      <w:color w:val="FACCCC"/>
+      <w:shd w:val="clear" w:color="auto" w:fill="CCE0F5"/>
+    </w:rPr>
+  </w:style>
+  <w:style w:type="character" w:customStyle="1" w:styleId="ColorFACCCCBgEBD6FF">
+    <w:name w:val="ColorFACCCCBgEBD6FF"/>
+    <w:rPr>
+      <w:color w:val="FACCCC"/>
+      <w:shd w:val="clear" w:color="auto" w:fill="EBD6FF"/>
+    </w:rPr>
+  </w:style>
+  <w:style w:type="character" w:customStyle="1" w:styleId="ColorFACCCCBgBBBBBB">
+    <w:name w:val="ColorFACCCCBgBBBBBB"/>
+    <w:rPr>
+      <w:color w:val="FACCCC"/>
+      <w:shd w:val="clear" w:color="auto" w:fill="BBBBBB"/>
+    </w:rPr>
+  </w:style>
+  <w:style w:type="character" w:customStyle="1" w:styleId="ColorFACCCCBgF06666">
+    <w:name w:val="ColorFACCCCBgF06666"/>
+    <w:rPr>
+      <w:color w:val="FACCCC"/>
+      <w:shd w:val="clear" w:color="auto" w:fill="F06666"/>
+    </w:rPr>
+  </w:style>
+  <w:style w:type="character" w:customStyle="1" w:styleId="ColorFACCCCBgFFC266">
+    <w:name w:val="ColorFACCCCBgFFC266"/>
+    <w:rPr>
+      <w:color w:val="FACCCC"/>
+      <w:shd w:val="clear" w:color="auto" w:fill="FFC266"/>
+    </w:rPr>
+  </w:style>
+  <w:style w:type="character" w:customStyle="1" w:styleId="ColorFACCCCBgFFFF66">
+    <w:name w:val="ColorFACCCCBgFFFF66"/>
+    <w:rPr>
+      <w:color w:val="FACCCC"/>
+      <w:shd w:val="clear" w:color="auto" w:fill="FFFF66"/>
+    </w:rPr>
+  </w:style>
+  <w:style w:type="character" w:customStyle="1" w:styleId="ColorFACCCCBg66B966">
+    <w:name w:val="ColorFACCCCBg66B966"/>
+    <w:rPr>
+      <w:color w:val="FACCCC"/>
+      <w:shd w:val="clear" w:color="auto" w:fill="66B966"/>
+    </w:rPr>
+  </w:style>
+  <w:style w:type="character" w:customStyle="1" w:styleId="ColorFACCCCBg66A3E0">
+    <w:name w:val="ColorFACCCCBg66A3E0"/>
+    <w:rPr>
+      <w:color w:val="FACCCC"/>
+      <w:shd w:val="clear" w:color="auto" w:fill="66A3E0"/>
+    </w:rPr>
+  </w:style>
+  <w:style w:type="character" w:customStyle="1" w:styleId="ColorFACCCCBgC285FF">
+    <w:name w:val="ColorFACCCCBgC285FF"/>
+    <w:rPr>
+      <w:color w:val="FACCCC"/>
+      <w:shd w:val="clear" w:color="auto" w:fill="C285FF"/>
+    </w:rPr>
+  </w:style>
+  <w:style w:type="character" w:customStyle="1" w:styleId="ColorFACCCCBg888888">
+    <w:name w:val="ColorFACCCCBg888888"/>
+    <w:rPr>
+      <w:color w:val="FACCCC"/>
+      <w:shd w:val="clear" w:color="auto" w:fill="888888"/>
+    </w:rPr>
+  </w:style>
+  <w:style w:type="character" w:customStyle="1" w:styleId="ColorFACCCCBgA10000">
+    <w:name w:val="ColorFACCCCBgA10000"/>
+    <w:rPr>
+      <w:color w:val="FACCCC"/>
+      <w:shd w:val="clear" w:color="auto" w:fill="A10000"/>
+    </w:rPr>
+  </w:style>
+  <w:style w:type="character" w:customStyle="1" w:styleId="ColorFACCCCBgB26B00">
+    <w:name w:val="ColorFACCCCBgB26B00"/>
+    <w:rPr>
+      <w:color w:val="FACCCC"/>
+      <w:shd w:val="clear" w:color="auto" w:fill="B26B00"/>
+    </w:rPr>
+  </w:style>
+  <w:style w:type="character" w:customStyle="1" w:styleId="ColorFACCCCBgB2B200">
+    <w:name w:val="ColorFACCCCBgB2B200"/>
+    <w:rPr>
+      <w:color w:val="FACCCC"/>
+      <w:shd w:val="clear" w:color="auto" w:fill="B2B200"/>
+    </w:rPr>
+  </w:style>
+  <w:style w:type="character" w:customStyle="1" w:styleId="ColorFACCCCBg006100">
+    <w:name w:val="ColorFACCCCBg006100"/>
+    <w:rPr>
+      <w:color w:val="FACCCC"/>
+      <w:shd w:val="clear" w:color="auto" w:fill="006100"/>
+    </w:rPr>
+  </w:style>
+  <w:style w:type="character" w:customStyle="1" w:styleId="ColorFACCCCBg0047B2">
+    <w:name w:val="ColorFACCCCBg0047B2"/>
+    <w:rPr>
+      <w:color w:val="FACCCC"/>
+      <w:shd w:val="clear" w:color="auto" w:fill="0047B2"/>
+    </w:rPr>
+  </w:style>
+  <w:style w:type="character" w:customStyle="1" w:styleId="ColorFACCCCBg6B24B2">
+    <w:name w:val="ColorFACCCCBg6B24B2"/>
+    <w:rPr>
+      <w:color w:val="FACCCC"/>
+      <w:shd w:val="clear" w:color="auto" w:fill="6B24B2"/>
+    </w:rPr>
+  </w:style>
+  <w:style w:type="character" w:customStyle="1" w:styleId="ColorFACCCCBg444444">
+    <w:name w:val="ColorFACCCCBg444444"/>
+    <w:rPr>
+      <w:color w:val="FACCCC"/>
+      <w:shd w:val="clear" w:color="auto" w:fill="444444"/>
+    </w:rPr>
+  </w:style>
+  <w:style w:type="character" w:customStyle="1" w:styleId="ColorFACCCCBg5C0000">
+    <w:name w:val="ColorFACCCCBg5C0000"/>
+    <w:rPr>
+      <w:color w:val="FACCCC"/>
+      <w:shd w:val="clear" w:color="auto" w:fill="5C0000"/>
+    </w:rPr>
+  </w:style>
+  <w:style w:type="character" w:customStyle="1" w:styleId="ColorFACCCCBg663D00">
+    <w:name w:val="ColorFACCCCBg663D00"/>
+    <w:rPr>
+      <w:color w:val="FACCCC"/>
+      <w:shd w:val="clear" w:color="auto" w:fill="663D00"/>
+    </w:rPr>
+  </w:style>
+  <w:style w:type="character" w:customStyle="1" w:styleId="ColorFACCCCBg666600">
+    <w:name w:val="ColorFACCCCBg666600"/>
+    <w:rPr>
+      <w:color w:val="FACCCC"/>
+      <w:shd w:val="clear" w:color="auto" w:fill="666600"/>
+    </w:rPr>
+  </w:style>
+  <w:style w:type="character" w:customStyle="1" w:styleId="ColorFACCCCBg003700">
+    <w:name w:val="ColorFACCCCBg003700"/>
+    <w:rPr>
+      <w:color w:val="FACCCC"/>
+      <w:shd w:val="clear" w:color="auto" w:fill="003700"/>
+    </w:rPr>
+  </w:style>
+  <w:style w:type="character" w:customStyle="1" w:styleId="ColorFACCCCBg002966">
+    <w:name w:val="ColorFACCCCBg002966"/>
+    <w:rPr>
+      <w:color w:val="FACCCC"/>
+      <w:shd w:val="clear" w:color="auto" w:fill="002966"/>
+    </w:rPr>
+  </w:style>
+  <w:style w:type="character" w:customStyle="1" w:styleId="ColorFACCCCBg3D1466">
+    <w:name w:val="ColorFACCCCBg3D1466"/>
+    <w:rPr>
+      <w:color w:val="FACCCC"/>
+      <w:shd w:val="clear" w:color="auto" w:fill="3D1466"/>
+    </w:rPr>
+  </w:style>
+  <w:style w:type="character" w:customStyle="1" w:styleId="ColorFFEBCC">
+    <w:name w:val="ColorFFEBCC"/>
+    <w:rPr>
+      <w:color w:val="FFEBCC"/>
+    </w:rPr>
+  </w:style>
+  <w:style w:type="character" w:customStyle="1" w:styleId="ColorFFEBCCBgE60000">
+    <w:name w:val="ColorFFEBCCBgE60000"/>
+    <w:rPr>
+      <w:color w:val="FFEBCC"/>
+      <w:shd w:val="clear" w:color="auto" w:fill="E60000"/>
+    </w:rPr>
+  </w:style>
+  <w:style w:type="character" w:customStyle="1" w:styleId="ColorFFEBCCBgFF9900">
+    <w:name w:val="ColorFFEBCCBgFF9900"/>
+    <w:rPr>
+      <w:color w:val="FFEBCC"/>
+      <w:shd w:val="clear" w:color="auto" w:fill="FF9900"/>
+    </w:rPr>
+  </w:style>
+  <w:style w:type="character" w:customStyle="1" w:styleId="ColorFFEBCCBgFFFF00">
+    <w:name w:val="ColorFFEBCCBgFFFF00"/>
+    <w:rPr>
+      <w:color w:val="FFEBCC"/>
+      <w:shd w:val="clear" w:color="auto" w:fill="FFFF00"/>
+    </w:rPr>
+  </w:style>
+  <w:style w:type="character" w:customStyle="1" w:styleId="ColorFFEBCCBg008A00">
+    <w:name w:val="ColorFFEBCCBg008A00"/>
+    <w:rPr>
+      <w:color w:val="FFEBCC"/>
+      <w:shd w:val="clear" w:color="auto" w:fill="008A00"/>
+    </w:rPr>
+  </w:style>
+  <w:style w:type="character" w:customStyle="1" w:styleId="ColorFFEBCCBg0066CC">
+    <w:name w:val="ColorFFEBCCBg0066CC"/>
+    <w:rPr>
+      <w:color w:val="FFEBCC"/>
+      <w:shd w:val="clear" w:color="auto" w:fill="0066CC"/>
+    </w:rPr>
+  </w:style>
+  <w:style w:type="character" w:customStyle="1" w:styleId="ColorFFEBCCBg9933FF">
+    <w:name w:val="ColorFFEBCCBg9933FF"/>
+    <w:rPr>
+      <w:color w:val="FFEBCC"/>
+      <w:shd w:val="clear" w:color="auto" w:fill="9933FF"/>
+    </w:rPr>
+  </w:style>
+  <w:style w:type="character" w:customStyle="1" w:styleId="ColorFFEBCCBgFFFFFF">
+    <w:name w:val="ColorFFEBCCBgFFFFFF"/>
+    <w:rPr>
+      <w:color w:val="FFEBCC"/>
+      <w:shd w:val="clear" w:color="auto" w:fill="FFFFFF"/>
+    </w:rPr>
+  </w:style>
+  <w:style w:type="character" w:customStyle="1" w:styleId="ColorFFEBCCBgFACCCC">
+    <w:name w:val="ColorFFEBCCBgFACCCC"/>
+    <w:rPr>
+      <w:color w:val="FFEBCC"/>
+      <w:shd w:val="clear" w:color="auto" w:fill="FACCCC"/>
+    </w:rPr>
+  </w:style>
+  <w:style w:type="character" w:customStyle="1" w:styleId="ColorFFEBCCBgFFEBCC">
+    <w:name w:val="ColorFFEBCCBgFFEBCC"/>
+    <w:rPr>
+      <w:color w:val="FFEBCC"/>
+      <w:shd w:val="clear" w:color="auto" w:fill="FFEBCC"/>
+    </w:rPr>
+  </w:style>
+  <w:style w:type="character" w:customStyle="1" w:styleId="ColorFFEBCCBgFFFFCC">
+    <w:name w:val="ColorFFEBCCBgFFFFCC"/>
+    <w:rPr>
+      <w:color w:val="FFEBCC"/>
+      <w:shd w:val="clear" w:color="auto" w:fill="FFFFCC"/>
+    </w:rPr>
+  </w:style>
+  <w:style w:type="character" w:customStyle="1" w:styleId="ColorFFEBCCBgCCE8CC">
+    <w:name w:val="ColorFFEBCCBgCCE8CC"/>
+    <w:rPr>
+      <w:color w:val="FFEBCC"/>
+      <w:shd w:val="clear" w:color="auto" w:fill="CCE8CC"/>
+    </w:rPr>
+  </w:style>
+  <w:style w:type="character" w:customStyle="1" w:styleId="ColorFFEBCCBgCCE0F5">
+    <w:name w:val="ColorFFEBCCBgCCE0F5"/>
+    <w:rPr>
+      <w:color w:val="FFEBCC"/>
+      <w:shd w:val="clear" w:color="auto" w:fill="CCE0F5"/>
+    </w:rPr>
+  </w:style>
+  <w:style w:type="character" w:customStyle="1" w:styleId="ColorFFEBCCBgEBD6FF">
+    <w:name w:val="ColorFFEBCCBgEBD6FF"/>
+    <w:rPr>
+      <w:color w:val="FFEBCC"/>
+      <w:shd w:val="clear" w:color="auto" w:fill="EBD6FF"/>
+    </w:rPr>
+  </w:style>
+  <w:style w:type="character" w:customStyle="1" w:styleId="ColorFFEBCCBgBBBBBB">
+    <w:name w:val="ColorFFEBCCBgBBBBBB"/>
+    <w:rPr>
+      <w:color w:val="FFEBCC"/>
+      <w:shd w:val="clear" w:color="auto" w:fill="BBBBBB"/>
+    </w:rPr>
+  </w:style>
+  <w:style w:type="character" w:customStyle="1" w:styleId="ColorFFEBCCBgF06666">
+    <w:name w:val="ColorFFEBCCBgF06666"/>
+    <w:rPr>
+      <w:color w:val="FFEBCC"/>
+      <w:shd w:val="clear" w:color="auto" w:fill="F06666"/>
+    </w:rPr>
+  </w:style>
+  <w:style w:type="character" w:customStyle="1" w:styleId="ColorFFEBCCBgFFC266">
+    <w:name w:val="ColorFFEBCCBgFFC266"/>
+    <w:rPr>
+      <w:color w:val="FFEBCC"/>
+      <w:shd w:val="clear" w:color="auto" w:fill="FFC266"/>
+    </w:rPr>
+  </w:style>
+  <w:style w:type="character" w:customStyle="1" w:styleId="ColorFFEBCCBgFFFF66">
+    <w:name w:val="ColorFFEBCCBgFFFF66"/>
+    <w:rPr>
+      <w:color w:val="FFEBCC"/>
+      <w:shd w:val="clear" w:color="auto" w:fill="FFFF66"/>
+    </w:rPr>
+  </w:style>
+  <w:style w:type="character" w:customStyle="1" w:styleId="ColorFFEBCCBg66B966">
+    <w:name w:val="ColorFFEBCCBg66B966"/>
+    <w:rPr>
+      <w:color w:val="FFEBCC"/>
+      <w:shd w:val="clear" w:color="auto" w:fill="66B966"/>
+    </w:rPr>
+  </w:style>
+  <w:style w:type="character" w:customStyle="1" w:styleId="ColorFFEBCCBg66A3E0">
+    <w:name w:val="ColorFFEBCCBg66A3E0"/>
+    <w:rPr>
+      <w:color w:val="FFEBCC"/>
+      <w:shd w:val="clear" w:color="auto" w:fill="66A3E0"/>
+    </w:rPr>
+  </w:style>
+  <w:style w:type="character" w:customStyle="1" w:styleId="ColorFFEBCCBgC285FF">
+    <w:name w:val="ColorFFEBCCBgC285FF"/>
+    <w:rPr>
+      <w:color w:val="FFEBCC"/>
+      <w:shd w:val="clear" w:color="auto" w:fill="C285FF"/>
+    </w:rPr>
+  </w:style>
+  <w:style w:type="character" w:customStyle="1" w:styleId="ColorFFEBCCBg888888">
+    <w:name w:val="ColorFFEBCCBg888888"/>
+    <w:rPr>
+      <w:color w:val="FFEBCC"/>
+      <w:shd w:val="clear" w:color="auto" w:fill="888888"/>
+    </w:rPr>
+  </w:style>
+  <w:style w:type="character" w:customStyle="1" w:styleId="ColorFFEBCCBgA10000">
+    <w:name w:val="ColorFFEBCCBgA10000"/>
+    <w:rPr>
+      <w:color w:val="FFEBCC"/>
+      <w:shd w:val="clear" w:color="auto" w:fill="A10000"/>
+    </w:rPr>
+  </w:style>
+  <w:style w:type="character" w:customStyle="1" w:styleId="ColorFFEBCCBgB26B00">
+    <w:name w:val="ColorFFEBCCBgB26B00"/>
+    <w:rPr>
+      <w:color w:val="FFEBCC"/>
+      <w:shd w:val="clear" w:color="auto" w:fill="B26B00"/>
+    </w:rPr>
+  </w:style>
+  <w:style w:type="character" w:customStyle="1" w:styleId="ColorFFEBCCBgB2B200">
+    <w:name w:val="ColorFFEBCCBgB2B200"/>
+    <w:rPr>
+      <w:color w:val="FFEBCC"/>
+      <w:shd w:val="clear" w:color="auto" w:fill="B2B200"/>
+    </w:rPr>
+  </w:style>
+  <w:style w:type="character" w:customStyle="1" w:styleId="ColorFFEBCCBg006100">
+    <w:name w:val="ColorFFEBCCBg006100"/>
+    <w:rPr>
+      <w:color w:val="FFEBCC"/>
+      <w:shd w:val="clear" w:color="auto" w:fill="006100"/>
+    </w:rPr>
+  </w:style>
+  <w:style w:type="character" w:customStyle="1" w:styleId="ColorFFEBCCBg0047B2">
+    <w:name w:val="ColorFFEBCCBg0047B2"/>
+    <w:rPr>
+      <w:color w:val="FFEBCC"/>
+      <w:shd w:val="clear" w:color="auto" w:fill="0047B2"/>
+    </w:rPr>
+  </w:style>
+  <w:style w:type="character" w:customStyle="1" w:styleId="ColorFFEBCCBg6B24B2">
+    <w:name w:val="ColorFFEBCCBg6B24B2"/>
+    <w:rPr>
+      <w:color w:val="FFEBCC"/>
+      <w:shd w:val="clear" w:color="auto" w:fill="6B24B2"/>
+    </w:rPr>
+  </w:style>
+  <w:style w:type="character" w:customStyle="1" w:styleId="ColorFFEBCCBg444444">
+    <w:name w:val="ColorFFEBCCBg444444"/>
+    <w:rPr>
+      <w:color w:val="FFEBCC"/>
+      <w:shd w:val="clear" w:color="auto" w:fill="444444"/>
+    </w:rPr>
+  </w:style>
+  <w:style w:type="character" w:customStyle="1" w:styleId="ColorFFEBCCBg5C0000">
+    <w:name w:val="ColorFFEBCCBg5C0000"/>
+    <w:rPr>
+      <w:color w:val="FFEBCC"/>
+      <w:shd w:val="clear" w:color="auto" w:fill="5C0000"/>
+    </w:rPr>
+  </w:style>
+  <w:style w:type="character" w:customStyle="1" w:styleId="ColorFFEBCCBg663D00">
+    <w:name w:val="ColorFFEBCCBg663D00"/>
+    <w:rPr>
+      <w:color w:val="FFEBCC"/>
+      <w:shd w:val="clear" w:color="auto" w:fill="663D00"/>
+    </w:rPr>
+  </w:style>
+  <w:style w:type="character" w:customStyle="1" w:styleId="ColorFFEBCCBg666600">
+    <w:name w:val="ColorFFEBCCBg666600"/>
+    <w:rPr>
+      <w:color w:val="FFEBCC"/>
+      <w:shd w:val="clear" w:color="auto" w:fill="666600"/>
+    </w:rPr>
+  </w:style>
+  <w:style w:type="character" w:customStyle="1" w:styleId="ColorFFEBCCBg003700">
+    <w:name w:val="ColorFFEBCCBg003700"/>
+    <w:rPr>
+      <w:color w:val="FFEBCC"/>
+      <w:shd w:val="clear" w:color="auto" w:fill="003700"/>
+    </w:rPr>
+  </w:style>
+  <w:style w:type="character" w:customStyle="1" w:styleId="ColorFFEBCCBg002966">
+    <w:name w:val="ColorFFEBCCBg002966"/>
+    <w:rPr>
+      <w:color w:val="FFEBCC"/>
+      <w:shd w:val="clear" w:color="auto" w:fill="002966"/>
+    </w:rPr>
+  </w:style>
+  <w:style w:type="character" w:customStyle="1" w:styleId="ColorFFEBCCBg3D1466">
+    <w:name w:val="ColorFFEBCCBg3D1466"/>
+    <w:rPr>
+      <w:color w:val="FFEBCC"/>
+      <w:shd w:val="clear" w:color="auto" w:fill="3D1466"/>
+    </w:rPr>
+  </w:style>
+  <w:style w:type="character" w:customStyle="1" w:styleId="ColorFFFFCC">
+    <w:name w:val="ColorFFFFCC"/>
+    <w:rPr>
+      <w:color w:val="FFFFCC"/>
+    </w:rPr>
+  </w:style>
+  <w:style w:type="character" w:customStyle="1" w:styleId="ColorFFFFCCBgE60000">
+    <w:name w:val="ColorFFFFCCBgE60000"/>
+    <w:rPr>
+      <w:color w:val="FFFFCC"/>
+      <w:shd w:val="clear" w:color="auto" w:fill="E60000"/>
+    </w:rPr>
+  </w:style>
+  <w:style w:type="character" w:customStyle="1" w:styleId="ColorFFFFCCBgFF9900">
+    <w:name w:val="ColorFFFFCCBgFF9900"/>
+    <w:rPr>
+      <w:color w:val="FFFFCC"/>
+      <w:shd w:val="clear" w:color="auto" w:fill="FF9900"/>
+    </w:rPr>
+  </w:style>
+  <w:style w:type="character" w:customStyle="1" w:styleId="ColorFFFFCCBgFFFF00">
+    <w:name w:val="ColorFFFFCCBgFFFF00"/>
+    <w:rPr>
+      <w:color w:val="FFFFCC"/>
+      <w:shd w:val="clear" w:color="auto" w:fill="FFFF00"/>
+    </w:rPr>
+  </w:style>
+  <w:style w:type="character" w:customStyle="1" w:styleId="ColorFFFFCCBg008A00">
+    <w:name w:val="ColorFFFFCCBg008A00"/>
+    <w:rPr>
+      <w:color w:val="FFFFCC"/>
+      <w:shd w:val="clear" w:color="auto" w:fill="008A00"/>
+    </w:rPr>
+  </w:style>
+  <w:style w:type="character" w:customStyle="1" w:styleId="ColorFFFFCCBg0066CC">
+    <w:name w:val="ColorFFFFCCBg0066CC"/>
+    <w:rPr>
+      <w:color w:val="FFFFCC"/>
+      <w:shd w:val="clear" w:color="auto" w:fill="0066CC"/>
+    </w:rPr>
+  </w:style>
+  <w:style w:type="character" w:customStyle="1" w:styleId="ColorFFFFCCBg9933FF">
+    <w:name w:val="ColorFFFFCCBg9933FF"/>
+    <w:rPr>
+      <w:color w:val="FFFFCC"/>
+      <w:shd w:val="clear" w:color="auto" w:fill="9933FF"/>
+    </w:rPr>
+  </w:style>
+  <w:style w:type="character" w:customStyle="1" w:styleId="ColorFFFFCCBgFFFFFF">
+    <w:name w:val="ColorFFFFCCBgFFFFFF"/>
+    <w:rPr>
+      <w:color w:val="FFFFCC"/>
+      <w:shd w:val="clear" w:color="auto" w:fill="FFFFFF"/>
+    </w:rPr>
+  </w:style>
+  <w:style w:type="character" w:customStyle="1" w:styleId="ColorFFFFCCBgFACCCC">
+    <w:name w:val="ColorFFFFCCBgFACCCC"/>
+    <w:rPr>
+      <w:color w:val="FFFFCC"/>
+      <w:shd w:val="clear" w:color="auto" w:fill="FACCCC"/>
+    </w:rPr>
+  </w:style>
+  <w:style w:type="character" w:customStyle="1" w:styleId="ColorFFFFCCBgFFEBCC">
+    <w:name w:val="ColorFFFFCCBgFFEBCC"/>
+    <w:rPr>
+      <w:color w:val="FFFFCC"/>
+      <w:shd w:val="clear" w:color="auto" w:fill="FFEBCC"/>
+    </w:rPr>
+  </w:style>
+  <w:style w:type="character" w:customStyle="1" w:styleId="ColorFFFFCCBgFFFFCC">
+    <w:name w:val="ColorFFFFCCBgFFFFCC"/>
+    <w:rPr>
+      <w:color w:val="FFFFCC"/>
+      <w:shd w:val="clear" w:color="auto" w:fill="FFFFCC"/>
+    </w:rPr>
+  </w:style>
+  <w:style w:type="character" w:customStyle="1" w:styleId="ColorFFFFCCBgCCE8CC">
+    <w:name w:val="ColorFFFFCCBgCCE8CC"/>
+    <w:rPr>
+      <w:color w:val="FFFFCC"/>
+      <w:shd w:val="clear" w:color="auto" w:fill="CCE8CC"/>
+    </w:rPr>
+  </w:style>
+  <w:style w:type="character" w:customStyle="1" w:styleId="ColorFFFFCCBgCCE0F5">
+    <w:name w:val="ColorFFFFCCBgCCE0F5"/>
+    <w:rPr>
+      <w:color w:val="FFFFCC"/>
+      <w:shd w:val="clear" w:color="auto" w:fill="CCE0F5"/>
+    </w:rPr>
+  </w:style>
+  <w:style w:type="character" w:customStyle="1" w:styleId="ColorFFFFCCBgEBD6FF">
+    <w:name w:val="ColorFFFFCCBgEBD6FF"/>
+    <w:rPr>
+      <w:color w:val="FFFFCC"/>
+      <w:shd w:val="clear" w:color="auto" w:fill="EBD6FF"/>
+    </w:rPr>
+  </w:style>
+  <w:style w:type="character" w:customStyle="1" w:styleId="ColorFFFFCCBgBBBBBB">
+    <w:name w:val="ColorFFFFCCBgBBBBBB"/>
+    <w:rPr>
+      <w:color w:val="FFFFCC"/>
+      <w:shd w:val="clear" w:color="auto" w:fill="BBBBBB"/>
+    </w:rPr>
+  </w:style>
+  <w:style w:type="character" w:customStyle="1" w:styleId="ColorFFFFCCBgF06666">
+    <w:name w:val="ColorFFFFCCBgF06666"/>
+    <w:rPr>
+      <w:color w:val="FFFFCC"/>
+      <w:shd w:val="clear" w:color="auto" w:fill="F06666"/>
+    </w:rPr>
+  </w:style>
+  <w:style w:type="character" w:customStyle="1" w:styleId="ColorFFFFCCBgFFC266">
+    <w:name w:val="ColorFFFFCCBgFFC266"/>
+    <w:rPr>
+      <w:color w:val="FFFFCC"/>
+      <w:shd w:val="clear" w:color="auto" w:fill="FFC266"/>
+    </w:rPr>
+  </w:style>
+  <w:style w:type="character" w:customStyle="1" w:styleId="ColorFFFFCCBgFFFF66">
+    <w:name w:val="ColorFFFFCCBgFFFF66"/>
+    <w:rPr>
+      <w:color w:val="FFFFCC"/>
+      <w:shd w:val="clear" w:color="auto" w:fill="FFFF66"/>
+    </w:rPr>
+  </w:style>
+  <w:style w:type="character" w:customStyle="1" w:styleId="ColorFFFFCCBg66B966">
+    <w:name w:val="ColorFFFFCCBg66B966"/>
+    <w:rPr>
+      <w:color w:val="FFFFCC"/>
+      <w:shd w:val="clear" w:color="auto" w:fill="66B966"/>
+    </w:rPr>
+  </w:style>
+  <w:style w:type="character" w:customStyle="1" w:styleId="ColorFFFFCCBg66A3E0">
+    <w:name w:val="ColorFFFFCCBg66A3E0"/>
+    <w:rPr>
+      <w:color w:val="FFFFCC"/>
+      <w:shd w:val="clear" w:color="auto" w:fill="66A3E0"/>
+    </w:rPr>
+  </w:style>
+  <w:style w:type="character" w:customStyle="1" w:styleId="ColorFFFFCCBgC285FF">
+    <w:name w:val="ColorFFFFCCBgC285FF"/>
+    <w:rPr>
+      <w:color w:val="FFFFCC"/>
+      <w:shd w:val="clear" w:color="auto" w:fill="C285FF"/>
+    </w:rPr>
+  </w:style>
+  <w:style w:type="character" w:customStyle="1" w:styleId="ColorFFFFCCBg888888">
+    <w:name w:val="ColorFFFFCCBg888888"/>
+    <w:rPr>
+      <w:color w:val="FFFFCC"/>
+      <w:shd w:val="clear" w:color="auto" w:fill="888888"/>
+    </w:rPr>
+  </w:style>
+  <w:style w:type="character" w:customStyle="1" w:styleId="ColorFFFFCCBgA10000">
+    <w:name w:val="ColorFFFFCCBgA10000"/>
+    <w:rPr>
+      <w:color w:val="FFFFCC"/>
+      <w:shd w:val="clear" w:color="auto" w:fill="A10000"/>
+    </w:rPr>
+  </w:style>
+  <w:style w:type="character" w:customStyle="1" w:styleId="ColorFFFFCCBgB26B00">
+    <w:name w:val="ColorFFFFCCBgB26B00"/>
+    <w:rPr>
+      <w:color w:val="FFFFCC"/>
+      <w:shd w:val="clear" w:color="auto" w:fill="B26B00"/>
+    </w:rPr>
+  </w:style>
+  <w:style w:type="character" w:customStyle="1" w:styleId="ColorFFFFCCBgB2B200">
+    <w:name w:val="ColorFFFFCCBgB2B200"/>
+    <w:rPr>
+      <w:color w:val="FFFFCC"/>
+      <w:shd w:val="clear" w:color="auto" w:fill="B2B200"/>
+    </w:rPr>
+  </w:style>
+  <w:style w:type="character" w:customStyle="1" w:styleId="ColorFFFFCCBg006100">
+    <w:name w:val="ColorFFFFCCBg006100"/>
+    <w:rPr>
+      <w:color w:val="FFFFCC"/>
+      <w:shd w:val="clear" w:color="auto" w:fill="006100"/>
+    </w:rPr>
+  </w:style>
+  <w:style w:type="character" w:customStyle="1" w:styleId="ColorFFFFCCBg0047B2">
+    <w:name w:val="ColorFFFFCCBg0047B2"/>
+    <w:rPr>
+      <w:color w:val="FFFFCC"/>
+      <w:shd w:val="clear" w:color="auto" w:fill="0047B2"/>
+    </w:rPr>
+  </w:style>
+  <w:style w:type="character" w:customStyle="1" w:styleId="ColorFFFFCCBg6B24B2">
+    <w:name w:val="ColorFFFFCCBg6B24B2"/>
+    <w:rPr>
+      <w:color w:val="FFFFCC"/>
+      <w:shd w:val="clear" w:color="auto" w:fill="6B24B2"/>
+    </w:rPr>
+  </w:style>
+  <w:style w:type="character" w:customStyle="1" w:styleId="ColorFFFFCCBg444444">
+    <w:name w:val="ColorFFFFCCBg444444"/>
+    <w:rPr>
+      <w:color w:val="FFFFCC"/>
+      <w:shd w:val="clear" w:color="auto" w:fill="444444"/>
+    </w:rPr>
+  </w:style>
+  <w:style w:type="character" w:customStyle="1" w:styleId="ColorFFFFCCBg5C0000">
+    <w:name w:val="ColorFFFFCCBg5C0000"/>
+    <w:rPr>
+      <w:color w:val="FFFFCC"/>
+      <w:shd w:val="clear" w:color="auto" w:fill="5C0000"/>
+    </w:rPr>
+  </w:style>
+  <w:style w:type="character" w:customStyle="1" w:styleId="ColorFFFFCCBg663D00">
+    <w:name w:val="ColorFFFFCCBg663D00"/>
+    <w:rPr>
+      <w:color w:val="FFFFCC"/>
+      <w:shd w:val="clear" w:color="auto" w:fill="663D00"/>
+    </w:rPr>
+  </w:style>
+  <w:style w:type="character" w:customStyle="1" w:styleId="ColorFFFFCCBg666600">
+    <w:name w:val="ColorFFFFCCBg666600"/>
+    <w:rPr>
+      <w:color w:val="FFFFCC"/>
+      <w:shd w:val="clear" w:color="auto" w:fill="666600"/>
+    </w:rPr>
+  </w:style>
+  <w:style w:type="character" w:customStyle="1" w:styleId="ColorFFFFCCBg003700">
+    <w:name w:val="ColorFFFFCCBg003700"/>
+    <w:rPr>
+      <w:color w:val="FFFFCC"/>
+      <w:shd w:val="clear" w:color="auto" w:fill="003700"/>
+    </w:rPr>
+  </w:style>
+  <w:style w:type="character" w:customStyle="1" w:styleId="ColorFFFFCCBg002966">
+    <w:name w:val="ColorFFFFCCBg002966"/>
+    <w:rPr>
+      <w:color w:val="FFFFCC"/>
+      <w:shd w:val="clear" w:color="auto" w:fill="002966"/>
+    </w:rPr>
+  </w:style>
+  <w:style w:type="character" w:customStyle="1" w:styleId="ColorFFFFCCBg3D1466">
+    <w:name w:val="ColorFFFFCCBg3D1466"/>
+    <w:rPr>
+      <w:color w:val="FFFFCC"/>
+      <w:shd w:val="clear" w:color="auto" w:fill="3D1466"/>
+    </w:rPr>
+  </w:style>
+  <w:style w:type="character" w:customStyle="1" w:styleId="ColorCCE8CC">
+    <w:name w:val="ColorCCE8CC"/>
+    <w:rPr>
+      <w:color w:val="CCE8CC"/>
+    </w:rPr>
+  </w:style>
+  <w:style w:type="character" w:customStyle="1" w:styleId="ColorCCE8CCBgE60000">
+    <w:name w:val="ColorCCE8CCBgE60000"/>
+    <w:rPr>
+      <w:color w:val="CCE8CC"/>
+      <w:shd w:val="clear" w:color="auto" w:fill="E60000"/>
+    </w:rPr>
+  </w:style>
+  <w:style w:type="character" w:customStyle="1" w:styleId="ColorCCE8CCBgFF9900">
+    <w:name w:val="ColorCCE8CCBgFF9900"/>
+    <w:rPr>
+      <w:color w:val="CCE8CC"/>
+      <w:shd w:val="clear" w:color="auto" w:fill="FF9900"/>
+    </w:rPr>
+  </w:style>
+  <w:style w:type="character" w:customStyle="1" w:styleId="ColorCCE8CCBgFFFF00">
+    <w:name w:val="ColorCCE8CCBgFFFF00"/>
+    <w:rPr>
+      <w:color w:val="CCE8CC"/>
+      <w:shd w:val="clear" w:color="auto" w:fill="FFFF00"/>
+    </w:rPr>
+  </w:style>
+  <w:style w:type="character" w:customStyle="1" w:styleId="ColorCCE8CCBg008A00">
+    <w:name w:val="ColorCCE8CCBg008A00"/>
+    <w:rPr>
+      <w:color w:val="CCE8CC"/>
+      <w:shd w:val="clear" w:color="auto" w:fill="008A00"/>
+    </w:rPr>
+  </w:style>
+  <w:style w:type="character" w:customStyle="1" w:styleId="ColorCCE8CCBg0066CC">
+    <w:name w:val="ColorCCE8CCBg0066CC"/>
+    <w:rPr>
+      <w:color w:val="CCE8CC"/>
+      <w:shd w:val="clear" w:color="auto" w:fill="0066CC"/>
+    </w:rPr>
+  </w:style>
+  <w:style w:type="character" w:customStyle="1" w:styleId="ColorCCE8CCBg9933FF">
+    <w:name w:val="ColorCCE8CCBg9933FF"/>
+    <w:rPr>
+      <w:color w:val="CCE8CC"/>
+      <w:shd w:val="clear" w:color="auto" w:fill="9933FF"/>
+    </w:rPr>
+  </w:style>
+  <w:style w:type="character" w:customStyle="1" w:styleId="ColorCCE8CCBgFFFFFF">
+    <w:name w:val="ColorCCE8CCBgFFFFFF"/>
+    <w:rPr>
+      <w:color w:val="CCE8CC"/>
+      <w:shd w:val="clear" w:color="auto" w:fill="FFFFFF"/>
+    </w:rPr>
+  </w:style>
+  <w:style w:type="character" w:customStyle="1" w:styleId="ColorCCE8CCBgFACCCC">
+    <w:name w:val="ColorCCE8CCBgFACCCC"/>
+    <w:rPr>
+      <w:color w:val="CCE8CC"/>
+      <w:shd w:val="clear" w:color="auto" w:fill="FACCCC"/>
+    </w:rPr>
+  </w:style>
+  <w:style w:type="character" w:customStyle="1" w:styleId="ColorCCE8CCBgFFEBCC">
+    <w:name w:val="ColorCCE8CCBgFFEBCC"/>
+    <w:rPr>
+      <w:color w:val="CCE8CC"/>
+      <w:shd w:val="clear" w:color="auto" w:fill="FFEBCC"/>
+    </w:rPr>
+  </w:style>
+  <w:style w:type="character" w:customStyle="1" w:styleId="ColorCCE8CCBgFFFFCC">
+    <w:name w:val="ColorCCE8CCBgFFFFCC"/>
+    <w:rPr>
+      <w:color w:val="CCE8CC"/>
+      <w:shd w:val="clear" w:color="auto" w:fill="FFFFCC"/>
+    </w:rPr>
+  </w:style>
+  <w:style w:type="character" w:customStyle="1" w:styleId="ColorCCE8CCBgCCE8CC">
+    <w:name w:val="ColorCCE8CCBgCCE8CC"/>
+    <w:rPr>
+      <w:color w:val="CCE8CC"/>
+      <w:shd w:val="clear" w:color="auto" w:fill="CCE8CC"/>
+    </w:rPr>
+  </w:style>
+  <w:style w:type="character" w:customStyle="1" w:styleId="ColorCCE8CCBgCCE0F5">
+    <w:name w:val="ColorCCE8CCBgCCE0F5"/>
+    <w:rPr>
+      <w:color w:val="CCE8CC"/>
+      <w:shd w:val="clear" w:color="auto" w:fill="CCE0F5"/>
+    </w:rPr>
+  </w:style>
+  <w:style w:type="character" w:customStyle="1" w:styleId="ColorCCE8CCBgEBD6FF">
+    <w:name w:val="ColorCCE8CCBgEBD6FF"/>
+    <w:rPr>
+      <w:color w:val="CCE8CC"/>
+      <w:shd w:val="clear" w:color="auto" w:fill="EBD6FF"/>
+    </w:rPr>
+  </w:style>
+  <w:style w:type="character" w:customStyle="1" w:styleId="ColorCCE8CCBgBBBBBB">
+    <w:name w:val="ColorCCE8CCBgBBBBBB"/>
+    <w:rPr>
+      <w:color w:val="CCE8CC"/>
+      <w:shd w:val="clear" w:color="auto" w:fill="BBBBBB"/>
+    </w:rPr>
+  </w:style>
+  <w:style w:type="character" w:customStyle="1" w:styleId="ColorCCE8CCBgF06666">
+    <w:name w:val="ColorCCE8CCBgF06666"/>
+    <w:rPr>
+      <w:color w:val="CCE8CC"/>
+      <w:shd w:val="clear" w:color="auto" w:fill="F06666"/>
+    </w:rPr>
+  </w:style>
+  <w:style w:type="character" w:customStyle="1" w:styleId="ColorCCE8CCBgFFC266">
+    <w:name w:val="ColorCCE8CCBgFFC266"/>
+    <w:rPr>
+      <w:color w:val="CCE8CC"/>
+      <w:shd w:val="clear" w:color="auto" w:fill="FFC266"/>
+    </w:rPr>
+  </w:style>
+  <w:style w:type="character" w:customStyle="1" w:styleId="ColorCCE8CCBgFFFF66">
+    <w:name w:val="ColorCCE8CCBgFFFF66"/>
+    <w:rPr>
+      <w:color w:val="CCE8CC"/>
+      <w:shd w:val="clear" w:color="auto" w:fill="FFFF66"/>
+    </w:rPr>
+  </w:style>
+  <w:style w:type="character" w:customStyle="1" w:styleId="ColorCCE8CCBg66B966">
+    <w:name w:val="ColorCCE8CCBg66B966"/>
+    <w:rPr>
+      <w:color w:val="CCE8CC"/>
+      <w:shd w:val="clear" w:color="auto" w:fill="66B966"/>
+    </w:rPr>
+  </w:style>
+  <w:style w:type="character" w:customStyle="1" w:styleId="ColorCCE8CCBg66A3E0">
+    <w:name w:val="ColorCCE8CCBg66A3E0"/>
+    <w:rPr>
+      <w:color w:val="CCE8CC"/>
+      <w:shd w:val="clear" w:color="auto" w:fill="66A3E0"/>
+    </w:rPr>
+  </w:style>
+  <w:style w:type="character" w:customStyle="1" w:styleId="ColorCCE8CCBgC285FF">
+    <w:name w:val="ColorCCE8CCBgC285FF"/>
+    <w:rPr>
+      <w:color w:val="CCE8CC"/>
+      <w:shd w:val="clear" w:color="auto" w:fill="C285FF"/>
+    </w:rPr>
+  </w:style>
+  <w:style w:type="character" w:customStyle="1" w:styleId="ColorCCE8CCBg888888">
+    <w:name w:val="ColorCCE8CCBg888888"/>
+    <w:rPr>
+      <w:color w:val="CCE8CC"/>
+      <w:shd w:val="clear" w:color="auto" w:fill="888888"/>
+    </w:rPr>
+  </w:style>
+  <w:style w:type="character" w:customStyle="1" w:styleId="ColorCCE8CCBgA10000">
+    <w:name w:val="ColorCCE8CCBgA10000"/>
+    <w:rPr>
+      <w:color w:val="CCE8CC"/>
+      <w:shd w:val="clear" w:color="auto" w:fill="A10000"/>
+    </w:rPr>
+  </w:style>
+  <w:style w:type="character" w:customStyle="1" w:styleId="ColorCCE8CCBgB26B00">
+    <w:name w:val="ColorCCE8CCBgB26B00"/>
+    <w:rPr>
+      <w:color w:val="CCE8CC"/>
+      <w:shd w:val="clear" w:color="auto" w:fill="B26B00"/>
+    </w:rPr>
+  </w:style>
+  <w:style w:type="character" w:customStyle="1" w:styleId="ColorCCE8CCBgB2B200">
+    <w:name w:val="ColorCCE8CCBgB2B200"/>
+    <w:rPr>
+      <w:color w:val="CCE8CC"/>
+      <w:shd w:val="clear" w:color="auto" w:fill="B2B200"/>
+    </w:rPr>
+  </w:style>
+  <w:style w:type="character" w:customStyle="1" w:styleId="ColorCCE8CCBg006100">
+    <w:name w:val="ColorCCE8CCBg006100"/>
+    <w:rPr>
+      <w:color w:val="CCE8CC"/>
+      <w:shd w:val="clear" w:color="auto" w:fill="006100"/>
+    </w:rPr>
+  </w:style>
+  <w:style w:type="character" w:customStyle="1" w:styleId="ColorCCE8CCBg0047B2">
+    <w:name w:val="ColorCCE8CCBg0047B2"/>
+    <w:rPr>
+      <w:color w:val="CCE8CC"/>
+      <w:shd w:val="clear" w:color="auto" w:fill="0047B2"/>
+    </w:rPr>
+  </w:style>
+  <w:style w:type="character" w:customStyle="1" w:styleId="ColorCCE8CCBg6B24B2">
+    <w:name w:val="ColorCCE8CCBg6B24B2"/>
+    <w:rPr>
+      <w:color w:val="CCE8CC"/>
+      <w:shd w:val="clear" w:color="auto" w:fill="6B24B2"/>
+    </w:rPr>
+  </w:style>
+  <w:style w:type="character" w:customStyle="1" w:styleId="ColorCCE8CCBg444444">
+    <w:name w:val="ColorCCE8CCBg444444"/>
+    <w:rPr>
+      <w:color w:val="CCE8CC"/>
+      <w:shd w:val="clear" w:color="auto" w:fill="444444"/>
+    </w:rPr>
+  </w:style>
+  <w:style w:type="character" w:customStyle="1" w:styleId="ColorCCE8CCBg5C0000">
+    <w:name w:val="ColorCCE8CCBg5C0000"/>
+    <w:rPr>
+      <w:color w:val="CCE8CC"/>
+      <w:shd w:val="clear" w:color="auto" w:fill="5C0000"/>
+    </w:rPr>
+  </w:style>
+  <w:style w:type="character" w:customStyle="1" w:styleId="ColorCCE8CCBg663D00">
+    <w:name w:val="ColorCCE8CCBg663D00"/>
+    <w:rPr>
+      <w:color w:val="CCE8CC"/>
+      <w:shd w:val="clear" w:color="auto" w:fill="663D00"/>
+    </w:rPr>
+  </w:style>
+  <w:style w:type="character" w:customStyle="1" w:styleId="ColorCCE8CCBg666600">
+    <w:name w:val="ColorCCE8CCBg666600"/>
+    <w:rPr>
+      <w:color w:val="CCE8CC"/>
+      <w:shd w:val="clear" w:color="auto" w:fill="666600"/>
+    </w:rPr>
+  </w:style>
+  <w:style w:type="character" w:customStyle="1" w:styleId="ColorCCE8CCBg003700">
+    <w:name w:val="ColorCCE8CCBg003700"/>
+    <w:rPr>
+      <w:color w:val="CCE8CC"/>
+      <w:shd w:val="clear" w:color="auto" w:fill="003700"/>
+    </w:rPr>
+  </w:style>
+  <w:style w:type="character" w:customStyle="1" w:styleId="ColorCCE8CCBg002966">
+    <w:name w:val="ColorCCE8CCBg002966"/>
+    <w:rPr>
+      <w:color w:val="CCE8CC"/>
+      <w:shd w:val="clear" w:color="auto" w:fill="002966"/>
+    </w:rPr>
+  </w:style>
+  <w:style w:type="character" w:customStyle="1" w:styleId="ColorCCE8CCBg3D1466">
+    <w:name w:val="ColorCCE8CCBg3D1466"/>
+    <w:rPr>
+      <w:color w:val="CCE8CC"/>
+      <w:shd w:val="clear" w:color="auto" w:fill="3D1466"/>
+    </w:rPr>
+  </w:style>
+  <w:style w:type="character" w:customStyle="1" w:styleId="ColorCCE0F5">
+    <w:name w:val="ColorCCE0F5"/>
+    <w:rPr>
+      <w:color w:val="CCE0F5"/>
+    </w:rPr>
+  </w:style>
+  <w:style w:type="character" w:customStyle="1" w:styleId="ColorCCE0F5BgE60000">
+    <w:name w:val="ColorCCE0F5BgE60000"/>
+    <w:rPr>
+      <w:color w:val="CCE0F5"/>
+      <w:shd w:val="clear" w:color="auto" w:fill="E60000"/>
+    </w:rPr>
+  </w:style>
+  <w:style w:type="character" w:customStyle="1" w:styleId="ColorCCE0F5BgFF9900">
+    <w:name w:val="ColorCCE0F5BgFF9900"/>
+    <w:rPr>
+      <w:color w:val="CCE0F5"/>
+      <w:shd w:val="clear" w:color="auto" w:fill="FF9900"/>
+    </w:rPr>
+  </w:style>
+  <w:style w:type="character" w:customStyle="1" w:styleId="ColorCCE0F5BgFFFF00">
+    <w:name w:val="ColorCCE0F5BgFFFF00"/>
+    <w:rPr>
+      <w:color w:val="CCE0F5"/>
+      <w:shd w:val="clear" w:color="auto" w:fill="FFFF00"/>
+    </w:rPr>
+  </w:style>
+  <w:style w:type="character" w:customStyle="1" w:styleId="ColorCCE0F5Bg008A00">
+    <w:name w:val="ColorCCE0F5Bg008A00"/>
+    <w:rPr>
+      <w:color w:val="CCE0F5"/>
+      <w:shd w:val="clear" w:color="auto" w:fill="008A00"/>
+    </w:rPr>
+  </w:style>
+  <w:style w:type="character" w:customStyle="1" w:styleId="ColorCCE0F5Bg0066CC">
+    <w:name w:val="ColorCCE0F5Bg0066CC"/>
+    <w:rPr>
+      <w:color w:val="CCE0F5"/>
+      <w:shd w:val="clear" w:color="auto" w:fill="0066CC"/>
+    </w:rPr>
+  </w:style>
+  <w:style w:type="character" w:customStyle="1" w:styleId="ColorCCE0F5Bg9933FF">
+    <w:name w:val="ColorCCE0F5Bg9933FF"/>
+    <w:rPr>
+      <w:color w:val="CCE0F5"/>
+      <w:shd w:val="clear" w:color="auto" w:fill="9933FF"/>
+    </w:rPr>
+  </w:style>
+  <w:style w:type="character" w:customStyle="1" w:styleId="ColorCCE0F5BgFFFFFF">
+    <w:name w:val="ColorCCE0F5BgFFFFFF"/>
+    <w:rPr>
+      <w:color w:val="CCE0F5"/>
+      <w:shd w:val="clear" w:color="auto" w:fill="FFFFFF"/>
+    </w:rPr>
+  </w:style>
+  <w:style w:type="character" w:customStyle="1" w:styleId="ColorCCE0F5BgFACCCC">
+    <w:name w:val="ColorCCE0F5BgFACCCC"/>
+    <w:rPr>
+      <w:color w:val="CCE0F5"/>
+      <w:shd w:val="clear" w:color="auto" w:fill="FACCCC"/>
+    </w:rPr>
+  </w:style>
+  <w:style w:type="character" w:customStyle="1" w:styleId="ColorCCE0F5BgFFEBCC">
+    <w:name w:val="ColorCCE0F5BgFFEBCC"/>
+    <w:rPr>
+      <w:color w:val="CCE0F5"/>
+      <w:shd w:val="clear" w:color="auto" w:fill="FFEBCC"/>
+    </w:rPr>
+  </w:style>
+  <w:style w:type="character" w:customStyle="1" w:styleId="ColorCCE0F5BgFFFFCC">
+    <w:name w:val="ColorCCE0F5BgFFFFCC"/>
+    <w:rPr>
+      <w:color w:val="CCE0F5"/>
+      <w:shd w:val="clear" w:color="auto" w:fill="FFFFCC"/>
+    </w:rPr>
+  </w:style>
+  <w:style w:type="character" w:customStyle="1" w:styleId="ColorCCE0F5BgCCE8CC">
+    <w:name w:val="ColorCCE0F5BgCCE8CC"/>
+    <w:rPr>
+      <w:color w:val="CCE0F5"/>
+      <w:shd w:val="clear" w:color="auto" w:fill="CCE8CC"/>
+    </w:rPr>
+  </w:style>
+  <w:style w:type="character" w:customStyle="1" w:styleId="ColorCCE0F5BgCCE0F5">
+    <w:name w:val="ColorCCE0F5BgCCE0F5"/>
+    <w:rPr>
+      <w:color w:val="CCE0F5"/>
+      <w:shd w:val="clear" w:color="auto" w:fill="CCE0F5"/>
+    </w:rPr>
+  </w:style>
+  <w:style w:type="character" w:customStyle="1" w:styleId="ColorCCE0F5BgEBD6FF">
+    <w:name w:val="ColorCCE0F5BgEBD6FF"/>
+    <w:rPr>
+      <w:color w:val="CCE0F5"/>
+      <w:shd w:val="clear" w:color="auto" w:fill="EBD6FF"/>
+    </w:rPr>
+  </w:style>
+  <w:style w:type="character" w:customStyle="1" w:styleId="ColorCCE0F5BgBBBBBB">
+    <w:name w:val="ColorCCE0F5BgBBBBBB"/>
+    <w:rPr>
+      <w:color w:val="CCE0F5"/>
+      <w:shd w:val="clear" w:color="auto" w:fill="BBBBBB"/>
+    </w:rPr>
+  </w:style>
+  <w:style w:type="character" w:customStyle="1" w:styleId="ColorCCE0F5BgF06666">
+    <w:name w:val="ColorCCE0F5BgF06666"/>
+    <w:rPr>
+      <w:color w:val="CCE0F5"/>
+      <w:shd w:val="clear" w:color="auto" w:fill="F06666"/>
+    </w:rPr>
+  </w:style>
+  <w:style w:type="character" w:customStyle="1" w:styleId="ColorCCE0F5BgFFC266">
+    <w:name w:val="ColorCCE0F5BgFFC266"/>
+    <w:rPr>
+      <w:color w:val="CCE0F5"/>
+      <w:shd w:val="clear" w:color="auto" w:fill="FFC266"/>
+    </w:rPr>
+  </w:style>
+  <w:style w:type="character" w:customStyle="1" w:styleId="ColorCCE0F5BgFFFF66">
+    <w:name w:val="ColorCCE0F5BgFFFF66"/>
+    <w:rPr>
+      <w:color w:val="CCE0F5"/>
+      <w:shd w:val="clear" w:color="auto" w:fill="FFFF66"/>
+    </w:rPr>
+  </w:style>
+  <w:style w:type="character" w:customStyle="1" w:styleId="ColorCCE0F5Bg66B966">
+    <w:name w:val="ColorCCE0F5Bg66B966"/>
+    <w:rPr>
+      <w:color w:val="CCE0F5"/>
+      <w:shd w:val="clear" w:color="auto" w:fill="66B966"/>
+    </w:rPr>
+  </w:style>
+  <w:style w:type="character" w:customStyle="1" w:styleId="ColorCCE0F5Bg66A3E0">
+    <w:name w:val="ColorCCE0F5Bg66A3E0"/>
+    <w:rPr>
+      <w:color w:val="CCE0F5"/>
+      <w:shd w:val="clear" w:color="auto" w:fill="66A3E0"/>
+    </w:rPr>
+  </w:style>
+  <w:style w:type="character" w:customStyle="1" w:styleId="ColorCCE0F5BgC285FF">
+    <w:name w:val="ColorCCE0F5BgC285FF"/>
+    <w:rPr>
+      <w:color w:val="CCE0F5"/>
+      <w:shd w:val="clear" w:color="auto" w:fill="C285FF"/>
+    </w:rPr>
+  </w:style>
+  <w:style w:type="character" w:customStyle="1" w:styleId="ColorCCE0F5Bg888888">
+    <w:name w:val="ColorCCE0F5Bg888888"/>
+    <w:rPr>
+      <w:color w:val="CCE0F5"/>
+      <w:shd w:val="clear" w:color="auto" w:fill="888888"/>
+    </w:rPr>
+  </w:style>
+  <w:style w:type="character" w:customStyle="1" w:styleId="ColorCCE0F5BgA10000">
+    <w:name w:val="ColorCCE0F5BgA10000"/>
+    <w:rPr>
+      <w:color w:val="CCE0F5"/>
+      <w:shd w:val="clear" w:color="auto" w:fill="A10000"/>
+    </w:rPr>
+  </w:style>
+  <w:style w:type="character" w:customStyle="1" w:styleId="ColorCCE0F5BgB26B00">
+    <w:name w:val="ColorCCE0F5BgB26B00"/>
+    <w:rPr>
+      <w:color w:val="CCE0F5"/>
+      <w:shd w:val="clear" w:color="auto" w:fill="B26B00"/>
+    </w:rPr>
+  </w:style>
+  <w:style w:type="character" w:customStyle="1" w:styleId="ColorCCE0F5BgB2B200">
+    <w:name w:val="ColorCCE0F5BgB2B200"/>
+    <w:rPr>
+      <w:color w:val="CCE0F5"/>
+      <w:shd w:val="clear" w:color="auto" w:fill="B2B200"/>
+    </w:rPr>
+  </w:style>
+  <w:style w:type="character" w:customStyle="1" w:styleId="ColorCCE0F5Bg006100">
+    <w:name w:val="ColorCCE0F5Bg006100"/>
+    <w:rPr>
+      <w:color w:val="CCE0F5"/>
+      <w:shd w:val="clear" w:color="auto" w:fill="006100"/>
+    </w:rPr>
+  </w:style>
+  <w:style w:type="character" w:customStyle="1" w:styleId="ColorCCE0F5Bg0047B2">
+    <w:name w:val="ColorCCE0F5Bg0047B2"/>
+    <w:rPr>
+      <w:color w:val="CCE0F5"/>
+      <w:shd w:val="clear" w:color="auto" w:fill="0047B2"/>
+    </w:rPr>
+  </w:style>
+  <w:style w:type="character" w:customStyle="1" w:styleId="ColorCCE0F5Bg6B24B2">
+    <w:name w:val="ColorCCE0F5Bg6B24B2"/>
+    <w:rPr>
+      <w:color w:val="CCE0F5"/>
+      <w:shd w:val="clear" w:color="auto" w:fill="6B24B2"/>
+    </w:rPr>
+  </w:style>
+  <w:style w:type="character" w:customStyle="1" w:styleId="ColorCCE0F5Bg444444">
+    <w:name w:val="ColorCCE0F5Bg444444"/>
+    <w:rPr>
+      <w:color w:val="CCE0F5"/>
+      <w:shd w:val="clear" w:color="auto" w:fill="444444"/>
+    </w:rPr>
+  </w:style>
+  <w:style w:type="character" w:customStyle="1" w:styleId="ColorCCE0F5Bg5C0000">
+    <w:name w:val="ColorCCE0F5Bg5C0000"/>
+    <w:rPr>
+      <w:color w:val="CCE0F5"/>
+      <w:shd w:val="clear" w:color="auto" w:fill="5C0000"/>
+    </w:rPr>
+  </w:style>
+  <w:style w:type="character" w:customStyle="1" w:styleId="ColorCCE0F5Bg663D00">
+    <w:name w:val="ColorCCE0F5Bg663D00"/>
+    <w:rPr>
+      <w:color w:val="CCE0F5"/>
+      <w:shd w:val="clear" w:color="auto" w:fill="663D00"/>
+    </w:rPr>
+  </w:style>
+  <w:style w:type="character" w:customStyle="1" w:styleId="ColorCCE0F5Bg666600">
+    <w:name w:val="ColorCCE0F5Bg666600"/>
+    <w:rPr>
+      <w:color w:val="CCE0F5"/>
+      <w:shd w:val="clear" w:color="auto" w:fill="666600"/>
+    </w:rPr>
+  </w:style>
+  <w:style w:type="character" w:customStyle="1" w:styleId="ColorCCE0F5Bg003700">
+    <w:name w:val="ColorCCE0F5Bg003700"/>
+    <w:rPr>
+      <w:color w:val="CCE0F5"/>
+      <w:shd w:val="clear" w:color="auto" w:fill="003700"/>
+    </w:rPr>
+  </w:style>
+  <w:style w:type="character" w:customStyle="1" w:styleId="ColorCCE0F5Bg002966">
+    <w:name w:val="ColorCCE0F5Bg002966"/>
+    <w:rPr>
+      <w:color w:val="CCE0F5"/>
+      <w:shd w:val="clear" w:color="auto" w:fill="002966"/>
+    </w:rPr>
+  </w:style>
+  <w:style w:type="character" w:customStyle="1" w:styleId="ColorCCE0F5Bg3D1466">
+    <w:name w:val="ColorCCE0F5Bg3D1466"/>
+    <w:rPr>
+      <w:color w:val="CCE0F5"/>
+      <w:shd w:val="clear" w:color="auto" w:fill="3D1466"/>
+    </w:rPr>
+  </w:style>
+  <w:style w:type="character" w:customStyle="1" w:styleId="ColorEBD6FF">
+    <w:name w:val="ColorEBD6FF"/>
+    <w:rPr>
+      <w:color w:val="EBD6FF"/>
+    </w:rPr>
+  </w:style>
+  <w:style w:type="character" w:customStyle="1" w:styleId="ColorEBD6FFBgE60000">
+    <w:name w:val="ColorEBD6FFBgE60000"/>
+    <w:rPr>
+      <w:color w:val="EBD6FF"/>
+      <w:shd w:val="clear" w:color="auto" w:fill="E60000"/>
+    </w:rPr>
+  </w:style>
+  <w:style w:type="character" w:customStyle="1" w:styleId="ColorEBD6FFBgFF9900">
+    <w:name w:val="ColorEBD6FFBgFF9900"/>
+    <w:rPr>
+      <w:color w:val="EBD6FF"/>
+      <w:shd w:val="clear" w:color="auto" w:fill="FF9900"/>
+    </w:rPr>
+  </w:style>
+  <w:style w:type="character" w:customStyle="1" w:styleId="ColorEBD6FFBgFFFF00">
+    <w:name w:val="ColorEBD6FFBgFFFF00"/>
+    <w:rPr>
+      <w:color w:val="EBD6FF"/>
+      <w:shd w:val="clear" w:color="auto" w:fill="FFFF00"/>
+    </w:rPr>
+  </w:style>
+  <w:style w:type="character" w:customStyle="1" w:styleId="ColorEBD6FFBg008A00">
+    <w:name w:val="ColorEBD6FFBg008A00"/>
+    <w:rPr>
+      <w:color w:val="EBD6FF"/>
+      <w:shd w:val="clear" w:color="auto" w:fill="008A00"/>
+    </w:rPr>
+  </w:style>
+  <w:style w:type="character" w:customStyle="1" w:styleId="ColorEBD6FFBg0066CC">
+    <w:name w:val="ColorEBD6FFBg0066CC"/>
+    <w:rPr>
+      <w:color w:val="EBD6FF"/>
+      <w:shd w:val="clear" w:color="auto" w:fill="0066CC"/>
+    </w:rPr>
+  </w:style>
+  <w:style w:type="character" w:customStyle="1" w:styleId="ColorEBD6FFBg9933FF">
+    <w:name w:val="ColorEBD6FFBg9933FF"/>
+    <w:rPr>
+      <w:color w:val="EBD6FF"/>
+      <w:shd w:val="clear" w:color="auto" w:fill="9933FF"/>
+    </w:rPr>
+  </w:style>
+  <w:style w:type="character" w:customStyle="1" w:styleId="ColorEBD6FFBgFFFFFF">
+    <w:name w:val="ColorEBD6FFBgFFFFFF"/>
+    <w:rPr>
+      <w:color w:val="EBD6FF"/>
+      <w:shd w:val="clear" w:color="auto" w:fill="FFFFFF"/>
+    </w:rPr>
+  </w:style>
+  <w:style w:type="character" w:customStyle="1" w:styleId="ColorEBD6FFBgFACCCC">
+    <w:name w:val="ColorEBD6FFBgFACCCC"/>
+    <w:rPr>
+      <w:color w:val="EBD6FF"/>
+      <w:shd w:val="clear" w:color="auto" w:fill="FACCCC"/>
+    </w:rPr>
+  </w:style>
+  <w:style w:type="character" w:customStyle="1" w:styleId="ColorEBD6FFBgFFEBCC">
+    <w:name w:val="ColorEBD6FFBgFFEBCC"/>
+    <w:rPr>
+      <w:color w:val="EBD6FF"/>
+      <w:shd w:val="clear" w:color="auto" w:fill="FFEBCC"/>
+    </w:rPr>
+  </w:style>
+  <w:style w:type="character" w:customStyle="1" w:styleId="ColorEBD6FFBgFFFFCC">
+    <w:name w:val="ColorEBD6FFBgFFFFCC"/>
+    <w:rPr>
+      <w:color w:val="EBD6FF"/>
+      <w:shd w:val="clear" w:color="auto" w:fill="FFFFCC"/>
+    </w:rPr>
+  </w:style>
+  <w:style w:type="character" w:customStyle="1" w:styleId="ColorEBD6FFBgCCE8CC">
+    <w:name w:val="ColorEBD6FFBgCCE8CC"/>
+    <w:rPr>
+      <w:color w:val="EBD6FF"/>
+      <w:shd w:val="clear" w:color="auto" w:fill="CCE8CC"/>
+    </w:rPr>
+  </w:style>
+  <w:style w:type="character" w:customStyle="1" w:styleId="ColorEBD6FFBgCCE0F5">
+    <w:name w:val="ColorEBD6FFBgCCE0F5"/>
+    <w:rPr>
+      <w:color w:val="EBD6FF"/>
+      <w:shd w:val="clear" w:color="auto" w:fill="CCE0F5"/>
+    </w:rPr>
+  </w:style>
+  <w:style w:type="character" w:customStyle="1" w:styleId="ColorEBD6FFBgEBD6FF">
+    <w:name w:val="ColorEBD6FFBgEBD6FF"/>
+    <w:rPr>
+      <w:color w:val="EBD6FF"/>
+      <w:shd w:val="clear" w:color="auto" w:fill="EBD6FF"/>
+    </w:rPr>
+  </w:style>
+  <w:style w:type="character" w:customStyle="1" w:styleId="ColorEBD6FFBgBBBBBB">
+    <w:name w:val="ColorEBD6FFBgBBBBBB"/>
+    <w:rPr>
+      <w:color w:val="EBD6FF"/>
+      <w:shd w:val="clear" w:color="auto" w:fill="BBBBBB"/>
+    </w:rPr>
+  </w:style>
+  <w:style w:type="character" w:customStyle="1" w:styleId="ColorEBD6FFBgF06666">
+    <w:name w:val="ColorEBD6FFBgF06666"/>
+    <w:rPr>
+      <w:color w:val="EBD6FF"/>
+      <w:shd w:val="clear" w:color="auto" w:fill="F06666"/>
+    </w:rPr>
+  </w:style>
+  <w:style w:type="character" w:customStyle="1" w:styleId="ColorEBD6FFBgFFC266">
+    <w:name w:val="ColorEBD6FFBgFFC266"/>
+    <w:rPr>
+      <w:color w:val="EBD6FF"/>
+      <w:shd w:val="clear" w:color="auto" w:fill="FFC266"/>
+    </w:rPr>
+  </w:style>
+  <w:style w:type="character" w:customStyle="1" w:styleId="ColorEBD6FFBgFFFF66">
+    <w:name w:val="ColorEBD6FFBgFFFF66"/>
+    <w:rPr>
+      <w:color w:val="EBD6FF"/>
+      <w:shd w:val="clear" w:color="auto" w:fill="FFFF66"/>
+    </w:rPr>
+  </w:style>
+  <w:style w:type="character" w:customStyle="1" w:styleId="ColorEBD6FFBg66B966">
+    <w:name w:val="ColorEBD6FFBg66B966"/>
+    <w:rPr>
+      <w:color w:val="EBD6FF"/>
+      <w:shd w:val="clear" w:color="auto" w:fill="66B966"/>
+    </w:rPr>
+  </w:style>
+  <w:style w:type="character" w:customStyle="1" w:styleId="ColorEBD6FFBg66A3E0">
+    <w:name w:val="ColorEBD6FFBg66A3E0"/>
+    <w:rPr>
+      <w:color w:val="EBD6FF"/>
+      <w:shd w:val="clear" w:color="auto" w:fill="66A3E0"/>
+    </w:rPr>
+  </w:style>
+  <w:style w:type="character" w:customStyle="1" w:styleId="ColorEBD6FFBgC285FF">
+    <w:name w:val="ColorEBD6FFBgC285FF"/>
+    <w:rPr>
+      <w:color w:val="EBD6FF"/>
+      <w:shd w:val="clear" w:color="auto" w:fill="C285FF"/>
+    </w:rPr>
+  </w:style>
+  <w:style w:type="character" w:customStyle="1" w:styleId="ColorEBD6FFBg888888">
+    <w:name w:val="ColorEBD6FFBg888888"/>
+    <w:rPr>
+      <w:color w:val="EBD6FF"/>
+      <w:shd w:val="clear" w:color="auto" w:fill="888888"/>
+    </w:rPr>
+  </w:style>
+  <w:style w:type="character" w:customStyle="1" w:styleId="ColorEBD6FFBgA10000">
+    <w:name w:val="ColorEBD6FFBgA10000"/>
+    <w:rPr>
+      <w:color w:val="EBD6FF"/>
+      <w:shd w:val="clear" w:color="auto" w:fill="A10000"/>
+    </w:rPr>
+  </w:style>
+  <w:style w:type="character" w:customStyle="1" w:styleId="ColorEBD6FFBgB26B00">
+    <w:name w:val="ColorEBD6FFBgB26B00"/>
+    <w:rPr>
+      <w:color w:val="EBD6FF"/>
+      <w:shd w:val="clear" w:color="auto" w:fill="B26B00"/>
+    </w:rPr>
+  </w:style>
+  <w:style w:type="character" w:customStyle="1" w:styleId="ColorEBD6FFBgB2B200">
+    <w:name w:val="ColorEBD6FFBgB2B200"/>
+    <w:rPr>
+      <w:color w:val="EBD6FF"/>
+      <w:shd w:val="clear" w:color="auto" w:fill="B2B200"/>
+    </w:rPr>
+  </w:style>
+  <w:style w:type="character" w:customStyle="1" w:styleId="ColorEBD6FFBg006100">
+    <w:name w:val="ColorEBD6FFBg006100"/>
+    <w:rPr>
+      <w:color w:val="EBD6FF"/>
+      <w:shd w:val="clear" w:color="auto" w:fill="006100"/>
+    </w:rPr>
+  </w:style>
+  <w:style w:type="character" w:customStyle="1" w:styleId="ColorEBD6FFBg0047B2">
+    <w:name w:val="ColorEBD6FFBg0047B2"/>
+    <w:rPr>
+      <w:color w:val="EBD6FF"/>
+      <w:shd w:val="clear" w:color="auto" w:fill="0047B2"/>
+    </w:rPr>
+  </w:style>
+  <w:style w:type="character" w:customStyle="1" w:styleId="ColorEBD6FFBg6B24B2">
+    <w:name w:val="ColorEBD6FFBg6B24B2"/>
+    <w:rPr>
+      <w:color w:val="EBD6FF"/>
+      <w:shd w:val="clear" w:color="auto" w:fill="6B24B2"/>
+    </w:rPr>
+  </w:style>
+  <w:style w:type="character" w:customStyle="1" w:styleId="ColorEBD6FFBg444444">
+    <w:name w:val="ColorEBD6FFBg444444"/>
+    <w:rPr>
+      <w:color w:val="EBD6FF"/>
+      <w:shd w:val="clear" w:color="auto" w:fill="444444"/>
+    </w:rPr>
+  </w:style>
+  <w:style w:type="character" w:customStyle="1" w:styleId="ColorEBD6FFBg5C0000">
+    <w:name w:val="ColorEBD6FFBg5C0000"/>
+    <w:rPr>
+      <w:color w:val="EBD6FF"/>
+      <w:shd w:val="clear" w:color="auto" w:fill="5C0000"/>
+    </w:rPr>
+  </w:style>
+  <w:style w:type="character" w:customStyle="1" w:styleId="ColorEBD6FFBg663D00">
+    <w:name w:val="ColorEBD6FFBg663D00"/>
+    <w:rPr>
+      <w:color w:val="EBD6FF"/>
+      <w:shd w:val="clear" w:color="auto" w:fill="663D00"/>
+    </w:rPr>
+  </w:style>
+  <w:style w:type="character" w:customStyle="1" w:styleId="ColorEBD6FFBg666600">
+    <w:name w:val="ColorEBD6FFBg666600"/>
+    <w:rPr>
+      <w:color w:val="EBD6FF"/>
+      <w:shd w:val="clear" w:color="auto" w:fill="666600"/>
+    </w:rPr>
+  </w:style>
+  <w:style w:type="character" w:customStyle="1" w:styleId="ColorEBD6FFBg003700">
+    <w:name w:val="ColorEBD6FFBg003700"/>
+    <w:rPr>
+      <w:color w:val="EBD6FF"/>
+      <w:shd w:val="clear" w:color="auto" w:fill="003700"/>
+    </w:rPr>
+  </w:style>
+  <w:style w:type="character" w:customStyle="1" w:styleId="ColorEBD6FFBg002966">
+    <w:name w:val="ColorEBD6FFBg002966"/>
+    <w:rPr>
+      <w:color w:val="EBD6FF"/>
+      <w:shd w:val="clear" w:color="auto" w:fill="002966"/>
+    </w:rPr>
+  </w:style>
+  <w:style w:type="character" w:customStyle="1" w:styleId="ColorEBD6FFBg3D1466">
+    <w:name w:val="ColorEBD6FFBg3D1466"/>
+    <w:rPr>
+      <w:color w:val="EBD6FF"/>
+      <w:shd w:val="clear" w:color="auto" w:fill="3D1466"/>
+    </w:rPr>
+  </w:style>
+  <w:style w:type="character" w:customStyle="1" w:styleId="ColorBBBBBB">
+    <w:name w:val="ColorBBBBBB"/>
+    <w:rPr>
+      <w:color w:val="BBBBBB"/>
+    </w:rPr>
+  </w:style>
+  <w:style w:type="character" w:customStyle="1" w:styleId="ColorBBBBBBBgE60000">
+    <w:name w:val="ColorBBBBBBBgE60000"/>
+    <w:rPr>
+      <w:color w:val="BBBBBB"/>
+      <w:shd w:val="clear" w:color="auto" w:fill="E60000"/>
+    </w:rPr>
+  </w:style>
+  <w:style w:type="character" w:customStyle="1" w:styleId="ColorBBBBBBBgFF9900">
+    <w:name w:val="ColorBBBBBBBgFF9900"/>
+    <w:rPr>
+      <w:color w:val="BBBBBB"/>
+      <w:shd w:val="clear" w:color="auto" w:fill="FF9900"/>
+    </w:rPr>
+  </w:style>
+  <w:style w:type="character" w:customStyle="1" w:styleId="ColorBBBBBBBgFFFF00">
+    <w:name w:val="ColorBBBBBBBgFFFF00"/>
+    <w:rPr>
+      <w:color w:val="BBBBBB"/>
+      <w:shd w:val="clear" w:color="auto" w:fill="FFFF00"/>
+    </w:rPr>
+  </w:style>
+  <w:style w:type="character" w:customStyle="1" w:styleId="ColorBBBBBBBg008A00">
+    <w:name w:val="ColorBBBBBBBg008A00"/>
+    <w:rPr>
+      <w:color w:val="BBBBBB"/>
+      <w:shd w:val="clear" w:color="auto" w:fill="008A00"/>
+    </w:rPr>
+  </w:style>
+  <w:style w:type="character" w:customStyle="1" w:styleId="ColorBBBBBBBg0066CC">
+    <w:name w:val="ColorBBBBBBBg0066CC"/>
+    <w:rPr>
+      <w:color w:val="BBBBBB"/>
+      <w:shd w:val="clear" w:color="auto" w:fill="0066CC"/>
+    </w:rPr>
+  </w:style>
+  <w:style w:type="character" w:customStyle="1" w:styleId="ColorBBBBBBBg9933FF">
+    <w:name w:val="ColorBBBBBBBg9933FF"/>
+    <w:rPr>
+      <w:color w:val="BBBBBB"/>
+      <w:shd w:val="clear" w:color="auto" w:fill="9933FF"/>
+    </w:rPr>
+  </w:style>
+  <w:style w:type="character" w:customStyle="1" w:styleId="ColorBBBBBBBgFFFFFF">
+    <w:name w:val="ColorBBBBBBBgFFFFFF"/>
+    <w:rPr>
+      <w:color w:val="BBBBBB"/>
+      <w:shd w:val="clear" w:color="auto" w:fill="FFFFFF"/>
+    </w:rPr>
+  </w:style>
+  <w:style w:type="character" w:customStyle="1" w:styleId="ColorBBBBBBBgFACCCC">
+    <w:name w:val="ColorBBBBBBBgFACCCC"/>
+    <w:rPr>
+      <w:color w:val="BBBBBB"/>
+      <w:shd w:val="clear" w:color="auto" w:fill="FACCCC"/>
+    </w:rPr>
+  </w:style>
+  <w:style w:type="character" w:customStyle="1" w:styleId="ColorBBBBBBBgFFEBCC">
+    <w:name w:val="ColorBBBBBBBgFFEBCC"/>
+    <w:rPr>
+      <w:color w:val="BBBBBB"/>
+      <w:shd w:val="clear" w:color="auto" w:fill="FFEBCC"/>
+    </w:rPr>
+  </w:style>
+  <w:style w:type="character" w:customStyle="1" w:styleId="ColorBBBBBBBgFFFFCC">
+    <w:name w:val="ColorBBBBBBBgFFFFCC"/>
+    <w:rPr>
+      <w:color w:val="BBBBBB"/>
+      <w:shd w:val="clear" w:color="auto" w:fill="FFFFCC"/>
+    </w:rPr>
+  </w:style>
+  <w:style w:type="character" w:customStyle="1" w:styleId="ColorBBBBBBBgCCE8CC">
+    <w:name w:val="ColorBBBBBBBgCCE8CC"/>
+    <w:rPr>
+      <w:color w:val="BBBBBB"/>
+      <w:shd w:val="clear" w:color="auto" w:fill="CCE8CC"/>
+    </w:rPr>
+  </w:style>
+  <w:style w:type="character" w:customStyle="1" w:styleId="ColorBBBBBBBgCCE0F5">
+    <w:name w:val="ColorBBBBBBBgCCE0F5"/>
+    <w:rPr>
+      <w:color w:val="BBBBBB"/>
+      <w:shd w:val="clear" w:color="auto" w:fill="CCE0F5"/>
+    </w:rPr>
+  </w:style>
+  <w:style w:type="character" w:customStyle="1" w:styleId="ColorBBBBBBBgEBD6FF">
+    <w:name w:val="ColorBBBBBBBgEBD6FF"/>
+    <w:rPr>
+      <w:color w:val="BBBBBB"/>
+      <w:shd w:val="clear" w:color="auto" w:fill="EBD6FF"/>
+    </w:rPr>
+  </w:style>
+  <w:style w:type="character" w:customStyle="1" w:styleId="ColorBBBBBBBgBBBBBB">
+    <w:name w:val="ColorBBBBBBBgBBBBBB"/>
+    <w:rPr>
+      <w:color w:val="BBBBBB"/>
+      <w:shd w:val="clear" w:color="auto" w:fill="BBBBBB"/>
+    </w:rPr>
+  </w:style>
+  <w:style w:type="character" w:customStyle="1" w:styleId="ColorBBBBBBBgF06666">
+    <w:name w:val="ColorBBBBBBBgF06666"/>
+    <w:rPr>
+      <w:color w:val="BBBBBB"/>
+      <w:shd w:val="clear" w:color="auto" w:fill="F06666"/>
+    </w:rPr>
+  </w:style>
+  <w:style w:type="character" w:customStyle="1" w:styleId="ColorBBBBBBBgFFC266">
+    <w:name w:val="ColorBBBBBBBgFFC266"/>
+    <w:rPr>
+      <w:color w:val="BBBBBB"/>
+      <w:shd w:val="clear" w:color="auto" w:fill="FFC266"/>
+    </w:rPr>
+  </w:style>
+  <w:style w:type="character" w:customStyle="1" w:styleId="ColorBBBBBBBgFFFF66">
+    <w:name w:val="ColorBBBBBBBgFFFF66"/>
+    <w:rPr>
+      <w:color w:val="BBBBBB"/>
+      <w:shd w:val="clear" w:color="auto" w:fill="FFFF66"/>
+    </w:rPr>
+  </w:style>
+  <w:style w:type="character" w:customStyle="1" w:styleId="ColorBBBBBBBg66B966">
+    <w:name w:val="ColorBBBBBBBg66B966"/>
+    <w:rPr>
+      <w:color w:val="BBBBBB"/>
+      <w:shd w:val="clear" w:color="auto" w:fill="66B966"/>
+    </w:rPr>
+  </w:style>
+  <w:style w:type="character" w:customStyle="1" w:styleId="ColorBBBBBBBg66A3E0">
+    <w:name w:val="ColorBBBBBBBg66A3E0"/>
+    <w:rPr>
+      <w:color w:val="BBBBBB"/>
+      <w:shd w:val="clear" w:color="auto" w:fill="66A3E0"/>
+    </w:rPr>
+  </w:style>
+  <w:style w:type="character" w:customStyle="1" w:styleId="ColorBBBBBBBgC285FF">
+    <w:name w:val="ColorBBBBBBBgC285FF"/>
+    <w:rPr>
+      <w:color w:val="BBBBBB"/>
+      <w:shd w:val="clear" w:color="auto" w:fill="C285FF"/>
+    </w:rPr>
+  </w:style>
+  <w:style w:type="character" w:customStyle="1" w:styleId="ColorBBBBBBBg888888">
+    <w:name w:val="ColorBBBBBBBg888888"/>
+    <w:rPr>
+      <w:color w:val="BBBBBB"/>
+      <w:shd w:val="clear" w:color="auto" w:fill="888888"/>
+    </w:rPr>
+  </w:style>
+  <w:style w:type="character" w:customStyle="1" w:styleId="ColorBBBBBBBgA10000">
+    <w:name w:val="ColorBBBBBBBgA10000"/>
+    <w:rPr>
+      <w:color w:val="BBBBBB"/>
+      <w:shd w:val="clear" w:color="auto" w:fill="A10000"/>
+    </w:rPr>
+  </w:style>
+  <w:style w:type="character" w:customStyle="1" w:styleId="ColorBBBBBBBgB26B00">
+    <w:name w:val="ColorBBBBBBBgB26B00"/>
+    <w:rPr>
+      <w:color w:val="BBBBBB"/>
+      <w:shd w:val="clear" w:color="auto" w:fill="B26B00"/>
+    </w:rPr>
+  </w:style>
+  <w:style w:type="character" w:customStyle="1" w:styleId="ColorBBBBBBBgB2B200">
+    <w:name w:val="ColorBBBBBBBgB2B200"/>
+    <w:rPr>
+      <w:color w:val="BBBBBB"/>
+      <w:shd w:val="clear" w:color="auto" w:fill="B2B200"/>
+    </w:rPr>
+  </w:style>
+  <w:style w:type="character" w:customStyle="1" w:styleId="ColorBBBBBBBg006100">
+    <w:name w:val="ColorBBBBBBBg006100"/>
+    <w:rPr>
+      <w:color w:val="BBBBBB"/>
+      <w:shd w:val="clear" w:color="auto" w:fill="006100"/>
+    </w:rPr>
+  </w:style>
+  <w:style w:type="character" w:customStyle="1" w:styleId="ColorBBBBBBBg0047B2">
+    <w:name w:val="ColorBBBBBBBg0047B2"/>
+    <w:rPr>
+      <w:color w:val="BBBBBB"/>
+      <w:shd w:val="clear" w:color="auto" w:fill="0047B2"/>
+    </w:rPr>
+  </w:style>
+  <w:style w:type="character" w:customStyle="1" w:styleId="ColorBBBBBBBg6B24B2">
+    <w:name w:val="ColorBBBBBBBg6B24B2"/>
+    <w:rPr>
+      <w:color w:val="BBBBBB"/>
+      <w:shd w:val="clear" w:color="auto" w:fill="6B24B2"/>
+    </w:rPr>
+  </w:style>
+  <w:style w:type="character" w:customStyle="1" w:styleId="ColorBBBBBBBg444444">
+    <w:name w:val="ColorBBBBBBBg444444"/>
+    <w:rPr>
+      <w:color w:val="BBBBBB"/>
+      <w:shd w:val="clear" w:color="auto" w:fill="444444"/>
+    </w:rPr>
+  </w:style>
+  <w:style w:type="character" w:customStyle="1" w:styleId="ColorBBBBBBBg5C0000">
+    <w:name w:val="ColorBBBBBBBg5C0000"/>
+    <w:rPr>
+      <w:color w:val="BBBBBB"/>
+      <w:shd w:val="clear" w:color="auto" w:fill="5C0000"/>
+    </w:rPr>
+  </w:style>
+  <w:style w:type="character" w:customStyle="1" w:styleId="ColorBBBBBBBg663D00">
+    <w:name w:val="ColorBBBBBBBg663D00"/>
+    <w:rPr>
+      <w:color w:val="BBBBBB"/>
+      <w:shd w:val="clear" w:color="auto" w:fill="663D00"/>
+    </w:rPr>
+  </w:style>
+  <w:style w:type="character" w:customStyle="1" w:styleId="ColorBBBBBBBg666600">
+    <w:name w:val="ColorBBBBBBBg666600"/>
+    <w:rPr>
+      <w:color w:val="BBBBBB"/>
+      <w:shd w:val="clear" w:color="auto" w:fill="666600"/>
+    </w:rPr>
+  </w:style>
+  <w:style w:type="character" w:customStyle="1" w:styleId="ColorBBBBBBBg003700">
+    <w:name w:val="ColorBBBBBBBg003700"/>
+    <w:rPr>
+      <w:color w:val="BBBBBB"/>
+      <w:shd w:val="clear" w:color="auto" w:fill="003700"/>
+    </w:rPr>
+  </w:style>
+  <w:style w:type="character" w:customStyle="1" w:styleId="ColorBBBBBBBg002966">
+    <w:name w:val="ColorBBBBBBBg002966"/>
+    <w:rPr>
+      <w:color w:val="BBBBBB"/>
+      <w:shd w:val="clear" w:color="auto" w:fill="002966"/>
+    </w:rPr>
+  </w:style>
+  <w:style w:type="character" w:customStyle="1" w:styleId="ColorBBBBBBBg3D1466">
+    <w:name w:val="ColorBBBBBBBg3D1466"/>
+    <w:rPr>
+      <w:color w:val="BBBBBB"/>
+      <w:shd w:val="clear" w:color="auto" w:fill="3D1466"/>
+    </w:rPr>
+  </w:style>
+  <w:style w:type="character" w:customStyle="1" w:styleId="ColorF06666">
+    <w:name w:val="ColorF06666"/>
+    <w:rPr>
+      <w:color w:val="F06666"/>
+    </w:rPr>
+  </w:style>
+  <w:style w:type="character" w:customStyle="1" w:styleId="ColorF06666BgE60000">
+    <w:name w:val="ColorF06666BgE60000"/>
+    <w:rPr>
+      <w:color w:val="F06666"/>
+      <w:shd w:val="clear" w:color="auto" w:fill="E60000"/>
+    </w:rPr>
+  </w:style>
+  <w:style w:type="character" w:customStyle="1" w:styleId="ColorF06666BgFF9900">
+    <w:name w:val="ColorF06666BgFF9900"/>
+    <w:rPr>
+      <w:color w:val="F06666"/>
+      <w:shd w:val="clear" w:color="auto" w:fill="FF9900"/>
+    </w:rPr>
+  </w:style>
+  <w:style w:type="character" w:customStyle="1" w:styleId="ColorF06666BgFFFF00">
+    <w:name w:val="ColorF06666BgFFFF00"/>
+    <w:rPr>
+      <w:color w:val="F06666"/>
+      <w:shd w:val="clear" w:color="auto" w:fill="FFFF00"/>
+    </w:rPr>
+  </w:style>
+  <w:style w:type="character" w:customStyle="1" w:styleId="ColorF06666Bg008A00">
+    <w:name w:val="ColorF06666Bg008A00"/>
+    <w:rPr>
+      <w:color w:val="F06666"/>
+      <w:shd w:val="clear" w:color="auto" w:fill="008A00"/>
+    </w:rPr>
+  </w:style>
+  <w:style w:type="character" w:customStyle="1" w:styleId="ColorF06666Bg0066CC">
+    <w:name w:val="ColorF06666Bg0066CC"/>
+    <w:rPr>
+      <w:color w:val="F06666"/>
+      <w:shd w:val="clear" w:color="auto" w:fill="0066CC"/>
+    </w:rPr>
+  </w:style>
+  <w:style w:type="character" w:customStyle="1" w:styleId="ColorF06666Bg9933FF">
+    <w:name w:val="ColorF06666Bg9933FF"/>
+    <w:rPr>
+      <w:color w:val="F06666"/>
+      <w:shd w:val="clear" w:color="auto" w:fill="9933FF"/>
+    </w:rPr>
+  </w:style>
+  <w:style w:type="character" w:customStyle="1" w:styleId="ColorF06666BgFFFFFF">
+    <w:name w:val="ColorF06666BgFFFFFF"/>
+    <w:rPr>
+      <w:color w:val="F06666"/>
+      <w:shd w:val="clear" w:color="auto" w:fill="FFFFFF"/>
+    </w:rPr>
+  </w:style>
+  <w:style w:type="character" w:customStyle="1" w:styleId="ColorF06666BgFACCCC">
+    <w:name w:val="ColorF06666BgFACCCC"/>
+    <w:rPr>
+      <w:color w:val="F06666"/>
+      <w:shd w:val="clear" w:color="auto" w:fill="FACCCC"/>
+    </w:rPr>
+  </w:style>
+  <w:style w:type="character" w:customStyle="1" w:styleId="ColorF06666BgFFEBCC">
+    <w:name w:val="ColorF06666BgFFEBCC"/>
+    <w:rPr>
+      <w:color w:val="F06666"/>
+      <w:shd w:val="clear" w:color="auto" w:fill="FFEBCC"/>
+    </w:rPr>
+  </w:style>
+  <w:style w:type="character" w:customStyle="1" w:styleId="ColorF06666BgFFFFCC">
+    <w:name w:val="ColorF06666BgFFFFCC"/>
+    <w:rPr>
+      <w:color w:val="F06666"/>
+      <w:shd w:val="clear" w:color="auto" w:fill="FFFFCC"/>
+    </w:rPr>
+  </w:style>
+  <w:style w:type="character" w:customStyle="1" w:styleId="ColorF06666BgCCE8CC">
+    <w:name w:val="ColorF06666BgCCE8CC"/>
+    <w:rPr>
+      <w:color w:val="F06666"/>
+      <w:shd w:val="clear" w:color="auto" w:fill="CCE8CC"/>
+    </w:rPr>
+  </w:style>
+  <w:style w:type="character" w:customStyle="1" w:styleId="ColorF06666BgCCE0F5">
+    <w:name w:val="ColorF06666BgCCE0F5"/>
+    <w:rPr>
+      <w:color w:val="F06666"/>
+      <w:shd w:val="clear" w:color="auto" w:fill="CCE0F5"/>
+    </w:rPr>
+  </w:style>
+  <w:style w:type="character" w:customStyle="1" w:styleId="ColorF06666BgEBD6FF">
+    <w:name w:val="ColorF06666BgEBD6FF"/>
+    <w:rPr>
+      <w:color w:val="F06666"/>
+      <w:shd w:val="clear" w:color="auto" w:fill="EBD6FF"/>
+    </w:rPr>
+  </w:style>
+  <w:style w:type="character" w:customStyle="1" w:styleId="ColorF06666BgBBBBBB">
+    <w:name w:val="ColorF06666BgBBBBBB"/>
+    <w:rPr>
+      <w:color w:val="F06666"/>
+      <w:shd w:val="clear" w:color="auto" w:fill="BBBBBB"/>
+    </w:rPr>
+  </w:style>
+  <w:style w:type="character" w:customStyle="1" w:styleId="ColorF06666BgF06666">
+    <w:name w:val="ColorF06666BgF06666"/>
+    <w:rPr>
+      <w:color w:val="F06666"/>
+      <w:shd w:val="clear" w:color="auto" w:fill="F06666"/>
+    </w:rPr>
+  </w:style>
+  <w:style w:type="character" w:customStyle="1" w:styleId="ColorF06666BgFFC266">
+    <w:name w:val="ColorF06666BgFFC266"/>
+    <w:rPr>
+      <w:color w:val="F06666"/>
+      <w:shd w:val="clear" w:color="auto" w:fill="FFC266"/>
+    </w:rPr>
+  </w:style>
+  <w:style w:type="character" w:customStyle="1" w:styleId="ColorF06666BgFFFF66">
+    <w:name w:val="ColorF06666BgFFFF66"/>
+    <w:rPr>
+      <w:color w:val="F06666"/>
+      <w:shd w:val="clear" w:color="auto" w:fill="FFFF66"/>
+    </w:rPr>
+  </w:style>
+  <w:style w:type="character" w:customStyle="1" w:styleId="ColorF06666Bg66B966">
+    <w:name w:val="ColorF06666Bg66B966"/>
+    <w:rPr>
+      <w:color w:val="F06666"/>
+      <w:shd w:val="clear" w:color="auto" w:fill="66B966"/>
+    </w:rPr>
+  </w:style>
+  <w:style w:type="character" w:customStyle="1" w:styleId="ColorF06666Bg66A3E0">
+    <w:name w:val="ColorF06666Bg66A3E0"/>
+    <w:rPr>
+      <w:color w:val="F06666"/>
+      <w:shd w:val="clear" w:color="auto" w:fill="66A3E0"/>
+    </w:rPr>
+  </w:style>
+  <w:style w:type="character" w:customStyle="1" w:styleId="ColorF06666BgC285FF">
+    <w:name w:val="ColorF06666BgC285FF"/>
+    <w:rPr>
+      <w:color w:val="F06666"/>
+      <w:shd w:val="clear" w:color="auto" w:fill="C285FF"/>
+    </w:rPr>
+  </w:style>
+  <w:style w:type="character" w:customStyle="1" w:styleId="ColorF06666Bg888888">
+    <w:name w:val="ColorF06666Bg888888"/>
+    <w:rPr>
+      <w:color w:val="F06666"/>
+      <w:shd w:val="clear" w:color="auto" w:fill="888888"/>
+    </w:rPr>
+  </w:style>
+  <w:style w:type="character" w:customStyle="1" w:styleId="ColorF06666BgA10000">
+    <w:name w:val="ColorF06666BgA10000"/>
+    <w:rPr>
+      <w:color w:val="F06666"/>
+      <w:shd w:val="clear" w:color="auto" w:fill="A10000"/>
+    </w:rPr>
+  </w:style>
+  <w:style w:type="character" w:customStyle="1" w:styleId="ColorF06666BgB26B00">
+    <w:name w:val="ColorF06666BgB26B00"/>
+    <w:rPr>
+      <w:color w:val="F06666"/>
+      <w:shd w:val="clear" w:color="auto" w:fill="B26B00"/>
+    </w:rPr>
+  </w:style>
+  <w:style w:type="character" w:customStyle="1" w:styleId="ColorF06666BgB2B200">
+    <w:name w:val="ColorF06666BgB2B200"/>
+    <w:rPr>
+      <w:color w:val="F06666"/>
+      <w:shd w:val="clear" w:color="auto" w:fill="B2B200"/>
+    </w:rPr>
+  </w:style>
+  <w:style w:type="character" w:customStyle="1" w:styleId="ColorF06666Bg006100">
+    <w:name w:val="ColorF06666Bg006100"/>
+    <w:rPr>
+      <w:color w:val="F06666"/>
+      <w:shd w:val="clear" w:color="auto" w:fill="006100"/>
+    </w:rPr>
+  </w:style>
+  <w:style w:type="character" w:customStyle="1" w:styleId="ColorF06666Bg0047B2">
+    <w:name w:val="ColorF06666Bg0047B2"/>
+    <w:rPr>
+      <w:color w:val="F06666"/>
+      <w:shd w:val="clear" w:color="auto" w:fill="0047B2"/>
+    </w:rPr>
+  </w:style>
+  <w:style w:type="character" w:customStyle="1" w:styleId="ColorF06666Bg6B24B2">
+    <w:name w:val="ColorF06666Bg6B24B2"/>
+    <w:rPr>
+      <w:color w:val="F06666"/>
+      <w:shd w:val="clear" w:color="auto" w:fill="6B24B2"/>
+    </w:rPr>
+  </w:style>
+  <w:style w:type="character" w:customStyle="1" w:styleId="ColorF06666Bg444444">
+    <w:name w:val="ColorF06666Bg444444"/>
+    <w:rPr>
+      <w:color w:val="F06666"/>
+      <w:shd w:val="clear" w:color="auto" w:fill="444444"/>
+    </w:rPr>
+  </w:style>
+  <w:style w:type="character" w:customStyle="1" w:styleId="ColorF06666Bg5C0000">
+    <w:name w:val="ColorF06666Bg5C0000"/>
+    <w:rPr>
+      <w:color w:val="F06666"/>
+      <w:shd w:val="clear" w:color="auto" w:fill="5C0000"/>
+    </w:rPr>
+  </w:style>
+  <w:style w:type="character" w:customStyle="1" w:styleId="ColorF06666Bg663D00">
+    <w:name w:val="ColorF06666Bg663D00"/>
+    <w:rPr>
+      <w:color w:val="F06666"/>
+      <w:shd w:val="clear" w:color="auto" w:fill="663D00"/>
+    </w:rPr>
+  </w:style>
+  <w:style w:type="character" w:customStyle="1" w:styleId="ColorF06666Bg666600">
+    <w:name w:val="ColorF06666Bg666600"/>
+    <w:rPr>
+      <w:color w:val="F06666"/>
+      <w:shd w:val="clear" w:color="auto" w:fill="666600"/>
+    </w:rPr>
+  </w:style>
+  <w:style w:type="character" w:customStyle="1" w:styleId="ColorF06666Bg003700">
+    <w:name w:val="ColorF06666Bg003700"/>
+    <w:rPr>
+      <w:color w:val="F06666"/>
+      <w:shd w:val="clear" w:color="auto" w:fill="003700"/>
+    </w:rPr>
+  </w:style>
+  <w:style w:type="character" w:customStyle="1" w:styleId="ColorF06666Bg002966">
+    <w:name w:val="ColorF06666Bg002966"/>
+    <w:rPr>
+      <w:color w:val="F06666"/>
+      <w:shd w:val="clear" w:color="auto" w:fill="002966"/>
+    </w:rPr>
+  </w:style>
+  <w:style w:type="character" w:customStyle="1" w:styleId="ColorF06666Bg3D1466">
+    <w:name w:val="ColorF06666Bg3D1466"/>
+    <w:rPr>
+      <w:color w:val="F06666"/>
+      <w:shd w:val="clear" w:color="auto" w:fill="3D1466"/>
+    </w:rPr>
+  </w:style>
+  <w:style w:type="character" w:customStyle="1" w:styleId="ColorFFC266">
+    <w:name w:val="ColorFFC266"/>
+    <w:rPr>
+      <w:color w:val="FFC266"/>
+    </w:rPr>
+  </w:style>
+  <w:style w:type="character" w:customStyle="1" w:styleId="ColorFFC266BgE60000">
+    <w:name w:val="ColorFFC266BgE60000"/>
+    <w:rPr>
+      <w:color w:val="FFC266"/>
+      <w:shd w:val="clear" w:color="auto" w:fill="E60000"/>
+    </w:rPr>
+  </w:style>
+  <w:style w:type="character" w:customStyle="1" w:styleId="ColorFFC266BgFF9900">
+    <w:name w:val="ColorFFC266BgFF9900"/>
+    <w:rPr>
+      <w:color w:val="FFC266"/>
+      <w:shd w:val="clear" w:color="auto" w:fill="FF9900"/>
+    </w:rPr>
+  </w:style>
+  <w:style w:type="character" w:customStyle="1" w:styleId="ColorFFC266BgFFFF00">
+    <w:name w:val="ColorFFC266BgFFFF00"/>
+    <w:rPr>
+      <w:color w:val="FFC266"/>
+      <w:shd w:val="clear" w:color="auto" w:fill="FFFF00"/>
+    </w:rPr>
+  </w:style>
+  <w:style w:type="character" w:customStyle="1" w:styleId="ColorFFC266Bg008A00">
+    <w:name w:val="ColorFFC266Bg008A00"/>
+    <w:rPr>
+      <w:color w:val="FFC266"/>
+      <w:shd w:val="clear" w:color="auto" w:fill="008A00"/>
+    </w:rPr>
+  </w:style>
+  <w:style w:type="character" w:customStyle="1" w:styleId="ColorFFC266Bg0066CC">
+    <w:name w:val="ColorFFC266Bg0066CC"/>
+    <w:rPr>
+      <w:color w:val="FFC266"/>
+      <w:shd w:val="clear" w:color="auto" w:fill="0066CC"/>
+    </w:rPr>
+  </w:style>
+  <w:style w:type="character" w:customStyle="1" w:styleId="ColorFFC266Bg9933FF">
+    <w:name w:val="ColorFFC266Bg9933FF"/>
+    <w:rPr>
+      <w:color w:val="FFC266"/>
+      <w:shd w:val="clear" w:color="auto" w:fill="9933FF"/>
+    </w:rPr>
+  </w:style>
+  <w:style w:type="character" w:customStyle="1" w:styleId="ColorFFC266BgFFFFFF">
+    <w:name w:val="ColorFFC266BgFFFFFF"/>
+    <w:rPr>
+      <w:color w:val="FFC266"/>
+      <w:shd w:val="clear" w:color="auto" w:fill="FFFFFF"/>
+    </w:rPr>
+  </w:style>
+  <w:style w:type="character" w:customStyle="1" w:styleId="ColorFFC266BgFACCCC">
+    <w:name w:val="ColorFFC266BgFACCCC"/>
+    <w:rPr>
+      <w:color w:val="FFC266"/>
+      <w:shd w:val="clear" w:color="auto" w:fill="FACCCC"/>
+    </w:rPr>
+  </w:style>
+  <w:style w:type="character" w:customStyle="1" w:styleId="ColorFFC266BgFFEBCC">
+    <w:name w:val="ColorFFC266BgFFEBCC"/>
+    <w:rPr>
+      <w:color w:val="FFC266"/>
+      <w:shd w:val="clear" w:color="auto" w:fill="FFEBCC"/>
+    </w:rPr>
+  </w:style>
+  <w:style w:type="character" w:customStyle="1" w:styleId="ColorFFC266BgFFFFCC">
+    <w:name w:val="ColorFFC266BgFFFFCC"/>
+    <w:rPr>
+      <w:color w:val="FFC266"/>
+      <w:shd w:val="clear" w:color="auto" w:fill="FFFFCC"/>
+    </w:rPr>
+  </w:style>
+  <w:style w:type="character" w:customStyle="1" w:styleId="ColorFFC266BgCCE8CC">
+    <w:name w:val="ColorFFC266BgCCE8CC"/>
+    <w:rPr>
+      <w:color w:val="FFC266"/>
+      <w:shd w:val="clear" w:color="auto" w:fill="CCE8CC"/>
+    </w:rPr>
+  </w:style>
+  <w:style w:type="character" w:customStyle="1" w:styleId="ColorFFC266BgCCE0F5">
+    <w:name w:val="ColorFFC266BgCCE0F5"/>
+    <w:rPr>
+      <w:color w:val="FFC266"/>
+      <w:shd w:val="clear" w:color="auto" w:fill="CCE0F5"/>
+    </w:rPr>
+  </w:style>
+  <w:style w:type="character" w:customStyle="1" w:styleId="ColorFFC266BgEBD6FF">
+    <w:name w:val="ColorFFC266BgEBD6FF"/>
+    <w:rPr>
+      <w:color w:val="FFC266"/>
+      <w:shd w:val="clear" w:color="auto" w:fill="EBD6FF"/>
+    </w:rPr>
+  </w:style>
+  <w:style w:type="character" w:customStyle="1" w:styleId="ColorFFC266BgBBBBBB">
+    <w:name w:val="ColorFFC266BgBBBBBB"/>
+    <w:rPr>
+      <w:color w:val="FFC266"/>
+      <w:shd w:val="clear" w:color="auto" w:fill="BBBBBB"/>
+    </w:rPr>
+  </w:style>
+  <w:style w:type="character" w:customStyle="1" w:styleId="ColorFFC266BgF06666">
+    <w:name w:val="ColorFFC266BgF06666"/>
+    <w:rPr>
+      <w:color w:val="FFC266"/>
+      <w:shd w:val="clear" w:color="auto" w:fill="F06666"/>
+    </w:rPr>
+  </w:style>
+  <w:style w:type="character" w:customStyle="1" w:styleId="ColorFFC266BgFFC266">
+    <w:name w:val="ColorFFC266BgFFC266"/>
+    <w:rPr>
+      <w:color w:val="FFC266"/>
+      <w:shd w:val="clear" w:color="auto" w:fill="FFC266"/>
+    </w:rPr>
+  </w:style>
+  <w:style w:type="character" w:customStyle="1" w:styleId="ColorFFC266BgFFFF66">
+    <w:name w:val="ColorFFC266BgFFFF66"/>
+    <w:rPr>
+      <w:color w:val="FFC266"/>
+      <w:shd w:val="clear" w:color="auto" w:fill="FFFF66"/>
+    </w:rPr>
+  </w:style>
+  <w:style w:type="character" w:customStyle="1" w:styleId="ColorFFC266Bg66B966">
+    <w:name w:val="ColorFFC266Bg66B966"/>
+    <w:rPr>
+      <w:color w:val="FFC266"/>
+      <w:shd w:val="clear" w:color="auto" w:fill="66B966"/>
+    </w:rPr>
+  </w:style>
+  <w:style w:type="character" w:customStyle="1" w:styleId="ColorFFC266Bg66A3E0">
+    <w:name w:val="ColorFFC266Bg66A3E0"/>
+    <w:rPr>
+      <w:color w:val="FFC266"/>
+      <w:shd w:val="clear" w:color="auto" w:fill="66A3E0"/>
+    </w:rPr>
+  </w:style>
+  <w:style w:type="character" w:customStyle="1" w:styleId="ColorFFC266BgC285FF">
+    <w:name w:val="ColorFFC266BgC285FF"/>
+    <w:rPr>
+      <w:color w:val="FFC266"/>
+      <w:shd w:val="clear" w:color="auto" w:fill="C285FF"/>
+    </w:rPr>
+  </w:style>
+  <w:style w:type="character" w:customStyle="1" w:styleId="ColorFFC266Bg888888">
+    <w:name w:val="ColorFFC266Bg888888"/>
+    <w:rPr>
+      <w:color w:val="FFC266"/>
+      <w:shd w:val="clear" w:color="auto" w:fill="888888"/>
+    </w:rPr>
+  </w:style>
+  <w:style w:type="character" w:customStyle="1" w:styleId="ColorFFC266BgA10000">
+    <w:name w:val="ColorFFC266BgA10000"/>
+    <w:rPr>
+      <w:color w:val="FFC266"/>
+      <w:shd w:val="clear" w:color="auto" w:fill="A10000"/>
+    </w:rPr>
+  </w:style>
+  <w:style w:type="character" w:customStyle="1" w:styleId="ColorFFC266BgB26B00">
+    <w:name w:val="ColorFFC266BgB26B00"/>
+    <w:rPr>
+      <w:color w:val="FFC266"/>
+      <w:shd w:val="clear" w:color="auto" w:fill="B26B00"/>
+    </w:rPr>
+  </w:style>
+  <w:style w:type="character" w:customStyle="1" w:styleId="ColorFFC266BgB2B200">
+    <w:name w:val="ColorFFC266BgB2B200"/>
+    <w:rPr>
+      <w:color w:val="FFC266"/>
+      <w:shd w:val="clear" w:color="auto" w:fill="B2B200"/>
+    </w:rPr>
+  </w:style>
+  <w:style w:type="character" w:customStyle="1" w:styleId="ColorFFC266Bg006100">
+    <w:name w:val="ColorFFC266Bg006100"/>
+    <w:rPr>
+      <w:color w:val="FFC266"/>
+      <w:shd w:val="clear" w:color="auto" w:fill="006100"/>
+    </w:rPr>
+  </w:style>
+  <w:style w:type="character" w:customStyle="1" w:styleId="ColorFFC266Bg0047B2">
+    <w:name w:val="ColorFFC266Bg0047B2"/>
+    <w:rPr>
+      <w:color w:val="FFC266"/>
+      <w:shd w:val="clear" w:color="auto" w:fill="0047B2"/>
+    </w:rPr>
+  </w:style>
+  <w:style w:type="character" w:customStyle="1" w:styleId="ColorFFC266Bg6B24B2">
+    <w:name w:val="ColorFFC266Bg6B24B2"/>
+    <w:rPr>
+      <w:color w:val="FFC266"/>
+      <w:shd w:val="clear" w:color="auto" w:fill="6B24B2"/>
+    </w:rPr>
+  </w:style>
+  <w:style w:type="character" w:customStyle="1" w:styleId="ColorFFC266Bg444444">
+    <w:name w:val="ColorFFC266Bg444444"/>
+    <w:rPr>
+      <w:color w:val="FFC266"/>
+      <w:shd w:val="clear" w:color="auto" w:fill="444444"/>
+    </w:rPr>
+  </w:style>
+  <w:style w:type="character" w:customStyle="1" w:styleId="ColorFFC266Bg5C0000">
+    <w:name w:val="ColorFFC266Bg5C0000"/>
+    <w:rPr>
+      <w:color w:val="FFC266"/>
+      <w:shd w:val="clear" w:color="auto" w:fill="5C0000"/>
+    </w:rPr>
+  </w:style>
+  <w:style w:type="character" w:customStyle="1" w:styleId="ColorFFC266Bg663D00">
+    <w:name w:val="ColorFFC266Bg663D00"/>
+    <w:rPr>
+      <w:color w:val="FFC266"/>
+      <w:shd w:val="clear" w:color="auto" w:fill="663D00"/>
+    </w:rPr>
+  </w:style>
+  <w:style w:type="character" w:customStyle="1" w:styleId="ColorFFC266Bg666600">
+    <w:name w:val="ColorFFC266Bg666600"/>
+    <w:rPr>
+      <w:color w:val="FFC266"/>
+      <w:shd w:val="clear" w:color="auto" w:fill="666600"/>
+    </w:rPr>
+  </w:style>
+  <w:style w:type="character" w:customStyle="1" w:styleId="ColorFFC266Bg003700">
+    <w:name w:val="ColorFFC266Bg003700"/>
+    <w:rPr>
+      <w:color w:val="FFC266"/>
+      <w:shd w:val="clear" w:color="auto" w:fill="003700"/>
+    </w:rPr>
+  </w:style>
+  <w:style w:type="character" w:customStyle="1" w:styleId="ColorFFC266Bg002966">
+    <w:name w:val="ColorFFC266Bg002966"/>
+    <w:rPr>
+      <w:color w:val="FFC266"/>
+      <w:shd w:val="clear" w:color="auto" w:fill="002966"/>
+    </w:rPr>
+  </w:style>
+  <w:style w:type="character" w:customStyle="1" w:styleId="ColorFFC266Bg3D1466">
+    <w:name w:val="ColorFFC266Bg3D1466"/>
+    <w:rPr>
+      <w:color w:val="FFC266"/>
+      <w:shd w:val="clear" w:color="auto" w:fill="3D1466"/>
+    </w:rPr>
+  </w:style>
+  <w:style w:type="character" w:customStyle="1" w:styleId="ColorFFFF66">
+    <w:name w:val="ColorFFFF66"/>
+    <w:rPr>
+      <w:color w:val="FFFF66"/>
+    </w:rPr>
+  </w:style>
+  <w:style w:type="character" w:customStyle="1" w:styleId="ColorFFFF66BgE60000">
+    <w:name w:val="ColorFFFF66BgE60000"/>
+    <w:rPr>
+      <w:color w:val="FFFF66"/>
+      <w:shd w:val="clear" w:color="auto" w:fill="E60000"/>
+    </w:rPr>
+  </w:style>
+  <w:style w:type="character" w:customStyle="1" w:styleId="ColorFFFF66BgFF9900">
+    <w:name w:val="ColorFFFF66BgFF9900"/>
+    <w:rPr>
+      <w:color w:val="FFFF66"/>
+      <w:shd w:val="clear" w:color="auto" w:fill="FF9900"/>
+    </w:rPr>
+  </w:style>
+  <w:style w:type="character" w:customStyle="1" w:styleId="ColorFFFF66BgFFFF00">
+    <w:name w:val="ColorFFFF66BgFFFF00"/>
+    <w:rPr>
+      <w:color w:val="FFFF66"/>
+      <w:shd w:val="clear" w:color="auto" w:fill="FFFF00"/>
+    </w:rPr>
+  </w:style>
+  <w:style w:type="character" w:customStyle="1" w:styleId="ColorFFFF66Bg008A00">
+    <w:name w:val="ColorFFFF66Bg008A00"/>
+    <w:rPr>
+      <w:color w:val="FFFF66"/>
+      <w:shd w:val="clear" w:color="auto" w:fill="008A00"/>
+    </w:rPr>
+  </w:style>
+  <w:style w:type="character" w:customStyle="1" w:styleId="ColorFFFF66Bg0066CC">
+    <w:name w:val="ColorFFFF66Bg0066CC"/>
+    <w:rPr>
+      <w:color w:val="FFFF66"/>
+      <w:shd w:val="clear" w:color="auto" w:fill="0066CC"/>
+    </w:rPr>
+  </w:style>
+  <w:style w:type="character" w:customStyle="1" w:styleId="ColorFFFF66Bg9933FF">
+    <w:name w:val="ColorFFFF66Bg9933FF"/>
+    <w:rPr>
+      <w:color w:val="FFFF66"/>
+      <w:shd w:val="clear" w:color="auto" w:fill="9933FF"/>
+    </w:rPr>
+  </w:style>
+  <w:style w:type="character" w:customStyle="1" w:styleId="ColorFFFF66BgFFFFFF">
+    <w:name w:val="ColorFFFF66BgFFFFFF"/>
+    <w:rPr>
+      <w:color w:val="FFFF66"/>
+      <w:shd w:val="clear" w:color="auto" w:fill="FFFFFF"/>
+    </w:rPr>
+  </w:style>
+  <w:style w:type="character" w:customStyle="1" w:styleId="ColorFFFF66BgFACCCC">
+    <w:name w:val="ColorFFFF66BgFACCCC"/>
+    <w:rPr>
+      <w:color w:val="FFFF66"/>
+      <w:shd w:val="clear" w:color="auto" w:fill="FACCCC"/>
+    </w:rPr>
+  </w:style>
+  <w:style w:type="character" w:customStyle="1" w:styleId="ColorFFFF66BgFFEBCC">
+    <w:name w:val="ColorFFFF66BgFFEBCC"/>
+    <w:rPr>
+      <w:color w:val="FFFF66"/>
+      <w:shd w:val="clear" w:color="auto" w:fill="FFEBCC"/>
+    </w:rPr>
+  </w:style>
+  <w:style w:type="character" w:customStyle="1" w:styleId="ColorFFFF66BgFFFFCC">
+    <w:name w:val="ColorFFFF66BgFFFFCC"/>
+    <w:rPr>
+      <w:color w:val="FFFF66"/>
+      <w:shd w:val="clear" w:color="auto" w:fill="FFFFCC"/>
+    </w:rPr>
+  </w:style>
+  <w:style w:type="character" w:customStyle="1" w:styleId="ColorFFFF66BgCCE8CC">
+    <w:name w:val="ColorFFFF66BgCCE8CC"/>
+    <w:rPr>
+      <w:color w:val="FFFF66"/>
+      <w:shd w:val="clear" w:color="auto" w:fill="CCE8CC"/>
+    </w:rPr>
+  </w:style>
+  <w:style w:type="character" w:customStyle="1" w:styleId="ColorFFFF66BgCCE0F5">
+    <w:name w:val="ColorFFFF66BgCCE0F5"/>
+    <w:rPr>
+      <w:color w:val="FFFF66"/>
+      <w:shd w:val="clear" w:color="auto" w:fill="CCE0F5"/>
+    </w:rPr>
+  </w:style>
+  <w:style w:type="character" w:customStyle="1" w:styleId="ColorFFFF66BgEBD6FF">
+    <w:name w:val="ColorFFFF66BgEBD6FF"/>
+    <w:rPr>
+      <w:color w:val="FFFF66"/>
+      <w:shd w:val="clear" w:color="auto" w:fill="EBD6FF"/>
+    </w:rPr>
+  </w:style>
+  <w:style w:type="character" w:customStyle="1" w:styleId="ColorFFFF66BgBBBBBB">
+    <w:name w:val="ColorFFFF66BgBBBBBB"/>
+    <w:rPr>
+      <w:color w:val="FFFF66"/>
+      <w:shd w:val="clear" w:color="auto" w:fill="BBBBBB"/>
+    </w:rPr>
+  </w:style>
+  <w:style w:type="character" w:customStyle="1" w:styleId="ColorFFFF66BgF06666">
+    <w:name w:val="ColorFFFF66BgF06666"/>
+    <w:rPr>
+      <w:color w:val="FFFF66"/>
+      <w:shd w:val="clear" w:color="auto" w:fill="F06666"/>
+    </w:rPr>
+  </w:style>
+  <w:style w:type="character" w:customStyle="1" w:styleId="ColorFFFF66BgFFC266">
+    <w:name w:val="ColorFFFF66BgFFC266"/>
+    <w:rPr>
+      <w:color w:val="FFFF66"/>
+      <w:shd w:val="clear" w:color="auto" w:fill="FFC266"/>
+    </w:rPr>
+  </w:style>
+  <w:style w:type="character" w:customStyle="1" w:styleId="ColorFFFF66BgFFFF66">
+    <w:name w:val="ColorFFFF66BgFFFF66"/>
+    <w:rPr>
+      <w:color w:val="FFFF66"/>
+      <w:shd w:val="clear" w:color="auto" w:fill="FFFF66"/>
+    </w:rPr>
+  </w:style>
+  <w:style w:type="character" w:customStyle="1" w:styleId="ColorFFFF66Bg66B966">
+    <w:name w:val="ColorFFFF66Bg66B966"/>
+    <w:rPr>
+      <w:color w:val="FFFF66"/>
+      <w:shd w:val="clear" w:color="auto" w:fill="66B966"/>
+    </w:rPr>
+  </w:style>
+  <w:style w:type="character" w:customStyle="1" w:styleId="ColorFFFF66Bg66A3E0">
+    <w:name w:val="ColorFFFF66Bg66A3E0"/>
+    <w:rPr>
+      <w:color w:val="FFFF66"/>
+      <w:shd w:val="clear" w:color="auto" w:fill="66A3E0"/>
+    </w:rPr>
+  </w:style>
+  <w:style w:type="character" w:customStyle="1" w:styleId="ColorFFFF66BgC285FF">
+    <w:name w:val="ColorFFFF66BgC285FF"/>
+    <w:rPr>
+      <w:color w:val="FFFF66"/>
+      <w:shd w:val="clear" w:color="auto" w:fill="C285FF"/>
+    </w:rPr>
+  </w:style>
+  <w:style w:type="character" w:customStyle="1" w:styleId="ColorFFFF66Bg888888">
+    <w:name w:val="ColorFFFF66Bg888888"/>
+    <w:rPr>
+      <w:color w:val="FFFF66"/>
+      <w:shd w:val="clear" w:color="auto" w:fill="888888"/>
+    </w:rPr>
+  </w:style>
+  <w:style w:type="character" w:customStyle="1" w:styleId="ColorFFFF66BgA10000">
+    <w:name w:val="ColorFFFF66BgA10000"/>
+    <w:rPr>
+      <w:color w:val="FFFF66"/>
+      <w:shd w:val="clear" w:color="auto" w:fill="A10000"/>
+    </w:rPr>
+  </w:style>
+  <w:style w:type="character" w:customStyle="1" w:styleId="ColorFFFF66BgB26B00">
+    <w:name w:val="ColorFFFF66BgB26B00"/>
+    <w:rPr>
+      <w:color w:val="FFFF66"/>
+      <w:shd w:val="clear" w:color="auto" w:fill="B26B00"/>
+    </w:rPr>
+  </w:style>
+  <w:style w:type="character" w:customStyle="1" w:styleId="ColorFFFF66BgB2B200">
+    <w:name w:val="ColorFFFF66BgB2B200"/>
+    <w:rPr>
+      <w:color w:val="FFFF66"/>
+      <w:shd w:val="clear" w:color="auto" w:fill="B2B200"/>
+    </w:rPr>
+  </w:style>
+  <w:style w:type="character" w:customStyle="1" w:styleId="ColorFFFF66Bg006100">
+    <w:name w:val="ColorFFFF66Bg006100"/>
+    <w:rPr>
+      <w:color w:val="FFFF66"/>
+      <w:shd w:val="clear" w:color="auto" w:fill="006100"/>
+    </w:rPr>
+  </w:style>
+  <w:style w:type="character" w:customStyle="1" w:styleId="ColorFFFF66Bg0047B2">
+    <w:name w:val="ColorFFFF66Bg0047B2"/>
+    <w:rPr>
+      <w:color w:val="FFFF66"/>
+      <w:shd w:val="clear" w:color="auto" w:fill="0047B2"/>
+    </w:rPr>
+  </w:style>
+  <w:style w:type="character" w:customStyle="1" w:styleId="ColorFFFF66Bg6B24B2">
+    <w:name w:val="ColorFFFF66Bg6B24B2"/>
+    <w:rPr>
+      <w:color w:val="FFFF66"/>
+      <w:shd w:val="clear" w:color="auto" w:fill="6B24B2"/>
+    </w:rPr>
+  </w:style>
+  <w:style w:type="character" w:customStyle="1" w:styleId="ColorFFFF66Bg444444">
+    <w:name w:val="ColorFFFF66Bg444444"/>
+    <w:rPr>
+      <w:color w:val="FFFF66"/>
+      <w:shd w:val="clear" w:color="auto" w:fill="444444"/>
+    </w:rPr>
+  </w:style>
+  <w:style w:type="character" w:customStyle="1" w:styleId="ColorFFFF66Bg5C0000">
+    <w:name w:val="ColorFFFF66Bg5C0000"/>
+    <w:rPr>
+      <w:color w:val="FFFF66"/>
+      <w:shd w:val="clear" w:color="auto" w:fill="5C0000"/>
+    </w:rPr>
+  </w:style>
+  <w:style w:type="character" w:customStyle="1" w:styleId="ColorFFFF66Bg663D00">
+    <w:name w:val="ColorFFFF66Bg663D00"/>
+    <w:rPr>
+      <w:color w:val="FFFF66"/>
+      <w:shd w:val="clear" w:color="auto" w:fill="663D00"/>
+    </w:rPr>
+  </w:style>
+  <w:style w:type="character" w:customStyle="1" w:styleId="ColorFFFF66Bg666600">
+    <w:name w:val="ColorFFFF66Bg666600"/>
+    <w:rPr>
+      <w:color w:val="FFFF66"/>
+      <w:shd w:val="clear" w:color="auto" w:fill="666600"/>
+    </w:rPr>
+  </w:style>
+  <w:style w:type="character" w:customStyle="1" w:styleId="ColorFFFF66Bg003700">
+    <w:name w:val="ColorFFFF66Bg003700"/>
+    <w:rPr>
+      <w:color w:val="FFFF66"/>
+      <w:shd w:val="clear" w:color="auto" w:fill="003700"/>
+    </w:rPr>
+  </w:style>
+  <w:style w:type="character" w:customStyle="1" w:styleId="ColorFFFF66Bg002966">
+    <w:name w:val="ColorFFFF66Bg002966"/>
+    <w:rPr>
+      <w:color w:val="FFFF66"/>
+      <w:shd w:val="clear" w:color="auto" w:fill="002966"/>
+    </w:rPr>
+  </w:style>
+  <w:style w:type="character" w:customStyle="1" w:styleId="ColorFFFF66Bg3D1466">
+    <w:name w:val="ColorFFFF66Bg3D1466"/>
+    <w:rPr>
+      <w:color w:val="FFFF66"/>
+      <w:shd w:val="clear" w:color="auto" w:fill="3D1466"/>
+    </w:rPr>
+  </w:style>
+  <w:style w:type="character" w:customStyle="1" w:styleId="Color66B966">
+    <w:name w:val="Color66B966"/>
+    <w:rPr>
+      <w:color w:val="66B966"/>
+    </w:rPr>
+  </w:style>
+  <w:style w:type="character" w:customStyle="1" w:styleId="Color66B966BgE60000">
+    <w:name w:val="Color66B966BgE60000"/>
+    <w:rPr>
+      <w:color w:val="66B966"/>
+      <w:shd w:val="clear" w:color="auto" w:fill="E60000"/>
+    </w:rPr>
+  </w:style>
+  <w:style w:type="character" w:customStyle="1" w:styleId="Color66B966BgFF9900">
+    <w:name w:val="Color66B966BgFF9900"/>
+    <w:rPr>
+      <w:color w:val="66B966"/>
+      <w:shd w:val="clear" w:color="auto" w:fill="FF9900"/>
+    </w:rPr>
+  </w:style>
+  <w:style w:type="character" w:customStyle="1" w:styleId="Color66B966BgFFFF00">
+    <w:name w:val="Color66B966BgFFFF00"/>
+    <w:rPr>
+      <w:color w:val="66B966"/>
+      <w:shd w:val="clear" w:color="auto" w:fill="FFFF00"/>
+    </w:rPr>
+  </w:style>
+  <w:style w:type="character" w:customStyle="1" w:styleId="Color66B966Bg008A00">
+    <w:name w:val="Color66B966Bg008A00"/>
+    <w:rPr>
+      <w:color w:val="66B966"/>
+      <w:shd w:val="clear" w:color="auto" w:fill="008A00"/>
+    </w:rPr>
+  </w:style>
+  <w:style w:type="character" w:customStyle="1" w:styleId="Color66B966Bg0066CC">
+    <w:name w:val="Color66B966Bg0066CC"/>
+    <w:rPr>
+      <w:color w:val="66B966"/>
+      <w:shd w:val="clear" w:color="auto" w:fill="0066CC"/>
+    </w:rPr>
+  </w:style>
+  <w:style w:type="character" w:customStyle="1" w:styleId="Color66B966Bg9933FF">
+    <w:name w:val="Color66B966Bg9933FF"/>
+    <w:rPr>
+      <w:color w:val="66B966"/>
+      <w:shd w:val="clear" w:color="auto" w:fill="9933FF"/>
+    </w:rPr>
+  </w:style>
+  <w:style w:type="character" w:customStyle="1" w:styleId="Color66B966BgFFFFFF">
+    <w:name w:val="Color66B966BgFFFFFF"/>
+    <w:rPr>
+      <w:color w:val="66B966"/>
+      <w:shd w:val="clear" w:color="auto" w:fill="FFFFFF"/>
+    </w:rPr>
+  </w:style>
+  <w:style w:type="character" w:customStyle="1" w:styleId="Color66B966BgFACCCC">
+    <w:name w:val="Color66B966BgFACCCC"/>
+    <w:rPr>
+      <w:color w:val="66B966"/>
+      <w:shd w:val="clear" w:color="auto" w:fill="FACCCC"/>
+    </w:rPr>
+  </w:style>
+  <w:style w:type="character" w:customStyle="1" w:styleId="Color66B966BgFFEBCC">
+    <w:name w:val="Color66B966BgFFEBCC"/>
+    <w:rPr>
+      <w:color w:val="66B966"/>
+      <w:shd w:val="clear" w:color="auto" w:fill="FFEBCC"/>
+    </w:rPr>
+  </w:style>
+  <w:style w:type="character" w:customStyle="1" w:styleId="Color66B966BgFFFFCC">
+    <w:name w:val="Color66B966BgFFFFCC"/>
+    <w:rPr>
+      <w:color w:val="66B966"/>
+      <w:shd w:val="clear" w:color="auto" w:fill="FFFFCC"/>
+    </w:rPr>
+  </w:style>
+  <w:style w:type="character" w:customStyle="1" w:styleId="Color66B966BgCCE8CC">
+    <w:name w:val="Color66B966BgCCE8CC"/>
+    <w:rPr>
+      <w:color w:val="66B966"/>
+      <w:shd w:val="clear" w:color="auto" w:fill="CCE8CC"/>
+    </w:rPr>
+  </w:style>
+  <w:style w:type="character" w:customStyle="1" w:styleId="Color66B966BgCCE0F5">
+    <w:name w:val="Color66B966BgCCE0F5"/>
+    <w:rPr>
+      <w:color w:val="66B966"/>
+      <w:shd w:val="clear" w:color="auto" w:fill="CCE0F5"/>
+    </w:rPr>
+  </w:style>
+  <w:style w:type="character" w:customStyle="1" w:styleId="Color66B966BgEBD6FF">
+    <w:name w:val="Color66B966BgEBD6FF"/>
+    <w:rPr>
+      <w:color w:val="66B966"/>
+      <w:shd w:val="clear" w:color="auto" w:fill="EBD6FF"/>
+    </w:rPr>
+  </w:style>
+  <w:style w:type="character" w:customStyle="1" w:styleId="Color66B966BgBBBBBB">
+    <w:name w:val="Color66B966BgBBBBBB"/>
+    <w:rPr>
+      <w:color w:val="66B966"/>
+      <w:shd w:val="clear" w:color="auto" w:fill="BBBBBB"/>
+    </w:rPr>
+  </w:style>
+  <w:style w:type="character" w:customStyle="1" w:styleId="Color66B966BgF06666">
+    <w:name w:val="Color66B966BgF06666"/>
+    <w:rPr>
+      <w:color w:val="66B966"/>
+      <w:shd w:val="clear" w:color="auto" w:fill="F06666"/>
+    </w:rPr>
+  </w:style>
+  <w:style w:type="character" w:customStyle="1" w:styleId="Color66B966BgFFC266">
+    <w:name w:val="Color66B966BgFFC266"/>
+    <w:rPr>
+      <w:color w:val="66B966"/>
+      <w:shd w:val="clear" w:color="auto" w:fill="FFC266"/>
+    </w:rPr>
+  </w:style>
+  <w:style w:type="character" w:customStyle="1" w:styleId="Color66B966BgFFFF66">
+    <w:name w:val="Color66B966BgFFFF66"/>
+    <w:rPr>
+      <w:color w:val="66B966"/>
+      <w:shd w:val="clear" w:color="auto" w:fill="FFFF66"/>
+    </w:rPr>
+  </w:style>
+  <w:style w:type="character" w:customStyle="1" w:styleId="Color66B966Bg66B966">
+    <w:name w:val="Color66B966Bg66B966"/>
+    <w:rPr>
+      <w:color w:val="66B966"/>
+      <w:shd w:val="clear" w:color="auto" w:fill="66B966"/>
+    </w:rPr>
+  </w:style>
+  <w:style w:type="character" w:customStyle="1" w:styleId="Color66B966Bg66A3E0">
+    <w:name w:val="Color66B966Bg66A3E0"/>
+    <w:rPr>
+      <w:color w:val="66B966"/>
+      <w:shd w:val="clear" w:color="auto" w:fill="66A3E0"/>
+    </w:rPr>
+  </w:style>
+  <w:style w:type="character" w:customStyle="1" w:styleId="Color66B966BgC285FF">
+    <w:name w:val="Color66B966BgC285FF"/>
+    <w:rPr>
+      <w:color w:val="66B966"/>
+      <w:shd w:val="clear" w:color="auto" w:fill="C285FF"/>
+    </w:rPr>
+  </w:style>
+  <w:style w:type="character" w:customStyle="1" w:styleId="Color66B966Bg888888">
+    <w:name w:val="Color66B966Bg888888"/>
+    <w:rPr>
+      <w:color w:val="66B966"/>
+      <w:shd w:val="clear" w:color="auto" w:fill="888888"/>
+    </w:rPr>
+  </w:style>
+  <w:style w:type="character" w:customStyle="1" w:styleId="Color66B966BgA10000">
+    <w:name w:val="Color66B966BgA10000"/>
+    <w:rPr>
+      <w:color w:val="66B966"/>
+      <w:shd w:val="clear" w:color="auto" w:fill="A10000"/>
+    </w:rPr>
+  </w:style>
+  <w:style w:type="character" w:customStyle="1" w:styleId="Color66B966BgB26B00">
+    <w:name w:val="Color66B966BgB26B00"/>
+    <w:rPr>
+      <w:color w:val="66B966"/>
+      <w:shd w:val="clear" w:color="auto" w:fill="B26B00"/>
+    </w:rPr>
+  </w:style>
+  <w:style w:type="character" w:customStyle="1" w:styleId="Color66B966BgB2B200">
+    <w:name w:val="Color66B966BgB2B200"/>
+    <w:rPr>
+      <w:color w:val="66B966"/>
+      <w:shd w:val="clear" w:color="auto" w:fill="B2B200"/>
+    </w:rPr>
+  </w:style>
+  <w:style w:type="character" w:customStyle="1" w:styleId="Color66B966Bg006100">
+    <w:name w:val="Color66B966Bg006100"/>
+    <w:rPr>
+      <w:color w:val="66B966"/>
+      <w:shd w:val="clear" w:color="auto" w:fill="006100"/>
+    </w:rPr>
+  </w:style>
+  <w:style w:type="character" w:customStyle="1" w:styleId="Color66B966Bg0047B2">
+    <w:name w:val="Color66B966Bg0047B2"/>
+    <w:rPr>
+      <w:color w:val="66B966"/>
+      <w:shd w:val="clear" w:color="auto" w:fill="0047B2"/>
+    </w:rPr>
+  </w:style>
+  <w:style w:type="character" w:customStyle="1" w:styleId="Color66B966Bg6B24B2">
+    <w:name w:val="Color66B966Bg6B24B2"/>
+    <w:rPr>
+      <w:color w:val="66B966"/>
+      <w:shd w:val="clear" w:color="auto" w:fill="6B24B2"/>
+    </w:rPr>
+  </w:style>
+  <w:style w:type="character" w:customStyle="1" w:styleId="Color66B966Bg444444">
+    <w:name w:val="Color66B966Bg444444"/>
+    <w:rPr>
+      <w:color w:val="66B966"/>
+      <w:shd w:val="clear" w:color="auto" w:fill="444444"/>
+    </w:rPr>
+  </w:style>
+  <w:style w:type="character" w:customStyle="1" w:styleId="Color66B966Bg5C0000">
+    <w:name w:val="Color66B966Bg5C0000"/>
+    <w:rPr>
+      <w:color w:val="66B966"/>
+      <w:shd w:val="clear" w:color="auto" w:fill="5C0000"/>
+    </w:rPr>
+  </w:style>
+  <w:style w:type="character" w:customStyle="1" w:styleId="Color66B966Bg663D00">
+    <w:name w:val="Color66B966Bg663D00"/>
+    <w:rPr>
+      <w:color w:val="66B966"/>
+      <w:shd w:val="clear" w:color="auto" w:fill="663D00"/>
+    </w:rPr>
+  </w:style>
+  <w:style w:type="character" w:customStyle="1" w:styleId="Color66B966Bg666600">
+    <w:name w:val="Color66B966Bg666600"/>
+    <w:rPr>
+      <w:color w:val="66B966"/>
+      <w:shd w:val="clear" w:color="auto" w:fill="666600"/>
+    </w:rPr>
+  </w:style>
+  <w:style w:type="character" w:customStyle="1" w:styleId="Color66B966Bg003700">
+    <w:name w:val="Color66B966Bg003700"/>
+    <w:rPr>
+      <w:color w:val="66B966"/>
+      <w:shd w:val="clear" w:color="auto" w:fill="003700"/>
+    </w:rPr>
+  </w:style>
+  <w:style w:type="character" w:customStyle="1" w:styleId="Color66B966Bg002966">
+    <w:name w:val="Color66B966Bg002966"/>
+    <w:rPr>
+      <w:color w:val="66B966"/>
+      <w:shd w:val="clear" w:color="auto" w:fill="002966"/>
+    </w:rPr>
+  </w:style>
+  <w:style w:type="character" w:customStyle="1" w:styleId="Color66B966Bg3D1466">
+    <w:name w:val="Color66B966Bg3D1466"/>
+    <w:rPr>
+      <w:color w:val="66B966"/>
+      <w:shd w:val="clear" w:color="auto" w:fill="3D1466"/>
+    </w:rPr>
+  </w:style>
+  <w:style w:type="character" w:customStyle="1" w:styleId="Color66A3E0">
+    <w:name w:val="Color66A3E0"/>
+    <w:rPr>
+      <w:color w:val="66A3E0"/>
+    </w:rPr>
+  </w:style>
+  <w:style w:type="character" w:customStyle="1" w:styleId="Color66A3E0BgE60000">
+    <w:name w:val="Color66A3E0BgE60000"/>
+    <w:rPr>
+      <w:color w:val="66A3E0"/>
+      <w:shd w:val="clear" w:color="auto" w:fill="E60000"/>
+    </w:rPr>
+  </w:style>
+  <w:style w:type="character" w:customStyle="1" w:styleId="Color66A3E0BgFF9900">
+    <w:name w:val="Color66A3E0BgFF9900"/>
+    <w:rPr>
+      <w:color w:val="66A3E0"/>
+      <w:shd w:val="clear" w:color="auto" w:fill="FF9900"/>
+    </w:rPr>
+  </w:style>
+  <w:style w:type="character" w:customStyle="1" w:styleId="Color66A3E0BgFFFF00">
+    <w:name w:val="Color66A3E0BgFFFF00"/>
+    <w:rPr>
+      <w:color w:val="66A3E0"/>
+      <w:shd w:val="clear" w:color="auto" w:fill="FFFF00"/>
+    </w:rPr>
+  </w:style>
+  <w:style w:type="character" w:customStyle="1" w:styleId="Color66A3E0Bg008A00">
+    <w:name w:val="Color66A3E0Bg008A00"/>
+    <w:rPr>
+      <w:color w:val="66A3E0"/>
+      <w:shd w:val="clear" w:color="auto" w:fill="008A00"/>
+    </w:rPr>
+  </w:style>
+  <w:style w:type="character" w:customStyle="1" w:styleId="Color66A3E0Bg0066CC">
+    <w:name w:val="Color66A3E0Bg0066CC"/>
+    <w:rPr>
+      <w:color w:val="66A3E0"/>
+      <w:shd w:val="clear" w:color="auto" w:fill="0066CC"/>
+    </w:rPr>
+  </w:style>
+  <w:style w:type="character" w:customStyle="1" w:styleId="Color66A3E0Bg9933FF">
+    <w:name w:val="Color66A3E0Bg9933FF"/>
+    <w:rPr>
+      <w:color w:val="66A3E0"/>
+      <w:shd w:val="clear" w:color="auto" w:fill="9933FF"/>
+    </w:rPr>
+  </w:style>
+  <w:style w:type="character" w:customStyle="1" w:styleId="Color66A3E0BgFFFFFF">
+    <w:name w:val="Color66A3E0BgFFFFFF"/>
+    <w:rPr>
+      <w:color w:val="66A3E0"/>
+      <w:shd w:val="clear" w:color="auto" w:fill="FFFFFF"/>
+    </w:rPr>
+  </w:style>
+  <w:style w:type="character" w:customStyle="1" w:styleId="Color66A3E0BgFACCCC">
+    <w:name w:val="Color66A3E0BgFACCCC"/>
+    <w:rPr>
+      <w:color w:val="66A3E0"/>
+      <w:shd w:val="clear" w:color="auto" w:fill="FACCCC"/>
+    </w:rPr>
+  </w:style>
+  <w:style w:type="character" w:customStyle="1" w:styleId="Color66A3E0BgFFEBCC">
+    <w:name w:val="Color66A3E0BgFFEBCC"/>
+    <w:rPr>
+      <w:color w:val="66A3E0"/>
+      <w:shd w:val="clear" w:color="auto" w:fill="FFEBCC"/>
+    </w:rPr>
+  </w:style>
+  <w:style w:type="character" w:customStyle="1" w:styleId="Color66A3E0BgFFFFCC">
+    <w:name w:val="Color66A3E0BgFFFFCC"/>
+    <w:rPr>
+      <w:color w:val="66A3E0"/>
+      <w:shd w:val="clear" w:color="auto" w:fill="FFFFCC"/>
+    </w:rPr>
+  </w:style>
+  <w:style w:type="character" w:customStyle="1" w:styleId="Color66A3E0BgCCE8CC">
+    <w:name w:val="Color66A3E0BgCCE8CC"/>
+    <w:rPr>
+      <w:color w:val="66A3E0"/>
+      <w:shd w:val="clear" w:color="auto" w:fill="CCE8CC"/>
+    </w:rPr>
+  </w:style>
+  <w:style w:type="character" w:customStyle="1" w:styleId="Color66A3E0BgCCE0F5">
+    <w:name w:val="Color66A3E0BgCCE0F5"/>
+    <w:rPr>
+      <w:color w:val="66A3E0"/>
+      <w:shd w:val="clear" w:color="auto" w:fill="CCE0F5"/>
+    </w:rPr>
+  </w:style>
+  <w:style w:type="character" w:customStyle="1" w:styleId="Color66A3E0BgEBD6FF">
+    <w:name w:val="Color66A3E0BgEBD6FF"/>
+    <w:rPr>
+      <w:color w:val="66A3E0"/>
+      <w:shd w:val="clear" w:color="auto" w:fill="EBD6FF"/>
+    </w:rPr>
+  </w:style>
+  <w:style w:type="character" w:customStyle="1" w:styleId="Color66A3E0BgBBBBBB">
+    <w:name w:val="Color66A3E0BgBBBBBB"/>
+    <w:rPr>
+      <w:color w:val="66A3E0"/>
+      <w:shd w:val="clear" w:color="auto" w:fill="BBBBBB"/>
+    </w:rPr>
+  </w:style>
+  <w:style w:type="character" w:customStyle="1" w:styleId="Color66A3E0BgF06666">
+    <w:name w:val="Color66A3E0BgF06666"/>
+    <w:rPr>
+      <w:color w:val="66A3E0"/>
+      <w:shd w:val="clear" w:color="auto" w:fill="F06666"/>
+    </w:rPr>
+  </w:style>
+  <w:style w:type="character" w:customStyle="1" w:styleId="Color66A3E0BgFFC266">
+    <w:name w:val="Color66A3E0BgFFC266"/>
+    <w:rPr>
+      <w:color w:val="66A3E0"/>
+      <w:shd w:val="clear" w:color="auto" w:fill="FFC266"/>
+    </w:rPr>
+  </w:style>
+  <w:style w:type="character" w:customStyle="1" w:styleId="Color66A3E0BgFFFF66">
+    <w:name w:val="Color66A3E0BgFFFF66"/>
+    <w:rPr>
+      <w:color w:val="66A3E0"/>
+      <w:shd w:val="clear" w:color="auto" w:fill="FFFF66"/>
+    </w:rPr>
+  </w:style>
+  <w:style w:type="character" w:customStyle="1" w:styleId="Color66A3E0Bg66B966">
+    <w:name w:val="Color66A3E0Bg66B966"/>
+    <w:rPr>
+      <w:color w:val="66A3E0"/>
+      <w:shd w:val="clear" w:color="auto" w:fill="66B966"/>
+    </w:rPr>
+  </w:style>
+  <w:style w:type="character" w:customStyle="1" w:styleId="Color66A3E0Bg66A3E0">
+    <w:name w:val="Color66A3E0Bg66A3E0"/>
+    <w:rPr>
+      <w:color w:val="66A3E0"/>
+      <w:shd w:val="clear" w:color="auto" w:fill="66A3E0"/>
+    </w:rPr>
+  </w:style>
+  <w:style w:type="character" w:customStyle="1" w:styleId="Color66A3E0BgC285FF">
+    <w:name w:val="Color66A3E0BgC285FF"/>
+    <w:rPr>
+      <w:color w:val="66A3E0"/>
+      <w:shd w:val="clear" w:color="auto" w:fill="C285FF"/>
+    </w:rPr>
+  </w:style>
+  <w:style w:type="character" w:customStyle="1" w:styleId="Color66A3E0Bg888888">
+    <w:name w:val="Color66A3E0Bg888888"/>
+    <w:rPr>
+      <w:color w:val="66A3E0"/>
+      <w:shd w:val="clear" w:color="auto" w:fill="888888"/>
+    </w:rPr>
+  </w:style>
+  <w:style w:type="character" w:customStyle="1" w:styleId="Color66A3E0BgA10000">
+    <w:name w:val="Color66A3E0BgA10000"/>
+    <w:rPr>
+      <w:color w:val="66A3E0"/>
+      <w:shd w:val="clear" w:color="auto" w:fill="A10000"/>
+    </w:rPr>
+  </w:style>
+  <w:style w:type="character" w:customStyle="1" w:styleId="Color66A3E0BgB26B00">
+    <w:name w:val="Color66A3E0BgB26B00"/>
+    <w:rPr>
+      <w:color w:val="66A3E0"/>
+      <w:shd w:val="clear" w:color="auto" w:fill="B26B00"/>
+    </w:rPr>
+  </w:style>
+  <w:style w:type="character" w:customStyle="1" w:styleId="Color66A3E0BgB2B200">
+    <w:name w:val="Color66A3E0BgB2B200"/>
+    <w:rPr>
+      <w:color w:val="66A3E0"/>
+      <w:shd w:val="clear" w:color="auto" w:fill="B2B200"/>
+    </w:rPr>
+  </w:style>
+  <w:style w:type="character" w:customStyle="1" w:styleId="Color66A3E0Bg006100">
+    <w:name w:val="Color66A3E0Bg006100"/>
+    <w:rPr>
+      <w:color w:val="66A3E0"/>
+      <w:shd w:val="clear" w:color="auto" w:fill="006100"/>
+    </w:rPr>
+  </w:style>
+  <w:style w:type="character" w:customStyle="1" w:styleId="Color66A3E0Bg0047B2">
+    <w:name w:val="Color66A3E0Bg0047B2"/>
+    <w:rPr>
+      <w:color w:val="66A3E0"/>
+      <w:shd w:val="clear" w:color="auto" w:fill="0047B2"/>
+    </w:rPr>
+  </w:style>
+  <w:style w:type="character" w:customStyle="1" w:styleId="Color66A3E0Bg6B24B2">
+    <w:name w:val="Color66A3E0Bg6B24B2"/>
+    <w:rPr>
+      <w:color w:val="66A3E0"/>
+      <w:shd w:val="clear" w:color="auto" w:fill="6B24B2"/>
+    </w:rPr>
+  </w:style>
+  <w:style w:type="character" w:customStyle="1" w:styleId="Color66A3E0Bg444444">
+    <w:name w:val="Color66A3E0Bg444444"/>
+    <w:rPr>
+      <w:color w:val="66A3E0"/>
+      <w:shd w:val="clear" w:color="auto" w:fill="444444"/>
+    </w:rPr>
+  </w:style>
+  <w:style w:type="character" w:customStyle="1" w:styleId="Color66A3E0Bg5C0000">
+    <w:name w:val="Color66A3E0Bg5C0000"/>
+    <w:rPr>
+      <w:color w:val="66A3E0"/>
+      <w:shd w:val="clear" w:color="auto" w:fill="5C0000"/>
+    </w:rPr>
+  </w:style>
+  <w:style w:type="character" w:customStyle="1" w:styleId="Color66A3E0Bg663D00">
+    <w:name w:val="Color66A3E0Bg663D00"/>
+    <w:rPr>
+      <w:color w:val="66A3E0"/>
+      <w:shd w:val="clear" w:color="auto" w:fill="663D00"/>
+    </w:rPr>
+  </w:style>
+  <w:style w:type="character" w:customStyle="1" w:styleId="Color66A3E0Bg666600">
+    <w:name w:val="Color66A3E0Bg666600"/>
+    <w:rPr>
+      <w:color w:val="66A3E0"/>
+      <w:shd w:val="clear" w:color="auto" w:fill="666600"/>
+    </w:rPr>
+  </w:style>
+  <w:style w:type="character" w:customStyle="1" w:styleId="Color66A3E0Bg003700">
+    <w:name w:val="Color66A3E0Bg003700"/>
+    <w:rPr>
+      <w:color w:val="66A3E0"/>
+      <w:shd w:val="clear" w:color="auto" w:fill="003700"/>
+    </w:rPr>
+  </w:style>
+  <w:style w:type="character" w:customStyle="1" w:styleId="Color66A3E0Bg002966">
+    <w:name w:val="Color66A3E0Bg002966"/>
+    <w:rPr>
+      <w:color w:val="66A3E0"/>
+      <w:shd w:val="clear" w:color="auto" w:fill="002966"/>
+    </w:rPr>
+  </w:style>
+  <w:style w:type="character" w:customStyle="1" w:styleId="Color66A3E0Bg3D1466">
+    <w:name w:val="Color66A3E0Bg3D1466"/>
+    <w:rPr>
+      <w:color w:val="66A3E0"/>
+      <w:shd w:val="clear" w:color="auto" w:fill="3D1466"/>
+    </w:rPr>
+  </w:style>
+  <w:style w:type="character" w:customStyle="1" w:styleId="ColorC285FF">
+    <w:name w:val="ColorC285FF"/>
+    <w:rPr>
+      <w:color w:val="C285FF"/>
+    </w:rPr>
+  </w:style>
+  <w:style w:type="character" w:customStyle="1" w:styleId="ColorC285FFBgE60000">
+    <w:name w:val="ColorC285FFBgE60000"/>
+    <w:rPr>
+      <w:color w:val="C285FF"/>
+      <w:shd w:val="clear" w:color="auto" w:fill="E60000"/>
+    </w:rPr>
+  </w:style>
+  <w:style w:type="character" w:customStyle="1" w:styleId="ColorC285FFBgFF9900">
+    <w:name w:val="ColorC285FFBgFF9900"/>
+    <w:rPr>
+      <w:color w:val="C285FF"/>
+      <w:shd w:val="clear" w:color="auto" w:fill="FF9900"/>
+    </w:rPr>
+  </w:style>
+  <w:style w:type="character" w:customStyle="1" w:styleId="ColorC285FFBgFFFF00">
+    <w:name w:val="ColorC285FFBgFFFF00"/>
+    <w:rPr>
+      <w:color w:val="C285FF"/>
+      <w:shd w:val="clear" w:color="auto" w:fill="FFFF00"/>
+    </w:rPr>
+  </w:style>
+  <w:style w:type="character" w:customStyle="1" w:styleId="ColorC285FFBg008A00">
+    <w:name w:val="ColorC285FFBg008A00"/>
+    <w:rPr>
+      <w:color w:val="C285FF"/>
+      <w:shd w:val="clear" w:color="auto" w:fill="008A00"/>
+    </w:rPr>
+  </w:style>
+  <w:style w:type="character" w:customStyle="1" w:styleId="ColorC285FFBg0066CC">
+    <w:name w:val="ColorC285FFBg0066CC"/>
+    <w:rPr>
+      <w:color w:val="C285FF"/>
+      <w:shd w:val="clear" w:color="auto" w:fill="0066CC"/>
+    </w:rPr>
+  </w:style>
+  <w:style w:type="character" w:customStyle="1" w:styleId="ColorC285FFBg9933FF">
+    <w:name w:val="ColorC285FFBg9933FF"/>
+    <w:rPr>
+      <w:color w:val="C285FF"/>
+      <w:shd w:val="clear" w:color="auto" w:fill="9933FF"/>
+    </w:rPr>
+  </w:style>
+  <w:style w:type="character" w:customStyle="1" w:styleId="ColorC285FFBgFFFFFF">
+    <w:name w:val="ColorC285FFBgFFFFFF"/>
+    <w:rPr>
+      <w:color w:val="C285FF"/>
+      <w:shd w:val="clear" w:color="auto" w:fill="FFFFFF"/>
+    </w:rPr>
+  </w:style>
+  <w:style w:type="character" w:customStyle="1" w:styleId="ColorC285FFBgFACCCC">
+    <w:name w:val="ColorC285FFBgFACCCC"/>
+    <w:rPr>
+      <w:color w:val="C285FF"/>
+      <w:shd w:val="clear" w:color="auto" w:fill="FACCCC"/>
+    </w:rPr>
+  </w:style>
+  <w:style w:type="character" w:customStyle="1" w:styleId="ColorC285FFBgFFEBCC">
+    <w:name w:val="ColorC285FFBgFFEBCC"/>
+    <w:rPr>
+      <w:color w:val="C285FF"/>
+      <w:shd w:val="clear" w:color="auto" w:fill="FFEBCC"/>
+    </w:rPr>
+  </w:style>
+  <w:style w:type="character" w:customStyle="1" w:styleId="ColorC285FFBgFFFFCC">
+    <w:name w:val="ColorC285FFBgFFFFCC"/>
+    <w:rPr>
+      <w:color w:val="C285FF"/>
+      <w:shd w:val="clear" w:color="auto" w:fill="FFFFCC"/>
+    </w:rPr>
+  </w:style>
+  <w:style w:type="character" w:customStyle="1" w:styleId="ColorC285FFBgCCE8CC">
+    <w:name w:val="ColorC285FFBgCCE8CC"/>
+    <w:rPr>
+      <w:color w:val="C285FF"/>
+      <w:shd w:val="clear" w:color="auto" w:fill="CCE8CC"/>
+    </w:rPr>
+  </w:style>
+  <w:style w:type="character" w:customStyle="1" w:styleId="ColorC285FFBgCCE0F5">
+    <w:name w:val="ColorC285FFBgCCE0F5"/>
+    <w:rPr>
+      <w:color w:val="C285FF"/>
+      <w:shd w:val="clear" w:color="auto" w:fill="CCE0F5"/>
+    </w:rPr>
+  </w:style>
+  <w:style w:type="character" w:customStyle="1" w:styleId="ColorC285FFBgEBD6FF">
+    <w:name w:val="ColorC285FFBgEBD6FF"/>
+    <w:rPr>
+      <w:color w:val="C285FF"/>
+      <w:shd w:val="clear" w:color="auto" w:fill="EBD6FF"/>
+    </w:rPr>
+  </w:style>
+  <w:style w:type="character" w:customStyle="1" w:styleId="ColorC285FFBgBBBBBB">
+    <w:name w:val="ColorC285FFBgBBBBBB"/>
+    <w:rPr>
+      <w:color w:val="C285FF"/>
+      <w:shd w:val="clear" w:color="auto" w:fill="BBBBBB"/>
+    </w:rPr>
+  </w:style>
+  <w:style w:type="character" w:customStyle="1" w:styleId="ColorC285FFBgF06666">
+    <w:name w:val="ColorC285FFBgF06666"/>
+    <w:rPr>
+      <w:color w:val="C285FF"/>
+      <w:shd w:val="clear" w:color="auto" w:fill="F06666"/>
+    </w:rPr>
+  </w:style>
+  <w:style w:type="character" w:customStyle="1" w:styleId="ColorC285FFBgFFC266">
+    <w:name w:val="ColorC285FFBgFFC266"/>
+    <w:rPr>
+      <w:color w:val="C285FF"/>
+      <w:shd w:val="clear" w:color="auto" w:fill="FFC266"/>
+    </w:rPr>
+  </w:style>
+  <w:style w:type="character" w:customStyle="1" w:styleId="ColorC285FFBgFFFF66">
+    <w:name w:val="ColorC285FFBgFFFF66"/>
+    <w:rPr>
+      <w:color w:val="C285FF"/>
+      <w:shd w:val="clear" w:color="auto" w:fill="FFFF66"/>
+    </w:rPr>
+  </w:style>
+  <w:style w:type="character" w:customStyle="1" w:styleId="ColorC285FFBg66B966">
+    <w:name w:val="ColorC285FFBg66B966"/>
+    <w:rPr>
+      <w:color w:val="C285FF"/>
+      <w:shd w:val="clear" w:color="auto" w:fill="66B966"/>
+    </w:rPr>
+  </w:style>
+  <w:style w:type="character" w:customStyle="1" w:styleId="ColorC285FFBg66A3E0">
+    <w:name w:val="ColorC285FFBg66A3E0"/>
+    <w:rPr>
+      <w:color w:val="C285FF"/>
+      <w:shd w:val="clear" w:color="auto" w:fill="66A3E0"/>
+    </w:rPr>
+  </w:style>
+  <w:style w:type="character" w:customStyle="1" w:styleId="ColorC285FFBgC285FF">
+    <w:name w:val="ColorC285FFBgC285FF"/>
+    <w:rPr>
+      <w:color w:val="C285FF"/>
+      <w:shd w:val="clear" w:color="auto" w:fill="C285FF"/>
+    </w:rPr>
+  </w:style>
+  <w:style w:type="character" w:customStyle="1" w:styleId="ColorC285FFBg888888">
+    <w:name w:val="ColorC285FFBg888888"/>
+    <w:rPr>
+      <w:color w:val="C285FF"/>
+      <w:shd w:val="clear" w:color="auto" w:fill="888888"/>
+    </w:rPr>
+  </w:style>
+  <w:style w:type="character" w:customStyle="1" w:styleId="ColorC285FFBgA10000">
+    <w:name w:val="ColorC285FFBgA10000"/>
+    <w:rPr>
+      <w:color w:val="C285FF"/>
+      <w:shd w:val="clear" w:color="auto" w:fill="A10000"/>
+    </w:rPr>
+  </w:style>
+  <w:style w:type="character" w:customStyle="1" w:styleId="ColorC285FFBgB26B00">
+    <w:name w:val="ColorC285FFBgB26B00"/>
+    <w:rPr>
+      <w:color w:val="C285FF"/>
+      <w:shd w:val="clear" w:color="auto" w:fill="B26B00"/>
+    </w:rPr>
+  </w:style>
+  <w:style w:type="character" w:customStyle="1" w:styleId="ColorC285FFBgB2B200">
+    <w:name w:val="ColorC285FFBgB2B200"/>
+    <w:rPr>
+      <w:color w:val="C285FF"/>
+      <w:shd w:val="clear" w:color="auto" w:fill="B2B200"/>
+    </w:rPr>
+  </w:style>
+  <w:style w:type="character" w:customStyle="1" w:styleId="ColorC285FFBg006100">
+    <w:name w:val="ColorC285FFBg006100"/>
+    <w:rPr>
+      <w:color w:val="C285FF"/>
+      <w:shd w:val="clear" w:color="auto" w:fill="006100"/>
+    </w:rPr>
+  </w:style>
+  <w:style w:type="character" w:customStyle="1" w:styleId="ColorC285FFBg0047B2">
+    <w:name w:val="ColorC285FFBg0047B2"/>
+    <w:rPr>
+      <w:color w:val="C285FF"/>
+      <w:shd w:val="clear" w:color="auto" w:fill="0047B2"/>
+    </w:rPr>
+  </w:style>
+  <w:style w:type="character" w:customStyle="1" w:styleId="ColorC285FFBg6B24B2">
+    <w:name w:val="ColorC285FFBg6B24B2"/>
+    <w:rPr>
+      <w:color w:val="C285FF"/>
+      <w:shd w:val="clear" w:color="auto" w:fill="6B24B2"/>
+    </w:rPr>
+  </w:style>
+  <w:style w:type="character" w:customStyle="1" w:styleId="ColorC285FFBg444444">
+    <w:name w:val="ColorC285FFBg444444"/>
+    <w:rPr>
+      <w:color w:val="C285FF"/>
+      <w:shd w:val="clear" w:color="auto" w:fill="444444"/>
+    </w:rPr>
+  </w:style>
+  <w:style w:type="character" w:customStyle="1" w:styleId="ColorC285FFBg5C0000">
+    <w:name w:val="ColorC285FFBg5C0000"/>
+    <w:rPr>
+      <w:color w:val="C285FF"/>
+      <w:shd w:val="clear" w:color="auto" w:fill="5C0000"/>
+    </w:rPr>
+  </w:style>
+  <w:style w:type="character" w:customStyle="1" w:styleId="ColorC285FFBg663D00">
+    <w:name w:val="ColorC285FFBg663D00"/>
+    <w:rPr>
+      <w:color w:val="C285FF"/>
+      <w:shd w:val="clear" w:color="auto" w:fill="663D00"/>
+    </w:rPr>
+  </w:style>
+  <w:style w:type="character" w:customStyle="1" w:styleId="ColorC285FFBg666600">
+    <w:name w:val="ColorC285FFBg666600"/>
+    <w:rPr>
+      <w:color w:val="C285FF"/>
+      <w:shd w:val="clear" w:color="auto" w:fill="666600"/>
+    </w:rPr>
+  </w:style>
+  <w:style w:type="character" w:customStyle="1" w:styleId="ColorC285FFBg003700">
+    <w:name w:val="ColorC285FFBg003700"/>
+    <w:rPr>
+      <w:color w:val="C285FF"/>
+      <w:shd w:val="clear" w:color="auto" w:fill="003700"/>
+    </w:rPr>
+  </w:style>
+  <w:style w:type="character" w:customStyle="1" w:styleId="ColorC285FFBg002966">
+    <w:name w:val="ColorC285FFBg002966"/>
+    <w:rPr>
+      <w:color w:val="C285FF"/>
+      <w:shd w:val="clear" w:color="auto" w:fill="002966"/>
+    </w:rPr>
+  </w:style>
+  <w:style w:type="character" w:customStyle="1" w:styleId="ColorC285FFBg3D1466">
+    <w:name w:val="ColorC285FFBg3D1466"/>
+    <w:rPr>
+      <w:color w:val="C285FF"/>
+      <w:shd w:val="clear" w:color="auto" w:fill="3D1466"/>
+    </w:rPr>
+  </w:style>
+  <w:style w:type="character" w:customStyle="1" w:styleId="Color888888">
+    <w:name w:val="Color888888"/>
+    <w:rPr>
+      <w:color w:val="888888"/>
+    </w:rPr>
+  </w:style>
+  <w:style w:type="character" w:customStyle="1" w:styleId="Color888888BgE60000">
+    <w:name w:val="Color888888BgE60000"/>
+    <w:rPr>
+      <w:color w:val="888888"/>
+      <w:shd w:val="clear" w:color="auto" w:fill="E60000"/>
+    </w:rPr>
+  </w:style>
+  <w:style w:type="character" w:customStyle="1" w:styleId="Color888888BgFF9900">
+    <w:name w:val="Color888888BgFF9900"/>
+    <w:rPr>
+      <w:color w:val="888888"/>
+      <w:shd w:val="clear" w:color="auto" w:fill="FF9900"/>
+    </w:rPr>
+  </w:style>
+  <w:style w:type="character" w:customStyle="1" w:styleId="Color888888BgFFFF00">
+    <w:name w:val="Color888888BgFFFF00"/>
+    <w:rPr>
+      <w:color w:val="888888"/>
+      <w:shd w:val="clear" w:color="auto" w:fill="FFFF00"/>
+    </w:rPr>
+  </w:style>
+  <w:style w:type="character" w:customStyle="1" w:styleId="Color888888Bg008A00">
+    <w:name w:val="Color888888Bg008A00"/>
+    <w:rPr>
+      <w:color w:val="888888"/>
+      <w:shd w:val="clear" w:color="auto" w:fill="008A00"/>
+    </w:rPr>
+  </w:style>
+  <w:style w:type="character" w:customStyle="1" w:styleId="Color888888Bg0066CC">
+    <w:name w:val="Color888888Bg0066CC"/>
+    <w:rPr>
+      <w:color w:val="888888"/>
+      <w:shd w:val="clear" w:color="auto" w:fill="0066CC"/>
+    </w:rPr>
+  </w:style>
+  <w:style w:type="character" w:customStyle="1" w:styleId="Color888888Bg9933FF">
+    <w:name w:val="Color888888Bg9933FF"/>
+    <w:rPr>
+      <w:color w:val="888888"/>
+      <w:shd w:val="clear" w:color="auto" w:fill="9933FF"/>
+    </w:rPr>
+  </w:style>
+  <w:style w:type="character" w:customStyle="1" w:styleId="Color888888BgFFFFFF">
+    <w:name w:val="Color888888BgFFFFFF"/>
+    <w:rPr>
+      <w:color w:val="888888"/>
+      <w:shd w:val="clear" w:color="auto" w:fill="FFFFFF"/>
+    </w:rPr>
+  </w:style>
+  <w:style w:type="character" w:customStyle="1" w:styleId="Color888888BgFACCCC">
+    <w:name w:val="Color888888BgFACCCC"/>
+    <w:rPr>
+      <w:color w:val="888888"/>
+      <w:shd w:val="clear" w:color="auto" w:fill="FACCCC"/>
+    </w:rPr>
+  </w:style>
+  <w:style w:type="character" w:customStyle="1" w:styleId="Color888888BgFFEBCC">
+    <w:name w:val="Color888888BgFFEBCC"/>
+    <w:rPr>
+      <w:color w:val="888888"/>
+      <w:shd w:val="clear" w:color="auto" w:fill="FFEBCC"/>
+    </w:rPr>
+  </w:style>
+  <w:style w:type="character" w:customStyle="1" w:styleId="Color888888BgFFFFCC">
+    <w:name w:val="Color888888BgFFFFCC"/>
+    <w:rPr>
+      <w:color w:val="888888"/>
+      <w:shd w:val="clear" w:color="auto" w:fill="FFFFCC"/>
+    </w:rPr>
+  </w:style>
+  <w:style w:type="character" w:customStyle="1" w:styleId="Color888888BgCCE8CC">
+    <w:name w:val="Color888888BgCCE8CC"/>
+    <w:rPr>
+      <w:color w:val="888888"/>
+      <w:shd w:val="clear" w:color="auto" w:fill="CCE8CC"/>
+    </w:rPr>
+  </w:style>
+  <w:style w:type="character" w:customStyle="1" w:styleId="Color888888BgCCE0F5">
+    <w:name w:val="Color888888BgCCE0F5"/>
+    <w:rPr>
+      <w:color w:val="888888"/>
+      <w:shd w:val="clear" w:color="auto" w:fill="CCE0F5"/>
+    </w:rPr>
+  </w:style>
+  <w:style w:type="character" w:customStyle="1" w:styleId="Color888888BgEBD6FF">
+    <w:name w:val="Color888888BgEBD6FF"/>
+    <w:rPr>
+      <w:color w:val="888888"/>
+      <w:shd w:val="clear" w:color="auto" w:fill="EBD6FF"/>
+    </w:rPr>
+  </w:style>
+  <w:style w:type="character" w:customStyle="1" w:styleId="Color888888BgBBBBBB">
+    <w:name w:val="Color888888BgBBBBBB"/>
+    <w:rPr>
+      <w:color w:val="888888"/>
+      <w:shd w:val="clear" w:color="auto" w:fill="BBBBBB"/>
+    </w:rPr>
+  </w:style>
+  <w:style w:type="character" w:customStyle="1" w:styleId="Color888888BgF06666">
+    <w:name w:val="Color888888BgF06666"/>
+    <w:rPr>
+      <w:color w:val="888888"/>
+      <w:shd w:val="clear" w:color="auto" w:fill="F06666"/>
+    </w:rPr>
+  </w:style>
+  <w:style w:type="character" w:customStyle="1" w:styleId="Color888888BgFFC266">
+    <w:name w:val="Color888888BgFFC266"/>
+    <w:rPr>
+      <w:color w:val="888888"/>
+      <w:shd w:val="clear" w:color="auto" w:fill="FFC266"/>
+    </w:rPr>
+  </w:style>
+  <w:style w:type="character" w:customStyle="1" w:styleId="Color888888BgFFFF66">
+    <w:name w:val="Color888888BgFFFF66"/>
+    <w:rPr>
+      <w:color w:val="888888"/>
+      <w:shd w:val="clear" w:color="auto" w:fill="FFFF66"/>
+    </w:rPr>
+  </w:style>
+  <w:style w:type="character" w:customStyle="1" w:styleId="Color888888Bg66B966">
+    <w:name w:val="Color888888Bg66B966"/>
+    <w:rPr>
+      <w:color w:val="888888"/>
+      <w:shd w:val="clear" w:color="auto" w:fill="66B966"/>
+    </w:rPr>
+  </w:style>
+  <w:style w:type="character" w:customStyle="1" w:styleId="Color888888Bg66A3E0">
+    <w:name w:val="Color888888Bg66A3E0"/>
+    <w:rPr>
+      <w:color w:val="888888"/>
+      <w:shd w:val="clear" w:color="auto" w:fill="66A3E0"/>
+    </w:rPr>
+  </w:style>
+  <w:style w:type="character" w:customStyle="1" w:styleId="Color888888BgC285FF">
+    <w:name w:val="Color888888BgC285FF"/>
+    <w:rPr>
+      <w:color w:val="888888"/>
+      <w:shd w:val="clear" w:color="auto" w:fill="C285FF"/>
+    </w:rPr>
+  </w:style>
+  <w:style w:type="character" w:customStyle="1" w:styleId="Color888888Bg888888">
+    <w:name w:val="Color888888Bg888888"/>
+    <w:rPr>
+      <w:color w:val="888888"/>
+      <w:shd w:val="clear" w:color="auto" w:fill="888888"/>
+    </w:rPr>
+  </w:style>
+  <w:style w:type="character" w:customStyle="1" w:styleId="Color888888BgA10000">
+    <w:name w:val="Color888888BgA10000"/>
+    <w:rPr>
+      <w:color w:val="888888"/>
+      <w:shd w:val="clear" w:color="auto" w:fill="A10000"/>
+    </w:rPr>
+  </w:style>
+  <w:style w:type="character" w:customStyle="1" w:styleId="Color888888BgB26B00">
+    <w:name w:val="Color888888BgB26B00"/>
+    <w:rPr>
+      <w:color w:val="888888"/>
+      <w:shd w:val="clear" w:color="auto" w:fill="B26B00"/>
+    </w:rPr>
+  </w:style>
+  <w:style w:type="character" w:customStyle="1" w:styleId="Color888888BgB2B200">
+    <w:name w:val="Color888888BgB2B200"/>
+    <w:rPr>
+      <w:color w:val="888888"/>
+      <w:shd w:val="clear" w:color="auto" w:fill="B2B200"/>
+    </w:rPr>
+  </w:style>
+  <w:style w:type="character" w:customStyle="1" w:styleId="Color888888Bg006100">
+    <w:name w:val="Color888888Bg006100"/>
+    <w:rPr>
+      <w:color w:val="888888"/>
+      <w:shd w:val="clear" w:color="auto" w:fill="006100"/>
+    </w:rPr>
+  </w:style>
+  <w:style w:type="character" w:customStyle="1" w:styleId="Color888888Bg0047B2">
+    <w:name w:val="Color888888Bg0047B2"/>
+    <w:rPr>
+      <w:color w:val="888888"/>
+      <w:shd w:val="clear" w:color="auto" w:fill="0047B2"/>
+    </w:rPr>
+  </w:style>
+  <w:style w:type="character" w:customStyle="1" w:styleId="Color888888Bg6B24B2">
+    <w:name w:val="Color888888Bg6B24B2"/>
+    <w:rPr>
+      <w:color w:val="888888"/>
+      <w:shd w:val="clear" w:color="auto" w:fill="6B24B2"/>
+    </w:rPr>
+  </w:style>
+  <w:style w:type="character" w:customStyle="1" w:styleId="Color888888Bg444444">
+    <w:name w:val="Color888888Bg444444"/>
+    <w:rPr>
+      <w:color w:val="888888"/>
+      <w:shd w:val="clear" w:color="auto" w:fill="444444"/>
+    </w:rPr>
+  </w:style>
+  <w:style w:type="character" w:customStyle="1" w:styleId="Color888888Bg5C0000">
+    <w:name w:val="Color888888Bg5C0000"/>
+    <w:rPr>
+      <w:color w:val="888888"/>
+      <w:shd w:val="clear" w:color="auto" w:fill="5C0000"/>
+    </w:rPr>
+  </w:style>
+  <w:style w:type="character" w:customStyle="1" w:styleId="Color888888Bg663D00">
+    <w:name w:val="Color888888Bg663D00"/>
+    <w:rPr>
+      <w:color w:val="888888"/>
+      <w:shd w:val="clear" w:color="auto" w:fill="663D00"/>
+    </w:rPr>
+  </w:style>
+  <w:style w:type="character" w:customStyle="1" w:styleId="Color888888Bg666600">
+    <w:name w:val="Color888888Bg666600"/>
+    <w:rPr>
+      <w:color w:val="888888"/>
+      <w:shd w:val="clear" w:color="auto" w:fill="666600"/>
+    </w:rPr>
+  </w:style>
+  <w:style w:type="character" w:customStyle="1" w:styleId="Color888888Bg003700">
+    <w:name w:val="Color888888Bg003700"/>
+    <w:rPr>
+      <w:color w:val="888888"/>
+      <w:shd w:val="clear" w:color="auto" w:fill="003700"/>
+    </w:rPr>
+  </w:style>
+  <w:style w:type="character" w:customStyle="1" w:styleId="Color888888Bg002966">
+    <w:name w:val="Color888888Bg002966"/>
+    <w:rPr>
+      <w:color w:val="888888"/>
+      <w:shd w:val="clear" w:color="auto" w:fill="002966"/>
+    </w:rPr>
+  </w:style>
+  <w:style w:type="character" w:customStyle="1" w:styleId="Color888888Bg3D1466">
+    <w:name w:val="Color888888Bg3D1466"/>
+    <w:rPr>
+      <w:color w:val="888888"/>
+      <w:shd w:val="clear" w:color="auto" w:fill="3D1466"/>
+    </w:rPr>
+  </w:style>
+  <w:style w:type="character" w:customStyle="1" w:styleId="ColorA10000">
+    <w:name w:val="ColorA10000"/>
+    <w:rPr>
+      <w:color w:val="A10000"/>
+    </w:rPr>
+  </w:style>
+  <w:style w:type="character" w:customStyle="1" w:styleId="ColorA10000BgE60000">
+    <w:name w:val="ColorA10000BgE60000"/>
+    <w:rPr>
+      <w:color w:val="A10000"/>
+      <w:shd w:val="clear" w:color="auto" w:fill="E60000"/>
+    </w:rPr>
+  </w:style>
+  <w:style w:type="character" w:customStyle="1" w:styleId="ColorA10000BgFF9900">
+    <w:name w:val="ColorA10000BgFF9900"/>
+    <w:rPr>
+      <w:color w:val="A10000"/>
+      <w:shd w:val="clear" w:color="auto" w:fill="FF9900"/>
+    </w:rPr>
+  </w:style>
+  <w:style w:type="character" w:customStyle="1" w:styleId="ColorA10000BgFFFF00">
+    <w:name w:val="ColorA10000BgFFFF00"/>
+    <w:rPr>
+      <w:color w:val="A10000"/>
+      <w:shd w:val="clear" w:color="auto" w:fill="FFFF00"/>
+    </w:rPr>
+  </w:style>
+  <w:style w:type="character" w:customStyle="1" w:styleId="ColorA10000Bg008A00">
+    <w:name w:val="ColorA10000Bg008A00"/>
+    <w:rPr>
+      <w:color w:val="A10000"/>
+      <w:shd w:val="clear" w:color="auto" w:fill="008A00"/>
+    </w:rPr>
+  </w:style>
+  <w:style w:type="character" w:customStyle="1" w:styleId="ColorA10000Bg0066CC">
+    <w:name w:val="ColorA10000Bg0066CC"/>
+    <w:rPr>
+      <w:color w:val="A10000"/>
+      <w:shd w:val="clear" w:color="auto" w:fill="0066CC"/>
+    </w:rPr>
+  </w:style>
+  <w:style w:type="character" w:customStyle="1" w:styleId="ColorA10000Bg9933FF">
+    <w:name w:val="ColorA10000Bg9933FF"/>
+    <w:rPr>
+      <w:color w:val="A10000"/>
+      <w:shd w:val="clear" w:color="auto" w:fill="9933FF"/>
+    </w:rPr>
+  </w:style>
+  <w:style w:type="character" w:customStyle="1" w:styleId="ColorA10000BgFFFFFF">
+    <w:name w:val="ColorA10000BgFFFFFF"/>
+    <w:rPr>
+      <w:color w:val="A10000"/>
+      <w:shd w:val="clear" w:color="auto" w:fill="FFFFFF"/>
+    </w:rPr>
+  </w:style>
+  <w:style w:type="character" w:customStyle="1" w:styleId="ColorA10000BgFACCCC">
+    <w:name w:val="ColorA10000BgFACCCC"/>
+    <w:rPr>
+      <w:color w:val="A10000"/>
+      <w:shd w:val="clear" w:color="auto" w:fill="FACCCC"/>
+    </w:rPr>
+  </w:style>
+  <w:style w:type="character" w:customStyle="1" w:styleId="ColorA10000BgFFEBCC">
+    <w:name w:val="ColorA10000BgFFEBCC"/>
+    <w:rPr>
+      <w:color w:val="A10000"/>
+      <w:shd w:val="clear" w:color="auto" w:fill="FFEBCC"/>
+    </w:rPr>
+  </w:style>
+  <w:style w:type="character" w:customStyle="1" w:styleId="ColorA10000BgFFFFCC">
+    <w:name w:val="ColorA10000BgFFFFCC"/>
+    <w:rPr>
+      <w:color w:val="A10000"/>
+      <w:shd w:val="clear" w:color="auto" w:fill="FFFFCC"/>
+    </w:rPr>
+  </w:style>
+  <w:style w:type="character" w:customStyle="1" w:styleId="ColorA10000BgCCE8CC">
+    <w:name w:val="ColorA10000BgCCE8CC"/>
+    <w:rPr>
+      <w:color w:val="A10000"/>
+      <w:shd w:val="clear" w:color="auto" w:fill="CCE8CC"/>
+    </w:rPr>
+  </w:style>
+  <w:style w:type="character" w:customStyle="1" w:styleId="ColorA10000BgCCE0F5">
+    <w:name w:val="ColorA10000BgCCE0F5"/>
+    <w:rPr>
+      <w:color w:val="A10000"/>
+      <w:shd w:val="clear" w:color="auto" w:fill="CCE0F5"/>
+    </w:rPr>
+  </w:style>
+  <w:style w:type="character" w:customStyle="1" w:styleId="ColorA10000BgEBD6FF">
+    <w:name w:val="ColorA10000BgEBD6FF"/>
+    <w:rPr>
+      <w:color w:val="A10000"/>
+      <w:shd w:val="clear" w:color="auto" w:fill="EBD6FF"/>
+    </w:rPr>
+  </w:style>
+  <w:style w:type="character" w:customStyle="1" w:styleId="ColorA10000BgBBBBBB">
+    <w:name w:val="ColorA10000BgBBBBBB"/>
+    <w:rPr>
+      <w:color w:val="A10000"/>
+      <w:shd w:val="clear" w:color="auto" w:fill="BBBBBB"/>
+    </w:rPr>
+  </w:style>
+  <w:style w:type="character" w:customStyle="1" w:styleId="ColorA10000BgF06666">
+    <w:name w:val="ColorA10000BgF06666"/>
+    <w:rPr>
+      <w:color w:val="A10000"/>
+      <w:shd w:val="clear" w:color="auto" w:fill="F06666"/>
+    </w:rPr>
+  </w:style>
+  <w:style w:type="character" w:customStyle="1" w:styleId="ColorA10000BgFFC266">
+    <w:name w:val="ColorA10000BgFFC266"/>
+    <w:rPr>
+      <w:color w:val="A10000"/>
+      <w:shd w:val="clear" w:color="auto" w:fill="FFC266"/>
+    </w:rPr>
+  </w:style>
+  <w:style w:type="character" w:customStyle="1" w:styleId="ColorA10000BgFFFF66">
+    <w:name w:val="ColorA10000BgFFFF66"/>
+    <w:rPr>
+      <w:color w:val="A10000"/>
+      <w:shd w:val="clear" w:color="auto" w:fill="FFFF66"/>
+    </w:rPr>
+  </w:style>
+  <w:style w:type="character" w:customStyle="1" w:styleId="ColorA10000Bg66B966">
+    <w:name w:val="ColorA10000Bg66B966"/>
+    <w:rPr>
+      <w:color w:val="A10000"/>
+      <w:shd w:val="clear" w:color="auto" w:fill="66B966"/>
+    </w:rPr>
+  </w:style>
+  <w:style w:type="character" w:customStyle="1" w:styleId="ColorA10000Bg66A3E0">
+    <w:name w:val="ColorA10000Bg66A3E0"/>
+    <w:rPr>
+      <w:color w:val="A10000"/>
+      <w:shd w:val="clear" w:color="auto" w:fill="66A3E0"/>
+    </w:rPr>
+  </w:style>
+  <w:style w:type="character" w:customStyle="1" w:styleId="ColorA10000BgC285FF">
+    <w:name w:val="ColorA10000BgC285FF"/>
+    <w:rPr>
+      <w:color w:val="A10000"/>
+      <w:shd w:val="clear" w:color="auto" w:fill="C285FF"/>
+    </w:rPr>
+  </w:style>
+  <w:style w:type="character" w:customStyle="1" w:styleId="ColorA10000Bg888888">
+    <w:name w:val="ColorA10000Bg888888"/>
+    <w:rPr>
+      <w:color w:val="A10000"/>
+      <w:shd w:val="clear" w:color="auto" w:fill="888888"/>
+    </w:rPr>
+  </w:style>
+  <w:style w:type="character" w:customStyle="1" w:styleId="ColorA10000BgA10000">
+    <w:name w:val="ColorA10000BgA10000"/>
+    <w:rPr>
+      <w:color w:val="A10000"/>
+      <w:shd w:val="clear" w:color="auto" w:fill="A10000"/>
+    </w:rPr>
+  </w:style>
+  <w:style w:type="character" w:customStyle="1" w:styleId="ColorA10000BgB26B00">
+    <w:name w:val="ColorA10000BgB26B00"/>
+    <w:rPr>
+      <w:color w:val="A10000"/>
+      <w:shd w:val="clear" w:color="auto" w:fill="B26B00"/>
+    </w:rPr>
+  </w:style>
+  <w:style w:type="character" w:customStyle="1" w:styleId="ColorA10000BgB2B200">
+    <w:name w:val="ColorA10000BgB2B200"/>
+    <w:rPr>
+      <w:color w:val="A10000"/>
+      <w:shd w:val="clear" w:color="auto" w:fill="B2B200"/>
+    </w:rPr>
+  </w:style>
+  <w:style w:type="character" w:customStyle="1" w:styleId="ColorA10000Bg006100">
+    <w:name w:val="ColorA10000Bg006100"/>
+    <w:rPr>
+      <w:color w:val="A10000"/>
+      <w:shd w:val="clear" w:color="auto" w:fill="006100"/>
+    </w:rPr>
+  </w:style>
+  <w:style w:type="character" w:customStyle="1" w:styleId="ColorA10000Bg0047B2">
+    <w:name w:val="ColorA10000Bg0047B2"/>
+    <w:rPr>
+      <w:color w:val="A10000"/>
+      <w:shd w:val="clear" w:color="auto" w:fill="0047B2"/>
+    </w:rPr>
+  </w:style>
+  <w:style w:type="character" w:customStyle="1" w:styleId="ColorA10000Bg6B24B2">
+    <w:name w:val="ColorA10000Bg6B24B2"/>
+    <w:rPr>
+      <w:color w:val="A10000"/>
+      <w:shd w:val="clear" w:color="auto" w:fill="6B24B2"/>
+    </w:rPr>
+  </w:style>
+  <w:style w:type="character" w:customStyle="1" w:styleId="ColorA10000Bg444444">
+    <w:name w:val="ColorA10000Bg444444"/>
+    <w:rPr>
+      <w:color w:val="A10000"/>
+      <w:shd w:val="clear" w:color="auto" w:fill="444444"/>
+    </w:rPr>
+  </w:style>
+  <w:style w:type="character" w:customStyle="1" w:styleId="ColorA10000Bg5C0000">
+    <w:name w:val="ColorA10000Bg5C0000"/>
+    <w:rPr>
+      <w:color w:val="A10000"/>
+      <w:shd w:val="clear" w:color="auto" w:fill="5C0000"/>
+    </w:rPr>
+  </w:style>
+  <w:style w:type="character" w:customStyle="1" w:styleId="ColorA10000Bg663D00">
+    <w:name w:val="ColorA10000Bg663D00"/>
+    <w:rPr>
+      <w:color w:val="A10000"/>
+      <w:shd w:val="clear" w:color="auto" w:fill="663D00"/>
+    </w:rPr>
+  </w:style>
+  <w:style w:type="character" w:customStyle="1" w:styleId="ColorA10000Bg666600">
+    <w:name w:val="ColorA10000Bg666600"/>
+    <w:rPr>
+      <w:color w:val="A10000"/>
+      <w:shd w:val="clear" w:color="auto" w:fill="666600"/>
+    </w:rPr>
+  </w:style>
+  <w:style w:type="character" w:customStyle="1" w:styleId="ColorA10000Bg003700">
+    <w:name w:val="ColorA10000Bg003700"/>
+    <w:rPr>
+      <w:color w:val="A10000"/>
+      <w:shd w:val="clear" w:color="auto" w:fill="003700"/>
+    </w:rPr>
+  </w:style>
+  <w:style w:type="character" w:customStyle="1" w:styleId="ColorA10000Bg002966">
+    <w:name w:val="ColorA10000Bg002966"/>
+    <w:rPr>
+      <w:color w:val="A10000"/>
+      <w:shd w:val="clear" w:color="auto" w:fill="002966"/>
+    </w:rPr>
+  </w:style>
+  <w:style w:type="character" w:customStyle="1" w:styleId="ColorA10000Bg3D1466">
+    <w:name w:val="ColorA10000Bg3D1466"/>
+    <w:rPr>
+      <w:color w:val="A10000"/>
+      <w:shd w:val="clear" w:color="auto" w:fill="3D1466"/>
+    </w:rPr>
+  </w:style>
+  <w:style w:type="character" w:customStyle="1" w:styleId="ColorB26B00">
+    <w:name w:val="ColorB26B00"/>
+    <w:rPr>
+      <w:color w:val="B26B00"/>
+    </w:rPr>
+  </w:style>
+  <w:style w:type="character" w:customStyle="1" w:styleId="ColorB26B00BgE60000">
+    <w:name w:val="ColorB26B00BgE60000"/>
+    <w:rPr>
+      <w:color w:val="B26B00"/>
+      <w:shd w:val="clear" w:color="auto" w:fill="E60000"/>
+    </w:rPr>
+  </w:style>
+  <w:style w:type="character" w:customStyle="1" w:styleId="ColorB26B00BgFF9900">
+    <w:name w:val="ColorB26B00BgFF9900"/>
+    <w:rPr>
+      <w:color w:val="B26B00"/>
+      <w:shd w:val="clear" w:color="auto" w:fill="FF9900"/>
+    </w:rPr>
+  </w:style>
+  <w:style w:type="character" w:customStyle="1" w:styleId="ColorB26B00BgFFFF00">
+    <w:name w:val="ColorB26B00BgFFFF00"/>
+    <w:rPr>
+      <w:color w:val="B26B00"/>
+      <w:shd w:val="clear" w:color="auto" w:fill="FFFF00"/>
+    </w:rPr>
+  </w:style>
+  <w:style w:type="character" w:customStyle="1" w:styleId="ColorB26B00Bg008A00">
+    <w:name w:val="ColorB26B00Bg008A00"/>
+    <w:rPr>
+      <w:color w:val="B26B00"/>
+      <w:shd w:val="clear" w:color="auto" w:fill="008A00"/>
+    </w:rPr>
+  </w:style>
+  <w:style w:type="character" w:customStyle="1" w:styleId="ColorB26B00Bg0066CC">
+    <w:name w:val="ColorB26B00Bg0066CC"/>
+    <w:rPr>
+      <w:color w:val="B26B00"/>
+      <w:shd w:val="clear" w:color="auto" w:fill="0066CC"/>
+    </w:rPr>
+  </w:style>
+  <w:style w:type="character" w:customStyle="1" w:styleId="ColorB26B00Bg9933FF">
+    <w:name w:val="ColorB26B00Bg9933FF"/>
+    <w:rPr>
+      <w:color w:val="B26B00"/>
+      <w:shd w:val="clear" w:color="auto" w:fill="9933FF"/>
+    </w:rPr>
+  </w:style>
+  <w:style w:type="character" w:customStyle="1" w:styleId="ColorB26B00BgFFFFFF">
+    <w:name w:val="ColorB26B00BgFFFFFF"/>
+    <w:rPr>
+      <w:color w:val="B26B00"/>
+      <w:shd w:val="clear" w:color="auto" w:fill="FFFFFF"/>
+    </w:rPr>
+  </w:style>
+  <w:style w:type="character" w:customStyle="1" w:styleId="ColorB26B00BgFACCCC">
+    <w:name w:val="ColorB26B00BgFACCCC"/>
+    <w:rPr>
+      <w:color w:val="B26B00"/>
+      <w:shd w:val="clear" w:color="auto" w:fill="FACCCC"/>
+    </w:rPr>
+  </w:style>
+  <w:style w:type="character" w:customStyle="1" w:styleId="ColorB26B00BgFFEBCC">
+    <w:name w:val="ColorB26B00BgFFEBCC"/>
+    <w:rPr>
+      <w:color w:val="B26B00"/>
+      <w:shd w:val="clear" w:color="auto" w:fill="FFEBCC"/>
+    </w:rPr>
+  </w:style>
+  <w:style w:type="character" w:customStyle="1" w:styleId="ColorB26B00BgFFFFCC">
+    <w:name w:val="ColorB26B00BgFFFFCC"/>
+    <w:rPr>
+      <w:color w:val="B26B00"/>
+      <w:shd w:val="clear" w:color="auto" w:fill="FFFFCC"/>
+    </w:rPr>
+  </w:style>
+  <w:style w:type="character" w:customStyle="1" w:styleId="ColorB26B00BgCCE8CC">
+    <w:name w:val="ColorB26B00BgCCE8CC"/>
+    <w:rPr>
+      <w:color w:val="B26B00"/>
+      <w:shd w:val="clear" w:color="auto" w:fill="CCE8CC"/>
+    </w:rPr>
+  </w:style>
+  <w:style w:type="character" w:customStyle="1" w:styleId="ColorB26B00BgCCE0F5">
+    <w:name w:val="ColorB26B00BgCCE0F5"/>
+    <w:rPr>
+      <w:color w:val="B26B00"/>
+      <w:shd w:val="clear" w:color="auto" w:fill="CCE0F5"/>
+    </w:rPr>
+  </w:style>
+  <w:style w:type="character" w:customStyle="1" w:styleId="ColorB26B00BgEBD6FF">
+    <w:name w:val="ColorB26B00BgEBD6FF"/>
+    <w:rPr>
+      <w:color w:val="B26B00"/>
+      <w:shd w:val="clear" w:color="auto" w:fill="EBD6FF"/>
+    </w:rPr>
+  </w:style>
+  <w:style w:type="character" w:customStyle="1" w:styleId="ColorB26B00BgBBBBBB">
+    <w:name w:val="ColorB26B00BgBBBBBB"/>
+    <w:rPr>
+      <w:color w:val="B26B00"/>
+      <w:shd w:val="clear" w:color="auto" w:fill="BBBBBB"/>
+    </w:rPr>
+  </w:style>
+  <w:style w:type="character" w:customStyle="1" w:styleId="ColorB26B00BgF06666">
+    <w:name w:val="ColorB26B00BgF06666"/>
+    <w:rPr>
+      <w:color w:val="B26B00"/>
+      <w:shd w:val="clear" w:color="auto" w:fill="F06666"/>
+    </w:rPr>
+  </w:style>
+  <w:style w:type="character" w:customStyle="1" w:styleId="ColorB26B00BgFFC266">
+    <w:name w:val="ColorB26B00BgFFC266"/>
+    <w:rPr>
+      <w:color w:val="B26B00"/>
+      <w:shd w:val="clear" w:color="auto" w:fill="FFC266"/>
+    </w:rPr>
+  </w:style>
+  <w:style w:type="character" w:customStyle="1" w:styleId="ColorB26B00BgFFFF66">
+    <w:name w:val="ColorB26B00BgFFFF66"/>
+    <w:rPr>
+      <w:color w:val="B26B00"/>
+      <w:shd w:val="clear" w:color="auto" w:fill="FFFF66"/>
+    </w:rPr>
+  </w:style>
+  <w:style w:type="character" w:customStyle="1" w:styleId="ColorB26B00Bg66B966">
+    <w:name w:val="ColorB26B00Bg66B966"/>
+    <w:rPr>
+      <w:color w:val="B26B00"/>
+      <w:shd w:val="clear" w:color="auto" w:fill="66B966"/>
+    </w:rPr>
+  </w:style>
+  <w:style w:type="character" w:customStyle="1" w:styleId="ColorB26B00Bg66A3E0">
+    <w:name w:val="ColorB26B00Bg66A3E0"/>
+    <w:rPr>
+      <w:color w:val="B26B00"/>
+      <w:shd w:val="clear" w:color="auto" w:fill="66A3E0"/>
+    </w:rPr>
+  </w:style>
+  <w:style w:type="character" w:customStyle="1" w:styleId="ColorB26B00BgC285FF">
+    <w:name w:val="ColorB26B00BgC285FF"/>
+    <w:rPr>
+      <w:color w:val="B26B00"/>
+      <w:shd w:val="clear" w:color="auto" w:fill="C285FF"/>
+    </w:rPr>
+  </w:style>
+  <w:style w:type="character" w:customStyle="1" w:styleId="ColorB26B00Bg888888">
+    <w:name w:val="ColorB26B00Bg888888"/>
+    <w:rPr>
+      <w:color w:val="B26B00"/>
+      <w:shd w:val="clear" w:color="auto" w:fill="888888"/>
+    </w:rPr>
+  </w:style>
+  <w:style w:type="character" w:customStyle="1" w:styleId="ColorB26B00BgA10000">
+    <w:name w:val="ColorB26B00BgA10000"/>
+    <w:rPr>
+      <w:color w:val="B26B00"/>
+      <w:shd w:val="clear" w:color="auto" w:fill="A10000"/>
+    </w:rPr>
+  </w:style>
+  <w:style w:type="character" w:customStyle="1" w:styleId="ColorB26B00BgB26B00">
+    <w:name w:val="ColorB26B00BgB26B00"/>
+    <w:rPr>
+      <w:color w:val="B26B00"/>
+      <w:shd w:val="clear" w:color="auto" w:fill="B26B00"/>
+    </w:rPr>
+  </w:style>
+  <w:style w:type="character" w:customStyle="1" w:styleId="ColorB26B00BgB2B200">
+    <w:name w:val="ColorB26B00BgB2B200"/>
+    <w:rPr>
+      <w:color w:val="B26B00"/>
+      <w:shd w:val="clear" w:color="auto" w:fill="B2B200"/>
+    </w:rPr>
+  </w:style>
+  <w:style w:type="character" w:customStyle="1" w:styleId="ColorB26B00Bg006100">
+    <w:name w:val="ColorB26B00Bg006100"/>
+    <w:rPr>
+      <w:color w:val="B26B00"/>
+      <w:shd w:val="clear" w:color="auto" w:fill="006100"/>
+    </w:rPr>
+  </w:style>
+  <w:style w:type="character" w:customStyle="1" w:styleId="ColorB26B00Bg0047B2">
+    <w:name w:val="ColorB26B00Bg0047B2"/>
+    <w:rPr>
+      <w:color w:val="B26B00"/>
+      <w:shd w:val="clear" w:color="auto" w:fill="0047B2"/>
+    </w:rPr>
+  </w:style>
+  <w:style w:type="character" w:customStyle="1" w:styleId="ColorB26B00Bg6B24B2">
+    <w:name w:val="ColorB26B00Bg6B24B2"/>
+    <w:rPr>
+      <w:color w:val="B26B00"/>
+      <w:shd w:val="clear" w:color="auto" w:fill="6B24B2"/>
+    </w:rPr>
+  </w:style>
+  <w:style w:type="character" w:customStyle="1" w:styleId="ColorB26B00Bg444444">
+    <w:name w:val="ColorB26B00Bg444444"/>
+    <w:rPr>
+      <w:color w:val="B26B00"/>
+      <w:shd w:val="clear" w:color="auto" w:fill="444444"/>
+    </w:rPr>
+  </w:style>
+  <w:style w:type="character" w:customStyle="1" w:styleId="ColorB26B00Bg5C0000">
+    <w:name w:val="ColorB26B00Bg5C0000"/>
+    <w:rPr>
+      <w:color w:val="B26B00"/>
+      <w:shd w:val="clear" w:color="auto" w:fill="5C0000"/>
+    </w:rPr>
+  </w:style>
+  <w:style w:type="character" w:customStyle="1" w:styleId="ColorB26B00Bg663D00">
+    <w:name w:val="ColorB26B00Bg663D00"/>
+    <w:rPr>
+      <w:color w:val="B26B00"/>
+      <w:shd w:val="clear" w:color="auto" w:fill="663D00"/>
+    </w:rPr>
+  </w:style>
+  <w:style w:type="character" w:customStyle="1" w:styleId="ColorB26B00Bg666600">
+    <w:name w:val="ColorB26B00Bg666600"/>
+    <w:rPr>
+      <w:color w:val="B26B00"/>
+      <w:shd w:val="clear" w:color="auto" w:fill="666600"/>
+    </w:rPr>
+  </w:style>
+  <w:style w:type="character" w:customStyle="1" w:styleId="ColorB26B00Bg003700">
+    <w:name w:val="ColorB26B00Bg003700"/>
+    <w:rPr>
+      <w:color w:val="B26B00"/>
+      <w:shd w:val="clear" w:color="auto" w:fill="003700"/>
+    </w:rPr>
+  </w:style>
+  <w:style w:type="character" w:customStyle="1" w:styleId="ColorB26B00Bg002966">
+    <w:name w:val="ColorB26B00Bg002966"/>
+    <w:rPr>
+      <w:color w:val="B26B00"/>
+      <w:shd w:val="clear" w:color="auto" w:fill="002966"/>
+    </w:rPr>
+  </w:style>
+  <w:style w:type="character" w:customStyle="1" w:styleId="ColorB26B00Bg3D1466">
+    <w:name w:val="ColorB26B00Bg3D1466"/>
+    <w:rPr>
+      <w:color w:val="B26B00"/>
+      <w:shd w:val="clear" w:color="auto" w:fill="3D1466"/>
+    </w:rPr>
+  </w:style>
+  <w:style w:type="character" w:customStyle="1" w:styleId="ColorB2B200">
+    <w:name w:val="ColorB2B200"/>
+    <w:rPr>
+      <w:color w:val="B2B200"/>
+    </w:rPr>
+  </w:style>
+  <w:style w:type="character" w:customStyle="1" w:styleId="ColorB2B200BgE60000">
+    <w:name w:val="ColorB2B200BgE60000"/>
+    <w:rPr>
+      <w:color w:val="B2B200"/>
+      <w:shd w:val="clear" w:color="auto" w:fill="E60000"/>
+    </w:rPr>
+  </w:style>
+  <w:style w:type="character" w:customStyle="1" w:styleId="ColorB2B200BgFF9900">
+    <w:name w:val="ColorB2B200BgFF9900"/>
+    <w:rPr>
+      <w:color w:val="B2B200"/>
+      <w:shd w:val="clear" w:color="auto" w:fill="FF9900"/>
+    </w:rPr>
+  </w:style>
+  <w:style w:type="character" w:customStyle="1" w:styleId="ColorB2B200BgFFFF00">
+    <w:name w:val="ColorB2B200BgFFFF00"/>
+    <w:rPr>
+      <w:color w:val="B2B200"/>
+      <w:shd w:val="clear" w:color="auto" w:fill="FFFF00"/>
+    </w:rPr>
+  </w:style>
+  <w:style w:type="character" w:customStyle="1" w:styleId="ColorB2B200Bg008A00">
+    <w:name w:val="ColorB2B200Bg008A00"/>
+    <w:rPr>
+      <w:color w:val="B2B200"/>
+      <w:shd w:val="clear" w:color="auto" w:fill="008A00"/>
+    </w:rPr>
+  </w:style>
+  <w:style w:type="character" w:customStyle="1" w:styleId="ColorB2B200Bg0066CC">
+    <w:name w:val="ColorB2B200Bg0066CC"/>
+    <w:rPr>
+      <w:color w:val="B2B200"/>
+      <w:shd w:val="clear" w:color="auto" w:fill="0066CC"/>
+    </w:rPr>
+  </w:style>
+  <w:style w:type="character" w:customStyle="1" w:styleId="ColorB2B200Bg9933FF">
+    <w:name w:val="ColorB2B200Bg9933FF"/>
+    <w:rPr>
+      <w:color w:val="B2B200"/>
+      <w:shd w:val="clear" w:color="auto" w:fill="9933FF"/>
+    </w:rPr>
+  </w:style>
+  <w:style w:type="character" w:customStyle="1" w:styleId="ColorB2B200BgFFFFFF">
+    <w:name w:val="ColorB2B200BgFFFFFF"/>
+    <w:rPr>
+      <w:color w:val="B2B200"/>
+      <w:shd w:val="clear" w:color="auto" w:fill="FFFFFF"/>
+    </w:rPr>
+  </w:style>
+  <w:style w:type="character" w:customStyle="1" w:styleId="ColorB2B200BgFACCCC">
+    <w:name w:val="ColorB2B200BgFACCCC"/>
+    <w:rPr>
+      <w:color w:val="B2B200"/>
+      <w:shd w:val="clear" w:color="auto" w:fill="FACCCC"/>
+    </w:rPr>
+  </w:style>
+  <w:style w:type="character" w:customStyle="1" w:styleId="ColorB2B200BgFFEBCC">
+    <w:name w:val="ColorB2B200BgFFEBCC"/>
+    <w:rPr>
+      <w:color w:val="B2B200"/>
+      <w:shd w:val="clear" w:color="auto" w:fill="FFEBCC"/>
+    </w:rPr>
+  </w:style>
+  <w:style w:type="character" w:customStyle="1" w:styleId="ColorB2B200BgFFFFCC">
+    <w:name w:val="ColorB2B200BgFFFFCC"/>
+    <w:rPr>
+      <w:color w:val="B2B200"/>
+      <w:shd w:val="clear" w:color="auto" w:fill="FFFFCC"/>
+    </w:rPr>
+  </w:style>
+  <w:style w:type="character" w:customStyle="1" w:styleId="ColorB2B200BgCCE8CC">
+    <w:name w:val="ColorB2B200BgCCE8CC"/>
+    <w:rPr>
+      <w:color w:val="B2B200"/>
+      <w:shd w:val="clear" w:color="auto" w:fill="CCE8CC"/>
+    </w:rPr>
+  </w:style>
+  <w:style w:type="character" w:customStyle="1" w:styleId="ColorB2B200BgCCE0F5">
+    <w:name w:val="ColorB2B200BgCCE0F5"/>
+    <w:rPr>
+      <w:color w:val="B2B200"/>
+      <w:shd w:val="clear" w:color="auto" w:fill="CCE0F5"/>
+    </w:rPr>
+  </w:style>
+  <w:style w:type="character" w:customStyle="1" w:styleId="ColorB2B200BgEBD6FF">
+    <w:name w:val="ColorB2B200BgEBD6FF"/>
+    <w:rPr>
+      <w:color w:val="B2B200"/>
+      <w:shd w:val="clear" w:color="auto" w:fill="EBD6FF"/>
+    </w:rPr>
+  </w:style>
+  <w:style w:type="character" w:customStyle="1" w:styleId="ColorB2B200BgBBBBBB">
+    <w:name w:val="ColorB2B200BgBBBBBB"/>
+    <w:rPr>
+      <w:color w:val="B2B200"/>
+      <w:shd w:val="clear" w:color="auto" w:fill="BBBBBB"/>
+    </w:rPr>
+  </w:style>
+  <w:style w:type="character" w:customStyle="1" w:styleId="ColorB2B200BgF06666">
+    <w:name w:val="ColorB2B200BgF06666"/>
+    <w:rPr>
+      <w:color w:val="B2B200"/>
+      <w:shd w:val="clear" w:color="auto" w:fill="F06666"/>
+    </w:rPr>
+  </w:style>
+  <w:style w:type="character" w:customStyle="1" w:styleId="ColorB2B200BgFFC266">
+    <w:name w:val="ColorB2B200BgFFC266"/>
+    <w:rPr>
+      <w:color w:val="B2B200"/>
+      <w:shd w:val="clear" w:color="auto" w:fill="FFC266"/>
+    </w:rPr>
+  </w:style>
+  <w:style w:type="character" w:customStyle="1" w:styleId="ColorB2B200BgFFFF66">
+    <w:name w:val="ColorB2B200BgFFFF66"/>
+    <w:rPr>
+      <w:color w:val="B2B200"/>
+      <w:shd w:val="clear" w:color="auto" w:fill="FFFF66"/>
+    </w:rPr>
+  </w:style>
+  <w:style w:type="character" w:customStyle="1" w:styleId="ColorB2B200Bg66B966">
+    <w:name w:val="ColorB2B200Bg66B966"/>
+    <w:rPr>
+      <w:color w:val="B2B200"/>
+      <w:shd w:val="clear" w:color="auto" w:fill="66B966"/>
+    </w:rPr>
+  </w:style>
+  <w:style w:type="character" w:customStyle="1" w:styleId="ColorB2B200Bg66A3E0">
+    <w:name w:val="ColorB2B200Bg66A3E0"/>
+    <w:rPr>
+      <w:color w:val="B2B200"/>
+      <w:shd w:val="clear" w:color="auto" w:fill="66A3E0"/>
+    </w:rPr>
+  </w:style>
+  <w:style w:type="character" w:customStyle="1" w:styleId="ColorB2B200BgC285FF">
+    <w:name w:val="ColorB2B200BgC285FF"/>
+    <w:rPr>
+      <w:color w:val="B2B200"/>
+      <w:shd w:val="clear" w:color="auto" w:fill="C285FF"/>
+    </w:rPr>
+  </w:style>
+  <w:style w:type="character" w:customStyle="1" w:styleId="ColorB2B200Bg888888">
+    <w:name w:val="ColorB2B200Bg888888"/>
+    <w:rPr>
+      <w:color w:val="B2B200"/>
+      <w:shd w:val="clear" w:color="auto" w:fill="888888"/>
+    </w:rPr>
+  </w:style>
+  <w:style w:type="character" w:customStyle="1" w:styleId="ColorB2B200BgA10000">
+    <w:name w:val="ColorB2B200BgA10000"/>
+    <w:rPr>
+      <w:color w:val="B2B200"/>
+      <w:shd w:val="clear" w:color="auto" w:fill="A10000"/>
+    </w:rPr>
+  </w:style>
+  <w:style w:type="character" w:customStyle="1" w:styleId="ColorB2B200BgB26B00">
+    <w:name w:val="ColorB2B200BgB26B00"/>
+    <w:rPr>
+      <w:color w:val="B2B200"/>
+      <w:shd w:val="clear" w:color="auto" w:fill="B26B00"/>
+    </w:rPr>
+  </w:style>
+  <w:style w:type="character" w:customStyle="1" w:styleId="ColorB2B200BgB2B200">
+    <w:name w:val="ColorB2B200BgB2B200"/>
+    <w:rPr>
+      <w:color w:val="B2B200"/>
+      <w:shd w:val="clear" w:color="auto" w:fill="B2B200"/>
+    </w:rPr>
+  </w:style>
+  <w:style w:type="character" w:customStyle="1" w:styleId="ColorB2B200Bg006100">
+    <w:name w:val="ColorB2B200Bg006100"/>
+    <w:rPr>
+      <w:color w:val="B2B200"/>
+      <w:shd w:val="clear" w:color="auto" w:fill="006100"/>
+    </w:rPr>
+  </w:style>
+  <w:style w:type="character" w:customStyle="1" w:styleId="ColorB2B200Bg0047B2">
+    <w:name w:val="ColorB2B200Bg0047B2"/>
+    <w:rPr>
+      <w:color w:val="B2B200"/>
+      <w:shd w:val="clear" w:color="auto" w:fill="0047B2"/>
+    </w:rPr>
+  </w:style>
+  <w:style w:type="character" w:customStyle="1" w:styleId="ColorB2B200Bg6B24B2">
+    <w:name w:val="ColorB2B200Bg6B24B2"/>
+    <w:rPr>
+      <w:color w:val="B2B200"/>
+      <w:shd w:val="clear" w:color="auto" w:fill="6B24B2"/>
+    </w:rPr>
+  </w:style>
+  <w:style w:type="character" w:customStyle="1" w:styleId="ColorB2B200Bg444444">
+    <w:name w:val="ColorB2B200Bg444444"/>
+    <w:rPr>
+      <w:color w:val="B2B200"/>
+      <w:shd w:val="clear" w:color="auto" w:fill="444444"/>
+    </w:rPr>
+  </w:style>
+  <w:style w:type="character" w:customStyle="1" w:styleId="ColorB2B200Bg5C0000">
+    <w:name w:val="ColorB2B200Bg5C0000"/>
+    <w:rPr>
+      <w:color w:val="B2B200"/>
+      <w:shd w:val="clear" w:color="auto" w:fill="5C0000"/>
+    </w:rPr>
+  </w:style>
+  <w:style w:type="character" w:customStyle="1" w:styleId="ColorB2B200Bg663D00">
+    <w:name w:val="ColorB2B200Bg663D00"/>
+    <w:rPr>
+      <w:color w:val="B2B200"/>
+      <w:shd w:val="clear" w:color="auto" w:fill="663D00"/>
+    </w:rPr>
+  </w:style>
+  <w:style w:type="character" w:customStyle="1" w:styleId="ColorB2B200Bg666600">
+    <w:name w:val="ColorB2B200Bg666600"/>
+    <w:rPr>
+      <w:color w:val="B2B200"/>
+      <w:shd w:val="clear" w:color="auto" w:fill="666600"/>
+    </w:rPr>
+  </w:style>
+  <w:style w:type="character" w:customStyle="1" w:styleId="ColorB2B200Bg003700">
+    <w:name w:val="ColorB2B200Bg003700"/>
+    <w:rPr>
+      <w:color w:val="B2B200"/>
+      <w:shd w:val="clear" w:color="auto" w:fill="003700"/>
+    </w:rPr>
+  </w:style>
+  <w:style w:type="character" w:customStyle="1" w:styleId="ColorB2B200Bg002966">
+    <w:name w:val="ColorB2B200Bg002966"/>
+    <w:rPr>
+      <w:color w:val="B2B200"/>
+      <w:shd w:val="clear" w:color="auto" w:fill="002966"/>
+    </w:rPr>
+  </w:style>
+  <w:style w:type="character" w:customStyle="1" w:styleId="ColorB2B200Bg3D1466">
+    <w:name w:val="ColorB2B200Bg3D1466"/>
+    <w:rPr>
+      <w:color w:val="B2B200"/>
+      <w:shd w:val="clear" w:color="auto" w:fill="3D1466"/>
+    </w:rPr>
+  </w:style>
+  <w:style w:type="character" w:customStyle="1" w:styleId="Color006100">
+    <w:name w:val="Color006100"/>
+    <w:rPr>
+      <w:color w:val="006100"/>
+    </w:rPr>
+  </w:style>
+  <w:style w:type="character" w:customStyle="1" w:styleId="Color006100BgE60000">
+    <w:name w:val="Color006100BgE60000"/>
+    <w:rPr>
+      <w:color w:val="006100"/>
+      <w:shd w:val="clear" w:color="auto" w:fill="E60000"/>
+    </w:rPr>
+  </w:style>
+  <w:style w:type="character" w:customStyle="1" w:styleId="Color006100BgFF9900">
+    <w:name w:val="Color006100BgFF9900"/>
+    <w:rPr>
+      <w:color w:val="006100"/>
+      <w:shd w:val="clear" w:color="auto" w:fill="FF9900"/>
+    </w:rPr>
+  </w:style>
+  <w:style w:type="character" w:customStyle="1" w:styleId="Color006100BgFFFF00">
+    <w:name w:val="Color006100BgFFFF00"/>
+    <w:rPr>
+      <w:color w:val="006100"/>
+      <w:shd w:val="clear" w:color="auto" w:fill="FFFF00"/>
+    </w:rPr>
+  </w:style>
+  <w:style w:type="character" w:customStyle="1" w:styleId="Color006100Bg008A00">
+    <w:name w:val="Color006100Bg008A00"/>
+    <w:rPr>
+      <w:color w:val="006100"/>
+      <w:shd w:val="clear" w:color="auto" w:fill="008A00"/>
+    </w:rPr>
+  </w:style>
+  <w:style w:type="character" w:customStyle="1" w:styleId="Color006100Bg0066CC">
+    <w:name w:val="Color006100Bg0066CC"/>
+    <w:rPr>
+      <w:color w:val="006100"/>
+      <w:shd w:val="clear" w:color="auto" w:fill="0066CC"/>
+    </w:rPr>
+  </w:style>
+  <w:style w:type="character" w:customStyle="1" w:styleId="Color006100Bg9933FF">
+    <w:name w:val="Color006100Bg9933FF"/>
+    <w:rPr>
+      <w:color w:val="006100"/>
+      <w:shd w:val="clear" w:color="auto" w:fill="9933FF"/>
+    </w:rPr>
+  </w:style>
+  <w:style w:type="character" w:customStyle="1" w:styleId="Color006100BgFFFFFF">
+    <w:name w:val="Color006100BgFFFFFF"/>
+    <w:rPr>
+      <w:color w:val="006100"/>
+      <w:shd w:val="clear" w:color="auto" w:fill="FFFFFF"/>
+    </w:rPr>
+  </w:style>
+  <w:style w:type="character" w:customStyle="1" w:styleId="Color006100BgFACCCC">
+    <w:name w:val="Color006100BgFACCCC"/>
+    <w:rPr>
+      <w:color w:val="006100"/>
+      <w:shd w:val="clear" w:color="auto" w:fill="FACCCC"/>
+    </w:rPr>
+  </w:style>
+  <w:style w:type="character" w:customStyle="1" w:styleId="Color006100BgFFEBCC">
+    <w:name w:val="Color006100BgFFEBCC"/>
+    <w:rPr>
+      <w:color w:val="006100"/>
+      <w:shd w:val="clear" w:color="auto" w:fill="FFEBCC"/>
+    </w:rPr>
+  </w:style>
+  <w:style w:type="character" w:customStyle="1" w:styleId="Color006100BgFFFFCC">
+    <w:name w:val="Color006100BgFFFFCC"/>
+    <w:rPr>
+      <w:color w:val="006100"/>
+      <w:shd w:val="clear" w:color="auto" w:fill="FFFFCC"/>
+    </w:rPr>
+  </w:style>
+  <w:style w:type="character" w:customStyle="1" w:styleId="Color006100BgCCE8CC">
+    <w:name w:val="Color006100BgCCE8CC"/>
+    <w:rPr>
+      <w:color w:val="006100"/>
+      <w:shd w:val="clear" w:color="auto" w:fill="CCE8CC"/>
+    </w:rPr>
+  </w:style>
+  <w:style w:type="character" w:customStyle="1" w:styleId="Color006100BgCCE0F5">
+    <w:name w:val="Color006100BgCCE0F5"/>
+    <w:rPr>
+      <w:color w:val="006100"/>
+      <w:shd w:val="clear" w:color="auto" w:fill="CCE0F5"/>
+    </w:rPr>
+  </w:style>
+  <w:style w:type="character" w:customStyle="1" w:styleId="Color006100BgEBD6FF">
+    <w:name w:val="Color006100BgEBD6FF"/>
+    <w:rPr>
+      <w:color w:val="006100"/>
+      <w:shd w:val="clear" w:color="auto" w:fill="EBD6FF"/>
+    </w:rPr>
+  </w:style>
+  <w:style w:type="character" w:customStyle="1" w:styleId="Color006100BgBBBBBB">
+    <w:name w:val="Color006100BgBBBBBB"/>
+    <w:rPr>
+      <w:color w:val="006100"/>
+      <w:shd w:val="clear" w:color="auto" w:fill="BBBBBB"/>
+    </w:rPr>
+  </w:style>
+  <w:style w:type="character" w:customStyle="1" w:styleId="Color006100BgF06666">
+    <w:name w:val="Color006100BgF06666"/>
+    <w:rPr>
+      <w:color w:val="006100"/>
+      <w:shd w:val="clear" w:color="auto" w:fill="F06666"/>
+    </w:rPr>
+  </w:style>
+  <w:style w:type="character" w:customStyle="1" w:styleId="Color006100BgFFC266">
+    <w:name w:val="Color006100BgFFC266"/>
+    <w:rPr>
+      <w:color w:val="006100"/>
+      <w:shd w:val="clear" w:color="auto" w:fill="FFC266"/>
+    </w:rPr>
+  </w:style>
+  <w:style w:type="character" w:customStyle="1" w:styleId="Color006100BgFFFF66">
+    <w:name w:val="Color006100BgFFFF66"/>
+    <w:rPr>
+      <w:color w:val="006100"/>
+      <w:shd w:val="clear" w:color="auto" w:fill="FFFF66"/>
+    </w:rPr>
+  </w:style>
+  <w:style w:type="character" w:customStyle="1" w:styleId="Color006100Bg66B966">
+    <w:name w:val="Color006100Bg66B966"/>
+    <w:rPr>
+      <w:color w:val="006100"/>
+      <w:shd w:val="clear" w:color="auto" w:fill="66B966"/>
+    </w:rPr>
+  </w:style>
+  <w:style w:type="character" w:customStyle="1" w:styleId="Color006100Bg66A3E0">
+    <w:name w:val="Color006100Bg66A3E0"/>
+    <w:rPr>
+      <w:color w:val="006100"/>
+      <w:shd w:val="clear" w:color="auto" w:fill="66A3E0"/>
+    </w:rPr>
+  </w:style>
+  <w:style w:type="character" w:customStyle="1" w:styleId="Color006100BgC285FF">
+    <w:name w:val="Color006100BgC285FF"/>
+    <w:rPr>
+      <w:color w:val="006100"/>
+      <w:shd w:val="clear" w:color="auto" w:fill="C285FF"/>
+    </w:rPr>
+  </w:style>
+  <w:style w:type="character" w:customStyle="1" w:styleId="Color006100Bg888888">
+    <w:name w:val="Color006100Bg888888"/>
+    <w:rPr>
+      <w:color w:val="006100"/>
+      <w:shd w:val="clear" w:color="auto" w:fill="888888"/>
+    </w:rPr>
+  </w:style>
+  <w:style w:type="character" w:customStyle="1" w:styleId="Color006100BgA10000">
+    <w:name w:val="Color006100BgA10000"/>
+    <w:rPr>
+      <w:color w:val="006100"/>
+      <w:shd w:val="clear" w:color="auto" w:fill="A10000"/>
+    </w:rPr>
+  </w:style>
+  <w:style w:type="character" w:customStyle="1" w:styleId="Color006100BgB26B00">
+    <w:name w:val="Color006100BgB26B00"/>
+    <w:rPr>
+      <w:color w:val="006100"/>
+      <w:shd w:val="clear" w:color="auto" w:fill="B26B00"/>
+    </w:rPr>
+  </w:style>
+  <w:style w:type="character" w:customStyle="1" w:styleId="Color006100BgB2B200">
+    <w:name w:val="Color006100BgB2B200"/>
+    <w:rPr>
+      <w:color w:val="006100"/>
+      <w:shd w:val="clear" w:color="auto" w:fill="B2B200"/>
+    </w:rPr>
+  </w:style>
+  <w:style w:type="character" w:customStyle="1" w:styleId="Color006100Bg006100">
+    <w:name w:val="Color006100Bg006100"/>
+    <w:rPr>
+      <w:color w:val="006100"/>
+      <w:shd w:val="clear" w:color="auto" w:fill="006100"/>
+    </w:rPr>
+  </w:style>
+  <w:style w:type="character" w:customStyle="1" w:styleId="Color006100Bg0047B2">
+    <w:name w:val="Color006100Bg0047B2"/>
+    <w:rPr>
+      <w:color w:val="006100"/>
+      <w:shd w:val="clear" w:color="auto" w:fill="0047B2"/>
+    </w:rPr>
+  </w:style>
+  <w:style w:type="character" w:customStyle="1" w:styleId="Color006100Bg6B24B2">
+    <w:name w:val="Color006100Bg6B24B2"/>
+    <w:rPr>
+      <w:color w:val="006100"/>
+      <w:shd w:val="clear" w:color="auto" w:fill="6B24B2"/>
+    </w:rPr>
+  </w:style>
+  <w:style w:type="character" w:customStyle="1" w:styleId="Color006100Bg444444">
+    <w:name w:val="Color006100Bg444444"/>
+    <w:rPr>
+      <w:color w:val="006100"/>
+      <w:shd w:val="clear" w:color="auto" w:fill="444444"/>
+    </w:rPr>
+  </w:style>
+  <w:style w:type="character" w:customStyle="1" w:styleId="Color006100Bg5C0000">
+    <w:name w:val="Color006100Bg5C0000"/>
+    <w:rPr>
+      <w:color w:val="006100"/>
+      <w:shd w:val="clear" w:color="auto" w:fill="5C0000"/>
+    </w:rPr>
+  </w:style>
+  <w:style w:type="character" w:customStyle="1" w:styleId="Color006100Bg663D00">
+    <w:name w:val="Color006100Bg663D00"/>
+    <w:rPr>
+      <w:color w:val="006100"/>
+      <w:shd w:val="clear" w:color="auto" w:fill="663D00"/>
+    </w:rPr>
+  </w:style>
+  <w:style w:type="character" w:customStyle="1" w:styleId="Color006100Bg666600">
+    <w:name w:val="Color006100Bg666600"/>
+    <w:rPr>
+      <w:color w:val="006100"/>
+      <w:shd w:val="clear" w:color="auto" w:fill="666600"/>
+    </w:rPr>
+  </w:style>
+  <w:style w:type="character" w:customStyle="1" w:styleId="Color006100Bg003700">
+    <w:name w:val="Color006100Bg003700"/>
+    <w:rPr>
+      <w:color w:val="006100"/>
+      <w:shd w:val="clear" w:color="auto" w:fill="003700"/>
+    </w:rPr>
+  </w:style>
+  <w:style w:type="character" w:customStyle="1" w:styleId="Color006100Bg002966">
+    <w:name w:val="Color006100Bg002966"/>
+    <w:rPr>
+      <w:color w:val="006100"/>
+      <w:shd w:val="clear" w:color="auto" w:fill="002966"/>
+    </w:rPr>
+  </w:style>
+  <w:style w:type="character" w:customStyle="1" w:styleId="Color006100Bg3D1466">
+    <w:name w:val="Color006100Bg3D1466"/>
+    <w:rPr>
+      <w:color w:val="006100"/>
+      <w:shd w:val="clear" w:color="auto" w:fill="3D1466"/>
+    </w:rPr>
+  </w:style>
+  <w:style w:type="character" w:customStyle="1" w:styleId="Color0047B2">
+    <w:name w:val="Color0047B2"/>
+    <w:rPr>
+      <w:color w:val="0047B2"/>
+    </w:rPr>
+  </w:style>
+  <w:style w:type="character" w:customStyle="1" w:styleId="Color0047B2BgE60000">
+    <w:name w:val="Color0047B2BgE60000"/>
+    <w:rPr>
+      <w:color w:val="0047B2"/>
+      <w:shd w:val="clear" w:color="auto" w:fill="E60000"/>
+    </w:rPr>
+  </w:style>
+  <w:style w:type="character" w:customStyle="1" w:styleId="Color0047B2BgFF9900">
+    <w:name w:val="Color0047B2BgFF9900"/>
+    <w:rPr>
+      <w:color w:val="0047B2"/>
+      <w:shd w:val="clear" w:color="auto" w:fill="FF9900"/>
+    </w:rPr>
+  </w:style>
+  <w:style w:type="character" w:customStyle="1" w:styleId="Color0047B2BgFFFF00">
+    <w:name w:val="Color0047B2BgFFFF00"/>
+    <w:rPr>
+      <w:color w:val="0047B2"/>
+      <w:shd w:val="clear" w:color="auto" w:fill="FFFF00"/>
+    </w:rPr>
+  </w:style>
+  <w:style w:type="character" w:customStyle="1" w:styleId="Color0047B2Bg008A00">
+    <w:name w:val="Color0047B2Bg008A00"/>
+    <w:rPr>
+      <w:color w:val="0047B2"/>
+      <w:shd w:val="clear" w:color="auto" w:fill="008A00"/>
+    </w:rPr>
+  </w:style>
+  <w:style w:type="character" w:customStyle="1" w:styleId="Color0047B2Bg0066CC">
+    <w:name w:val="Color0047B2Bg0066CC"/>
+    <w:rPr>
+      <w:color w:val="0047B2"/>
+      <w:shd w:val="clear" w:color="auto" w:fill="0066CC"/>
+    </w:rPr>
+  </w:style>
+  <w:style w:type="character" w:customStyle="1" w:styleId="Color0047B2Bg9933FF">
+    <w:name w:val="Color0047B2Bg9933FF"/>
+    <w:rPr>
+      <w:color w:val="0047B2"/>
+      <w:shd w:val="clear" w:color="auto" w:fill="9933FF"/>
+    </w:rPr>
+  </w:style>
+  <w:style w:type="character" w:customStyle="1" w:styleId="Color0047B2BgFFFFFF">
+    <w:name w:val="Color0047B2BgFFFFFF"/>
+    <w:rPr>
+      <w:color w:val="0047B2"/>
+      <w:shd w:val="clear" w:color="auto" w:fill="FFFFFF"/>
+    </w:rPr>
+  </w:style>
+  <w:style w:type="character" w:customStyle="1" w:styleId="Color0047B2BgFACCCC">
+    <w:name w:val="Color0047B2BgFACCCC"/>
+    <w:rPr>
+      <w:color w:val="0047B2"/>
+      <w:shd w:val="clear" w:color="auto" w:fill="FACCCC"/>
+    </w:rPr>
+  </w:style>
+  <w:style w:type="character" w:customStyle="1" w:styleId="Color0047B2BgFFEBCC">
+    <w:name w:val="Color0047B2BgFFEBCC"/>
+    <w:rPr>
+      <w:color w:val="0047B2"/>
+      <w:shd w:val="clear" w:color="auto" w:fill="FFEBCC"/>
+    </w:rPr>
+  </w:style>
+  <w:style w:type="character" w:customStyle="1" w:styleId="Color0047B2BgFFFFCC">
+    <w:name w:val="Color0047B2BgFFFFCC"/>
+    <w:rPr>
+      <w:color w:val="0047B2"/>
+      <w:shd w:val="clear" w:color="auto" w:fill="FFFFCC"/>
+    </w:rPr>
+  </w:style>
+  <w:style w:type="character" w:customStyle="1" w:styleId="Color0047B2BgCCE8CC">
+    <w:name w:val="Color0047B2BgCCE8CC"/>
+    <w:rPr>
+      <w:color w:val="0047B2"/>
+      <w:shd w:val="clear" w:color="auto" w:fill="CCE8CC"/>
+    </w:rPr>
+  </w:style>
+  <w:style w:type="character" w:customStyle="1" w:styleId="Color0047B2BgCCE0F5">
+    <w:name w:val="Color0047B2BgCCE0F5"/>
+    <w:rPr>
+      <w:color w:val="0047B2"/>
+      <w:shd w:val="clear" w:color="auto" w:fill="CCE0F5"/>
+    </w:rPr>
+  </w:style>
+  <w:style w:type="character" w:customStyle="1" w:styleId="Color0047B2BgEBD6FF">
+    <w:name w:val="Color0047B2BgEBD6FF"/>
+    <w:rPr>
+      <w:color w:val="0047B2"/>
+      <w:shd w:val="clear" w:color="auto" w:fill="EBD6FF"/>
+    </w:rPr>
+  </w:style>
+  <w:style w:type="character" w:customStyle="1" w:styleId="Color0047B2BgBBBBBB">
+    <w:name w:val="Color0047B2BgBBBBBB"/>
+    <w:rPr>
+      <w:color w:val="0047B2"/>
+      <w:shd w:val="clear" w:color="auto" w:fill="BBBBBB"/>
+    </w:rPr>
+  </w:style>
+  <w:style w:type="character" w:customStyle="1" w:styleId="Color0047B2BgF06666">
+    <w:name w:val="Color0047B2BgF06666"/>
+    <w:rPr>
+      <w:color w:val="0047B2"/>
+      <w:shd w:val="clear" w:color="auto" w:fill="F06666"/>
+    </w:rPr>
+  </w:style>
+  <w:style w:type="character" w:customStyle="1" w:styleId="Color0047B2BgFFC266">
+    <w:name w:val="Color0047B2BgFFC266"/>
+    <w:rPr>
+      <w:color w:val="0047B2"/>
+      <w:shd w:val="clear" w:color="auto" w:fill="FFC266"/>
+    </w:rPr>
+  </w:style>
+  <w:style w:type="character" w:customStyle="1" w:styleId="Color0047B2BgFFFF66">
+    <w:name w:val="Color0047B2BgFFFF66"/>
+    <w:rPr>
+      <w:color w:val="0047B2"/>
+      <w:shd w:val="clear" w:color="auto" w:fill="FFFF66"/>
+    </w:rPr>
+  </w:style>
+  <w:style w:type="character" w:customStyle="1" w:styleId="Color0047B2Bg66B966">
+    <w:name w:val="Color0047B2Bg66B966"/>
+    <w:rPr>
+      <w:color w:val="0047B2"/>
+      <w:shd w:val="clear" w:color="auto" w:fill="66B966"/>
+    </w:rPr>
+  </w:style>
+  <w:style w:type="character" w:customStyle="1" w:styleId="Color0047B2Bg66A3E0">
+    <w:name w:val="Color0047B2Bg66A3E0"/>
+    <w:rPr>
+      <w:color w:val="0047B2"/>
+      <w:shd w:val="clear" w:color="auto" w:fill="66A3E0"/>
+    </w:rPr>
+  </w:style>
+  <w:style w:type="character" w:customStyle="1" w:styleId="Color0047B2BgC285FF">
+    <w:name w:val="Color0047B2BgC285FF"/>
+    <w:rPr>
+      <w:color w:val="0047B2"/>
+      <w:shd w:val="clear" w:color="auto" w:fill="C285FF"/>
+    </w:rPr>
+  </w:style>
+  <w:style w:type="character" w:customStyle="1" w:styleId="Color0047B2Bg888888">
+    <w:name w:val="Color0047B2Bg888888"/>
+    <w:rPr>
+      <w:color w:val="0047B2"/>
+      <w:shd w:val="clear" w:color="auto" w:fill="888888"/>
+    </w:rPr>
+  </w:style>
+  <w:style w:type="character" w:customStyle="1" w:styleId="Color0047B2BgA10000">
+    <w:name w:val="Color0047B2BgA10000"/>
+    <w:rPr>
+      <w:color w:val="0047B2"/>
+      <w:shd w:val="clear" w:color="auto" w:fill="A10000"/>
+    </w:rPr>
+  </w:style>
+  <w:style w:type="character" w:customStyle="1" w:styleId="Color0047B2BgB26B00">
+    <w:name w:val="Color0047B2BgB26B00"/>
+    <w:rPr>
+      <w:color w:val="0047B2"/>
+      <w:shd w:val="clear" w:color="auto" w:fill="B26B00"/>
+    </w:rPr>
+  </w:style>
+  <w:style w:type="character" w:customStyle="1" w:styleId="Color0047B2BgB2B200">
+    <w:name w:val="Color0047B2BgB2B200"/>
+    <w:rPr>
+      <w:color w:val="0047B2"/>
+      <w:shd w:val="clear" w:color="auto" w:fill="B2B200"/>
+    </w:rPr>
+  </w:style>
+  <w:style w:type="character" w:customStyle="1" w:styleId="Color0047B2Bg006100">
+    <w:name w:val="Color0047B2Bg006100"/>
+    <w:rPr>
+      <w:color w:val="0047B2"/>
+      <w:shd w:val="clear" w:color="auto" w:fill="006100"/>
+    </w:rPr>
+  </w:style>
+  <w:style w:type="character" w:customStyle="1" w:styleId="Color0047B2Bg0047B2">
+    <w:name w:val="Color0047B2Bg0047B2"/>
+    <w:rPr>
+      <w:color w:val="0047B2"/>
+      <w:shd w:val="clear" w:color="auto" w:fill="0047B2"/>
+    </w:rPr>
+  </w:style>
+  <w:style w:type="character" w:customStyle="1" w:styleId="Color0047B2Bg6B24B2">
+    <w:name w:val="Color0047B2Bg6B24B2"/>
+    <w:rPr>
+      <w:color w:val="0047B2"/>
+      <w:shd w:val="clear" w:color="auto" w:fill="6B24B2"/>
+    </w:rPr>
+  </w:style>
+  <w:style w:type="character" w:customStyle="1" w:styleId="Color0047B2Bg444444">
+    <w:name w:val="Color0047B2Bg444444"/>
+    <w:rPr>
+      <w:color w:val="0047B2"/>
+      <w:shd w:val="clear" w:color="auto" w:fill="444444"/>
+    </w:rPr>
+  </w:style>
+  <w:style w:type="character" w:customStyle="1" w:styleId="Color0047B2Bg5C0000">
+    <w:name w:val="Color0047B2Bg5C0000"/>
+    <w:rPr>
+      <w:color w:val="0047B2"/>
+      <w:shd w:val="clear" w:color="auto" w:fill="5C0000"/>
+    </w:rPr>
+  </w:style>
+  <w:style w:type="character" w:customStyle="1" w:styleId="Color0047B2Bg663D00">
+    <w:name w:val="Color0047B2Bg663D00"/>
+    <w:rPr>
+      <w:color w:val="0047B2"/>
+      <w:shd w:val="clear" w:color="auto" w:fill="663D00"/>
+    </w:rPr>
+  </w:style>
+  <w:style w:type="character" w:customStyle="1" w:styleId="Color0047B2Bg666600">
+    <w:name w:val="Color0047B2Bg666600"/>
+    <w:rPr>
+      <w:color w:val="0047B2"/>
+      <w:shd w:val="clear" w:color="auto" w:fill="666600"/>
+    </w:rPr>
+  </w:style>
+  <w:style w:type="character" w:customStyle="1" w:styleId="Color0047B2Bg003700">
+    <w:name w:val="Color0047B2Bg003700"/>
+    <w:rPr>
+      <w:color w:val="0047B2"/>
+      <w:shd w:val="clear" w:color="auto" w:fill="003700"/>
+    </w:rPr>
+  </w:style>
+  <w:style w:type="character" w:customStyle="1" w:styleId="Color0047B2Bg002966">
+    <w:name w:val="Color0047B2Bg002966"/>
+    <w:rPr>
+      <w:color w:val="0047B2"/>
+      <w:shd w:val="clear" w:color="auto" w:fill="002966"/>
+    </w:rPr>
+  </w:style>
+  <w:style w:type="character" w:customStyle="1" w:styleId="Color0047B2Bg3D1466">
+    <w:name w:val="Color0047B2Bg3D1466"/>
+    <w:rPr>
+      <w:color w:val="0047B2"/>
+      <w:shd w:val="clear" w:color="auto" w:fill="3D1466"/>
+    </w:rPr>
+  </w:style>
+  <w:style w:type="character" w:customStyle="1" w:styleId="Color6B24B2">
+    <w:name w:val="Color6B24B2"/>
+    <w:rPr>
+      <w:color w:val="6B24B2"/>
+    </w:rPr>
+  </w:style>
+  <w:style w:type="character" w:customStyle="1" w:styleId="Color6B24B2BgE60000">
+    <w:name w:val="Color6B24B2BgE60000"/>
+    <w:rPr>
+      <w:color w:val="6B24B2"/>
+      <w:shd w:val="clear" w:color="auto" w:fill="E60000"/>
+    </w:rPr>
+  </w:style>
+  <w:style w:type="character" w:customStyle="1" w:styleId="Color6B24B2BgFF9900">
+    <w:name w:val="Color6B24B2BgFF9900"/>
+    <w:rPr>
+      <w:color w:val="6B24B2"/>
+      <w:shd w:val="clear" w:color="auto" w:fill="FF9900"/>
+    </w:rPr>
+  </w:style>
+  <w:style w:type="character" w:customStyle="1" w:styleId="Color6B24B2BgFFFF00">
+    <w:name w:val="Color6B24B2BgFFFF00"/>
+    <w:rPr>
+      <w:color w:val="6B24B2"/>
+      <w:shd w:val="clear" w:color="auto" w:fill="FFFF00"/>
+    </w:rPr>
+  </w:style>
+  <w:style w:type="character" w:customStyle="1" w:styleId="Color6B24B2Bg008A00">
+    <w:name w:val="Color6B24B2Bg008A00"/>
+    <w:rPr>
+      <w:color w:val="6B24B2"/>
+      <w:shd w:val="clear" w:color="auto" w:fill="008A00"/>
+    </w:rPr>
+  </w:style>
+  <w:style w:type="character" w:customStyle="1" w:styleId="Color6B24B2Bg0066CC">
+    <w:name w:val="Color6B24B2Bg0066CC"/>
+    <w:rPr>
+      <w:color w:val="6B24B2"/>
+      <w:shd w:val="clear" w:color="auto" w:fill="0066CC"/>
+    </w:rPr>
+  </w:style>
+  <w:style w:type="character" w:customStyle="1" w:styleId="Color6B24B2Bg9933FF">
+    <w:name w:val="Color6B24B2Bg9933FF"/>
+    <w:rPr>
+      <w:color w:val="6B24B2"/>
+      <w:shd w:val="clear" w:color="auto" w:fill="9933FF"/>
+    </w:rPr>
+  </w:style>
+  <w:style w:type="character" w:customStyle="1" w:styleId="Color6B24B2BgFFFFFF">
+    <w:name w:val="Color6B24B2BgFFFFFF"/>
+    <w:rPr>
+      <w:color w:val="6B24B2"/>
+      <w:shd w:val="clear" w:color="auto" w:fill="FFFFFF"/>
+    </w:rPr>
+  </w:style>
+  <w:style w:type="character" w:customStyle="1" w:styleId="Color6B24B2BgFACCCC">
+    <w:name w:val="Color6B24B2BgFACCCC"/>
+    <w:rPr>
+      <w:color w:val="6B24B2"/>
+      <w:shd w:val="clear" w:color="auto" w:fill="FACCCC"/>
+    </w:rPr>
+  </w:style>
+  <w:style w:type="character" w:customStyle="1" w:styleId="Color6B24B2BgFFEBCC">
+    <w:name w:val="Color6B24B2BgFFEBCC"/>
+    <w:rPr>
+      <w:color w:val="6B24B2"/>
+      <w:shd w:val="clear" w:color="auto" w:fill="FFEBCC"/>
+    </w:rPr>
+  </w:style>
+  <w:style w:type="character" w:customStyle="1" w:styleId="Color6B24B2BgFFFFCC">
+    <w:name w:val="Color6B24B2BgFFFFCC"/>
+    <w:rPr>
+      <w:color w:val="6B24B2"/>
+      <w:shd w:val="clear" w:color="auto" w:fill="FFFFCC"/>
+    </w:rPr>
+  </w:style>
+  <w:style w:type="character" w:customStyle="1" w:styleId="Color6B24B2BgCCE8CC">
+    <w:name w:val="Color6B24B2BgCCE8CC"/>
+    <w:rPr>
+      <w:color w:val="6B24B2"/>
+      <w:shd w:val="clear" w:color="auto" w:fill="CCE8CC"/>
+    </w:rPr>
+  </w:style>
+  <w:style w:type="character" w:customStyle="1" w:styleId="Color6B24B2BgCCE0F5">
+    <w:name w:val="Color6B24B2BgCCE0F5"/>
+    <w:rPr>
+      <w:color w:val="6B24B2"/>
+      <w:shd w:val="clear" w:color="auto" w:fill="CCE0F5"/>
+    </w:rPr>
+  </w:style>
+  <w:style w:type="character" w:customStyle="1" w:styleId="Color6B24B2BgEBD6FF">
+    <w:name w:val="Color6B24B2BgEBD6FF"/>
+    <w:rPr>
+      <w:color w:val="6B24B2"/>
+      <w:shd w:val="clear" w:color="auto" w:fill="EBD6FF"/>
+    </w:rPr>
+  </w:style>
+  <w:style w:type="character" w:customStyle="1" w:styleId="Color6B24B2BgBBBBBB">
+    <w:name w:val="Color6B24B2BgBBBBBB"/>
+    <w:rPr>
+      <w:color w:val="6B24B2"/>
+      <w:shd w:val="clear" w:color="auto" w:fill="BBBBBB"/>
+    </w:rPr>
+  </w:style>
+  <w:style w:type="character" w:customStyle="1" w:styleId="Color6B24B2BgF06666">
+    <w:name w:val="Color6B24B2BgF06666"/>
+    <w:rPr>
+      <w:color w:val="6B24B2"/>
+      <w:shd w:val="clear" w:color="auto" w:fill="F06666"/>
+    </w:rPr>
+  </w:style>
+  <w:style w:type="character" w:customStyle="1" w:styleId="Color6B24B2BgFFC266">
+    <w:name w:val="Color6B24B2BgFFC266"/>
+    <w:rPr>
+      <w:color w:val="6B24B2"/>
+      <w:shd w:val="clear" w:color="auto" w:fill="FFC266"/>
+    </w:rPr>
+  </w:style>
+  <w:style w:type="character" w:customStyle="1" w:styleId="Color6B24B2BgFFFF66">
+    <w:name w:val="Color6B24B2BgFFFF66"/>
+    <w:rPr>
+      <w:color w:val="6B24B2"/>
+      <w:shd w:val="clear" w:color="auto" w:fill="FFFF66"/>
+    </w:rPr>
+  </w:style>
+  <w:style w:type="character" w:customStyle="1" w:styleId="Color6B24B2Bg66B966">
+    <w:name w:val="Color6B24B2Bg66B966"/>
+    <w:rPr>
+      <w:color w:val="6B24B2"/>
+      <w:shd w:val="clear" w:color="auto" w:fill="66B966"/>
+    </w:rPr>
+  </w:style>
+  <w:style w:type="character" w:customStyle="1" w:styleId="Color6B24B2Bg66A3E0">
+    <w:name w:val="Color6B24B2Bg66A3E0"/>
+    <w:rPr>
+      <w:color w:val="6B24B2"/>
+      <w:shd w:val="clear" w:color="auto" w:fill="66A3E0"/>
+    </w:rPr>
+  </w:style>
+  <w:style w:type="character" w:customStyle="1" w:styleId="Color6B24B2BgC285FF">
+    <w:name w:val="Color6B24B2BgC285FF"/>
+    <w:rPr>
+      <w:color w:val="6B24B2"/>
+      <w:shd w:val="clear" w:color="auto" w:fill="C285FF"/>
+    </w:rPr>
+  </w:style>
+  <w:style w:type="character" w:customStyle="1" w:styleId="Color6B24B2Bg888888">
+    <w:name w:val="Color6B24B2Bg888888"/>
+    <w:rPr>
+      <w:color w:val="6B24B2"/>
+      <w:shd w:val="clear" w:color="auto" w:fill="888888"/>
+    </w:rPr>
+  </w:style>
+  <w:style w:type="character" w:customStyle="1" w:styleId="Color6B24B2BgA10000">
+    <w:name w:val="Color6B24B2BgA10000"/>
+    <w:rPr>
+      <w:color w:val="6B24B2"/>
+      <w:shd w:val="clear" w:color="auto" w:fill="A10000"/>
+    </w:rPr>
+  </w:style>
+  <w:style w:type="character" w:customStyle="1" w:styleId="Color6B24B2BgB26B00">
+    <w:name w:val="Color6B24B2BgB26B00"/>
+    <w:rPr>
+      <w:color w:val="6B24B2"/>
+      <w:shd w:val="clear" w:color="auto" w:fill="B26B00"/>
+    </w:rPr>
+  </w:style>
+  <w:style w:type="character" w:customStyle="1" w:styleId="Color6B24B2BgB2B200">
+    <w:name w:val="Color6B24B2BgB2B200"/>
+    <w:rPr>
+      <w:color w:val="6B24B2"/>
+      <w:shd w:val="clear" w:color="auto" w:fill="B2B200"/>
+    </w:rPr>
+  </w:style>
+  <w:style w:type="character" w:customStyle="1" w:styleId="Color6B24B2Bg006100">
+    <w:name w:val="Color6B24B2Bg006100"/>
+    <w:rPr>
+      <w:color w:val="6B24B2"/>
+      <w:shd w:val="clear" w:color="auto" w:fill="006100"/>
+    </w:rPr>
+  </w:style>
+  <w:style w:type="character" w:customStyle="1" w:styleId="Color6B24B2Bg0047B2">
+    <w:name w:val="Color6B24B2Bg0047B2"/>
+    <w:rPr>
+      <w:color w:val="6B24B2"/>
+      <w:shd w:val="clear" w:color="auto" w:fill="0047B2"/>
+    </w:rPr>
+  </w:style>
+  <w:style w:type="character" w:customStyle="1" w:styleId="Color6B24B2Bg6B24B2">
+    <w:name w:val="Color6B24B2Bg6B24B2"/>
+    <w:rPr>
+      <w:color w:val="6B24B2"/>
+      <w:shd w:val="clear" w:color="auto" w:fill="6B24B2"/>
+    </w:rPr>
+  </w:style>
+  <w:style w:type="character" w:customStyle="1" w:styleId="Color6B24B2Bg444444">
+    <w:name w:val="Color6B24B2Bg444444"/>
+    <w:rPr>
+      <w:color w:val="6B24B2"/>
+      <w:shd w:val="clear" w:color="auto" w:fill="444444"/>
+    </w:rPr>
+  </w:style>
+  <w:style w:type="character" w:customStyle="1" w:styleId="Color6B24B2Bg5C0000">
+    <w:name w:val="Color6B24B2Bg5C0000"/>
+    <w:rPr>
+      <w:color w:val="6B24B2"/>
+      <w:shd w:val="clear" w:color="auto" w:fill="5C0000"/>
+    </w:rPr>
+  </w:style>
+  <w:style w:type="character" w:customStyle="1" w:styleId="Color6B24B2Bg663D00">
+    <w:name w:val="Color6B24B2Bg663D00"/>
+    <w:rPr>
+      <w:color w:val="6B24B2"/>
+      <w:shd w:val="clear" w:color="auto" w:fill="663D00"/>
+    </w:rPr>
+  </w:style>
+  <w:style w:type="character" w:customStyle="1" w:styleId="Color6B24B2Bg666600">
+    <w:name w:val="Color6B24B2Bg666600"/>
+    <w:rPr>
+      <w:color w:val="6B24B2"/>
+      <w:shd w:val="clear" w:color="auto" w:fill="666600"/>
+    </w:rPr>
+  </w:style>
+  <w:style w:type="character" w:customStyle="1" w:styleId="Color6B24B2Bg003700">
+    <w:name w:val="Color6B24B2Bg003700"/>
+    <w:rPr>
+      <w:color w:val="6B24B2"/>
+      <w:shd w:val="clear" w:color="auto" w:fill="003700"/>
+    </w:rPr>
+  </w:style>
+  <w:style w:type="character" w:customStyle="1" w:styleId="Color6B24B2Bg002966">
+    <w:name w:val="Color6B24B2Bg002966"/>
+    <w:rPr>
+      <w:color w:val="6B24B2"/>
+      <w:shd w:val="clear" w:color="auto" w:fill="002966"/>
+    </w:rPr>
+  </w:style>
+  <w:style w:type="character" w:customStyle="1" w:styleId="Color6B24B2Bg3D1466">
+    <w:name w:val="Color6B24B2Bg3D1466"/>
+    <w:rPr>
+      <w:color w:val="6B24B2"/>
+      <w:shd w:val="clear" w:color="auto" w:fill="3D1466"/>
+    </w:rPr>
+  </w:style>
+  <w:style w:type="character" w:customStyle="1" w:styleId="Color444444">
+    <w:name w:val="Color444444"/>
+    <w:rPr>
+      <w:color w:val="444444"/>
+    </w:rPr>
+  </w:style>
+  <w:style w:type="character" w:customStyle="1" w:styleId="Color444444BgE60000">
+    <w:name w:val="Color444444BgE60000"/>
+    <w:rPr>
+      <w:color w:val="444444"/>
+      <w:shd w:val="clear" w:color="auto" w:fill="E60000"/>
+    </w:rPr>
+  </w:style>
+  <w:style w:type="character" w:customStyle="1" w:styleId="Color444444BgFF9900">
+    <w:name w:val="Color444444BgFF9900"/>
+    <w:rPr>
+      <w:color w:val="444444"/>
+      <w:shd w:val="clear" w:color="auto" w:fill="FF9900"/>
+    </w:rPr>
+  </w:style>
+  <w:style w:type="character" w:customStyle="1" w:styleId="Color444444BgFFFF00">
+    <w:name w:val="Color444444BgFFFF00"/>
+    <w:rPr>
+      <w:color w:val="444444"/>
+      <w:shd w:val="clear" w:color="auto" w:fill="FFFF00"/>
+    </w:rPr>
+  </w:style>
+  <w:style w:type="character" w:customStyle="1" w:styleId="Color444444Bg008A00">
+    <w:name w:val="Color444444Bg008A00"/>
+    <w:rPr>
+      <w:color w:val="444444"/>
+      <w:shd w:val="clear" w:color="auto" w:fill="008A00"/>
+    </w:rPr>
+  </w:style>
+  <w:style w:type="character" w:customStyle="1" w:styleId="Color444444Bg0066CC">
+    <w:name w:val="Color444444Bg0066CC"/>
+    <w:rPr>
+      <w:color w:val="444444"/>
+      <w:shd w:val="clear" w:color="auto" w:fill="0066CC"/>
+    </w:rPr>
+  </w:style>
+  <w:style w:type="character" w:customStyle="1" w:styleId="Color444444Bg9933FF">
+    <w:name w:val="Color444444Bg9933FF"/>
+    <w:rPr>
+      <w:color w:val="444444"/>
+      <w:shd w:val="clear" w:color="auto" w:fill="9933FF"/>
+    </w:rPr>
+  </w:style>
+  <w:style w:type="character" w:customStyle="1" w:styleId="Color444444BgFFFFFF">
+    <w:name w:val="Color444444BgFFFFFF"/>
+    <w:rPr>
+      <w:color w:val="444444"/>
+      <w:shd w:val="clear" w:color="auto" w:fill="FFFFFF"/>
+    </w:rPr>
+  </w:style>
+  <w:style w:type="character" w:customStyle="1" w:styleId="Color444444BgFACCCC">
+    <w:name w:val="Color444444BgFACCCC"/>
+    <w:rPr>
+      <w:color w:val="444444"/>
+      <w:shd w:val="clear" w:color="auto" w:fill="FACCCC"/>
+    </w:rPr>
+  </w:style>
+  <w:style w:type="character" w:customStyle="1" w:styleId="Color444444BgFFEBCC">
+    <w:name w:val="Color444444BgFFEBCC"/>
+    <w:rPr>
+      <w:color w:val="444444"/>
+      <w:shd w:val="clear" w:color="auto" w:fill="FFEBCC"/>
+    </w:rPr>
+  </w:style>
+  <w:style w:type="character" w:customStyle="1" w:styleId="Color444444BgFFFFCC">
+    <w:name w:val="Color444444BgFFFFCC"/>
+    <w:rPr>
+      <w:color w:val="444444"/>
+      <w:shd w:val="clear" w:color="auto" w:fill="FFFFCC"/>
+    </w:rPr>
+  </w:style>
+  <w:style w:type="character" w:customStyle="1" w:styleId="Color444444BgCCE8CC">
+    <w:name w:val="Color444444BgCCE8CC"/>
+    <w:rPr>
+      <w:color w:val="444444"/>
+      <w:shd w:val="clear" w:color="auto" w:fill="CCE8CC"/>
+    </w:rPr>
+  </w:style>
+  <w:style w:type="character" w:customStyle="1" w:styleId="Color444444BgCCE0F5">
+    <w:name w:val="Color444444BgCCE0F5"/>
+    <w:rPr>
+      <w:color w:val="444444"/>
+      <w:shd w:val="clear" w:color="auto" w:fill="CCE0F5"/>
+    </w:rPr>
+  </w:style>
+  <w:style w:type="character" w:customStyle="1" w:styleId="Color444444BgEBD6FF">
+    <w:name w:val="Color444444BgEBD6FF"/>
+    <w:rPr>
+      <w:color w:val="444444"/>
+      <w:shd w:val="clear" w:color="auto" w:fill="EBD6FF"/>
+    </w:rPr>
+  </w:style>
+  <w:style w:type="character" w:customStyle="1" w:styleId="Color444444BgBBBBBB">
+    <w:name w:val="Color444444BgBBBBBB"/>
+    <w:rPr>
+      <w:color w:val="444444"/>
+      <w:shd w:val="clear" w:color="auto" w:fill="BBBBBB"/>
+    </w:rPr>
+  </w:style>
+  <w:style w:type="character" w:customStyle="1" w:styleId="Color444444BgF06666">
+    <w:name w:val="Color444444BgF06666"/>
+    <w:rPr>
+      <w:color w:val="444444"/>
+      <w:shd w:val="clear" w:color="auto" w:fill="F06666"/>
+    </w:rPr>
+  </w:style>
+  <w:style w:type="character" w:customStyle="1" w:styleId="Color444444BgFFC266">
+    <w:name w:val="Color444444BgFFC266"/>
+    <w:rPr>
+      <w:color w:val="444444"/>
+      <w:shd w:val="clear" w:color="auto" w:fill="FFC266"/>
+    </w:rPr>
+  </w:style>
+  <w:style w:type="character" w:customStyle="1" w:styleId="Color444444BgFFFF66">
+    <w:name w:val="Color444444BgFFFF66"/>
+    <w:rPr>
+      <w:color w:val="444444"/>
+      <w:shd w:val="clear" w:color="auto" w:fill="FFFF66"/>
+    </w:rPr>
+  </w:style>
+  <w:style w:type="character" w:customStyle="1" w:styleId="Color444444Bg66B966">
+    <w:name w:val="Color444444Bg66B966"/>
+    <w:rPr>
+      <w:color w:val="444444"/>
+      <w:shd w:val="clear" w:color="auto" w:fill="66B966"/>
+    </w:rPr>
+  </w:style>
+  <w:style w:type="character" w:customStyle="1" w:styleId="Color444444Bg66A3E0">
+    <w:name w:val="Color444444Bg66A3E0"/>
+    <w:rPr>
+      <w:color w:val="444444"/>
+      <w:shd w:val="clear" w:color="auto" w:fill="66A3E0"/>
+    </w:rPr>
+  </w:style>
+  <w:style w:type="character" w:customStyle="1" w:styleId="Color444444BgC285FF">
+    <w:name w:val="Color444444BgC285FF"/>
+    <w:rPr>
+      <w:color w:val="444444"/>
+      <w:shd w:val="clear" w:color="auto" w:fill="C285FF"/>
+    </w:rPr>
+  </w:style>
+  <w:style w:type="character" w:customStyle="1" w:styleId="Color444444Bg888888">
+    <w:name w:val="Color444444Bg888888"/>
+    <w:rPr>
+      <w:color w:val="444444"/>
+      <w:shd w:val="clear" w:color="auto" w:fill="888888"/>
+    </w:rPr>
+  </w:style>
+  <w:style w:type="character" w:customStyle="1" w:styleId="Color444444BgA10000">
+    <w:name w:val="Color444444BgA10000"/>
+    <w:rPr>
+      <w:color w:val="444444"/>
+      <w:shd w:val="clear" w:color="auto" w:fill="A10000"/>
+    </w:rPr>
+  </w:style>
+  <w:style w:type="character" w:customStyle="1" w:styleId="Color444444BgB26B00">
+    <w:name w:val="Color444444BgB26B00"/>
+    <w:rPr>
+      <w:color w:val="444444"/>
+      <w:shd w:val="clear" w:color="auto" w:fill="B26B00"/>
+    </w:rPr>
+  </w:style>
+  <w:style w:type="character" w:customStyle="1" w:styleId="Color444444BgB2B200">
+    <w:name w:val="Color444444BgB2B200"/>
+    <w:rPr>
+      <w:color w:val="444444"/>
+      <w:shd w:val="clear" w:color="auto" w:fill="B2B200"/>
+    </w:rPr>
+  </w:style>
+  <w:style w:type="character" w:customStyle="1" w:styleId="Color444444Bg006100">
+    <w:name w:val="Color444444Bg006100"/>
+    <w:rPr>
+      <w:color w:val="444444"/>
+      <w:shd w:val="clear" w:color="auto" w:fill="006100"/>
+    </w:rPr>
+  </w:style>
+  <w:style w:type="character" w:customStyle="1" w:styleId="Color444444Bg0047B2">
+    <w:name w:val="Color444444Bg0047B2"/>
+    <w:rPr>
+      <w:color w:val="444444"/>
+      <w:shd w:val="clear" w:color="auto" w:fill="0047B2"/>
+    </w:rPr>
+  </w:style>
+  <w:style w:type="character" w:customStyle="1" w:styleId="Color444444Bg6B24B2">
+    <w:name w:val="Color444444Bg6B24B2"/>
+    <w:rPr>
+      <w:color w:val="444444"/>
+      <w:shd w:val="clear" w:color="auto" w:fill="6B24B2"/>
+    </w:rPr>
+  </w:style>
+  <w:style w:type="character" w:customStyle="1" w:styleId="Color444444Bg444444">
+    <w:name w:val="Color444444Bg444444"/>
+    <w:rPr>
+      <w:color w:val="444444"/>
+      <w:shd w:val="clear" w:color="auto" w:fill="444444"/>
+    </w:rPr>
+  </w:style>
+  <w:style w:type="character" w:customStyle="1" w:styleId="Color444444Bg5C0000">
+    <w:name w:val="Color444444Bg5C0000"/>
+    <w:rPr>
+      <w:color w:val="444444"/>
+      <w:shd w:val="clear" w:color="auto" w:fill="5C0000"/>
+    </w:rPr>
+  </w:style>
+  <w:style w:type="character" w:customStyle="1" w:styleId="Color444444Bg663D00">
+    <w:name w:val="Color444444Bg663D00"/>
+    <w:rPr>
+      <w:color w:val="444444"/>
+      <w:shd w:val="clear" w:color="auto" w:fill="663D00"/>
+    </w:rPr>
+  </w:style>
+  <w:style w:type="character" w:customStyle="1" w:styleId="Color444444Bg666600">
+    <w:name w:val="Color444444Bg666600"/>
+    <w:rPr>
+      <w:color w:val="444444"/>
+      <w:shd w:val="clear" w:color="auto" w:fill="666600"/>
+    </w:rPr>
+  </w:style>
+  <w:style w:type="character" w:customStyle="1" w:styleId="Color444444Bg003700">
+    <w:name w:val="Color444444Bg003700"/>
+    <w:rPr>
+      <w:color w:val="444444"/>
+      <w:shd w:val="clear" w:color="auto" w:fill="003700"/>
+    </w:rPr>
+  </w:style>
+  <w:style w:type="character" w:customStyle="1" w:styleId="Color444444Bg002966">
+    <w:name w:val="Color444444Bg002966"/>
+    <w:rPr>
+      <w:color w:val="444444"/>
+      <w:shd w:val="clear" w:color="auto" w:fill="002966"/>
+    </w:rPr>
+  </w:style>
+  <w:style w:type="character" w:customStyle="1" w:styleId="Color444444Bg3D1466">
+    <w:name w:val="Color444444Bg3D1466"/>
+    <w:rPr>
+      <w:color w:val="444444"/>
+      <w:shd w:val="clear" w:color="auto" w:fill="3D1466"/>
+    </w:rPr>
+  </w:style>
+  <w:style w:type="character" w:customStyle="1" w:styleId="Color5C0000">
+    <w:name w:val="Color5C0000"/>
+    <w:rPr>
+      <w:color w:val="5C0000"/>
+    </w:rPr>
+  </w:style>
+  <w:style w:type="character" w:customStyle="1" w:styleId="Color5C0000BgE60000">
+    <w:name w:val="Color5C0000BgE60000"/>
+    <w:rPr>
+      <w:color w:val="5C0000"/>
+      <w:shd w:val="clear" w:color="auto" w:fill="E60000"/>
+    </w:rPr>
+  </w:style>
+  <w:style w:type="character" w:customStyle="1" w:styleId="Color5C0000BgFF9900">
+    <w:name w:val="Color5C0000BgFF9900"/>
+    <w:rPr>
+      <w:color w:val="5C0000"/>
+      <w:shd w:val="clear" w:color="auto" w:fill="FF9900"/>
+    </w:rPr>
+  </w:style>
+  <w:style w:type="character" w:customStyle="1" w:styleId="Color5C0000BgFFFF00">
+    <w:name w:val="Color5C0000BgFFFF00"/>
+    <w:rPr>
+      <w:color w:val="5C0000"/>
+      <w:shd w:val="clear" w:color="auto" w:fill="FFFF00"/>
+    </w:rPr>
+  </w:style>
+  <w:style w:type="character" w:customStyle="1" w:styleId="Color5C0000Bg008A00">
+    <w:name w:val="Color5C0000Bg008A00"/>
+    <w:rPr>
+      <w:color w:val="5C0000"/>
+      <w:shd w:val="clear" w:color="auto" w:fill="008A00"/>
+    </w:rPr>
+  </w:style>
+  <w:style w:type="character" w:customStyle="1" w:styleId="Color5C0000Bg0066CC">
+    <w:name w:val="Color5C0000Bg0066CC"/>
+    <w:rPr>
+      <w:color w:val="5C0000"/>
+      <w:shd w:val="clear" w:color="auto" w:fill="0066CC"/>
+    </w:rPr>
+  </w:style>
+  <w:style w:type="character" w:customStyle="1" w:styleId="Color5C0000Bg9933FF">
+    <w:name w:val="Color5C0000Bg9933FF"/>
+    <w:rPr>
+      <w:color w:val="5C0000"/>
+      <w:shd w:val="clear" w:color="auto" w:fill="9933FF"/>
+    </w:rPr>
+  </w:style>
+  <w:style w:type="character" w:customStyle="1" w:styleId="Color5C0000BgFFFFFF">
+    <w:name w:val="Color5C0000BgFFFFFF"/>
+    <w:rPr>
+      <w:color w:val="5C0000"/>
+      <w:shd w:val="clear" w:color="auto" w:fill="FFFFFF"/>
+    </w:rPr>
+  </w:style>
+  <w:style w:type="character" w:customStyle="1" w:styleId="Color5C0000BgFACCCC">
+    <w:name w:val="Color5C0000BgFACCCC"/>
+    <w:rPr>
+      <w:color w:val="5C0000"/>
+      <w:shd w:val="clear" w:color="auto" w:fill="FACCCC"/>
+    </w:rPr>
+  </w:style>
+  <w:style w:type="character" w:customStyle="1" w:styleId="Color5C0000BgFFEBCC">
+    <w:name w:val="Color5C0000BgFFEBCC"/>
+    <w:rPr>
+      <w:color w:val="5C0000"/>
+      <w:shd w:val="clear" w:color="auto" w:fill="FFEBCC"/>
+    </w:rPr>
+  </w:style>
+  <w:style w:type="character" w:customStyle="1" w:styleId="Color5C0000BgFFFFCC">
+    <w:name w:val="Color5C0000BgFFFFCC"/>
+    <w:rPr>
+      <w:color w:val="5C0000"/>
+      <w:shd w:val="clear" w:color="auto" w:fill="FFFFCC"/>
+    </w:rPr>
+  </w:style>
+  <w:style w:type="character" w:customStyle="1" w:styleId="Color5C0000BgCCE8CC">
+    <w:name w:val="Color5C0000BgCCE8CC"/>
+    <w:rPr>
+      <w:color w:val="5C0000"/>
+      <w:shd w:val="clear" w:color="auto" w:fill="CCE8CC"/>
+    </w:rPr>
+  </w:style>
+  <w:style w:type="character" w:customStyle="1" w:styleId="Color5C0000BgCCE0F5">
+    <w:name w:val="Color5C0000BgCCE0F5"/>
+    <w:rPr>
+      <w:color w:val="5C0000"/>
+      <w:shd w:val="clear" w:color="auto" w:fill="CCE0F5"/>
+    </w:rPr>
+  </w:style>
+  <w:style w:type="character" w:customStyle="1" w:styleId="Color5C0000BgEBD6FF">
+    <w:name w:val="Color5C0000BgEBD6FF"/>
+    <w:rPr>
+      <w:color w:val="5C0000"/>
+      <w:shd w:val="clear" w:color="auto" w:fill="EBD6FF"/>
+    </w:rPr>
+  </w:style>
+  <w:style w:type="character" w:customStyle="1" w:styleId="Color5C0000BgBBBBBB">
+    <w:name w:val="Color5C0000BgBBBBBB"/>
+    <w:rPr>
+      <w:color w:val="5C0000"/>
+      <w:shd w:val="clear" w:color="auto" w:fill="BBBBBB"/>
+    </w:rPr>
+  </w:style>
+  <w:style w:type="character" w:customStyle="1" w:styleId="Color5C0000BgF06666">
+    <w:name w:val="Color5C0000BgF06666"/>
+    <w:rPr>
+      <w:color w:val="5C0000"/>
+      <w:shd w:val="clear" w:color="auto" w:fill="F06666"/>
+    </w:rPr>
+  </w:style>
+  <w:style w:type="character" w:customStyle="1" w:styleId="Color5C0000BgFFC266">
+    <w:name w:val="Color5C0000BgFFC266"/>
+    <w:rPr>
+      <w:color w:val="5C0000"/>
+      <w:shd w:val="clear" w:color="auto" w:fill="FFC266"/>
+    </w:rPr>
+  </w:style>
+  <w:style w:type="character" w:customStyle="1" w:styleId="Color5C0000BgFFFF66">
+    <w:name w:val="Color5C0000BgFFFF66"/>
+    <w:rPr>
+      <w:color w:val="5C0000"/>
+      <w:shd w:val="clear" w:color="auto" w:fill="FFFF66"/>
+    </w:rPr>
+  </w:style>
+  <w:style w:type="character" w:customStyle="1" w:styleId="Color5C0000Bg66B966">
+    <w:name w:val="Color5C0000Bg66B966"/>
+    <w:rPr>
+      <w:color w:val="5C0000"/>
+      <w:shd w:val="clear" w:color="auto" w:fill="66B966"/>
+    </w:rPr>
+  </w:style>
+  <w:style w:type="character" w:customStyle="1" w:styleId="Color5C0000Bg66A3E0">
+    <w:name w:val="Color5C0000Bg66A3E0"/>
+    <w:rPr>
+      <w:color w:val="5C0000"/>
+      <w:shd w:val="clear" w:color="auto" w:fill="66A3E0"/>
+    </w:rPr>
+  </w:style>
+  <w:style w:type="character" w:customStyle="1" w:styleId="Color5C0000BgC285FF">
+    <w:name w:val="Color5C0000BgC285FF"/>
+    <w:rPr>
+      <w:color w:val="5C0000"/>
+      <w:shd w:val="clear" w:color="auto" w:fill="C285FF"/>
+    </w:rPr>
+  </w:style>
+  <w:style w:type="character" w:customStyle="1" w:styleId="Color5C0000Bg888888">
+    <w:name w:val="Color5C0000Bg888888"/>
+    <w:rPr>
+      <w:color w:val="5C0000"/>
+      <w:shd w:val="clear" w:color="auto" w:fill="888888"/>
+    </w:rPr>
+  </w:style>
+  <w:style w:type="character" w:customStyle="1" w:styleId="Color5C0000BgA10000">
+    <w:name w:val="Color5C0000BgA10000"/>
+    <w:rPr>
+      <w:color w:val="5C0000"/>
+      <w:shd w:val="clear" w:color="auto" w:fill="A10000"/>
+    </w:rPr>
+  </w:style>
+  <w:style w:type="character" w:customStyle="1" w:styleId="Color5C0000BgB26B00">
+    <w:name w:val="Color5C0000BgB26B00"/>
+    <w:rPr>
+      <w:color w:val="5C0000"/>
+      <w:shd w:val="clear" w:color="auto" w:fill="B26B00"/>
+    </w:rPr>
+  </w:style>
+  <w:style w:type="character" w:customStyle="1" w:styleId="Color5C0000BgB2B200">
+    <w:name w:val="Color5C0000BgB2B200"/>
+    <w:rPr>
+      <w:color w:val="5C0000"/>
+      <w:shd w:val="clear" w:color="auto" w:fill="B2B200"/>
+    </w:rPr>
+  </w:style>
+  <w:style w:type="character" w:customStyle="1" w:styleId="Color5C0000Bg006100">
+    <w:name w:val="Color5C0000Bg006100"/>
+    <w:rPr>
+      <w:color w:val="5C0000"/>
+      <w:shd w:val="clear" w:color="auto" w:fill="006100"/>
+    </w:rPr>
+  </w:style>
+  <w:style w:type="character" w:customStyle="1" w:styleId="Color5C0000Bg0047B2">
+    <w:name w:val="Color5C0000Bg0047B2"/>
+    <w:rPr>
+      <w:color w:val="5C0000"/>
+      <w:shd w:val="clear" w:color="auto" w:fill="0047B2"/>
+    </w:rPr>
+  </w:style>
+  <w:style w:type="character" w:customStyle="1" w:styleId="Color5C0000Bg6B24B2">
+    <w:name w:val="Color5C0000Bg6B24B2"/>
+    <w:rPr>
+      <w:color w:val="5C0000"/>
+      <w:shd w:val="clear" w:color="auto" w:fill="6B24B2"/>
+    </w:rPr>
+  </w:style>
+  <w:style w:type="character" w:customStyle="1" w:styleId="Color5C0000Bg444444">
+    <w:name w:val="Color5C0000Bg444444"/>
+    <w:rPr>
+      <w:color w:val="5C0000"/>
+      <w:shd w:val="clear" w:color="auto" w:fill="444444"/>
+    </w:rPr>
+  </w:style>
+  <w:style w:type="character" w:customStyle="1" w:styleId="Color5C0000Bg5C0000">
+    <w:name w:val="Color5C0000Bg5C0000"/>
+    <w:rPr>
+      <w:color w:val="5C0000"/>
+      <w:shd w:val="clear" w:color="auto" w:fill="5C0000"/>
+    </w:rPr>
+  </w:style>
+  <w:style w:type="character" w:customStyle="1" w:styleId="Color5C0000Bg663D00">
+    <w:name w:val="Color5C0000Bg663D00"/>
+    <w:rPr>
+      <w:color w:val="5C0000"/>
+      <w:shd w:val="clear" w:color="auto" w:fill="663D00"/>
+    </w:rPr>
+  </w:style>
+  <w:style w:type="character" w:customStyle="1" w:styleId="Color5C0000Bg666600">
+    <w:name w:val="Color5C0000Bg666600"/>
+    <w:rPr>
+      <w:color w:val="5C0000"/>
+      <w:shd w:val="clear" w:color="auto" w:fill="666600"/>
+    </w:rPr>
+  </w:style>
+  <w:style w:type="character" w:customStyle="1" w:styleId="Color5C0000Bg003700">
+    <w:name w:val="Color5C0000Bg003700"/>
+    <w:rPr>
+      <w:color w:val="5C0000"/>
+      <w:shd w:val="clear" w:color="auto" w:fill="003700"/>
+    </w:rPr>
+  </w:style>
+  <w:style w:type="character" w:customStyle="1" w:styleId="Color5C0000Bg002966">
+    <w:name w:val="Color5C0000Bg002966"/>
+    <w:rPr>
+      <w:color w:val="5C0000"/>
+      <w:shd w:val="clear" w:color="auto" w:fill="002966"/>
+    </w:rPr>
+  </w:style>
+  <w:style w:type="character" w:customStyle="1" w:styleId="Color5C0000Bg3D1466">
+    <w:name w:val="Color5C0000Bg3D1466"/>
+    <w:rPr>
+      <w:color w:val="5C0000"/>
+      <w:shd w:val="clear" w:color="auto" w:fill="3D1466"/>
+    </w:rPr>
+  </w:style>
+  <w:style w:type="character" w:customStyle="1" w:styleId="Color663D00">
+    <w:name w:val="Color663D00"/>
+    <w:rPr>
+      <w:color w:val="663D00"/>
+    </w:rPr>
+  </w:style>
+  <w:style w:type="character" w:customStyle="1" w:styleId="Color663D00BgE60000">
+    <w:name w:val="Color663D00BgE60000"/>
+    <w:rPr>
+      <w:color w:val="663D00"/>
+      <w:shd w:val="clear" w:color="auto" w:fill="E60000"/>
+    </w:rPr>
+  </w:style>
+  <w:style w:type="character" w:customStyle="1" w:styleId="Color663D00BgFF9900">
+    <w:name w:val="Color663D00BgFF9900"/>
+    <w:rPr>
+      <w:color w:val="663D00"/>
+      <w:shd w:val="clear" w:color="auto" w:fill="FF9900"/>
+    </w:rPr>
+  </w:style>
+  <w:style w:type="character" w:customStyle="1" w:styleId="Color663D00BgFFFF00">
+    <w:name w:val="Color663D00BgFFFF00"/>
+    <w:rPr>
+      <w:color w:val="663D00"/>
+      <w:shd w:val="clear" w:color="auto" w:fill="FFFF00"/>
+    </w:rPr>
+  </w:style>
+  <w:style w:type="character" w:customStyle="1" w:styleId="Color663D00Bg008A00">
+    <w:name w:val="Color663D00Bg008A00"/>
+    <w:rPr>
+      <w:color w:val="663D00"/>
+      <w:shd w:val="clear" w:color="auto" w:fill="008A00"/>
+    </w:rPr>
+  </w:style>
+  <w:style w:type="character" w:customStyle="1" w:styleId="Color663D00Bg0066CC">
+    <w:name w:val="Color663D00Bg0066CC"/>
+    <w:rPr>
+      <w:color w:val="663D00"/>
+      <w:shd w:val="clear" w:color="auto" w:fill="0066CC"/>
+    </w:rPr>
+  </w:style>
+  <w:style w:type="character" w:customStyle="1" w:styleId="Color663D00Bg9933FF">
+    <w:name w:val="Color663D00Bg9933FF"/>
+    <w:rPr>
+      <w:color w:val="663D00"/>
+      <w:shd w:val="clear" w:color="auto" w:fill="9933FF"/>
+    </w:rPr>
+  </w:style>
+  <w:style w:type="character" w:customStyle="1" w:styleId="Color663D00BgFFFFFF">
+    <w:name w:val="Color663D00BgFFFFFF"/>
+    <w:rPr>
+      <w:color w:val="663D00"/>
+      <w:shd w:val="clear" w:color="auto" w:fill="FFFFFF"/>
+    </w:rPr>
+  </w:style>
+  <w:style w:type="character" w:customStyle="1" w:styleId="Color663D00BgFACCCC">
+    <w:name w:val="Color663D00BgFACCCC"/>
+    <w:rPr>
+      <w:color w:val="663D00"/>
+      <w:shd w:val="clear" w:color="auto" w:fill="FACCCC"/>
+    </w:rPr>
+  </w:style>
+  <w:style w:type="character" w:customStyle="1" w:styleId="Color663D00BgFFEBCC">
+    <w:name w:val="Color663D00BgFFEBCC"/>
+    <w:rPr>
+      <w:color w:val="663D00"/>
+      <w:shd w:val="clear" w:color="auto" w:fill="FFEBCC"/>
+    </w:rPr>
+  </w:style>
+  <w:style w:type="character" w:customStyle="1" w:styleId="Color663D00BgFFFFCC">
+    <w:name w:val="Color663D00BgFFFFCC"/>
+    <w:rPr>
+      <w:color w:val="663D00"/>
+      <w:shd w:val="clear" w:color="auto" w:fill="FFFFCC"/>
+    </w:rPr>
+  </w:style>
+  <w:style w:type="character" w:customStyle="1" w:styleId="Color663D00BgCCE8CC">
+    <w:name w:val="Color663D00BgCCE8CC"/>
+    <w:rPr>
+      <w:color w:val="663D00"/>
+      <w:shd w:val="clear" w:color="auto" w:fill="CCE8CC"/>
+    </w:rPr>
+  </w:style>
+  <w:style w:type="character" w:customStyle="1" w:styleId="Color663D00BgCCE0F5">
+    <w:name w:val="Color663D00BgCCE0F5"/>
+    <w:rPr>
+      <w:color w:val="663D00"/>
+      <w:shd w:val="clear" w:color="auto" w:fill="CCE0F5"/>
+    </w:rPr>
+  </w:style>
+  <w:style w:type="character" w:customStyle="1" w:styleId="Color663D00BgEBD6FF">
+    <w:name w:val="Color663D00BgEBD6FF"/>
+    <w:rPr>
+      <w:color w:val="663D00"/>
+      <w:shd w:val="clear" w:color="auto" w:fill="EBD6FF"/>
+    </w:rPr>
+  </w:style>
+  <w:style w:type="character" w:customStyle="1" w:styleId="Color663D00BgBBBBBB">
+    <w:name w:val="Color663D00BgBBBBBB"/>
+    <w:rPr>
+      <w:color w:val="663D00"/>
+      <w:shd w:val="clear" w:color="auto" w:fill="BBBBBB"/>
+    </w:rPr>
+  </w:style>
+  <w:style w:type="character" w:customStyle="1" w:styleId="Color663D00BgF06666">
+    <w:name w:val="Color663D00BgF06666"/>
+    <w:rPr>
+      <w:color w:val="663D00"/>
+      <w:shd w:val="clear" w:color="auto" w:fill="F06666"/>
+    </w:rPr>
+  </w:style>
+  <w:style w:type="character" w:customStyle="1" w:styleId="Color663D00BgFFC266">
+    <w:name w:val="Color663D00BgFFC266"/>
+    <w:rPr>
+      <w:color w:val="663D00"/>
+      <w:shd w:val="clear" w:color="auto" w:fill="FFC266"/>
+    </w:rPr>
+  </w:style>
+  <w:style w:type="character" w:customStyle="1" w:styleId="Color663D00BgFFFF66">
+    <w:name w:val="Color663D00BgFFFF66"/>
+    <w:rPr>
+      <w:color w:val="663D00"/>
+      <w:shd w:val="clear" w:color="auto" w:fill="FFFF66"/>
+    </w:rPr>
+  </w:style>
+  <w:style w:type="character" w:customStyle="1" w:styleId="Color663D00Bg66B966">
+    <w:name w:val="Color663D00Bg66B966"/>
+    <w:rPr>
+      <w:color w:val="663D00"/>
+      <w:shd w:val="clear" w:color="auto" w:fill="66B966"/>
+    </w:rPr>
+  </w:style>
+  <w:style w:type="character" w:customStyle="1" w:styleId="Color663D00Bg66A3E0">
+    <w:name w:val="Color663D00Bg66A3E0"/>
+    <w:rPr>
+      <w:color w:val="663D00"/>
+      <w:shd w:val="clear" w:color="auto" w:fill="66A3E0"/>
+    </w:rPr>
+  </w:style>
+  <w:style w:type="character" w:customStyle="1" w:styleId="Color663D00BgC285FF">
+    <w:name w:val="Color663D00BgC285FF"/>
+    <w:rPr>
+      <w:color w:val="663D00"/>
+      <w:shd w:val="clear" w:color="auto" w:fill="C285FF"/>
+    </w:rPr>
+  </w:style>
+  <w:style w:type="character" w:customStyle="1" w:styleId="Color663D00Bg888888">
+    <w:name w:val="Color663D00Bg888888"/>
+    <w:rPr>
+      <w:color w:val="663D00"/>
+      <w:shd w:val="clear" w:color="auto" w:fill="888888"/>
+    </w:rPr>
+  </w:style>
+  <w:style w:type="character" w:customStyle="1" w:styleId="Color663D00BgA10000">
+    <w:name w:val="Color663D00BgA10000"/>
+    <w:rPr>
+      <w:color w:val="663D00"/>
+      <w:shd w:val="clear" w:color="auto" w:fill="A10000"/>
+    </w:rPr>
+  </w:style>
+  <w:style w:type="character" w:customStyle="1" w:styleId="Color663D00BgB26B00">
+    <w:name w:val="Color663D00BgB26B00"/>
+    <w:rPr>
+      <w:color w:val="663D00"/>
+      <w:shd w:val="clear" w:color="auto" w:fill="B26B00"/>
+    </w:rPr>
+  </w:style>
+  <w:style w:type="character" w:customStyle="1" w:styleId="Color663D00BgB2B200">
+    <w:name w:val="Color663D00BgB2B200"/>
+    <w:rPr>
+      <w:color w:val="663D00"/>
+      <w:shd w:val="clear" w:color="auto" w:fill="B2B200"/>
+    </w:rPr>
+  </w:style>
+  <w:style w:type="character" w:customStyle="1" w:styleId="Color663D00Bg006100">
+    <w:name w:val="Color663D00Bg006100"/>
+    <w:rPr>
+      <w:color w:val="663D00"/>
+      <w:shd w:val="clear" w:color="auto" w:fill="006100"/>
+    </w:rPr>
+  </w:style>
+  <w:style w:type="character" w:customStyle="1" w:styleId="Color663D00Bg0047B2">
+    <w:name w:val="Color663D00Bg0047B2"/>
+    <w:rPr>
+      <w:color w:val="663D00"/>
+      <w:shd w:val="clear" w:color="auto" w:fill="0047B2"/>
+    </w:rPr>
+  </w:style>
+  <w:style w:type="character" w:customStyle="1" w:styleId="Color663D00Bg6B24B2">
+    <w:name w:val="Color663D00Bg6B24B2"/>
+    <w:rPr>
+      <w:color w:val="663D00"/>
+      <w:shd w:val="clear" w:color="auto" w:fill="6B24B2"/>
+    </w:rPr>
+  </w:style>
+  <w:style w:type="character" w:customStyle="1" w:styleId="Color663D00Bg444444">
+    <w:name w:val="Color663D00Bg444444"/>
+    <w:rPr>
+      <w:color w:val="663D00"/>
+      <w:shd w:val="clear" w:color="auto" w:fill="444444"/>
+    </w:rPr>
+  </w:style>
+  <w:style w:type="character" w:customStyle="1" w:styleId="Color663D00Bg5C0000">
+    <w:name w:val="Color663D00Bg5C0000"/>
+    <w:rPr>
+      <w:color w:val="663D00"/>
+      <w:shd w:val="clear" w:color="auto" w:fill="5C0000"/>
+    </w:rPr>
+  </w:style>
+  <w:style w:type="character" w:customStyle="1" w:styleId="Color663D00Bg663D00">
+    <w:name w:val="Color663D00Bg663D00"/>
+    <w:rPr>
+      <w:color w:val="663D00"/>
+      <w:shd w:val="clear" w:color="auto" w:fill="663D00"/>
+    </w:rPr>
+  </w:style>
+  <w:style w:type="character" w:customStyle="1" w:styleId="Color663D00Bg666600">
+    <w:name w:val="Color663D00Bg666600"/>
+    <w:rPr>
+      <w:color w:val="663D00"/>
+      <w:shd w:val="clear" w:color="auto" w:fill="666600"/>
+    </w:rPr>
+  </w:style>
+  <w:style w:type="character" w:customStyle="1" w:styleId="Color663D00Bg003700">
+    <w:name w:val="Color663D00Bg003700"/>
+    <w:rPr>
+      <w:color w:val="663D00"/>
+      <w:shd w:val="clear" w:color="auto" w:fill="003700"/>
+    </w:rPr>
+  </w:style>
+  <w:style w:type="character" w:customStyle="1" w:styleId="Color663D00Bg002966">
+    <w:name w:val="Color663D00Bg002966"/>
+    <w:rPr>
+      <w:color w:val="663D00"/>
+      <w:shd w:val="clear" w:color="auto" w:fill="002966"/>
+    </w:rPr>
+  </w:style>
+  <w:style w:type="character" w:customStyle="1" w:styleId="Color663D00Bg3D1466">
+    <w:name w:val="Color663D00Bg3D1466"/>
+    <w:rPr>
+      <w:color w:val="663D00"/>
+      <w:shd w:val="clear" w:color="auto" w:fill="3D1466"/>
+    </w:rPr>
+  </w:style>
+  <w:style w:type="character" w:customStyle="1" w:styleId="Color666600">
+    <w:name w:val="Color666600"/>
+    <w:rPr>
+      <w:color w:val="666600"/>
+    </w:rPr>
+  </w:style>
+  <w:style w:type="character" w:customStyle="1" w:styleId="Color666600BgE60000">
+    <w:name w:val="Color666600BgE60000"/>
+    <w:rPr>
+      <w:color w:val="666600"/>
+      <w:shd w:val="clear" w:color="auto" w:fill="E60000"/>
+    </w:rPr>
+  </w:style>
+  <w:style w:type="character" w:customStyle="1" w:styleId="Color666600BgFF9900">
+    <w:name w:val="Color666600BgFF9900"/>
+    <w:rPr>
+      <w:color w:val="666600"/>
+      <w:shd w:val="clear" w:color="auto" w:fill="FF9900"/>
+    </w:rPr>
+  </w:style>
+  <w:style w:type="character" w:customStyle="1" w:styleId="Color666600BgFFFF00">
+    <w:name w:val="Color666600BgFFFF00"/>
+    <w:rPr>
+      <w:color w:val="666600"/>
+      <w:shd w:val="clear" w:color="auto" w:fill="FFFF00"/>
+    </w:rPr>
+  </w:style>
+  <w:style w:type="character" w:customStyle="1" w:styleId="Color666600Bg008A00">
+    <w:name w:val="Color666600Bg008A00"/>
+    <w:rPr>
+      <w:color w:val="666600"/>
+      <w:shd w:val="clear" w:color="auto" w:fill="008A00"/>
+    </w:rPr>
+  </w:style>
+  <w:style w:type="character" w:customStyle="1" w:styleId="Color666600Bg0066CC">
+    <w:name w:val="Color666600Bg0066CC"/>
+    <w:rPr>
+      <w:color w:val="666600"/>
+      <w:shd w:val="clear" w:color="auto" w:fill="0066CC"/>
+    </w:rPr>
+  </w:style>
+  <w:style w:type="character" w:customStyle="1" w:styleId="Color666600Bg9933FF">
+    <w:name w:val="Color666600Bg9933FF"/>
+    <w:rPr>
+      <w:color w:val="666600"/>
+      <w:shd w:val="clear" w:color="auto" w:fill="9933FF"/>
+    </w:rPr>
+  </w:style>
+  <w:style w:type="character" w:customStyle="1" w:styleId="Color666600BgFFFFFF">
+    <w:name w:val="Color666600BgFFFFFF"/>
+    <w:rPr>
+      <w:color w:val="666600"/>
+      <w:shd w:val="clear" w:color="auto" w:fill="FFFFFF"/>
+    </w:rPr>
+  </w:style>
+  <w:style w:type="character" w:customStyle="1" w:styleId="Color666600BgFACCCC">
+    <w:name w:val="Color666600BgFACCCC"/>
+    <w:rPr>
+      <w:color w:val="666600"/>
+      <w:shd w:val="clear" w:color="auto" w:fill="FACCCC"/>
+    </w:rPr>
+  </w:style>
+  <w:style w:type="character" w:customStyle="1" w:styleId="Color666600BgFFEBCC">
+    <w:name w:val="Color666600BgFFEBCC"/>
+    <w:rPr>
+      <w:color w:val="666600"/>
+      <w:shd w:val="clear" w:color="auto" w:fill="FFEBCC"/>
+    </w:rPr>
+  </w:style>
+  <w:style w:type="character" w:customStyle="1" w:styleId="Color666600BgFFFFCC">
+    <w:name w:val="Color666600BgFFFFCC"/>
+    <w:rPr>
+      <w:color w:val="666600"/>
+      <w:shd w:val="clear" w:color="auto" w:fill="FFFFCC"/>
+    </w:rPr>
+  </w:style>
+  <w:style w:type="character" w:customStyle="1" w:styleId="Color666600BgCCE8CC">
+    <w:name w:val="Color666600BgCCE8CC"/>
+    <w:rPr>
+      <w:color w:val="666600"/>
+      <w:shd w:val="clear" w:color="auto" w:fill="CCE8CC"/>
+    </w:rPr>
+  </w:style>
+  <w:style w:type="character" w:customStyle="1" w:styleId="Color666600BgCCE0F5">
+    <w:name w:val="Color666600BgCCE0F5"/>
+    <w:rPr>
+      <w:color w:val="666600"/>
+      <w:shd w:val="clear" w:color="auto" w:fill="CCE0F5"/>
+    </w:rPr>
+  </w:style>
+  <w:style w:type="character" w:customStyle="1" w:styleId="Color666600BgEBD6FF">
+    <w:name w:val="Color666600BgEBD6FF"/>
+    <w:rPr>
+      <w:color w:val="666600"/>
+      <w:shd w:val="clear" w:color="auto" w:fill="EBD6FF"/>
+    </w:rPr>
+  </w:style>
+  <w:style w:type="character" w:customStyle="1" w:styleId="Color666600BgBBBBBB">
+    <w:name w:val="Color666600BgBBBBBB"/>
+    <w:rPr>
+      <w:color w:val="666600"/>
+      <w:shd w:val="clear" w:color="auto" w:fill="BBBBBB"/>
+    </w:rPr>
+  </w:style>
+  <w:style w:type="character" w:customStyle="1" w:styleId="Color666600BgF06666">
+    <w:name w:val="Color666600BgF06666"/>
+    <w:rPr>
+      <w:color w:val="666600"/>
+      <w:shd w:val="clear" w:color="auto" w:fill="F06666"/>
+    </w:rPr>
+  </w:style>
+  <w:style w:type="character" w:customStyle="1" w:styleId="Color666600BgFFC266">
+    <w:name w:val="Color666600BgFFC266"/>
+    <w:rPr>
+      <w:color w:val="666600"/>
+      <w:shd w:val="clear" w:color="auto" w:fill="FFC266"/>
+    </w:rPr>
+  </w:style>
+  <w:style w:type="character" w:customStyle="1" w:styleId="Color666600BgFFFF66">
+    <w:name w:val="Color666600BgFFFF66"/>
+    <w:rPr>
+      <w:color w:val="666600"/>
+      <w:shd w:val="clear" w:color="auto" w:fill="FFFF66"/>
+    </w:rPr>
+  </w:style>
+  <w:style w:type="character" w:customStyle="1" w:styleId="Color666600Bg66B966">
+    <w:name w:val="Color666600Bg66B966"/>
+    <w:rPr>
+      <w:color w:val="666600"/>
+      <w:shd w:val="clear" w:color="auto" w:fill="66B966"/>
+    </w:rPr>
+  </w:style>
+  <w:style w:type="character" w:customStyle="1" w:styleId="Color666600Bg66A3E0">
+    <w:name w:val="Color666600Bg66A3E0"/>
+    <w:rPr>
+      <w:color w:val="666600"/>
+      <w:shd w:val="clear" w:color="auto" w:fill="66A3E0"/>
+    </w:rPr>
+  </w:style>
+  <w:style w:type="character" w:customStyle="1" w:styleId="Color666600BgC285FF">
+    <w:name w:val="Color666600BgC285FF"/>
+    <w:rPr>
+      <w:color w:val="666600"/>
+      <w:shd w:val="clear" w:color="auto" w:fill="C285FF"/>
+    </w:rPr>
+  </w:style>
+  <w:style w:type="character" w:customStyle="1" w:styleId="Color666600Bg888888">
+    <w:name w:val="Color666600Bg888888"/>
+    <w:rPr>
+      <w:color w:val="666600"/>
+      <w:shd w:val="clear" w:color="auto" w:fill="888888"/>
+    </w:rPr>
+  </w:style>
+  <w:style w:type="character" w:customStyle="1" w:styleId="Color666600BgA10000">
+    <w:name w:val="Color666600BgA10000"/>
+    <w:rPr>
+      <w:color w:val="666600"/>
+      <w:shd w:val="clear" w:color="auto" w:fill="A10000"/>
+    </w:rPr>
+  </w:style>
+  <w:style w:type="character" w:customStyle="1" w:styleId="Color666600BgB26B00">
+    <w:name w:val="Color666600BgB26B00"/>
+    <w:rPr>
+      <w:color w:val="666600"/>
+      <w:shd w:val="clear" w:color="auto" w:fill="B26B00"/>
+    </w:rPr>
+  </w:style>
+  <w:style w:type="character" w:customStyle="1" w:styleId="Color666600BgB2B200">
+    <w:name w:val="Color666600BgB2B200"/>
+    <w:rPr>
+      <w:color w:val="666600"/>
+      <w:shd w:val="clear" w:color="auto" w:fill="B2B200"/>
+    </w:rPr>
+  </w:style>
+  <w:style w:type="character" w:customStyle="1" w:styleId="Color666600Bg006100">
+    <w:name w:val="Color666600Bg006100"/>
+    <w:rPr>
+      <w:color w:val="666600"/>
+      <w:shd w:val="clear" w:color="auto" w:fill="006100"/>
+    </w:rPr>
+  </w:style>
+  <w:style w:type="character" w:customStyle="1" w:styleId="Color666600Bg0047B2">
+    <w:name w:val="Color666600Bg0047B2"/>
+    <w:rPr>
+      <w:color w:val="666600"/>
+      <w:shd w:val="clear" w:color="auto" w:fill="0047B2"/>
+    </w:rPr>
+  </w:style>
+  <w:style w:type="character" w:customStyle="1" w:styleId="Color666600Bg6B24B2">
+    <w:name w:val="Color666600Bg6B24B2"/>
+    <w:rPr>
+      <w:color w:val="666600"/>
+      <w:shd w:val="clear" w:color="auto" w:fill="6B24B2"/>
+    </w:rPr>
+  </w:style>
+  <w:style w:type="character" w:customStyle="1" w:styleId="Color666600Bg444444">
+    <w:name w:val="Color666600Bg444444"/>
+    <w:rPr>
+      <w:color w:val="666600"/>
+      <w:shd w:val="clear" w:color="auto" w:fill="444444"/>
+    </w:rPr>
+  </w:style>
+  <w:style w:type="character" w:customStyle="1" w:styleId="Color666600Bg5C0000">
+    <w:name w:val="Color666600Bg5C0000"/>
+    <w:rPr>
+      <w:color w:val="666600"/>
+      <w:shd w:val="clear" w:color="auto" w:fill="5C0000"/>
+    </w:rPr>
+  </w:style>
+  <w:style w:type="character" w:customStyle="1" w:styleId="Color666600Bg663D00">
+    <w:name w:val="Color666600Bg663D00"/>
+    <w:rPr>
+      <w:color w:val="666600"/>
+      <w:shd w:val="clear" w:color="auto" w:fill="663D00"/>
+    </w:rPr>
+  </w:style>
+  <w:style w:type="character" w:customStyle="1" w:styleId="Color666600Bg666600">
+    <w:name w:val="Color666600Bg666600"/>
+    <w:rPr>
+      <w:color w:val="666600"/>
+      <w:shd w:val="clear" w:color="auto" w:fill="666600"/>
+    </w:rPr>
+  </w:style>
+  <w:style w:type="character" w:customStyle="1" w:styleId="Color666600Bg003700">
+    <w:name w:val="Color666600Bg003700"/>
+    <w:rPr>
+      <w:color w:val="666600"/>
+      <w:shd w:val="clear" w:color="auto" w:fill="003700"/>
+    </w:rPr>
+  </w:style>
+  <w:style w:type="character" w:customStyle="1" w:styleId="Color666600Bg002966">
+    <w:name w:val="Color666600Bg002966"/>
+    <w:rPr>
+      <w:color w:val="666600"/>
+      <w:shd w:val="clear" w:color="auto" w:fill="002966"/>
+    </w:rPr>
+  </w:style>
+  <w:style w:type="character" w:customStyle="1" w:styleId="Color666600Bg3D1466">
+    <w:name w:val="Color666600Bg3D1466"/>
+    <w:rPr>
+      <w:color w:val="666600"/>
+      <w:shd w:val="clear" w:color="auto" w:fill="3D1466"/>
+    </w:rPr>
+  </w:style>
+  <w:style w:type="character" w:customStyle="1" w:styleId="Color003700">
+    <w:name w:val="Color003700"/>
+    <w:rPr>
+      <w:color w:val="003700"/>
+    </w:rPr>
+  </w:style>
+  <w:style w:type="character" w:customStyle="1" w:styleId="Color003700BgE60000">
+    <w:name w:val="Color003700BgE60000"/>
+    <w:rPr>
+      <w:color w:val="003700"/>
+      <w:shd w:val="clear" w:color="auto" w:fill="E60000"/>
+    </w:rPr>
+  </w:style>
+  <w:style w:type="character" w:customStyle="1" w:styleId="Color003700BgFF9900">
+    <w:name w:val="Color003700BgFF9900"/>
+    <w:rPr>
+      <w:color w:val="003700"/>
+      <w:shd w:val="clear" w:color="auto" w:fill="FF9900"/>
+    </w:rPr>
+  </w:style>
+  <w:style w:type="character" w:customStyle="1" w:styleId="Color003700BgFFFF00">
+    <w:name w:val="Color003700BgFFFF00"/>
+    <w:rPr>
+      <w:color w:val="003700"/>
+      <w:shd w:val="clear" w:color="auto" w:fill="FFFF00"/>
+    </w:rPr>
+  </w:style>
+  <w:style w:type="character" w:customStyle="1" w:styleId="Color003700Bg008A00">
+    <w:name w:val="Color003700Bg008A00"/>
+    <w:rPr>
+      <w:color w:val="003700"/>
+      <w:shd w:val="clear" w:color="auto" w:fill="008A00"/>
+    </w:rPr>
+  </w:style>
+  <w:style w:type="character" w:customStyle="1" w:styleId="Color003700Bg0066CC">
+    <w:name w:val="Color003700Bg0066CC"/>
+    <w:rPr>
+      <w:color w:val="003700"/>
+      <w:shd w:val="clear" w:color="auto" w:fill="0066CC"/>
+    </w:rPr>
+  </w:style>
+  <w:style w:type="character" w:customStyle="1" w:styleId="Color003700Bg9933FF">
+    <w:name w:val="Color003700Bg9933FF"/>
+    <w:rPr>
+      <w:color w:val="003700"/>
+      <w:shd w:val="clear" w:color="auto" w:fill="9933FF"/>
+    </w:rPr>
+  </w:style>
+  <w:style w:type="character" w:customStyle="1" w:styleId="Color003700BgFFFFFF">
+    <w:name w:val="Color003700BgFFFFFF"/>
+    <w:rPr>
+      <w:color w:val="003700"/>
+      <w:shd w:val="clear" w:color="auto" w:fill="FFFFFF"/>
+    </w:rPr>
+  </w:style>
+  <w:style w:type="character" w:customStyle="1" w:styleId="Color003700BgFACCCC">
+    <w:name w:val="Color003700BgFACCCC"/>
+    <w:rPr>
+      <w:color w:val="003700"/>
+      <w:shd w:val="clear" w:color="auto" w:fill="FACCCC"/>
+    </w:rPr>
+  </w:style>
+  <w:style w:type="character" w:customStyle="1" w:styleId="Color003700BgFFEBCC">
+    <w:name w:val="Color003700BgFFEBCC"/>
+    <w:rPr>
+      <w:color w:val="003700"/>
+      <w:shd w:val="clear" w:color="auto" w:fill="FFEBCC"/>
+    </w:rPr>
+  </w:style>
+  <w:style w:type="character" w:customStyle="1" w:styleId="Color003700BgFFFFCC">
+    <w:name w:val="Color003700BgFFFFCC"/>
+    <w:rPr>
+      <w:color w:val="003700"/>
+      <w:shd w:val="clear" w:color="auto" w:fill="FFFFCC"/>
+    </w:rPr>
+  </w:style>
+  <w:style w:type="character" w:customStyle="1" w:styleId="Color003700BgCCE8CC">
+    <w:name w:val="Color003700BgCCE8CC"/>
+    <w:rPr>
+      <w:color w:val="003700"/>
+      <w:shd w:val="clear" w:color="auto" w:fill="CCE8CC"/>
+    </w:rPr>
+  </w:style>
+  <w:style w:type="character" w:customStyle="1" w:styleId="Color003700BgCCE0F5">
+    <w:name w:val="Color003700BgCCE0F5"/>
+    <w:rPr>
+      <w:color w:val="003700"/>
+      <w:shd w:val="clear" w:color="auto" w:fill="CCE0F5"/>
+    </w:rPr>
+  </w:style>
+  <w:style w:type="character" w:customStyle="1" w:styleId="Color003700BgEBD6FF">
+    <w:name w:val="Color003700BgEBD6FF"/>
+    <w:rPr>
+      <w:color w:val="003700"/>
+      <w:shd w:val="clear" w:color="auto" w:fill="EBD6FF"/>
+    </w:rPr>
+  </w:style>
+  <w:style w:type="character" w:customStyle="1" w:styleId="Color003700BgBBBBBB">
+    <w:name w:val="Color003700BgBBBBBB"/>
+    <w:rPr>
+      <w:color w:val="003700"/>
+      <w:shd w:val="clear" w:color="auto" w:fill="BBBBBB"/>
+    </w:rPr>
+  </w:style>
+  <w:style w:type="character" w:customStyle="1" w:styleId="Color003700BgF06666">
+    <w:name w:val="Color003700BgF06666"/>
+    <w:rPr>
+      <w:color w:val="003700"/>
+      <w:shd w:val="clear" w:color="auto" w:fill="F06666"/>
+    </w:rPr>
+  </w:style>
+  <w:style w:type="character" w:customStyle="1" w:styleId="Color003700BgFFC266">
+    <w:name w:val="Color003700BgFFC266"/>
+    <w:rPr>
+      <w:color w:val="003700"/>
+      <w:shd w:val="clear" w:color="auto" w:fill="FFC266"/>
+    </w:rPr>
+  </w:style>
+  <w:style w:type="character" w:customStyle="1" w:styleId="Color003700BgFFFF66">
+    <w:name w:val="Color003700BgFFFF66"/>
+    <w:rPr>
+      <w:color w:val="003700"/>
+      <w:shd w:val="clear" w:color="auto" w:fill="FFFF66"/>
+    </w:rPr>
+  </w:style>
+  <w:style w:type="character" w:customStyle="1" w:styleId="Color003700Bg66B966">
+    <w:name w:val="Color003700Bg66B966"/>
+    <w:rPr>
+      <w:color w:val="003700"/>
+      <w:shd w:val="clear" w:color="auto" w:fill="66B966"/>
+    </w:rPr>
+  </w:style>
+  <w:style w:type="character" w:customStyle="1" w:styleId="Color003700Bg66A3E0">
+    <w:name w:val="Color003700Bg66A3E0"/>
+    <w:rPr>
+      <w:color w:val="003700"/>
+      <w:shd w:val="clear" w:color="auto" w:fill="66A3E0"/>
+    </w:rPr>
+  </w:style>
+  <w:style w:type="character" w:customStyle="1" w:styleId="Color003700BgC285FF">
+    <w:name w:val="Color003700BgC285FF"/>
+    <w:rPr>
+      <w:color w:val="003700"/>
+      <w:shd w:val="clear" w:color="auto" w:fill="C285FF"/>
+    </w:rPr>
+  </w:style>
+  <w:style w:type="character" w:customStyle="1" w:styleId="Color003700Bg888888">
+    <w:name w:val="Color003700Bg888888"/>
+    <w:rPr>
+      <w:color w:val="003700"/>
+      <w:shd w:val="clear" w:color="auto" w:fill="888888"/>
+    </w:rPr>
+  </w:style>
+  <w:style w:type="character" w:customStyle="1" w:styleId="Color003700BgA10000">
+    <w:name w:val="Color003700BgA10000"/>
+    <w:rPr>
+      <w:color w:val="003700"/>
+      <w:shd w:val="clear" w:color="auto" w:fill="A10000"/>
+    </w:rPr>
+  </w:style>
+  <w:style w:type="character" w:customStyle="1" w:styleId="Color003700BgB26B00">
+    <w:name w:val="Color003700BgB26B00"/>
+    <w:rPr>
+      <w:color w:val="003700"/>
+      <w:shd w:val="clear" w:color="auto" w:fill="B26B00"/>
+    </w:rPr>
+  </w:style>
+  <w:style w:type="character" w:customStyle="1" w:styleId="Color003700BgB2B200">
+    <w:name w:val="Color003700BgB2B200"/>
+    <w:rPr>
+      <w:color w:val="003700"/>
+      <w:shd w:val="clear" w:color="auto" w:fill="B2B200"/>
+    </w:rPr>
+  </w:style>
+  <w:style w:type="character" w:customStyle="1" w:styleId="Color003700Bg006100">
+    <w:name w:val="Color003700Bg006100"/>
+    <w:rPr>
+      <w:color w:val="003700"/>
+      <w:shd w:val="clear" w:color="auto" w:fill="006100"/>
+    </w:rPr>
+  </w:style>
+  <w:style w:type="character" w:customStyle="1" w:styleId="Color003700Bg0047B2">
+    <w:name w:val="Color003700Bg0047B2"/>
+    <w:rPr>
+      <w:color w:val="003700"/>
+      <w:shd w:val="clear" w:color="auto" w:fill="0047B2"/>
+    </w:rPr>
+  </w:style>
+  <w:style w:type="character" w:customStyle="1" w:styleId="Color003700Bg6B24B2">
+    <w:name w:val="Color003700Bg6B24B2"/>
+    <w:rPr>
+      <w:color w:val="003700"/>
+      <w:shd w:val="clear" w:color="auto" w:fill="6B24B2"/>
+    </w:rPr>
+  </w:style>
+  <w:style w:type="character" w:customStyle="1" w:styleId="Color003700Bg444444">
+    <w:name w:val="Color003700Bg444444"/>
+    <w:rPr>
+      <w:color w:val="003700"/>
+      <w:shd w:val="clear" w:color="auto" w:fill="444444"/>
+    </w:rPr>
+  </w:style>
+  <w:style w:type="character" w:customStyle="1" w:styleId="Color003700Bg5C0000">
+    <w:name w:val="Color003700Bg5C0000"/>
+    <w:rPr>
+      <w:color w:val="003700"/>
+      <w:shd w:val="clear" w:color="auto" w:fill="5C0000"/>
+    </w:rPr>
+  </w:style>
+  <w:style w:type="character" w:customStyle="1" w:styleId="Color003700Bg663D00">
+    <w:name w:val="Color003700Bg663D00"/>
+    <w:rPr>
+      <w:color w:val="003700"/>
+      <w:shd w:val="clear" w:color="auto" w:fill="663D00"/>
+    </w:rPr>
+  </w:style>
+  <w:style w:type="character" w:customStyle="1" w:styleId="Color003700Bg666600">
+    <w:name w:val="Color003700Bg666600"/>
+    <w:rPr>
+      <w:color w:val="003700"/>
+      <w:shd w:val="clear" w:color="auto" w:fill="666600"/>
+    </w:rPr>
+  </w:style>
+  <w:style w:type="character" w:customStyle="1" w:styleId="Color003700Bg003700">
+    <w:name w:val="Color003700Bg003700"/>
+    <w:rPr>
+      <w:color w:val="003700"/>
+      <w:shd w:val="clear" w:color="auto" w:fill="003700"/>
+    </w:rPr>
+  </w:style>
+  <w:style w:type="character" w:customStyle="1" w:styleId="Color003700Bg002966">
+    <w:name w:val="Color003700Bg002966"/>
+    <w:rPr>
+      <w:color w:val="003700"/>
+      <w:shd w:val="clear" w:color="auto" w:fill="002966"/>
+    </w:rPr>
+  </w:style>
+  <w:style w:type="character" w:customStyle="1" w:styleId="Color003700Bg3D1466">
+    <w:name w:val="Color003700Bg3D1466"/>
+    <w:rPr>
+      <w:color w:val="003700"/>
+      <w:shd w:val="clear" w:color="auto" w:fill="3D1466"/>
+    </w:rPr>
+  </w:style>
+  <w:style w:type="character" w:customStyle="1" w:styleId="Color002966">
+    <w:name w:val="Color002966"/>
+    <w:rPr>
+      <w:color w:val="002966"/>
+    </w:rPr>
+  </w:style>
+  <w:style w:type="character" w:customStyle="1" w:styleId="Color002966BgE60000">
+    <w:name w:val="Color002966BgE60000"/>
+    <w:rPr>
+      <w:color w:val="002966"/>
+      <w:shd w:val="clear" w:color="auto" w:fill="E60000"/>
+    </w:rPr>
+  </w:style>
+  <w:style w:type="character" w:customStyle="1" w:styleId="Color002966BgFF9900">
+    <w:name w:val="Color002966BgFF9900"/>
+    <w:rPr>
+      <w:color w:val="002966"/>
+      <w:shd w:val="clear" w:color="auto" w:fill="FF9900"/>
+    </w:rPr>
+  </w:style>
+  <w:style w:type="character" w:customStyle="1" w:styleId="Color002966BgFFFF00">
+    <w:name w:val="Color002966BgFFFF00"/>
+    <w:rPr>
+      <w:color w:val="002966"/>
+      <w:shd w:val="clear" w:color="auto" w:fill="FFFF00"/>
+    </w:rPr>
+  </w:style>
+  <w:style w:type="character" w:customStyle="1" w:styleId="Color002966Bg008A00">
+    <w:name w:val="Color002966Bg008A00"/>
+    <w:rPr>
+      <w:color w:val="002966"/>
+      <w:shd w:val="clear" w:color="auto" w:fill="008A00"/>
+    </w:rPr>
+  </w:style>
+  <w:style w:type="character" w:customStyle="1" w:styleId="Color002966Bg0066CC">
+    <w:name w:val="Color002966Bg0066CC"/>
+    <w:rPr>
+      <w:color w:val="002966"/>
+      <w:shd w:val="clear" w:color="auto" w:fill="0066CC"/>
+    </w:rPr>
+  </w:style>
+  <w:style w:type="character" w:customStyle="1" w:styleId="Color002966Bg9933FF">
+    <w:name w:val="Color002966Bg9933FF"/>
+    <w:rPr>
+      <w:color w:val="002966"/>
+      <w:shd w:val="clear" w:color="auto" w:fill="9933FF"/>
+    </w:rPr>
+  </w:style>
+  <w:style w:type="character" w:customStyle="1" w:styleId="Color002966BgFFFFFF">
+    <w:name w:val="Color002966BgFFFFFF"/>
+    <w:rPr>
+      <w:color w:val="002966"/>
+      <w:shd w:val="clear" w:color="auto" w:fill="FFFFFF"/>
+    </w:rPr>
+  </w:style>
+  <w:style w:type="character" w:customStyle="1" w:styleId="Color002966BgFACCCC">
+    <w:name w:val="Color002966BgFACCCC"/>
+    <w:rPr>
+      <w:color w:val="002966"/>
+      <w:shd w:val="clear" w:color="auto" w:fill="FACCCC"/>
+    </w:rPr>
+  </w:style>
+  <w:style w:type="character" w:customStyle="1" w:styleId="Color002966BgFFEBCC">
+    <w:name w:val="Color002966BgFFEBCC"/>
+    <w:rPr>
+      <w:color w:val="002966"/>
+      <w:shd w:val="clear" w:color="auto" w:fill="FFEBCC"/>
+    </w:rPr>
+  </w:style>
+  <w:style w:type="character" w:customStyle="1" w:styleId="Color002966BgFFFFCC">
+    <w:name w:val="Color002966BgFFFFCC"/>
+    <w:rPr>
+      <w:color w:val="002966"/>
+      <w:shd w:val="clear" w:color="auto" w:fill="FFFFCC"/>
+    </w:rPr>
+  </w:style>
+  <w:style w:type="character" w:customStyle="1" w:styleId="Color002966BgCCE8CC">
+    <w:name w:val="Color002966BgCCE8CC"/>
+    <w:rPr>
+      <w:color w:val="002966"/>
+      <w:shd w:val="clear" w:color="auto" w:fill="CCE8CC"/>
+    </w:rPr>
+  </w:style>
+  <w:style w:type="character" w:customStyle="1" w:styleId="Color002966BgCCE0F5">
+    <w:name w:val="Color002966BgCCE0F5"/>
+    <w:rPr>
+      <w:color w:val="002966"/>
+      <w:shd w:val="clear" w:color="auto" w:fill="CCE0F5"/>
+    </w:rPr>
+  </w:style>
+  <w:style w:type="character" w:customStyle="1" w:styleId="Color002966BgEBD6FF">
+    <w:name w:val="Color002966BgEBD6FF"/>
+    <w:rPr>
+      <w:color w:val="002966"/>
+      <w:shd w:val="clear" w:color="auto" w:fill="EBD6FF"/>
+    </w:rPr>
+  </w:style>
+  <w:style w:type="character" w:customStyle="1" w:styleId="Color002966BgBBBBBB">
+    <w:name w:val="Color002966BgBBBBBB"/>
+    <w:rPr>
+      <w:color w:val="002966"/>
+      <w:shd w:val="clear" w:color="auto" w:fill="BBBBBB"/>
+    </w:rPr>
+  </w:style>
+  <w:style w:type="character" w:customStyle="1" w:styleId="Color002966BgF06666">
+    <w:name w:val="Color002966BgF06666"/>
+    <w:rPr>
+      <w:color w:val="002966"/>
+      <w:shd w:val="clear" w:color="auto" w:fill="F06666"/>
+    </w:rPr>
+  </w:style>
+  <w:style w:type="character" w:customStyle="1" w:styleId="Color002966BgFFC266">
+    <w:name w:val="Color002966BgFFC266"/>
+    <w:rPr>
+      <w:color w:val="002966"/>
+      <w:shd w:val="clear" w:color="auto" w:fill="FFC266"/>
+    </w:rPr>
+  </w:style>
+  <w:style w:type="character" w:customStyle="1" w:styleId="Color002966BgFFFF66">
+    <w:name w:val="Color002966BgFFFF66"/>
+    <w:rPr>
+      <w:color w:val="002966"/>
+      <w:shd w:val="clear" w:color="auto" w:fill="FFFF66"/>
+    </w:rPr>
+  </w:style>
+  <w:style w:type="character" w:customStyle="1" w:styleId="Color002966Bg66B966">
+    <w:name w:val="Color002966Bg66B966"/>
+    <w:rPr>
+      <w:color w:val="002966"/>
+      <w:shd w:val="clear" w:color="auto" w:fill="66B966"/>
+    </w:rPr>
+  </w:style>
+  <w:style w:type="character" w:customStyle="1" w:styleId="Color002966Bg66A3E0">
+    <w:name w:val="Color002966Bg66A3E0"/>
+    <w:rPr>
+      <w:color w:val="002966"/>
+      <w:shd w:val="clear" w:color="auto" w:fill="66A3E0"/>
+    </w:rPr>
+  </w:style>
+  <w:style w:type="character" w:customStyle="1" w:styleId="Color002966BgC285FF">
+    <w:name w:val="Color002966BgC285FF"/>
+    <w:rPr>
+      <w:color w:val="002966"/>
+      <w:shd w:val="clear" w:color="auto" w:fill="C285FF"/>
+    </w:rPr>
+  </w:style>
+  <w:style w:type="character" w:customStyle="1" w:styleId="Color002966Bg888888">
+    <w:name w:val="Color002966Bg888888"/>
+    <w:rPr>
+      <w:color w:val="002966"/>
+      <w:shd w:val="clear" w:color="auto" w:fill="888888"/>
+    </w:rPr>
+  </w:style>
+  <w:style w:type="character" w:customStyle="1" w:styleId="Color002966BgA10000">
+    <w:name w:val="Color002966BgA10000"/>
+    <w:rPr>
+      <w:color w:val="002966"/>
+      <w:shd w:val="clear" w:color="auto" w:fill="A10000"/>
+    </w:rPr>
+  </w:style>
+  <w:style w:type="character" w:customStyle="1" w:styleId="Color002966BgB26B00">
+    <w:name w:val="Color002966BgB26B00"/>
+    <w:rPr>
+      <w:color w:val="002966"/>
+      <w:shd w:val="clear" w:color="auto" w:fill="B26B00"/>
+    </w:rPr>
+  </w:style>
+  <w:style w:type="character" w:customStyle="1" w:styleId="Color002966BgB2B200">
+    <w:name w:val="Color002966BgB2B200"/>
+    <w:rPr>
+      <w:color w:val="002966"/>
+      <w:shd w:val="clear" w:color="auto" w:fill="B2B200"/>
+    </w:rPr>
+  </w:style>
+  <w:style w:type="character" w:customStyle="1" w:styleId="Color002966Bg006100">
+    <w:name w:val="Color002966Bg006100"/>
+    <w:rPr>
+      <w:color w:val="002966"/>
+      <w:shd w:val="clear" w:color="auto" w:fill="006100"/>
+    </w:rPr>
+  </w:style>
+  <w:style w:type="character" w:customStyle="1" w:styleId="Color002966Bg0047B2">
+    <w:name w:val="Color002966Bg0047B2"/>
+    <w:rPr>
+      <w:color w:val="002966"/>
+      <w:shd w:val="clear" w:color="auto" w:fill="0047B2"/>
+    </w:rPr>
+  </w:style>
+  <w:style w:type="character" w:customStyle="1" w:styleId="Color002966Bg6B24B2">
+    <w:name w:val="Color002966Bg6B24B2"/>
+    <w:rPr>
+      <w:color w:val="002966"/>
+      <w:shd w:val="clear" w:color="auto" w:fill="6B24B2"/>
+    </w:rPr>
+  </w:style>
+  <w:style w:type="character" w:customStyle="1" w:styleId="Color002966Bg444444">
+    <w:name w:val="Color002966Bg444444"/>
+    <w:rPr>
+      <w:color w:val="002966"/>
+      <w:shd w:val="clear" w:color="auto" w:fill="444444"/>
+    </w:rPr>
+  </w:style>
+  <w:style w:type="character" w:customStyle="1" w:styleId="Color002966Bg5C0000">
+    <w:name w:val="Color002966Bg5C0000"/>
+    <w:rPr>
+      <w:color w:val="002966"/>
+      <w:shd w:val="clear" w:color="auto" w:fill="5C0000"/>
+    </w:rPr>
+  </w:style>
+  <w:style w:type="character" w:customStyle="1" w:styleId="Color002966Bg663D00">
+    <w:name w:val="Color002966Bg663D00"/>
+    <w:rPr>
+      <w:color w:val="002966"/>
+      <w:shd w:val="clear" w:color="auto" w:fill="663D00"/>
+    </w:rPr>
+  </w:style>
+  <w:style w:type="character" w:customStyle="1" w:styleId="Color002966Bg666600">
+    <w:name w:val="Color002966Bg666600"/>
+    <w:rPr>
+      <w:color w:val="002966"/>
+      <w:shd w:val="clear" w:color="auto" w:fill="666600"/>
+    </w:rPr>
+  </w:style>
+  <w:style w:type="character" w:customStyle="1" w:styleId="Color002966Bg003700">
+    <w:name w:val="Color002966Bg003700"/>
+    <w:rPr>
+      <w:color w:val="002966"/>
+      <w:shd w:val="clear" w:color="auto" w:fill="003700"/>
+    </w:rPr>
+  </w:style>
+  <w:style w:type="character" w:customStyle="1" w:styleId="Color002966Bg002966">
+    <w:name w:val="Color002966Bg002966"/>
+    <w:rPr>
+      <w:color w:val="002966"/>
+      <w:shd w:val="clear" w:color="auto" w:fill="002966"/>
+    </w:rPr>
+  </w:style>
+  <w:style w:type="character" w:customStyle="1" w:styleId="Color002966Bg3D1466">
+    <w:name w:val="Color002966Bg3D1466"/>
+    <w:rPr>
+      <w:color w:val="002966"/>
+      <w:shd w:val="clear" w:color="auto" w:fill="3D1466"/>
+    </w:rPr>
+  </w:style>
+  <w:style w:type="character" w:customStyle="1" w:styleId="Color3D1466">
+    <w:name w:val="Color3D1466"/>
+    <w:rPr>
+      <w:color w:val="3D1466"/>
+    </w:rPr>
+  </w:style>
+  <w:style w:type="character" w:customStyle="1" w:styleId="Color3D1466BgE60000">
+    <w:name w:val="Color3D1466BgE60000"/>
+    <w:rPr>
+      <w:color w:val="3D1466"/>
+      <w:shd w:val="clear" w:color="auto" w:fill="E60000"/>
+    </w:rPr>
+  </w:style>
+  <w:style w:type="character" w:customStyle="1" w:styleId="Color3D1466BgFF9900">
+    <w:name w:val="Color3D1466BgFF9900"/>
+    <w:rPr>
+      <w:color w:val="3D1466"/>
+      <w:shd w:val="clear" w:color="auto" w:fill="FF9900"/>
+    </w:rPr>
+  </w:style>
+  <w:style w:type="character" w:customStyle="1" w:styleId="Color3D1466BgFFFF00">
+    <w:name w:val="Color3D1466BgFFFF00"/>
+    <w:rPr>
+      <w:color w:val="3D1466"/>
+      <w:shd w:val="clear" w:color="auto" w:fill="FFFF00"/>
+    </w:rPr>
+  </w:style>
+  <w:style w:type="character" w:customStyle="1" w:styleId="Color3D1466Bg008A00">
+    <w:name w:val="Color3D1466Bg008A00"/>
+    <w:rPr>
+      <w:color w:val="3D1466"/>
+      <w:shd w:val="clear" w:color="auto" w:fill="008A00"/>
+    </w:rPr>
+  </w:style>
+  <w:style w:type="character" w:customStyle="1" w:styleId="Color3D1466Bg0066CC">
+    <w:name w:val="Color3D1466Bg0066CC"/>
+    <w:rPr>
+      <w:color w:val="3D1466"/>
+      <w:shd w:val="clear" w:color="auto" w:fill="0066CC"/>
+    </w:rPr>
+  </w:style>
+  <w:style w:type="character" w:customStyle="1" w:styleId="Color3D1466Bg9933FF">
+    <w:name w:val="Color3D1466Bg9933FF"/>
+    <w:rPr>
+      <w:color w:val="3D1466"/>
+      <w:shd w:val="clear" w:color="auto" w:fill="9933FF"/>
+    </w:rPr>
+  </w:style>
+  <w:style w:type="character" w:customStyle="1" w:styleId="Color3D1466BgFFFFFF">
+    <w:name w:val="Color3D1466BgFFFFFF"/>
+    <w:rPr>
+      <w:color w:val="3D1466"/>
+      <w:shd w:val="clear" w:color="auto" w:fill="FFFFFF"/>
+    </w:rPr>
+  </w:style>
+  <w:style w:type="character" w:customStyle="1" w:styleId="Color3D1466BgFACCCC">
+    <w:name w:val="Color3D1466BgFACCCC"/>
+    <w:rPr>
+      <w:color w:val="3D1466"/>
+      <w:shd w:val="clear" w:color="auto" w:fill="FACCCC"/>
+    </w:rPr>
+  </w:style>
+  <w:style w:type="character" w:customStyle="1" w:styleId="Color3D1466BgFFEBCC">
+    <w:name w:val="Color3D1466BgFFEBCC"/>
+    <w:rPr>
+      <w:color w:val="3D1466"/>
+      <w:shd w:val="clear" w:color="auto" w:fill="FFEBCC"/>
+    </w:rPr>
+  </w:style>
+  <w:style w:type="character" w:customStyle="1" w:styleId="Color3D1466BgFFFFCC">
+    <w:name w:val="Color3D1466BgFFFFCC"/>
+    <w:rPr>
+      <w:color w:val="3D1466"/>
+      <w:shd w:val="clear" w:color="auto" w:fill="FFFFCC"/>
+    </w:rPr>
+  </w:style>
+  <w:style w:type="character" w:customStyle="1" w:styleId="Color3D1466BgCCE8CC">
+    <w:name w:val="Color3D1466BgCCE8CC"/>
+    <w:rPr>
+      <w:color w:val="3D1466"/>
+      <w:shd w:val="clear" w:color="auto" w:fill="CCE8CC"/>
+    </w:rPr>
+  </w:style>
+  <w:style w:type="character" w:customStyle="1" w:styleId="Color3D1466BgCCE0F5">
+    <w:name w:val="Color3D1466BgCCE0F5"/>
+    <w:rPr>
+      <w:color w:val="3D1466"/>
+      <w:shd w:val="clear" w:color="auto" w:fill="CCE0F5"/>
+    </w:rPr>
+  </w:style>
+  <w:style w:type="character" w:customStyle="1" w:styleId="Color3D1466BgEBD6FF">
+    <w:name w:val="Color3D1466BgEBD6FF"/>
+    <w:rPr>
+      <w:color w:val="3D1466"/>
+      <w:shd w:val="clear" w:color="auto" w:fill="EBD6FF"/>
+    </w:rPr>
+  </w:style>
+  <w:style w:type="character" w:customStyle="1" w:styleId="Color3D1466BgBBBBBB">
+    <w:name w:val="Color3D1466BgBBBBBB"/>
+    <w:rPr>
+      <w:color w:val="3D1466"/>
+      <w:shd w:val="clear" w:color="auto" w:fill="BBBBBB"/>
+    </w:rPr>
+  </w:style>
+  <w:style w:type="character" w:customStyle="1" w:styleId="Color3D1466BgF06666">
+    <w:name w:val="Color3D1466BgF06666"/>
+    <w:rPr>
+      <w:color w:val="3D1466"/>
+      <w:shd w:val="clear" w:color="auto" w:fill="F06666"/>
+    </w:rPr>
+  </w:style>
+  <w:style w:type="character" w:customStyle="1" w:styleId="Color3D1466BgFFC266">
+    <w:name w:val="Color3D1466BgFFC266"/>
+    <w:rPr>
+      <w:color w:val="3D1466"/>
+      <w:shd w:val="clear" w:color="auto" w:fill="FFC266"/>
+    </w:rPr>
+  </w:style>
+  <w:style w:type="character" w:customStyle="1" w:styleId="Color3D1466BgFFFF66">
+    <w:name w:val="Color3D1466BgFFFF66"/>
+    <w:rPr>
+      <w:color w:val="3D1466"/>
+      <w:shd w:val="clear" w:color="auto" w:fill="FFFF66"/>
+    </w:rPr>
+  </w:style>
+  <w:style w:type="character" w:customStyle="1" w:styleId="Color3D1466Bg66B966">
+    <w:name w:val="Color3D1466Bg66B966"/>
+    <w:rPr>
+      <w:color w:val="3D1466"/>
+      <w:shd w:val="clear" w:color="auto" w:fill="66B966"/>
+    </w:rPr>
+  </w:style>
+  <w:style w:type="character" w:customStyle="1" w:styleId="Color3D1466Bg66A3E0">
+    <w:name w:val="Color3D1466Bg66A3E0"/>
+    <w:rPr>
+      <w:color w:val="3D1466"/>
+      <w:shd w:val="clear" w:color="auto" w:fill="66A3E0"/>
+    </w:rPr>
+  </w:style>
+  <w:style w:type="character" w:customStyle="1" w:styleId="Color3D1466BgC285FF">
+    <w:name w:val="Color3D1466BgC285FF"/>
+    <w:rPr>
+      <w:color w:val="3D1466"/>
+      <w:shd w:val="clear" w:color="auto" w:fill="C285FF"/>
+    </w:rPr>
+  </w:style>
+  <w:style w:type="character" w:customStyle="1" w:styleId="Color3D1466Bg888888">
+    <w:name w:val="Color3D1466Bg888888"/>
+    <w:rPr>
+      <w:color w:val="3D1466"/>
+      <w:shd w:val="clear" w:color="auto" w:fill="888888"/>
+    </w:rPr>
+  </w:style>
+  <w:style w:type="character" w:customStyle="1" w:styleId="Color3D1466BgA10000">
+    <w:name w:val="Color3D1466BgA10000"/>
+    <w:rPr>
+      <w:color w:val="3D1466"/>
+      <w:shd w:val="clear" w:color="auto" w:fill="A10000"/>
+    </w:rPr>
+  </w:style>
+  <w:style w:type="character" w:customStyle="1" w:styleId="Color3D1466BgB26B00">
+    <w:name w:val="Color3D1466BgB26B00"/>
+    <w:rPr>
+      <w:color w:val="3D1466"/>
+      <w:shd w:val="clear" w:color="auto" w:fill="B26B00"/>
+    </w:rPr>
+  </w:style>
+  <w:style w:type="character" w:customStyle="1" w:styleId="Color3D1466BgB2B200">
+    <w:name w:val="Color3D1466BgB2B200"/>
+    <w:rPr>
+      <w:color w:val="3D1466"/>
+      <w:shd w:val="clear" w:color="auto" w:fill="B2B200"/>
+    </w:rPr>
+  </w:style>
+  <w:style w:type="character" w:customStyle="1" w:styleId="Color3D1466Bg006100">
+    <w:name w:val="Color3D1466Bg006100"/>
+    <w:rPr>
+      <w:color w:val="3D1466"/>
+      <w:shd w:val="clear" w:color="auto" w:fill="006100"/>
+    </w:rPr>
+  </w:style>
+  <w:style w:type="character" w:customStyle="1" w:styleId="Color3D1466Bg0047B2">
+    <w:name w:val="Color3D1466Bg0047B2"/>
+    <w:rPr>
+      <w:color w:val="3D1466"/>
+      <w:shd w:val="clear" w:color="auto" w:fill="0047B2"/>
+    </w:rPr>
+  </w:style>
+  <w:style w:type="character" w:customStyle="1" w:styleId="Color3D1466Bg6B24B2">
+    <w:name w:val="Color3D1466Bg6B24B2"/>
+    <w:rPr>
+      <w:color w:val="3D1466"/>
+      <w:shd w:val="clear" w:color="auto" w:fill="6B24B2"/>
+    </w:rPr>
+  </w:style>
+  <w:style w:type="character" w:customStyle="1" w:styleId="Color3D1466Bg444444">
+    <w:name w:val="Color3D1466Bg444444"/>
+    <w:rPr>
+      <w:color w:val="3D1466"/>
+      <w:shd w:val="clear" w:color="auto" w:fill="444444"/>
+    </w:rPr>
+  </w:style>
+  <w:style w:type="character" w:customStyle="1" w:styleId="Color3D1466Bg5C0000">
+    <w:name w:val="Color3D1466Bg5C0000"/>
+    <w:rPr>
+      <w:color w:val="3D1466"/>
+      <w:shd w:val="clear" w:color="auto" w:fill="5C0000"/>
+    </w:rPr>
+  </w:style>
+  <w:style w:type="character" w:customStyle="1" w:styleId="Color3D1466Bg663D00">
+    <w:name w:val="Color3D1466Bg663D00"/>
+    <w:rPr>
+      <w:color w:val="3D1466"/>
+      <w:shd w:val="clear" w:color="auto" w:fill="663D00"/>
+    </w:rPr>
+  </w:style>
+  <w:style w:type="character" w:customStyle="1" w:styleId="Color3D1466Bg666600">
+    <w:name w:val="Color3D1466Bg666600"/>
+    <w:rPr>
+      <w:color w:val="3D1466"/>
+      <w:shd w:val="clear" w:color="auto" w:fill="666600"/>
+    </w:rPr>
+  </w:style>
+  <w:style w:type="character" w:customStyle="1" w:styleId="Color3D1466Bg003700">
+    <w:name w:val="Color3D1466Bg003700"/>
+    <w:rPr>
+      <w:color w:val="3D1466"/>
+      <w:shd w:val="clear" w:color="auto" w:fill="003700"/>
+    </w:rPr>
+  </w:style>
+  <w:style w:type="character" w:customStyle="1" w:styleId="Color3D1466Bg002966">
+    <w:name w:val="Color3D1466Bg002966"/>
+    <w:rPr>
+      <w:color w:val="3D1466"/>
+      <w:shd w:val="clear" w:color="auto" w:fill="002966"/>
+    </w:rPr>
+  </w:style>
+  <w:style w:type="character" w:customStyle="1" w:styleId="Color3D1466Bg3D1466">
+    <w:name w:val="Color3D1466Bg3D1466"/>
+    <w:rPr>
+      <w:color w:val="3D1466"/>
+      <w:shd w:val="clear" w:color="auto" w:fill="3D1466"/>
+    </w:rPr>
+  </w:style>
 </w:styles>
 </file>
 

--- a/app/reference_docs/reference_a4.docx
+++ b/app/reference_docs/reference_a4.docx
@@ -1409,18 +1409,21 @@
   </w:style>
   <w:style w:type="character" w:customStyle="1" w:styleId="ColorE60000">
     <w:name w:val="ColorE60000"/>
+    <w:semiHidden/>
     <w:rPr>
       <w:color w:val="E60000"/>
     </w:rPr>
   </w:style>
   <w:style w:type="character" w:customStyle="1" w:styleId="BgE60000">
     <w:name w:val="BgE60000"/>
+    <w:semiHidden/>
     <w:rPr>
       <w:shd w:val="clear" w:color="auto" w:fill="E60000"/>
     </w:rPr>
   </w:style>
   <w:style w:type="character" w:customStyle="1" w:styleId="ColorE60000BgE60000">
     <w:name w:val="ColorE60000BgE60000"/>
+    <w:semiHidden/>
     <w:rPr>
       <w:color w:val="E60000"/>
       <w:shd w:val="clear" w:color="auto" w:fill="E60000"/>
@@ -1428,12 +1431,14 @@
   </w:style>
   <w:style w:type="character" w:customStyle="1" w:styleId="BgFF9900">
     <w:name w:val="BgFF9900"/>
+    <w:semiHidden/>
     <w:rPr>
       <w:shd w:val="clear" w:color="auto" w:fill="FF9900"/>
     </w:rPr>
   </w:style>
   <w:style w:type="character" w:customStyle="1" w:styleId="ColorE60000BgFF9900">
     <w:name w:val="ColorE60000BgFF9900"/>
+    <w:semiHidden/>
     <w:rPr>
       <w:color w:val="E60000"/>
       <w:shd w:val="clear" w:color="auto" w:fill="FF9900"/>
@@ -1441,12 +1446,14 @@
   </w:style>
   <w:style w:type="character" w:customStyle="1" w:styleId="BgFFFF00">
     <w:name w:val="BgFFFF00"/>
+    <w:semiHidden/>
     <w:rPr>
       <w:shd w:val="clear" w:color="auto" w:fill="FFFF00"/>
     </w:rPr>
   </w:style>
   <w:style w:type="character" w:customStyle="1" w:styleId="ColorE60000BgFFFF00">
     <w:name w:val="ColorE60000BgFFFF00"/>
+    <w:semiHidden/>
     <w:rPr>
       <w:color w:val="E60000"/>
       <w:shd w:val="clear" w:color="auto" w:fill="FFFF00"/>
@@ -1454,12 +1461,14 @@
   </w:style>
   <w:style w:type="character" w:customStyle="1" w:styleId="Bg008A00">
     <w:name w:val="Bg008A00"/>
+    <w:semiHidden/>
     <w:rPr>
       <w:shd w:val="clear" w:color="auto" w:fill="008A00"/>
     </w:rPr>
   </w:style>
   <w:style w:type="character" w:customStyle="1" w:styleId="ColorE60000Bg008A00">
     <w:name w:val="ColorE60000Bg008A00"/>
+    <w:semiHidden/>
     <w:rPr>
       <w:color w:val="E60000"/>
       <w:shd w:val="clear" w:color="auto" w:fill="008A00"/>
@@ -1467,12 +1476,14 @@
   </w:style>
   <w:style w:type="character" w:customStyle="1" w:styleId="Bg0066CC">
     <w:name w:val="Bg0066CC"/>
+    <w:semiHidden/>
     <w:rPr>
       <w:shd w:val="clear" w:color="auto" w:fill="0066CC"/>
     </w:rPr>
   </w:style>
   <w:style w:type="character" w:customStyle="1" w:styleId="ColorE60000Bg0066CC">
     <w:name w:val="ColorE60000Bg0066CC"/>
+    <w:semiHidden/>
     <w:rPr>
       <w:color w:val="E60000"/>
       <w:shd w:val="clear" w:color="auto" w:fill="0066CC"/>
@@ -1480,12 +1491,14 @@
   </w:style>
   <w:style w:type="character" w:customStyle="1" w:styleId="Bg9933FF">
     <w:name w:val="Bg9933FF"/>
+    <w:semiHidden/>
     <w:rPr>
       <w:shd w:val="clear" w:color="auto" w:fill="9933FF"/>
     </w:rPr>
   </w:style>
   <w:style w:type="character" w:customStyle="1" w:styleId="ColorE60000Bg9933FF">
     <w:name w:val="ColorE60000Bg9933FF"/>
+    <w:semiHidden/>
     <w:rPr>
       <w:color w:val="E60000"/>
       <w:shd w:val="clear" w:color="auto" w:fill="9933FF"/>
@@ -1493,12 +1506,14 @@
   </w:style>
   <w:style w:type="character" w:customStyle="1" w:styleId="BgFFFFFF">
     <w:name w:val="BgFFFFFF"/>
+    <w:semiHidden/>
     <w:rPr>
       <w:shd w:val="clear" w:color="auto" w:fill="FFFFFF"/>
     </w:rPr>
   </w:style>
   <w:style w:type="character" w:customStyle="1" w:styleId="ColorE60000BgFFFFFF">
     <w:name w:val="ColorE60000BgFFFFFF"/>
+    <w:semiHidden/>
     <w:rPr>
       <w:color w:val="E60000"/>
       <w:shd w:val="clear" w:color="auto" w:fill="FFFFFF"/>
@@ -1506,12 +1521,14 @@
   </w:style>
   <w:style w:type="character" w:customStyle="1" w:styleId="BgFACCCC">
     <w:name w:val="BgFACCCC"/>
+    <w:semiHidden/>
     <w:rPr>
       <w:shd w:val="clear" w:color="auto" w:fill="FACCCC"/>
     </w:rPr>
   </w:style>
   <w:style w:type="character" w:customStyle="1" w:styleId="ColorE60000BgFACCCC">
     <w:name w:val="ColorE60000BgFACCCC"/>
+    <w:semiHidden/>
     <w:rPr>
       <w:color w:val="E60000"/>
       <w:shd w:val="clear" w:color="auto" w:fill="FACCCC"/>
@@ -1519,12 +1536,14 @@
   </w:style>
   <w:style w:type="character" w:customStyle="1" w:styleId="BgFFEBCC">
     <w:name w:val="BgFFEBCC"/>
+    <w:semiHidden/>
     <w:rPr>
       <w:shd w:val="clear" w:color="auto" w:fill="FFEBCC"/>
     </w:rPr>
   </w:style>
   <w:style w:type="character" w:customStyle="1" w:styleId="ColorE60000BgFFEBCC">
     <w:name w:val="ColorE60000BgFFEBCC"/>
+    <w:semiHidden/>
     <w:rPr>
       <w:color w:val="E60000"/>
       <w:shd w:val="clear" w:color="auto" w:fill="FFEBCC"/>
@@ -1532,12 +1551,14 @@
   </w:style>
   <w:style w:type="character" w:customStyle="1" w:styleId="BgFFFFCC">
     <w:name w:val="BgFFFFCC"/>
+    <w:semiHidden/>
     <w:rPr>
       <w:shd w:val="clear" w:color="auto" w:fill="FFFFCC"/>
     </w:rPr>
   </w:style>
   <w:style w:type="character" w:customStyle="1" w:styleId="ColorE60000BgFFFFCC">
     <w:name w:val="ColorE60000BgFFFFCC"/>
+    <w:semiHidden/>
     <w:rPr>
       <w:color w:val="E60000"/>
       <w:shd w:val="clear" w:color="auto" w:fill="FFFFCC"/>
@@ -1545,12 +1566,14 @@
   </w:style>
   <w:style w:type="character" w:customStyle="1" w:styleId="BgCCE8CC">
     <w:name w:val="BgCCE8CC"/>
+    <w:semiHidden/>
     <w:rPr>
       <w:shd w:val="clear" w:color="auto" w:fill="CCE8CC"/>
     </w:rPr>
   </w:style>
   <w:style w:type="character" w:customStyle="1" w:styleId="ColorE60000BgCCE8CC">
     <w:name w:val="ColorE60000BgCCE8CC"/>
+    <w:semiHidden/>
     <w:rPr>
       <w:color w:val="E60000"/>
       <w:shd w:val="clear" w:color="auto" w:fill="CCE8CC"/>
@@ -1558,12 +1581,14 @@
   </w:style>
   <w:style w:type="character" w:customStyle="1" w:styleId="BgCCE0F5">
     <w:name w:val="BgCCE0F5"/>
+    <w:semiHidden/>
     <w:rPr>
       <w:shd w:val="clear" w:color="auto" w:fill="CCE0F5"/>
     </w:rPr>
   </w:style>
   <w:style w:type="character" w:customStyle="1" w:styleId="ColorE60000BgCCE0F5">
     <w:name w:val="ColorE60000BgCCE0F5"/>
+    <w:semiHidden/>
     <w:rPr>
       <w:color w:val="E60000"/>
       <w:shd w:val="clear" w:color="auto" w:fill="CCE0F5"/>
@@ -1571,12 +1596,14 @@
   </w:style>
   <w:style w:type="character" w:customStyle="1" w:styleId="BgEBD6FF">
     <w:name w:val="BgEBD6FF"/>
+    <w:semiHidden/>
     <w:rPr>
       <w:shd w:val="clear" w:color="auto" w:fill="EBD6FF"/>
     </w:rPr>
   </w:style>
   <w:style w:type="character" w:customStyle="1" w:styleId="ColorE60000BgEBD6FF">
     <w:name w:val="ColorE60000BgEBD6FF"/>
+    <w:semiHidden/>
     <w:rPr>
       <w:color w:val="E60000"/>
       <w:shd w:val="clear" w:color="auto" w:fill="EBD6FF"/>
@@ -1584,12 +1611,14 @@
   </w:style>
   <w:style w:type="character" w:customStyle="1" w:styleId="BgBBBBBB">
     <w:name w:val="BgBBBBBB"/>
+    <w:semiHidden/>
     <w:rPr>
       <w:shd w:val="clear" w:color="auto" w:fill="BBBBBB"/>
     </w:rPr>
   </w:style>
   <w:style w:type="character" w:customStyle="1" w:styleId="ColorE60000BgBBBBBB">
     <w:name w:val="ColorE60000BgBBBBBB"/>
+    <w:semiHidden/>
     <w:rPr>
       <w:color w:val="E60000"/>
       <w:shd w:val="clear" w:color="auto" w:fill="BBBBBB"/>
@@ -1597,12 +1626,14 @@
   </w:style>
   <w:style w:type="character" w:customStyle="1" w:styleId="BgF06666">
     <w:name w:val="BgF06666"/>
+    <w:semiHidden/>
     <w:rPr>
       <w:shd w:val="clear" w:color="auto" w:fill="F06666"/>
     </w:rPr>
   </w:style>
   <w:style w:type="character" w:customStyle="1" w:styleId="ColorE60000BgF06666">
     <w:name w:val="ColorE60000BgF06666"/>
+    <w:semiHidden/>
     <w:rPr>
       <w:color w:val="E60000"/>
       <w:shd w:val="clear" w:color="auto" w:fill="F06666"/>
@@ -1610,12 +1641,14 @@
   </w:style>
   <w:style w:type="character" w:customStyle="1" w:styleId="BgFFC266">
     <w:name w:val="BgFFC266"/>
+    <w:semiHidden/>
     <w:rPr>
       <w:shd w:val="clear" w:color="auto" w:fill="FFC266"/>
     </w:rPr>
   </w:style>
   <w:style w:type="character" w:customStyle="1" w:styleId="ColorE60000BgFFC266">
     <w:name w:val="ColorE60000BgFFC266"/>
+    <w:semiHidden/>
     <w:rPr>
       <w:color w:val="E60000"/>
       <w:shd w:val="clear" w:color="auto" w:fill="FFC266"/>
@@ -1623,12 +1656,14 @@
   </w:style>
   <w:style w:type="character" w:customStyle="1" w:styleId="BgFFFF66">
     <w:name w:val="BgFFFF66"/>
+    <w:semiHidden/>
     <w:rPr>
       <w:shd w:val="clear" w:color="auto" w:fill="FFFF66"/>
     </w:rPr>
   </w:style>
   <w:style w:type="character" w:customStyle="1" w:styleId="ColorE60000BgFFFF66">
     <w:name w:val="ColorE60000BgFFFF66"/>
+    <w:semiHidden/>
     <w:rPr>
       <w:color w:val="E60000"/>
       <w:shd w:val="clear" w:color="auto" w:fill="FFFF66"/>
@@ -1636,12 +1671,14 @@
   </w:style>
   <w:style w:type="character" w:customStyle="1" w:styleId="Bg66B966">
     <w:name w:val="Bg66B966"/>
+    <w:semiHidden/>
     <w:rPr>
       <w:shd w:val="clear" w:color="auto" w:fill="66B966"/>
     </w:rPr>
   </w:style>
   <w:style w:type="character" w:customStyle="1" w:styleId="ColorE60000Bg66B966">
     <w:name w:val="ColorE60000Bg66B966"/>
+    <w:semiHidden/>
     <w:rPr>
       <w:color w:val="E60000"/>
       <w:shd w:val="clear" w:color="auto" w:fill="66B966"/>
@@ -1649,12 +1686,14 @@
   </w:style>
   <w:style w:type="character" w:customStyle="1" w:styleId="Bg66A3E0">
     <w:name w:val="Bg66A3E0"/>
+    <w:semiHidden/>
     <w:rPr>
       <w:shd w:val="clear" w:color="auto" w:fill="66A3E0"/>
     </w:rPr>
   </w:style>
   <w:style w:type="character" w:customStyle="1" w:styleId="ColorE60000Bg66A3E0">
     <w:name w:val="ColorE60000Bg66A3E0"/>
+    <w:semiHidden/>
     <w:rPr>
       <w:color w:val="E60000"/>
       <w:shd w:val="clear" w:color="auto" w:fill="66A3E0"/>
@@ -1662,12 +1701,14 @@
   </w:style>
   <w:style w:type="character" w:customStyle="1" w:styleId="BgC285FF">
     <w:name w:val="BgC285FF"/>
+    <w:semiHidden/>
     <w:rPr>
       <w:shd w:val="clear" w:color="auto" w:fill="C285FF"/>
     </w:rPr>
   </w:style>
   <w:style w:type="character" w:customStyle="1" w:styleId="ColorE60000BgC285FF">
     <w:name w:val="ColorE60000BgC285FF"/>
+    <w:semiHidden/>
     <w:rPr>
       <w:color w:val="E60000"/>
       <w:shd w:val="clear" w:color="auto" w:fill="C285FF"/>
@@ -1675,12 +1716,14 @@
   </w:style>
   <w:style w:type="character" w:customStyle="1" w:styleId="Bg888888">
     <w:name w:val="Bg888888"/>
+    <w:semiHidden/>
     <w:rPr>
       <w:shd w:val="clear" w:color="auto" w:fill="888888"/>
     </w:rPr>
   </w:style>
   <w:style w:type="character" w:customStyle="1" w:styleId="ColorE60000Bg888888">
     <w:name w:val="ColorE60000Bg888888"/>
+    <w:semiHidden/>
     <w:rPr>
       <w:color w:val="E60000"/>
       <w:shd w:val="clear" w:color="auto" w:fill="888888"/>
@@ -1688,12 +1731,14 @@
   </w:style>
   <w:style w:type="character" w:customStyle="1" w:styleId="BgA10000">
     <w:name w:val="BgA10000"/>
+    <w:semiHidden/>
     <w:rPr>
       <w:shd w:val="clear" w:color="auto" w:fill="A10000"/>
     </w:rPr>
   </w:style>
   <w:style w:type="character" w:customStyle="1" w:styleId="ColorE60000BgA10000">
     <w:name w:val="ColorE60000BgA10000"/>
+    <w:semiHidden/>
     <w:rPr>
       <w:color w:val="E60000"/>
       <w:shd w:val="clear" w:color="auto" w:fill="A10000"/>
@@ -1701,12 +1746,14 @@
   </w:style>
   <w:style w:type="character" w:customStyle="1" w:styleId="BgB26B00">
     <w:name w:val="BgB26B00"/>
+    <w:semiHidden/>
     <w:rPr>
       <w:shd w:val="clear" w:color="auto" w:fill="B26B00"/>
     </w:rPr>
   </w:style>
   <w:style w:type="character" w:customStyle="1" w:styleId="ColorE60000BgB26B00">
     <w:name w:val="ColorE60000BgB26B00"/>
+    <w:semiHidden/>
     <w:rPr>
       <w:color w:val="E60000"/>
       <w:shd w:val="clear" w:color="auto" w:fill="B26B00"/>
@@ -1714,12 +1761,14 @@
   </w:style>
   <w:style w:type="character" w:customStyle="1" w:styleId="BgB2B200">
     <w:name w:val="BgB2B200"/>
+    <w:semiHidden/>
     <w:rPr>
       <w:shd w:val="clear" w:color="auto" w:fill="B2B200"/>
     </w:rPr>
   </w:style>
   <w:style w:type="character" w:customStyle="1" w:styleId="ColorE60000BgB2B200">
     <w:name w:val="ColorE60000BgB2B200"/>
+    <w:semiHidden/>
     <w:rPr>
       <w:color w:val="E60000"/>
       <w:shd w:val="clear" w:color="auto" w:fill="B2B200"/>
@@ -1727,12 +1776,14 @@
   </w:style>
   <w:style w:type="character" w:customStyle="1" w:styleId="Bg006100">
     <w:name w:val="Bg006100"/>
+    <w:semiHidden/>
     <w:rPr>
       <w:shd w:val="clear" w:color="auto" w:fill="006100"/>
     </w:rPr>
   </w:style>
   <w:style w:type="character" w:customStyle="1" w:styleId="ColorE60000Bg006100">
     <w:name w:val="ColorE60000Bg006100"/>
+    <w:semiHidden/>
     <w:rPr>
       <w:color w:val="E60000"/>
       <w:shd w:val="clear" w:color="auto" w:fill="006100"/>
@@ -1740,12 +1791,14 @@
   </w:style>
   <w:style w:type="character" w:customStyle="1" w:styleId="Bg0047B2">
     <w:name w:val="Bg0047B2"/>
+    <w:semiHidden/>
     <w:rPr>
       <w:shd w:val="clear" w:color="auto" w:fill="0047B2"/>
     </w:rPr>
   </w:style>
   <w:style w:type="character" w:customStyle="1" w:styleId="ColorE60000Bg0047B2">
     <w:name w:val="ColorE60000Bg0047B2"/>
+    <w:semiHidden/>
     <w:rPr>
       <w:color w:val="E60000"/>
       <w:shd w:val="clear" w:color="auto" w:fill="0047B2"/>
@@ -1753,12 +1806,14 @@
   </w:style>
   <w:style w:type="character" w:customStyle="1" w:styleId="Bg6B24B2">
     <w:name w:val="Bg6B24B2"/>
+    <w:semiHidden/>
     <w:rPr>
       <w:shd w:val="clear" w:color="auto" w:fill="6B24B2"/>
     </w:rPr>
   </w:style>
   <w:style w:type="character" w:customStyle="1" w:styleId="ColorE60000Bg6B24B2">
     <w:name w:val="ColorE60000Bg6B24B2"/>
+    <w:semiHidden/>
     <w:rPr>
       <w:color w:val="E60000"/>
       <w:shd w:val="clear" w:color="auto" w:fill="6B24B2"/>
@@ -1766,12 +1821,14 @@
   </w:style>
   <w:style w:type="character" w:customStyle="1" w:styleId="Bg444444">
     <w:name w:val="Bg444444"/>
+    <w:semiHidden/>
     <w:rPr>
       <w:shd w:val="clear" w:color="auto" w:fill="444444"/>
     </w:rPr>
   </w:style>
   <w:style w:type="character" w:customStyle="1" w:styleId="ColorE60000Bg444444">
     <w:name w:val="ColorE60000Bg444444"/>
+    <w:semiHidden/>
     <w:rPr>
       <w:color w:val="E60000"/>
       <w:shd w:val="clear" w:color="auto" w:fill="444444"/>
@@ -1779,12 +1836,14 @@
   </w:style>
   <w:style w:type="character" w:customStyle="1" w:styleId="Bg5C0000">
     <w:name w:val="Bg5C0000"/>
+    <w:semiHidden/>
     <w:rPr>
       <w:shd w:val="clear" w:color="auto" w:fill="5C0000"/>
     </w:rPr>
   </w:style>
   <w:style w:type="character" w:customStyle="1" w:styleId="ColorE60000Bg5C0000">
     <w:name w:val="ColorE60000Bg5C0000"/>
+    <w:semiHidden/>
     <w:rPr>
       <w:color w:val="E60000"/>
       <w:shd w:val="clear" w:color="auto" w:fill="5C0000"/>
@@ -1792,12 +1851,14 @@
   </w:style>
   <w:style w:type="character" w:customStyle="1" w:styleId="Bg663D00">
     <w:name w:val="Bg663D00"/>
+    <w:semiHidden/>
     <w:rPr>
       <w:shd w:val="clear" w:color="auto" w:fill="663D00"/>
     </w:rPr>
   </w:style>
   <w:style w:type="character" w:customStyle="1" w:styleId="ColorE60000Bg663D00">
     <w:name w:val="ColorE60000Bg663D00"/>
+    <w:semiHidden/>
     <w:rPr>
       <w:color w:val="E60000"/>
       <w:shd w:val="clear" w:color="auto" w:fill="663D00"/>
@@ -1805,12 +1866,14 @@
   </w:style>
   <w:style w:type="character" w:customStyle="1" w:styleId="Bg666600">
     <w:name w:val="Bg666600"/>
+    <w:semiHidden/>
     <w:rPr>
       <w:shd w:val="clear" w:color="auto" w:fill="666600"/>
     </w:rPr>
   </w:style>
   <w:style w:type="character" w:customStyle="1" w:styleId="ColorE60000Bg666600">
     <w:name w:val="ColorE60000Bg666600"/>
+    <w:semiHidden/>
     <w:rPr>
       <w:color w:val="E60000"/>
       <w:shd w:val="clear" w:color="auto" w:fill="666600"/>
@@ -1818,12 +1881,14 @@
   </w:style>
   <w:style w:type="character" w:customStyle="1" w:styleId="Bg003700">
     <w:name w:val="Bg003700"/>
+    <w:semiHidden/>
     <w:rPr>
       <w:shd w:val="clear" w:color="auto" w:fill="003700"/>
     </w:rPr>
   </w:style>
   <w:style w:type="character" w:customStyle="1" w:styleId="ColorE60000Bg003700">
     <w:name w:val="ColorE60000Bg003700"/>
+    <w:semiHidden/>
     <w:rPr>
       <w:color w:val="E60000"/>
       <w:shd w:val="clear" w:color="auto" w:fill="003700"/>
@@ -1831,12 +1896,14 @@
   </w:style>
   <w:style w:type="character" w:customStyle="1" w:styleId="Bg002966">
     <w:name w:val="Bg002966"/>
+    <w:semiHidden/>
     <w:rPr>
       <w:shd w:val="clear" w:color="auto" w:fill="002966"/>
     </w:rPr>
   </w:style>
   <w:style w:type="character" w:customStyle="1" w:styleId="ColorE60000Bg002966">
     <w:name w:val="ColorE60000Bg002966"/>
+    <w:semiHidden/>
     <w:rPr>
       <w:color w:val="E60000"/>
       <w:shd w:val="clear" w:color="auto" w:fill="002966"/>
@@ -1844,12 +1911,14 @@
   </w:style>
   <w:style w:type="character" w:customStyle="1" w:styleId="Bg3D1466">
     <w:name w:val="Bg3D1466"/>
+    <w:semiHidden/>
     <w:rPr>
       <w:shd w:val="clear" w:color="auto" w:fill="3D1466"/>
     </w:rPr>
   </w:style>
   <w:style w:type="character" w:customStyle="1" w:styleId="ColorE60000Bg3D1466">
     <w:name w:val="ColorE60000Bg3D1466"/>
+    <w:semiHidden/>
     <w:rPr>
       <w:color w:val="E60000"/>
       <w:shd w:val="clear" w:color="auto" w:fill="3D1466"/>
@@ -1857,12 +1926,14 @@
   </w:style>
   <w:style w:type="character" w:customStyle="1" w:styleId="ColorFF9900">
     <w:name w:val="ColorFF9900"/>
+    <w:semiHidden/>
     <w:rPr>
       <w:color w:val="FF9900"/>
     </w:rPr>
   </w:style>
   <w:style w:type="character" w:customStyle="1" w:styleId="ColorFF9900BgE60000">
     <w:name w:val="ColorFF9900BgE60000"/>
+    <w:semiHidden/>
     <w:rPr>
       <w:color w:val="FF9900"/>
       <w:shd w:val="clear" w:color="auto" w:fill="E60000"/>
@@ -1870,6 +1941,7 @@
   </w:style>
   <w:style w:type="character" w:customStyle="1" w:styleId="ColorFF9900BgFF9900">
     <w:name w:val="ColorFF9900BgFF9900"/>
+    <w:semiHidden/>
     <w:rPr>
       <w:color w:val="FF9900"/>
       <w:shd w:val="clear" w:color="auto" w:fill="FF9900"/>
@@ -1877,6 +1949,7 @@
   </w:style>
   <w:style w:type="character" w:customStyle="1" w:styleId="ColorFF9900BgFFFF00">
     <w:name w:val="ColorFF9900BgFFFF00"/>
+    <w:semiHidden/>
     <w:rPr>
       <w:color w:val="FF9900"/>
       <w:shd w:val="clear" w:color="auto" w:fill="FFFF00"/>
@@ -1884,6 +1957,7 @@
   </w:style>
   <w:style w:type="character" w:customStyle="1" w:styleId="ColorFF9900Bg008A00">
     <w:name w:val="ColorFF9900Bg008A00"/>
+    <w:semiHidden/>
     <w:rPr>
       <w:color w:val="FF9900"/>
       <w:shd w:val="clear" w:color="auto" w:fill="008A00"/>
@@ -1891,6 +1965,7 @@
   </w:style>
   <w:style w:type="character" w:customStyle="1" w:styleId="ColorFF9900Bg0066CC">
     <w:name w:val="ColorFF9900Bg0066CC"/>
+    <w:semiHidden/>
     <w:rPr>
       <w:color w:val="FF9900"/>
       <w:shd w:val="clear" w:color="auto" w:fill="0066CC"/>
@@ -1898,6 +1973,7 @@
   </w:style>
   <w:style w:type="character" w:customStyle="1" w:styleId="ColorFF9900Bg9933FF">
     <w:name w:val="ColorFF9900Bg9933FF"/>
+    <w:semiHidden/>
     <w:rPr>
       <w:color w:val="FF9900"/>
       <w:shd w:val="clear" w:color="auto" w:fill="9933FF"/>
@@ -1905,6 +1981,7 @@
   </w:style>
   <w:style w:type="character" w:customStyle="1" w:styleId="ColorFF9900BgFFFFFF">
     <w:name w:val="ColorFF9900BgFFFFFF"/>
+    <w:semiHidden/>
     <w:rPr>
       <w:color w:val="FF9900"/>
       <w:shd w:val="clear" w:color="auto" w:fill="FFFFFF"/>
@@ -1912,6 +1989,7 @@
   </w:style>
   <w:style w:type="character" w:customStyle="1" w:styleId="ColorFF9900BgFACCCC">
     <w:name w:val="ColorFF9900BgFACCCC"/>
+    <w:semiHidden/>
     <w:rPr>
       <w:color w:val="FF9900"/>
       <w:shd w:val="clear" w:color="auto" w:fill="FACCCC"/>
@@ -1919,6 +1997,7 @@
   </w:style>
   <w:style w:type="character" w:customStyle="1" w:styleId="ColorFF9900BgFFEBCC">
     <w:name w:val="ColorFF9900BgFFEBCC"/>
+    <w:semiHidden/>
     <w:rPr>
       <w:color w:val="FF9900"/>
       <w:shd w:val="clear" w:color="auto" w:fill="FFEBCC"/>
@@ -1926,6 +2005,7 @@
   </w:style>
   <w:style w:type="character" w:customStyle="1" w:styleId="ColorFF9900BgFFFFCC">
     <w:name w:val="ColorFF9900BgFFFFCC"/>
+    <w:semiHidden/>
     <w:rPr>
       <w:color w:val="FF9900"/>
       <w:shd w:val="clear" w:color="auto" w:fill="FFFFCC"/>
@@ -1933,6 +2013,7 @@
   </w:style>
   <w:style w:type="character" w:customStyle="1" w:styleId="ColorFF9900BgCCE8CC">
     <w:name w:val="ColorFF9900BgCCE8CC"/>
+    <w:semiHidden/>
     <w:rPr>
       <w:color w:val="FF9900"/>
       <w:shd w:val="clear" w:color="auto" w:fill="CCE8CC"/>
@@ -1940,6 +2021,7 @@
   </w:style>
   <w:style w:type="character" w:customStyle="1" w:styleId="ColorFF9900BgCCE0F5">
     <w:name w:val="ColorFF9900BgCCE0F5"/>
+    <w:semiHidden/>
     <w:rPr>
       <w:color w:val="FF9900"/>
       <w:shd w:val="clear" w:color="auto" w:fill="CCE0F5"/>
@@ -1947,6 +2029,7 @@
   </w:style>
   <w:style w:type="character" w:customStyle="1" w:styleId="ColorFF9900BgEBD6FF">
     <w:name w:val="ColorFF9900BgEBD6FF"/>
+    <w:semiHidden/>
     <w:rPr>
       <w:color w:val="FF9900"/>
       <w:shd w:val="clear" w:color="auto" w:fill="EBD6FF"/>
@@ -1954,6 +2037,7 @@
   </w:style>
   <w:style w:type="character" w:customStyle="1" w:styleId="ColorFF9900BgBBBBBB">
     <w:name w:val="ColorFF9900BgBBBBBB"/>
+    <w:semiHidden/>
     <w:rPr>
       <w:color w:val="FF9900"/>
       <w:shd w:val="clear" w:color="auto" w:fill="BBBBBB"/>
@@ -1961,6 +2045,7 @@
   </w:style>
   <w:style w:type="character" w:customStyle="1" w:styleId="ColorFF9900BgF06666">
     <w:name w:val="ColorFF9900BgF06666"/>
+    <w:semiHidden/>
     <w:rPr>
       <w:color w:val="FF9900"/>
       <w:shd w:val="clear" w:color="auto" w:fill="F06666"/>
@@ -1968,6 +2053,7 @@
   </w:style>
   <w:style w:type="character" w:customStyle="1" w:styleId="ColorFF9900BgFFC266">
     <w:name w:val="ColorFF9900BgFFC266"/>
+    <w:semiHidden/>
     <w:rPr>
       <w:color w:val="FF9900"/>
       <w:shd w:val="clear" w:color="auto" w:fill="FFC266"/>
@@ -1975,6 +2061,7 @@
   </w:style>
   <w:style w:type="character" w:customStyle="1" w:styleId="ColorFF9900BgFFFF66">
     <w:name w:val="ColorFF9900BgFFFF66"/>
+    <w:semiHidden/>
     <w:rPr>
       <w:color w:val="FF9900"/>
       <w:shd w:val="clear" w:color="auto" w:fill="FFFF66"/>
@@ -1982,6 +2069,7 @@
   </w:style>
   <w:style w:type="character" w:customStyle="1" w:styleId="ColorFF9900Bg66B966">
     <w:name w:val="ColorFF9900Bg66B966"/>
+    <w:semiHidden/>
     <w:rPr>
       <w:color w:val="FF9900"/>
       <w:shd w:val="clear" w:color="auto" w:fill="66B966"/>
@@ -1989,6 +2077,7 @@
   </w:style>
   <w:style w:type="character" w:customStyle="1" w:styleId="ColorFF9900Bg66A3E0">
     <w:name w:val="ColorFF9900Bg66A3E0"/>
+    <w:semiHidden/>
     <w:rPr>
       <w:color w:val="FF9900"/>
       <w:shd w:val="clear" w:color="auto" w:fill="66A3E0"/>
@@ -1996,6 +2085,7 @@
   </w:style>
   <w:style w:type="character" w:customStyle="1" w:styleId="ColorFF9900BgC285FF">
     <w:name w:val="ColorFF9900BgC285FF"/>
+    <w:semiHidden/>
     <w:rPr>
       <w:color w:val="FF9900"/>
       <w:shd w:val="clear" w:color="auto" w:fill="C285FF"/>
@@ -2003,6 +2093,7 @@
   </w:style>
   <w:style w:type="character" w:customStyle="1" w:styleId="ColorFF9900Bg888888">
     <w:name w:val="ColorFF9900Bg888888"/>
+    <w:semiHidden/>
     <w:rPr>
       <w:color w:val="FF9900"/>
       <w:shd w:val="clear" w:color="auto" w:fill="888888"/>
@@ -2010,6 +2101,7 @@
   </w:style>
   <w:style w:type="character" w:customStyle="1" w:styleId="ColorFF9900BgA10000">
     <w:name w:val="ColorFF9900BgA10000"/>
+    <w:semiHidden/>
     <w:rPr>
       <w:color w:val="FF9900"/>
       <w:shd w:val="clear" w:color="auto" w:fill="A10000"/>
@@ -2017,6 +2109,7 @@
   </w:style>
   <w:style w:type="character" w:customStyle="1" w:styleId="ColorFF9900BgB26B00">
     <w:name w:val="ColorFF9900BgB26B00"/>
+    <w:semiHidden/>
     <w:rPr>
       <w:color w:val="FF9900"/>
       <w:shd w:val="clear" w:color="auto" w:fill="B26B00"/>
@@ -2024,6 +2117,7 @@
   </w:style>
   <w:style w:type="character" w:customStyle="1" w:styleId="ColorFF9900BgB2B200">
     <w:name w:val="ColorFF9900BgB2B200"/>
+    <w:semiHidden/>
     <w:rPr>
       <w:color w:val="FF9900"/>
       <w:shd w:val="clear" w:color="auto" w:fill="B2B200"/>
@@ -2031,6 +2125,7 @@
   </w:style>
   <w:style w:type="character" w:customStyle="1" w:styleId="ColorFF9900Bg006100">
     <w:name w:val="ColorFF9900Bg006100"/>
+    <w:semiHidden/>
     <w:rPr>
       <w:color w:val="FF9900"/>
       <w:shd w:val="clear" w:color="auto" w:fill="006100"/>
@@ -2038,6 +2133,7 @@
   </w:style>
   <w:style w:type="character" w:customStyle="1" w:styleId="ColorFF9900Bg0047B2">
     <w:name w:val="ColorFF9900Bg0047B2"/>
+    <w:semiHidden/>
     <w:rPr>
       <w:color w:val="FF9900"/>
       <w:shd w:val="clear" w:color="auto" w:fill="0047B2"/>
@@ -2045,6 +2141,7 @@
   </w:style>
   <w:style w:type="character" w:customStyle="1" w:styleId="ColorFF9900Bg6B24B2">
     <w:name w:val="ColorFF9900Bg6B24B2"/>
+    <w:semiHidden/>
     <w:rPr>
       <w:color w:val="FF9900"/>
       <w:shd w:val="clear" w:color="auto" w:fill="6B24B2"/>
@@ -2052,6 +2149,7 @@
   </w:style>
   <w:style w:type="character" w:customStyle="1" w:styleId="ColorFF9900Bg444444">
     <w:name w:val="ColorFF9900Bg444444"/>
+    <w:semiHidden/>
     <w:rPr>
       <w:color w:val="FF9900"/>
       <w:shd w:val="clear" w:color="auto" w:fill="444444"/>
@@ -2059,6 +2157,7 @@
   </w:style>
   <w:style w:type="character" w:customStyle="1" w:styleId="ColorFF9900Bg5C0000">
     <w:name w:val="ColorFF9900Bg5C0000"/>
+    <w:semiHidden/>
     <w:rPr>
       <w:color w:val="FF9900"/>
       <w:shd w:val="clear" w:color="auto" w:fill="5C0000"/>
@@ -2066,6 +2165,7 @@
   </w:style>
   <w:style w:type="character" w:customStyle="1" w:styleId="ColorFF9900Bg663D00">
     <w:name w:val="ColorFF9900Bg663D00"/>
+    <w:semiHidden/>
     <w:rPr>
       <w:color w:val="FF9900"/>
       <w:shd w:val="clear" w:color="auto" w:fill="663D00"/>
@@ -2073,6 +2173,7 @@
   </w:style>
   <w:style w:type="character" w:customStyle="1" w:styleId="ColorFF9900Bg666600">
     <w:name w:val="ColorFF9900Bg666600"/>
+    <w:semiHidden/>
     <w:rPr>
       <w:color w:val="FF9900"/>
       <w:shd w:val="clear" w:color="auto" w:fill="666600"/>
@@ -2080,6 +2181,7 @@
   </w:style>
   <w:style w:type="character" w:customStyle="1" w:styleId="ColorFF9900Bg003700">
     <w:name w:val="ColorFF9900Bg003700"/>
+    <w:semiHidden/>
     <w:rPr>
       <w:color w:val="FF9900"/>
       <w:shd w:val="clear" w:color="auto" w:fill="003700"/>
@@ -2087,6 +2189,7 @@
   </w:style>
   <w:style w:type="character" w:customStyle="1" w:styleId="ColorFF9900Bg002966">
     <w:name w:val="ColorFF9900Bg002966"/>
+    <w:semiHidden/>
     <w:rPr>
       <w:color w:val="FF9900"/>
       <w:shd w:val="clear" w:color="auto" w:fill="002966"/>
@@ -2094,6 +2197,7 @@
   </w:style>
   <w:style w:type="character" w:customStyle="1" w:styleId="ColorFF9900Bg3D1466">
     <w:name w:val="ColorFF9900Bg3D1466"/>
+    <w:semiHidden/>
     <w:rPr>
       <w:color w:val="FF9900"/>
       <w:shd w:val="clear" w:color="auto" w:fill="3D1466"/>
@@ -2101,12 +2205,14 @@
   </w:style>
   <w:style w:type="character" w:customStyle="1" w:styleId="ColorFFFF00">
     <w:name w:val="ColorFFFF00"/>
+    <w:semiHidden/>
     <w:rPr>
       <w:color w:val="FFFF00"/>
     </w:rPr>
   </w:style>
   <w:style w:type="character" w:customStyle="1" w:styleId="ColorFFFF00BgE60000">
     <w:name w:val="ColorFFFF00BgE60000"/>
+    <w:semiHidden/>
     <w:rPr>
       <w:color w:val="FFFF00"/>
       <w:shd w:val="clear" w:color="auto" w:fill="E60000"/>
@@ -2114,6 +2220,7 @@
   </w:style>
   <w:style w:type="character" w:customStyle="1" w:styleId="ColorFFFF00BgFF9900">
     <w:name w:val="ColorFFFF00BgFF9900"/>
+    <w:semiHidden/>
     <w:rPr>
       <w:color w:val="FFFF00"/>
       <w:shd w:val="clear" w:color="auto" w:fill="FF9900"/>
@@ -2121,6 +2228,7 @@
   </w:style>
   <w:style w:type="character" w:customStyle="1" w:styleId="ColorFFFF00BgFFFF00">
     <w:name w:val="ColorFFFF00BgFFFF00"/>
+    <w:semiHidden/>
     <w:rPr>
       <w:color w:val="FFFF00"/>
       <w:shd w:val="clear" w:color="auto" w:fill="FFFF00"/>
@@ -2128,6 +2236,7 @@
   </w:style>
   <w:style w:type="character" w:customStyle="1" w:styleId="ColorFFFF00Bg008A00">
     <w:name w:val="ColorFFFF00Bg008A00"/>
+    <w:semiHidden/>
     <w:rPr>
       <w:color w:val="FFFF00"/>
       <w:shd w:val="clear" w:color="auto" w:fill="008A00"/>
@@ -2135,6 +2244,7 @@
   </w:style>
   <w:style w:type="character" w:customStyle="1" w:styleId="ColorFFFF00Bg0066CC">
     <w:name w:val="ColorFFFF00Bg0066CC"/>
+    <w:semiHidden/>
     <w:rPr>
       <w:color w:val="FFFF00"/>
       <w:shd w:val="clear" w:color="auto" w:fill="0066CC"/>
@@ -2142,6 +2252,7 @@
   </w:style>
   <w:style w:type="character" w:customStyle="1" w:styleId="ColorFFFF00Bg9933FF">
     <w:name w:val="ColorFFFF00Bg9933FF"/>
+    <w:semiHidden/>
     <w:rPr>
       <w:color w:val="FFFF00"/>
       <w:shd w:val="clear" w:color="auto" w:fill="9933FF"/>
@@ -2149,6 +2260,7 @@
   </w:style>
   <w:style w:type="character" w:customStyle="1" w:styleId="ColorFFFF00BgFFFFFF">
     <w:name w:val="ColorFFFF00BgFFFFFF"/>
+    <w:semiHidden/>
     <w:rPr>
       <w:color w:val="FFFF00"/>
       <w:shd w:val="clear" w:color="auto" w:fill="FFFFFF"/>
@@ -2156,6 +2268,7 @@
   </w:style>
   <w:style w:type="character" w:customStyle="1" w:styleId="ColorFFFF00BgFACCCC">
     <w:name w:val="ColorFFFF00BgFACCCC"/>
+    <w:semiHidden/>
     <w:rPr>
       <w:color w:val="FFFF00"/>
       <w:shd w:val="clear" w:color="auto" w:fill="FACCCC"/>
@@ -2163,6 +2276,7 @@
   </w:style>
   <w:style w:type="character" w:customStyle="1" w:styleId="ColorFFFF00BgFFEBCC">
     <w:name w:val="ColorFFFF00BgFFEBCC"/>
+    <w:semiHidden/>
     <w:rPr>
       <w:color w:val="FFFF00"/>
       <w:shd w:val="clear" w:color="auto" w:fill="FFEBCC"/>
@@ -2170,6 +2284,7 @@
   </w:style>
   <w:style w:type="character" w:customStyle="1" w:styleId="ColorFFFF00BgFFFFCC">
     <w:name w:val="ColorFFFF00BgFFFFCC"/>
+    <w:semiHidden/>
     <w:rPr>
       <w:color w:val="FFFF00"/>
       <w:shd w:val="clear" w:color="auto" w:fill="FFFFCC"/>
@@ -2177,6 +2292,7 @@
   </w:style>
   <w:style w:type="character" w:customStyle="1" w:styleId="ColorFFFF00BgCCE8CC">
     <w:name w:val="ColorFFFF00BgCCE8CC"/>
+    <w:semiHidden/>
     <w:rPr>
       <w:color w:val="FFFF00"/>
       <w:shd w:val="clear" w:color="auto" w:fill="CCE8CC"/>
@@ -2184,6 +2300,7 @@
   </w:style>
   <w:style w:type="character" w:customStyle="1" w:styleId="ColorFFFF00BgCCE0F5">
     <w:name w:val="ColorFFFF00BgCCE0F5"/>
+    <w:semiHidden/>
     <w:rPr>
       <w:color w:val="FFFF00"/>
       <w:shd w:val="clear" w:color="auto" w:fill="CCE0F5"/>
@@ -2191,6 +2308,7 @@
   </w:style>
   <w:style w:type="character" w:customStyle="1" w:styleId="ColorFFFF00BgEBD6FF">
     <w:name w:val="ColorFFFF00BgEBD6FF"/>
+    <w:semiHidden/>
     <w:rPr>
       <w:color w:val="FFFF00"/>
       <w:shd w:val="clear" w:color="auto" w:fill="EBD6FF"/>
@@ -2198,6 +2316,7 @@
   </w:style>
   <w:style w:type="character" w:customStyle="1" w:styleId="ColorFFFF00BgBBBBBB">
     <w:name w:val="ColorFFFF00BgBBBBBB"/>
+    <w:semiHidden/>
     <w:rPr>
       <w:color w:val="FFFF00"/>
       <w:shd w:val="clear" w:color="auto" w:fill="BBBBBB"/>
@@ -2205,6 +2324,7 @@
   </w:style>
   <w:style w:type="character" w:customStyle="1" w:styleId="ColorFFFF00BgF06666">
     <w:name w:val="ColorFFFF00BgF06666"/>
+    <w:semiHidden/>
     <w:rPr>
       <w:color w:val="FFFF00"/>
       <w:shd w:val="clear" w:color="auto" w:fill="F06666"/>
@@ -2212,6 +2332,7 @@
   </w:style>
   <w:style w:type="character" w:customStyle="1" w:styleId="ColorFFFF00BgFFC266">
     <w:name w:val="ColorFFFF00BgFFC266"/>
+    <w:semiHidden/>
     <w:rPr>
       <w:color w:val="FFFF00"/>
       <w:shd w:val="clear" w:color="auto" w:fill="FFC266"/>
@@ -2219,6 +2340,7 @@
   </w:style>
   <w:style w:type="character" w:customStyle="1" w:styleId="ColorFFFF00BgFFFF66">
     <w:name w:val="ColorFFFF00BgFFFF66"/>
+    <w:semiHidden/>
     <w:rPr>
       <w:color w:val="FFFF00"/>
       <w:shd w:val="clear" w:color="auto" w:fill="FFFF66"/>
@@ -2226,6 +2348,7 @@
   </w:style>
   <w:style w:type="character" w:customStyle="1" w:styleId="ColorFFFF00Bg66B966">
     <w:name w:val="ColorFFFF00Bg66B966"/>
+    <w:semiHidden/>
     <w:rPr>
       <w:color w:val="FFFF00"/>
       <w:shd w:val="clear" w:color="auto" w:fill="66B966"/>
@@ -2233,6 +2356,7 @@
   </w:style>
   <w:style w:type="character" w:customStyle="1" w:styleId="ColorFFFF00Bg66A3E0">
     <w:name w:val="ColorFFFF00Bg66A3E0"/>
+    <w:semiHidden/>
     <w:rPr>
       <w:color w:val="FFFF00"/>
       <w:shd w:val="clear" w:color="auto" w:fill="66A3E0"/>
@@ -2240,6 +2364,7 @@
   </w:style>
   <w:style w:type="character" w:customStyle="1" w:styleId="ColorFFFF00BgC285FF">
     <w:name w:val="ColorFFFF00BgC285FF"/>
+    <w:semiHidden/>
     <w:rPr>
       <w:color w:val="FFFF00"/>
       <w:shd w:val="clear" w:color="auto" w:fill="C285FF"/>
@@ -2247,6 +2372,7 @@
   </w:style>
   <w:style w:type="character" w:customStyle="1" w:styleId="ColorFFFF00Bg888888">
     <w:name w:val="ColorFFFF00Bg888888"/>
+    <w:semiHidden/>
     <w:rPr>
       <w:color w:val="FFFF00"/>
       <w:shd w:val="clear" w:color="auto" w:fill="888888"/>
@@ -2254,6 +2380,7 @@
   </w:style>
   <w:style w:type="character" w:customStyle="1" w:styleId="ColorFFFF00BgA10000">
     <w:name w:val="ColorFFFF00BgA10000"/>
+    <w:semiHidden/>
     <w:rPr>
       <w:color w:val="FFFF00"/>
       <w:shd w:val="clear" w:color="auto" w:fill="A10000"/>
@@ -2261,6 +2388,7 @@
   </w:style>
   <w:style w:type="character" w:customStyle="1" w:styleId="ColorFFFF00BgB26B00">
     <w:name w:val="ColorFFFF00BgB26B00"/>
+    <w:semiHidden/>
     <w:rPr>
       <w:color w:val="FFFF00"/>
       <w:shd w:val="clear" w:color="auto" w:fill="B26B00"/>
@@ -2268,6 +2396,7 @@
   </w:style>
   <w:style w:type="character" w:customStyle="1" w:styleId="ColorFFFF00BgB2B200">
     <w:name w:val="ColorFFFF00BgB2B200"/>
+    <w:semiHidden/>
     <w:rPr>
       <w:color w:val="FFFF00"/>
       <w:shd w:val="clear" w:color="auto" w:fill="B2B200"/>
@@ -2275,6 +2404,7 @@
   </w:style>
   <w:style w:type="character" w:customStyle="1" w:styleId="ColorFFFF00Bg006100">
     <w:name w:val="ColorFFFF00Bg006100"/>
+    <w:semiHidden/>
     <w:rPr>
       <w:color w:val="FFFF00"/>
       <w:shd w:val="clear" w:color="auto" w:fill="006100"/>
@@ -2282,6 +2412,7 @@
   </w:style>
   <w:style w:type="character" w:customStyle="1" w:styleId="ColorFFFF00Bg0047B2">
     <w:name w:val="ColorFFFF00Bg0047B2"/>
+    <w:semiHidden/>
     <w:rPr>
       <w:color w:val="FFFF00"/>
       <w:shd w:val="clear" w:color="auto" w:fill="0047B2"/>
@@ -2289,6 +2420,7 @@
   </w:style>
   <w:style w:type="character" w:customStyle="1" w:styleId="ColorFFFF00Bg6B24B2">
     <w:name w:val="ColorFFFF00Bg6B24B2"/>
+    <w:semiHidden/>
     <w:rPr>
       <w:color w:val="FFFF00"/>
       <w:shd w:val="clear" w:color="auto" w:fill="6B24B2"/>
@@ -2296,6 +2428,7 @@
   </w:style>
   <w:style w:type="character" w:customStyle="1" w:styleId="ColorFFFF00Bg444444">
     <w:name w:val="ColorFFFF00Bg444444"/>
+    <w:semiHidden/>
     <w:rPr>
       <w:color w:val="FFFF00"/>
       <w:shd w:val="clear" w:color="auto" w:fill="444444"/>
@@ -2303,6 +2436,7 @@
   </w:style>
   <w:style w:type="character" w:customStyle="1" w:styleId="ColorFFFF00Bg5C0000">
     <w:name w:val="ColorFFFF00Bg5C0000"/>
+    <w:semiHidden/>
     <w:rPr>
       <w:color w:val="FFFF00"/>
       <w:shd w:val="clear" w:color="auto" w:fill="5C0000"/>
@@ -2310,6 +2444,7 @@
   </w:style>
   <w:style w:type="character" w:customStyle="1" w:styleId="ColorFFFF00Bg663D00">
     <w:name w:val="ColorFFFF00Bg663D00"/>
+    <w:semiHidden/>
     <w:rPr>
       <w:color w:val="FFFF00"/>
       <w:shd w:val="clear" w:color="auto" w:fill="663D00"/>
@@ -2317,6 +2452,7 @@
   </w:style>
   <w:style w:type="character" w:customStyle="1" w:styleId="ColorFFFF00Bg666600">
     <w:name w:val="ColorFFFF00Bg666600"/>
+    <w:semiHidden/>
     <w:rPr>
       <w:color w:val="FFFF00"/>
       <w:shd w:val="clear" w:color="auto" w:fill="666600"/>
@@ -2324,6 +2460,7 @@
   </w:style>
   <w:style w:type="character" w:customStyle="1" w:styleId="ColorFFFF00Bg003700">
     <w:name w:val="ColorFFFF00Bg003700"/>
+    <w:semiHidden/>
     <w:rPr>
       <w:color w:val="FFFF00"/>
       <w:shd w:val="clear" w:color="auto" w:fill="003700"/>
@@ -2331,6 +2468,7 @@
   </w:style>
   <w:style w:type="character" w:customStyle="1" w:styleId="ColorFFFF00Bg002966">
     <w:name w:val="ColorFFFF00Bg002966"/>
+    <w:semiHidden/>
     <w:rPr>
       <w:color w:val="FFFF00"/>
       <w:shd w:val="clear" w:color="auto" w:fill="002966"/>
@@ -2338,6 +2476,7 @@
   </w:style>
   <w:style w:type="character" w:customStyle="1" w:styleId="ColorFFFF00Bg3D1466">
     <w:name w:val="ColorFFFF00Bg3D1466"/>
+    <w:semiHidden/>
     <w:rPr>
       <w:color w:val="FFFF00"/>
       <w:shd w:val="clear" w:color="auto" w:fill="3D1466"/>
@@ -2345,12 +2484,14 @@
   </w:style>
   <w:style w:type="character" w:customStyle="1" w:styleId="Color008A00">
     <w:name w:val="Color008A00"/>
+    <w:semiHidden/>
     <w:rPr>
       <w:color w:val="008A00"/>
     </w:rPr>
   </w:style>
   <w:style w:type="character" w:customStyle="1" w:styleId="Color008A00BgE60000">
     <w:name w:val="Color008A00BgE60000"/>
+    <w:semiHidden/>
     <w:rPr>
       <w:color w:val="008A00"/>
       <w:shd w:val="clear" w:color="auto" w:fill="E60000"/>
@@ -2358,6 +2499,7 @@
   </w:style>
   <w:style w:type="character" w:customStyle="1" w:styleId="Color008A00BgFF9900">
     <w:name w:val="Color008A00BgFF9900"/>
+    <w:semiHidden/>
     <w:rPr>
       <w:color w:val="008A00"/>
       <w:shd w:val="clear" w:color="auto" w:fill="FF9900"/>
@@ -2365,6 +2507,7 @@
   </w:style>
   <w:style w:type="character" w:customStyle="1" w:styleId="Color008A00BgFFFF00">
     <w:name w:val="Color008A00BgFFFF00"/>
+    <w:semiHidden/>
     <w:rPr>
       <w:color w:val="008A00"/>
       <w:shd w:val="clear" w:color="auto" w:fill="FFFF00"/>
@@ -2372,6 +2515,7 @@
   </w:style>
   <w:style w:type="character" w:customStyle="1" w:styleId="Color008A00Bg008A00">
     <w:name w:val="Color008A00Bg008A00"/>
+    <w:semiHidden/>
     <w:rPr>
       <w:color w:val="008A00"/>
       <w:shd w:val="clear" w:color="auto" w:fill="008A00"/>
@@ -2379,6 +2523,7 @@
   </w:style>
   <w:style w:type="character" w:customStyle="1" w:styleId="Color008A00Bg0066CC">
     <w:name w:val="Color008A00Bg0066CC"/>
+    <w:semiHidden/>
     <w:rPr>
       <w:color w:val="008A00"/>
       <w:shd w:val="clear" w:color="auto" w:fill="0066CC"/>
@@ -2386,6 +2531,7 @@
   </w:style>
   <w:style w:type="character" w:customStyle="1" w:styleId="Color008A00Bg9933FF">
     <w:name w:val="Color008A00Bg9933FF"/>
+    <w:semiHidden/>
     <w:rPr>
       <w:color w:val="008A00"/>
       <w:shd w:val="clear" w:color="auto" w:fill="9933FF"/>
@@ -2393,6 +2539,7 @@
   </w:style>
   <w:style w:type="character" w:customStyle="1" w:styleId="Color008A00BgFFFFFF">
     <w:name w:val="Color008A00BgFFFFFF"/>
+    <w:semiHidden/>
     <w:rPr>
       <w:color w:val="008A00"/>
       <w:shd w:val="clear" w:color="auto" w:fill="FFFFFF"/>
@@ -2400,6 +2547,7 @@
   </w:style>
   <w:style w:type="character" w:customStyle="1" w:styleId="Color008A00BgFACCCC">
     <w:name w:val="Color008A00BgFACCCC"/>
+    <w:semiHidden/>
     <w:rPr>
       <w:color w:val="008A00"/>
       <w:shd w:val="clear" w:color="auto" w:fill="FACCCC"/>
@@ -2407,6 +2555,7 @@
   </w:style>
   <w:style w:type="character" w:customStyle="1" w:styleId="Color008A00BgFFEBCC">
     <w:name w:val="Color008A00BgFFEBCC"/>
+    <w:semiHidden/>
     <w:rPr>
       <w:color w:val="008A00"/>
       <w:shd w:val="clear" w:color="auto" w:fill="FFEBCC"/>
@@ -2414,6 +2563,7 @@
   </w:style>
   <w:style w:type="character" w:customStyle="1" w:styleId="Color008A00BgFFFFCC">
     <w:name w:val="Color008A00BgFFFFCC"/>
+    <w:semiHidden/>
     <w:rPr>
       <w:color w:val="008A00"/>
       <w:shd w:val="clear" w:color="auto" w:fill="FFFFCC"/>
@@ -2421,6 +2571,7 @@
   </w:style>
   <w:style w:type="character" w:customStyle="1" w:styleId="Color008A00BgCCE8CC">
     <w:name w:val="Color008A00BgCCE8CC"/>
+    <w:semiHidden/>
     <w:rPr>
       <w:color w:val="008A00"/>
       <w:shd w:val="clear" w:color="auto" w:fill="CCE8CC"/>
@@ -2428,6 +2579,7 @@
   </w:style>
   <w:style w:type="character" w:customStyle="1" w:styleId="Color008A00BgCCE0F5">
     <w:name w:val="Color008A00BgCCE0F5"/>
+    <w:semiHidden/>
     <w:rPr>
       <w:color w:val="008A00"/>
       <w:shd w:val="clear" w:color="auto" w:fill="CCE0F5"/>
@@ -2435,6 +2587,7 @@
   </w:style>
   <w:style w:type="character" w:customStyle="1" w:styleId="Color008A00BgEBD6FF">
     <w:name w:val="Color008A00BgEBD6FF"/>
+    <w:semiHidden/>
     <w:rPr>
       <w:color w:val="008A00"/>
       <w:shd w:val="clear" w:color="auto" w:fill="EBD6FF"/>
@@ -2442,6 +2595,7 @@
   </w:style>
   <w:style w:type="character" w:customStyle="1" w:styleId="Color008A00BgBBBBBB">
     <w:name w:val="Color008A00BgBBBBBB"/>
+    <w:semiHidden/>
     <w:rPr>
       <w:color w:val="008A00"/>
       <w:shd w:val="clear" w:color="auto" w:fill="BBBBBB"/>
@@ -2449,6 +2603,7 @@
   </w:style>
   <w:style w:type="character" w:customStyle="1" w:styleId="Color008A00BgF06666">
     <w:name w:val="Color008A00BgF06666"/>
+    <w:semiHidden/>
     <w:rPr>
       <w:color w:val="008A00"/>
       <w:shd w:val="clear" w:color="auto" w:fill="F06666"/>
@@ -2456,6 +2611,7 @@
   </w:style>
   <w:style w:type="character" w:customStyle="1" w:styleId="Color008A00BgFFC266">
     <w:name w:val="Color008A00BgFFC266"/>
+    <w:semiHidden/>
     <w:rPr>
       <w:color w:val="008A00"/>
       <w:shd w:val="clear" w:color="auto" w:fill="FFC266"/>
@@ -2463,6 +2619,7 @@
   </w:style>
   <w:style w:type="character" w:customStyle="1" w:styleId="Color008A00BgFFFF66">
     <w:name w:val="Color008A00BgFFFF66"/>
+    <w:semiHidden/>
     <w:rPr>
       <w:color w:val="008A00"/>
       <w:shd w:val="clear" w:color="auto" w:fill="FFFF66"/>
@@ -2470,6 +2627,7 @@
   </w:style>
   <w:style w:type="character" w:customStyle="1" w:styleId="Color008A00Bg66B966">
     <w:name w:val="Color008A00Bg66B966"/>
+    <w:semiHidden/>
     <w:rPr>
       <w:color w:val="008A00"/>
       <w:shd w:val="clear" w:color="auto" w:fill="66B966"/>
@@ -2477,6 +2635,7 @@
   </w:style>
   <w:style w:type="character" w:customStyle="1" w:styleId="Color008A00Bg66A3E0">
     <w:name w:val="Color008A00Bg66A3E0"/>
+    <w:semiHidden/>
     <w:rPr>
       <w:color w:val="008A00"/>
       <w:shd w:val="clear" w:color="auto" w:fill="66A3E0"/>
@@ -2484,6 +2643,7 @@
   </w:style>
   <w:style w:type="character" w:customStyle="1" w:styleId="Color008A00BgC285FF">
     <w:name w:val="Color008A00BgC285FF"/>
+    <w:semiHidden/>
     <w:rPr>
       <w:color w:val="008A00"/>
       <w:shd w:val="clear" w:color="auto" w:fill="C285FF"/>
@@ -2491,6 +2651,7 @@
   </w:style>
   <w:style w:type="character" w:customStyle="1" w:styleId="Color008A00Bg888888">
     <w:name w:val="Color008A00Bg888888"/>
+    <w:semiHidden/>
     <w:rPr>
       <w:color w:val="008A00"/>
       <w:shd w:val="clear" w:color="auto" w:fill="888888"/>
@@ -2498,6 +2659,7 @@
   </w:style>
   <w:style w:type="character" w:customStyle="1" w:styleId="Color008A00BgA10000">
     <w:name w:val="Color008A00BgA10000"/>
+    <w:semiHidden/>
     <w:rPr>
       <w:color w:val="008A00"/>
       <w:shd w:val="clear" w:color="auto" w:fill="A10000"/>
@@ -2505,6 +2667,7 @@
   </w:style>
   <w:style w:type="character" w:customStyle="1" w:styleId="Color008A00BgB26B00">
     <w:name w:val="Color008A00BgB26B00"/>
+    <w:semiHidden/>
     <w:rPr>
       <w:color w:val="008A00"/>
       <w:shd w:val="clear" w:color="auto" w:fill="B26B00"/>
@@ -2512,6 +2675,7 @@
   </w:style>
   <w:style w:type="character" w:customStyle="1" w:styleId="Color008A00BgB2B200">
     <w:name w:val="Color008A00BgB2B200"/>
+    <w:semiHidden/>
     <w:rPr>
       <w:color w:val="008A00"/>
       <w:shd w:val="clear" w:color="auto" w:fill="B2B200"/>
@@ -2519,6 +2683,7 @@
   </w:style>
   <w:style w:type="character" w:customStyle="1" w:styleId="Color008A00Bg006100">
     <w:name w:val="Color008A00Bg006100"/>
+    <w:semiHidden/>
     <w:rPr>
       <w:color w:val="008A00"/>
       <w:shd w:val="clear" w:color="auto" w:fill="006100"/>
@@ -2526,6 +2691,7 @@
   </w:style>
   <w:style w:type="character" w:customStyle="1" w:styleId="Color008A00Bg0047B2">
     <w:name w:val="Color008A00Bg0047B2"/>
+    <w:semiHidden/>
     <w:rPr>
       <w:color w:val="008A00"/>
       <w:shd w:val="clear" w:color="auto" w:fill="0047B2"/>
@@ -2533,6 +2699,7 @@
   </w:style>
   <w:style w:type="character" w:customStyle="1" w:styleId="Color008A00Bg6B24B2">
     <w:name w:val="Color008A00Bg6B24B2"/>
+    <w:semiHidden/>
     <w:rPr>
       <w:color w:val="008A00"/>
       <w:shd w:val="clear" w:color="auto" w:fill="6B24B2"/>
@@ -2540,6 +2707,7 @@
   </w:style>
   <w:style w:type="character" w:customStyle="1" w:styleId="Color008A00Bg444444">
     <w:name w:val="Color008A00Bg444444"/>
+    <w:semiHidden/>
     <w:rPr>
       <w:color w:val="008A00"/>
       <w:shd w:val="clear" w:color="auto" w:fill="444444"/>
@@ -2547,6 +2715,7 @@
   </w:style>
   <w:style w:type="character" w:customStyle="1" w:styleId="Color008A00Bg5C0000">
     <w:name w:val="Color008A00Bg5C0000"/>
+    <w:semiHidden/>
     <w:rPr>
       <w:color w:val="008A00"/>
       <w:shd w:val="clear" w:color="auto" w:fill="5C0000"/>
@@ -2554,6 +2723,7 @@
   </w:style>
   <w:style w:type="character" w:customStyle="1" w:styleId="Color008A00Bg663D00">
     <w:name w:val="Color008A00Bg663D00"/>
+    <w:semiHidden/>
     <w:rPr>
       <w:color w:val="008A00"/>
       <w:shd w:val="clear" w:color="auto" w:fill="663D00"/>
@@ -2561,6 +2731,7 @@
   </w:style>
   <w:style w:type="character" w:customStyle="1" w:styleId="Color008A00Bg666600">
     <w:name w:val="Color008A00Bg666600"/>
+    <w:semiHidden/>
     <w:rPr>
       <w:color w:val="008A00"/>
       <w:shd w:val="clear" w:color="auto" w:fill="666600"/>
@@ -2568,6 +2739,7 @@
   </w:style>
   <w:style w:type="character" w:customStyle="1" w:styleId="Color008A00Bg003700">
     <w:name w:val="Color008A00Bg003700"/>
+    <w:semiHidden/>
     <w:rPr>
       <w:color w:val="008A00"/>
       <w:shd w:val="clear" w:color="auto" w:fill="003700"/>
@@ -2575,6 +2747,7 @@
   </w:style>
   <w:style w:type="character" w:customStyle="1" w:styleId="Color008A00Bg002966">
     <w:name w:val="Color008A00Bg002966"/>
+    <w:semiHidden/>
     <w:rPr>
       <w:color w:val="008A00"/>
       <w:shd w:val="clear" w:color="auto" w:fill="002966"/>
@@ -2582,6 +2755,7 @@
   </w:style>
   <w:style w:type="character" w:customStyle="1" w:styleId="Color008A00Bg3D1466">
     <w:name w:val="Color008A00Bg3D1466"/>
+    <w:semiHidden/>
     <w:rPr>
       <w:color w:val="008A00"/>
       <w:shd w:val="clear" w:color="auto" w:fill="3D1466"/>
@@ -2589,12 +2763,14 @@
   </w:style>
   <w:style w:type="character" w:customStyle="1" w:styleId="Color0066CC">
     <w:name w:val="Color0066CC"/>
+    <w:semiHidden/>
     <w:rPr>
       <w:color w:val="0066CC"/>
     </w:rPr>
   </w:style>
   <w:style w:type="character" w:customStyle="1" w:styleId="Color0066CCBgE60000">
     <w:name w:val="Color0066CCBgE60000"/>
+    <w:semiHidden/>
     <w:rPr>
       <w:color w:val="0066CC"/>
       <w:shd w:val="clear" w:color="auto" w:fill="E60000"/>
@@ -2602,6 +2778,7 @@
   </w:style>
   <w:style w:type="character" w:customStyle="1" w:styleId="Color0066CCBgFF9900">
     <w:name w:val="Color0066CCBgFF9900"/>
+    <w:semiHidden/>
     <w:rPr>
       <w:color w:val="0066CC"/>
       <w:shd w:val="clear" w:color="auto" w:fill="FF9900"/>
@@ -2609,6 +2786,7 @@
   </w:style>
   <w:style w:type="character" w:customStyle="1" w:styleId="Color0066CCBgFFFF00">
     <w:name w:val="Color0066CCBgFFFF00"/>
+    <w:semiHidden/>
     <w:rPr>
       <w:color w:val="0066CC"/>
       <w:shd w:val="clear" w:color="auto" w:fill="FFFF00"/>
@@ -2616,6 +2794,7 @@
   </w:style>
   <w:style w:type="character" w:customStyle="1" w:styleId="Color0066CCBg008A00">
     <w:name w:val="Color0066CCBg008A00"/>
+    <w:semiHidden/>
     <w:rPr>
       <w:color w:val="0066CC"/>
       <w:shd w:val="clear" w:color="auto" w:fill="008A00"/>
@@ -2623,6 +2802,7 @@
   </w:style>
   <w:style w:type="character" w:customStyle="1" w:styleId="Color0066CCBg0066CC">
     <w:name w:val="Color0066CCBg0066CC"/>
+    <w:semiHidden/>
     <w:rPr>
       <w:color w:val="0066CC"/>
       <w:shd w:val="clear" w:color="auto" w:fill="0066CC"/>
@@ -2630,6 +2810,7 @@
   </w:style>
   <w:style w:type="character" w:customStyle="1" w:styleId="Color0066CCBg9933FF">
     <w:name w:val="Color0066CCBg9933FF"/>
+    <w:semiHidden/>
     <w:rPr>
       <w:color w:val="0066CC"/>
       <w:shd w:val="clear" w:color="auto" w:fill="9933FF"/>
@@ -2637,6 +2818,7 @@
   </w:style>
   <w:style w:type="character" w:customStyle="1" w:styleId="Color0066CCBgFFFFFF">
     <w:name w:val="Color0066CCBgFFFFFF"/>
+    <w:semiHidden/>
     <w:rPr>
       <w:color w:val="0066CC"/>
       <w:shd w:val="clear" w:color="auto" w:fill="FFFFFF"/>
@@ -2644,6 +2826,7 @@
   </w:style>
   <w:style w:type="character" w:customStyle="1" w:styleId="Color0066CCBgFACCCC">
     <w:name w:val="Color0066CCBgFACCCC"/>
+    <w:semiHidden/>
     <w:rPr>
       <w:color w:val="0066CC"/>
       <w:shd w:val="clear" w:color="auto" w:fill="FACCCC"/>
@@ -2651,6 +2834,7 @@
   </w:style>
   <w:style w:type="character" w:customStyle="1" w:styleId="Color0066CCBgFFEBCC">
     <w:name w:val="Color0066CCBgFFEBCC"/>
+    <w:semiHidden/>
     <w:rPr>
       <w:color w:val="0066CC"/>
       <w:shd w:val="clear" w:color="auto" w:fill="FFEBCC"/>
@@ -2658,6 +2842,7 @@
   </w:style>
   <w:style w:type="character" w:customStyle="1" w:styleId="Color0066CCBgFFFFCC">
     <w:name w:val="Color0066CCBgFFFFCC"/>
+    <w:semiHidden/>
     <w:rPr>
       <w:color w:val="0066CC"/>
       <w:shd w:val="clear" w:color="auto" w:fill="FFFFCC"/>
@@ -2665,6 +2850,7 @@
   </w:style>
   <w:style w:type="character" w:customStyle="1" w:styleId="Color0066CCBgCCE8CC">
     <w:name w:val="Color0066CCBgCCE8CC"/>
+    <w:semiHidden/>
     <w:rPr>
       <w:color w:val="0066CC"/>
       <w:shd w:val="clear" w:color="auto" w:fill="CCE8CC"/>
@@ -2672,6 +2858,7 @@
   </w:style>
   <w:style w:type="character" w:customStyle="1" w:styleId="Color0066CCBgCCE0F5">
     <w:name w:val="Color0066CCBgCCE0F5"/>
+    <w:semiHidden/>
     <w:rPr>
       <w:color w:val="0066CC"/>
       <w:shd w:val="clear" w:color="auto" w:fill="CCE0F5"/>
@@ -2679,6 +2866,7 @@
   </w:style>
   <w:style w:type="character" w:customStyle="1" w:styleId="Color0066CCBgEBD6FF">
     <w:name w:val="Color0066CCBgEBD6FF"/>
+    <w:semiHidden/>
     <w:rPr>
       <w:color w:val="0066CC"/>
       <w:shd w:val="clear" w:color="auto" w:fill="EBD6FF"/>
@@ -2686,6 +2874,7 @@
   </w:style>
   <w:style w:type="character" w:customStyle="1" w:styleId="Color0066CCBgBBBBBB">
     <w:name w:val="Color0066CCBgBBBBBB"/>
+    <w:semiHidden/>
     <w:rPr>
       <w:color w:val="0066CC"/>
       <w:shd w:val="clear" w:color="auto" w:fill="BBBBBB"/>
@@ -2693,6 +2882,7 @@
   </w:style>
   <w:style w:type="character" w:customStyle="1" w:styleId="Color0066CCBgF06666">
     <w:name w:val="Color0066CCBgF06666"/>
+    <w:semiHidden/>
     <w:rPr>
       <w:color w:val="0066CC"/>
       <w:shd w:val="clear" w:color="auto" w:fill="F06666"/>
@@ -2700,6 +2890,7 @@
   </w:style>
   <w:style w:type="character" w:customStyle="1" w:styleId="Color0066CCBgFFC266">
     <w:name w:val="Color0066CCBgFFC266"/>
+    <w:semiHidden/>
     <w:rPr>
       <w:color w:val="0066CC"/>
       <w:shd w:val="clear" w:color="auto" w:fill="FFC266"/>
@@ -2707,6 +2898,7 @@
   </w:style>
   <w:style w:type="character" w:customStyle="1" w:styleId="Color0066CCBgFFFF66">
     <w:name w:val="Color0066CCBgFFFF66"/>
+    <w:semiHidden/>
     <w:rPr>
       <w:color w:val="0066CC"/>
       <w:shd w:val="clear" w:color="auto" w:fill="FFFF66"/>
@@ -2714,6 +2906,7 @@
   </w:style>
   <w:style w:type="character" w:customStyle="1" w:styleId="Color0066CCBg66B966">
     <w:name w:val="Color0066CCBg66B966"/>
+    <w:semiHidden/>
     <w:rPr>
       <w:color w:val="0066CC"/>
       <w:shd w:val="clear" w:color="auto" w:fill="66B966"/>
@@ -2721,6 +2914,7 @@
   </w:style>
   <w:style w:type="character" w:customStyle="1" w:styleId="Color0066CCBg66A3E0">
     <w:name w:val="Color0066CCBg66A3E0"/>
+    <w:semiHidden/>
     <w:rPr>
       <w:color w:val="0066CC"/>
       <w:shd w:val="clear" w:color="auto" w:fill="66A3E0"/>
@@ -2728,6 +2922,7 @@
   </w:style>
   <w:style w:type="character" w:customStyle="1" w:styleId="Color0066CCBgC285FF">
     <w:name w:val="Color0066CCBgC285FF"/>
+    <w:semiHidden/>
     <w:rPr>
       <w:color w:val="0066CC"/>
       <w:shd w:val="clear" w:color="auto" w:fill="C285FF"/>
@@ -2735,6 +2930,7 @@
   </w:style>
   <w:style w:type="character" w:customStyle="1" w:styleId="Color0066CCBg888888">
     <w:name w:val="Color0066CCBg888888"/>
+    <w:semiHidden/>
     <w:rPr>
       <w:color w:val="0066CC"/>
       <w:shd w:val="clear" w:color="auto" w:fill="888888"/>
@@ -2742,6 +2938,7 @@
   </w:style>
   <w:style w:type="character" w:customStyle="1" w:styleId="Color0066CCBgA10000">
     <w:name w:val="Color0066CCBgA10000"/>
+    <w:semiHidden/>
     <w:rPr>
       <w:color w:val="0066CC"/>
       <w:shd w:val="clear" w:color="auto" w:fill="A10000"/>
@@ -2749,6 +2946,7 @@
   </w:style>
   <w:style w:type="character" w:customStyle="1" w:styleId="Color0066CCBgB26B00">
     <w:name w:val="Color0066CCBgB26B00"/>
+    <w:semiHidden/>
     <w:rPr>
       <w:color w:val="0066CC"/>
       <w:shd w:val="clear" w:color="auto" w:fill="B26B00"/>
@@ -2756,6 +2954,7 @@
   </w:style>
   <w:style w:type="character" w:customStyle="1" w:styleId="Color0066CCBgB2B200">
     <w:name w:val="Color0066CCBgB2B200"/>
+    <w:semiHidden/>
     <w:rPr>
       <w:color w:val="0066CC"/>
       <w:shd w:val="clear" w:color="auto" w:fill="B2B200"/>
@@ -2763,6 +2962,7 @@
   </w:style>
   <w:style w:type="character" w:customStyle="1" w:styleId="Color0066CCBg006100">
     <w:name w:val="Color0066CCBg006100"/>
+    <w:semiHidden/>
     <w:rPr>
       <w:color w:val="0066CC"/>
       <w:shd w:val="clear" w:color="auto" w:fill="006100"/>
@@ -2770,6 +2970,7 @@
   </w:style>
   <w:style w:type="character" w:customStyle="1" w:styleId="Color0066CCBg0047B2">
     <w:name w:val="Color0066CCBg0047B2"/>
+    <w:semiHidden/>
     <w:rPr>
       <w:color w:val="0066CC"/>
       <w:shd w:val="clear" w:color="auto" w:fill="0047B2"/>
@@ -2777,6 +2978,7 @@
   </w:style>
   <w:style w:type="character" w:customStyle="1" w:styleId="Color0066CCBg6B24B2">
     <w:name w:val="Color0066CCBg6B24B2"/>
+    <w:semiHidden/>
     <w:rPr>
       <w:color w:val="0066CC"/>
       <w:shd w:val="clear" w:color="auto" w:fill="6B24B2"/>
@@ -2784,6 +2986,7 @@
   </w:style>
   <w:style w:type="character" w:customStyle="1" w:styleId="Color0066CCBg444444">
     <w:name w:val="Color0066CCBg444444"/>
+    <w:semiHidden/>
     <w:rPr>
       <w:color w:val="0066CC"/>
       <w:shd w:val="clear" w:color="auto" w:fill="444444"/>
@@ -2791,6 +2994,7 @@
   </w:style>
   <w:style w:type="character" w:customStyle="1" w:styleId="Color0066CCBg5C0000">
     <w:name w:val="Color0066CCBg5C0000"/>
+    <w:semiHidden/>
     <w:rPr>
       <w:color w:val="0066CC"/>
       <w:shd w:val="clear" w:color="auto" w:fill="5C0000"/>
@@ -2798,6 +3002,7 @@
   </w:style>
   <w:style w:type="character" w:customStyle="1" w:styleId="Color0066CCBg663D00">
     <w:name w:val="Color0066CCBg663D00"/>
+    <w:semiHidden/>
     <w:rPr>
       <w:color w:val="0066CC"/>
       <w:shd w:val="clear" w:color="auto" w:fill="663D00"/>
@@ -2805,6 +3010,7 @@
   </w:style>
   <w:style w:type="character" w:customStyle="1" w:styleId="Color0066CCBg666600">
     <w:name w:val="Color0066CCBg666600"/>
+    <w:semiHidden/>
     <w:rPr>
       <w:color w:val="0066CC"/>
       <w:shd w:val="clear" w:color="auto" w:fill="666600"/>
@@ -2812,6 +3018,7 @@
   </w:style>
   <w:style w:type="character" w:customStyle="1" w:styleId="Color0066CCBg003700">
     <w:name w:val="Color0066CCBg003700"/>
+    <w:semiHidden/>
     <w:rPr>
       <w:color w:val="0066CC"/>
       <w:shd w:val="clear" w:color="auto" w:fill="003700"/>
@@ -2819,6 +3026,7 @@
   </w:style>
   <w:style w:type="character" w:customStyle="1" w:styleId="Color0066CCBg002966">
     <w:name w:val="Color0066CCBg002966"/>
+    <w:semiHidden/>
     <w:rPr>
       <w:color w:val="0066CC"/>
       <w:shd w:val="clear" w:color="auto" w:fill="002966"/>
@@ -2826,6 +3034,7 @@
   </w:style>
   <w:style w:type="character" w:customStyle="1" w:styleId="Color0066CCBg3D1466">
     <w:name w:val="Color0066CCBg3D1466"/>
+    <w:semiHidden/>
     <w:rPr>
       <w:color w:val="0066CC"/>
       <w:shd w:val="clear" w:color="auto" w:fill="3D1466"/>
@@ -2833,12 +3042,14 @@
   </w:style>
   <w:style w:type="character" w:customStyle="1" w:styleId="Color9933FF">
     <w:name w:val="Color9933FF"/>
+    <w:semiHidden/>
     <w:rPr>
       <w:color w:val="9933FF"/>
     </w:rPr>
   </w:style>
   <w:style w:type="character" w:customStyle="1" w:styleId="Color9933FFBgE60000">
     <w:name w:val="Color9933FFBgE60000"/>
+    <w:semiHidden/>
     <w:rPr>
       <w:color w:val="9933FF"/>
       <w:shd w:val="clear" w:color="auto" w:fill="E60000"/>
@@ -2846,6 +3057,7 @@
   </w:style>
   <w:style w:type="character" w:customStyle="1" w:styleId="Color9933FFBgFF9900">
     <w:name w:val="Color9933FFBgFF9900"/>
+    <w:semiHidden/>
     <w:rPr>
       <w:color w:val="9933FF"/>
       <w:shd w:val="clear" w:color="auto" w:fill="FF9900"/>
@@ -2853,6 +3065,7 @@
   </w:style>
   <w:style w:type="character" w:customStyle="1" w:styleId="Color9933FFBgFFFF00">
     <w:name w:val="Color9933FFBgFFFF00"/>
+    <w:semiHidden/>
     <w:rPr>
       <w:color w:val="9933FF"/>
       <w:shd w:val="clear" w:color="auto" w:fill="FFFF00"/>
@@ -2860,6 +3073,7 @@
   </w:style>
   <w:style w:type="character" w:customStyle="1" w:styleId="Color9933FFBg008A00">
     <w:name w:val="Color9933FFBg008A00"/>
+    <w:semiHidden/>
     <w:rPr>
       <w:color w:val="9933FF"/>
       <w:shd w:val="clear" w:color="auto" w:fill="008A00"/>
@@ -2867,6 +3081,7 @@
   </w:style>
   <w:style w:type="character" w:customStyle="1" w:styleId="Color9933FFBg0066CC">
     <w:name w:val="Color9933FFBg0066CC"/>
+    <w:semiHidden/>
     <w:rPr>
       <w:color w:val="9933FF"/>
       <w:shd w:val="clear" w:color="auto" w:fill="0066CC"/>
@@ -2874,6 +3089,7 @@
   </w:style>
   <w:style w:type="character" w:customStyle="1" w:styleId="Color9933FFBg9933FF">
     <w:name w:val="Color9933FFBg9933FF"/>
+    <w:semiHidden/>
     <w:rPr>
       <w:color w:val="9933FF"/>
       <w:shd w:val="clear" w:color="auto" w:fill="9933FF"/>
@@ -2881,6 +3097,7 @@
   </w:style>
   <w:style w:type="character" w:customStyle="1" w:styleId="Color9933FFBgFFFFFF">
     <w:name w:val="Color9933FFBgFFFFFF"/>
+    <w:semiHidden/>
     <w:rPr>
       <w:color w:val="9933FF"/>
       <w:shd w:val="clear" w:color="auto" w:fill="FFFFFF"/>
@@ -2888,6 +3105,7 @@
   </w:style>
   <w:style w:type="character" w:customStyle="1" w:styleId="Color9933FFBgFACCCC">
     <w:name w:val="Color9933FFBgFACCCC"/>
+    <w:semiHidden/>
     <w:rPr>
       <w:color w:val="9933FF"/>
       <w:shd w:val="clear" w:color="auto" w:fill="FACCCC"/>
@@ -2895,6 +3113,7 @@
   </w:style>
   <w:style w:type="character" w:customStyle="1" w:styleId="Color9933FFBgFFEBCC">
     <w:name w:val="Color9933FFBgFFEBCC"/>
+    <w:semiHidden/>
     <w:rPr>
       <w:color w:val="9933FF"/>
       <w:shd w:val="clear" w:color="auto" w:fill="FFEBCC"/>
@@ -2902,6 +3121,7 @@
   </w:style>
   <w:style w:type="character" w:customStyle="1" w:styleId="Color9933FFBgFFFFCC">
     <w:name w:val="Color9933FFBgFFFFCC"/>
+    <w:semiHidden/>
     <w:rPr>
       <w:color w:val="9933FF"/>
       <w:shd w:val="clear" w:color="auto" w:fill="FFFFCC"/>
@@ -2909,6 +3129,7 @@
   </w:style>
   <w:style w:type="character" w:customStyle="1" w:styleId="Color9933FFBgCCE8CC">
     <w:name w:val="Color9933FFBgCCE8CC"/>
+    <w:semiHidden/>
     <w:rPr>
       <w:color w:val="9933FF"/>
       <w:shd w:val="clear" w:color="auto" w:fill="CCE8CC"/>
@@ -2916,6 +3137,7 @@
   </w:style>
   <w:style w:type="character" w:customStyle="1" w:styleId="Color9933FFBgCCE0F5">
     <w:name w:val="Color9933FFBgCCE0F5"/>
+    <w:semiHidden/>
     <w:rPr>
       <w:color w:val="9933FF"/>
       <w:shd w:val="clear" w:color="auto" w:fill="CCE0F5"/>
@@ -2923,6 +3145,7 @@
   </w:style>
   <w:style w:type="character" w:customStyle="1" w:styleId="Color9933FFBgEBD6FF">
     <w:name w:val="Color9933FFBgEBD6FF"/>
+    <w:semiHidden/>
     <w:rPr>
       <w:color w:val="9933FF"/>
       <w:shd w:val="clear" w:color="auto" w:fill="EBD6FF"/>
@@ -2930,6 +3153,7 @@
   </w:style>
   <w:style w:type="character" w:customStyle="1" w:styleId="Color9933FFBgBBBBBB">
     <w:name w:val="Color9933FFBgBBBBBB"/>
+    <w:semiHidden/>
     <w:rPr>
       <w:color w:val="9933FF"/>
       <w:shd w:val="clear" w:color="auto" w:fill="BBBBBB"/>
@@ -2937,6 +3161,7 @@
   </w:style>
   <w:style w:type="character" w:customStyle="1" w:styleId="Color9933FFBgF06666">
     <w:name w:val="Color9933FFBgF06666"/>
+    <w:semiHidden/>
     <w:rPr>
       <w:color w:val="9933FF"/>
       <w:shd w:val="clear" w:color="auto" w:fill="F06666"/>
@@ -2944,6 +3169,7 @@
   </w:style>
   <w:style w:type="character" w:customStyle="1" w:styleId="Color9933FFBgFFC266">
     <w:name w:val="Color9933FFBgFFC266"/>
+    <w:semiHidden/>
     <w:rPr>
       <w:color w:val="9933FF"/>
       <w:shd w:val="clear" w:color="auto" w:fill="FFC266"/>
@@ -2951,6 +3177,7 @@
   </w:style>
   <w:style w:type="character" w:customStyle="1" w:styleId="Color9933FFBgFFFF66">
     <w:name w:val="Color9933FFBgFFFF66"/>
+    <w:semiHidden/>
     <w:rPr>
       <w:color w:val="9933FF"/>
       <w:shd w:val="clear" w:color="auto" w:fill="FFFF66"/>
@@ -2958,6 +3185,7 @@
   </w:style>
   <w:style w:type="character" w:customStyle="1" w:styleId="Color9933FFBg66B966">
     <w:name w:val="Color9933FFBg66B966"/>
+    <w:semiHidden/>
     <w:rPr>
       <w:color w:val="9933FF"/>
       <w:shd w:val="clear" w:color="auto" w:fill="66B966"/>
@@ -2965,6 +3193,7 @@
   </w:style>
   <w:style w:type="character" w:customStyle="1" w:styleId="Color9933FFBg66A3E0">
     <w:name w:val="Color9933FFBg66A3E0"/>
+    <w:semiHidden/>
     <w:rPr>
       <w:color w:val="9933FF"/>
       <w:shd w:val="clear" w:color="auto" w:fill="66A3E0"/>
@@ -2972,6 +3201,7 @@
   </w:style>
   <w:style w:type="character" w:customStyle="1" w:styleId="Color9933FFBgC285FF">
     <w:name w:val="Color9933FFBgC285FF"/>
+    <w:semiHidden/>
     <w:rPr>
       <w:color w:val="9933FF"/>
       <w:shd w:val="clear" w:color="auto" w:fill="C285FF"/>
@@ -2979,6 +3209,7 @@
   </w:style>
   <w:style w:type="character" w:customStyle="1" w:styleId="Color9933FFBg888888">
     <w:name w:val="Color9933FFBg888888"/>
+    <w:semiHidden/>
     <w:rPr>
       <w:color w:val="9933FF"/>
       <w:shd w:val="clear" w:color="auto" w:fill="888888"/>
@@ -2986,6 +3217,7 @@
   </w:style>
   <w:style w:type="character" w:customStyle="1" w:styleId="Color9933FFBgA10000">
     <w:name w:val="Color9933FFBgA10000"/>
+    <w:semiHidden/>
     <w:rPr>
       <w:color w:val="9933FF"/>
       <w:shd w:val="clear" w:color="auto" w:fill="A10000"/>
@@ -2993,6 +3225,7 @@
   </w:style>
   <w:style w:type="character" w:customStyle="1" w:styleId="Color9933FFBgB26B00">
     <w:name w:val="Color9933FFBgB26B00"/>
+    <w:semiHidden/>
     <w:rPr>
       <w:color w:val="9933FF"/>
       <w:shd w:val="clear" w:color="auto" w:fill="B26B00"/>
@@ -3000,6 +3233,7 @@
   </w:style>
   <w:style w:type="character" w:customStyle="1" w:styleId="Color9933FFBgB2B200">
     <w:name w:val="Color9933FFBgB2B200"/>
+    <w:semiHidden/>
     <w:rPr>
       <w:color w:val="9933FF"/>
       <w:shd w:val="clear" w:color="auto" w:fill="B2B200"/>
@@ -3007,6 +3241,7 @@
   </w:style>
   <w:style w:type="character" w:customStyle="1" w:styleId="Color9933FFBg006100">
     <w:name w:val="Color9933FFBg006100"/>
+    <w:semiHidden/>
     <w:rPr>
       <w:color w:val="9933FF"/>
       <w:shd w:val="clear" w:color="auto" w:fill="006100"/>
@@ -3014,6 +3249,7 @@
   </w:style>
   <w:style w:type="character" w:customStyle="1" w:styleId="Color9933FFBg0047B2">
     <w:name w:val="Color9933FFBg0047B2"/>
+    <w:semiHidden/>
     <w:rPr>
       <w:color w:val="9933FF"/>
       <w:shd w:val="clear" w:color="auto" w:fill="0047B2"/>
@@ -3021,6 +3257,7 @@
   </w:style>
   <w:style w:type="character" w:customStyle="1" w:styleId="Color9933FFBg6B24B2">
     <w:name w:val="Color9933FFBg6B24B2"/>
+    <w:semiHidden/>
     <w:rPr>
       <w:color w:val="9933FF"/>
       <w:shd w:val="clear" w:color="auto" w:fill="6B24B2"/>
@@ -3028,6 +3265,7 @@
   </w:style>
   <w:style w:type="character" w:customStyle="1" w:styleId="Color9933FFBg444444">
     <w:name w:val="Color9933FFBg444444"/>
+    <w:semiHidden/>
     <w:rPr>
       <w:color w:val="9933FF"/>
       <w:shd w:val="clear" w:color="auto" w:fill="444444"/>
@@ -3035,6 +3273,7 @@
   </w:style>
   <w:style w:type="character" w:customStyle="1" w:styleId="Color9933FFBg5C0000">
     <w:name w:val="Color9933FFBg5C0000"/>
+    <w:semiHidden/>
     <w:rPr>
       <w:color w:val="9933FF"/>
       <w:shd w:val="clear" w:color="auto" w:fill="5C0000"/>
@@ -3042,6 +3281,7 @@
   </w:style>
   <w:style w:type="character" w:customStyle="1" w:styleId="Color9933FFBg663D00">
     <w:name w:val="Color9933FFBg663D00"/>
+    <w:semiHidden/>
     <w:rPr>
       <w:color w:val="9933FF"/>
       <w:shd w:val="clear" w:color="auto" w:fill="663D00"/>
@@ -3049,6 +3289,7 @@
   </w:style>
   <w:style w:type="character" w:customStyle="1" w:styleId="Color9933FFBg666600">
     <w:name w:val="Color9933FFBg666600"/>
+    <w:semiHidden/>
     <w:rPr>
       <w:color w:val="9933FF"/>
       <w:shd w:val="clear" w:color="auto" w:fill="666600"/>
@@ -3056,6 +3297,7 @@
   </w:style>
   <w:style w:type="character" w:customStyle="1" w:styleId="Color9933FFBg003700">
     <w:name w:val="Color9933FFBg003700"/>
+    <w:semiHidden/>
     <w:rPr>
       <w:color w:val="9933FF"/>
       <w:shd w:val="clear" w:color="auto" w:fill="003700"/>
@@ -3063,6 +3305,7 @@
   </w:style>
   <w:style w:type="character" w:customStyle="1" w:styleId="Color9933FFBg002966">
     <w:name w:val="Color9933FFBg002966"/>
+    <w:semiHidden/>
     <w:rPr>
       <w:color w:val="9933FF"/>
       <w:shd w:val="clear" w:color="auto" w:fill="002966"/>
@@ -3070,6 +3313,7 @@
   </w:style>
   <w:style w:type="character" w:customStyle="1" w:styleId="Color9933FFBg3D1466">
     <w:name w:val="Color9933FFBg3D1466"/>
+    <w:semiHidden/>
     <w:rPr>
       <w:color w:val="9933FF"/>
       <w:shd w:val="clear" w:color="auto" w:fill="3D1466"/>
@@ -3077,12 +3321,14 @@
   </w:style>
   <w:style w:type="character" w:customStyle="1" w:styleId="ColorFFFFFF">
     <w:name w:val="ColorFFFFFF"/>
+    <w:semiHidden/>
     <w:rPr>
       <w:color w:val="FFFFFF"/>
     </w:rPr>
   </w:style>
   <w:style w:type="character" w:customStyle="1" w:styleId="ColorFFFFFFBgE60000">
     <w:name w:val="ColorFFFFFFBgE60000"/>
+    <w:semiHidden/>
     <w:rPr>
       <w:color w:val="FFFFFF"/>
       <w:shd w:val="clear" w:color="auto" w:fill="E60000"/>
@@ -3090,6 +3336,7 @@
   </w:style>
   <w:style w:type="character" w:customStyle="1" w:styleId="ColorFFFFFFBgFF9900">
     <w:name w:val="ColorFFFFFFBgFF9900"/>
+    <w:semiHidden/>
     <w:rPr>
       <w:color w:val="FFFFFF"/>
       <w:shd w:val="clear" w:color="auto" w:fill="FF9900"/>
@@ -3097,6 +3344,7 @@
   </w:style>
   <w:style w:type="character" w:customStyle="1" w:styleId="ColorFFFFFFBgFFFF00">
     <w:name w:val="ColorFFFFFFBgFFFF00"/>
+    <w:semiHidden/>
     <w:rPr>
       <w:color w:val="FFFFFF"/>
       <w:shd w:val="clear" w:color="auto" w:fill="FFFF00"/>
@@ -3104,6 +3352,7 @@
   </w:style>
   <w:style w:type="character" w:customStyle="1" w:styleId="ColorFFFFFFBg008A00">
     <w:name w:val="ColorFFFFFFBg008A00"/>
+    <w:semiHidden/>
     <w:rPr>
       <w:color w:val="FFFFFF"/>
       <w:shd w:val="clear" w:color="auto" w:fill="008A00"/>
@@ -3111,6 +3360,7 @@
   </w:style>
   <w:style w:type="character" w:customStyle="1" w:styleId="ColorFFFFFFBg0066CC">
     <w:name w:val="ColorFFFFFFBg0066CC"/>
+    <w:semiHidden/>
     <w:rPr>
       <w:color w:val="FFFFFF"/>
       <w:shd w:val="clear" w:color="auto" w:fill="0066CC"/>
@@ -3118,6 +3368,7 @@
   </w:style>
   <w:style w:type="character" w:customStyle="1" w:styleId="ColorFFFFFFBg9933FF">
     <w:name w:val="ColorFFFFFFBg9933FF"/>
+    <w:semiHidden/>
     <w:rPr>
       <w:color w:val="FFFFFF"/>
       <w:shd w:val="clear" w:color="auto" w:fill="9933FF"/>
@@ -3125,6 +3376,7 @@
   </w:style>
   <w:style w:type="character" w:customStyle="1" w:styleId="ColorFFFFFFBgFFFFFF">
     <w:name w:val="ColorFFFFFFBgFFFFFF"/>
+    <w:semiHidden/>
     <w:rPr>
       <w:color w:val="FFFFFF"/>
       <w:shd w:val="clear" w:color="auto" w:fill="FFFFFF"/>
@@ -3132,6 +3384,7 @@
   </w:style>
   <w:style w:type="character" w:customStyle="1" w:styleId="ColorFFFFFFBgFACCCC">
     <w:name w:val="ColorFFFFFFBgFACCCC"/>
+    <w:semiHidden/>
     <w:rPr>
       <w:color w:val="FFFFFF"/>
       <w:shd w:val="clear" w:color="auto" w:fill="FACCCC"/>
@@ -3139,6 +3392,7 @@
   </w:style>
   <w:style w:type="character" w:customStyle="1" w:styleId="ColorFFFFFFBgFFEBCC">
     <w:name w:val="ColorFFFFFFBgFFEBCC"/>
+    <w:semiHidden/>
     <w:rPr>
       <w:color w:val="FFFFFF"/>
       <w:shd w:val="clear" w:color="auto" w:fill="FFEBCC"/>
@@ -3146,6 +3400,7 @@
   </w:style>
   <w:style w:type="character" w:customStyle="1" w:styleId="ColorFFFFFFBgFFFFCC">
     <w:name w:val="ColorFFFFFFBgFFFFCC"/>
+    <w:semiHidden/>
     <w:rPr>
       <w:color w:val="FFFFFF"/>
       <w:shd w:val="clear" w:color="auto" w:fill="FFFFCC"/>
@@ -3153,6 +3408,7 @@
   </w:style>
   <w:style w:type="character" w:customStyle="1" w:styleId="ColorFFFFFFBgCCE8CC">
     <w:name w:val="ColorFFFFFFBgCCE8CC"/>
+    <w:semiHidden/>
     <w:rPr>
       <w:color w:val="FFFFFF"/>
       <w:shd w:val="clear" w:color="auto" w:fill="CCE8CC"/>
@@ -3160,6 +3416,7 @@
   </w:style>
   <w:style w:type="character" w:customStyle="1" w:styleId="ColorFFFFFFBgCCE0F5">
     <w:name w:val="ColorFFFFFFBgCCE0F5"/>
+    <w:semiHidden/>
     <w:rPr>
       <w:color w:val="FFFFFF"/>
       <w:shd w:val="clear" w:color="auto" w:fill="CCE0F5"/>
@@ -3167,6 +3424,7 @@
   </w:style>
   <w:style w:type="character" w:customStyle="1" w:styleId="ColorFFFFFFBgEBD6FF">
     <w:name w:val="ColorFFFFFFBgEBD6FF"/>
+    <w:semiHidden/>
     <w:rPr>
       <w:color w:val="FFFFFF"/>
       <w:shd w:val="clear" w:color="auto" w:fill="EBD6FF"/>
@@ -3174,6 +3432,7 @@
   </w:style>
   <w:style w:type="character" w:customStyle="1" w:styleId="ColorFFFFFFBgBBBBBB">
     <w:name w:val="ColorFFFFFFBgBBBBBB"/>
+    <w:semiHidden/>
     <w:rPr>
       <w:color w:val="FFFFFF"/>
       <w:shd w:val="clear" w:color="auto" w:fill="BBBBBB"/>
@@ -3181,6 +3440,7 @@
   </w:style>
   <w:style w:type="character" w:customStyle="1" w:styleId="ColorFFFFFFBgF06666">
     <w:name w:val="ColorFFFFFFBgF06666"/>
+    <w:semiHidden/>
     <w:rPr>
       <w:color w:val="FFFFFF"/>
       <w:shd w:val="clear" w:color="auto" w:fill="F06666"/>
@@ -3188,6 +3448,7 @@
   </w:style>
   <w:style w:type="character" w:customStyle="1" w:styleId="ColorFFFFFFBgFFC266">
     <w:name w:val="ColorFFFFFFBgFFC266"/>
+    <w:semiHidden/>
     <w:rPr>
       <w:color w:val="FFFFFF"/>
       <w:shd w:val="clear" w:color="auto" w:fill="FFC266"/>
@@ -3195,6 +3456,7 @@
   </w:style>
   <w:style w:type="character" w:customStyle="1" w:styleId="ColorFFFFFFBgFFFF66">
     <w:name w:val="ColorFFFFFFBgFFFF66"/>
+    <w:semiHidden/>
     <w:rPr>
       <w:color w:val="FFFFFF"/>
       <w:shd w:val="clear" w:color="auto" w:fill="FFFF66"/>
@@ -3202,6 +3464,7 @@
   </w:style>
   <w:style w:type="character" w:customStyle="1" w:styleId="ColorFFFFFFBg66B966">
     <w:name w:val="ColorFFFFFFBg66B966"/>
+    <w:semiHidden/>
     <w:rPr>
       <w:color w:val="FFFFFF"/>
       <w:shd w:val="clear" w:color="auto" w:fill="66B966"/>
@@ -3209,6 +3472,7 @@
   </w:style>
   <w:style w:type="character" w:customStyle="1" w:styleId="ColorFFFFFFBg66A3E0">
     <w:name w:val="ColorFFFFFFBg66A3E0"/>
+    <w:semiHidden/>
     <w:rPr>
       <w:color w:val="FFFFFF"/>
       <w:shd w:val="clear" w:color="auto" w:fill="66A3E0"/>
@@ -3216,6 +3480,7 @@
   </w:style>
   <w:style w:type="character" w:customStyle="1" w:styleId="ColorFFFFFFBgC285FF">
     <w:name w:val="ColorFFFFFFBgC285FF"/>
+    <w:semiHidden/>
     <w:rPr>
       <w:color w:val="FFFFFF"/>
       <w:shd w:val="clear" w:color="auto" w:fill="C285FF"/>
@@ -3223,6 +3488,7 @@
   </w:style>
   <w:style w:type="character" w:customStyle="1" w:styleId="ColorFFFFFFBg888888">
     <w:name w:val="ColorFFFFFFBg888888"/>
+    <w:semiHidden/>
     <w:rPr>
       <w:color w:val="FFFFFF"/>
       <w:shd w:val="clear" w:color="auto" w:fill="888888"/>
@@ -3230,6 +3496,7 @@
   </w:style>
   <w:style w:type="character" w:customStyle="1" w:styleId="ColorFFFFFFBgA10000">
     <w:name w:val="ColorFFFFFFBgA10000"/>
+    <w:semiHidden/>
     <w:rPr>
       <w:color w:val="FFFFFF"/>
       <w:shd w:val="clear" w:color="auto" w:fill="A10000"/>
@@ -3237,6 +3504,7 @@
   </w:style>
   <w:style w:type="character" w:customStyle="1" w:styleId="ColorFFFFFFBgB26B00">
     <w:name w:val="ColorFFFFFFBgB26B00"/>
+    <w:semiHidden/>
     <w:rPr>
       <w:color w:val="FFFFFF"/>
       <w:shd w:val="clear" w:color="auto" w:fill="B26B00"/>
@@ -3244,6 +3512,7 @@
   </w:style>
   <w:style w:type="character" w:customStyle="1" w:styleId="ColorFFFFFFBgB2B200">
     <w:name w:val="ColorFFFFFFBgB2B200"/>
+    <w:semiHidden/>
     <w:rPr>
       <w:color w:val="FFFFFF"/>
       <w:shd w:val="clear" w:color="auto" w:fill="B2B200"/>
@@ -3251,6 +3520,7 @@
   </w:style>
   <w:style w:type="character" w:customStyle="1" w:styleId="ColorFFFFFFBg006100">
     <w:name w:val="ColorFFFFFFBg006100"/>
+    <w:semiHidden/>
     <w:rPr>
       <w:color w:val="FFFFFF"/>
       <w:shd w:val="clear" w:color="auto" w:fill="006100"/>
@@ -3258,6 +3528,7 @@
   </w:style>
   <w:style w:type="character" w:customStyle="1" w:styleId="ColorFFFFFFBg0047B2">
     <w:name w:val="ColorFFFFFFBg0047B2"/>
+    <w:semiHidden/>
     <w:rPr>
       <w:color w:val="FFFFFF"/>
       <w:shd w:val="clear" w:color="auto" w:fill="0047B2"/>
@@ -3265,6 +3536,7 @@
   </w:style>
   <w:style w:type="character" w:customStyle="1" w:styleId="ColorFFFFFFBg6B24B2">
     <w:name w:val="ColorFFFFFFBg6B24B2"/>
+    <w:semiHidden/>
     <w:rPr>
       <w:color w:val="FFFFFF"/>
       <w:shd w:val="clear" w:color="auto" w:fill="6B24B2"/>
@@ -3272,6 +3544,7 @@
   </w:style>
   <w:style w:type="character" w:customStyle="1" w:styleId="ColorFFFFFFBg444444">
     <w:name w:val="ColorFFFFFFBg444444"/>
+    <w:semiHidden/>
     <w:rPr>
       <w:color w:val="FFFFFF"/>
       <w:shd w:val="clear" w:color="auto" w:fill="444444"/>
@@ -3279,6 +3552,7 @@
   </w:style>
   <w:style w:type="character" w:customStyle="1" w:styleId="ColorFFFFFFBg5C0000">
     <w:name w:val="ColorFFFFFFBg5C0000"/>
+    <w:semiHidden/>
     <w:rPr>
       <w:color w:val="FFFFFF"/>
       <w:shd w:val="clear" w:color="auto" w:fill="5C0000"/>
@@ -3286,6 +3560,7 @@
   </w:style>
   <w:style w:type="character" w:customStyle="1" w:styleId="ColorFFFFFFBg663D00">
     <w:name w:val="ColorFFFFFFBg663D00"/>
+    <w:semiHidden/>
     <w:rPr>
       <w:color w:val="FFFFFF"/>
       <w:shd w:val="clear" w:color="auto" w:fill="663D00"/>
@@ -3293,6 +3568,7 @@
   </w:style>
   <w:style w:type="character" w:customStyle="1" w:styleId="ColorFFFFFFBg666600">
     <w:name w:val="ColorFFFFFFBg666600"/>
+    <w:semiHidden/>
     <w:rPr>
       <w:color w:val="FFFFFF"/>
       <w:shd w:val="clear" w:color="auto" w:fill="666600"/>
@@ -3300,6 +3576,7 @@
   </w:style>
   <w:style w:type="character" w:customStyle="1" w:styleId="ColorFFFFFFBg003700">
     <w:name w:val="ColorFFFFFFBg003700"/>
+    <w:semiHidden/>
     <w:rPr>
       <w:color w:val="FFFFFF"/>
       <w:shd w:val="clear" w:color="auto" w:fill="003700"/>
@@ -3307,6 +3584,7 @@
   </w:style>
   <w:style w:type="character" w:customStyle="1" w:styleId="ColorFFFFFFBg002966">
     <w:name w:val="ColorFFFFFFBg002966"/>
+    <w:semiHidden/>
     <w:rPr>
       <w:color w:val="FFFFFF"/>
       <w:shd w:val="clear" w:color="auto" w:fill="002966"/>
@@ -3314,6 +3592,7 @@
   </w:style>
   <w:style w:type="character" w:customStyle="1" w:styleId="ColorFFFFFFBg3D1466">
     <w:name w:val="ColorFFFFFFBg3D1466"/>
+    <w:semiHidden/>
     <w:rPr>
       <w:color w:val="FFFFFF"/>
       <w:shd w:val="clear" w:color="auto" w:fill="3D1466"/>
@@ -3321,12 +3600,14 @@
   </w:style>
   <w:style w:type="character" w:customStyle="1" w:styleId="ColorFACCCC">
     <w:name w:val="ColorFACCCC"/>
+    <w:semiHidden/>
     <w:rPr>
       <w:color w:val="FACCCC"/>
     </w:rPr>
   </w:style>
   <w:style w:type="character" w:customStyle="1" w:styleId="ColorFACCCCBgE60000">
     <w:name w:val="ColorFACCCCBgE60000"/>
+    <w:semiHidden/>
     <w:rPr>
       <w:color w:val="FACCCC"/>
       <w:shd w:val="clear" w:color="auto" w:fill="E60000"/>
@@ -3334,6 +3615,7 @@
   </w:style>
   <w:style w:type="character" w:customStyle="1" w:styleId="ColorFACCCCBgFF9900">
     <w:name w:val="ColorFACCCCBgFF9900"/>
+    <w:semiHidden/>
     <w:rPr>
       <w:color w:val="FACCCC"/>
       <w:shd w:val="clear" w:color="auto" w:fill="FF9900"/>
@@ -3341,6 +3623,7 @@
   </w:style>
   <w:style w:type="character" w:customStyle="1" w:styleId="ColorFACCCCBgFFFF00">
     <w:name w:val="ColorFACCCCBgFFFF00"/>
+    <w:semiHidden/>
     <w:rPr>
       <w:color w:val="FACCCC"/>
       <w:shd w:val="clear" w:color="auto" w:fill="FFFF00"/>
@@ -3348,6 +3631,7 @@
   </w:style>
   <w:style w:type="character" w:customStyle="1" w:styleId="ColorFACCCCBg008A00">
     <w:name w:val="ColorFACCCCBg008A00"/>
+    <w:semiHidden/>
     <w:rPr>
       <w:color w:val="FACCCC"/>
       <w:shd w:val="clear" w:color="auto" w:fill="008A00"/>
@@ -3355,6 +3639,7 @@
   </w:style>
   <w:style w:type="character" w:customStyle="1" w:styleId="ColorFACCCCBg0066CC">
     <w:name w:val="ColorFACCCCBg0066CC"/>
+    <w:semiHidden/>
     <w:rPr>
       <w:color w:val="FACCCC"/>
       <w:shd w:val="clear" w:color="auto" w:fill="0066CC"/>
@@ -3362,6 +3647,7 @@
   </w:style>
   <w:style w:type="character" w:customStyle="1" w:styleId="ColorFACCCCBg9933FF">
     <w:name w:val="ColorFACCCCBg9933FF"/>
+    <w:semiHidden/>
     <w:rPr>
       <w:color w:val="FACCCC"/>
       <w:shd w:val="clear" w:color="auto" w:fill="9933FF"/>
@@ -3369,6 +3655,7 @@
   </w:style>
   <w:style w:type="character" w:customStyle="1" w:styleId="ColorFACCCCBgFFFFFF">
     <w:name w:val="ColorFACCCCBgFFFFFF"/>
+    <w:semiHidden/>
     <w:rPr>
       <w:color w:val="FACCCC"/>
       <w:shd w:val="clear" w:color="auto" w:fill="FFFFFF"/>
@@ -3376,6 +3663,7 @@
   </w:style>
   <w:style w:type="character" w:customStyle="1" w:styleId="ColorFACCCCBgFACCCC">
     <w:name w:val="ColorFACCCCBgFACCCC"/>
+    <w:semiHidden/>
     <w:rPr>
       <w:color w:val="FACCCC"/>
       <w:shd w:val="clear" w:color="auto" w:fill="FACCCC"/>
@@ -3383,6 +3671,7 @@
   </w:style>
   <w:style w:type="character" w:customStyle="1" w:styleId="ColorFACCCCBgFFEBCC">
     <w:name w:val="ColorFACCCCBgFFEBCC"/>
+    <w:semiHidden/>
     <w:rPr>
       <w:color w:val="FACCCC"/>
       <w:shd w:val="clear" w:color="auto" w:fill="FFEBCC"/>
@@ -3390,6 +3679,7 @@
   </w:style>
   <w:style w:type="character" w:customStyle="1" w:styleId="ColorFACCCCBgFFFFCC">
     <w:name w:val="ColorFACCCCBgFFFFCC"/>
+    <w:semiHidden/>
     <w:rPr>
       <w:color w:val="FACCCC"/>
       <w:shd w:val="clear" w:color="auto" w:fill="FFFFCC"/>
@@ -3397,6 +3687,7 @@
   </w:style>
   <w:style w:type="character" w:customStyle="1" w:styleId="ColorFACCCCBgCCE8CC">
     <w:name w:val="ColorFACCCCBgCCE8CC"/>
+    <w:semiHidden/>
     <w:rPr>
       <w:color w:val="FACCCC"/>
       <w:shd w:val="clear" w:color="auto" w:fill="CCE8CC"/>
@@ -3404,6 +3695,7 @@
   </w:style>
   <w:style w:type="character" w:customStyle="1" w:styleId="ColorFACCCCBgCCE0F5">
     <w:name w:val="ColorFACCCCBgCCE0F5"/>
+    <w:semiHidden/>
     <w:rPr>
       <w:color w:val="FACCCC"/>
       <w:shd w:val="clear" w:color="auto" w:fill="CCE0F5"/>
@@ -3411,6 +3703,7 @@
   </w:style>
   <w:style w:type="character" w:customStyle="1" w:styleId="ColorFACCCCBgEBD6FF">
     <w:name w:val="ColorFACCCCBgEBD6FF"/>
+    <w:semiHidden/>
     <w:rPr>
       <w:color w:val="FACCCC"/>
       <w:shd w:val="clear" w:color="auto" w:fill="EBD6FF"/>
@@ -3418,6 +3711,7 @@
   </w:style>
   <w:style w:type="character" w:customStyle="1" w:styleId="ColorFACCCCBgBBBBBB">
     <w:name w:val="ColorFACCCCBgBBBBBB"/>
+    <w:semiHidden/>
     <w:rPr>
       <w:color w:val="FACCCC"/>
       <w:shd w:val="clear" w:color="auto" w:fill="BBBBBB"/>
@@ -3425,6 +3719,7 @@
   </w:style>
   <w:style w:type="character" w:customStyle="1" w:styleId="ColorFACCCCBgF06666">
     <w:name w:val="ColorFACCCCBgF06666"/>
+    <w:semiHidden/>
     <w:rPr>
       <w:color w:val="FACCCC"/>
       <w:shd w:val="clear" w:color="auto" w:fill="F06666"/>
@@ -3432,6 +3727,7 @@
   </w:style>
   <w:style w:type="character" w:customStyle="1" w:styleId="ColorFACCCCBgFFC266">
     <w:name w:val="ColorFACCCCBgFFC266"/>
+    <w:semiHidden/>
     <w:rPr>
       <w:color w:val="FACCCC"/>
       <w:shd w:val="clear" w:color="auto" w:fill="FFC266"/>
@@ -3439,6 +3735,7 @@
   </w:style>
   <w:style w:type="character" w:customStyle="1" w:styleId="ColorFACCCCBgFFFF66">
     <w:name w:val="ColorFACCCCBgFFFF66"/>
+    <w:semiHidden/>
     <w:rPr>
       <w:color w:val="FACCCC"/>
       <w:shd w:val="clear" w:color="auto" w:fill="FFFF66"/>
@@ -3446,6 +3743,7 @@
   </w:style>
   <w:style w:type="character" w:customStyle="1" w:styleId="ColorFACCCCBg66B966">
     <w:name w:val="ColorFACCCCBg66B966"/>
+    <w:semiHidden/>
     <w:rPr>
       <w:color w:val="FACCCC"/>
       <w:shd w:val="clear" w:color="auto" w:fill="66B966"/>
@@ -3453,6 +3751,7 @@
   </w:style>
   <w:style w:type="character" w:customStyle="1" w:styleId="ColorFACCCCBg66A3E0">
     <w:name w:val="ColorFACCCCBg66A3E0"/>
+    <w:semiHidden/>
     <w:rPr>
       <w:color w:val="FACCCC"/>
       <w:shd w:val="clear" w:color="auto" w:fill="66A3E0"/>
@@ -3460,6 +3759,7 @@
   </w:style>
   <w:style w:type="character" w:customStyle="1" w:styleId="ColorFACCCCBgC285FF">
     <w:name w:val="ColorFACCCCBgC285FF"/>
+    <w:semiHidden/>
     <w:rPr>
       <w:color w:val="FACCCC"/>
       <w:shd w:val="clear" w:color="auto" w:fill="C285FF"/>
@@ -3467,6 +3767,7 @@
   </w:style>
   <w:style w:type="character" w:customStyle="1" w:styleId="ColorFACCCCBg888888">
     <w:name w:val="ColorFACCCCBg888888"/>
+    <w:semiHidden/>
     <w:rPr>
       <w:color w:val="FACCCC"/>
       <w:shd w:val="clear" w:color="auto" w:fill="888888"/>
@@ -3474,6 +3775,7 @@
   </w:style>
   <w:style w:type="character" w:customStyle="1" w:styleId="ColorFACCCCBgA10000">
     <w:name w:val="ColorFACCCCBgA10000"/>
+    <w:semiHidden/>
     <w:rPr>
       <w:color w:val="FACCCC"/>
       <w:shd w:val="clear" w:color="auto" w:fill="A10000"/>
@@ -3481,6 +3783,7 @@
   </w:style>
   <w:style w:type="character" w:customStyle="1" w:styleId="ColorFACCCCBgB26B00">
     <w:name w:val="ColorFACCCCBgB26B00"/>
+    <w:semiHidden/>
     <w:rPr>
       <w:color w:val="FACCCC"/>
       <w:shd w:val="clear" w:color="auto" w:fill="B26B00"/>
@@ -3488,6 +3791,7 @@
   </w:style>
   <w:style w:type="character" w:customStyle="1" w:styleId="ColorFACCCCBgB2B200">
     <w:name w:val="ColorFACCCCBgB2B200"/>
+    <w:semiHidden/>
     <w:rPr>
       <w:color w:val="FACCCC"/>
       <w:shd w:val="clear" w:color="auto" w:fill="B2B200"/>
@@ -3495,6 +3799,7 @@
   </w:style>
   <w:style w:type="character" w:customStyle="1" w:styleId="ColorFACCCCBg006100">
     <w:name w:val="ColorFACCCCBg006100"/>
+    <w:semiHidden/>
     <w:rPr>
       <w:color w:val="FACCCC"/>
       <w:shd w:val="clear" w:color="auto" w:fill="006100"/>
@@ -3502,6 +3807,7 @@
   </w:style>
   <w:style w:type="character" w:customStyle="1" w:styleId="ColorFACCCCBg0047B2">
     <w:name w:val="ColorFACCCCBg0047B2"/>
+    <w:semiHidden/>
     <w:rPr>
       <w:color w:val="FACCCC"/>
       <w:shd w:val="clear" w:color="auto" w:fill="0047B2"/>
@@ -3509,6 +3815,7 @@
   </w:style>
   <w:style w:type="character" w:customStyle="1" w:styleId="ColorFACCCCBg6B24B2">
     <w:name w:val="ColorFACCCCBg6B24B2"/>
+    <w:semiHidden/>
     <w:rPr>
       <w:color w:val="FACCCC"/>
       <w:shd w:val="clear" w:color="auto" w:fill="6B24B2"/>
@@ -3516,6 +3823,7 @@
   </w:style>
   <w:style w:type="character" w:customStyle="1" w:styleId="ColorFACCCCBg444444">
     <w:name w:val="ColorFACCCCBg444444"/>
+    <w:semiHidden/>
     <w:rPr>
       <w:color w:val="FACCCC"/>
       <w:shd w:val="clear" w:color="auto" w:fill="444444"/>
@@ -3523,6 +3831,7 @@
   </w:style>
   <w:style w:type="character" w:customStyle="1" w:styleId="ColorFACCCCBg5C0000">
     <w:name w:val="ColorFACCCCBg5C0000"/>
+    <w:semiHidden/>
     <w:rPr>
       <w:color w:val="FACCCC"/>
       <w:shd w:val="clear" w:color="auto" w:fill="5C0000"/>
@@ -3530,6 +3839,7 @@
   </w:style>
   <w:style w:type="character" w:customStyle="1" w:styleId="ColorFACCCCBg663D00">
     <w:name w:val="ColorFACCCCBg663D00"/>
+    <w:semiHidden/>
     <w:rPr>
       <w:color w:val="FACCCC"/>
       <w:shd w:val="clear" w:color="auto" w:fill="663D00"/>
@@ -3537,6 +3847,7 @@
   </w:style>
   <w:style w:type="character" w:customStyle="1" w:styleId="ColorFACCCCBg666600">
     <w:name w:val="ColorFACCCCBg666600"/>
+    <w:semiHidden/>
     <w:rPr>
       <w:color w:val="FACCCC"/>
       <w:shd w:val="clear" w:color="auto" w:fill="666600"/>
@@ -3544,6 +3855,7 @@
   </w:style>
   <w:style w:type="character" w:customStyle="1" w:styleId="ColorFACCCCBg003700">
     <w:name w:val="ColorFACCCCBg003700"/>
+    <w:semiHidden/>
     <w:rPr>
       <w:color w:val="FACCCC"/>
       <w:shd w:val="clear" w:color="auto" w:fill="003700"/>
@@ -3551,6 +3863,7 @@
   </w:style>
   <w:style w:type="character" w:customStyle="1" w:styleId="ColorFACCCCBg002966">
     <w:name w:val="ColorFACCCCBg002966"/>
+    <w:semiHidden/>
     <w:rPr>
       <w:color w:val="FACCCC"/>
       <w:shd w:val="clear" w:color="auto" w:fill="002966"/>
@@ -3558,6 +3871,7 @@
   </w:style>
   <w:style w:type="character" w:customStyle="1" w:styleId="ColorFACCCCBg3D1466">
     <w:name w:val="ColorFACCCCBg3D1466"/>
+    <w:semiHidden/>
     <w:rPr>
       <w:color w:val="FACCCC"/>
       <w:shd w:val="clear" w:color="auto" w:fill="3D1466"/>
@@ -3565,12 +3879,14 @@
   </w:style>
   <w:style w:type="character" w:customStyle="1" w:styleId="ColorFFEBCC">
     <w:name w:val="ColorFFEBCC"/>
+    <w:semiHidden/>
     <w:rPr>
       <w:color w:val="FFEBCC"/>
     </w:rPr>
   </w:style>
   <w:style w:type="character" w:customStyle="1" w:styleId="ColorFFEBCCBgE60000">
     <w:name w:val="ColorFFEBCCBgE60000"/>
+    <w:semiHidden/>
     <w:rPr>
       <w:color w:val="FFEBCC"/>
       <w:shd w:val="clear" w:color="auto" w:fill="E60000"/>
@@ -3578,6 +3894,7 @@
   </w:style>
   <w:style w:type="character" w:customStyle="1" w:styleId="ColorFFEBCCBgFF9900">
     <w:name w:val="ColorFFEBCCBgFF9900"/>
+    <w:semiHidden/>
     <w:rPr>
       <w:color w:val="FFEBCC"/>
       <w:shd w:val="clear" w:color="auto" w:fill="FF9900"/>
@@ -3585,6 +3902,7 @@
   </w:style>
   <w:style w:type="character" w:customStyle="1" w:styleId="ColorFFEBCCBgFFFF00">
     <w:name w:val="ColorFFEBCCBgFFFF00"/>
+    <w:semiHidden/>
     <w:rPr>
       <w:color w:val="FFEBCC"/>
       <w:shd w:val="clear" w:color="auto" w:fill="FFFF00"/>
@@ -3592,6 +3910,7 @@
   </w:style>
   <w:style w:type="character" w:customStyle="1" w:styleId="ColorFFEBCCBg008A00">
     <w:name w:val="ColorFFEBCCBg008A00"/>
+    <w:semiHidden/>
     <w:rPr>
       <w:color w:val="FFEBCC"/>
       <w:shd w:val="clear" w:color="auto" w:fill="008A00"/>
@@ -3599,6 +3918,7 @@
   </w:style>
   <w:style w:type="character" w:customStyle="1" w:styleId="ColorFFEBCCBg0066CC">
     <w:name w:val="ColorFFEBCCBg0066CC"/>
+    <w:semiHidden/>
     <w:rPr>
       <w:color w:val="FFEBCC"/>
       <w:shd w:val="clear" w:color="auto" w:fill="0066CC"/>
@@ -3606,6 +3926,7 @@
   </w:style>
   <w:style w:type="character" w:customStyle="1" w:styleId="ColorFFEBCCBg9933FF">
     <w:name w:val="ColorFFEBCCBg9933FF"/>
+    <w:semiHidden/>
     <w:rPr>
       <w:color w:val="FFEBCC"/>
       <w:shd w:val="clear" w:color="auto" w:fill="9933FF"/>
@@ -3613,6 +3934,7 @@
   </w:style>
   <w:style w:type="character" w:customStyle="1" w:styleId="ColorFFEBCCBgFFFFFF">
     <w:name w:val="ColorFFEBCCBgFFFFFF"/>
+    <w:semiHidden/>
     <w:rPr>
       <w:color w:val="FFEBCC"/>
       <w:shd w:val="clear" w:color="auto" w:fill="FFFFFF"/>
@@ -3620,6 +3942,7 @@
   </w:style>
   <w:style w:type="character" w:customStyle="1" w:styleId="ColorFFEBCCBgFACCCC">
     <w:name w:val="ColorFFEBCCBgFACCCC"/>
+    <w:semiHidden/>
     <w:rPr>
       <w:color w:val="FFEBCC"/>
       <w:shd w:val="clear" w:color="auto" w:fill="FACCCC"/>
@@ -3627,6 +3950,7 @@
   </w:style>
   <w:style w:type="character" w:customStyle="1" w:styleId="ColorFFEBCCBgFFEBCC">
     <w:name w:val="ColorFFEBCCBgFFEBCC"/>
+    <w:semiHidden/>
     <w:rPr>
       <w:color w:val="FFEBCC"/>
       <w:shd w:val="clear" w:color="auto" w:fill="FFEBCC"/>
@@ -3634,6 +3958,7 @@
   </w:style>
   <w:style w:type="character" w:customStyle="1" w:styleId="ColorFFEBCCBgFFFFCC">
     <w:name w:val="ColorFFEBCCBgFFFFCC"/>
+    <w:semiHidden/>
     <w:rPr>
       <w:color w:val="FFEBCC"/>
       <w:shd w:val="clear" w:color="auto" w:fill="FFFFCC"/>
@@ -3641,6 +3966,7 @@
   </w:style>
   <w:style w:type="character" w:customStyle="1" w:styleId="ColorFFEBCCBgCCE8CC">
     <w:name w:val="ColorFFEBCCBgCCE8CC"/>
+    <w:semiHidden/>
     <w:rPr>
       <w:color w:val="FFEBCC"/>
       <w:shd w:val="clear" w:color="auto" w:fill="CCE8CC"/>
@@ -3648,6 +3974,7 @@
   </w:style>
   <w:style w:type="character" w:customStyle="1" w:styleId="ColorFFEBCCBgCCE0F5">
     <w:name w:val="ColorFFEBCCBgCCE0F5"/>
+    <w:semiHidden/>
     <w:rPr>
       <w:color w:val="FFEBCC"/>
       <w:shd w:val="clear" w:color="auto" w:fill="CCE0F5"/>
@@ -3655,6 +3982,7 @@
   </w:style>
   <w:style w:type="character" w:customStyle="1" w:styleId="ColorFFEBCCBgEBD6FF">
     <w:name w:val="ColorFFEBCCBgEBD6FF"/>
+    <w:semiHidden/>
     <w:rPr>
       <w:color w:val="FFEBCC"/>
       <w:shd w:val="clear" w:color="auto" w:fill="EBD6FF"/>
@@ -3662,6 +3990,7 @@
   </w:style>
   <w:style w:type="character" w:customStyle="1" w:styleId="ColorFFEBCCBgBBBBBB">
     <w:name w:val="ColorFFEBCCBgBBBBBB"/>
+    <w:semiHidden/>
     <w:rPr>
       <w:color w:val="FFEBCC"/>
       <w:shd w:val="clear" w:color="auto" w:fill="BBBBBB"/>
@@ -3669,6 +3998,7 @@
   </w:style>
   <w:style w:type="character" w:customStyle="1" w:styleId="ColorFFEBCCBgF06666">
     <w:name w:val="ColorFFEBCCBgF06666"/>
+    <w:semiHidden/>
     <w:rPr>
       <w:color w:val="FFEBCC"/>
       <w:shd w:val="clear" w:color="auto" w:fill="F06666"/>
@@ -3676,6 +4006,7 @@
   </w:style>
   <w:style w:type="character" w:customStyle="1" w:styleId="ColorFFEBCCBgFFC266">
     <w:name w:val="ColorFFEBCCBgFFC266"/>
+    <w:semiHidden/>
     <w:rPr>
       <w:color w:val="FFEBCC"/>
       <w:shd w:val="clear" w:color="auto" w:fill="FFC266"/>
@@ -3683,6 +4014,7 @@
   </w:style>
   <w:style w:type="character" w:customStyle="1" w:styleId="ColorFFEBCCBgFFFF66">
     <w:name w:val="ColorFFEBCCBgFFFF66"/>
+    <w:semiHidden/>
     <w:rPr>
       <w:color w:val="FFEBCC"/>
       <w:shd w:val="clear" w:color="auto" w:fill="FFFF66"/>
@@ -3690,6 +4022,7 @@
   </w:style>
   <w:style w:type="character" w:customStyle="1" w:styleId="ColorFFEBCCBg66B966">
     <w:name w:val="ColorFFEBCCBg66B966"/>
+    <w:semiHidden/>
     <w:rPr>
       <w:color w:val="FFEBCC"/>
       <w:shd w:val="clear" w:color="auto" w:fill="66B966"/>
@@ -3697,6 +4030,7 @@
   </w:style>
   <w:style w:type="character" w:customStyle="1" w:styleId="ColorFFEBCCBg66A3E0">
     <w:name w:val="ColorFFEBCCBg66A3E0"/>
+    <w:semiHidden/>
     <w:rPr>
       <w:color w:val="FFEBCC"/>
       <w:shd w:val="clear" w:color="auto" w:fill="66A3E0"/>
@@ -3704,6 +4038,7 @@
   </w:style>
   <w:style w:type="character" w:customStyle="1" w:styleId="ColorFFEBCCBgC285FF">
     <w:name w:val="ColorFFEBCCBgC285FF"/>
+    <w:semiHidden/>
     <w:rPr>
       <w:color w:val="FFEBCC"/>
       <w:shd w:val="clear" w:color="auto" w:fill="C285FF"/>
@@ -3711,6 +4046,7 @@
   </w:style>
   <w:style w:type="character" w:customStyle="1" w:styleId="ColorFFEBCCBg888888">
     <w:name w:val="ColorFFEBCCBg888888"/>
+    <w:semiHidden/>
     <w:rPr>
       <w:color w:val="FFEBCC"/>
       <w:shd w:val="clear" w:color="auto" w:fill="888888"/>
@@ -3718,6 +4054,7 @@
   </w:style>
   <w:style w:type="character" w:customStyle="1" w:styleId="ColorFFEBCCBgA10000">
     <w:name w:val="ColorFFEBCCBgA10000"/>
+    <w:semiHidden/>
     <w:rPr>
       <w:color w:val="FFEBCC"/>
       <w:shd w:val="clear" w:color="auto" w:fill="A10000"/>
@@ -3725,6 +4062,7 @@
   </w:style>
   <w:style w:type="character" w:customStyle="1" w:styleId="ColorFFEBCCBgB26B00">
     <w:name w:val="ColorFFEBCCBgB26B00"/>
+    <w:semiHidden/>
     <w:rPr>
       <w:color w:val="FFEBCC"/>
       <w:shd w:val="clear" w:color="auto" w:fill="B26B00"/>
@@ -3732,6 +4070,7 @@
   </w:style>
   <w:style w:type="character" w:customStyle="1" w:styleId="ColorFFEBCCBgB2B200">
     <w:name w:val="ColorFFEBCCBgB2B200"/>
+    <w:semiHidden/>
     <w:rPr>
       <w:color w:val="FFEBCC"/>
       <w:shd w:val="clear" w:color="auto" w:fill="B2B200"/>
@@ -3739,6 +4078,7 @@
   </w:style>
   <w:style w:type="character" w:customStyle="1" w:styleId="ColorFFEBCCBg006100">
     <w:name w:val="ColorFFEBCCBg006100"/>
+    <w:semiHidden/>
     <w:rPr>
       <w:color w:val="FFEBCC"/>
       <w:shd w:val="clear" w:color="auto" w:fill="006100"/>
@@ -3746,6 +4086,7 @@
   </w:style>
   <w:style w:type="character" w:customStyle="1" w:styleId="ColorFFEBCCBg0047B2">
     <w:name w:val="ColorFFEBCCBg0047B2"/>
+    <w:semiHidden/>
     <w:rPr>
       <w:color w:val="FFEBCC"/>
       <w:shd w:val="clear" w:color="auto" w:fill="0047B2"/>
@@ -3753,6 +4094,7 @@
   </w:style>
   <w:style w:type="character" w:customStyle="1" w:styleId="ColorFFEBCCBg6B24B2">
     <w:name w:val="ColorFFEBCCBg6B24B2"/>
+    <w:semiHidden/>
     <w:rPr>
       <w:color w:val="FFEBCC"/>
       <w:shd w:val="clear" w:color="auto" w:fill="6B24B2"/>
@@ -3760,6 +4102,7 @@
   </w:style>
   <w:style w:type="character" w:customStyle="1" w:styleId="ColorFFEBCCBg444444">
     <w:name w:val="ColorFFEBCCBg444444"/>
+    <w:semiHidden/>
     <w:rPr>
       <w:color w:val="FFEBCC"/>
       <w:shd w:val="clear" w:color="auto" w:fill="444444"/>
@@ -3767,6 +4110,7 @@
   </w:style>
   <w:style w:type="character" w:customStyle="1" w:styleId="ColorFFEBCCBg5C0000">
     <w:name w:val="ColorFFEBCCBg5C0000"/>
+    <w:semiHidden/>
     <w:rPr>
       <w:color w:val="FFEBCC"/>
       <w:shd w:val="clear" w:color="auto" w:fill="5C0000"/>
@@ -3774,6 +4118,7 @@
   </w:style>
   <w:style w:type="character" w:customStyle="1" w:styleId="ColorFFEBCCBg663D00">
     <w:name w:val="ColorFFEBCCBg663D00"/>
+    <w:semiHidden/>
     <w:rPr>
       <w:color w:val="FFEBCC"/>
       <w:shd w:val="clear" w:color="auto" w:fill="663D00"/>
@@ -3781,6 +4126,7 @@
   </w:style>
   <w:style w:type="character" w:customStyle="1" w:styleId="ColorFFEBCCBg666600">
     <w:name w:val="ColorFFEBCCBg666600"/>
+    <w:semiHidden/>
     <w:rPr>
       <w:color w:val="FFEBCC"/>
       <w:shd w:val="clear" w:color="auto" w:fill="666600"/>
@@ -3788,6 +4134,7 @@
   </w:style>
   <w:style w:type="character" w:customStyle="1" w:styleId="ColorFFEBCCBg003700">
     <w:name w:val="ColorFFEBCCBg003700"/>
+    <w:semiHidden/>
     <w:rPr>
       <w:color w:val="FFEBCC"/>
       <w:shd w:val="clear" w:color="auto" w:fill="003700"/>
@@ -3795,6 +4142,7 @@
   </w:style>
   <w:style w:type="character" w:customStyle="1" w:styleId="ColorFFEBCCBg002966">
     <w:name w:val="ColorFFEBCCBg002966"/>
+    <w:semiHidden/>
     <w:rPr>
       <w:color w:val="FFEBCC"/>
       <w:shd w:val="clear" w:color="auto" w:fill="002966"/>
@@ -3802,6 +4150,7 @@
   </w:style>
   <w:style w:type="character" w:customStyle="1" w:styleId="ColorFFEBCCBg3D1466">
     <w:name w:val="ColorFFEBCCBg3D1466"/>
+    <w:semiHidden/>
     <w:rPr>
       <w:color w:val="FFEBCC"/>
       <w:shd w:val="clear" w:color="auto" w:fill="3D1466"/>
@@ -3809,12 +4158,14 @@
   </w:style>
   <w:style w:type="character" w:customStyle="1" w:styleId="ColorFFFFCC">
     <w:name w:val="ColorFFFFCC"/>
+    <w:semiHidden/>
     <w:rPr>
       <w:color w:val="FFFFCC"/>
     </w:rPr>
   </w:style>
   <w:style w:type="character" w:customStyle="1" w:styleId="ColorFFFFCCBgE60000">
     <w:name w:val="ColorFFFFCCBgE60000"/>
+    <w:semiHidden/>
     <w:rPr>
       <w:color w:val="FFFFCC"/>
       <w:shd w:val="clear" w:color="auto" w:fill="E60000"/>
@@ -3822,6 +4173,7 @@
   </w:style>
   <w:style w:type="character" w:customStyle="1" w:styleId="ColorFFFFCCBgFF9900">
     <w:name w:val="ColorFFFFCCBgFF9900"/>
+    <w:semiHidden/>
     <w:rPr>
       <w:color w:val="FFFFCC"/>
       <w:shd w:val="clear" w:color="auto" w:fill="FF9900"/>
@@ -3829,6 +4181,7 @@
   </w:style>
   <w:style w:type="character" w:customStyle="1" w:styleId="ColorFFFFCCBgFFFF00">
     <w:name w:val="ColorFFFFCCBgFFFF00"/>
+    <w:semiHidden/>
     <w:rPr>
       <w:color w:val="FFFFCC"/>
       <w:shd w:val="clear" w:color="auto" w:fill="FFFF00"/>
@@ -3836,6 +4189,7 @@
   </w:style>
   <w:style w:type="character" w:customStyle="1" w:styleId="ColorFFFFCCBg008A00">
     <w:name w:val="ColorFFFFCCBg008A00"/>
+    <w:semiHidden/>
     <w:rPr>
       <w:color w:val="FFFFCC"/>
       <w:shd w:val="clear" w:color="auto" w:fill="008A00"/>
@@ -3843,6 +4197,7 @@
   </w:style>
   <w:style w:type="character" w:customStyle="1" w:styleId="ColorFFFFCCBg0066CC">
     <w:name w:val="ColorFFFFCCBg0066CC"/>
+    <w:semiHidden/>
     <w:rPr>
       <w:color w:val="FFFFCC"/>
       <w:shd w:val="clear" w:color="auto" w:fill="0066CC"/>
@@ -3850,6 +4205,7 @@
   </w:style>
   <w:style w:type="character" w:customStyle="1" w:styleId="ColorFFFFCCBg9933FF">
     <w:name w:val="ColorFFFFCCBg9933FF"/>
+    <w:semiHidden/>
     <w:rPr>
       <w:color w:val="FFFFCC"/>
       <w:shd w:val="clear" w:color="auto" w:fill="9933FF"/>
@@ -3857,6 +4213,7 @@
   </w:style>
   <w:style w:type="character" w:customStyle="1" w:styleId="ColorFFFFCCBgFFFFFF">
     <w:name w:val="ColorFFFFCCBgFFFFFF"/>
+    <w:semiHidden/>
     <w:rPr>
       <w:color w:val="FFFFCC"/>
       <w:shd w:val="clear" w:color="auto" w:fill="FFFFFF"/>
@@ -3864,6 +4221,7 @@
   </w:style>
   <w:style w:type="character" w:customStyle="1" w:styleId="ColorFFFFCCBgFACCCC">
     <w:name w:val="ColorFFFFCCBgFACCCC"/>
+    <w:semiHidden/>
     <w:rPr>
       <w:color w:val="FFFFCC"/>
       <w:shd w:val="clear" w:color="auto" w:fill="FACCCC"/>
@@ -3871,6 +4229,7 @@
   </w:style>
   <w:style w:type="character" w:customStyle="1" w:styleId="ColorFFFFCCBgFFEBCC">
     <w:name w:val="ColorFFFFCCBgFFEBCC"/>
+    <w:semiHidden/>
     <w:rPr>
       <w:color w:val="FFFFCC"/>
       <w:shd w:val="clear" w:color="auto" w:fill="FFEBCC"/>
@@ -3878,6 +4237,7 @@
   </w:style>
   <w:style w:type="character" w:customStyle="1" w:styleId="ColorFFFFCCBgFFFFCC">
     <w:name w:val="ColorFFFFCCBgFFFFCC"/>
+    <w:semiHidden/>
     <w:rPr>
       <w:color w:val="FFFFCC"/>
       <w:shd w:val="clear" w:color="auto" w:fill="FFFFCC"/>
@@ -3885,6 +4245,7 @@
   </w:style>
   <w:style w:type="character" w:customStyle="1" w:styleId="ColorFFFFCCBgCCE8CC">
     <w:name w:val="ColorFFFFCCBgCCE8CC"/>
+    <w:semiHidden/>
     <w:rPr>
       <w:color w:val="FFFFCC"/>
       <w:shd w:val="clear" w:color="auto" w:fill="CCE8CC"/>
@@ -3892,6 +4253,7 @@
   </w:style>
   <w:style w:type="character" w:customStyle="1" w:styleId="ColorFFFFCCBgCCE0F5">
     <w:name w:val="ColorFFFFCCBgCCE0F5"/>
+    <w:semiHidden/>
     <w:rPr>
       <w:color w:val="FFFFCC"/>
       <w:shd w:val="clear" w:color="auto" w:fill="CCE0F5"/>
@@ -3899,6 +4261,7 @@
   </w:style>
   <w:style w:type="character" w:customStyle="1" w:styleId="ColorFFFFCCBgEBD6FF">
     <w:name w:val="ColorFFFFCCBgEBD6FF"/>
+    <w:semiHidden/>
     <w:rPr>
       <w:color w:val="FFFFCC"/>
       <w:shd w:val="clear" w:color="auto" w:fill="EBD6FF"/>
@@ -3906,6 +4269,7 @@
   </w:style>
   <w:style w:type="character" w:customStyle="1" w:styleId="ColorFFFFCCBgBBBBBB">
     <w:name w:val="ColorFFFFCCBgBBBBBB"/>
+    <w:semiHidden/>
     <w:rPr>
       <w:color w:val="FFFFCC"/>
       <w:shd w:val="clear" w:color="auto" w:fill="BBBBBB"/>
@@ -3913,6 +4277,7 @@
   </w:style>
   <w:style w:type="character" w:customStyle="1" w:styleId="ColorFFFFCCBgF06666">
     <w:name w:val="ColorFFFFCCBgF06666"/>
+    <w:semiHidden/>
     <w:rPr>
       <w:color w:val="FFFFCC"/>
       <w:shd w:val="clear" w:color="auto" w:fill="F06666"/>
@@ -3920,6 +4285,7 @@
   </w:style>
   <w:style w:type="character" w:customStyle="1" w:styleId="ColorFFFFCCBgFFC266">
     <w:name w:val="ColorFFFFCCBgFFC266"/>
+    <w:semiHidden/>
     <w:rPr>
       <w:color w:val="FFFFCC"/>
       <w:shd w:val="clear" w:color="auto" w:fill="FFC266"/>
@@ -3927,6 +4293,7 @@
   </w:style>
   <w:style w:type="character" w:customStyle="1" w:styleId="ColorFFFFCCBgFFFF66">
     <w:name w:val="ColorFFFFCCBgFFFF66"/>
+    <w:semiHidden/>
     <w:rPr>
       <w:color w:val="FFFFCC"/>
       <w:shd w:val="clear" w:color="auto" w:fill="FFFF66"/>
@@ -3934,6 +4301,7 @@
   </w:style>
   <w:style w:type="character" w:customStyle="1" w:styleId="ColorFFFFCCBg66B966">
     <w:name w:val="ColorFFFFCCBg66B966"/>
+    <w:semiHidden/>
     <w:rPr>
       <w:color w:val="FFFFCC"/>
       <w:shd w:val="clear" w:color="auto" w:fill="66B966"/>
@@ -3941,6 +4309,7 @@
   </w:style>
   <w:style w:type="character" w:customStyle="1" w:styleId="ColorFFFFCCBg66A3E0">
     <w:name w:val="ColorFFFFCCBg66A3E0"/>
+    <w:semiHidden/>
     <w:rPr>
       <w:color w:val="FFFFCC"/>
       <w:shd w:val="clear" w:color="auto" w:fill="66A3E0"/>
@@ -3948,6 +4317,7 @@
   </w:style>
   <w:style w:type="character" w:customStyle="1" w:styleId="ColorFFFFCCBgC285FF">
     <w:name w:val="ColorFFFFCCBgC285FF"/>
+    <w:semiHidden/>
     <w:rPr>
       <w:color w:val="FFFFCC"/>
       <w:shd w:val="clear" w:color="auto" w:fill="C285FF"/>
@@ -3955,6 +4325,7 @@
   </w:style>
   <w:style w:type="character" w:customStyle="1" w:styleId="ColorFFFFCCBg888888">
     <w:name w:val="ColorFFFFCCBg888888"/>
+    <w:semiHidden/>
     <w:rPr>
       <w:color w:val="FFFFCC"/>
       <w:shd w:val="clear" w:color="auto" w:fill="888888"/>
@@ -3962,6 +4333,7 @@
   </w:style>
   <w:style w:type="character" w:customStyle="1" w:styleId="ColorFFFFCCBgA10000">
     <w:name w:val="ColorFFFFCCBgA10000"/>
+    <w:semiHidden/>
     <w:rPr>
       <w:color w:val="FFFFCC"/>
       <w:shd w:val="clear" w:color="auto" w:fill="A10000"/>
@@ -3969,6 +4341,7 @@
   </w:style>
   <w:style w:type="character" w:customStyle="1" w:styleId="ColorFFFFCCBgB26B00">
     <w:name w:val="ColorFFFFCCBgB26B00"/>
+    <w:semiHidden/>
     <w:rPr>
       <w:color w:val="FFFFCC"/>
       <w:shd w:val="clear" w:color="auto" w:fill="B26B00"/>
@@ -3976,6 +4349,7 @@
   </w:style>
   <w:style w:type="character" w:customStyle="1" w:styleId="ColorFFFFCCBgB2B200">
     <w:name w:val="ColorFFFFCCBgB2B200"/>
+    <w:semiHidden/>
     <w:rPr>
       <w:color w:val="FFFFCC"/>
       <w:shd w:val="clear" w:color="auto" w:fill="B2B200"/>
@@ -3983,6 +4357,7 @@
   </w:style>
   <w:style w:type="character" w:customStyle="1" w:styleId="ColorFFFFCCBg006100">
     <w:name w:val="ColorFFFFCCBg006100"/>
+    <w:semiHidden/>
     <w:rPr>
       <w:color w:val="FFFFCC"/>
       <w:shd w:val="clear" w:color="auto" w:fill="006100"/>
@@ -3990,6 +4365,7 @@
   </w:style>
   <w:style w:type="character" w:customStyle="1" w:styleId="ColorFFFFCCBg0047B2">
     <w:name w:val="ColorFFFFCCBg0047B2"/>
+    <w:semiHidden/>
     <w:rPr>
       <w:color w:val="FFFFCC"/>
       <w:shd w:val="clear" w:color="auto" w:fill="0047B2"/>
@@ -3997,6 +4373,7 @@
   </w:style>
   <w:style w:type="character" w:customStyle="1" w:styleId="ColorFFFFCCBg6B24B2">
     <w:name w:val="ColorFFFFCCBg6B24B2"/>
+    <w:semiHidden/>
     <w:rPr>
       <w:color w:val="FFFFCC"/>
       <w:shd w:val="clear" w:color="auto" w:fill="6B24B2"/>
@@ -4004,6 +4381,7 @@
   </w:style>
   <w:style w:type="character" w:customStyle="1" w:styleId="ColorFFFFCCBg444444">
     <w:name w:val="ColorFFFFCCBg444444"/>
+    <w:semiHidden/>
     <w:rPr>
       <w:color w:val="FFFFCC"/>
       <w:shd w:val="clear" w:color="auto" w:fill="444444"/>
@@ -4011,6 +4389,7 @@
   </w:style>
   <w:style w:type="character" w:customStyle="1" w:styleId="ColorFFFFCCBg5C0000">
     <w:name w:val="ColorFFFFCCBg5C0000"/>
+    <w:semiHidden/>
     <w:rPr>
       <w:color w:val="FFFFCC"/>
       <w:shd w:val="clear" w:color="auto" w:fill="5C0000"/>
@@ -4018,6 +4397,7 @@
   </w:style>
   <w:style w:type="character" w:customStyle="1" w:styleId="ColorFFFFCCBg663D00">
     <w:name w:val="ColorFFFFCCBg663D00"/>
+    <w:semiHidden/>
     <w:rPr>
       <w:color w:val="FFFFCC"/>
       <w:shd w:val="clear" w:color="auto" w:fill="663D00"/>
@@ -4025,6 +4405,7 @@
   </w:style>
   <w:style w:type="character" w:customStyle="1" w:styleId="ColorFFFFCCBg666600">
     <w:name w:val="ColorFFFFCCBg666600"/>
+    <w:semiHidden/>
     <w:rPr>
       <w:color w:val="FFFFCC"/>
       <w:shd w:val="clear" w:color="auto" w:fill="666600"/>
@@ -4032,6 +4413,7 @@
   </w:style>
   <w:style w:type="character" w:customStyle="1" w:styleId="ColorFFFFCCBg003700">
     <w:name w:val="ColorFFFFCCBg003700"/>
+    <w:semiHidden/>
     <w:rPr>
       <w:color w:val="FFFFCC"/>
       <w:shd w:val="clear" w:color="auto" w:fill="003700"/>
@@ -4039,6 +4421,7 @@
   </w:style>
   <w:style w:type="character" w:customStyle="1" w:styleId="ColorFFFFCCBg002966">
     <w:name w:val="ColorFFFFCCBg002966"/>
+    <w:semiHidden/>
     <w:rPr>
       <w:color w:val="FFFFCC"/>
       <w:shd w:val="clear" w:color="auto" w:fill="002966"/>
@@ -4046,6 +4429,7 @@
   </w:style>
   <w:style w:type="character" w:customStyle="1" w:styleId="ColorFFFFCCBg3D1466">
     <w:name w:val="ColorFFFFCCBg3D1466"/>
+    <w:semiHidden/>
     <w:rPr>
       <w:color w:val="FFFFCC"/>
       <w:shd w:val="clear" w:color="auto" w:fill="3D1466"/>
@@ -4053,12 +4437,14 @@
   </w:style>
   <w:style w:type="character" w:customStyle="1" w:styleId="ColorCCE8CC">
     <w:name w:val="ColorCCE8CC"/>
+    <w:semiHidden/>
     <w:rPr>
       <w:color w:val="CCE8CC"/>
     </w:rPr>
   </w:style>
   <w:style w:type="character" w:customStyle="1" w:styleId="ColorCCE8CCBgE60000">
     <w:name w:val="ColorCCE8CCBgE60000"/>
+    <w:semiHidden/>
     <w:rPr>
       <w:color w:val="CCE8CC"/>
       <w:shd w:val="clear" w:color="auto" w:fill="E60000"/>
@@ -4066,6 +4452,7 @@
   </w:style>
   <w:style w:type="character" w:customStyle="1" w:styleId="ColorCCE8CCBgFF9900">
     <w:name w:val="ColorCCE8CCBgFF9900"/>
+    <w:semiHidden/>
     <w:rPr>
       <w:color w:val="CCE8CC"/>
       <w:shd w:val="clear" w:color="auto" w:fill="FF9900"/>
@@ -4073,6 +4460,7 @@
   </w:style>
   <w:style w:type="character" w:customStyle="1" w:styleId="ColorCCE8CCBgFFFF00">
     <w:name w:val="ColorCCE8CCBgFFFF00"/>
+    <w:semiHidden/>
     <w:rPr>
       <w:color w:val="CCE8CC"/>
       <w:shd w:val="clear" w:color="auto" w:fill="FFFF00"/>
@@ -4080,6 +4468,7 @@
   </w:style>
   <w:style w:type="character" w:customStyle="1" w:styleId="ColorCCE8CCBg008A00">
     <w:name w:val="ColorCCE8CCBg008A00"/>
+    <w:semiHidden/>
     <w:rPr>
       <w:color w:val="CCE8CC"/>
       <w:shd w:val="clear" w:color="auto" w:fill="008A00"/>
@@ -4087,6 +4476,7 @@
   </w:style>
   <w:style w:type="character" w:customStyle="1" w:styleId="ColorCCE8CCBg0066CC">
     <w:name w:val="ColorCCE8CCBg0066CC"/>
+    <w:semiHidden/>
     <w:rPr>
       <w:color w:val="CCE8CC"/>
       <w:shd w:val="clear" w:color="auto" w:fill="0066CC"/>
@@ -4094,6 +4484,7 @@
   </w:style>
   <w:style w:type="character" w:customStyle="1" w:styleId="ColorCCE8CCBg9933FF">
     <w:name w:val="ColorCCE8CCBg9933FF"/>
+    <w:semiHidden/>
     <w:rPr>
       <w:color w:val="CCE8CC"/>
       <w:shd w:val="clear" w:color="auto" w:fill="9933FF"/>
@@ -4101,6 +4492,7 @@
   </w:style>
   <w:style w:type="character" w:customStyle="1" w:styleId="ColorCCE8CCBgFFFFFF">
     <w:name w:val="ColorCCE8CCBgFFFFFF"/>
+    <w:semiHidden/>
     <w:rPr>
       <w:color w:val="CCE8CC"/>
       <w:shd w:val="clear" w:color="auto" w:fill="FFFFFF"/>
@@ -4108,6 +4500,7 @@
   </w:style>
   <w:style w:type="character" w:customStyle="1" w:styleId="ColorCCE8CCBgFACCCC">
     <w:name w:val="ColorCCE8CCBgFACCCC"/>
+    <w:semiHidden/>
     <w:rPr>
       <w:color w:val="CCE8CC"/>
       <w:shd w:val="clear" w:color="auto" w:fill="FACCCC"/>
@@ -4115,6 +4508,7 @@
   </w:style>
   <w:style w:type="character" w:customStyle="1" w:styleId="ColorCCE8CCBgFFEBCC">
     <w:name w:val="ColorCCE8CCBgFFEBCC"/>
+    <w:semiHidden/>
     <w:rPr>
       <w:color w:val="CCE8CC"/>
       <w:shd w:val="clear" w:color="auto" w:fill="FFEBCC"/>
@@ -4122,6 +4516,7 @@
   </w:style>
   <w:style w:type="character" w:customStyle="1" w:styleId="ColorCCE8CCBgFFFFCC">
     <w:name w:val="ColorCCE8CCBgFFFFCC"/>
+    <w:semiHidden/>
     <w:rPr>
       <w:color w:val="CCE8CC"/>
       <w:shd w:val="clear" w:color="auto" w:fill="FFFFCC"/>
@@ -4129,6 +4524,7 @@
   </w:style>
   <w:style w:type="character" w:customStyle="1" w:styleId="ColorCCE8CCBgCCE8CC">
     <w:name w:val="ColorCCE8CCBgCCE8CC"/>
+    <w:semiHidden/>
     <w:rPr>
       <w:color w:val="CCE8CC"/>
       <w:shd w:val="clear" w:color="auto" w:fill="CCE8CC"/>
@@ -4136,6 +4532,7 @@
   </w:style>
   <w:style w:type="character" w:customStyle="1" w:styleId="ColorCCE8CCBgCCE0F5">
     <w:name w:val="ColorCCE8CCBgCCE0F5"/>
+    <w:semiHidden/>
     <w:rPr>
       <w:color w:val="CCE8CC"/>
       <w:shd w:val="clear" w:color="auto" w:fill="CCE0F5"/>
@@ -4143,6 +4540,7 @@
   </w:style>
   <w:style w:type="character" w:customStyle="1" w:styleId="ColorCCE8CCBgEBD6FF">
     <w:name w:val="ColorCCE8CCBgEBD6FF"/>
+    <w:semiHidden/>
     <w:rPr>
       <w:color w:val="CCE8CC"/>
       <w:shd w:val="clear" w:color="auto" w:fill="EBD6FF"/>
@@ -4150,6 +4548,7 @@
   </w:style>
   <w:style w:type="character" w:customStyle="1" w:styleId="ColorCCE8CCBgBBBBBB">
     <w:name w:val="ColorCCE8CCBgBBBBBB"/>
+    <w:semiHidden/>
     <w:rPr>
       <w:color w:val="CCE8CC"/>
       <w:shd w:val="clear" w:color="auto" w:fill="BBBBBB"/>
@@ -4157,6 +4556,7 @@
   </w:style>
   <w:style w:type="character" w:customStyle="1" w:styleId="ColorCCE8CCBgF06666">
     <w:name w:val="ColorCCE8CCBgF06666"/>
+    <w:semiHidden/>
     <w:rPr>
       <w:color w:val="CCE8CC"/>
       <w:shd w:val="clear" w:color="auto" w:fill="F06666"/>
@@ -4164,6 +4564,7 @@
   </w:style>
   <w:style w:type="character" w:customStyle="1" w:styleId="ColorCCE8CCBgFFC266">
     <w:name w:val="ColorCCE8CCBgFFC266"/>
+    <w:semiHidden/>
     <w:rPr>
       <w:color w:val="CCE8CC"/>
       <w:shd w:val="clear" w:color="auto" w:fill="FFC266"/>
@@ -4171,6 +4572,7 @@
   </w:style>
   <w:style w:type="character" w:customStyle="1" w:styleId="ColorCCE8CCBgFFFF66">
     <w:name w:val="ColorCCE8CCBgFFFF66"/>
+    <w:semiHidden/>
     <w:rPr>
       <w:color w:val="CCE8CC"/>
       <w:shd w:val="clear" w:color="auto" w:fill="FFFF66"/>
@@ -4178,6 +4580,7 @@
   </w:style>
   <w:style w:type="character" w:customStyle="1" w:styleId="ColorCCE8CCBg66B966">
     <w:name w:val="ColorCCE8CCBg66B966"/>
+    <w:semiHidden/>
     <w:rPr>
       <w:color w:val="CCE8CC"/>
       <w:shd w:val="clear" w:color="auto" w:fill="66B966"/>
@@ -4185,6 +4588,7 @@
   </w:style>
   <w:style w:type="character" w:customStyle="1" w:styleId="ColorCCE8CCBg66A3E0">
     <w:name w:val="ColorCCE8CCBg66A3E0"/>
+    <w:semiHidden/>
     <w:rPr>
       <w:color w:val="CCE8CC"/>
       <w:shd w:val="clear" w:color="auto" w:fill="66A3E0"/>
@@ -4192,6 +4596,7 @@
   </w:style>
   <w:style w:type="character" w:customStyle="1" w:styleId="ColorCCE8CCBgC285FF">
     <w:name w:val="ColorCCE8CCBgC285FF"/>
+    <w:semiHidden/>
     <w:rPr>
       <w:color w:val="CCE8CC"/>
       <w:shd w:val="clear" w:color="auto" w:fill="C285FF"/>
@@ -4199,6 +4604,7 @@
   </w:style>
   <w:style w:type="character" w:customStyle="1" w:styleId="ColorCCE8CCBg888888">
     <w:name w:val="ColorCCE8CCBg888888"/>
+    <w:semiHidden/>
     <w:rPr>
       <w:color w:val="CCE8CC"/>
       <w:shd w:val="clear" w:color="auto" w:fill="888888"/>
@@ -4206,6 +4612,7 @@
   </w:style>
   <w:style w:type="character" w:customStyle="1" w:styleId="ColorCCE8CCBgA10000">
     <w:name w:val="ColorCCE8CCBgA10000"/>
+    <w:semiHidden/>
     <w:rPr>
       <w:color w:val="CCE8CC"/>
       <w:shd w:val="clear" w:color="auto" w:fill="A10000"/>
@@ -4213,6 +4620,7 @@
   </w:style>
   <w:style w:type="character" w:customStyle="1" w:styleId="ColorCCE8CCBgB26B00">
     <w:name w:val="ColorCCE8CCBgB26B00"/>
+    <w:semiHidden/>
     <w:rPr>
       <w:color w:val="CCE8CC"/>
       <w:shd w:val="clear" w:color="auto" w:fill="B26B00"/>
@@ -4220,6 +4628,7 @@
   </w:style>
   <w:style w:type="character" w:customStyle="1" w:styleId="ColorCCE8CCBgB2B200">
     <w:name w:val="ColorCCE8CCBgB2B200"/>
+    <w:semiHidden/>
     <w:rPr>
       <w:color w:val="CCE8CC"/>
       <w:shd w:val="clear" w:color="auto" w:fill="B2B200"/>
@@ -4227,6 +4636,7 @@
   </w:style>
   <w:style w:type="character" w:customStyle="1" w:styleId="ColorCCE8CCBg006100">
     <w:name w:val="ColorCCE8CCBg006100"/>
+    <w:semiHidden/>
     <w:rPr>
       <w:color w:val="CCE8CC"/>
       <w:shd w:val="clear" w:color="auto" w:fill="006100"/>
@@ -4234,6 +4644,7 @@
   </w:style>
   <w:style w:type="character" w:customStyle="1" w:styleId="ColorCCE8CCBg0047B2">
     <w:name w:val="ColorCCE8CCBg0047B2"/>
+    <w:semiHidden/>
     <w:rPr>
       <w:color w:val="CCE8CC"/>
       <w:shd w:val="clear" w:color="auto" w:fill="0047B2"/>
@@ -4241,6 +4652,7 @@
   </w:style>
   <w:style w:type="character" w:customStyle="1" w:styleId="ColorCCE8CCBg6B24B2">
     <w:name w:val="ColorCCE8CCBg6B24B2"/>
+    <w:semiHidden/>
     <w:rPr>
       <w:color w:val="CCE8CC"/>
       <w:shd w:val="clear" w:color="auto" w:fill="6B24B2"/>
@@ -4248,6 +4660,7 @@
   </w:style>
   <w:style w:type="character" w:customStyle="1" w:styleId="ColorCCE8CCBg444444">
     <w:name w:val="ColorCCE8CCBg444444"/>
+    <w:semiHidden/>
     <w:rPr>
       <w:color w:val="CCE8CC"/>
       <w:shd w:val="clear" w:color="auto" w:fill="444444"/>
@@ -4255,6 +4668,7 @@
   </w:style>
   <w:style w:type="character" w:customStyle="1" w:styleId="ColorCCE8CCBg5C0000">
     <w:name w:val="ColorCCE8CCBg5C0000"/>
+    <w:semiHidden/>
     <w:rPr>
       <w:color w:val="CCE8CC"/>
       <w:shd w:val="clear" w:color="auto" w:fill="5C0000"/>
@@ -4262,6 +4676,7 @@
   </w:style>
   <w:style w:type="character" w:customStyle="1" w:styleId="ColorCCE8CCBg663D00">
     <w:name w:val="ColorCCE8CCBg663D00"/>
+    <w:semiHidden/>
     <w:rPr>
       <w:color w:val="CCE8CC"/>
       <w:shd w:val="clear" w:color="auto" w:fill="663D00"/>
@@ -4269,6 +4684,7 @@
   </w:style>
   <w:style w:type="character" w:customStyle="1" w:styleId="ColorCCE8CCBg666600">
     <w:name w:val="ColorCCE8CCBg666600"/>
+    <w:semiHidden/>
     <w:rPr>
       <w:color w:val="CCE8CC"/>
       <w:shd w:val="clear" w:color="auto" w:fill="666600"/>
@@ -4276,6 +4692,7 @@
   </w:style>
   <w:style w:type="character" w:customStyle="1" w:styleId="ColorCCE8CCBg003700">
     <w:name w:val="ColorCCE8CCBg003700"/>
+    <w:semiHidden/>
     <w:rPr>
       <w:color w:val="CCE8CC"/>
       <w:shd w:val="clear" w:color="auto" w:fill="003700"/>
@@ -4283,6 +4700,7 @@
   </w:style>
   <w:style w:type="character" w:customStyle="1" w:styleId="ColorCCE8CCBg002966">
     <w:name w:val="ColorCCE8CCBg002966"/>
+    <w:semiHidden/>
     <w:rPr>
       <w:color w:val="CCE8CC"/>
       <w:shd w:val="clear" w:color="auto" w:fill="002966"/>
@@ -4290,6 +4708,7 @@
   </w:style>
   <w:style w:type="character" w:customStyle="1" w:styleId="ColorCCE8CCBg3D1466">
     <w:name w:val="ColorCCE8CCBg3D1466"/>
+    <w:semiHidden/>
     <w:rPr>
       <w:color w:val="CCE8CC"/>
       <w:shd w:val="clear" w:color="auto" w:fill="3D1466"/>
@@ -4297,12 +4716,14 @@
   </w:style>
   <w:style w:type="character" w:customStyle="1" w:styleId="ColorCCE0F5">
     <w:name w:val="ColorCCE0F5"/>
+    <w:semiHidden/>
     <w:rPr>
       <w:color w:val="CCE0F5"/>
     </w:rPr>
   </w:style>
   <w:style w:type="character" w:customStyle="1" w:styleId="ColorCCE0F5BgE60000">
     <w:name w:val="ColorCCE0F5BgE60000"/>
+    <w:semiHidden/>
     <w:rPr>
       <w:color w:val="CCE0F5"/>
       <w:shd w:val="clear" w:color="auto" w:fill="E60000"/>
@@ -4310,6 +4731,7 @@
   </w:style>
   <w:style w:type="character" w:customStyle="1" w:styleId="ColorCCE0F5BgFF9900">
     <w:name w:val="ColorCCE0F5BgFF9900"/>
+    <w:semiHidden/>
     <w:rPr>
       <w:color w:val="CCE0F5"/>
       <w:shd w:val="clear" w:color="auto" w:fill="FF9900"/>
@@ -4317,6 +4739,7 @@
   </w:style>
   <w:style w:type="character" w:customStyle="1" w:styleId="ColorCCE0F5BgFFFF00">
     <w:name w:val="ColorCCE0F5BgFFFF00"/>
+    <w:semiHidden/>
     <w:rPr>
       <w:color w:val="CCE0F5"/>
       <w:shd w:val="clear" w:color="auto" w:fill="FFFF00"/>
@@ -4324,6 +4747,7 @@
   </w:style>
   <w:style w:type="character" w:customStyle="1" w:styleId="ColorCCE0F5Bg008A00">
     <w:name w:val="ColorCCE0F5Bg008A00"/>
+    <w:semiHidden/>
     <w:rPr>
       <w:color w:val="CCE0F5"/>
       <w:shd w:val="clear" w:color="auto" w:fill="008A00"/>
@@ -4331,6 +4755,7 @@
   </w:style>
   <w:style w:type="character" w:customStyle="1" w:styleId="ColorCCE0F5Bg0066CC">
     <w:name w:val="ColorCCE0F5Bg0066CC"/>
+    <w:semiHidden/>
     <w:rPr>
       <w:color w:val="CCE0F5"/>
       <w:shd w:val="clear" w:color="auto" w:fill="0066CC"/>
@@ -4338,6 +4763,7 @@
   </w:style>
   <w:style w:type="character" w:customStyle="1" w:styleId="ColorCCE0F5Bg9933FF">
     <w:name w:val="ColorCCE0F5Bg9933FF"/>
+    <w:semiHidden/>
     <w:rPr>
       <w:color w:val="CCE0F5"/>
       <w:shd w:val="clear" w:color="auto" w:fill="9933FF"/>
@@ -4345,6 +4771,7 @@
   </w:style>
   <w:style w:type="character" w:customStyle="1" w:styleId="ColorCCE0F5BgFFFFFF">
     <w:name w:val="ColorCCE0F5BgFFFFFF"/>
+    <w:semiHidden/>
     <w:rPr>
       <w:color w:val="CCE0F5"/>
       <w:shd w:val="clear" w:color="auto" w:fill="FFFFFF"/>
@@ -4352,6 +4779,7 @@
   </w:style>
   <w:style w:type="character" w:customStyle="1" w:styleId="ColorCCE0F5BgFACCCC">
     <w:name w:val="ColorCCE0F5BgFACCCC"/>
+    <w:semiHidden/>
     <w:rPr>
       <w:color w:val="CCE0F5"/>
       <w:shd w:val="clear" w:color="auto" w:fill="FACCCC"/>
@@ -4359,6 +4787,7 @@
   </w:style>
   <w:style w:type="character" w:customStyle="1" w:styleId="ColorCCE0F5BgFFEBCC">
     <w:name w:val="ColorCCE0F5BgFFEBCC"/>
+    <w:semiHidden/>
     <w:rPr>
       <w:color w:val="CCE0F5"/>
       <w:shd w:val="clear" w:color="auto" w:fill="FFEBCC"/>
@@ -4366,6 +4795,7 @@
   </w:style>
   <w:style w:type="character" w:customStyle="1" w:styleId="ColorCCE0F5BgFFFFCC">
     <w:name w:val="ColorCCE0F5BgFFFFCC"/>
+    <w:semiHidden/>
     <w:rPr>
       <w:color w:val="CCE0F5"/>
       <w:shd w:val="clear" w:color="auto" w:fill="FFFFCC"/>
@@ -4373,6 +4803,7 @@
   </w:style>
   <w:style w:type="character" w:customStyle="1" w:styleId="ColorCCE0F5BgCCE8CC">
     <w:name w:val="ColorCCE0F5BgCCE8CC"/>
+    <w:semiHidden/>
     <w:rPr>
       <w:color w:val="CCE0F5"/>
       <w:shd w:val="clear" w:color="auto" w:fill="CCE8CC"/>
@@ -4380,6 +4811,7 @@
   </w:style>
   <w:style w:type="character" w:customStyle="1" w:styleId="ColorCCE0F5BgCCE0F5">
     <w:name w:val="ColorCCE0F5BgCCE0F5"/>
+    <w:semiHidden/>
     <w:rPr>
       <w:color w:val="CCE0F5"/>
       <w:shd w:val="clear" w:color="auto" w:fill="CCE0F5"/>
@@ -4387,6 +4819,7 @@
   </w:style>
   <w:style w:type="character" w:customStyle="1" w:styleId="ColorCCE0F5BgEBD6FF">
     <w:name w:val="ColorCCE0F5BgEBD6FF"/>
+    <w:semiHidden/>
     <w:rPr>
       <w:color w:val="CCE0F5"/>
       <w:shd w:val="clear" w:color="auto" w:fill="EBD6FF"/>
@@ -4394,6 +4827,7 @@
   </w:style>
   <w:style w:type="character" w:customStyle="1" w:styleId="ColorCCE0F5BgBBBBBB">
     <w:name w:val="ColorCCE0F5BgBBBBBB"/>
+    <w:semiHidden/>
     <w:rPr>
       <w:color w:val="CCE0F5"/>
       <w:shd w:val="clear" w:color="auto" w:fill="BBBBBB"/>
@@ -4401,6 +4835,7 @@
   </w:style>
   <w:style w:type="character" w:customStyle="1" w:styleId="ColorCCE0F5BgF06666">
     <w:name w:val="ColorCCE0F5BgF06666"/>
+    <w:semiHidden/>
     <w:rPr>
       <w:color w:val="CCE0F5"/>
       <w:shd w:val="clear" w:color="auto" w:fill="F06666"/>
@@ -4408,6 +4843,7 @@
   </w:style>
   <w:style w:type="character" w:customStyle="1" w:styleId="ColorCCE0F5BgFFC266">
     <w:name w:val="ColorCCE0F5BgFFC266"/>
+    <w:semiHidden/>
     <w:rPr>
       <w:color w:val="CCE0F5"/>
       <w:shd w:val="clear" w:color="auto" w:fill="FFC266"/>
@@ -4415,6 +4851,7 @@
   </w:style>
   <w:style w:type="character" w:customStyle="1" w:styleId="ColorCCE0F5BgFFFF66">
     <w:name w:val="ColorCCE0F5BgFFFF66"/>
+    <w:semiHidden/>
     <w:rPr>
       <w:color w:val="CCE0F5"/>
       <w:shd w:val="clear" w:color="auto" w:fill="FFFF66"/>
@@ -4422,6 +4859,7 @@
   </w:style>
   <w:style w:type="character" w:customStyle="1" w:styleId="ColorCCE0F5Bg66B966">
     <w:name w:val="ColorCCE0F5Bg66B966"/>
+    <w:semiHidden/>
     <w:rPr>
       <w:color w:val="CCE0F5"/>
       <w:shd w:val="clear" w:color="auto" w:fill="66B966"/>
@@ -4429,6 +4867,7 @@
   </w:style>
   <w:style w:type="character" w:customStyle="1" w:styleId="ColorCCE0F5Bg66A3E0">
     <w:name w:val="ColorCCE0F5Bg66A3E0"/>
+    <w:semiHidden/>
     <w:rPr>
       <w:color w:val="CCE0F5"/>
       <w:shd w:val="clear" w:color="auto" w:fill="66A3E0"/>
@@ -4436,6 +4875,7 @@
   </w:style>
   <w:style w:type="character" w:customStyle="1" w:styleId="ColorCCE0F5BgC285FF">
     <w:name w:val="ColorCCE0F5BgC285FF"/>
+    <w:semiHidden/>
     <w:rPr>
       <w:color w:val="CCE0F5"/>
       <w:shd w:val="clear" w:color="auto" w:fill="C285FF"/>
@@ -4443,6 +4883,7 @@
   </w:style>
   <w:style w:type="character" w:customStyle="1" w:styleId="ColorCCE0F5Bg888888">
     <w:name w:val="ColorCCE0F5Bg888888"/>
+    <w:semiHidden/>
     <w:rPr>
       <w:color w:val="CCE0F5"/>
       <w:shd w:val="clear" w:color="auto" w:fill="888888"/>
@@ -4450,6 +4891,7 @@
   </w:style>
   <w:style w:type="character" w:customStyle="1" w:styleId="ColorCCE0F5BgA10000">
     <w:name w:val="ColorCCE0F5BgA10000"/>
+    <w:semiHidden/>
     <w:rPr>
       <w:color w:val="CCE0F5"/>
       <w:shd w:val="clear" w:color="auto" w:fill="A10000"/>
@@ -4457,6 +4899,7 @@
   </w:style>
   <w:style w:type="character" w:customStyle="1" w:styleId="ColorCCE0F5BgB26B00">
     <w:name w:val="ColorCCE0F5BgB26B00"/>
+    <w:semiHidden/>
     <w:rPr>
       <w:color w:val="CCE0F5"/>
       <w:shd w:val="clear" w:color="auto" w:fill="B26B00"/>
@@ -4464,6 +4907,7 @@
   </w:style>
   <w:style w:type="character" w:customStyle="1" w:styleId="ColorCCE0F5BgB2B200">
     <w:name w:val="ColorCCE0F5BgB2B200"/>
+    <w:semiHidden/>
     <w:rPr>
       <w:color w:val="CCE0F5"/>
       <w:shd w:val="clear" w:color="auto" w:fill="B2B200"/>
@@ -4471,6 +4915,7 @@
   </w:style>
   <w:style w:type="character" w:customStyle="1" w:styleId="ColorCCE0F5Bg006100">
     <w:name w:val="ColorCCE0F5Bg006100"/>
+    <w:semiHidden/>
     <w:rPr>
       <w:color w:val="CCE0F5"/>
       <w:shd w:val="clear" w:color="auto" w:fill="006100"/>
@@ -4478,6 +4923,7 @@
   </w:style>
   <w:style w:type="character" w:customStyle="1" w:styleId="ColorCCE0F5Bg0047B2">
     <w:name w:val="ColorCCE0F5Bg0047B2"/>
+    <w:semiHidden/>
     <w:rPr>
       <w:color w:val="CCE0F5"/>
       <w:shd w:val="clear" w:color="auto" w:fill="0047B2"/>
@@ -4485,6 +4931,7 @@
   </w:style>
   <w:style w:type="character" w:customStyle="1" w:styleId="ColorCCE0F5Bg6B24B2">
     <w:name w:val="ColorCCE0F5Bg6B24B2"/>
+    <w:semiHidden/>
     <w:rPr>
       <w:color w:val="CCE0F5"/>
       <w:shd w:val="clear" w:color="auto" w:fill="6B24B2"/>
@@ -4492,6 +4939,7 @@
   </w:style>
   <w:style w:type="character" w:customStyle="1" w:styleId="ColorCCE0F5Bg444444">
     <w:name w:val="ColorCCE0F5Bg444444"/>
+    <w:semiHidden/>
     <w:rPr>
       <w:color w:val="CCE0F5"/>
       <w:shd w:val="clear" w:color="auto" w:fill="444444"/>
@@ -4499,6 +4947,7 @@
   </w:style>
   <w:style w:type="character" w:customStyle="1" w:styleId="ColorCCE0F5Bg5C0000">
     <w:name w:val="ColorCCE0F5Bg5C0000"/>
+    <w:semiHidden/>
     <w:rPr>
       <w:color w:val="CCE0F5"/>
       <w:shd w:val="clear" w:color="auto" w:fill="5C0000"/>
@@ -4506,6 +4955,7 @@
   </w:style>
   <w:style w:type="character" w:customStyle="1" w:styleId="ColorCCE0F5Bg663D00">
     <w:name w:val="ColorCCE0F5Bg663D00"/>
+    <w:semiHidden/>
     <w:rPr>
       <w:color w:val="CCE0F5"/>
       <w:shd w:val="clear" w:color="auto" w:fill="663D00"/>
@@ -4513,6 +4963,7 @@
   </w:style>
   <w:style w:type="character" w:customStyle="1" w:styleId="ColorCCE0F5Bg666600">
     <w:name w:val="ColorCCE0F5Bg666600"/>
+    <w:semiHidden/>
     <w:rPr>
       <w:color w:val="CCE0F5"/>
       <w:shd w:val="clear" w:color="auto" w:fill="666600"/>
@@ -4520,6 +4971,7 @@
   </w:style>
   <w:style w:type="character" w:customStyle="1" w:styleId="ColorCCE0F5Bg003700">
     <w:name w:val="ColorCCE0F5Bg003700"/>
+    <w:semiHidden/>
     <w:rPr>
       <w:color w:val="CCE0F5"/>
       <w:shd w:val="clear" w:color="auto" w:fill="003700"/>
@@ -4527,6 +4979,7 @@
   </w:style>
   <w:style w:type="character" w:customStyle="1" w:styleId="ColorCCE0F5Bg002966">
     <w:name w:val="ColorCCE0F5Bg002966"/>
+    <w:semiHidden/>
     <w:rPr>
       <w:color w:val="CCE0F5"/>
       <w:shd w:val="clear" w:color="auto" w:fill="002966"/>
@@ -4534,6 +4987,7 @@
   </w:style>
   <w:style w:type="character" w:customStyle="1" w:styleId="ColorCCE0F5Bg3D1466">
     <w:name w:val="ColorCCE0F5Bg3D1466"/>
+    <w:semiHidden/>
     <w:rPr>
       <w:color w:val="CCE0F5"/>
       <w:shd w:val="clear" w:color="auto" w:fill="3D1466"/>
@@ -4541,12 +4995,14 @@
   </w:style>
   <w:style w:type="character" w:customStyle="1" w:styleId="ColorEBD6FF">
     <w:name w:val="ColorEBD6FF"/>
+    <w:semiHidden/>
     <w:rPr>
       <w:color w:val="EBD6FF"/>
     </w:rPr>
   </w:style>
   <w:style w:type="character" w:customStyle="1" w:styleId="ColorEBD6FFBgE60000">
     <w:name w:val="ColorEBD6FFBgE60000"/>
+    <w:semiHidden/>
     <w:rPr>
       <w:color w:val="EBD6FF"/>
       <w:shd w:val="clear" w:color="auto" w:fill="E60000"/>
@@ -4554,6 +5010,7 @@
   </w:style>
   <w:style w:type="character" w:customStyle="1" w:styleId="ColorEBD6FFBgFF9900">
     <w:name w:val="ColorEBD6FFBgFF9900"/>
+    <w:semiHidden/>
     <w:rPr>
       <w:color w:val="EBD6FF"/>
       <w:shd w:val="clear" w:color="auto" w:fill="FF9900"/>
@@ -4561,6 +5018,7 @@
   </w:style>
   <w:style w:type="character" w:customStyle="1" w:styleId="ColorEBD6FFBgFFFF00">
     <w:name w:val="ColorEBD6FFBgFFFF00"/>
+    <w:semiHidden/>
     <w:rPr>
       <w:color w:val="EBD6FF"/>
       <w:shd w:val="clear" w:color="auto" w:fill="FFFF00"/>
@@ -4568,6 +5026,7 @@
   </w:style>
   <w:style w:type="character" w:customStyle="1" w:styleId="ColorEBD6FFBg008A00">
     <w:name w:val="ColorEBD6FFBg008A00"/>
+    <w:semiHidden/>
     <w:rPr>
       <w:color w:val="EBD6FF"/>
       <w:shd w:val="clear" w:color="auto" w:fill="008A00"/>
@@ -4575,6 +5034,7 @@
   </w:style>
   <w:style w:type="character" w:customStyle="1" w:styleId="ColorEBD6FFBg0066CC">
     <w:name w:val="ColorEBD6FFBg0066CC"/>
+    <w:semiHidden/>
     <w:rPr>
       <w:color w:val="EBD6FF"/>
       <w:shd w:val="clear" w:color="auto" w:fill="0066CC"/>
@@ -4582,6 +5042,7 @@
   </w:style>
   <w:style w:type="character" w:customStyle="1" w:styleId="ColorEBD6FFBg9933FF">
     <w:name w:val="ColorEBD6FFBg9933FF"/>
+    <w:semiHidden/>
     <w:rPr>
       <w:color w:val="EBD6FF"/>
       <w:shd w:val="clear" w:color="auto" w:fill="9933FF"/>
@@ -4589,6 +5050,7 @@
   </w:style>
   <w:style w:type="character" w:customStyle="1" w:styleId="ColorEBD6FFBgFFFFFF">
     <w:name w:val="ColorEBD6FFBgFFFFFF"/>
+    <w:semiHidden/>
     <w:rPr>
       <w:color w:val="EBD6FF"/>
       <w:shd w:val="clear" w:color="auto" w:fill="FFFFFF"/>
@@ -4596,6 +5058,7 @@
   </w:style>
   <w:style w:type="character" w:customStyle="1" w:styleId="ColorEBD6FFBgFACCCC">
     <w:name w:val="ColorEBD6FFBgFACCCC"/>
+    <w:semiHidden/>
     <w:rPr>
       <w:color w:val="EBD6FF"/>
       <w:shd w:val="clear" w:color="auto" w:fill="FACCCC"/>
@@ -4603,6 +5066,7 @@
   </w:style>
   <w:style w:type="character" w:customStyle="1" w:styleId="ColorEBD6FFBgFFEBCC">
     <w:name w:val="ColorEBD6FFBgFFEBCC"/>
+    <w:semiHidden/>
     <w:rPr>
       <w:color w:val="EBD6FF"/>
       <w:shd w:val="clear" w:color="auto" w:fill="FFEBCC"/>
@@ -4610,6 +5074,7 @@
   </w:style>
   <w:style w:type="character" w:customStyle="1" w:styleId="ColorEBD6FFBgFFFFCC">
     <w:name w:val="ColorEBD6FFBgFFFFCC"/>
+    <w:semiHidden/>
     <w:rPr>
       <w:color w:val="EBD6FF"/>
       <w:shd w:val="clear" w:color="auto" w:fill="FFFFCC"/>
@@ -4617,6 +5082,7 @@
   </w:style>
   <w:style w:type="character" w:customStyle="1" w:styleId="ColorEBD6FFBgCCE8CC">
     <w:name w:val="ColorEBD6FFBgCCE8CC"/>
+    <w:semiHidden/>
     <w:rPr>
       <w:color w:val="EBD6FF"/>
       <w:shd w:val="clear" w:color="auto" w:fill="CCE8CC"/>
@@ -4624,6 +5090,7 @@
   </w:style>
   <w:style w:type="character" w:customStyle="1" w:styleId="ColorEBD6FFBgCCE0F5">
     <w:name w:val="ColorEBD6FFBgCCE0F5"/>
+    <w:semiHidden/>
     <w:rPr>
       <w:color w:val="EBD6FF"/>
       <w:shd w:val="clear" w:color="auto" w:fill="CCE0F5"/>
@@ -4631,6 +5098,7 @@
   </w:style>
   <w:style w:type="character" w:customStyle="1" w:styleId="ColorEBD6FFBgEBD6FF">
     <w:name w:val="ColorEBD6FFBgEBD6FF"/>
+    <w:semiHidden/>
     <w:rPr>
       <w:color w:val="EBD6FF"/>
       <w:shd w:val="clear" w:color="auto" w:fill="EBD6FF"/>
@@ -4638,6 +5106,7 @@
   </w:style>
   <w:style w:type="character" w:customStyle="1" w:styleId="ColorEBD6FFBgBBBBBB">
     <w:name w:val="ColorEBD6FFBgBBBBBB"/>
+    <w:semiHidden/>
     <w:rPr>
       <w:color w:val="EBD6FF"/>
       <w:shd w:val="clear" w:color="auto" w:fill="BBBBBB"/>
@@ -4645,6 +5114,7 @@
   </w:style>
   <w:style w:type="character" w:customStyle="1" w:styleId="ColorEBD6FFBgF06666">
     <w:name w:val="ColorEBD6FFBgF06666"/>
+    <w:semiHidden/>
     <w:rPr>
       <w:color w:val="EBD6FF"/>
       <w:shd w:val="clear" w:color="auto" w:fill="F06666"/>
@@ -4652,6 +5122,7 @@
   </w:style>
   <w:style w:type="character" w:customStyle="1" w:styleId="ColorEBD6FFBgFFC266">
     <w:name w:val="ColorEBD6FFBgFFC266"/>
+    <w:semiHidden/>
     <w:rPr>
       <w:color w:val="EBD6FF"/>
       <w:shd w:val="clear" w:color="auto" w:fill="FFC266"/>
@@ -4659,6 +5130,7 @@
   </w:style>
   <w:style w:type="character" w:customStyle="1" w:styleId="ColorEBD6FFBgFFFF66">
     <w:name w:val="ColorEBD6FFBgFFFF66"/>
+    <w:semiHidden/>
     <w:rPr>
       <w:color w:val="EBD6FF"/>
       <w:shd w:val="clear" w:color="auto" w:fill="FFFF66"/>
@@ -4666,6 +5138,7 @@
   </w:style>
   <w:style w:type="character" w:customStyle="1" w:styleId="ColorEBD6FFBg66B966">
     <w:name w:val="ColorEBD6FFBg66B966"/>
+    <w:semiHidden/>
     <w:rPr>
       <w:color w:val="EBD6FF"/>
       <w:shd w:val="clear" w:color="auto" w:fill="66B966"/>
@@ -4673,6 +5146,7 @@
   </w:style>
   <w:style w:type="character" w:customStyle="1" w:styleId="ColorEBD6FFBg66A3E0">
     <w:name w:val="ColorEBD6FFBg66A3E0"/>
+    <w:semiHidden/>
     <w:rPr>
       <w:color w:val="EBD6FF"/>
       <w:shd w:val="clear" w:color="auto" w:fill="66A3E0"/>
@@ -4680,6 +5154,7 @@
   </w:style>
   <w:style w:type="character" w:customStyle="1" w:styleId="ColorEBD6FFBgC285FF">
     <w:name w:val="ColorEBD6FFBgC285FF"/>
+    <w:semiHidden/>
     <w:rPr>
       <w:color w:val="EBD6FF"/>
       <w:shd w:val="clear" w:color="auto" w:fill="C285FF"/>
@@ -4687,6 +5162,7 @@
   </w:style>
   <w:style w:type="character" w:customStyle="1" w:styleId="ColorEBD6FFBg888888">
     <w:name w:val="ColorEBD6FFBg888888"/>
+    <w:semiHidden/>
     <w:rPr>
       <w:color w:val="EBD6FF"/>
       <w:shd w:val="clear" w:color="auto" w:fill="888888"/>
@@ -4694,6 +5170,7 @@
   </w:style>
   <w:style w:type="character" w:customStyle="1" w:styleId="ColorEBD6FFBgA10000">
     <w:name w:val="ColorEBD6FFBgA10000"/>
+    <w:semiHidden/>
     <w:rPr>
       <w:color w:val="EBD6FF"/>
       <w:shd w:val="clear" w:color="auto" w:fill="A10000"/>
@@ -4701,6 +5178,7 @@
   </w:style>
   <w:style w:type="character" w:customStyle="1" w:styleId="ColorEBD6FFBgB26B00">
     <w:name w:val="ColorEBD6FFBgB26B00"/>
+    <w:semiHidden/>
     <w:rPr>
       <w:color w:val="EBD6FF"/>
       <w:shd w:val="clear" w:color="auto" w:fill="B26B00"/>
@@ -4708,6 +5186,7 @@
   </w:style>
   <w:style w:type="character" w:customStyle="1" w:styleId="ColorEBD6FFBgB2B200">
     <w:name w:val="ColorEBD6FFBgB2B200"/>
+    <w:semiHidden/>
     <w:rPr>
       <w:color w:val="EBD6FF"/>
       <w:shd w:val="clear" w:color="auto" w:fill="B2B200"/>
@@ -4715,6 +5194,7 @@
   </w:style>
   <w:style w:type="character" w:customStyle="1" w:styleId="ColorEBD6FFBg006100">
     <w:name w:val="ColorEBD6FFBg006100"/>
+    <w:semiHidden/>
     <w:rPr>
       <w:color w:val="EBD6FF"/>
       <w:shd w:val="clear" w:color="auto" w:fill="006100"/>
@@ -4722,6 +5202,7 @@
   </w:style>
   <w:style w:type="character" w:customStyle="1" w:styleId="ColorEBD6FFBg0047B2">
     <w:name w:val="ColorEBD6FFBg0047B2"/>
+    <w:semiHidden/>
     <w:rPr>
       <w:color w:val="EBD6FF"/>
       <w:shd w:val="clear" w:color="auto" w:fill="0047B2"/>
@@ -4729,6 +5210,7 @@
   </w:style>
   <w:style w:type="character" w:customStyle="1" w:styleId="ColorEBD6FFBg6B24B2">
     <w:name w:val="ColorEBD6FFBg6B24B2"/>
+    <w:semiHidden/>
     <w:rPr>
       <w:color w:val="EBD6FF"/>
       <w:shd w:val="clear" w:color="auto" w:fill="6B24B2"/>
@@ -4736,6 +5218,7 @@
   </w:style>
   <w:style w:type="character" w:customStyle="1" w:styleId="ColorEBD6FFBg444444">
     <w:name w:val="ColorEBD6FFBg444444"/>
+    <w:semiHidden/>
     <w:rPr>
       <w:color w:val="EBD6FF"/>
       <w:shd w:val="clear" w:color="auto" w:fill="444444"/>
@@ -4743,6 +5226,7 @@
   </w:style>
   <w:style w:type="character" w:customStyle="1" w:styleId="ColorEBD6FFBg5C0000">
     <w:name w:val="ColorEBD6FFBg5C0000"/>
+    <w:semiHidden/>
     <w:rPr>
       <w:color w:val="EBD6FF"/>
       <w:shd w:val="clear" w:color="auto" w:fill="5C0000"/>
@@ -4750,6 +5234,7 @@
   </w:style>
   <w:style w:type="character" w:customStyle="1" w:styleId="ColorEBD6FFBg663D00">
     <w:name w:val="ColorEBD6FFBg663D00"/>
+    <w:semiHidden/>
     <w:rPr>
       <w:color w:val="EBD6FF"/>
       <w:shd w:val="clear" w:color="auto" w:fill="663D00"/>
@@ -4757,6 +5242,7 @@
   </w:style>
   <w:style w:type="character" w:customStyle="1" w:styleId="ColorEBD6FFBg666600">
     <w:name w:val="ColorEBD6FFBg666600"/>
+    <w:semiHidden/>
     <w:rPr>
       <w:color w:val="EBD6FF"/>
       <w:shd w:val="clear" w:color="auto" w:fill="666600"/>
@@ -4764,6 +5250,7 @@
   </w:style>
   <w:style w:type="character" w:customStyle="1" w:styleId="ColorEBD6FFBg003700">
     <w:name w:val="ColorEBD6FFBg003700"/>
+    <w:semiHidden/>
     <w:rPr>
       <w:color w:val="EBD6FF"/>
       <w:shd w:val="clear" w:color="auto" w:fill="003700"/>
@@ -4771,6 +5258,7 @@
   </w:style>
   <w:style w:type="character" w:customStyle="1" w:styleId="ColorEBD6FFBg002966">
     <w:name w:val="ColorEBD6FFBg002966"/>
+    <w:semiHidden/>
     <w:rPr>
       <w:color w:val="EBD6FF"/>
       <w:shd w:val="clear" w:color="auto" w:fill="002966"/>
@@ -4778,6 +5266,7 @@
   </w:style>
   <w:style w:type="character" w:customStyle="1" w:styleId="ColorEBD6FFBg3D1466">
     <w:name w:val="ColorEBD6FFBg3D1466"/>
+    <w:semiHidden/>
     <w:rPr>
       <w:color w:val="EBD6FF"/>
       <w:shd w:val="clear" w:color="auto" w:fill="3D1466"/>
@@ -4785,12 +5274,14 @@
   </w:style>
   <w:style w:type="character" w:customStyle="1" w:styleId="ColorBBBBBB">
     <w:name w:val="ColorBBBBBB"/>
+    <w:semiHidden/>
     <w:rPr>
       <w:color w:val="BBBBBB"/>
     </w:rPr>
   </w:style>
   <w:style w:type="character" w:customStyle="1" w:styleId="ColorBBBBBBBgE60000">
     <w:name w:val="ColorBBBBBBBgE60000"/>
+    <w:semiHidden/>
     <w:rPr>
       <w:color w:val="BBBBBB"/>
       <w:shd w:val="clear" w:color="auto" w:fill="E60000"/>
@@ -4798,6 +5289,7 @@
   </w:style>
   <w:style w:type="character" w:customStyle="1" w:styleId="ColorBBBBBBBgFF9900">
     <w:name w:val="ColorBBBBBBBgFF9900"/>
+    <w:semiHidden/>
     <w:rPr>
       <w:color w:val="BBBBBB"/>
       <w:shd w:val="clear" w:color="auto" w:fill="FF9900"/>
@@ -4805,6 +5297,7 @@
   </w:style>
   <w:style w:type="character" w:customStyle="1" w:styleId="ColorBBBBBBBgFFFF00">
     <w:name w:val="ColorBBBBBBBgFFFF00"/>
+    <w:semiHidden/>
     <w:rPr>
       <w:color w:val="BBBBBB"/>
       <w:shd w:val="clear" w:color="auto" w:fill="FFFF00"/>
@@ -4812,6 +5305,7 @@
   </w:style>
   <w:style w:type="character" w:customStyle="1" w:styleId="ColorBBBBBBBg008A00">
     <w:name w:val="ColorBBBBBBBg008A00"/>
+    <w:semiHidden/>
     <w:rPr>
       <w:color w:val="BBBBBB"/>
       <w:shd w:val="clear" w:color="auto" w:fill="008A00"/>
@@ -4819,6 +5313,7 @@
   </w:style>
   <w:style w:type="character" w:customStyle="1" w:styleId="ColorBBBBBBBg0066CC">
     <w:name w:val="ColorBBBBBBBg0066CC"/>
+    <w:semiHidden/>
     <w:rPr>
       <w:color w:val="BBBBBB"/>
       <w:shd w:val="clear" w:color="auto" w:fill="0066CC"/>
@@ -4826,6 +5321,7 @@
   </w:style>
   <w:style w:type="character" w:customStyle="1" w:styleId="ColorBBBBBBBg9933FF">
     <w:name w:val="ColorBBBBBBBg9933FF"/>
+    <w:semiHidden/>
     <w:rPr>
       <w:color w:val="BBBBBB"/>
       <w:shd w:val="clear" w:color="auto" w:fill="9933FF"/>
@@ -4833,6 +5329,7 @@
   </w:style>
   <w:style w:type="character" w:customStyle="1" w:styleId="ColorBBBBBBBgFFFFFF">
     <w:name w:val="ColorBBBBBBBgFFFFFF"/>
+    <w:semiHidden/>
     <w:rPr>
       <w:color w:val="BBBBBB"/>
       <w:shd w:val="clear" w:color="auto" w:fill="FFFFFF"/>
@@ -4840,6 +5337,7 @@
   </w:style>
   <w:style w:type="character" w:customStyle="1" w:styleId="ColorBBBBBBBgFACCCC">
     <w:name w:val="ColorBBBBBBBgFACCCC"/>
+    <w:semiHidden/>
     <w:rPr>
       <w:color w:val="BBBBBB"/>
       <w:shd w:val="clear" w:color="auto" w:fill="FACCCC"/>
@@ -4847,6 +5345,7 @@
   </w:style>
   <w:style w:type="character" w:customStyle="1" w:styleId="ColorBBBBBBBgFFEBCC">
     <w:name w:val="ColorBBBBBBBgFFEBCC"/>
+    <w:semiHidden/>
     <w:rPr>
       <w:color w:val="BBBBBB"/>
       <w:shd w:val="clear" w:color="auto" w:fill="FFEBCC"/>
@@ -4854,6 +5353,7 @@
   </w:style>
   <w:style w:type="character" w:customStyle="1" w:styleId="ColorBBBBBBBgFFFFCC">
     <w:name w:val="ColorBBBBBBBgFFFFCC"/>
+    <w:semiHidden/>
     <w:rPr>
       <w:color w:val="BBBBBB"/>
       <w:shd w:val="clear" w:color="auto" w:fill="FFFFCC"/>
@@ -4861,6 +5361,7 @@
   </w:style>
   <w:style w:type="character" w:customStyle="1" w:styleId="ColorBBBBBBBgCCE8CC">
     <w:name w:val="ColorBBBBBBBgCCE8CC"/>
+    <w:semiHidden/>
     <w:rPr>
       <w:color w:val="BBBBBB"/>
       <w:shd w:val="clear" w:color="auto" w:fill="CCE8CC"/>
@@ -4868,6 +5369,7 @@
   </w:style>
   <w:style w:type="character" w:customStyle="1" w:styleId="ColorBBBBBBBgCCE0F5">
     <w:name w:val="ColorBBBBBBBgCCE0F5"/>
+    <w:semiHidden/>
     <w:rPr>
       <w:color w:val="BBBBBB"/>
       <w:shd w:val="clear" w:color="auto" w:fill="CCE0F5"/>
@@ -4875,6 +5377,7 @@
   </w:style>
   <w:style w:type="character" w:customStyle="1" w:styleId="ColorBBBBBBBgEBD6FF">
     <w:name w:val="ColorBBBBBBBgEBD6FF"/>
+    <w:semiHidden/>
     <w:rPr>
       <w:color w:val="BBBBBB"/>
       <w:shd w:val="clear" w:color="auto" w:fill="EBD6FF"/>
@@ -4882,6 +5385,7 @@
   </w:style>
   <w:style w:type="character" w:customStyle="1" w:styleId="ColorBBBBBBBgBBBBBB">
     <w:name w:val="ColorBBBBBBBgBBBBBB"/>
+    <w:semiHidden/>
     <w:rPr>
       <w:color w:val="BBBBBB"/>
       <w:shd w:val="clear" w:color="auto" w:fill="BBBBBB"/>
@@ -4889,6 +5393,7 @@
   </w:style>
   <w:style w:type="character" w:customStyle="1" w:styleId="ColorBBBBBBBgF06666">
     <w:name w:val="ColorBBBBBBBgF06666"/>
+    <w:semiHidden/>
     <w:rPr>
       <w:color w:val="BBBBBB"/>
       <w:shd w:val="clear" w:color="auto" w:fill="F06666"/>
@@ -4896,6 +5401,7 @@
   </w:style>
   <w:style w:type="character" w:customStyle="1" w:styleId="ColorBBBBBBBgFFC266">
     <w:name w:val="ColorBBBBBBBgFFC266"/>
+    <w:semiHidden/>
     <w:rPr>
       <w:color w:val="BBBBBB"/>
       <w:shd w:val="clear" w:color="auto" w:fill="FFC266"/>
@@ -4903,6 +5409,7 @@
   </w:style>
   <w:style w:type="character" w:customStyle="1" w:styleId="ColorBBBBBBBgFFFF66">
     <w:name w:val="ColorBBBBBBBgFFFF66"/>
+    <w:semiHidden/>
     <w:rPr>
       <w:color w:val="BBBBBB"/>
       <w:shd w:val="clear" w:color="auto" w:fill="FFFF66"/>
@@ -4910,6 +5417,7 @@
   </w:style>
   <w:style w:type="character" w:customStyle="1" w:styleId="ColorBBBBBBBg66B966">
     <w:name w:val="ColorBBBBBBBg66B966"/>
+    <w:semiHidden/>
     <w:rPr>
       <w:color w:val="BBBBBB"/>
       <w:shd w:val="clear" w:color="auto" w:fill="66B966"/>
@@ -4917,6 +5425,7 @@
   </w:style>
   <w:style w:type="character" w:customStyle="1" w:styleId="ColorBBBBBBBg66A3E0">
     <w:name w:val="ColorBBBBBBBg66A3E0"/>
+    <w:semiHidden/>
     <w:rPr>
       <w:color w:val="BBBBBB"/>
       <w:shd w:val="clear" w:color="auto" w:fill="66A3E0"/>
@@ -4924,6 +5433,7 @@
   </w:style>
   <w:style w:type="character" w:customStyle="1" w:styleId="ColorBBBBBBBgC285FF">
     <w:name w:val="ColorBBBBBBBgC285FF"/>
+    <w:semiHidden/>
     <w:rPr>
       <w:color w:val="BBBBBB"/>
       <w:shd w:val="clear" w:color="auto" w:fill="C285FF"/>
@@ -4931,6 +5441,7 @@
   </w:style>
   <w:style w:type="character" w:customStyle="1" w:styleId="ColorBBBBBBBg888888">
     <w:name w:val="ColorBBBBBBBg888888"/>
+    <w:semiHidden/>
     <w:rPr>
       <w:color w:val="BBBBBB"/>
       <w:shd w:val="clear" w:color="auto" w:fill="888888"/>
@@ -4938,6 +5449,7 @@
   </w:style>
   <w:style w:type="character" w:customStyle="1" w:styleId="ColorBBBBBBBgA10000">
     <w:name w:val="ColorBBBBBBBgA10000"/>
+    <w:semiHidden/>
     <w:rPr>
       <w:color w:val="BBBBBB"/>
       <w:shd w:val="clear" w:color="auto" w:fill="A10000"/>
@@ -4945,6 +5457,7 @@
   </w:style>
   <w:style w:type="character" w:customStyle="1" w:styleId="ColorBBBBBBBgB26B00">
     <w:name w:val="ColorBBBBBBBgB26B00"/>
+    <w:semiHidden/>
     <w:rPr>
       <w:color w:val="BBBBBB"/>
       <w:shd w:val="clear" w:color="auto" w:fill="B26B00"/>
@@ -4952,6 +5465,7 @@
   </w:style>
   <w:style w:type="character" w:customStyle="1" w:styleId="ColorBBBBBBBgB2B200">
     <w:name w:val="ColorBBBBBBBgB2B200"/>
+    <w:semiHidden/>
     <w:rPr>
       <w:color w:val="BBBBBB"/>
       <w:shd w:val="clear" w:color="auto" w:fill="B2B200"/>
@@ -4959,6 +5473,7 @@
   </w:style>
   <w:style w:type="character" w:customStyle="1" w:styleId="ColorBBBBBBBg006100">
     <w:name w:val="ColorBBBBBBBg006100"/>
+    <w:semiHidden/>
     <w:rPr>
       <w:color w:val="BBBBBB"/>
       <w:shd w:val="clear" w:color="auto" w:fill="006100"/>
@@ -4966,6 +5481,7 @@
   </w:style>
   <w:style w:type="character" w:customStyle="1" w:styleId="ColorBBBBBBBg0047B2">
     <w:name w:val="ColorBBBBBBBg0047B2"/>
+    <w:semiHidden/>
     <w:rPr>
       <w:color w:val="BBBBBB"/>
       <w:shd w:val="clear" w:color="auto" w:fill="0047B2"/>
@@ -4973,6 +5489,7 @@
   </w:style>
   <w:style w:type="character" w:customStyle="1" w:styleId="ColorBBBBBBBg6B24B2">
     <w:name w:val="ColorBBBBBBBg6B24B2"/>
+    <w:semiHidden/>
     <w:rPr>
       <w:color w:val="BBBBBB"/>
       <w:shd w:val="clear" w:color="auto" w:fill="6B24B2"/>
@@ -4980,6 +5497,7 @@
   </w:style>
   <w:style w:type="character" w:customStyle="1" w:styleId="ColorBBBBBBBg444444">
     <w:name w:val="ColorBBBBBBBg444444"/>
+    <w:semiHidden/>
     <w:rPr>
       <w:color w:val="BBBBBB"/>
       <w:shd w:val="clear" w:color="auto" w:fill="444444"/>
@@ -4987,6 +5505,7 @@
   </w:style>
   <w:style w:type="character" w:customStyle="1" w:styleId="ColorBBBBBBBg5C0000">
     <w:name w:val="ColorBBBBBBBg5C0000"/>
+    <w:semiHidden/>
     <w:rPr>
       <w:color w:val="BBBBBB"/>
       <w:shd w:val="clear" w:color="auto" w:fill="5C0000"/>
@@ -4994,6 +5513,7 @@
   </w:style>
   <w:style w:type="character" w:customStyle="1" w:styleId="ColorBBBBBBBg663D00">
     <w:name w:val="ColorBBBBBBBg663D00"/>
+    <w:semiHidden/>
     <w:rPr>
       <w:color w:val="BBBBBB"/>
       <w:shd w:val="clear" w:color="auto" w:fill="663D00"/>
@@ -5001,6 +5521,7 @@
   </w:style>
   <w:style w:type="character" w:customStyle="1" w:styleId="ColorBBBBBBBg666600">
     <w:name w:val="ColorBBBBBBBg666600"/>
+    <w:semiHidden/>
     <w:rPr>
       <w:color w:val="BBBBBB"/>
       <w:shd w:val="clear" w:color="auto" w:fill="666600"/>
@@ -5008,6 +5529,7 @@
   </w:style>
   <w:style w:type="character" w:customStyle="1" w:styleId="ColorBBBBBBBg003700">
     <w:name w:val="ColorBBBBBBBg003700"/>
+    <w:semiHidden/>
     <w:rPr>
       <w:color w:val="BBBBBB"/>
       <w:shd w:val="clear" w:color="auto" w:fill="003700"/>
@@ -5015,6 +5537,7 @@
   </w:style>
   <w:style w:type="character" w:customStyle="1" w:styleId="ColorBBBBBBBg002966">
     <w:name w:val="ColorBBBBBBBg002966"/>
+    <w:semiHidden/>
     <w:rPr>
       <w:color w:val="BBBBBB"/>
       <w:shd w:val="clear" w:color="auto" w:fill="002966"/>
@@ -5022,6 +5545,7 @@
   </w:style>
   <w:style w:type="character" w:customStyle="1" w:styleId="ColorBBBBBBBg3D1466">
     <w:name w:val="ColorBBBBBBBg3D1466"/>
+    <w:semiHidden/>
     <w:rPr>
       <w:color w:val="BBBBBB"/>
       <w:shd w:val="clear" w:color="auto" w:fill="3D1466"/>
@@ -5029,12 +5553,14 @@
   </w:style>
   <w:style w:type="character" w:customStyle="1" w:styleId="ColorF06666">
     <w:name w:val="ColorF06666"/>
+    <w:semiHidden/>
     <w:rPr>
       <w:color w:val="F06666"/>
     </w:rPr>
   </w:style>
   <w:style w:type="character" w:customStyle="1" w:styleId="ColorF06666BgE60000">
     <w:name w:val="ColorF06666BgE60000"/>
+    <w:semiHidden/>
     <w:rPr>
       <w:color w:val="F06666"/>
       <w:shd w:val="clear" w:color="auto" w:fill="E60000"/>
@@ -5042,6 +5568,7 @@
   </w:style>
   <w:style w:type="character" w:customStyle="1" w:styleId="ColorF06666BgFF9900">
     <w:name w:val="ColorF06666BgFF9900"/>
+    <w:semiHidden/>
     <w:rPr>
       <w:color w:val="F06666"/>
       <w:shd w:val="clear" w:color="auto" w:fill="FF9900"/>
@@ -5049,6 +5576,7 @@
   </w:style>
   <w:style w:type="character" w:customStyle="1" w:styleId="ColorF06666BgFFFF00">
     <w:name w:val="ColorF06666BgFFFF00"/>
+    <w:semiHidden/>
     <w:rPr>
       <w:color w:val="F06666"/>
       <w:shd w:val="clear" w:color="auto" w:fill="FFFF00"/>
@@ -5056,6 +5584,7 @@
   </w:style>
   <w:style w:type="character" w:customStyle="1" w:styleId="ColorF06666Bg008A00">
     <w:name w:val="ColorF06666Bg008A00"/>
+    <w:semiHidden/>
     <w:rPr>
       <w:color w:val="F06666"/>
       <w:shd w:val="clear" w:color="auto" w:fill="008A00"/>
@@ -5063,6 +5592,7 @@
   </w:style>
   <w:style w:type="character" w:customStyle="1" w:styleId="ColorF06666Bg0066CC">
     <w:name w:val="ColorF06666Bg0066CC"/>
+    <w:semiHidden/>
     <w:rPr>
       <w:color w:val="F06666"/>
       <w:shd w:val="clear" w:color="auto" w:fill="0066CC"/>
@@ -5070,6 +5600,7 @@
   </w:style>
   <w:style w:type="character" w:customStyle="1" w:styleId="ColorF06666Bg9933FF">
     <w:name w:val="ColorF06666Bg9933FF"/>
+    <w:semiHidden/>
     <w:rPr>
       <w:color w:val="F06666"/>
       <w:shd w:val="clear" w:color="auto" w:fill="9933FF"/>
@@ -5077,6 +5608,7 @@
   </w:style>
   <w:style w:type="character" w:customStyle="1" w:styleId="ColorF06666BgFFFFFF">
     <w:name w:val="ColorF06666BgFFFFFF"/>
+    <w:semiHidden/>
     <w:rPr>
       <w:color w:val="F06666"/>
       <w:shd w:val="clear" w:color="auto" w:fill="FFFFFF"/>
@@ -5084,6 +5616,7 @@
   </w:style>
   <w:style w:type="character" w:customStyle="1" w:styleId="ColorF06666BgFACCCC">
     <w:name w:val="ColorF06666BgFACCCC"/>
+    <w:semiHidden/>
     <w:rPr>
       <w:color w:val="F06666"/>
       <w:shd w:val="clear" w:color="auto" w:fill="FACCCC"/>
@@ -5091,6 +5624,7 @@
   </w:style>
   <w:style w:type="character" w:customStyle="1" w:styleId="ColorF06666BgFFEBCC">
     <w:name w:val="ColorF06666BgFFEBCC"/>
+    <w:semiHidden/>
     <w:rPr>
       <w:color w:val="F06666"/>
       <w:shd w:val="clear" w:color="auto" w:fill="FFEBCC"/>
@@ -5098,6 +5632,7 @@
   </w:style>
   <w:style w:type="character" w:customStyle="1" w:styleId="ColorF06666BgFFFFCC">
     <w:name w:val="ColorF06666BgFFFFCC"/>
+    <w:semiHidden/>
     <w:rPr>
       <w:color w:val="F06666"/>
       <w:shd w:val="clear" w:color="auto" w:fill="FFFFCC"/>
@@ -5105,6 +5640,7 @@
   </w:style>
   <w:style w:type="character" w:customStyle="1" w:styleId="ColorF06666BgCCE8CC">
     <w:name w:val="ColorF06666BgCCE8CC"/>
+    <w:semiHidden/>
     <w:rPr>
       <w:color w:val="F06666"/>
       <w:shd w:val="clear" w:color="auto" w:fill="CCE8CC"/>
@@ -5112,6 +5648,7 @@
   </w:style>
   <w:style w:type="character" w:customStyle="1" w:styleId="ColorF06666BgCCE0F5">
     <w:name w:val="ColorF06666BgCCE0F5"/>
+    <w:semiHidden/>
     <w:rPr>
       <w:color w:val="F06666"/>
       <w:shd w:val="clear" w:color="auto" w:fill="CCE0F5"/>
@@ -5119,6 +5656,7 @@
   </w:style>
   <w:style w:type="character" w:customStyle="1" w:styleId="ColorF06666BgEBD6FF">
     <w:name w:val="ColorF06666BgEBD6FF"/>
+    <w:semiHidden/>
     <w:rPr>
       <w:color w:val="F06666"/>
       <w:shd w:val="clear" w:color="auto" w:fill="EBD6FF"/>
@@ -5126,6 +5664,7 @@
   </w:style>
   <w:style w:type="character" w:customStyle="1" w:styleId="ColorF06666BgBBBBBB">
     <w:name w:val="ColorF06666BgBBBBBB"/>
+    <w:semiHidden/>
     <w:rPr>
       <w:color w:val="F06666"/>
       <w:shd w:val="clear" w:color="auto" w:fill="BBBBBB"/>
@@ -5133,6 +5672,7 @@
   </w:style>
   <w:style w:type="character" w:customStyle="1" w:styleId="ColorF06666BgF06666">
     <w:name w:val="ColorF06666BgF06666"/>
+    <w:semiHidden/>
     <w:rPr>
       <w:color w:val="F06666"/>
       <w:shd w:val="clear" w:color="auto" w:fill="F06666"/>
@@ -5140,6 +5680,7 @@
   </w:style>
   <w:style w:type="character" w:customStyle="1" w:styleId="ColorF06666BgFFC266">
     <w:name w:val="ColorF06666BgFFC266"/>
+    <w:semiHidden/>
     <w:rPr>
       <w:color w:val="F06666"/>
       <w:shd w:val="clear" w:color="auto" w:fill="FFC266"/>
@@ -5147,6 +5688,7 @@
   </w:style>
   <w:style w:type="character" w:customStyle="1" w:styleId="ColorF06666BgFFFF66">
     <w:name w:val="ColorF06666BgFFFF66"/>
+    <w:semiHidden/>
     <w:rPr>
       <w:color w:val="F06666"/>
       <w:shd w:val="clear" w:color="auto" w:fill="FFFF66"/>
@@ -5154,6 +5696,7 @@
   </w:style>
   <w:style w:type="character" w:customStyle="1" w:styleId="ColorF06666Bg66B966">
     <w:name w:val="ColorF06666Bg66B966"/>
+    <w:semiHidden/>
     <w:rPr>
       <w:color w:val="F06666"/>
       <w:shd w:val="clear" w:color="auto" w:fill="66B966"/>
@@ -5161,6 +5704,7 @@
   </w:style>
   <w:style w:type="character" w:customStyle="1" w:styleId="ColorF06666Bg66A3E0">
     <w:name w:val="ColorF06666Bg66A3E0"/>
+    <w:semiHidden/>
     <w:rPr>
       <w:color w:val="F06666"/>
       <w:shd w:val="clear" w:color="auto" w:fill="66A3E0"/>
@@ -5168,6 +5712,7 @@
   </w:style>
   <w:style w:type="character" w:customStyle="1" w:styleId="ColorF06666BgC285FF">
     <w:name w:val="ColorF06666BgC285FF"/>
+    <w:semiHidden/>
     <w:rPr>
       <w:color w:val="F06666"/>
       <w:shd w:val="clear" w:color="auto" w:fill="C285FF"/>
@@ -5175,6 +5720,7 @@
   </w:style>
   <w:style w:type="character" w:customStyle="1" w:styleId="ColorF06666Bg888888">
     <w:name w:val="ColorF06666Bg888888"/>
+    <w:semiHidden/>
     <w:rPr>
       <w:color w:val="F06666"/>
       <w:shd w:val="clear" w:color="auto" w:fill="888888"/>
@@ -5182,6 +5728,7 @@
   </w:style>
   <w:style w:type="character" w:customStyle="1" w:styleId="ColorF06666BgA10000">
     <w:name w:val="ColorF06666BgA10000"/>
+    <w:semiHidden/>
     <w:rPr>
       <w:color w:val="F06666"/>
       <w:shd w:val="clear" w:color="auto" w:fill="A10000"/>
@@ -5189,6 +5736,7 @@
   </w:style>
   <w:style w:type="character" w:customStyle="1" w:styleId="ColorF06666BgB26B00">
     <w:name w:val="ColorF06666BgB26B00"/>
+    <w:semiHidden/>
     <w:rPr>
       <w:color w:val="F06666"/>
       <w:shd w:val="clear" w:color="auto" w:fill="B26B00"/>
@@ -5196,6 +5744,7 @@
   </w:style>
   <w:style w:type="character" w:customStyle="1" w:styleId="ColorF06666BgB2B200">
     <w:name w:val="ColorF06666BgB2B200"/>
+    <w:semiHidden/>
     <w:rPr>
       <w:color w:val="F06666"/>
       <w:shd w:val="clear" w:color="auto" w:fill="B2B200"/>
@@ -5203,6 +5752,7 @@
   </w:style>
   <w:style w:type="character" w:customStyle="1" w:styleId="ColorF06666Bg006100">
     <w:name w:val="ColorF06666Bg006100"/>
+    <w:semiHidden/>
     <w:rPr>
       <w:color w:val="F06666"/>
       <w:shd w:val="clear" w:color="auto" w:fill="006100"/>
@@ -5210,6 +5760,7 @@
   </w:style>
   <w:style w:type="character" w:customStyle="1" w:styleId="ColorF06666Bg0047B2">
     <w:name w:val="ColorF06666Bg0047B2"/>
+    <w:semiHidden/>
     <w:rPr>
       <w:color w:val="F06666"/>
       <w:shd w:val="clear" w:color="auto" w:fill="0047B2"/>
@@ -5217,6 +5768,7 @@
   </w:style>
   <w:style w:type="character" w:customStyle="1" w:styleId="ColorF06666Bg6B24B2">
     <w:name w:val="ColorF06666Bg6B24B2"/>
+    <w:semiHidden/>
     <w:rPr>
       <w:color w:val="F06666"/>
       <w:shd w:val="clear" w:color="auto" w:fill="6B24B2"/>
@@ -5224,6 +5776,7 @@
   </w:style>
   <w:style w:type="character" w:customStyle="1" w:styleId="ColorF06666Bg444444">
     <w:name w:val="ColorF06666Bg444444"/>
+    <w:semiHidden/>
     <w:rPr>
       <w:color w:val="F06666"/>
       <w:shd w:val="clear" w:color="auto" w:fill="444444"/>
@@ -5231,6 +5784,7 @@
   </w:style>
   <w:style w:type="character" w:customStyle="1" w:styleId="ColorF06666Bg5C0000">
     <w:name w:val="ColorF06666Bg5C0000"/>
+    <w:semiHidden/>
     <w:rPr>
       <w:color w:val="F06666"/>
       <w:shd w:val="clear" w:color="auto" w:fill="5C0000"/>
@@ -5238,6 +5792,7 @@
   </w:style>
   <w:style w:type="character" w:customStyle="1" w:styleId="ColorF06666Bg663D00">
     <w:name w:val="ColorF06666Bg663D00"/>
+    <w:semiHidden/>
     <w:rPr>
       <w:color w:val="F06666"/>
       <w:shd w:val="clear" w:color="auto" w:fill="663D00"/>
@@ -5245,6 +5800,7 @@
   </w:style>
   <w:style w:type="character" w:customStyle="1" w:styleId="ColorF06666Bg666600">
     <w:name w:val="ColorF06666Bg666600"/>
+    <w:semiHidden/>
     <w:rPr>
       <w:color w:val="F06666"/>
       <w:shd w:val="clear" w:color="auto" w:fill="666600"/>
@@ -5252,6 +5808,7 @@
   </w:style>
   <w:style w:type="character" w:customStyle="1" w:styleId="ColorF06666Bg003700">
     <w:name w:val="ColorF06666Bg003700"/>
+    <w:semiHidden/>
     <w:rPr>
       <w:color w:val="F06666"/>
       <w:shd w:val="clear" w:color="auto" w:fill="003700"/>
@@ -5259,6 +5816,7 @@
   </w:style>
   <w:style w:type="character" w:customStyle="1" w:styleId="ColorF06666Bg002966">
     <w:name w:val="ColorF06666Bg002966"/>
+    <w:semiHidden/>
     <w:rPr>
       <w:color w:val="F06666"/>
       <w:shd w:val="clear" w:color="auto" w:fill="002966"/>
@@ -5266,6 +5824,7 @@
   </w:style>
   <w:style w:type="character" w:customStyle="1" w:styleId="ColorF06666Bg3D1466">
     <w:name w:val="ColorF06666Bg3D1466"/>
+    <w:semiHidden/>
     <w:rPr>
       <w:color w:val="F06666"/>
       <w:shd w:val="clear" w:color="auto" w:fill="3D1466"/>
@@ -5273,12 +5832,14 @@
   </w:style>
   <w:style w:type="character" w:customStyle="1" w:styleId="ColorFFC266">
     <w:name w:val="ColorFFC266"/>
+    <w:semiHidden/>
     <w:rPr>
       <w:color w:val="FFC266"/>
     </w:rPr>
   </w:style>
   <w:style w:type="character" w:customStyle="1" w:styleId="ColorFFC266BgE60000">
     <w:name w:val="ColorFFC266BgE60000"/>
+    <w:semiHidden/>
     <w:rPr>
       <w:color w:val="FFC266"/>
       <w:shd w:val="clear" w:color="auto" w:fill="E60000"/>
@@ -5286,6 +5847,7 @@
   </w:style>
   <w:style w:type="character" w:customStyle="1" w:styleId="ColorFFC266BgFF9900">
     <w:name w:val="ColorFFC266BgFF9900"/>
+    <w:semiHidden/>
     <w:rPr>
       <w:color w:val="FFC266"/>
       <w:shd w:val="clear" w:color="auto" w:fill="FF9900"/>
@@ -5293,6 +5855,7 @@
   </w:style>
   <w:style w:type="character" w:customStyle="1" w:styleId="ColorFFC266BgFFFF00">
     <w:name w:val="ColorFFC266BgFFFF00"/>
+    <w:semiHidden/>
     <w:rPr>
       <w:color w:val="FFC266"/>
       <w:shd w:val="clear" w:color="auto" w:fill="FFFF00"/>
@@ -5300,6 +5863,7 @@
   </w:style>
   <w:style w:type="character" w:customStyle="1" w:styleId="ColorFFC266Bg008A00">
     <w:name w:val="ColorFFC266Bg008A00"/>
+    <w:semiHidden/>
     <w:rPr>
       <w:color w:val="FFC266"/>
       <w:shd w:val="clear" w:color="auto" w:fill="008A00"/>
@@ -5307,6 +5871,7 @@
   </w:style>
   <w:style w:type="character" w:customStyle="1" w:styleId="ColorFFC266Bg0066CC">
     <w:name w:val="ColorFFC266Bg0066CC"/>
+    <w:semiHidden/>
     <w:rPr>
       <w:color w:val="FFC266"/>
       <w:shd w:val="clear" w:color="auto" w:fill="0066CC"/>
@@ -5314,6 +5879,7 @@
   </w:style>
   <w:style w:type="character" w:customStyle="1" w:styleId="ColorFFC266Bg9933FF">
     <w:name w:val="ColorFFC266Bg9933FF"/>
+    <w:semiHidden/>
     <w:rPr>
       <w:color w:val="FFC266"/>
       <w:shd w:val="clear" w:color="auto" w:fill="9933FF"/>
@@ -5321,6 +5887,7 @@
   </w:style>
   <w:style w:type="character" w:customStyle="1" w:styleId="ColorFFC266BgFFFFFF">
     <w:name w:val="ColorFFC266BgFFFFFF"/>
+    <w:semiHidden/>
     <w:rPr>
       <w:color w:val="FFC266"/>
       <w:shd w:val="clear" w:color="auto" w:fill="FFFFFF"/>
@@ -5328,6 +5895,7 @@
   </w:style>
   <w:style w:type="character" w:customStyle="1" w:styleId="ColorFFC266BgFACCCC">
     <w:name w:val="ColorFFC266BgFACCCC"/>
+    <w:semiHidden/>
     <w:rPr>
       <w:color w:val="FFC266"/>
       <w:shd w:val="clear" w:color="auto" w:fill="FACCCC"/>
@@ -5335,6 +5903,7 @@
   </w:style>
   <w:style w:type="character" w:customStyle="1" w:styleId="ColorFFC266BgFFEBCC">
     <w:name w:val="ColorFFC266BgFFEBCC"/>
+    <w:semiHidden/>
     <w:rPr>
       <w:color w:val="FFC266"/>
       <w:shd w:val="clear" w:color="auto" w:fill="FFEBCC"/>
@@ -5342,6 +5911,7 @@
   </w:style>
   <w:style w:type="character" w:customStyle="1" w:styleId="ColorFFC266BgFFFFCC">
     <w:name w:val="ColorFFC266BgFFFFCC"/>
+    <w:semiHidden/>
     <w:rPr>
       <w:color w:val="FFC266"/>
       <w:shd w:val="clear" w:color="auto" w:fill="FFFFCC"/>
@@ -5349,6 +5919,7 @@
   </w:style>
   <w:style w:type="character" w:customStyle="1" w:styleId="ColorFFC266BgCCE8CC">
     <w:name w:val="ColorFFC266BgCCE8CC"/>
+    <w:semiHidden/>
     <w:rPr>
       <w:color w:val="FFC266"/>
       <w:shd w:val="clear" w:color="auto" w:fill="CCE8CC"/>
@@ -5356,6 +5927,7 @@
   </w:style>
   <w:style w:type="character" w:customStyle="1" w:styleId="ColorFFC266BgCCE0F5">
     <w:name w:val="ColorFFC266BgCCE0F5"/>
+    <w:semiHidden/>
     <w:rPr>
       <w:color w:val="FFC266"/>
       <w:shd w:val="clear" w:color="auto" w:fill="CCE0F5"/>
@@ -5363,6 +5935,7 @@
   </w:style>
   <w:style w:type="character" w:customStyle="1" w:styleId="ColorFFC266BgEBD6FF">
     <w:name w:val="ColorFFC266BgEBD6FF"/>
+    <w:semiHidden/>
     <w:rPr>
       <w:color w:val="FFC266"/>
       <w:shd w:val="clear" w:color="auto" w:fill="EBD6FF"/>
@@ -5370,6 +5943,7 @@
   </w:style>
   <w:style w:type="character" w:customStyle="1" w:styleId="ColorFFC266BgBBBBBB">
     <w:name w:val="ColorFFC266BgBBBBBB"/>
+    <w:semiHidden/>
     <w:rPr>
       <w:color w:val="FFC266"/>
       <w:shd w:val="clear" w:color="auto" w:fill="BBBBBB"/>
@@ -5377,6 +5951,7 @@
   </w:style>
   <w:style w:type="character" w:customStyle="1" w:styleId="ColorFFC266BgF06666">
     <w:name w:val="ColorFFC266BgF06666"/>
+    <w:semiHidden/>
     <w:rPr>
       <w:color w:val="FFC266"/>
       <w:shd w:val="clear" w:color="auto" w:fill="F06666"/>
@@ -5384,6 +5959,7 @@
   </w:style>
   <w:style w:type="character" w:customStyle="1" w:styleId="ColorFFC266BgFFC266">
     <w:name w:val="ColorFFC266BgFFC266"/>
+    <w:semiHidden/>
     <w:rPr>
       <w:color w:val="FFC266"/>
       <w:shd w:val="clear" w:color="auto" w:fill="FFC266"/>
@@ -5391,6 +5967,7 @@
   </w:style>
   <w:style w:type="character" w:customStyle="1" w:styleId="ColorFFC266BgFFFF66">
     <w:name w:val="ColorFFC266BgFFFF66"/>
+    <w:semiHidden/>
     <w:rPr>
       <w:color w:val="FFC266"/>
       <w:shd w:val="clear" w:color="auto" w:fill="FFFF66"/>
@@ -5398,6 +5975,7 @@
   </w:style>
   <w:style w:type="character" w:customStyle="1" w:styleId="ColorFFC266Bg66B966">
     <w:name w:val="ColorFFC266Bg66B966"/>
+    <w:semiHidden/>
     <w:rPr>
       <w:color w:val="FFC266"/>
       <w:shd w:val="clear" w:color="auto" w:fill="66B966"/>
@@ -5405,6 +5983,7 @@
   </w:style>
   <w:style w:type="character" w:customStyle="1" w:styleId="ColorFFC266Bg66A3E0">
     <w:name w:val="ColorFFC266Bg66A3E0"/>
+    <w:semiHidden/>
     <w:rPr>
       <w:color w:val="FFC266"/>
       <w:shd w:val="clear" w:color="auto" w:fill="66A3E0"/>
@@ -5412,6 +5991,7 @@
   </w:style>
   <w:style w:type="character" w:customStyle="1" w:styleId="ColorFFC266BgC285FF">
     <w:name w:val="ColorFFC266BgC285FF"/>
+    <w:semiHidden/>
     <w:rPr>
       <w:color w:val="FFC266"/>
       <w:shd w:val="clear" w:color="auto" w:fill="C285FF"/>
@@ -5419,6 +5999,7 @@
   </w:style>
   <w:style w:type="character" w:customStyle="1" w:styleId="ColorFFC266Bg888888">
     <w:name w:val="ColorFFC266Bg888888"/>
+    <w:semiHidden/>
     <w:rPr>
       <w:color w:val="FFC266"/>
       <w:shd w:val="clear" w:color="auto" w:fill="888888"/>
@@ -5426,6 +6007,7 @@
   </w:style>
   <w:style w:type="character" w:customStyle="1" w:styleId="ColorFFC266BgA10000">
     <w:name w:val="ColorFFC266BgA10000"/>
+    <w:semiHidden/>
     <w:rPr>
       <w:color w:val="FFC266"/>
       <w:shd w:val="clear" w:color="auto" w:fill="A10000"/>
@@ -5433,6 +6015,7 @@
   </w:style>
   <w:style w:type="character" w:customStyle="1" w:styleId="ColorFFC266BgB26B00">
     <w:name w:val="ColorFFC266BgB26B00"/>
+    <w:semiHidden/>
     <w:rPr>
       <w:color w:val="FFC266"/>
       <w:shd w:val="clear" w:color="auto" w:fill="B26B00"/>
@@ -5440,6 +6023,7 @@
   </w:style>
   <w:style w:type="character" w:customStyle="1" w:styleId="ColorFFC266BgB2B200">
     <w:name w:val="ColorFFC266BgB2B200"/>
+    <w:semiHidden/>
     <w:rPr>
       <w:color w:val="FFC266"/>
       <w:shd w:val="clear" w:color="auto" w:fill="B2B200"/>
@@ -5447,6 +6031,7 @@
   </w:style>
   <w:style w:type="character" w:customStyle="1" w:styleId="ColorFFC266Bg006100">
     <w:name w:val="ColorFFC266Bg006100"/>
+    <w:semiHidden/>
     <w:rPr>
       <w:color w:val="FFC266"/>
       <w:shd w:val="clear" w:color="auto" w:fill="006100"/>
@@ -5454,6 +6039,7 @@
   </w:style>
   <w:style w:type="character" w:customStyle="1" w:styleId="ColorFFC266Bg0047B2">
     <w:name w:val="ColorFFC266Bg0047B2"/>
+    <w:semiHidden/>
     <w:rPr>
       <w:color w:val="FFC266"/>
       <w:shd w:val="clear" w:color="auto" w:fill="0047B2"/>
@@ -5461,6 +6047,7 @@
   </w:style>
   <w:style w:type="character" w:customStyle="1" w:styleId="ColorFFC266Bg6B24B2">
     <w:name w:val="ColorFFC266Bg6B24B2"/>
+    <w:semiHidden/>
     <w:rPr>
       <w:color w:val="FFC266"/>
       <w:shd w:val="clear" w:color="auto" w:fill="6B24B2"/>
@@ -5468,6 +6055,7 @@
   </w:style>
   <w:style w:type="character" w:customStyle="1" w:styleId="ColorFFC266Bg444444">
     <w:name w:val="ColorFFC266Bg444444"/>
+    <w:semiHidden/>
     <w:rPr>
       <w:color w:val="FFC266"/>
       <w:shd w:val="clear" w:color="auto" w:fill="444444"/>
@@ -5475,6 +6063,7 @@
   </w:style>
   <w:style w:type="character" w:customStyle="1" w:styleId="ColorFFC266Bg5C0000">
     <w:name w:val="ColorFFC266Bg5C0000"/>
+    <w:semiHidden/>
     <w:rPr>
       <w:color w:val="FFC266"/>
       <w:shd w:val="clear" w:color="auto" w:fill="5C0000"/>
@@ -5482,6 +6071,7 @@
   </w:style>
   <w:style w:type="character" w:customStyle="1" w:styleId="ColorFFC266Bg663D00">
     <w:name w:val="ColorFFC266Bg663D00"/>
+    <w:semiHidden/>
     <w:rPr>
       <w:color w:val="FFC266"/>
       <w:shd w:val="clear" w:color="auto" w:fill="663D00"/>
@@ -5489,6 +6079,7 @@
   </w:style>
   <w:style w:type="character" w:customStyle="1" w:styleId="ColorFFC266Bg666600">
     <w:name w:val="ColorFFC266Bg666600"/>
+    <w:semiHidden/>
     <w:rPr>
       <w:color w:val="FFC266"/>
       <w:shd w:val="clear" w:color="auto" w:fill="666600"/>
@@ -5496,6 +6087,7 @@
   </w:style>
   <w:style w:type="character" w:customStyle="1" w:styleId="ColorFFC266Bg003700">
     <w:name w:val="ColorFFC266Bg003700"/>
+    <w:semiHidden/>
     <w:rPr>
       <w:color w:val="FFC266"/>
       <w:shd w:val="clear" w:color="auto" w:fill="003700"/>
@@ -5503,6 +6095,7 @@
   </w:style>
   <w:style w:type="character" w:customStyle="1" w:styleId="ColorFFC266Bg002966">
     <w:name w:val="ColorFFC266Bg002966"/>
+    <w:semiHidden/>
     <w:rPr>
       <w:color w:val="FFC266"/>
       <w:shd w:val="clear" w:color="auto" w:fill="002966"/>
@@ -5510,6 +6103,7 @@
   </w:style>
   <w:style w:type="character" w:customStyle="1" w:styleId="ColorFFC266Bg3D1466">
     <w:name w:val="ColorFFC266Bg3D1466"/>
+    <w:semiHidden/>
     <w:rPr>
       <w:color w:val="FFC266"/>
       <w:shd w:val="clear" w:color="auto" w:fill="3D1466"/>
@@ -5517,12 +6111,14 @@
   </w:style>
   <w:style w:type="character" w:customStyle="1" w:styleId="ColorFFFF66">
     <w:name w:val="ColorFFFF66"/>
+    <w:semiHidden/>
     <w:rPr>
       <w:color w:val="FFFF66"/>
     </w:rPr>
   </w:style>
   <w:style w:type="character" w:customStyle="1" w:styleId="ColorFFFF66BgE60000">
     <w:name w:val="ColorFFFF66BgE60000"/>
+    <w:semiHidden/>
     <w:rPr>
       <w:color w:val="FFFF66"/>
       <w:shd w:val="clear" w:color="auto" w:fill="E60000"/>
@@ -5530,6 +6126,7 @@
   </w:style>
   <w:style w:type="character" w:customStyle="1" w:styleId="ColorFFFF66BgFF9900">
     <w:name w:val="ColorFFFF66BgFF9900"/>
+    <w:semiHidden/>
     <w:rPr>
       <w:color w:val="FFFF66"/>
       <w:shd w:val="clear" w:color="auto" w:fill="FF9900"/>
@@ -5537,6 +6134,7 @@
   </w:style>
   <w:style w:type="character" w:customStyle="1" w:styleId="ColorFFFF66BgFFFF00">
     <w:name w:val="ColorFFFF66BgFFFF00"/>
+    <w:semiHidden/>
     <w:rPr>
       <w:color w:val="FFFF66"/>
       <w:shd w:val="clear" w:color="auto" w:fill="FFFF00"/>
@@ -5544,6 +6142,7 @@
   </w:style>
   <w:style w:type="character" w:customStyle="1" w:styleId="ColorFFFF66Bg008A00">
     <w:name w:val="ColorFFFF66Bg008A00"/>
+    <w:semiHidden/>
     <w:rPr>
       <w:color w:val="FFFF66"/>
       <w:shd w:val="clear" w:color="auto" w:fill="008A00"/>
@@ -5551,6 +6150,7 @@
   </w:style>
   <w:style w:type="character" w:customStyle="1" w:styleId="ColorFFFF66Bg0066CC">
     <w:name w:val="ColorFFFF66Bg0066CC"/>
+    <w:semiHidden/>
     <w:rPr>
       <w:color w:val="FFFF66"/>
       <w:shd w:val="clear" w:color="auto" w:fill="0066CC"/>
@@ -5558,6 +6158,7 @@
   </w:style>
   <w:style w:type="character" w:customStyle="1" w:styleId="ColorFFFF66Bg9933FF">
     <w:name w:val="ColorFFFF66Bg9933FF"/>
+    <w:semiHidden/>
     <w:rPr>
       <w:color w:val="FFFF66"/>
       <w:shd w:val="clear" w:color="auto" w:fill="9933FF"/>
@@ -5565,6 +6166,7 @@
   </w:style>
   <w:style w:type="character" w:customStyle="1" w:styleId="ColorFFFF66BgFFFFFF">
     <w:name w:val="ColorFFFF66BgFFFFFF"/>
+    <w:semiHidden/>
     <w:rPr>
       <w:color w:val="FFFF66"/>
       <w:shd w:val="clear" w:color="auto" w:fill="FFFFFF"/>
@@ -5572,6 +6174,7 @@
   </w:style>
   <w:style w:type="character" w:customStyle="1" w:styleId="ColorFFFF66BgFACCCC">
     <w:name w:val="ColorFFFF66BgFACCCC"/>
+    <w:semiHidden/>
     <w:rPr>
       <w:color w:val="FFFF66"/>
       <w:shd w:val="clear" w:color="auto" w:fill="FACCCC"/>
@@ -5579,6 +6182,7 @@
   </w:style>
   <w:style w:type="character" w:customStyle="1" w:styleId="ColorFFFF66BgFFEBCC">
     <w:name w:val="ColorFFFF66BgFFEBCC"/>
+    <w:semiHidden/>
     <w:rPr>
       <w:color w:val="FFFF66"/>
       <w:shd w:val="clear" w:color="auto" w:fill="FFEBCC"/>
@@ -5586,6 +6190,7 @@
   </w:style>
   <w:style w:type="character" w:customStyle="1" w:styleId="ColorFFFF66BgFFFFCC">
     <w:name w:val="ColorFFFF66BgFFFFCC"/>
+    <w:semiHidden/>
     <w:rPr>
       <w:color w:val="FFFF66"/>
       <w:shd w:val="clear" w:color="auto" w:fill="FFFFCC"/>
@@ -5593,6 +6198,7 @@
   </w:style>
   <w:style w:type="character" w:customStyle="1" w:styleId="ColorFFFF66BgCCE8CC">
     <w:name w:val="ColorFFFF66BgCCE8CC"/>
+    <w:semiHidden/>
     <w:rPr>
       <w:color w:val="FFFF66"/>
       <w:shd w:val="clear" w:color="auto" w:fill="CCE8CC"/>
@@ -5600,6 +6206,7 @@
   </w:style>
   <w:style w:type="character" w:customStyle="1" w:styleId="ColorFFFF66BgCCE0F5">
     <w:name w:val="ColorFFFF66BgCCE0F5"/>
+    <w:semiHidden/>
     <w:rPr>
       <w:color w:val="FFFF66"/>
       <w:shd w:val="clear" w:color="auto" w:fill="CCE0F5"/>
@@ -5607,6 +6214,7 @@
   </w:style>
   <w:style w:type="character" w:customStyle="1" w:styleId="ColorFFFF66BgEBD6FF">
     <w:name w:val="ColorFFFF66BgEBD6FF"/>
+    <w:semiHidden/>
     <w:rPr>
       <w:color w:val="FFFF66"/>
       <w:shd w:val="clear" w:color="auto" w:fill="EBD6FF"/>
@@ -5614,6 +6222,7 @@
   </w:style>
   <w:style w:type="character" w:customStyle="1" w:styleId="ColorFFFF66BgBBBBBB">
     <w:name w:val="ColorFFFF66BgBBBBBB"/>
+    <w:semiHidden/>
     <w:rPr>
       <w:color w:val="FFFF66"/>
       <w:shd w:val="clear" w:color="auto" w:fill="BBBBBB"/>
@@ -5621,6 +6230,7 @@
   </w:style>
   <w:style w:type="character" w:customStyle="1" w:styleId="ColorFFFF66BgF06666">
     <w:name w:val="ColorFFFF66BgF06666"/>
+    <w:semiHidden/>
     <w:rPr>
       <w:color w:val="FFFF66"/>
       <w:shd w:val="clear" w:color="auto" w:fill="F06666"/>
@@ -5628,6 +6238,7 @@
   </w:style>
   <w:style w:type="character" w:customStyle="1" w:styleId="ColorFFFF66BgFFC266">
     <w:name w:val="ColorFFFF66BgFFC266"/>
+    <w:semiHidden/>
     <w:rPr>
       <w:color w:val="FFFF66"/>
       <w:shd w:val="clear" w:color="auto" w:fill="FFC266"/>
@@ -5635,6 +6246,7 @@
   </w:style>
   <w:style w:type="character" w:customStyle="1" w:styleId="ColorFFFF66BgFFFF66">
     <w:name w:val="ColorFFFF66BgFFFF66"/>
+    <w:semiHidden/>
     <w:rPr>
       <w:color w:val="FFFF66"/>
       <w:shd w:val="clear" w:color="auto" w:fill="FFFF66"/>
@@ -5642,6 +6254,7 @@
   </w:style>
   <w:style w:type="character" w:customStyle="1" w:styleId="ColorFFFF66Bg66B966">
     <w:name w:val="ColorFFFF66Bg66B966"/>
+    <w:semiHidden/>
     <w:rPr>
       <w:color w:val="FFFF66"/>
       <w:shd w:val="clear" w:color="auto" w:fill="66B966"/>
@@ -5649,6 +6262,7 @@
   </w:style>
   <w:style w:type="character" w:customStyle="1" w:styleId="ColorFFFF66Bg66A3E0">
     <w:name w:val="ColorFFFF66Bg66A3E0"/>
+    <w:semiHidden/>
     <w:rPr>
       <w:color w:val="FFFF66"/>
       <w:shd w:val="clear" w:color="auto" w:fill="66A3E0"/>
@@ -5656,6 +6270,7 @@
   </w:style>
   <w:style w:type="character" w:customStyle="1" w:styleId="ColorFFFF66BgC285FF">
     <w:name w:val="ColorFFFF66BgC285FF"/>
+    <w:semiHidden/>
     <w:rPr>
       <w:color w:val="FFFF66"/>
       <w:shd w:val="clear" w:color="auto" w:fill="C285FF"/>
@@ -5663,6 +6278,7 @@
   </w:style>
   <w:style w:type="character" w:customStyle="1" w:styleId="ColorFFFF66Bg888888">
     <w:name w:val="ColorFFFF66Bg888888"/>
+    <w:semiHidden/>
     <w:rPr>
       <w:color w:val="FFFF66"/>
       <w:shd w:val="clear" w:color="auto" w:fill="888888"/>
@@ -5670,6 +6286,7 @@
   </w:style>
   <w:style w:type="character" w:customStyle="1" w:styleId="ColorFFFF66BgA10000">
     <w:name w:val="ColorFFFF66BgA10000"/>
+    <w:semiHidden/>
     <w:rPr>
       <w:color w:val="FFFF66"/>
       <w:shd w:val="clear" w:color="auto" w:fill="A10000"/>
@@ -5677,6 +6294,7 @@
   </w:style>
   <w:style w:type="character" w:customStyle="1" w:styleId="ColorFFFF66BgB26B00">
     <w:name w:val="ColorFFFF66BgB26B00"/>
+    <w:semiHidden/>
     <w:rPr>
       <w:color w:val="FFFF66"/>
       <w:shd w:val="clear" w:color="auto" w:fill="B26B00"/>
@@ -5684,6 +6302,7 @@
   </w:style>
   <w:style w:type="character" w:customStyle="1" w:styleId="ColorFFFF66BgB2B200">
     <w:name w:val="ColorFFFF66BgB2B200"/>
+    <w:semiHidden/>
     <w:rPr>
       <w:color w:val="FFFF66"/>
       <w:shd w:val="clear" w:color="auto" w:fill="B2B200"/>
@@ -5691,6 +6310,7 @@
   </w:style>
   <w:style w:type="character" w:customStyle="1" w:styleId="ColorFFFF66Bg006100">
     <w:name w:val="ColorFFFF66Bg006100"/>
+    <w:semiHidden/>
     <w:rPr>
       <w:color w:val="FFFF66"/>
       <w:shd w:val="clear" w:color="auto" w:fill="006100"/>
@@ -5698,6 +6318,7 @@
   </w:style>
   <w:style w:type="character" w:customStyle="1" w:styleId="ColorFFFF66Bg0047B2">
     <w:name w:val="ColorFFFF66Bg0047B2"/>
+    <w:semiHidden/>
     <w:rPr>
       <w:color w:val="FFFF66"/>
       <w:shd w:val="clear" w:color="auto" w:fill="0047B2"/>
@@ -5705,6 +6326,7 @@
   </w:style>
   <w:style w:type="character" w:customStyle="1" w:styleId="ColorFFFF66Bg6B24B2">
     <w:name w:val="ColorFFFF66Bg6B24B2"/>
+    <w:semiHidden/>
     <w:rPr>
       <w:color w:val="FFFF66"/>
       <w:shd w:val="clear" w:color="auto" w:fill="6B24B2"/>
@@ -5712,6 +6334,7 @@
   </w:style>
   <w:style w:type="character" w:customStyle="1" w:styleId="ColorFFFF66Bg444444">
     <w:name w:val="ColorFFFF66Bg444444"/>
+    <w:semiHidden/>
     <w:rPr>
       <w:color w:val="FFFF66"/>
       <w:shd w:val="clear" w:color="auto" w:fill="444444"/>
@@ -5719,6 +6342,7 @@
   </w:style>
   <w:style w:type="character" w:customStyle="1" w:styleId="ColorFFFF66Bg5C0000">
     <w:name w:val="ColorFFFF66Bg5C0000"/>
+    <w:semiHidden/>
     <w:rPr>
       <w:color w:val="FFFF66"/>
       <w:shd w:val="clear" w:color="auto" w:fill="5C0000"/>
@@ -5726,6 +6350,7 @@
   </w:style>
   <w:style w:type="character" w:customStyle="1" w:styleId="ColorFFFF66Bg663D00">
     <w:name w:val="ColorFFFF66Bg663D00"/>
+    <w:semiHidden/>
     <w:rPr>
       <w:color w:val="FFFF66"/>
       <w:shd w:val="clear" w:color="auto" w:fill="663D00"/>
@@ -5733,6 +6358,7 @@
   </w:style>
   <w:style w:type="character" w:customStyle="1" w:styleId="ColorFFFF66Bg666600">
     <w:name w:val="ColorFFFF66Bg666600"/>
+    <w:semiHidden/>
     <w:rPr>
       <w:color w:val="FFFF66"/>
       <w:shd w:val="clear" w:color="auto" w:fill="666600"/>
@@ -5740,6 +6366,7 @@
   </w:style>
   <w:style w:type="character" w:customStyle="1" w:styleId="ColorFFFF66Bg003700">
     <w:name w:val="ColorFFFF66Bg003700"/>
+    <w:semiHidden/>
     <w:rPr>
       <w:color w:val="FFFF66"/>
       <w:shd w:val="clear" w:color="auto" w:fill="003700"/>
@@ -5747,6 +6374,7 @@
   </w:style>
   <w:style w:type="character" w:customStyle="1" w:styleId="ColorFFFF66Bg002966">
     <w:name w:val="ColorFFFF66Bg002966"/>
+    <w:semiHidden/>
     <w:rPr>
       <w:color w:val="FFFF66"/>
       <w:shd w:val="clear" w:color="auto" w:fill="002966"/>
@@ -5754,6 +6382,7 @@
   </w:style>
   <w:style w:type="character" w:customStyle="1" w:styleId="ColorFFFF66Bg3D1466">
     <w:name w:val="ColorFFFF66Bg3D1466"/>
+    <w:semiHidden/>
     <w:rPr>
       <w:color w:val="FFFF66"/>
       <w:shd w:val="clear" w:color="auto" w:fill="3D1466"/>
@@ -5761,12 +6390,14 @@
   </w:style>
   <w:style w:type="character" w:customStyle="1" w:styleId="Color66B966">
     <w:name w:val="Color66B966"/>
+    <w:semiHidden/>
     <w:rPr>
       <w:color w:val="66B966"/>
     </w:rPr>
   </w:style>
   <w:style w:type="character" w:customStyle="1" w:styleId="Color66B966BgE60000">
     <w:name w:val="Color66B966BgE60000"/>
+    <w:semiHidden/>
     <w:rPr>
       <w:color w:val="66B966"/>
       <w:shd w:val="clear" w:color="auto" w:fill="E60000"/>
@@ -5774,6 +6405,7 @@
   </w:style>
   <w:style w:type="character" w:customStyle="1" w:styleId="Color66B966BgFF9900">
     <w:name w:val="Color66B966BgFF9900"/>
+    <w:semiHidden/>
     <w:rPr>
       <w:color w:val="66B966"/>
       <w:shd w:val="clear" w:color="auto" w:fill="FF9900"/>
@@ -5781,6 +6413,7 @@
   </w:style>
   <w:style w:type="character" w:customStyle="1" w:styleId="Color66B966BgFFFF00">
     <w:name w:val="Color66B966BgFFFF00"/>
+    <w:semiHidden/>
     <w:rPr>
       <w:color w:val="66B966"/>
       <w:shd w:val="clear" w:color="auto" w:fill="FFFF00"/>
@@ -5788,6 +6421,7 @@
   </w:style>
   <w:style w:type="character" w:customStyle="1" w:styleId="Color66B966Bg008A00">
     <w:name w:val="Color66B966Bg008A00"/>
+    <w:semiHidden/>
     <w:rPr>
       <w:color w:val="66B966"/>
       <w:shd w:val="clear" w:color="auto" w:fill="008A00"/>
@@ -5795,6 +6429,7 @@
   </w:style>
   <w:style w:type="character" w:customStyle="1" w:styleId="Color66B966Bg0066CC">
     <w:name w:val="Color66B966Bg0066CC"/>
+    <w:semiHidden/>
     <w:rPr>
       <w:color w:val="66B966"/>
       <w:shd w:val="clear" w:color="auto" w:fill="0066CC"/>
@@ -5802,6 +6437,7 @@
   </w:style>
   <w:style w:type="character" w:customStyle="1" w:styleId="Color66B966Bg9933FF">
     <w:name w:val="Color66B966Bg9933FF"/>
+    <w:semiHidden/>
     <w:rPr>
       <w:color w:val="66B966"/>
       <w:shd w:val="clear" w:color="auto" w:fill="9933FF"/>
@@ -5809,6 +6445,7 @@
   </w:style>
   <w:style w:type="character" w:customStyle="1" w:styleId="Color66B966BgFFFFFF">
     <w:name w:val="Color66B966BgFFFFFF"/>
+    <w:semiHidden/>
     <w:rPr>
       <w:color w:val="66B966"/>
       <w:shd w:val="clear" w:color="auto" w:fill="FFFFFF"/>
@@ -5816,6 +6453,7 @@
   </w:style>
   <w:style w:type="character" w:customStyle="1" w:styleId="Color66B966BgFACCCC">
     <w:name w:val="Color66B966BgFACCCC"/>
+    <w:semiHidden/>
     <w:rPr>
       <w:color w:val="66B966"/>
       <w:shd w:val="clear" w:color="auto" w:fill="FACCCC"/>
@@ -5823,6 +6461,7 @@
   </w:style>
   <w:style w:type="character" w:customStyle="1" w:styleId="Color66B966BgFFEBCC">
     <w:name w:val="Color66B966BgFFEBCC"/>
+    <w:semiHidden/>
     <w:rPr>
       <w:color w:val="66B966"/>
       <w:shd w:val="clear" w:color="auto" w:fill="FFEBCC"/>
@@ -5830,6 +6469,7 @@
   </w:style>
   <w:style w:type="character" w:customStyle="1" w:styleId="Color66B966BgFFFFCC">
     <w:name w:val="Color66B966BgFFFFCC"/>
+    <w:semiHidden/>
     <w:rPr>
       <w:color w:val="66B966"/>
       <w:shd w:val="clear" w:color="auto" w:fill="FFFFCC"/>
@@ -5837,6 +6477,7 @@
   </w:style>
   <w:style w:type="character" w:customStyle="1" w:styleId="Color66B966BgCCE8CC">
     <w:name w:val="Color66B966BgCCE8CC"/>
+    <w:semiHidden/>
     <w:rPr>
       <w:color w:val="66B966"/>
       <w:shd w:val="clear" w:color="auto" w:fill="CCE8CC"/>
@@ -5844,6 +6485,7 @@
   </w:style>
   <w:style w:type="character" w:customStyle="1" w:styleId="Color66B966BgCCE0F5">
     <w:name w:val="Color66B966BgCCE0F5"/>
+    <w:semiHidden/>
     <w:rPr>
       <w:color w:val="66B966"/>
       <w:shd w:val="clear" w:color="auto" w:fill="CCE0F5"/>
@@ -5851,6 +6493,7 @@
   </w:style>
   <w:style w:type="character" w:customStyle="1" w:styleId="Color66B966BgEBD6FF">
     <w:name w:val="Color66B966BgEBD6FF"/>
+    <w:semiHidden/>
     <w:rPr>
       <w:color w:val="66B966"/>
       <w:shd w:val="clear" w:color="auto" w:fill="EBD6FF"/>
@@ -5858,6 +6501,7 @@
   </w:style>
   <w:style w:type="character" w:customStyle="1" w:styleId="Color66B966BgBBBBBB">
     <w:name w:val="Color66B966BgBBBBBB"/>
+    <w:semiHidden/>
     <w:rPr>
       <w:color w:val="66B966"/>
       <w:shd w:val="clear" w:color="auto" w:fill="BBBBBB"/>
@@ -5865,6 +6509,7 @@
   </w:style>
   <w:style w:type="character" w:customStyle="1" w:styleId="Color66B966BgF06666">
     <w:name w:val="Color66B966BgF06666"/>
+    <w:semiHidden/>
     <w:rPr>
       <w:color w:val="66B966"/>
       <w:shd w:val="clear" w:color="auto" w:fill="F06666"/>
@@ -5872,6 +6517,7 @@
   </w:style>
   <w:style w:type="character" w:customStyle="1" w:styleId="Color66B966BgFFC266">
     <w:name w:val="Color66B966BgFFC266"/>
+    <w:semiHidden/>
     <w:rPr>
       <w:color w:val="66B966"/>
       <w:shd w:val="clear" w:color="auto" w:fill="FFC266"/>
@@ -5879,6 +6525,7 @@
   </w:style>
   <w:style w:type="character" w:customStyle="1" w:styleId="Color66B966BgFFFF66">
     <w:name w:val="Color66B966BgFFFF66"/>
+    <w:semiHidden/>
     <w:rPr>
       <w:color w:val="66B966"/>
       <w:shd w:val="clear" w:color="auto" w:fill="FFFF66"/>
@@ -5886,6 +6533,7 @@
   </w:style>
   <w:style w:type="character" w:customStyle="1" w:styleId="Color66B966Bg66B966">
     <w:name w:val="Color66B966Bg66B966"/>
+    <w:semiHidden/>
     <w:rPr>
       <w:color w:val="66B966"/>
       <w:shd w:val="clear" w:color="auto" w:fill="66B966"/>
@@ -5893,6 +6541,7 @@
   </w:style>
   <w:style w:type="character" w:customStyle="1" w:styleId="Color66B966Bg66A3E0">
     <w:name w:val="Color66B966Bg66A3E0"/>
+    <w:semiHidden/>
     <w:rPr>
       <w:color w:val="66B966"/>
       <w:shd w:val="clear" w:color="auto" w:fill="66A3E0"/>
@@ -5900,6 +6549,7 @@
   </w:style>
   <w:style w:type="character" w:customStyle="1" w:styleId="Color66B966BgC285FF">
     <w:name w:val="Color66B966BgC285FF"/>
+    <w:semiHidden/>
     <w:rPr>
       <w:color w:val="66B966"/>
       <w:shd w:val="clear" w:color="auto" w:fill="C285FF"/>
@@ -5907,6 +6557,7 @@
   </w:style>
   <w:style w:type="character" w:customStyle="1" w:styleId="Color66B966Bg888888">
     <w:name w:val="Color66B966Bg888888"/>
+    <w:semiHidden/>
     <w:rPr>
       <w:color w:val="66B966"/>
       <w:shd w:val="clear" w:color="auto" w:fill="888888"/>
@@ -5914,6 +6565,7 @@
   </w:style>
   <w:style w:type="character" w:customStyle="1" w:styleId="Color66B966BgA10000">
     <w:name w:val="Color66B966BgA10000"/>
+    <w:semiHidden/>
     <w:rPr>
       <w:color w:val="66B966"/>
       <w:shd w:val="clear" w:color="auto" w:fill="A10000"/>
@@ -5921,6 +6573,7 @@
   </w:style>
   <w:style w:type="character" w:customStyle="1" w:styleId="Color66B966BgB26B00">
     <w:name w:val="Color66B966BgB26B00"/>
+    <w:semiHidden/>
     <w:rPr>
       <w:color w:val="66B966"/>
       <w:shd w:val="clear" w:color="auto" w:fill="B26B00"/>
@@ -5928,6 +6581,7 @@
   </w:style>
   <w:style w:type="character" w:customStyle="1" w:styleId="Color66B966BgB2B200">
     <w:name w:val="Color66B966BgB2B200"/>
+    <w:semiHidden/>
     <w:rPr>
       <w:color w:val="66B966"/>
       <w:shd w:val="clear" w:color="auto" w:fill="B2B200"/>
@@ -5935,6 +6589,7 @@
   </w:style>
   <w:style w:type="character" w:customStyle="1" w:styleId="Color66B966Bg006100">
     <w:name w:val="Color66B966Bg006100"/>
+    <w:semiHidden/>
     <w:rPr>
       <w:color w:val="66B966"/>
       <w:shd w:val="clear" w:color="auto" w:fill="006100"/>
@@ -5942,6 +6597,7 @@
   </w:style>
   <w:style w:type="character" w:customStyle="1" w:styleId="Color66B966Bg0047B2">
     <w:name w:val="Color66B966Bg0047B2"/>
+    <w:semiHidden/>
     <w:rPr>
       <w:color w:val="66B966"/>
       <w:shd w:val="clear" w:color="auto" w:fill="0047B2"/>
@@ -5949,6 +6605,7 @@
   </w:style>
   <w:style w:type="character" w:customStyle="1" w:styleId="Color66B966Bg6B24B2">
     <w:name w:val="Color66B966Bg6B24B2"/>
+    <w:semiHidden/>
     <w:rPr>
       <w:color w:val="66B966"/>
       <w:shd w:val="clear" w:color="auto" w:fill="6B24B2"/>
@@ -5956,6 +6613,7 @@
   </w:style>
   <w:style w:type="character" w:customStyle="1" w:styleId="Color66B966Bg444444">
     <w:name w:val="Color66B966Bg444444"/>
+    <w:semiHidden/>
     <w:rPr>
       <w:color w:val="66B966"/>
       <w:shd w:val="clear" w:color="auto" w:fill="444444"/>
@@ -5963,6 +6621,7 @@
   </w:style>
   <w:style w:type="character" w:customStyle="1" w:styleId="Color66B966Bg5C0000">
     <w:name w:val="Color66B966Bg5C0000"/>
+    <w:semiHidden/>
     <w:rPr>
       <w:color w:val="66B966"/>
       <w:shd w:val="clear" w:color="auto" w:fill="5C0000"/>
@@ -5970,6 +6629,7 @@
   </w:style>
   <w:style w:type="character" w:customStyle="1" w:styleId="Color66B966Bg663D00">
     <w:name w:val="Color66B966Bg663D00"/>
+    <w:semiHidden/>
     <w:rPr>
       <w:color w:val="66B966"/>
       <w:shd w:val="clear" w:color="auto" w:fill="663D00"/>
@@ -5977,6 +6637,7 @@
   </w:style>
   <w:style w:type="character" w:customStyle="1" w:styleId="Color66B966Bg666600">
     <w:name w:val="Color66B966Bg666600"/>
+    <w:semiHidden/>
     <w:rPr>
       <w:color w:val="66B966"/>
       <w:shd w:val="clear" w:color="auto" w:fill="666600"/>
@@ -5984,6 +6645,7 @@
   </w:style>
   <w:style w:type="character" w:customStyle="1" w:styleId="Color66B966Bg003700">
     <w:name w:val="Color66B966Bg003700"/>
+    <w:semiHidden/>
     <w:rPr>
       <w:color w:val="66B966"/>
       <w:shd w:val="clear" w:color="auto" w:fill="003700"/>
@@ -5991,6 +6653,7 @@
   </w:style>
   <w:style w:type="character" w:customStyle="1" w:styleId="Color66B966Bg002966">
     <w:name w:val="Color66B966Bg002966"/>
+    <w:semiHidden/>
     <w:rPr>
       <w:color w:val="66B966"/>
       <w:shd w:val="clear" w:color="auto" w:fill="002966"/>
@@ -5998,6 +6661,7 @@
   </w:style>
   <w:style w:type="character" w:customStyle="1" w:styleId="Color66B966Bg3D1466">
     <w:name w:val="Color66B966Bg3D1466"/>
+    <w:semiHidden/>
     <w:rPr>
       <w:color w:val="66B966"/>
       <w:shd w:val="clear" w:color="auto" w:fill="3D1466"/>
@@ -6005,12 +6669,14 @@
   </w:style>
   <w:style w:type="character" w:customStyle="1" w:styleId="Color66A3E0">
     <w:name w:val="Color66A3E0"/>
+    <w:semiHidden/>
     <w:rPr>
       <w:color w:val="66A3E0"/>
     </w:rPr>
   </w:style>
   <w:style w:type="character" w:customStyle="1" w:styleId="Color66A3E0BgE60000">
     <w:name w:val="Color66A3E0BgE60000"/>
+    <w:semiHidden/>
     <w:rPr>
       <w:color w:val="66A3E0"/>
       <w:shd w:val="clear" w:color="auto" w:fill="E60000"/>
@@ -6018,6 +6684,7 @@
   </w:style>
   <w:style w:type="character" w:customStyle="1" w:styleId="Color66A3E0BgFF9900">
     <w:name w:val="Color66A3E0BgFF9900"/>
+    <w:semiHidden/>
     <w:rPr>
       <w:color w:val="66A3E0"/>
       <w:shd w:val="clear" w:color="auto" w:fill="FF9900"/>
@@ -6025,6 +6692,7 @@
   </w:style>
   <w:style w:type="character" w:customStyle="1" w:styleId="Color66A3E0BgFFFF00">
     <w:name w:val="Color66A3E0BgFFFF00"/>
+    <w:semiHidden/>
     <w:rPr>
       <w:color w:val="66A3E0"/>
       <w:shd w:val="clear" w:color="auto" w:fill="FFFF00"/>
@@ -6032,6 +6700,7 @@
   </w:style>
   <w:style w:type="character" w:customStyle="1" w:styleId="Color66A3E0Bg008A00">
     <w:name w:val="Color66A3E0Bg008A00"/>
+    <w:semiHidden/>
     <w:rPr>
       <w:color w:val="66A3E0"/>
       <w:shd w:val="clear" w:color="auto" w:fill="008A00"/>
@@ -6039,6 +6708,7 @@
   </w:style>
   <w:style w:type="character" w:customStyle="1" w:styleId="Color66A3E0Bg0066CC">
     <w:name w:val="Color66A3E0Bg0066CC"/>
+    <w:semiHidden/>
     <w:rPr>
       <w:color w:val="66A3E0"/>
       <w:shd w:val="clear" w:color="auto" w:fill="0066CC"/>
@@ -6046,6 +6716,7 @@
   </w:style>
   <w:style w:type="character" w:customStyle="1" w:styleId="Color66A3E0Bg9933FF">
     <w:name w:val="Color66A3E0Bg9933FF"/>
+    <w:semiHidden/>
     <w:rPr>
       <w:color w:val="66A3E0"/>
       <w:shd w:val="clear" w:color="auto" w:fill="9933FF"/>
@@ -6053,6 +6724,7 @@
   </w:style>
   <w:style w:type="character" w:customStyle="1" w:styleId="Color66A3E0BgFFFFFF">
     <w:name w:val="Color66A3E0BgFFFFFF"/>
+    <w:semiHidden/>
     <w:rPr>
       <w:color w:val="66A3E0"/>
       <w:shd w:val="clear" w:color="auto" w:fill="FFFFFF"/>
@@ -6060,6 +6732,7 @@
   </w:style>
   <w:style w:type="character" w:customStyle="1" w:styleId="Color66A3E0BgFACCCC">
     <w:name w:val="Color66A3E0BgFACCCC"/>
+    <w:semiHidden/>
     <w:rPr>
       <w:color w:val="66A3E0"/>
       <w:shd w:val="clear" w:color="auto" w:fill="FACCCC"/>
@@ -6067,6 +6740,7 @@
   </w:style>
   <w:style w:type="character" w:customStyle="1" w:styleId="Color66A3E0BgFFEBCC">
     <w:name w:val="Color66A3E0BgFFEBCC"/>
+    <w:semiHidden/>
     <w:rPr>
       <w:color w:val="66A3E0"/>
       <w:shd w:val="clear" w:color="auto" w:fill="FFEBCC"/>
@@ -6074,6 +6748,7 @@
   </w:style>
   <w:style w:type="character" w:customStyle="1" w:styleId="Color66A3E0BgFFFFCC">
     <w:name w:val="Color66A3E0BgFFFFCC"/>
+    <w:semiHidden/>
     <w:rPr>
       <w:color w:val="66A3E0"/>
       <w:shd w:val="clear" w:color="auto" w:fill="FFFFCC"/>
@@ -6081,6 +6756,7 @@
   </w:style>
   <w:style w:type="character" w:customStyle="1" w:styleId="Color66A3E0BgCCE8CC">
     <w:name w:val="Color66A3E0BgCCE8CC"/>
+    <w:semiHidden/>
     <w:rPr>
       <w:color w:val="66A3E0"/>
       <w:shd w:val="clear" w:color="auto" w:fill="CCE8CC"/>
@@ -6088,6 +6764,7 @@
   </w:style>
   <w:style w:type="character" w:customStyle="1" w:styleId="Color66A3E0BgCCE0F5">
     <w:name w:val="Color66A3E0BgCCE0F5"/>
+    <w:semiHidden/>
     <w:rPr>
       <w:color w:val="66A3E0"/>
       <w:shd w:val="clear" w:color="auto" w:fill="CCE0F5"/>
@@ -6095,6 +6772,7 @@
   </w:style>
   <w:style w:type="character" w:customStyle="1" w:styleId="Color66A3E0BgEBD6FF">
     <w:name w:val="Color66A3E0BgEBD6FF"/>
+    <w:semiHidden/>
     <w:rPr>
       <w:color w:val="66A3E0"/>
       <w:shd w:val="clear" w:color="auto" w:fill="EBD6FF"/>
@@ -6102,6 +6780,7 @@
   </w:style>
   <w:style w:type="character" w:customStyle="1" w:styleId="Color66A3E0BgBBBBBB">
     <w:name w:val="Color66A3E0BgBBBBBB"/>
+    <w:semiHidden/>
     <w:rPr>
       <w:color w:val="66A3E0"/>
       <w:shd w:val="clear" w:color="auto" w:fill="BBBBBB"/>
@@ -6109,6 +6788,7 @@
   </w:style>
   <w:style w:type="character" w:customStyle="1" w:styleId="Color66A3E0BgF06666">
     <w:name w:val="Color66A3E0BgF06666"/>
+    <w:semiHidden/>
     <w:rPr>
       <w:color w:val="66A3E0"/>
       <w:shd w:val="clear" w:color="auto" w:fill="F06666"/>
@@ -6116,6 +6796,7 @@
   </w:style>
   <w:style w:type="character" w:customStyle="1" w:styleId="Color66A3E0BgFFC266">
     <w:name w:val="Color66A3E0BgFFC266"/>
+    <w:semiHidden/>
     <w:rPr>
       <w:color w:val="66A3E0"/>
       <w:shd w:val="clear" w:color="auto" w:fill="FFC266"/>
@@ -6123,6 +6804,7 @@
   </w:style>
   <w:style w:type="character" w:customStyle="1" w:styleId="Color66A3E0BgFFFF66">
     <w:name w:val="Color66A3E0BgFFFF66"/>
+    <w:semiHidden/>
     <w:rPr>
       <w:color w:val="66A3E0"/>
       <w:shd w:val="clear" w:color="auto" w:fill="FFFF66"/>
@@ -6130,6 +6812,7 @@
   </w:style>
   <w:style w:type="character" w:customStyle="1" w:styleId="Color66A3E0Bg66B966">
     <w:name w:val="Color66A3E0Bg66B966"/>
+    <w:semiHidden/>
     <w:rPr>
       <w:color w:val="66A3E0"/>
       <w:shd w:val="clear" w:color="auto" w:fill="66B966"/>
@@ -6137,6 +6820,7 @@
   </w:style>
   <w:style w:type="character" w:customStyle="1" w:styleId="Color66A3E0Bg66A3E0">
     <w:name w:val="Color66A3E0Bg66A3E0"/>
+    <w:semiHidden/>
     <w:rPr>
       <w:color w:val="66A3E0"/>
       <w:shd w:val="clear" w:color="auto" w:fill="66A3E0"/>
@@ -6144,6 +6828,7 @@
   </w:style>
   <w:style w:type="character" w:customStyle="1" w:styleId="Color66A3E0BgC285FF">
     <w:name w:val="Color66A3E0BgC285FF"/>
+    <w:semiHidden/>
     <w:rPr>
       <w:color w:val="66A3E0"/>
       <w:shd w:val="clear" w:color="auto" w:fill="C285FF"/>
@@ -6151,6 +6836,7 @@
   </w:style>
   <w:style w:type="character" w:customStyle="1" w:styleId="Color66A3E0Bg888888">
     <w:name w:val="Color66A3E0Bg888888"/>
+    <w:semiHidden/>
     <w:rPr>
       <w:color w:val="66A3E0"/>
       <w:shd w:val="clear" w:color="auto" w:fill="888888"/>
@@ -6158,6 +6844,7 @@
   </w:style>
   <w:style w:type="character" w:customStyle="1" w:styleId="Color66A3E0BgA10000">
     <w:name w:val="Color66A3E0BgA10000"/>
+    <w:semiHidden/>
     <w:rPr>
       <w:color w:val="66A3E0"/>
       <w:shd w:val="clear" w:color="auto" w:fill="A10000"/>
@@ -6165,6 +6852,7 @@
   </w:style>
   <w:style w:type="character" w:customStyle="1" w:styleId="Color66A3E0BgB26B00">
     <w:name w:val="Color66A3E0BgB26B00"/>
+    <w:semiHidden/>
     <w:rPr>
       <w:color w:val="66A3E0"/>
       <w:shd w:val="clear" w:color="auto" w:fill="B26B00"/>
@@ -6172,6 +6860,7 @@
   </w:style>
   <w:style w:type="character" w:customStyle="1" w:styleId="Color66A3E0BgB2B200">
     <w:name w:val="Color66A3E0BgB2B200"/>
+    <w:semiHidden/>
     <w:rPr>
       <w:color w:val="66A3E0"/>
       <w:shd w:val="clear" w:color="auto" w:fill="B2B200"/>
@@ -6179,6 +6868,7 @@
   </w:style>
   <w:style w:type="character" w:customStyle="1" w:styleId="Color66A3E0Bg006100">
     <w:name w:val="Color66A3E0Bg006100"/>
+    <w:semiHidden/>
     <w:rPr>
       <w:color w:val="66A3E0"/>
       <w:shd w:val="clear" w:color="auto" w:fill="006100"/>
@@ -6186,6 +6876,7 @@
   </w:style>
   <w:style w:type="character" w:customStyle="1" w:styleId="Color66A3E0Bg0047B2">
     <w:name w:val="Color66A3E0Bg0047B2"/>
+    <w:semiHidden/>
     <w:rPr>
       <w:color w:val="66A3E0"/>
       <w:shd w:val="clear" w:color="auto" w:fill="0047B2"/>
@@ -6193,6 +6884,7 @@
   </w:style>
   <w:style w:type="character" w:customStyle="1" w:styleId="Color66A3E0Bg6B24B2">
     <w:name w:val="Color66A3E0Bg6B24B2"/>
+    <w:semiHidden/>
     <w:rPr>
       <w:color w:val="66A3E0"/>
       <w:shd w:val="clear" w:color="auto" w:fill="6B24B2"/>
@@ -6200,6 +6892,7 @@
   </w:style>
   <w:style w:type="character" w:customStyle="1" w:styleId="Color66A3E0Bg444444">
     <w:name w:val="Color66A3E0Bg444444"/>
+    <w:semiHidden/>
     <w:rPr>
       <w:color w:val="66A3E0"/>
       <w:shd w:val="clear" w:color="auto" w:fill="444444"/>
@@ -6207,6 +6900,7 @@
   </w:style>
   <w:style w:type="character" w:customStyle="1" w:styleId="Color66A3E0Bg5C0000">
     <w:name w:val="Color66A3E0Bg5C0000"/>
+    <w:semiHidden/>
     <w:rPr>
       <w:color w:val="66A3E0"/>
       <w:shd w:val="clear" w:color="auto" w:fill="5C0000"/>
@@ -6214,6 +6908,7 @@
   </w:style>
   <w:style w:type="character" w:customStyle="1" w:styleId="Color66A3E0Bg663D00">
     <w:name w:val="Color66A3E0Bg663D00"/>
+    <w:semiHidden/>
     <w:rPr>
       <w:color w:val="66A3E0"/>
       <w:shd w:val="clear" w:color="auto" w:fill="663D00"/>
@@ -6221,6 +6916,7 @@
   </w:style>
   <w:style w:type="character" w:customStyle="1" w:styleId="Color66A3E0Bg666600">
     <w:name w:val="Color66A3E0Bg666600"/>
+    <w:semiHidden/>
     <w:rPr>
       <w:color w:val="66A3E0"/>
       <w:shd w:val="clear" w:color="auto" w:fill="666600"/>
@@ -6228,6 +6924,7 @@
   </w:style>
   <w:style w:type="character" w:customStyle="1" w:styleId="Color66A3E0Bg003700">
     <w:name w:val="Color66A3E0Bg003700"/>
+    <w:semiHidden/>
     <w:rPr>
       <w:color w:val="66A3E0"/>
       <w:shd w:val="clear" w:color="auto" w:fill="003700"/>
@@ -6235,6 +6932,7 @@
   </w:style>
   <w:style w:type="character" w:customStyle="1" w:styleId="Color66A3E0Bg002966">
     <w:name w:val="Color66A3E0Bg002966"/>
+    <w:semiHidden/>
     <w:rPr>
       <w:color w:val="66A3E0"/>
       <w:shd w:val="clear" w:color="auto" w:fill="002966"/>
@@ -6242,6 +6940,7 @@
   </w:style>
   <w:style w:type="character" w:customStyle="1" w:styleId="Color66A3E0Bg3D1466">
     <w:name w:val="Color66A3E0Bg3D1466"/>
+    <w:semiHidden/>
     <w:rPr>
       <w:color w:val="66A3E0"/>
       <w:shd w:val="clear" w:color="auto" w:fill="3D1466"/>
@@ -6249,12 +6948,14 @@
   </w:style>
   <w:style w:type="character" w:customStyle="1" w:styleId="ColorC285FF">
     <w:name w:val="ColorC285FF"/>
+    <w:semiHidden/>
     <w:rPr>
       <w:color w:val="C285FF"/>
     </w:rPr>
   </w:style>
   <w:style w:type="character" w:customStyle="1" w:styleId="ColorC285FFBgE60000">
     <w:name w:val="ColorC285FFBgE60000"/>
+    <w:semiHidden/>
     <w:rPr>
       <w:color w:val="C285FF"/>
       <w:shd w:val="clear" w:color="auto" w:fill="E60000"/>
@@ -6262,6 +6963,7 @@
   </w:style>
   <w:style w:type="character" w:customStyle="1" w:styleId="ColorC285FFBgFF9900">
     <w:name w:val="ColorC285FFBgFF9900"/>
+    <w:semiHidden/>
     <w:rPr>
       <w:color w:val="C285FF"/>
       <w:shd w:val="clear" w:color="auto" w:fill="FF9900"/>
@@ -6269,6 +6971,7 @@
   </w:style>
   <w:style w:type="character" w:customStyle="1" w:styleId="ColorC285FFBgFFFF00">
     <w:name w:val="ColorC285FFBgFFFF00"/>
+    <w:semiHidden/>
     <w:rPr>
       <w:color w:val="C285FF"/>
       <w:shd w:val="clear" w:color="auto" w:fill="FFFF00"/>
@@ -6276,6 +6979,7 @@
   </w:style>
   <w:style w:type="character" w:customStyle="1" w:styleId="ColorC285FFBg008A00">
     <w:name w:val="ColorC285FFBg008A00"/>
+    <w:semiHidden/>
     <w:rPr>
       <w:color w:val="C285FF"/>
       <w:shd w:val="clear" w:color="auto" w:fill="008A00"/>
@@ -6283,6 +6987,7 @@
   </w:style>
   <w:style w:type="character" w:customStyle="1" w:styleId="ColorC285FFBg0066CC">
     <w:name w:val="ColorC285FFBg0066CC"/>
+    <w:semiHidden/>
     <w:rPr>
       <w:color w:val="C285FF"/>
       <w:shd w:val="clear" w:color="auto" w:fill="0066CC"/>
@@ -6290,6 +6995,7 @@
   </w:style>
   <w:style w:type="character" w:customStyle="1" w:styleId="ColorC285FFBg9933FF">
     <w:name w:val="ColorC285FFBg9933FF"/>
+    <w:semiHidden/>
     <w:rPr>
       <w:color w:val="C285FF"/>
       <w:shd w:val="clear" w:color="auto" w:fill="9933FF"/>
@@ -6297,6 +7003,7 @@
   </w:style>
   <w:style w:type="character" w:customStyle="1" w:styleId="ColorC285FFBgFFFFFF">
     <w:name w:val="ColorC285FFBgFFFFFF"/>
+    <w:semiHidden/>
     <w:rPr>
       <w:color w:val="C285FF"/>
       <w:shd w:val="clear" w:color="auto" w:fill="FFFFFF"/>
@@ -6304,6 +7011,7 @@
   </w:style>
   <w:style w:type="character" w:customStyle="1" w:styleId="ColorC285FFBgFACCCC">
     <w:name w:val="ColorC285FFBgFACCCC"/>
+    <w:semiHidden/>
     <w:rPr>
       <w:color w:val="C285FF"/>
       <w:shd w:val="clear" w:color="auto" w:fill="FACCCC"/>
@@ -6311,6 +7019,7 @@
   </w:style>
   <w:style w:type="character" w:customStyle="1" w:styleId="ColorC285FFBgFFEBCC">
     <w:name w:val="ColorC285FFBgFFEBCC"/>
+    <w:semiHidden/>
     <w:rPr>
       <w:color w:val="C285FF"/>
       <w:shd w:val="clear" w:color="auto" w:fill="FFEBCC"/>
@@ -6318,6 +7027,7 @@
   </w:style>
   <w:style w:type="character" w:customStyle="1" w:styleId="ColorC285FFBgFFFFCC">
     <w:name w:val="ColorC285FFBgFFFFCC"/>
+    <w:semiHidden/>
     <w:rPr>
       <w:color w:val="C285FF"/>
       <w:shd w:val="clear" w:color="auto" w:fill="FFFFCC"/>
@@ -6325,6 +7035,7 @@
   </w:style>
   <w:style w:type="character" w:customStyle="1" w:styleId="ColorC285FFBgCCE8CC">
     <w:name w:val="ColorC285FFBgCCE8CC"/>
+    <w:semiHidden/>
     <w:rPr>
       <w:color w:val="C285FF"/>
       <w:shd w:val="clear" w:color="auto" w:fill="CCE8CC"/>
@@ -6332,6 +7043,7 @@
   </w:style>
   <w:style w:type="character" w:customStyle="1" w:styleId="ColorC285FFBgCCE0F5">
     <w:name w:val="ColorC285FFBgCCE0F5"/>
+    <w:semiHidden/>
     <w:rPr>
       <w:color w:val="C285FF"/>
       <w:shd w:val="clear" w:color="auto" w:fill="CCE0F5"/>
@@ -6339,6 +7051,7 @@
   </w:style>
   <w:style w:type="character" w:customStyle="1" w:styleId="ColorC285FFBgEBD6FF">
     <w:name w:val="ColorC285FFBgEBD6FF"/>
+    <w:semiHidden/>
     <w:rPr>
       <w:color w:val="C285FF"/>
       <w:shd w:val="clear" w:color="auto" w:fill="EBD6FF"/>
@@ -6346,6 +7059,7 @@
   </w:style>
   <w:style w:type="character" w:customStyle="1" w:styleId="ColorC285FFBgBBBBBB">
     <w:name w:val="ColorC285FFBgBBBBBB"/>
+    <w:semiHidden/>
     <w:rPr>
       <w:color w:val="C285FF"/>
       <w:shd w:val="clear" w:color="auto" w:fill="BBBBBB"/>
@@ -6353,6 +7067,7 @@
   </w:style>
   <w:style w:type="character" w:customStyle="1" w:styleId="ColorC285FFBgF06666">
     <w:name w:val="ColorC285FFBgF06666"/>
+    <w:semiHidden/>
     <w:rPr>
       <w:color w:val="C285FF"/>
       <w:shd w:val="clear" w:color="auto" w:fill="F06666"/>
@@ -6360,6 +7075,7 @@
   </w:style>
   <w:style w:type="character" w:customStyle="1" w:styleId="ColorC285FFBgFFC266">
     <w:name w:val="ColorC285FFBgFFC266"/>
+    <w:semiHidden/>
     <w:rPr>
       <w:color w:val="C285FF"/>
       <w:shd w:val="clear" w:color="auto" w:fill="FFC266"/>
@@ -6367,6 +7083,7 @@
   </w:style>
   <w:style w:type="character" w:customStyle="1" w:styleId="ColorC285FFBgFFFF66">
     <w:name w:val="ColorC285FFBgFFFF66"/>
+    <w:semiHidden/>
     <w:rPr>
       <w:color w:val="C285FF"/>
       <w:shd w:val="clear" w:color="auto" w:fill="FFFF66"/>
@@ -6374,6 +7091,7 @@
   </w:style>
   <w:style w:type="character" w:customStyle="1" w:styleId="ColorC285FFBg66B966">
     <w:name w:val="ColorC285FFBg66B966"/>
+    <w:semiHidden/>
     <w:rPr>
       <w:color w:val="C285FF"/>
       <w:shd w:val="clear" w:color="auto" w:fill="66B966"/>
@@ -6381,6 +7099,7 @@
   </w:style>
   <w:style w:type="character" w:customStyle="1" w:styleId="ColorC285FFBg66A3E0">
     <w:name w:val="ColorC285FFBg66A3E0"/>
+    <w:semiHidden/>
     <w:rPr>
       <w:color w:val="C285FF"/>
       <w:shd w:val="clear" w:color="auto" w:fill="66A3E0"/>
@@ -6388,6 +7107,7 @@
   </w:style>
   <w:style w:type="character" w:customStyle="1" w:styleId="ColorC285FFBgC285FF">
     <w:name w:val="ColorC285FFBgC285FF"/>
+    <w:semiHidden/>
     <w:rPr>
       <w:color w:val="C285FF"/>
       <w:shd w:val="clear" w:color="auto" w:fill="C285FF"/>
@@ -6395,6 +7115,7 @@
   </w:style>
   <w:style w:type="character" w:customStyle="1" w:styleId="ColorC285FFBg888888">
     <w:name w:val="ColorC285FFBg888888"/>
+    <w:semiHidden/>
     <w:rPr>
       <w:color w:val="C285FF"/>
       <w:shd w:val="clear" w:color="auto" w:fill="888888"/>
@@ -6402,6 +7123,7 @@
   </w:style>
   <w:style w:type="character" w:customStyle="1" w:styleId="ColorC285FFBgA10000">
     <w:name w:val="ColorC285FFBgA10000"/>
+    <w:semiHidden/>
     <w:rPr>
       <w:color w:val="C285FF"/>
       <w:shd w:val="clear" w:color="auto" w:fill="A10000"/>
@@ -6409,6 +7131,7 @@
   </w:style>
   <w:style w:type="character" w:customStyle="1" w:styleId="ColorC285FFBgB26B00">
     <w:name w:val="ColorC285FFBgB26B00"/>
+    <w:semiHidden/>
     <w:rPr>
       <w:color w:val="C285FF"/>
       <w:shd w:val="clear" w:color="auto" w:fill="B26B00"/>
@@ -6416,6 +7139,7 @@
   </w:style>
   <w:style w:type="character" w:customStyle="1" w:styleId="ColorC285FFBgB2B200">
     <w:name w:val="ColorC285FFBgB2B200"/>
+    <w:semiHidden/>
     <w:rPr>
       <w:color w:val="C285FF"/>
       <w:shd w:val="clear" w:color="auto" w:fill="B2B200"/>
@@ -6423,6 +7147,7 @@
   </w:style>
   <w:style w:type="character" w:customStyle="1" w:styleId="ColorC285FFBg006100">
     <w:name w:val="ColorC285FFBg006100"/>
+    <w:semiHidden/>
     <w:rPr>
       <w:color w:val="C285FF"/>
       <w:shd w:val="clear" w:color="auto" w:fill="006100"/>
@@ -6430,6 +7155,7 @@
   </w:style>
   <w:style w:type="character" w:customStyle="1" w:styleId="ColorC285FFBg0047B2">
     <w:name w:val="ColorC285FFBg0047B2"/>
+    <w:semiHidden/>
     <w:rPr>
       <w:color w:val="C285FF"/>
       <w:shd w:val="clear" w:color="auto" w:fill="0047B2"/>
@@ -6437,6 +7163,7 @@
   </w:style>
   <w:style w:type="character" w:customStyle="1" w:styleId="ColorC285FFBg6B24B2">
     <w:name w:val="ColorC285FFBg6B24B2"/>
+    <w:semiHidden/>
     <w:rPr>
       <w:color w:val="C285FF"/>
       <w:shd w:val="clear" w:color="auto" w:fill="6B24B2"/>
@@ -6444,6 +7171,7 @@
   </w:style>
   <w:style w:type="character" w:customStyle="1" w:styleId="ColorC285FFBg444444">
     <w:name w:val="ColorC285FFBg444444"/>
+    <w:semiHidden/>
     <w:rPr>
       <w:color w:val="C285FF"/>
       <w:shd w:val="clear" w:color="auto" w:fill="444444"/>
@@ -6451,6 +7179,7 @@
   </w:style>
   <w:style w:type="character" w:customStyle="1" w:styleId="ColorC285FFBg5C0000">
     <w:name w:val="ColorC285FFBg5C0000"/>
+    <w:semiHidden/>
     <w:rPr>
       <w:color w:val="C285FF"/>
       <w:shd w:val="clear" w:color="auto" w:fill="5C0000"/>
@@ -6458,6 +7187,7 @@
   </w:style>
   <w:style w:type="character" w:customStyle="1" w:styleId="ColorC285FFBg663D00">
     <w:name w:val="ColorC285FFBg663D00"/>
+    <w:semiHidden/>
     <w:rPr>
       <w:color w:val="C285FF"/>
       <w:shd w:val="clear" w:color="auto" w:fill="663D00"/>
@@ -6465,6 +7195,7 @@
   </w:style>
   <w:style w:type="character" w:customStyle="1" w:styleId="ColorC285FFBg666600">
     <w:name w:val="ColorC285FFBg666600"/>
+    <w:semiHidden/>
     <w:rPr>
       <w:color w:val="C285FF"/>
       <w:shd w:val="clear" w:color="auto" w:fill="666600"/>
@@ -6472,6 +7203,7 @@
   </w:style>
   <w:style w:type="character" w:customStyle="1" w:styleId="ColorC285FFBg003700">
     <w:name w:val="ColorC285FFBg003700"/>
+    <w:semiHidden/>
     <w:rPr>
       <w:color w:val="C285FF"/>
       <w:shd w:val="clear" w:color="auto" w:fill="003700"/>
@@ -6479,6 +7211,7 @@
   </w:style>
   <w:style w:type="character" w:customStyle="1" w:styleId="ColorC285FFBg002966">
     <w:name w:val="ColorC285FFBg002966"/>
+    <w:semiHidden/>
     <w:rPr>
       <w:color w:val="C285FF"/>
       <w:shd w:val="clear" w:color="auto" w:fill="002966"/>
@@ -6486,6 +7219,7 @@
   </w:style>
   <w:style w:type="character" w:customStyle="1" w:styleId="ColorC285FFBg3D1466">
     <w:name w:val="ColorC285FFBg3D1466"/>
+    <w:semiHidden/>
     <w:rPr>
       <w:color w:val="C285FF"/>
       <w:shd w:val="clear" w:color="auto" w:fill="3D1466"/>
@@ -6493,12 +7227,14 @@
   </w:style>
   <w:style w:type="character" w:customStyle="1" w:styleId="Color888888">
     <w:name w:val="Color888888"/>
+    <w:semiHidden/>
     <w:rPr>
       <w:color w:val="888888"/>
     </w:rPr>
   </w:style>
   <w:style w:type="character" w:customStyle="1" w:styleId="Color888888BgE60000">
     <w:name w:val="Color888888BgE60000"/>
+    <w:semiHidden/>
     <w:rPr>
       <w:color w:val="888888"/>
       <w:shd w:val="clear" w:color="auto" w:fill="E60000"/>
@@ -6506,6 +7242,7 @@
   </w:style>
   <w:style w:type="character" w:customStyle="1" w:styleId="Color888888BgFF9900">
     <w:name w:val="Color888888BgFF9900"/>
+    <w:semiHidden/>
     <w:rPr>
       <w:color w:val="888888"/>
       <w:shd w:val="clear" w:color="auto" w:fill="FF9900"/>
@@ -6513,6 +7250,7 @@
   </w:style>
   <w:style w:type="character" w:customStyle="1" w:styleId="Color888888BgFFFF00">
     <w:name w:val="Color888888BgFFFF00"/>
+    <w:semiHidden/>
     <w:rPr>
       <w:color w:val="888888"/>
       <w:shd w:val="clear" w:color="auto" w:fill="FFFF00"/>
@@ -6520,6 +7258,7 @@
   </w:style>
   <w:style w:type="character" w:customStyle="1" w:styleId="Color888888Bg008A00">
     <w:name w:val="Color888888Bg008A00"/>
+    <w:semiHidden/>
     <w:rPr>
       <w:color w:val="888888"/>
       <w:shd w:val="clear" w:color="auto" w:fill="008A00"/>
@@ -6527,6 +7266,7 @@
   </w:style>
   <w:style w:type="character" w:customStyle="1" w:styleId="Color888888Bg0066CC">
     <w:name w:val="Color888888Bg0066CC"/>
+    <w:semiHidden/>
     <w:rPr>
       <w:color w:val="888888"/>
       <w:shd w:val="clear" w:color="auto" w:fill="0066CC"/>
@@ -6534,6 +7274,7 @@
   </w:style>
   <w:style w:type="character" w:customStyle="1" w:styleId="Color888888Bg9933FF">
     <w:name w:val="Color888888Bg9933FF"/>
+    <w:semiHidden/>
     <w:rPr>
       <w:color w:val="888888"/>
       <w:shd w:val="clear" w:color="auto" w:fill="9933FF"/>
@@ -6541,6 +7282,7 @@
   </w:style>
   <w:style w:type="character" w:customStyle="1" w:styleId="Color888888BgFFFFFF">
     <w:name w:val="Color888888BgFFFFFF"/>
+    <w:semiHidden/>
     <w:rPr>
       <w:color w:val="888888"/>
       <w:shd w:val="clear" w:color="auto" w:fill="FFFFFF"/>
@@ -6548,6 +7290,7 @@
   </w:style>
   <w:style w:type="character" w:customStyle="1" w:styleId="Color888888BgFACCCC">
     <w:name w:val="Color888888BgFACCCC"/>
+    <w:semiHidden/>
     <w:rPr>
       <w:color w:val="888888"/>
       <w:shd w:val="clear" w:color="auto" w:fill="FACCCC"/>
@@ -6555,6 +7298,7 @@
   </w:style>
   <w:style w:type="character" w:customStyle="1" w:styleId="Color888888BgFFEBCC">
     <w:name w:val="Color888888BgFFEBCC"/>
+    <w:semiHidden/>
     <w:rPr>
       <w:color w:val="888888"/>
       <w:shd w:val="clear" w:color="auto" w:fill="FFEBCC"/>
@@ -6562,6 +7306,7 @@
   </w:style>
   <w:style w:type="character" w:customStyle="1" w:styleId="Color888888BgFFFFCC">
     <w:name w:val="Color888888BgFFFFCC"/>
+    <w:semiHidden/>
     <w:rPr>
       <w:color w:val="888888"/>
       <w:shd w:val="clear" w:color="auto" w:fill="FFFFCC"/>
@@ -6569,6 +7314,7 @@
   </w:style>
   <w:style w:type="character" w:customStyle="1" w:styleId="Color888888BgCCE8CC">
     <w:name w:val="Color888888BgCCE8CC"/>
+    <w:semiHidden/>
     <w:rPr>
       <w:color w:val="888888"/>
       <w:shd w:val="clear" w:color="auto" w:fill="CCE8CC"/>
@@ -6576,6 +7322,7 @@
   </w:style>
   <w:style w:type="character" w:customStyle="1" w:styleId="Color888888BgCCE0F5">
     <w:name w:val="Color888888BgCCE0F5"/>
+    <w:semiHidden/>
     <w:rPr>
       <w:color w:val="888888"/>
       <w:shd w:val="clear" w:color="auto" w:fill="CCE0F5"/>
@@ -6583,6 +7330,7 @@
   </w:style>
   <w:style w:type="character" w:customStyle="1" w:styleId="Color888888BgEBD6FF">
     <w:name w:val="Color888888BgEBD6FF"/>
+    <w:semiHidden/>
     <w:rPr>
       <w:color w:val="888888"/>
       <w:shd w:val="clear" w:color="auto" w:fill="EBD6FF"/>
@@ -6590,6 +7338,7 @@
   </w:style>
   <w:style w:type="character" w:customStyle="1" w:styleId="Color888888BgBBBBBB">
     <w:name w:val="Color888888BgBBBBBB"/>
+    <w:semiHidden/>
     <w:rPr>
       <w:color w:val="888888"/>
       <w:shd w:val="clear" w:color="auto" w:fill="BBBBBB"/>
@@ -6597,6 +7346,7 @@
   </w:style>
   <w:style w:type="character" w:customStyle="1" w:styleId="Color888888BgF06666">
     <w:name w:val="Color888888BgF06666"/>
+    <w:semiHidden/>
     <w:rPr>
       <w:color w:val="888888"/>
       <w:shd w:val="clear" w:color="auto" w:fill="F06666"/>
@@ -6604,6 +7354,7 @@
   </w:style>
   <w:style w:type="character" w:customStyle="1" w:styleId="Color888888BgFFC266">
     <w:name w:val="Color888888BgFFC266"/>
+    <w:semiHidden/>
     <w:rPr>
       <w:color w:val="888888"/>
       <w:shd w:val="clear" w:color="auto" w:fill="FFC266"/>
@@ -6611,6 +7362,7 @@
   </w:style>
   <w:style w:type="character" w:customStyle="1" w:styleId="Color888888BgFFFF66">
     <w:name w:val="Color888888BgFFFF66"/>
+    <w:semiHidden/>
     <w:rPr>
       <w:color w:val="888888"/>
       <w:shd w:val="clear" w:color="auto" w:fill="FFFF66"/>
@@ -6618,6 +7370,7 @@
   </w:style>
   <w:style w:type="character" w:customStyle="1" w:styleId="Color888888Bg66B966">
     <w:name w:val="Color888888Bg66B966"/>
+    <w:semiHidden/>
     <w:rPr>
       <w:color w:val="888888"/>
       <w:shd w:val="clear" w:color="auto" w:fill="66B966"/>
@@ -6625,6 +7378,7 @@
   </w:style>
   <w:style w:type="character" w:customStyle="1" w:styleId="Color888888Bg66A3E0">
     <w:name w:val="Color888888Bg66A3E0"/>
+    <w:semiHidden/>
     <w:rPr>
       <w:color w:val="888888"/>
       <w:shd w:val="clear" w:color="auto" w:fill="66A3E0"/>
@@ -6632,6 +7386,7 @@
   </w:style>
   <w:style w:type="character" w:customStyle="1" w:styleId="Color888888BgC285FF">
     <w:name w:val="Color888888BgC285FF"/>
+    <w:semiHidden/>
     <w:rPr>
       <w:color w:val="888888"/>
       <w:shd w:val="clear" w:color="auto" w:fill="C285FF"/>
@@ -6639,6 +7394,7 @@
   </w:style>
   <w:style w:type="character" w:customStyle="1" w:styleId="Color888888Bg888888">
     <w:name w:val="Color888888Bg888888"/>
+    <w:semiHidden/>
     <w:rPr>
       <w:color w:val="888888"/>
       <w:shd w:val="clear" w:color="auto" w:fill="888888"/>
@@ -6646,6 +7402,7 @@
   </w:style>
   <w:style w:type="character" w:customStyle="1" w:styleId="Color888888BgA10000">
     <w:name w:val="Color888888BgA10000"/>
+    <w:semiHidden/>
     <w:rPr>
       <w:color w:val="888888"/>
       <w:shd w:val="clear" w:color="auto" w:fill="A10000"/>
@@ -6653,6 +7410,7 @@
   </w:style>
   <w:style w:type="character" w:customStyle="1" w:styleId="Color888888BgB26B00">
     <w:name w:val="Color888888BgB26B00"/>
+    <w:semiHidden/>
     <w:rPr>
       <w:color w:val="888888"/>
       <w:shd w:val="clear" w:color="auto" w:fill="B26B00"/>
@@ -6660,6 +7418,7 @@
   </w:style>
   <w:style w:type="character" w:customStyle="1" w:styleId="Color888888BgB2B200">
     <w:name w:val="Color888888BgB2B200"/>
+    <w:semiHidden/>
     <w:rPr>
       <w:color w:val="888888"/>
       <w:shd w:val="clear" w:color="auto" w:fill="B2B200"/>
@@ -6667,6 +7426,7 @@
   </w:style>
   <w:style w:type="character" w:customStyle="1" w:styleId="Color888888Bg006100">
     <w:name w:val="Color888888Bg006100"/>
+    <w:semiHidden/>
     <w:rPr>
       <w:color w:val="888888"/>
       <w:shd w:val="clear" w:color="auto" w:fill="006100"/>
@@ -6674,6 +7434,7 @@
   </w:style>
   <w:style w:type="character" w:customStyle="1" w:styleId="Color888888Bg0047B2">
     <w:name w:val="Color888888Bg0047B2"/>
+    <w:semiHidden/>
     <w:rPr>
       <w:color w:val="888888"/>
       <w:shd w:val="clear" w:color="auto" w:fill="0047B2"/>
@@ -6681,6 +7442,7 @@
   </w:style>
   <w:style w:type="character" w:customStyle="1" w:styleId="Color888888Bg6B24B2">
     <w:name w:val="Color888888Bg6B24B2"/>
+    <w:semiHidden/>
     <w:rPr>
       <w:color w:val="888888"/>
       <w:shd w:val="clear" w:color="auto" w:fill="6B24B2"/>
@@ -6688,6 +7450,7 @@
   </w:style>
   <w:style w:type="character" w:customStyle="1" w:styleId="Color888888Bg444444">
     <w:name w:val="Color888888Bg444444"/>
+    <w:semiHidden/>
     <w:rPr>
       <w:color w:val="888888"/>
       <w:shd w:val="clear" w:color="auto" w:fill="444444"/>
@@ -6695,6 +7458,7 @@
   </w:style>
   <w:style w:type="character" w:customStyle="1" w:styleId="Color888888Bg5C0000">
     <w:name w:val="Color888888Bg5C0000"/>
+    <w:semiHidden/>
     <w:rPr>
       <w:color w:val="888888"/>
       <w:shd w:val="clear" w:color="auto" w:fill="5C0000"/>
@@ -6702,6 +7466,7 @@
   </w:style>
   <w:style w:type="character" w:customStyle="1" w:styleId="Color888888Bg663D00">
     <w:name w:val="Color888888Bg663D00"/>
+    <w:semiHidden/>
     <w:rPr>
       <w:color w:val="888888"/>
       <w:shd w:val="clear" w:color="auto" w:fill="663D00"/>
@@ -6709,6 +7474,7 @@
   </w:style>
   <w:style w:type="character" w:customStyle="1" w:styleId="Color888888Bg666600">
     <w:name w:val="Color888888Bg666600"/>
+    <w:semiHidden/>
     <w:rPr>
       <w:color w:val="888888"/>
       <w:shd w:val="clear" w:color="auto" w:fill="666600"/>
@@ -6716,6 +7482,7 @@
   </w:style>
   <w:style w:type="character" w:customStyle="1" w:styleId="Color888888Bg003700">
     <w:name w:val="Color888888Bg003700"/>
+    <w:semiHidden/>
     <w:rPr>
       <w:color w:val="888888"/>
       <w:shd w:val="clear" w:color="auto" w:fill="003700"/>
@@ -6723,6 +7490,7 @@
   </w:style>
   <w:style w:type="character" w:customStyle="1" w:styleId="Color888888Bg002966">
     <w:name w:val="Color888888Bg002966"/>
+    <w:semiHidden/>
     <w:rPr>
       <w:color w:val="888888"/>
       <w:shd w:val="clear" w:color="auto" w:fill="002966"/>
@@ -6730,6 +7498,7 @@
   </w:style>
   <w:style w:type="character" w:customStyle="1" w:styleId="Color888888Bg3D1466">
     <w:name w:val="Color888888Bg3D1466"/>
+    <w:semiHidden/>
     <w:rPr>
       <w:color w:val="888888"/>
       <w:shd w:val="clear" w:color="auto" w:fill="3D1466"/>
@@ -6737,12 +7506,14 @@
   </w:style>
   <w:style w:type="character" w:customStyle="1" w:styleId="ColorA10000">
     <w:name w:val="ColorA10000"/>
+    <w:semiHidden/>
     <w:rPr>
       <w:color w:val="A10000"/>
     </w:rPr>
   </w:style>
   <w:style w:type="character" w:customStyle="1" w:styleId="ColorA10000BgE60000">
     <w:name w:val="ColorA10000BgE60000"/>
+    <w:semiHidden/>
     <w:rPr>
       <w:color w:val="A10000"/>
       <w:shd w:val="clear" w:color="auto" w:fill="E60000"/>
@@ -6750,6 +7521,7 @@
   </w:style>
   <w:style w:type="character" w:customStyle="1" w:styleId="ColorA10000BgFF9900">
     <w:name w:val="ColorA10000BgFF9900"/>
+    <w:semiHidden/>
     <w:rPr>
       <w:color w:val="A10000"/>
       <w:shd w:val="clear" w:color="auto" w:fill="FF9900"/>
@@ -6757,6 +7529,7 @@
   </w:style>
   <w:style w:type="character" w:customStyle="1" w:styleId="ColorA10000BgFFFF00">
     <w:name w:val="ColorA10000BgFFFF00"/>
+    <w:semiHidden/>
     <w:rPr>
       <w:color w:val="A10000"/>
       <w:shd w:val="clear" w:color="auto" w:fill="FFFF00"/>
@@ -6764,6 +7537,7 @@
   </w:style>
   <w:style w:type="character" w:customStyle="1" w:styleId="ColorA10000Bg008A00">
     <w:name w:val="ColorA10000Bg008A00"/>
+    <w:semiHidden/>
     <w:rPr>
       <w:color w:val="A10000"/>
       <w:shd w:val="clear" w:color="auto" w:fill="008A00"/>
@@ -6771,6 +7545,7 @@
   </w:style>
   <w:style w:type="character" w:customStyle="1" w:styleId="ColorA10000Bg0066CC">
     <w:name w:val="ColorA10000Bg0066CC"/>
+    <w:semiHidden/>
     <w:rPr>
       <w:color w:val="A10000"/>
       <w:shd w:val="clear" w:color="auto" w:fill="0066CC"/>
@@ -6778,6 +7553,7 @@
   </w:style>
   <w:style w:type="character" w:customStyle="1" w:styleId="ColorA10000Bg9933FF">
     <w:name w:val="ColorA10000Bg9933FF"/>
+    <w:semiHidden/>
     <w:rPr>
       <w:color w:val="A10000"/>
       <w:shd w:val="clear" w:color="auto" w:fill="9933FF"/>
@@ -6785,6 +7561,7 @@
   </w:style>
   <w:style w:type="character" w:customStyle="1" w:styleId="ColorA10000BgFFFFFF">
     <w:name w:val="ColorA10000BgFFFFFF"/>
+    <w:semiHidden/>
     <w:rPr>
       <w:color w:val="A10000"/>
       <w:shd w:val="clear" w:color="auto" w:fill="FFFFFF"/>
@@ -6792,6 +7569,7 @@
   </w:style>
   <w:style w:type="character" w:customStyle="1" w:styleId="ColorA10000BgFACCCC">
     <w:name w:val="ColorA10000BgFACCCC"/>
+    <w:semiHidden/>
     <w:rPr>
       <w:color w:val="A10000"/>
       <w:shd w:val="clear" w:color="auto" w:fill="FACCCC"/>
@@ -6799,6 +7577,7 @@
   </w:style>
   <w:style w:type="character" w:customStyle="1" w:styleId="ColorA10000BgFFEBCC">
     <w:name w:val="ColorA10000BgFFEBCC"/>
+    <w:semiHidden/>
     <w:rPr>
       <w:color w:val="A10000"/>
       <w:shd w:val="clear" w:color="auto" w:fill="FFEBCC"/>
@@ -6806,6 +7585,7 @@
   </w:style>
   <w:style w:type="character" w:customStyle="1" w:styleId="ColorA10000BgFFFFCC">
     <w:name w:val="ColorA10000BgFFFFCC"/>
+    <w:semiHidden/>
     <w:rPr>
       <w:color w:val="A10000"/>
       <w:shd w:val="clear" w:color="auto" w:fill="FFFFCC"/>
@@ -6813,6 +7593,7 @@
   </w:style>
   <w:style w:type="character" w:customStyle="1" w:styleId="ColorA10000BgCCE8CC">
     <w:name w:val="ColorA10000BgCCE8CC"/>
+    <w:semiHidden/>
     <w:rPr>
       <w:color w:val="A10000"/>
       <w:shd w:val="clear" w:color="auto" w:fill="CCE8CC"/>
@@ -6820,6 +7601,7 @@
   </w:style>
   <w:style w:type="character" w:customStyle="1" w:styleId="ColorA10000BgCCE0F5">
     <w:name w:val="ColorA10000BgCCE0F5"/>
+    <w:semiHidden/>
     <w:rPr>
       <w:color w:val="A10000"/>
       <w:shd w:val="clear" w:color="auto" w:fill="CCE0F5"/>
@@ -6827,6 +7609,7 @@
   </w:style>
   <w:style w:type="character" w:customStyle="1" w:styleId="ColorA10000BgEBD6FF">
     <w:name w:val="ColorA10000BgEBD6FF"/>
+    <w:semiHidden/>
     <w:rPr>
       <w:color w:val="A10000"/>
       <w:shd w:val="clear" w:color="auto" w:fill="EBD6FF"/>
@@ -6834,6 +7617,7 @@
   </w:style>
   <w:style w:type="character" w:customStyle="1" w:styleId="ColorA10000BgBBBBBB">
     <w:name w:val="ColorA10000BgBBBBBB"/>
+    <w:semiHidden/>
     <w:rPr>
       <w:color w:val="A10000"/>
       <w:shd w:val="clear" w:color="auto" w:fill="BBBBBB"/>
@@ -6841,6 +7625,7 @@
   </w:style>
   <w:style w:type="character" w:customStyle="1" w:styleId="ColorA10000BgF06666">
     <w:name w:val="ColorA10000BgF06666"/>
+    <w:semiHidden/>
     <w:rPr>
       <w:color w:val="A10000"/>
       <w:shd w:val="clear" w:color="auto" w:fill="F06666"/>
@@ -6848,6 +7633,7 @@
   </w:style>
   <w:style w:type="character" w:customStyle="1" w:styleId="ColorA10000BgFFC266">
     <w:name w:val="ColorA10000BgFFC266"/>
+    <w:semiHidden/>
     <w:rPr>
       <w:color w:val="A10000"/>
       <w:shd w:val="clear" w:color="auto" w:fill="FFC266"/>
@@ -6855,6 +7641,7 @@
   </w:style>
   <w:style w:type="character" w:customStyle="1" w:styleId="ColorA10000BgFFFF66">
     <w:name w:val="ColorA10000BgFFFF66"/>
+    <w:semiHidden/>
     <w:rPr>
       <w:color w:val="A10000"/>
       <w:shd w:val="clear" w:color="auto" w:fill="FFFF66"/>
@@ -6862,6 +7649,7 @@
   </w:style>
   <w:style w:type="character" w:customStyle="1" w:styleId="ColorA10000Bg66B966">
     <w:name w:val="ColorA10000Bg66B966"/>
+    <w:semiHidden/>
     <w:rPr>
       <w:color w:val="A10000"/>
       <w:shd w:val="clear" w:color="auto" w:fill="66B966"/>
@@ -6869,6 +7657,7 @@
   </w:style>
   <w:style w:type="character" w:customStyle="1" w:styleId="ColorA10000Bg66A3E0">
     <w:name w:val="ColorA10000Bg66A3E0"/>
+    <w:semiHidden/>
     <w:rPr>
       <w:color w:val="A10000"/>
       <w:shd w:val="clear" w:color="auto" w:fill="66A3E0"/>
@@ -6876,6 +7665,7 @@
   </w:style>
   <w:style w:type="character" w:customStyle="1" w:styleId="ColorA10000BgC285FF">
     <w:name w:val="ColorA10000BgC285FF"/>
+    <w:semiHidden/>
     <w:rPr>
       <w:color w:val="A10000"/>
       <w:shd w:val="clear" w:color="auto" w:fill="C285FF"/>
@@ -6883,6 +7673,7 @@
   </w:style>
   <w:style w:type="character" w:customStyle="1" w:styleId="ColorA10000Bg888888">
     <w:name w:val="ColorA10000Bg888888"/>
+    <w:semiHidden/>
     <w:rPr>
       <w:color w:val="A10000"/>
       <w:shd w:val="clear" w:color="auto" w:fill="888888"/>
@@ -6890,6 +7681,7 @@
   </w:style>
   <w:style w:type="character" w:customStyle="1" w:styleId="ColorA10000BgA10000">
     <w:name w:val="ColorA10000BgA10000"/>
+    <w:semiHidden/>
     <w:rPr>
       <w:color w:val="A10000"/>
       <w:shd w:val="clear" w:color="auto" w:fill="A10000"/>
@@ -6897,6 +7689,7 @@
   </w:style>
   <w:style w:type="character" w:customStyle="1" w:styleId="ColorA10000BgB26B00">
     <w:name w:val="ColorA10000BgB26B00"/>
+    <w:semiHidden/>
     <w:rPr>
       <w:color w:val="A10000"/>
       <w:shd w:val="clear" w:color="auto" w:fill="B26B00"/>
@@ -6904,6 +7697,7 @@
   </w:style>
   <w:style w:type="character" w:customStyle="1" w:styleId="ColorA10000BgB2B200">
     <w:name w:val="ColorA10000BgB2B200"/>
+    <w:semiHidden/>
     <w:rPr>
       <w:color w:val="A10000"/>
       <w:shd w:val="clear" w:color="auto" w:fill="B2B200"/>
@@ -6911,6 +7705,7 @@
   </w:style>
   <w:style w:type="character" w:customStyle="1" w:styleId="ColorA10000Bg006100">
     <w:name w:val="ColorA10000Bg006100"/>
+    <w:semiHidden/>
     <w:rPr>
       <w:color w:val="A10000"/>
       <w:shd w:val="clear" w:color="auto" w:fill="006100"/>
@@ -6918,6 +7713,7 @@
   </w:style>
   <w:style w:type="character" w:customStyle="1" w:styleId="ColorA10000Bg0047B2">
     <w:name w:val="ColorA10000Bg0047B2"/>
+    <w:semiHidden/>
     <w:rPr>
       <w:color w:val="A10000"/>
       <w:shd w:val="clear" w:color="auto" w:fill="0047B2"/>
@@ -6925,6 +7721,7 @@
   </w:style>
   <w:style w:type="character" w:customStyle="1" w:styleId="ColorA10000Bg6B24B2">
     <w:name w:val="ColorA10000Bg6B24B2"/>
+    <w:semiHidden/>
     <w:rPr>
       <w:color w:val="A10000"/>
       <w:shd w:val="clear" w:color="auto" w:fill="6B24B2"/>
@@ -6932,6 +7729,7 @@
   </w:style>
   <w:style w:type="character" w:customStyle="1" w:styleId="ColorA10000Bg444444">
     <w:name w:val="ColorA10000Bg444444"/>
+    <w:semiHidden/>
     <w:rPr>
       <w:color w:val="A10000"/>
       <w:shd w:val="clear" w:color="auto" w:fill="444444"/>
@@ -6939,6 +7737,7 @@
   </w:style>
   <w:style w:type="character" w:customStyle="1" w:styleId="ColorA10000Bg5C0000">
     <w:name w:val="ColorA10000Bg5C0000"/>
+    <w:semiHidden/>
     <w:rPr>
       <w:color w:val="A10000"/>
       <w:shd w:val="clear" w:color="auto" w:fill="5C0000"/>
@@ -6946,6 +7745,7 @@
   </w:style>
   <w:style w:type="character" w:customStyle="1" w:styleId="ColorA10000Bg663D00">
     <w:name w:val="ColorA10000Bg663D00"/>
+    <w:semiHidden/>
     <w:rPr>
       <w:color w:val="A10000"/>
       <w:shd w:val="clear" w:color="auto" w:fill="663D00"/>
@@ -6953,6 +7753,7 @@
   </w:style>
   <w:style w:type="character" w:customStyle="1" w:styleId="ColorA10000Bg666600">
     <w:name w:val="ColorA10000Bg666600"/>
+    <w:semiHidden/>
     <w:rPr>
       <w:color w:val="A10000"/>
       <w:shd w:val="clear" w:color="auto" w:fill="666600"/>
@@ -6960,6 +7761,7 @@
   </w:style>
   <w:style w:type="character" w:customStyle="1" w:styleId="ColorA10000Bg003700">
     <w:name w:val="ColorA10000Bg003700"/>
+    <w:semiHidden/>
     <w:rPr>
       <w:color w:val="A10000"/>
       <w:shd w:val="clear" w:color="auto" w:fill="003700"/>
@@ -6967,6 +7769,7 @@
   </w:style>
   <w:style w:type="character" w:customStyle="1" w:styleId="ColorA10000Bg002966">
     <w:name w:val="ColorA10000Bg002966"/>
+    <w:semiHidden/>
     <w:rPr>
       <w:color w:val="A10000"/>
       <w:shd w:val="clear" w:color="auto" w:fill="002966"/>
@@ -6974,6 +7777,7 @@
   </w:style>
   <w:style w:type="character" w:customStyle="1" w:styleId="ColorA10000Bg3D1466">
     <w:name w:val="ColorA10000Bg3D1466"/>
+    <w:semiHidden/>
     <w:rPr>
       <w:color w:val="A10000"/>
       <w:shd w:val="clear" w:color="auto" w:fill="3D1466"/>
@@ -6981,12 +7785,14 @@
   </w:style>
   <w:style w:type="character" w:customStyle="1" w:styleId="ColorB26B00">
     <w:name w:val="ColorB26B00"/>
+    <w:semiHidden/>
     <w:rPr>
       <w:color w:val="B26B00"/>
     </w:rPr>
   </w:style>
   <w:style w:type="character" w:customStyle="1" w:styleId="ColorB26B00BgE60000">
     <w:name w:val="ColorB26B00BgE60000"/>
+    <w:semiHidden/>
     <w:rPr>
       <w:color w:val="B26B00"/>
       <w:shd w:val="clear" w:color="auto" w:fill="E60000"/>
@@ -6994,6 +7800,7 @@
   </w:style>
   <w:style w:type="character" w:customStyle="1" w:styleId="ColorB26B00BgFF9900">
     <w:name w:val="ColorB26B00BgFF9900"/>
+    <w:semiHidden/>
     <w:rPr>
       <w:color w:val="B26B00"/>
       <w:shd w:val="clear" w:color="auto" w:fill="FF9900"/>
@@ -7001,6 +7808,7 @@
   </w:style>
   <w:style w:type="character" w:customStyle="1" w:styleId="ColorB26B00BgFFFF00">
     <w:name w:val="ColorB26B00BgFFFF00"/>
+    <w:semiHidden/>
     <w:rPr>
       <w:color w:val="B26B00"/>
       <w:shd w:val="clear" w:color="auto" w:fill="FFFF00"/>
@@ -7008,6 +7816,7 @@
   </w:style>
   <w:style w:type="character" w:customStyle="1" w:styleId="ColorB26B00Bg008A00">
     <w:name w:val="ColorB26B00Bg008A00"/>
+    <w:semiHidden/>
     <w:rPr>
       <w:color w:val="B26B00"/>
       <w:shd w:val="clear" w:color="auto" w:fill="008A00"/>
@@ -7015,6 +7824,7 @@
   </w:style>
   <w:style w:type="character" w:customStyle="1" w:styleId="ColorB26B00Bg0066CC">
     <w:name w:val="ColorB26B00Bg0066CC"/>
+    <w:semiHidden/>
     <w:rPr>
       <w:color w:val="B26B00"/>
       <w:shd w:val="clear" w:color="auto" w:fill="0066CC"/>
@@ -7022,6 +7832,7 @@
   </w:style>
   <w:style w:type="character" w:customStyle="1" w:styleId="ColorB26B00Bg9933FF">
     <w:name w:val="ColorB26B00Bg9933FF"/>
+    <w:semiHidden/>
     <w:rPr>
       <w:color w:val="B26B00"/>
       <w:shd w:val="clear" w:color="auto" w:fill="9933FF"/>
@@ -7029,6 +7840,7 @@
   </w:style>
   <w:style w:type="character" w:customStyle="1" w:styleId="ColorB26B00BgFFFFFF">
     <w:name w:val="ColorB26B00BgFFFFFF"/>
+    <w:semiHidden/>
     <w:rPr>
       <w:color w:val="B26B00"/>
       <w:shd w:val="clear" w:color="auto" w:fill="FFFFFF"/>
@@ -7036,6 +7848,7 @@
   </w:style>
   <w:style w:type="character" w:customStyle="1" w:styleId="ColorB26B00BgFACCCC">
     <w:name w:val="ColorB26B00BgFACCCC"/>
+    <w:semiHidden/>
     <w:rPr>
       <w:color w:val="B26B00"/>
       <w:shd w:val="clear" w:color="auto" w:fill="FACCCC"/>
@@ -7043,6 +7856,7 @@
   </w:style>
   <w:style w:type="character" w:customStyle="1" w:styleId="ColorB26B00BgFFEBCC">
     <w:name w:val="ColorB26B00BgFFEBCC"/>
+    <w:semiHidden/>
     <w:rPr>
       <w:color w:val="B26B00"/>
       <w:shd w:val="clear" w:color="auto" w:fill="FFEBCC"/>
@@ -7050,6 +7864,7 @@
   </w:style>
   <w:style w:type="character" w:customStyle="1" w:styleId="ColorB26B00BgFFFFCC">
     <w:name w:val="ColorB26B00BgFFFFCC"/>
+    <w:semiHidden/>
     <w:rPr>
       <w:color w:val="B26B00"/>
       <w:shd w:val="clear" w:color="auto" w:fill="FFFFCC"/>
@@ -7057,6 +7872,7 @@
   </w:style>
   <w:style w:type="character" w:customStyle="1" w:styleId="ColorB26B00BgCCE8CC">
     <w:name w:val="ColorB26B00BgCCE8CC"/>
+    <w:semiHidden/>
     <w:rPr>
       <w:color w:val="B26B00"/>
       <w:shd w:val="clear" w:color="auto" w:fill="CCE8CC"/>
@@ -7064,6 +7880,7 @@
   </w:style>
   <w:style w:type="character" w:customStyle="1" w:styleId="ColorB26B00BgCCE0F5">
     <w:name w:val="ColorB26B00BgCCE0F5"/>
+    <w:semiHidden/>
     <w:rPr>
       <w:color w:val="B26B00"/>
       <w:shd w:val="clear" w:color="auto" w:fill="CCE0F5"/>
@@ -7071,6 +7888,7 @@
   </w:style>
   <w:style w:type="character" w:customStyle="1" w:styleId="ColorB26B00BgEBD6FF">
     <w:name w:val="ColorB26B00BgEBD6FF"/>
+    <w:semiHidden/>
     <w:rPr>
       <w:color w:val="B26B00"/>
       <w:shd w:val="clear" w:color="auto" w:fill="EBD6FF"/>
@@ -7078,6 +7896,7 @@
   </w:style>
   <w:style w:type="character" w:customStyle="1" w:styleId="ColorB26B00BgBBBBBB">
     <w:name w:val="ColorB26B00BgBBBBBB"/>
+    <w:semiHidden/>
     <w:rPr>
       <w:color w:val="B26B00"/>
       <w:shd w:val="clear" w:color="auto" w:fill="BBBBBB"/>
@@ -7085,6 +7904,7 @@
   </w:style>
   <w:style w:type="character" w:customStyle="1" w:styleId="ColorB26B00BgF06666">
     <w:name w:val="ColorB26B00BgF06666"/>
+    <w:semiHidden/>
     <w:rPr>
       <w:color w:val="B26B00"/>
       <w:shd w:val="clear" w:color="auto" w:fill="F06666"/>
@@ -7092,6 +7912,7 @@
   </w:style>
   <w:style w:type="character" w:customStyle="1" w:styleId="ColorB26B00BgFFC266">
     <w:name w:val="ColorB26B00BgFFC266"/>
+    <w:semiHidden/>
     <w:rPr>
       <w:color w:val="B26B00"/>
       <w:shd w:val="clear" w:color="auto" w:fill="FFC266"/>
@@ -7099,6 +7920,7 @@
   </w:style>
   <w:style w:type="character" w:customStyle="1" w:styleId="ColorB26B00BgFFFF66">
     <w:name w:val="ColorB26B00BgFFFF66"/>
+    <w:semiHidden/>
     <w:rPr>
       <w:color w:val="B26B00"/>
       <w:shd w:val="clear" w:color="auto" w:fill="FFFF66"/>
@@ -7106,6 +7928,7 @@
   </w:style>
   <w:style w:type="character" w:customStyle="1" w:styleId="ColorB26B00Bg66B966">
     <w:name w:val="ColorB26B00Bg66B966"/>
+    <w:semiHidden/>
     <w:rPr>
       <w:color w:val="B26B00"/>
       <w:shd w:val="clear" w:color="auto" w:fill="66B966"/>
@@ -7113,6 +7936,7 @@
   </w:style>
   <w:style w:type="character" w:customStyle="1" w:styleId="ColorB26B00Bg66A3E0">
     <w:name w:val="ColorB26B00Bg66A3E0"/>
+    <w:semiHidden/>
     <w:rPr>
       <w:color w:val="B26B00"/>
       <w:shd w:val="clear" w:color="auto" w:fill="66A3E0"/>
@@ -7120,6 +7944,7 @@
   </w:style>
   <w:style w:type="character" w:customStyle="1" w:styleId="ColorB26B00BgC285FF">
     <w:name w:val="ColorB26B00BgC285FF"/>
+    <w:semiHidden/>
     <w:rPr>
       <w:color w:val="B26B00"/>
       <w:shd w:val="clear" w:color="auto" w:fill="C285FF"/>
@@ -7127,6 +7952,7 @@
   </w:style>
   <w:style w:type="character" w:customStyle="1" w:styleId="ColorB26B00Bg888888">
     <w:name w:val="ColorB26B00Bg888888"/>
+    <w:semiHidden/>
     <w:rPr>
       <w:color w:val="B26B00"/>
       <w:shd w:val="clear" w:color="auto" w:fill="888888"/>
@@ -7134,6 +7960,7 @@
   </w:style>
   <w:style w:type="character" w:customStyle="1" w:styleId="ColorB26B00BgA10000">
     <w:name w:val="ColorB26B00BgA10000"/>
+    <w:semiHidden/>
     <w:rPr>
       <w:color w:val="B26B00"/>
       <w:shd w:val="clear" w:color="auto" w:fill="A10000"/>
@@ -7141,6 +7968,7 @@
   </w:style>
   <w:style w:type="character" w:customStyle="1" w:styleId="ColorB26B00BgB26B00">
     <w:name w:val="ColorB26B00BgB26B00"/>
+    <w:semiHidden/>
     <w:rPr>
       <w:color w:val="B26B00"/>
       <w:shd w:val="clear" w:color="auto" w:fill="B26B00"/>
@@ -7148,6 +7976,7 @@
   </w:style>
   <w:style w:type="character" w:customStyle="1" w:styleId="ColorB26B00BgB2B200">
     <w:name w:val="ColorB26B00BgB2B200"/>
+    <w:semiHidden/>
     <w:rPr>
       <w:color w:val="B26B00"/>
       <w:shd w:val="clear" w:color="auto" w:fill="B2B200"/>
@@ -7155,6 +7984,7 @@
   </w:style>
   <w:style w:type="character" w:customStyle="1" w:styleId="ColorB26B00Bg006100">
     <w:name w:val="ColorB26B00Bg006100"/>
+    <w:semiHidden/>
     <w:rPr>
       <w:color w:val="B26B00"/>
       <w:shd w:val="clear" w:color="auto" w:fill="006100"/>
@@ -7162,6 +7992,7 @@
   </w:style>
   <w:style w:type="character" w:customStyle="1" w:styleId="ColorB26B00Bg0047B2">
     <w:name w:val="ColorB26B00Bg0047B2"/>
+    <w:semiHidden/>
     <w:rPr>
       <w:color w:val="B26B00"/>
       <w:shd w:val="clear" w:color="auto" w:fill="0047B2"/>
@@ -7169,6 +8000,7 @@
   </w:style>
   <w:style w:type="character" w:customStyle="1" w:styleId="ColorB26B00Bg6B24B2">
     <w:name w:val="ColorB26B00Bg6B24B2"/>
+    <w:semiHidden/>
     <w:rPr>
       <w:color w:val="B26B00"/>
       <w:shd w:val="clear" w:color="auto" w:fill="6B24B2"/>
@@ -7176,6 +8008,7 @@
   </w:style>
   <w:style w:type="character" w:customStyle="1" w:styleId="ColorB26B00Bg444444">
     <w:name w:val="ColorB26B00Bg444444"/>
+    <w:semiHidden/>
     <w:rPr>
       <w:color w:val="B26B00"/>
       <w:shd w:val="clear" w:color="auto" w:fill="444444"/>
@@ -7183,6 +8016,7 @@
   </w:style>
   <w:style w:type="character" w:customStyle="1" w:styleId="ColorB26B00Bg5C0000">
     <w:name w:val="ColorB26B00Bg5C0000"/>
+    <w:semiHidden/>
     <w:rPr>
       <w:color w:val="B26B00"/>
       <w:shd w:val="clear" w:color="auto" w:fill="5C0000"/>
@@ -7190,6 +8024,7 @@
   </w:style>
   <w:style w:type="character" w:customStyle="1" w:styleId="ColorB26B00Bg663D00">
     <w:name w:val="ColorB26B00Bg663D00"/>
+    <w:semiHidden/>
     <w:rPr>
       <w:color w:val="B26B00"/>
       <w:shd w:val="clear" w:color="auto" w:fill="663D00"/>
@@ -7197,6 +8032,7 @@
   </w:style>
   <w:style w:type="character" w:customStyle="1" w:styleId="ColorB26B00Bg666600">
     <w:name w:val="ColorB26B00Bg666600"/>
+    <w:semiHidden/>
     <w:rPr>
       <w:color w:val="B26B00"/>
       <w:shd w:val="clear" w:color="auto" w:fill="666600"/>
@@ -7204,6 +8040,7 @@
   </w:style>
   <w:style w:type="character" w:customStyle="1" w:styleId="ColorB26B00Bg003700">
     <w:name w:val="ColorB26B00Bg003700"/>
+    <w:semiHidden/>
     <w:rPr>
       <w:color w:val="B26B00"/>
       <w:shd w:val="clear" w:color="auto" w:fill="003700"/>
@@ -7211,6 +8048,7 @@
   </w:style>
   <w:style w:type="character" w:customStyle="1" w:styleId="ColorB26B00Bg002966">
     <w:name w:val="ColorB26B00Bg002966"/>
+    <w:semiHidden/>
     <w:rPr>
       <w:color w:val="B26B00"/>
       <w:shd w:val="clear" w:color="auto" w:fill="002966"/>
@@ -7218,6 +8056,7 @@
   </w:style>
   <w:style w:type="character" w:customStyle="1" w:styleId="ColorB26B00Bg3D1466">
     <w:name w:val="ColorB26B00Bg3D1466"/>
+    <w:semiHidden/>
     <w:rPr>
       <w:color w:val="B26B00"/>
       <w:shd w:val="clear" w:color="auto" w:fill="3D1466"/>
@@ -7225,12 +8064,14 @@
   </w:style>
   <w:style w:type="character" w:customStyle="1" w:styleId="ColorB2B200">
     <w:name w:val="ColorB2B200"/>
+    <w:semiHidden/>
     <w:rPr>
       <w:color w:val="B2B200"/>
     </w:rPr>
   </w:style>
   <w:style w:type="character" w:customStyle="1" w:styleId="ColorB2B200BgE60000">
     <w:name w:val="ColorB2B200BgE60000"/>
+    <w:semiHidden/>
     <w:rPr>
       <w:color w:val="B2B200"/>
       <w:shd w:val="clear" w:color="auto" w:fill="E60000"/>
@@ -7238,6 +8079,7 @@
   </w:style>
   <w:style w:type="character" w:customStyle="1" w:styleId="ColorB2B200BgFF9900">
     <w:name w:val="ColorB2B200BgFF9900"/>
+    <w:semiHidden/>
     <w:rPr>
       <w:color w:val="B2B200"/>
       <w:shd w:val="clear" w:color="auto" w:fill="FF9900"/>
@@ -7245,6 +8087,7 @@
   </w:style>
   <w:style w:type="character" w:customStyle="1" w:styleId="ColorB2B200BgFFFF00">
     <w:name w:val="ColorB2B200BgFFFF00"/>
+    <w:semiHidden/>
     <w:rPr>
       <w:color w:val="B2B200"/>
       <w:shd w:val="clear" w:color="auto" w:fill="FFFF00"/>
@@ -7252,6 +8095,7 @@
   </w:style>
   <w:style w:type="character" w:customStyle="1" w:styleId="ColorB2B200Bg008A00">
     <w:name w:val="ColorB2B200Bg008A00"/>
+    <w:semiHidden/>
     <w:rPr>
       <w:color w:val="B2B200"/>
       <w:shd w:val="clear" w:color="auto" w:fill="008A00"/>
@@ -7259,6 +8103,7 @@
   </w:style>
   <w:style w:type="character" w:customStyle="1" w:styleId="ColorB2B200Bg0066CC">
     <w:name w:val="ColorB2B200Bg0066CC"/>
+    <w:semiHidden/>
     <w:rPr>
       <w:color w:val="B2B200"/>
       <w:shd w:val="clear" w:color="auto" w:fill="0066CC"/>
@@ -7266,6 +8111,7 @@
   </w:style>
   <w:style w:type="character" w:customStyle="1" w:styleId="ColorB2B200Bg9933FF">
     <w:name w:val="ColorB2B200Bg9933FF"/>
+    <w:semiHidden/>
     <w:rPr>
       <w:color w:val="B2B200"/>
       <w:shd w:val="clear" w:color="auto" w:fill="9933FF"/>
@@ -7273,6 +8119,7 @@
   </w:style>
   <w:style w:type="character" w:customStyle="1" w:styleId="ColorB2B200BgFFFFFF">
     <w:name w:val="ColorB2B200BgFFFFFF"/>
+    <w:semiHidden/>
     <w:rPr>
       <w:color w:val="B2B200"/>
       <w:shd w:val="clear" w:color="auto" w:fill="FFFFFF"/>
@@ -7280,6 +8127,7 @@
   </w:style>
   <w:style w:type="character" w:customStyle="1" w:styleId="ColorB2B200BgFACCCC">
     <w:name w:val="ColorB2B200BgFACCCC"/>
+    <w:semiHidden/>
     <w:rPr>
       <w:color w:val="B2B200"/>
       <w:shd w:val="clear" w:color="auto" w:fill="FACCCC"/>
@@ -7287,6 +8135,7 @@
   </w:style>
   <w:style w:type="character" w:customStyle="1" w:styleId="ColorB2B200BgFFEBCC">
     <w:name w:val="ColorB2B200BgFFEBCC"/>
+    <w:semiHidden/>
     <w:rPr>
       <w:color w:val="B2B200"/>
       <w:shd w:val="clear" w:color="auto" w:fill="FFEBCC"/>
@@ -7294,6 +8143,7 @@
   </w:style>
   <w:style w:type="character" w:customStyle="1" w:styleId="ColorB2B200BgFFFFCC">
     <w:name w:val="ColorB2B200BgFFFFCC"/>
+    <w:semiHidden/>
     <w:rPr>
       <w:color w:val="B2B200"/>
       <w:shd w:val="clear" w:color="auto" w:fill="FFFFCC"/>
@@ -7301,6 +8151,7 @@
   </w:style>
   <w:style w:type="character" w:customStyle="1" w:styleId="ColorB2B200BgCCE8CC">
     <w:name w:val="ColorB2B200BgCCE8CC"/>
+    <w:semiHidden/>
     <w:rPr>
       <w:color w:val="B2B200"/>
       <w:shd w:val="clear" w:color="auto" w:fill="CCE8CC"/>
@@ -7308,6 +8159,7 @@
   </w:style>
   <w:style w:type="character" w:customStyle="1" w:styleId="ColorB2B200BgCCE0F5">
     <w:name w:val="ColorB2B200BgCCE0F5"/>
+    <w:semiHidden/>
     <w:rPr>
       <w:color w:val="B2B200"/>
       <w:shd w:val="clear" w:color="auto" w:fill="CCE0F5"/>
@@ -7315,6 +8167,7 @@
   </w:style>
   <w:style w:type="character" w:customStyle="1" w:styleId="ColorB2B200BgEBD6FF">
     <w:name w:val="ColorB2B200BgEBD6FF"/>
+    <w:semiHidden/>
     <w:rPr>
       <w:color w:val="B2B200"/>
       <w:shd w:val="clear" w:color="auto" w:fill="EBD6FF"/>
@@ -7322,6 +8175,7 @@
   </w:style>
   <w:style w:type="character" w:customStyle="1" w:styleId="ColorB2B200BgBBBBBB">
     <w:name w:val="ColorB2B200BgBBBBBB"/>
+    <w:semiHidden/>
     <w:rPr>
       <w:color w:val="B2B200"/>
       <w:shd w:val="clear" w:color="auto" w:fill="BBBBBB"/>
@@ -7329,6 +8183,7 @@
   </w:style>
   <w:style w:type="character" w:customStyle="1" w:styleId="ColorB2B200BgF06666">
     <w:name w:val="ColorB2B200BgF06666"/>
+    <w:semiHidden/>
     <w:rPr>
       <w:color w:val="B2B200"/>
       <w:shd w:val="clear" w:color="auto" w:fill="F06666"/>
@@ -7336,6 +8191,7 @@
   </w:style>
   <w:style w:type="character" w:customStyle="1" w:styleId="ColorB2B200BgFFC266">
     <w:name w:val="ColorB2B200BgFFC266"/>
+    <w:semiHidden/>
     <w:rPr>
       <w:color w:val="B2B200"/>
       <w:shd w:val="clear" w:color="auto" w:fill="FFC266"/>
@@ -7343,6 +8199,7 @@
   </w:style>
   <w:style w:type="character" w:customStyle="1" w:styleId="ColorB2B200BgFFFF66">
     <w:name w:val="ColorB2B200BgFFFF66"/>
+    <w:semiHidden/>
     <w:rPr>
       <w:color w:val="B2B200"/>
       <w:shd w:val="clear" w:color="auto" w:fill="FFFF66"/>
@@ -7350,6 +8207,7 @@
   </w:style>
   <w:style w:type="character" w:customStyle="1" w:styleId="ColorB2B200Bg66B966">
     <w:name w:val="ColorB2B200Bg66B966"/>
+    <w:semiHidden/>
     <w:rPr>
       <w:color w:val="B2B200"/>
       <w:shd w:val="clear" w:color="auto" w:fill="66B966"/>
@@ -7357,6 +8215,7 @@
   </w:style>
   <w:style w:type="character" w:customStyle="1" w:styleId="ColorB2B200Bg66A3E0">
     <w:name w:val="ColorB2B200Bg66A3E0"/>
+    <w:semiHidden/>
     <w:rPr>
       <w:color w:val="B2B200"/>
       <w:shd w:val="clear" w:color="auto" w:fill="66A3E0"/>
@@ -7364,6 +8223,7 @@
   </w:style>
   <w:style w:type="character" w:customStyle="1" w:styleId="ColorB2B200BgC285FF">
     <w:name w:val="ColorB2B200BgC285FF"/>
+    <w:semiHidden/>
     <w:rPr>
       <w:color w:val="B2B200"/>
       <w:shd w:val="clear" w:color="auto" w:fill="C285FF"/>
@@ -7371,6 +8231,7 @@
   </w:style>
   <w:style w:type="character" w:customStyle="1" w:styleId="ColorB2B200Bg888888">
     <w:name w:val="ColorB2B200Bg888888"/>
+    <w:semiHidden/>
     <w:rPr>
       <w:color w:val="B2B200"/>
       <w:shd w:val="clear" w:color="auto" w:fill="888888"/>
@@ -7378,6 +8239,7 @@
   </w:style>
   <w:style w:type="character" w:customStyle="1" w:styleId="ColorB2B200BgA10000">
     <w:name w:val="ColorB2B200BgA10000"/>
+    <w:semiHidden/>
     <w:rPr>
       <w:color w:val="B2B200"/>
       <w:shd w:val="clear" w:color="auto" w:fill="A10000"/>
@@ -7385,6 +8247,7 @@
   </w:style>
   <w:style w:type="character" w:customStyle="1" w:styleId="ColorB2B200BgB26B00">
     <w:name w:val="ColorB2B200BgB26B00"/>
+    <w:semiHidden/>
     <w:rPr>
       <w:color w:val="B2B200"/>
       <w:shd w:val="clear" w:color="auto" w:fill="B26B00"/>
@@ -7392,6 +8255,7 @@
   </w:style>
   <w:style w:type="character" w:customStyle="1" w:styleId="ColorB2B200BgB2B200">
     <w:name w:val="ColorB2B200BgB2B200"/>
+    <w:semiHidden/>
     <w:rPr>
       <w:color w:val="B2B200"/>
       <w:shd w:val="clear" w:color="auto" w:fill="B2B200"/>
@@ -7399,6 +8263,7 @@
   </w:style>
   <w:style w:type="character" w:customStyle="1" w:styleId="ColorB2B200Bg006100">
     <w:name w:val="ColorB2B200Bg006100"/>
+    <w:semiHidden/>
     <w:rPr>
       <w:color w:val="B2B200"/>
       <w:shd w:val="clear" w:color="auto" w:fill="006100"/>
@@ -7406,6 +8271,7 @@
   </w:style>
   <w:style w:type="character" w:customStyle="1" w:styleId="ColorB2B200Bg0047B2">
     <w:name w:val="ColorB2B200Bg0047B2"/>
+    <w:semiHidden/>
     <w:rPr>
       <w:color w:val="B2B200"/>
       <w:shd w:val="clear" w:color="auto" w:fill="0047B2"/>
@@ -7413,6 +8279,7 @@
   </w:style>
   <w:style w:type="character" w:customStyle="1" w:styleId="ColorB2B200Bg6B24B2">
     <w:name w:val="ColorB2B200Bg6B24B2"/>
+    <w:semiHidden/>
     <w:rPr>
       <w:color w:val="B2B200"/>
       <w:shd w:val="clear" w:color="auto" w:fill="6B24B2"/>
@@ -7420,6 +8287,7 @@
   </w:style>
   <w:style w:type="character" w:customStyle="1" w:styleId="ColorB2B200Bg444444">
     <w:name w:val="ColorB2B200Bg444444"/>
+    <w:semiHidden/>
     <w:rPr>
       <w:color w:val="B2B200"/>
       <w:shd w:val="clear" w:color="auto" w:fill="444444"/>
@@ -7427,6 +8295,7 @@
   </w:style>
   <w:style w:type="character" w:customStyle="1" w:styleId="ColorB2B200Bg5C0000">
     <w:name w:val="ColorB2B200Bg5C0000"/>
+    <w:semiHidden/>
     <w:rPr>
       <w:color w:val="B2B200"/>
       <w:shd w:val="clear" w:color="auto" w:fill="5C0000"/>
@@ -7434,6 +8303,7 @@
   </w:style>
   <w:style w:type="character" w:customStyle="1" w:styleId="ColorB2B200Bg663D00">
     <w:name w:val="ColorB2B200Bg663D00"/>
+    <w:semiHidden/>
     <w:rPr>
       <w:color w:val="B2B200"/>
       <w:shd w:val="clear" w:color="auto" w:fill="663D00"/>
@@ -7441,6 +8311,7 @@
   </w:style>
   <w:style w:type="character" w:customStyle="1" w:styleId="ColorB2B200Bg666600">
     <w:name w:val="ColorB2B200Bg666600"/>
+    <w:semiHidden/>
     <w:rPr>
       <w:color w:val="B2B200"/>
       <w:shd w:val="clear" w:color="auto" w:fill="666600"/>
@@ -7448,6 +8319,7 @@
   </w:style>
   <w:style w:type="character" w:customStyle="1" w:styleId="ColorB2B200Bg003700">
     <w:name w:val="ColorB2B200Bg003700"/>
+    <w:semiHidden/>
     <w:rPr>
       <w:color w:val="B2B200"/>
       <w:shd w:val="clear" w:color="auto" w:fill="003700"/>
@@ -7455,6 +8327,7 @@
   </w:style>
   <w:style w:type="character" w:customStyle="1" w:styleId="ColorB2B200Bg002966">
     <w:name w:val="ColorB2B200Bg002966"/>
+    <w:semiHidden/>
     <w:rPr>
       <w:color w:val="B2B200"/>
       <w:shd w:val="clear" w:color="auto" w:fill="002966"/>
@@ -7462,6 +8335,7 @@
   </w:style>
   <w:style w:type="character" w:customStyle="1" w:styleId="ColorB2B200Bg3D1466">
     <w:name w:val="ColorB2B200Bg3D1466"/>
+    <w:semiHidden/>
     <w:rPr>
       <w:color w:val="B2B200"/>
       <w:shd w:val="clear" w:color="auto" w:fill="3D1466"/>
@@ -7469,12 +8343,14 @@
   </w:style>
   <w:style w:type="character" w:customStyle="1" w:styleId="Color006100">
     <w:name w:val="Color006100"/>
+    <w:semiHidden/>
     <w:rPr>
       <w:color w:val="006100"/>
     </w:rPr>
   </w:style>
   <w:style w:type="character" w:customStyle="1" w:styleId="Color006100BgE60000">
     <w:name w:val="Color006100BgE60000"/>
+    <w:semiHidden/>
     <w:rPr>
       <w:color w:val="006100"/>
       <w:shd w:val="clear" w:color="auto" w:fill="E60000"/>
@@ -7482,6 +8358,7 @@
   </w:style>
   <w:style w:type="character" w:customStyle="1" w:styleId="Color006100BgFF9900">
     <w:name w:val="Color006100BgFF9900"/>
+    <w:semiHidden/>
     <w:rPr>
       <w:color w:val="006100"/>
       <w:shd w:val="clear" w:color="auto" w:fill="FF9900"/>
@@ -7489,6 +8366,7 @@
   </w:style>
   <w:style w:type="character" w:customStyle="1" w:styleId="Color006100BgFFFF00">
     <w:name w:val="Color006100BgFFFF00"/>
+    <w:semiHidden/>
     <w:rPr>
       <w:color w:val="006100"/>
       <w:shd w:val="clear" w:color="auto" w:fill="FFFF00"/>
@@ -7496,6 +8374,7 @@
   </w:style>
   <w:style w:type="character" w:customStyle="1" w:styleId="Color006100Bg008A00">
     <w:name w:val="Color006100Bg008A00"/>
+    <w:semiHidden/>
     <w:rPr>
       <w:color w:val="006100"/>
       <w:shd w:val="clear" w:color="auto" w:fill="008A00"/>
@@ -7503,6 +8382,7 @@
   </w:style>
   <w:style w:type="character" w:customStyle="1" w:styleId="Color006100Bg0066CC">
     <w:name w:val="Color006100Bg0066CC"/>
+    <w:semiHidden/>
     <w:rPr>
       <w:color w:val="006100"/>
       <w:shd w:val="clear" w:color="auto" w:fill="0066CC"/>
@@ -7510,6 +8390,7 @@
   </w:style>
   <w:style w:type="character" w:customStyle="1" w:styleId="Color006100Bg9933FF">
     <w:name w:val="Color006100Bg9933FF"/>
+    <w:semiHidden/>
     <w:rPr>
       <w:color w:val="006100"/>
       <w:shd w:val="clear" w:color="auto" w:fill="9933FF"/>
@@ -7517,6 +8398,7 @@
   </w:style>
   <w:style w:type="character" w:customStyle="1" w:styleId="Color006100BgFFFFFF">
     <w:name w:val="Color006100BgFFFFFF"/>
+    <w:semiHidden/>
     <w:rPr>
       <w:color w:val="006100"/>
       <w:shd w:val="clear" w:color="auto" w:fill="FFFFFF"/>
@@ -7524,6 +8406,7 @@
   </w:style>
   <w:style w:type="character" w:customStyle="1" w:styleId="Color006100BgFACCCC">
     <w:name w:val="Color006100BgFACCCC"/>
+    <w:semiHidden/>
     <w:rPr>
       <w:color w:val="006100"/>
       <w:shd w:val="clear" w:color="auto" w:fill="FACCCC"/>
@@ -7531,6 +8414,7 @@
   </w:style>
   <w:style w:type="character" w:customStyle="1" w:styleId="Color006100BgFFEBCC">
     <w:name w:val="Color006100BgFFEBCC"/>
+    <w:semiHidden/>
     <w:rPr>
       <w:color w:val="006100"/>
       <w:shd w:val="clear" w:color="auto" w:fill="FFEBCC"/>
@@ -7538,6 +8422,7 @@
   </w:style>
   <w:style w:type="character" w:customStyle="1" w:styleId="Color006100BgFFFFCC">
     <w:name w:val="Color006100BgFFFFCC"/>
+    <w:semiHidden/>
     <w:rPr>
       <w:color w:val="006100"/>
       <w:shd w:val="clear" w:color="auto" w:fill="FFFFCC"/>
@@ -7545,6 +8430,7 @@
   </w:style>
   <w:style w:type="character" w:customStyle="1" w:styleId="Color006100BgCCE8CC">
     <w:name w:val="Color006100BgCCE8CC"/>
+    <w:semiHidden/>
     <w:rPr>
       <w:color w:val="006100"/>
       <w:shd w:val="clear" w:color="auto" w:fill="CCE8CC"/>
@@ -7552,6 +8438,7 @@
   </w:style>
   <w:style w:type="character" w:customStyle="1" w:styleId="Color006100BgCCE0F5">
     <w:name w:val="Color006100BgCCE0F5"/>
+    <w:semiHidden/>
     <w:rPr>
       <w:color w:val="006100"/>
       <w:shd w:val="clear" w:color="auto" w:fill="CCE0F5"/>
@@ -7559,6 +8446,7 @@
   </w:style>
   <w:style w:type="character" w:customStyle="1" w:styleId="Color006100BgEBD6FF">
     <w:name w:val="Color006100BgEBD6FF"/>
+    <w:semiHidden/>
     <w:rPr>
       <w:color w:val="006100"/>
       <w:shd w:val="clear" w:color="auto" w:fill="EBD6FF"/>
@@ -7566,6 +8454,7 @@
   </w:style>
   <w:style w:type="character" w:customStyle="1" w:styleId="Color006100BgBBBBBB">
     <w:name w:val="Color006100BgBBBBBB"/>
+    <w:semiHidden/>
     <w:rPr>
       <w:color w:val="006100"/>
       <w:shd w:val="clear" w:color="auto" w:fill="BBBBBB"/>
@@ -7573,6 +8462,7 @@
   </w:style>
   <w:style w:type="character" w:customStyle="1" w:styleId="Color006100BgF06666">
     <w:name w:val="Color006100BgF06666"/>
+    <w:semiHidden/>
     <w:rPr>
       <w:color w:val="006100"/>
       <w:shd w:val="clear" w:color="auto" w:fill="F06666"/>
@@ -7580,6 +8470,7 @@
   </w:style>
   <w:style w:type="character" w:customStyle="1" w:styleId="Color006100BgFFC266">
     <w:name w:val="Color006100BgFFC266"/>
+    <w:semiHidden/>
     <w:rPr>
       <w:color w:val="006100"/>
       <w:shd w:val="clear" w:color="auto" w:fill="FFC266"/>
@@ -7587,6 +8478,7 @@
   </w:style>
   <w:style w:type="character" w:customStyle="1" w:styleId="Color006100BgFFFF66">
     <w:name w:val="Color006100BgFFFF66"/>
+    <w:semiHidden/>
     <w:rPr>
       <w:color w:val="006100"/>
       <w:shd w:val="clear" w:color="auto" w:fill="FFFF66"/>
@@ -7594,6 +8486,7 @@
   </w:style>
   <w:style w:type="character" w:customStyle="1" w:styleId="Color006100Bg66B966">
     <w:name w:val="Color006100Bg66B966"/>
+    <w:semiHidden/>
     <w:rPr>
       <w:color w:val="006100"/>
       <w:shd w:val="clear" w:color="auto" w:fill="66B966"/>
@@ -7601,6 +8494,7 @@
   </w:style>
   <w:style w:type="character" w:customStyle="1" w:styleId="Color006100Bg66A3E0">
     <w:name w:val="Color006100Bg66A3E0"/>
+    <w:semiHidden/>
     <w:rPr>
       <w:color w:val="006100"/>
       <w:shd w:val="clear" w:color="auto" w:fill="66A3E0"/>
@@ -7608,6 +8502,7 @@
   </w:style>
   <w:style w:type="character" w:customStyle="1" w:styleId="Color006100BgC285FF">
     <w:name w:val="Color006100BgC285FF"/>
+    <w:semiHidden/>
     <w:rPr>
       <w:color w:val="006100"/>
       <w:shd w:val="clear" w:color="auto" w:fill="C285FF"/>
@@ -7615,6 +8510,7 @@
   </w:style>
   <w:style w:type="character" w:customStyle="1" w:styleId="Color006100Bg888888">
     <w:name w:val="Color006100Bg888888"/>
+    <w:semiHidden/>
     <w:rPr>
       <w:color w:val="006100"/>
       <w:shd w:val="clear" w:color="auto" w:fill="888888"/>
@@ -7622,6 +8518,7 @@
   </w:style>
   <w:style w:type="character" w:customStyle="1" w:styleId="Color006100BgA10000">
     <w:name w:val="Color006100BgA10000"/>
+    <w:semiHidden/>
     <w:rPr>
       <w:color w:val="006100"/>
       <w:shd w:val="clear" w:color="auto" w:fill="A10000"/>
@@ -7629,6 +8526,7 @@
   </w:style>
   <w:style w:type="character" w:customStyle="1" w:styleId="Color006100BgB26B00">
     <w:name w:val="Color006100BgB26B00"/>
+    <w:semiHidden/>
     <w:rPr>
       <w:color w:val="006100"/>
       <w:shd w:val="clear" w:color="auto" w:fill="B26B00"/>
@@ -7636,6 +8534,7 @@
   </w:style>
   <w:style w:type="character" w:customStyle="1" w:styleId="Color006100BgB2B200">
     <w:name w:val="Color006100BgB2B200"/>
+    <w:semiHidden/>
     <w:rPr>
       <w:color w:val="006100"/>
       <w:shd w:val="clear" w:color="auto" w:fill="B2B200"/>
@@ -7643,6 +8542,7 @@
   </w:style>
   <w:style w:type="character" w:customStyle="1" w:styleId="Color006100Bg006100">
     <w:name w:val="Color006100Bg006100"/>
+    <w:semiHidden/>
     <w:rPr>
       <w:color w:val="006100"/>
       <w:shd w:val="clear" w:color="auto" w:fill="006100"/>
@@ -7650,6 +8550,7 @@
   </w:style>
   <w:style w:type="character" w:customStyle="1" w:styleId="Color006100Bg0047B2">
     <w:name w:val="Color006100Bg0047B2"/>
+    <w:semiHidden/>
     <w:rPr>
       <w:color w:val="006100"/>
       <w:shd w:val="clear" w:color="auto" w:fill="0047B2"/>
@@ -7657,6 +8558,7 @@
   </w:style>
   <w:style w:type="character" w:customStyle="1" w:styleId="Color006100Bg6B24B2">
     <w:name w:val="Color006100Bg6B24B2"/>
+    <w:semiHidden/>
     <w:rPr>
       <w:color w:val="006100"/>
       <w:shd w:val="clear" w:color="auto" w:fill="6B24B2"/>
@@ -7664,6 +8566,7 @@
   </w:style>
   <w:style w:type="character" w:customStyle="1" w:styleId="Color006100Bg444444">
     <w:name w:val="Color006100Bg444444"/>
+    <w:semiHidden/>
     <w:rPr>
       <w:color w:val="006100"/>
       <w:shd w:val="clear" w:color="auto" w:fill="444444"/>
@@ -7671,6 +8574,7 @@
   </w:style>
   <w:style w:type="character" w:customStyle="1" w:styleId="Color006100Bg5C0000">
     <w:name w:val="Color006100Bg5C0000"/>
+    <w:semiHidden/>
     <w:rPr>
       <w:color w:val="006100"/>
       <w:shd w:val="clear" w:color="auto" w:fill="5C0000"/>
@@ -7678,6 +8582,7 @@
   </w:style>
   <w:style w:type="character" w:customStyle="1" w:styleId="Color006100Bg663D00">
     <w:name w:val="Color006100Bg663D00"/>
+    <w:semiHidden/>
     <w:rPr>
       <w:color w:val="006100"/>
       <w:shd w:val="clear" w:color="auto" w:fill="663D00"/>
@@ -7685,6 +8590,7 @@
   </w:style>
   <w:style w:type="character" w:customStyle="1" w:styleId="Color006100Bg666600">
     <w:name w:val="Color006100Bg666600"/>
+    <w:semiHidden/>
     <w:rPr>
       <w:color w:val="006100"/>
       <w:shd w:val="clear" w:color="auto" w:fill="666600"/>
@@ -7692,6 +8598,7 @@
   </w:style>
   <w:style w:type="character" w:customStyle="1" w:styleId="Color006100Bg003700">
     <w:name w:val="Color006100Bg003700"/>
+    <w:semiHidden/>
     <w:rPr>
       <w:color w:val="006100"/>
       <w:shd w:val="clear" w:color="auto" w:fill="003700"/>
@@ -7699,6 +8606,7 @@
   </w:style>
   <w:style w:type="character" w:customStyle="1" w:styleId="Color006100Bg002966">
     <w:name w:val="Color006100Bg002966"/>
+    <w:semiHidden/>
     <w:rPr>
       <w:color w:val="006100"/>
       <w:shd w:val="clear" w:color="auto" w:fill="002966"/>
@@ -7706,6 +8614,7 @@
   </w:style>
   <w:style w:type="character" w:customStyle="1" w:styleId="Color006100Bg3D1466">
     <w:name w:val="Color006100Bg3D1466"/>
+    <w:semiHidden/>
     <w:rPr>
       <w:color w:val="006100"/>
       <w:shd w:val="clear" w:color="auto" w:fill="3D1466"/>
@@ -7713,12 +8622,14 @@
   </w:style>
   <w:style w:type="character" w:customStyle="1" w:styleId="Color0047B2">
     <w:name w:val="Color0047B2"/>
+    <w:semiHidden/>
     <w:rPr>
       <w:color w:val="0047B2"/>
     </w:rPr>
   </w:style>
   <w:style w:type="character" w:customStyle="1" w:styleId="Color0047B2BgE60000">
     <w:name w:val="Color0047B2BgE60000"/>
+    <w:semiHidden/>
     <w:rPr>
       <w:color w:val="0047B2"/>
       <w:shd w:val="clear" w:color="auto" w:fill="E60000"/>
@@ -7726,6 +8637,7 @@
   </w:style>
   <w:style w:type="character" w:customStyle="1" w:styleId="Color0047B2BgFF9900">
     <w:name w:val="Color0047B2BgFF9900"/>
+    <w:semiHidden/>
     <w:rPr>
       <w:color w:val="0047B2"/>
       <w:shd w:val="clear" w:color="auto" w:fill="FF9900"/>
@@ -7733,6 +8645,7 @@
   </w:style>
   <w:style w:type="character" w:customStyle="1" w:styleId="Color0047B2BgFFFF00">
     <w:name w:val="Color0047B2BgFFFF00"/>
+    <w:semiHidden/>
     <w:rPr>
       <w:color w:val="0047B2"/>
       <w:shd w:val="clear" w:color="auto" w:fill="FFFF00"/>
@@ -7740,6 +8653,7 @@
   </w:style>
   <w:style w:type="character" w:customStyle="1" w:styleId="Color0047B2Bg008A00">
     <w:name w:val="Color0047B2Bg008A00"/>
+    <w:semiHidden/>
     <w:rPr>
       <w:color w:val="0047B2"/>
       <w:shd w:val="clear" w:color="auto" w:fill="008A00"/>
@@ -7747,6 +8661,7 @@
   </w:style>
   <w:style w:type="character" w:customStyle="1" w:styleId="Color0047B2Bg0066CC">
     <w:name w:val="Color0047B2Bg0066CC"/>
+    <w:semiHidden/>
     <w:rPr>
       <w:color w:val="0047B2"/>
       <w:shd w:val="clear" w:color="auto" w:fill="0066CC"/>
@@ -7754,6 +8669,7 @@
   </w:style>
   <w:style w:type="character" w:customStyle="1" w:styleId="Color0047B2Bg9933FF">
     <w:name w:val="Color0047B2Bg9933FF"/>
+    <w:semiHidden/>
     <w:rPr>
       <w:color w:val="0047B2"/>
       <w:shd w:val="clear" w:color="auto" w:fill="9933FF"/>
@@ -7761,6 +8677,7 @@
   </w:style>
   <w:style w:type="character" w:customStyle="1" w:styleId="Color0047B2BgFFFFFF">
     <w:name w:val="Color0047B2BgFFFFFF"/>
+    <w:semiHidden/>
     <w:rPr>
       <w:color w:val="0047B2"/>
       <w:shd w:val="clear" w:color="auto" w:fill="FFFFFF"/>
@@ -7768,6 +8685,7 @@
   </w:style>
   <w:style w:type="character" w:customStyle="1" w:styleId="Color0047B2BgFACCCC">
     <w:name w:val="Color0047B2BgFACCCC"/>
+    <w:semiHidden/>
     <w:rPr>
       <w:color w:val="0047B2"/>
       <w:shd w:val="clear" w:color="auto" w:fill="FACCCC"/>
@@ -7775,6 +8693,7 @@
   </w:style>
   <w:style w:type="character" w:customStyle="1" w:styleId="Color0047B2BgFFEBCC">
     <w:name w:val="Color0047B2BgFFEBCC"/>
+    <w:semiHidden/>
     <w:rPr>
       <w:color w:val="0047B2"/>
       <w:shd w:val="clear" w:color="auto" w:fill="FFEBCC"/>
@@ -7782,6 +8701,7 @@
   </w:style>
   <w:style w:type="character" w:customStyle="1" w:styleId="Color0047B2BgFFFFCC">
     <w:name w:val="Color0047B2BgFFFFCC"/>
+    <w:semiHidden/>
     <w:rPr>
       <w:color w:val="0047B2"/>
       <w:shd w:val="clear" w:color="auto" w:fill="FFFFCC"/>
@@ -7789,6 +8709,7 @@
   </w:style>
   <w:style w:type="character" w:customStyle="1" w:styleId="Color0047B2BgCCE8CC">
     <w:name w:val="Color0047B2BgCCE8CC"/>
+    <w:semiHidden/>
     <w:rPr>
       <w:color w:val="0047B2"/>
       <w:shd w:val="clear" w:color="auto" w:fill="CCE8CC"/>
@@ -7796,6 +8717,7 @@
   </w:style>
   <w:style w:type="character" w:customStyle="1" w:styleId="Color0047B2BgCCE0F5">
     <w:name w:val="Color0047B2BgCCE0F5"/>
+    <w:semiHidden/>
     <w:rPr>
       <w:color w:val="0047B2"/>
       <w:shd w:val="clear" w:color="auto" w:fill="CCE0F5"/>
@@ -7803,6 +8725,7 @@
   </w:style>
   <w:style w:type="character" w:customStyle="1" w:styleId="Color0047B2BgEBD6FF">
     <w:name w:val="Color0047B2BgEBD6FF"/>
+    <w:semiHidden/>
     <w:rPr>
       <w:color w:val="0047B2"/>
       <w:shd w:val="clear" w:color="auto" w:fill="EBD6FF"/>
@@ -7810,6 +8733,7 @@
   </w:style>
   <w:style w:type="character" w:customStyle="1" w:styleId="Color0047B2BgBBBBBB">
     <w:name w:val="Color0047B2BgBBBBBB"/>
+    <w:semiHidden/>
     <w:rPr>
       <w:color w:val="0047B2"/>
       <w:shd w:val="clear" w:color="auto" w:fill="BBBBBB"/>
@@ -7817,6 +8741,7 @@
   </w:style>
   <w:style w:type="character" w:customStyle="1" w:styleId="Color0047B2BgF06666">
     <w:name w:val="Color0047B2BgF06666"/>
+    <w:semiHidden/>
     <w:rPr>
       <w:color w:val="0047B2"/>
       <w:shd w:val="clear" w:color="auto" w:fill="F06666"/>
@@ -7824,6 +8749,7 @@
   </w:style>
   <w:style w:type="character" w:customStyle="1" w:styleId="Color0047B2BgFFC266">
     <w:name w:val="Color0047B2BgFFC266"/>
+    <w:semiHidden/>
     <w:rPr>
       <w:color w:val="0047B2"/>
       <w:shd w:val="clear" w:color="auto" w:fill="FFC266"/>
@@ -7831,6 +8757,7 @@
   </w:style>
   <w:style w:type="character" w:customStyle="1" w:styleId="Color0047B2BgFFFF66">
     <w:name w:val="Color0047B2BgFFFF66"/>
+    <w:semiHidden/>
     <w:rPr>
       <w:color w:val="0047B2"/>
       <w:shd w:val="clear" w:color="auto" w:fill="FFFF66"/>
@@ -7838,6 +8765,7 @@
   </w:style>
   <w:style w:type="character" w:customStyle="1" w:styleId="Color0047B2Bg66B966">
     <w:name w:val="Color0047B2Bg66B966"/>
+    <w:semiHidden/>
     <w:rPr>
       <w:color w:val="0047B2"/>
       <w:shd w:val="clear" w:color="auto" w:fill="66B966"/>
@@ -7845,6 +8773,7 @@
   </w:style>
   <w:style w:type="character" w:customStyle="1" w:styleId="Color0047B2Bg66A3E0">
     <w:name w:val="Color0047B2Bg66A3E0"/>
+    <w:semiHidden/>
     <w:rPr>
       <w:color w:val="0047B2"/>
       <w:shd w:val="clear" w:color="auto" w:fill="66A3E0"/>
@@ -7852,6 +8781,7 @@
   </w:style>
   <w:style w:type="character" w:customStyle="1" w:styleId="Color0047B2BgC285FF">
     <w:name w:val="Color0047B2BgC285FF"/>
+    <w:semiHidden/>
     <w:rPr>
       <w:color w:val="0047B2"/>
       <w:shd w:val="clear" w:color="auto" w:fill="C285FF"/>
@@ -7859,6 +8789,7 @@
   </w:style>
   <w:style w:type="character" w:customStyle="1" w:styleId="Color0047B2Bg888888">
     <w:name w:val="Color0047B2Bg888888"/>
+    <w:semiHidden/>
     <w:rPr>
       <w:color w:val="0047B2"/>
       <w:shd w:val="clear" w:color="auto" w:fill="888888"/>
@@ -7866,6 +8797,7 @@
   </w:style>
   <w:style w:type="character" w:customStyle="1" w:styleId="Color0047B2BgA10000">
     <w:name w:val="Color0047B2BgA10000"/>
+    <w:semiHidden/>
     <w:rPr>
       <w:color w:val="0047B2"/>
       <w:shd w:val="clear" w:color="auto" w:fill="A10000"/>
@@ -7873,6 +8805,7 @@
   </w:style>
   <w:style w:type="character" w:customStyle="1" w:styleId="Color0047B2BgB26B00">
     <w:name w:val="Color0047B2BgB26B00"/>
+    <w:semiHidden/>
     <w:rPr>
       <w:color w:val="0047B2"/>
       <w:shd w:val="clear" w:color="auto" w:fill="B26B00"/>
@@ -7880,6 +8813,7 @@
   </w:style>
   <w:style w:type="character" w:customStyle="1" w:styleId="Color0047B2BgB2B200">
     <w:name w:val="Color0047B2BgB2B200"/>
+    <w:semiHidden/>
     <w:rPr>
       <w:color w:val="0047B2"/>
       <w:shd w:val="clear" w:color="auto" w:fill="B2B200"/>
@@ -7887,6 +8821,7 @@
   </w:style>
   <w:style w:type="character" w:customStyle="1" w:styleId="Color0047B2Bg006100">
     <w:name w:val="Color0047B2Bg006100"/>
+    <w:semiHidden/>
     <w:rPr>
       <w:color w:val="0047B2"/>
       <w:shd w:val="clear" w:color="auto" w:fill="006100"/>
@@ -7894,6 +8829,7 @@
   </w:style>
   <w:style w:type="character" w:customStyle="1" w:styleId="Color0047B2Bg0047B2">
     <w:name w:val="Color0047B2Bg0047B2"/>
+    <w:semiHidden/>
     <w:rPr>
       <w:color w:val="0047B2"/>
       <w:shd w:val="clear" w:color="auto" w:fill="0047B2"/>
@@ -7901,6 +8837,7 @@
   </w:style>
   <w:style w:type="character" w:customStyle="1" w:styleId="Color0047B2Bg6B24B2">
     <w:name w:val="Color0047B2Bg6B24B2"/>
+    <w:semiHidden/>
     <w:rPr>
       <w:color w:val="0047B2"/>
       <w:shd w:val="clear" w:color="auto" w:fill="6B24B2"/>
@@ -7908,6 +8845,7 @@
   </w:style>
   <w:style w:type="character" w:customStyle="1" w:styleId="Color0047B2Bg444444">
     <w:name w:val="Color0047B2Bg444444"/>
+    <w:semiHidden/>
     <w:rPr>
       <w:color w:val="0047B2"/>
       <w:shd w:val="clear" w:color="auto" w:fill="444444"/>
@@ -7915,6 +8853,7 @@
   </w:style>
   <w:style w:type="character" w:customStyle="1" w:styleId="Color0047B2Bg5C0000">
     <w:name w:val="Color0047B2Bg5C0000"/>
+    <w:semiHidden/>
     <w:rPr>
       <w:color w:val="0047B2"/>
       <w:shd w:val="clear" w:color="auto" w:fill="5C0000"/>
@@ -7922,6 +8861,7 @@
   </w:style>
   <w:style w:type="character" w:customStyle="1" w:styleId="Color0047B2Bg663D00">
     <w:name w:val="Color0047B2Bg663D00"/>
+    <w:semiHidden/>
     <w:rPr>
       <w:color w:val="0047B2"/>
       <w:shd w:val="clear" w:color="auto" w:fill="663D00"/>
@@ -7929,6 +8869,7 @@
   </w:style>
   <w:style w:type="character" w:customStyle="1" w:styleId="Color0047B2Bg666600">
     <w:name w:val="Color0047B2Bg666600"/>
+    <w:semiHidden/>
     <w:rPr>
       <w:color w:val="0047B2"/>
       <w:shd w:val="clear" w:color="auto" w:fill="666600"/>
@@ -7936,6 +8877,7 @@
   </w:style>
   <w:style w:type="character" w:customStyle="1" w:styleId="Color0047B2Bg003700">
     <w:name w:val="Color0047B2Bg003700"/>
+    <w:semiHidden/>
     <w:rPr>
       <w:color w:val="0047B2"/>
       <w:shd w:val="clear" w:color="auto" w:fill="003700"/>
@@ -7943,6 +8885,7 @@
   </w:style>
   <w:style w:type="character" w:customStyle="1" w:styleId="Color0047B2Bg002966">
     <w:name w:val="Color0047B2Bg002966"/>
+    <w:semiHidden/>
     <w:rPr>
       <w:color w:val="0047B2"/>
       <w:shd w:val="clear" w:color="auto" w:fill="002966"/>
@@ -7950,6 +8893,7 @@
   </w:style>
   <w:style w:type="character" w:customStyle="1" w:styleId="Color0047B2Bg3D1466">
     <w:name w:val="Color0047B2Bg3D1466"/>
+    <w:semiHidden/>
     <w:rPr>
       <w:color w:val="0047B2"/>
       <w:shd w:val="clear" w:color="auto" w:fill="3D1466"/>
@@ -7957,12 +8901,14 @@
   </w:style>
   <w:style w:type="character" w:customStyle="1" w:styleId="Color6B24B2">
     <w:name w:val="Color6B24B2"/>
+    <w:semiHidden/>
     <w:rPr>
       <w:color w:val="6B24B2"/>
     </w:rPr>
   </w:style>
   <w:style w:type="character" w:customStyle="1" w:styleId="Color6B24B2BgE60000">
     <w:name w:val="Color6B24B2BgE60000"/>
+    <w:semiHidden/>
     <w:rPr>
       <w:color w:val="6B24B2"/>
       <w:shd w:val="clear" w:color="auto" w:fill="E60000"/>
@@ -7970,6 +8916,7 @@
   </w:style>
   <w:style w:type="character" w:customStyle="1" w:styleId="Color6B24B2BgFF9900">
     <w:name w:val="Color6B24B2BgFF9900"/>
+    <w:semiHidden/>
     <w:rPr>
       <w:color w:val="6B24B2"/>
       <w:shd w:val="clear" w:color="auto" w:fill="FF9900"/>
@@ -7977,6 +8924,7 @@
   </w:style>
   <w:style w:type="character" w:customStyle="1" w:styleId="Color6B24B2BgFFFF00">
     <w:name w:val="Color6B24B2BgFFFF00"/>
+    <w:semiHidden/>
     <w:rPr>
       <w:color w:val="6B24B2"/>
       <w:shd w:val="clear" w:color="auto" w:fill="FFFF00"/>
@@ -7984,6 +8932,7 @@
   </w:style>
   <w:style w:type="character" w:customStyle="1" w:styleId="Color6B24B2Bg008A00">
     <w:name w:val="Color6B24B2Bg008A00"/>
+    <w:semiHidden/>
     <w:rPr>
       <w:color w:val="6B24B2"/>
       <w:shd w:val="clear" w:color="auto" w:fill="008A00"/>
@@ -7991,6 +8940,7 @@
   </w:style>
   <w:style w:type="character" w:customStyle="1" w:styleId="Color6B24B2Bg0066CC">
     <w:name w:val="Color6B24B2Bg0066CC"/>
+    <w:semiHidden/>
     <w:rPr>
       <w:color w:val="6B24B2"/>
       <w:shd w:val="clear" w:color="auto" w:fill="0066CC"/>
@@ -7998,6 +8948,7 @@
   </w:style>
   <w:style w:type="character" w:customStyle="1" w:styleId="Color6B24B2Bg9933FF">
     <w:name w:val="Color6B24B2Bg9933FF"/>
+    <w:semiHidden/>
     <w:rPr>
       <w:color w:val="6B24B2"/>
       <w:shd w:val="clear" w:color="auto" w:fill="9933FF"/>
@@ -8005,6 +8956,7 @@
   </w:style>
   <w:style w:type="character" w:customStyle="1" w:styleId="Color6B24B2BgFFFFFF">
     <w:name w:val="Color6B24B2BgFFFFFF"/>
+    <w:semiHidden/>
     <w:rPr>
       <w:color w:val="6B24B2"/>
       <w:shd w:val="clear" w:color="auto" w:fill="FFFFFF"/>
@@ -8012,6 +8964,7 @@
   </w:style>
   <w:style w:type="character" w:customStyle="1" w:styleId="Color6B24B2BgFACCCC">
     <w:name w:val="Color6B24B2BgFACCCC"/>
+    <w:semiHidden/>
     <w:rPr>
       <w:color w:val="6B24B2"/>
       <w:shd w:val="clear" w:color="auto" w:fill="FACCCC"/>
@@ -8019,6 +8972,7 @@
   </w:style>
   <w:style w:type="character" w:customStyle="1" w:styleId="Color6B24B2BgFFEBCC">
     <w:name w:val="Color6B24B2BgFFEBCC"/>
+    <w:semiHidden/>
     <w:rPr>
       <w:color w:val="6B24B2"/>
       <w:shd w:val="clear" w:color="auto" w:fill="FFEBCC"/>
@@ -8026,6 +8980,7 @@
   </w:style>
   <w:style w:type="character" w:customStyle="1" w:styleId="Color6B24B2BgFFFFCC">
     <w:name w:val="Color6B24B2BgFFFFCC"/>
+    <w:semiHidden/>
     <w:rPr>
       <w:color w:val="6B24B2"/>
       <w:shd w:val="clear" w:color="auto" w:fill="FFFFCC"/>
@@ -8033,6 +8988,7 @@
   </w:style>
   <w:style w:type="character" w:customStyle="1" w:styleId="Color6B24B2BgCCE8CC">
     <w:name w:val="Color6B24B2BgCCE8CC"/>
+    <w:semiHidden/>
     <w:rPr>
       <w:color w:val="6B24B2"/>
       <w:shd w:val="clear" w:color="auto" w:fill="CCE8CC"/>
@@ -8040,6 +8996,7 @@
   </w:style>
   <w:style w:type="character" w:customStyle="1" w:styleId="Color6B24B2BgCCE0F5">
     <w:name w:val="Color6B24B2BgCCE0F5"/>
+    <w:semiHidden/>
     <w:rPr>
       <w:color w:val="6B24B2"/>
       <w:shd w:val="clear" w:color="auto" w:fill="CCE0F5"/>
@@ -8047,6 +9004,7 @@
   </w:style>
   <w:style w:type="character" w:customStyle="1" w:styleId="Color6B24B2BgEBD6FF">
     <w:name w:val="Color6B24B2BgEBD6FF"/>
+    <w:semiHidden/>
     <w:rPr>
       <w:color w:val="6B24B2"/>
       <w:shd w:val="clear" w:color="auto" w:fill="EBD6FF"/>
@@ -8054,6 +9012,7 @@
   </w:style>
   <w:style w:type="character" w:customStyle="1" w:styleId="Color6B24B2BgBBBBBB">
     <w:name w:val="Color6B24B2BgBBBBBB"/>
+    <w:semiHidden/>
     <w:rPr>
       <w:color w:val="6B24B2"/>
       <w:shd w:val="clear" w:color="auto" w:fill="BBBBBB"/>
@@ -8061,6 +9020,7 @@
   </w:style>
   <w:style w:type="character" w:customStyle="1" w:styleId="Color6B24B2BgF06666">
     <w:name w:val="Color6B24B2BgF06666"/>
+    <w:semiHidden/>
     <w:rPr>
       <w:color w:val="6B24B2"/>
       <w:shd w:val="clear" w:color="auto" w:fill="F06666"/>
@@ -8068,6 +9028,7 @@
   </w:style>
   <w:style w:type="character" w:customStyle="1" w:styleId="Color6B24B2BgFFC266">
     <w:name w:val="Color6B24B2BgFFC266"/>
+    <w:semiHidden/>
     <w:rPr>
       <w:color w:val="6B24B2"/>
       <w:shd w:val="clear" w:color="auto" w:fill="FFC266"/>
@@ -8075,6 +9036,7 @@
   </w:style>
   <w:style w:type="character" w:customStyle="1" w:styleId="Color6B24B2BgFFFF66">
     <w:name w:val="Color6B24B2BgFFFF66"/>
+    <w:semiHidden/>
     <w:rPr>
       <w:color w:val="6B24B2"/>
       <w:shd w:val="clear" w:color="auto" w:fill="FFFF66"/>
@@ -8082,6 +9044,7 @@
   </w:style>
   <w:style w:type="character" w:customStyle="1" w:styleId="Color6B24B2Bg66B966">
     <w:name w:val="Color6B24B2Bg66B966"/>
+    <w:semiHidden/>
     <w:rPr>
       <w:color w:val="6B24B2"/>
       <w:shd w:val="clear" w:color="auto" w:fill="66B966"/>
@@ -8089,6 +9052,7 @@
   </w:style>
   <w:style w:type="character" w:customStyle="1" w:styleId="Color6B24B2Bg66A3E0">
     <w:name w:val="Color6B24B2Bg66A3E0"/>
+    <w:semiHidden/>
     <w:rPr>
       <w:color w:val="6B24B2"/>
       <w:shd w:val="clear" w:color="auto" w:fill="66A3E0"/>
@@ -8096,6 +9060,7 @@
   </w:style>
   <w:style w:type="character" w:customStyle="1" w:styleId="Color6B24B2BgC285FF">
     <w:name w:val="Color6B24B2BgC285FF"/>
+    <w:semiHidden/>
     <w:rPr>
       <w:color w:val="6B24B2"/>
       <w:shd w:val="clear" w:color="auto" w:fill="C285FF"/>
@@ -8103,6 +9068,7 @@
   </w:style>
   <w:style w:type="character" w:customStyle="1" w:styleId="Color6B24B2Bg888888">
     <w:name w:val="Color6B24B2Bg888888"/>
+    <w:semiHidden/>
     <w:rPr>
       <w:color w:val="6B24B2"/>
       <w:shd w:val="clear" w:color="auto" w:fill="888888"/>
@@ -8110,6 +9076,7 @@
   </w:style>
   <w:style w:type="character" w:customStyle="1" w:styleId="Color6B24B2BgA10000">
     <w:name w:val="Color6B24B2BgA10000"/>
+    <w:semiHidden/>
     <w:rPr>
       <w:color w:val="6B24B2"/>
       <w:shd w:val="clear" w:color="auto" w:fill="A10000"/>
@@ -8117,6 +9084,7 @@
   </w:style>
   <w:style w:type="character" w:customStyle="1" w:styleId="Color6B24B2BgB26B00">
     <w:name w:val="Color6B24B2BgB26B00"/>
+    <w:semiHidden/>
     <w:rPr>
       <w:color w:val="6B24B2"/>
       <w:shd w:val="clear" w:color="auto" w:fill="B26B00"/>
@@ -8124,6 +9092,7 @@
   </w:style>
   <w:style w:type="character" w:customStyle="1" w:styleId="Color6B24B2BgB2B200">
     <w:name w:val="Color6B24B2BgB2B200"/>
+    <w:semiHidden/>
     <w:rPr>
       <w:color w:val="6B24B2"/>
       <w:shd w:val="clear" w:color="auto" w:fill="B2B200"/>
@@ -8131,6 +9100,7 @@
   </w:style>
   <w:style w:type="character" w:customStyle="1" w:styleId="Color6B24B2Bg006100">
     <w:name w:val="Color6B24B2Bg006100"/>
+    <w:semiHidden/>
     <w:rPr>
       <w:color w:val="6B24B2"/>
       <w:shd w:val="clear" w:color="auto" w:fill="006100"/>
@@ -8138,6 +9108,7 @@
   </w:style>
   <w:style w:type="character" w:customStyle="1" w:styleId="Color6B24B2Bg0047B2">
     <w:name w:val="Color6B24B2Bg0047B2"/>
+    <w:semiHidden/>
     <w:rPr>
       <w:color w:val="6B24B2"/>
       <w:shd w:val="clear" w:color="auto" w:fill="0047B2"/>
@@ -8145,6 +9116,7 @@
   </w:style>
   <w:style w:type="character" w:customStyle="1" w:styleId="Color6B24B2Bg6B24B2">
     <w:name w:val="Color6B24B2Bg6B24B2"/>
+    <w:semiHidden/>
     <w:rPr>
       <w:color w:val="6B24B2"/>
       <w:shd w:val="clear" w:color="auto" w:fill="6B24B2"/>
@@ -8152,6 +9124,7 @@
   </w:style>
   <w:style w:type="character" w:customStyle="1" w:styleId="Color6B24B2Bg444444">
     <w:name w:val="Color6B24B2Bg444444"/>
+    <w:semiHidden/>
     <w:rPr>
       <w:color w:val="6B24B2"/>
       <w:shd w:val="clear" w:color="auto" w:fill="444444"/>
@@ -8159,6 +9132,7 @@
   </w:style>
   <w:style w:type="character" w:customStyle="1" w:styleId="Color6B24B2Bg5C0000">
     <w:name w:val="Color6B24B2Bg5C0000"/>
+    <w:semiHidden/>
     <w:rPr>
       <w:color w:val="6B24B2"/>
       <w:shd w:val="clear" w:color="auto" w:fill="5C0000"/>
@@ -8166,6 +9140,7 @@
   </w:style>
   <w:style w:type="character" w:customStyle="1" w:styleId="Color6B24B2Bg663D00">
     <w:name w:val="Color6B24B2Bg663D00"/>
+    <w:semiHidden/>
     <w:rPr>
       <w:color w:val="6B24B2"/>
       <w:shd w:val="clear" w:color="auto" w:fill="663D00"/>
@@ -8173,6 +9148,7 @@
   </w:style>
   <w:style w:type="character" w:customStyle="1" w:styleId="Color6B24B2Bg666600">
     <w:name w:val="Color6B24B2Bg666600"/>
+    <w:semiHidden/>
     <w:rPr>
       <w:color w:val="6B24B2"/>
       <w:shd w:val="clear" w:color="auto" w:fill="666600"/>
@@ -8180,6 +9156,7 @@
   </w:style>
   <w:style w:type="character" w:customStyle="1" w:styleId="Color6B24B2Bg003700">
     <w:name w:val="Color6B24B2Bg003700"/>
+    <w:semiHidden/>
     <w:rPr>
       <w:color w:val="6B24B2"/>
       <w:shd w:val="clear" w:color="auto" w:fill="003700"/>
@@ -8187,6 +9164,7 @@
   </w:style>
   <w:style w:type="character" w:customStyle="1" w:styleId="Color6B24B2Bg002966">
     <w:name w:val="Color6B24B2Bg002966"/>
+    <w:semiHidden/>
     <w:rPr>
       <w:color w:val="6B24B2"/>
       <w:shd w:val="clear" w:color="auto" w:fill="002966"/>
@@ -8194,6 +9172,7 @@
   </w:style>
   <w:style w:type="character" w:customStyle="1" w:styleId="Color6B24B2Bg3D1466">
     <w:name w:val="Color6B24B2Bg3D1466"/>
+    <w:semiHidden/>
     <w:rPr>
       <w:color w:val="6B24B2"/>
       <w:shd w:val="clear" w:color="auto" w:fill="3D1466"/>
@@ -8201,12 +9180,14 @@
   </w:style>
   <w:style w:type="character" w:customStyle="1" w:styleId="Color444444">
     <w:name w:val="Color444444"/>
+    <w:semiHidden/>
     <w:rPr>
       <w:color w:val="444444"/>
     </w:rPr>
   </w:style>
   <w:style w:type="character" w:customStyle="1" w:styleId="Color444444BgE60000">
     <w:name w:val="Color444444BgE60000"/>
+    <w:semiHidden/>
     <w:rPr>
       <w:color w:val="444444"/>
       <w:shd w:val="clear" w:color="auto" w:fill="E60000"/>
@@ -8214,6 +9195,7 @@
   </w:style>
   <w:style w:type="character" w:customStyle="1" w:styleId="Color444444BgFF9900">
     <w:name w:val="Color444444BgFF9900"/>
+    <w:semiHidden/>
     <w:rPr>
       <w:color w:val="444444"/>
       <w:shd w:val="clear" w:color="auto" w:fill="FF9900"/>
@@ -8221,6 +9203,7 @@
   </w:style>
   <w:style w:type="character" w:customStyle="1" w:styleId="Color444444BgFFFF00">
     <w:name w:val="Color444444BgFFFF00"/>
+    <w:semiHidden/>
     <w:rPr>
       <w:color w:val="444444"/>
       <w:shd w:val="clear" w:color="auto" w:fill="FFFF00"/>
@@ -8228,6 +9211,7 @@
   </w:style>
   <w:style w:type="character" w:customStyle="1" w:styleId="Color444444Bg008A00">
     <w:name w:val="Color444444Bg008A00"/>
+    <w:semiHidden/>
     <w:rPr>
       <w:color w:val="444444"/>
       <w:shd w:val="clear" w:color="auto" w:fill="008A00"/>
@@ -8235,6 +9219,7 @@
   </w:style>
   <w:style w:type="character" w:customStyle="1" w:styleId="Color444444Bg0066CC">
     <w:name w:val="Color444444Bg0066CC"/>
+    <w:semiHidden/>
     <w:rPr>
       <w:color w:val="444444"/>
       <w:shd w:val="clear" w:color="auto" w:fill="0066CC"/>
@@ -8242,6 +9227,7 @@
   </w:style>
   <w:style w:type="character" w:customStyle="1" w:styleId="Color444444Bg9933FF">
     <w:name w:val="Color444444Bg9933FF"/>
+    <w:semiHidden/>
     <w:rPr>
       <w:color w:val="444444"/>
       <w:shd w:val="clear" w:color="auto" w:fill="9933FF"/>
@@ -8249,6 +9235,7 @@
   </w:style>
   <w:style w:type="character" w:customStyle="1" w:styleId="Color444444BgFFFFFF">
     <w:name w:val="Color444444BgFFFFFF"/>
+    <w:semiHidden/>
     <w:rPr>
       <w:color w:val="444444"/>
       <w:shd w:val="clear" w:color="auto" w:fill="FFFFFF"/>
@@ -8256,6 +9243,7 @@
   </w:style>
   <w:style w:type="character" w:customStyle="1" w:styleId="Color444444BgFACCCC">
     <w:name w:val="Color444444BgFACCCC"/>
+    <w:semiHidden/>
     <w:rPr>
       <w:color w:val="444444"/>
       <w:shd w:val="clear" w:color="auto" w:fill="FACCCC"/>
@@ -8263,6 +9251,7 @@
   </w:style>
   <w:style w:type="character" w:customStyle="1" w:styleId="Color444444BgFFEBCC">
     <w:name w:val="Color444444BgFFEBCC"/>
+    <w:semiHidden/>
     <w:rPr>
       <w:color w:val="444444"/>
       <w:shd w:val="clear" w:color="auto" w:fill="FFEBCC"/>
@@ -8270,6 +9259,7 @@
   </w:style>
   <w:style w:type="character" w:customStyle="1" w:styleId="Color444444BgFFFFCC">
     <w:name w:val="Color444444BgFFFFCC"/>
+    <w:semiHidden/>
     <w:rPr>
       <w:color w:val="444444"/>
       <w:shd w:val="clear" w:color="auto" w:fill="FFFFCC"/>
@@ -8277,6 +9267,7 @@
   </w:style>
   <w:style w:type="character" w:customStyle="1" w:styleId="Color444444BgCCE8CC">
     <w:name w:val="Color444444BgCCE8CC"/>
+    <w:semiHidden/>
     <w:rPr>
       <w:color w:val="444444"/>
       <w:shd w:val="clear" w:color="auto" w:fill="CCE8CC"/>
@@ -8284,6 +9275,7 @@
   </w:style>
   <w:style w:type="character" w:customStyle="1" w:styleId="Color444444BgCCE0F5">
     <w:name w:val="Color444444BgCCE0F5"/>
+    <w:semiHidden/>
     <w:rPr>
       <w:color w:val="444444"/>
       <w:shd w:val="clear" w:color="auto" w:fill="CCE0F5"/>
@@ -8291,6 +9283,7 @@
   </w:style>
   <w:style w:type="character" w:customStyle="1" w:styleId="Color444444BgEBD6FF">
     <w:name w:val="Color444444BgEBD6FF"/>
+    <w:semiHidden/>
     <w:rPr>
       <w:color w:val="444444"/>
       <w:shd w:val="clear" w:color="auto" w:fill="EBD6FF"/>
@@ -8298,6 +9291,7 @@
   </w:style>
   <w:style w:type="character" w:customStyle="1" w:styleId="Color444444BgBBBBBB">
     <w:name w:val="Color444444BgBBBBBB"/>
+    <w:semiHidden/>
     <w:rPr>
       <w:color w:val="444444"/>
       <w:shd w:val="clear" w:color="auto" w:fill="BBBBBB"/>
@@ -8305,6 +9299,7 @@
   </w:style>
   <w:style w:type="character" w:customStyle="1" w:styleId="Color444444BgF06666">
     <w:name w:val="Color444444BgF06666"/>
+    <w:semiHidden/>
     <w:rPr>
       <w:color w:val="444444"/>
       <w:shd w:val="clear" w:color="auto" w:fill="F06666"/>
@@ -8312,6 +9307,7 @@
   </w:style>
   <w:style w:type="character" w:customStyle="1" w:styleId="Color444444BgFFC266">
     <w:name w:val="Color444444BgFFC266"/>
+    <w:semiHidden/>
     <w:rPr>
       <w:color w:val="444444"/>
       <w:shd w:val="clear" w:color="auto" w:fill="FFC266"/>
@@ -8319,6 +9315,7 @@
   </w:style>
   <w:style w:type="character" w:customStyle="1" w:styleId="Color444444BgFFFF66">
     <w:name w:val="Color444444BgFFFF66"/>
+    <w:semiHidden/>
     <w:rPr>
       <w:color w:val="444444"/>
       <w:shd w:val="clear" w:color="auto" w:fill="FFFF66"/>
@@ -8326,6 +9323,7 @@
   </w:style>
   <w:style w:type="character" w:customStyle="1" w:styleId="Color444444Bg66B966">
     <w:name w:val="Color444444Bg66B966"/>
+    <w:semiHidden/>
     <w:rPr>
       <w:color w:val="444444"/>
       <w:shd w:val="clear" w:color="auto" w:fill="66B966"/>
@@ -8333,6 +9331,7 @@
   </w:style>
   <w:style w:type="character" w:customStyle="1" w:styleId="Color444444Bg66A3E0">
     <w:name w:val="Color444444Bg66A3E0"/>
+    <w:semiHidden/>
     <w:rPr>
       <w:color w:val="444444"/>
       <w:shd w:val="clear" w:color="auto" w:fill="66A3E0"/>
@@ -8340,6 +9339,7 @@
   </w:style>
   <w:style w:type="character" w:customStyle="1" w:styleId="Color444444BgC285FF">
     <w:name w:val="Color444444BgC285FF"/>
+    <w:semiHidden/>
     <w:rPr>
       <w:color w:val="444444"/>
       <w:shd w:val="clear" w:color="auto" w:fill="C285FF"/>
@@ -8347,6 +9347,7 @@
   </w:style>
   <w:style w:type="character" w:customStyle="1" w:styleId="Color444444Bg888888">
     <w:name w:val="Color444444Bg888888"/>
+    <w:semiHidden/>
     <w:rPr>
       <w:color w:val="444444"/>
       <w:shd w:val="clear" w:color="auto" w:fill="888888"/>
@@ -8354,6 +9355,7 @@
   </w:style>
   <w:style w:type="character" w:customStyle="1" w:styleId="Color444444BgA10000">
     <w:name w:val="Color444444BgA10000"/>
+    <w:semiHidden/>
     <w:rPr>
       <w:color w:val="444444"/>
       <w:shd w:val="clear" w:color="auto" w:fill="A10000"/>
@@ -8361,6 +9363,7 @@
   </w:style>
   <w:style w:type="character" w:customStyle="1" w:styleId="Color444444BgB26B00">
     <w:name w:val="Color444444BgB26B00"/>
+    <w:semiHidden/>
     <w:rPr>
       <w:color w:val="444444"/>
       <w:shd w:val="clear" w:color="auto" w:fill="B26B00"/>
@@ -8368,6 +9371,7 @@
   </w:style>
   <w:style w:type="character" w:customStyle="1" w:styleId="Color444444BgB2B200">
     <w:name w:val="Color444444BgB2B200"/>
+    <w:semiHidden/>
     <w:rPr>
       <w:color w:val="444444"/>
       <w:shd w:val="clear" w:color="auto" w:fill="B2B200"/>
@@ -8375,6 +9379,7 @@
   </w:style>
   <w:style w:type="character" w:customStyle="1" w:styleId="Color444444Bg006100">
     <w:name w:val="Color444444Bg006100"/>
+    <w:semiHidden/>
     <w:rPr>
       <w:color w:val="444444"/>
       <w:shd w:val="clear" w:color="auto" w:fill="006100"/>
@@ -8382,6 +9387,7 @@
   </w:style>
   <w:style w:type="character" w:customStyle="1" w:styleId="Color444444Bg0047B2">
     <w:name w:val="Color444444Bg0047B2"/>
+    <w:semiHidden/>
     <w:rPr>
       <w:color w:val="444444"/>
       <w:shd w:val="clear" w:color="auto" w:fill="0047B2"/>
@@ -8389,6 +9395,7 @@
   </w:style>
   <w:style w:type="character" w:customStyle="1" w:styleId="Color444444Bg6B24B2">
     <w:name w:val="Color444444Bg6B24B2"/>
+    <w:semiHidden/>
     <w:rPr>
       <w:color w:val="444444"/>
       <w:shd w:val="clear" w:color="auto" w:fill="6B24B2"/>
@@ -8396,6 +9403,7 @@
   </w:style>
   <w:style w:type="character" w:customStyle="1" w:styleId="Color444444Bg444444">
     <w:name w:val="Color444444Bg444444"/>
+    <w:semiHidden/>
     <w:rPr>
       <w:color w:val="444444"/>
       <w:shd w:val="clear" w:color="auto" w:fill="444444"/>
@@ -8403,6 +9411,7 @@
   </w:style>
   <w:style w:type="character" w:customStyle="1" w:styleId="Color444444Bg5C0000">
     <w:name w:val="Color444444Bg5C0000"/>
+    <w:semiHidden/>
     <w:rPr>
       <w:color w:val="444444"/>
       <w:shd w:val="clear" w:color="auto" w:fill="5C0000"/>
@@ -8410,6 +9419,7 @@
   </w:style>
   <w:style w:type="character" w:customStyle="1" w:styleId="Color444444Bg663D00">
     <w:name w:val="Color444444Bg663D00"/>
+    <w:semiHidden/>
     <w:rPr>
       <w:color w:val="444444"/>
       <w:shd w:val="clear" w:color="auto" w:fill="663D00"/>
@@ -8417,6 +9427,7 @@
   </w:style>
   <w:style w:type="character" w:customStyle="1" w:styleId="Color444444Bg666600">
     <w:name w:val="Color444444Bg666600"/>
+    <w:semiHidden/>
     <w:rPr>
       <w:color w:val="444444"/>
       <w:shd w:val="clear" w:color="auto" w:fill="666600"/>
@@ -8424,6 +9435,7 @@
   </w:style>
   <w:style w:type="character" w:customStyle="1" w:styleId="Color444444Bg003700">
     <w:name w:val="Color444444Bg003700"/>
+    <w:semiHidden/>
     <w:rPr>
       <w:color w:val="444444"/>
       <w:shd w:val="clear" w:color="auto" w:fill="003700"/>
@@ -8431,6 +9443,7 @@
   </w:style>
   <w:style w:type="character" w:customStyle="1" w:styleId="Color444444Bg002966">
     <w:name w:val="Color444444Bg002966"/>
+    <w:semiHidden/>
     <w:rPr>
       <w:color w:val="444444"/>
       <w:shd w:val="clear" w:color="auto" w:fill="002966"/>
@@ -8438,6 +9451,7 @@
   </w:style>
   <w:style w:type="character" w:customStyle="1" w:styleId="Color444444Bg3D1466">
     <w:name w:val="Color444444Bg3D1466"/>
+    <w:semiHidden/>
     <w:rPr>
       <w:color w:val="444444"/>
       <w:shd w:val="clear" w:color="auto" w:fill="3D1466"/>
@@ -8445,12 +9459,14 @@
   </w:style>
   <w:style w:type="character" w:customStyle="1" w:styleId="Color5C0000">
     <w:name w:val="Color5C0000"/>
+    <w:semiHidden/>
     <w:rPr>
       <w:color w:val="5C0000"/>
     </w:rPr>
   </w:style>
   <w:style w:type="character" w:customStyle="1" w:styleId="Color5C0000BgE60000">
     <w:name w:val="Color5C0000BgE60000"/>
+    <w:semiHidden/>
     <w:rPr>
       <w:color w:val="5C0000"/>
       <w:shd w:val="clear" w:color="auto" w:fill="E60000"/>
@@ -8458,6 +9474,7 @@
   </w:style>
   <w:style w:type="character" w:customStyle="1" w:styleId="Color5C0000BgFF9900">
     <w:name w:val="Color5C0000BgFF9900"/>
+    <w:semiHidden/>
     <w:rPr>
       <w:color w:val="5C0000"/>
       <w:shd w:val="clear" w:color="auto" w:fill="FF9900"/>
@@ -8465,6 +9482,7 @@
   </w:style>
   <w:style w:type="character" w:customStyle="1" w:styleId="Color5C0000BgFFFF00">
     <w:name w:val="Color5C0000BgFFFF00"/>
+    <w:semiHidden/>
     <w:rPr>
       <w:color w:val="5C0000"/>
       <w:shd w:val="clear" w:color="auto" w:fill="FFFF00"/>
@@ -8472,6 +9490,7 @@
   </w:style>
   <w:style w:type="character" w:customStyle="1" w:styleId="Color5C0000Bg008A00">
     <w:name w:val="Color5C0000Bg008A00"/>
+    <w:semiHidden/>
     <w:rPr>
       <w:color w:val="5C0000"/>
       <w:shd w:val="clear" w:color="auto" w:fill="008A00"/>
@@ -8479,6 +9498,7 @@
   </w:style>
   <w:style w:type="character" w:customStyle="1" w:styleId="Color5C0000Bg0066CC">
     <w:name w:val="Color5C0000Bg0066CC"/>
+    <w:semiHidden/>
     <w:rPr>
       <w:color w:val="5C0000"/>
       <w:shd w:val="clear" w:color="auto" w:fill="0066CC"/>
@@ -8486,6 +9506,7 @@
   </w:style>
   <w:style w:type="character" w:customStyle="1" w:styleId="Color5C0000Bg9933FF">
     <w:name w:val="Color5C0000Bg9933FF"/>
+    <w:semiHidden/>
     <w:rPr>
       <w:color w:val="5C0000"/>
       <w:shd w:val="clear" w:color="auto" w:fill="9933FF"/>
@@ -8493,6 +9514,7 @@
   </w:style>
   <w:style w:type="character" w:customStyle="1" w:styleId="Color5C0000BgFFFFFF">
     <w:name w:val="Color5C0000BgFFFFFF"/>
+    <w:semiHidden/>
     <w:rPr>
       <w:color w:val="5C0000"/>
       <w:shd w:val="clear" w:color="auto" w:fill="FFFFFF"/>
@@ -8500,6 +9522,7 @@
   </w:style>
   <w:style w:type="character" w:customStyle="1" w:styleId="Color5C0000BgFACCCC">
     <w:name w:val="Color5C0000BgFACCCC"/>
+    <w:semiHidden/>
     <w:rPr>
       <w:color w:val="5C0000"/>
       <w:shd w:val="clear" w:color="auto" w:fill="FACCCC"/>
@@ -8507,6 +9530,7 @@
   </w:style>
   <w:style w:type="character" w:customStyle="1" w:styleId="Color5C0000BgFFEBCC">
     <w:name w:val="Color5C0000BgFFEBCC"/>
+    <w:semiHidden/>
     <w:rPr>
       <w:color w:val="5C0000"/>
       <w:shd w:val="clear" w:color="auto" w:fill="FFEBCC"/>
@@ -8514,6 +9538,7 @@
   </w:style>
   <w:style w:type="character" w:customStyle="1" w:styleId="Color5C0000BgFFFFCC">
     <w:name w:val="Color5C0000BgFFFFCC"/>
+    <w:semiHidden/>
     <w:rPr>
       <w:color w:val="5C0000"/>
       <w:shd w:val="clear" w:color="auto" w:fill="FFFFCC"/>
@@ -8521,6 +9546,7 @@
   </w:style>
   <w:style w:type="character" w:customStyle="1" w:styleId="Color5C0000BgCCE8CC">
     <w:name w:val="Color5C0000BgCCE8CC"/>
+    <w:semiHidden/>
     <w:rPr>
       <w:color w:val="5C0000"/>
       <w:shd w:val="clear" w:color="auto" w:fill="CCE8CC"/>
@@ -8528,6 +9554,7 @@
   </w:style>
   <w:style w:type="character" w:customStyle="1" w:styleId="Color5C0000BgCCE0F5">
     <w:name w:val="Color5C0000BgCCE0F5"/>
+    <w:semiHidden/>
     <w:rPr>
       <w:color w:val="5C0000"/>
       <w:shd w:val="clear" w:color="auto" w:fill="CCE0F5"/>
@@ -8535,6 +9562,7 @@
   </w:style>
   <w:style w:type="character" w:customStyle="1" w:styleId="Color5C0000BgEBD6FF">
     <w:name w:val="Color5C0000BgEBD6FF"/>
+    <w:semiHidden/>
     <w:rPr>
       <w:color w:val="5C0000"/>
       <w:shd w:val="clear" w:color="auto" w:fill="EBD6FF"/>
@@ -8542,6 +9570,7 @@
   </w:style>
   <w:style w:type="character" w:customStyle="1" w:styleId="Color5C0000BgBBBBBB">
     <w:name w:val="Color5C0000BgBBBBBB"/>
+    <w:semiHidden/>
     <w:rPr>
       <w:color w:val="5C0000"/>
       <w:shd w:val="clear" w:color="auto" w:fill="BBBBBB"/>
@@ -8549,6 +9578,7 @@
   </w:style>
   <w:style w:type="character" w:customStyle="1" w:styleId="Color5C0000BgF06666">
     <w:name w:val="Color5C0000BgF06666"/>
+    <w:semiHidden/>
     <w:rPr>
       <w:color w:val="5C0000"/>
       <w:shd w:val="clear" w:color="auto" w:fill="F06666"/>
@@ -8556,6 +9586,7 @@
   </w:style>
   <w:style w:type="character" w:customStyle="1" w:styleId="Color5C0000BgFFC266">
     <w:name w:val="Color5C0000BgFFC266"/>
+    <w:semiHidden/>
     <w:rPr>
       <w:color w:val="5C0000"/>
       <w:shd w:val="clear" w:color="auto" w:fill="FFC266"/>
@@ -8563,6 +9594,7 @@
   </w:style>
   <w:style w:type="character" w:customStyle="1" w:styleId="Color5C0000BgFFFF66">
     <w:name w:val="Color5C0000BgFFFF66"/>
+    <w:semiHidden/>
     <w:rPr>
       <w:color w:val="5C0000"/>
       <w:shd w:val="clear" w:color="auto" w:fill="FFFF66"/>
@@ -8570,6 +9602,7 @@
   </w:style>
   <w:style w:type="character" w:customStyle="1" w:styleId="Color5C0000Bg66B966">
     <w:name w:val="Color5C0000Bg66B966"/>
+    <w:semiHidden/>
     <w:rPr>
       <w:color w:val="5C0000"/>
       <w:shd w:val="clear" w:color="auto" w:fill="66B966"/>
@@ -8577,6 +9610,7 @@
   </w:style>
   <w:style w:type="character" w:customStyle="1" w:styleId="Color5C0000Bg66A3E0">
     <w:name w:val="Color5C0000Bg66A3E0"/>
+    <w:semiHidden/>
     <w:rPr>
       <w:color w:val="5C0000"/>
       <w:shd w:val="clear" w:color="auto" w:fill="66A3E0"/>
@@ -8584,6 +9618,7 @@
   </w:style>
   <w:style w:type="character" w:customStyle="1" w:styleId="Color5C0000BgC285FF">
     <w:name w:val="Color5C0000BgC285FF"/>
+    <w:semiHidden/>
     <w:rPr>
       <w:color w:val="5C0000"/>
       <w:shd w:val="clear" w:color="auto" w:fill="C285FF"/>
@@ -8591,6 +9626,7 @@
   </w:style>
   <w:style w:type="character" w:customStyle="1" w:styleId="Color5C0000Bg888888">
     <w:name w:val="Color5C0000Bg888888"/>
+    <w:semiHidden/>
     <w:rPr>
       <w:color w:val="5C0000"/>
       <w:shd w:val="clear" w:color="auto" w:fill="888888"/>
@@ -8598,6 +9634,7 @@
   </w:style>
   <w:style w:type="character" w:customStyle="1" w:styleId="Color5C0000BgA10000">
     <w:name w:val="Color5C0000BgA10000"/>
+    <w:semiHidden/>
     <w:rPr>
       <w:color w:val="5C0000"/>
       <w:shd w:val="clear" w:color="auto" w:fill="A10000"/>
@@ -8605,6 +9642,7 @@
   </w:style>
   <w:style w:type="character" w:customStyle="1" w:styleId="Color5C0000BgB26B00">
     <w:name w:val="Color5C0000BgB26B00"/>
+    <w:semiHidden/>
     <w:rPr>
       <w:color w:val="5C0000"/>
       <w:shd w:val="clear" w:color="auto" w:fill="B26B00"/>
@@ -8612,6 +9650,7 @@
   </w:style>
   <w:style w:type="character" w:customStyle="1" w:styleId="Color5C0000BgB2B200">
     <w:name w:val="Color5C0000BgB2B200"/>
+    <w:semiHidden/>
     <w:rPr>
       <w:color w:val="5C0000"/>
       <w:shd w:val="clear" w:color="auto" w:fill="B2B200"/>
@@ -8619,6 +9658,7 @@
   </w:style>
   <w:style w:type="character" w:customStyle="1" w:styleId="Color5C0000Bg006100">
     <w:name w:val="Color5C0000Bg006100"/>
+    <w:semiHidden/>
     <w:rPr>
       <w:color w:val="5C0000"/>
       <w:shd w:val="clear" w:color="auto" w:fill="006100"/>
@@ -8626,6 +9666,7 @@
   </w:style>
   <w:style w:type="character" w:customStyle="1" w:styleId="Color5C0000Bg0047B2">
     <w:name w:val="Color5C0000Bg0047B2"/>
+    <w:semiHidden/>
     <w:rPr>
       <w:color w:val="5C0000"/>
       <w:shd w:val="clear" w:color="auto" w:fill="0047B2"/>
@@ -8633,6 +9674,7 @@
   </w:style>
   <w:style w:type="character" w:customStyle="1" w:styleId="Color5C0000Bg6B24B2">
     <w:name w:val="Color5C0000Bg6B24B2"/>
+    <w:semiHidden/>
     <w:rPr>
       <w:color w:val="5C0000"/>
       <w:shd w:val="clear" w:color="auto" w:fill="6B24B2"/>
@@ -8640,6 +9682,7 @@
   </w:style>
   <w:style w:type="character" w:customStyle="1" w:styleId="Color5C0000Bg444444">
     <w:name w:val="Color5C0000Bg444444"/>
+    <w:semiHidden/>
     <w:rPr>
       <w:color w:val="5C0000"/>
       <w:shd w:val="clear" w:color="auto" w:fill="444444"/>
@@ -8647,6 +9690,7 @@
   </w:style>
   <w:style w:type="character" w:customStyle="1" w:styleId="Color5C0000Bg5C0000">
     <w:name w:val="Color5C0000Bg5C0000"/>
+    <w:semiHidden/>
     <w:rPr>
       <w:color w:val="5C0000"/>
       <w:shd w:val="clear" w:color="auto" w:fill="5C0000"/>
@@ -8654,6 +9698,7 @@
   </w:style>
   <w:style w:type="character" w:customStyle="1" w:styleId="Color5C0000Bg663D00">
     <w:name w:val="Color5C0000Bg663D00"/>
+    <w:semiHidden/>
     <w:rPr>
       <w:color w:val="5C0000"/>
       <w:shd w:val="clear" w:color="auto" w:fill="663D00"/>
@@ -8661,6 +9706,7 @@
   </w:style>
   <w:style w:type="character" w:customStyle="1" w:styleId="Color5C0000Bg666600">
     <w:name w:val="Color5C0000Bg666600"/>
+    <w:semiHidden/>
     <w:rPr>
       <w:color w:val="5C0000"/>
       <w:shd w:val="clear" w:color="auto" w:fill="666600"/>
@@ -8668,6 +9714,7 @@
   </w:style>
   <w:style w:type="character" w:customStyle="1" w:styleId="Color5C0000Bg003700">
     <w:name w:val="Color5C0000Bg003700"/>
+    <w:semiHidden/>
     <w:rPr>
       <w:color w:val="5C0000"/>
       <w:shd w:val="clear" w:color="auto" w:fill="003700"/>
@@ -8675,6 +9722,7 @@
   </w:style>
   <w:style w:type="character" w:customStyle="1" w:styleId="Color5C0000Bg002966">
     <w:name w:val="Color5C0000Bg002966"/>
+    <w:semiHidden/>
     <w:rPr>
       <w:color w:val="5C0000"/>
       <w:shd w:val="clear" w:color="auto" w:fill="002966"/>
@@ -8682,6 +9730,7 @@
   </w:style>
   <w:style w:type="character" w:customStyle="1" w:styleId="Color5C0000Bg3D1466">
     <w:name w:val="Color5C0000Bg3D1466"/>
+    <w:semiHidden/>
     <w:rPr>
       <w:color w:val="5C0000"/>
       <w:shd w:val="clear" w:color="auto" w:fill="3D1466"/>
@@ -8689,12 +9738,14 @@
   </w:style>
   <w:style w:type="character" w:customStyle="1" w:styleId="Color663D00">
     <w:name w:val="Color663D00"/>
+    <w:semiHidden/>
     <w:rPr>
       <w:color w:val="663D00"/>
     </w:rPr>
   </w:style>
   <w:style w:type="character" w:customStyle="1" w:styleId="Color663D00BgE60000">
     <w:name w:val="Color663D00BgE60000"/>
+    <w:semiHidden/>
     <w:rPr>
       <w:color w:val="663D00"/>
       <w:shd w:val="clear" w:color="auto" w:fill="E60000"/>
@@ -8702,6 +9753,7 @@
   </w:style>
   <w:style w:type="character" w:customStyle="1" w:styleId="Color663D00BgFF9900">
     <w:name w:val="Color663D00BgFF9900"/>
+    <w:semiHidden/>
     <w:rPr>
       <w:color w:val="663D00"/>
       <w:shd w:val="clear" w:color="auto" w:fill="FF9900"/>
@@ -8709,6 +9761,7 @@
   </w:style>
   <w:style w:type="character" w:customStyle="1" w:styleId="Color663D00BgFFFF00">
     <w:name w:val="Color663D00BgFFFF00"/>
+    <w:semiHidden/>
     <w:rPr>
       <w:color w:val="663D00"/>
       <w:shd w:val="clear" w:color="auto" w:fill="FFFF00"/>
@@ -8716,6 +9769,7 @@
   </w:style>
   <w:style w:type="character" w:customStyle="1" w:styleId="Color663D00Bg008A00">
     <w:name w:val="Color663D00Bg008A00"/>
+    <w:semiHidden/>
     <w:rPr>
       <w:color w:val="663D00"/>
       <w:shd w:val="clear" w:color="auto" w:fill="008A00"/>
@@ -8723,6 +9777,7 @@
   </w:style>
   <w:style w:type="character" w:customStyle="1" w:styleId="Color663D00Bg0066CC">
     <w:name w:val="Color663D00Bg0066CC"/>
+    <w:semiHidden/>
     <w:rPr>
       <w:color w:val="663D00"/>
       <w:shd w:val="clear" w:color="auto" w:fill="0066CC"/>
@@ -8730,6 +9785,7 @@
   </w:style>
   <w:style w:type="character" w:customStyle="1" w:styleId="Color663D00Bg9933FF">
     <w:name w:val="Color663D00Bg9933FF"/>
+    <w:semiHidden/>
     <w:rPr>
       <w:color w:val="663D00"/>
       <w:shd w:val="clear" w:color="auto" w:fill="9933FF"/>
@@ -8737,6 +9793,7 @@
   </w:style>
   <w:style w:type="character" w:customStyle="1" w:styleId="Color663D00BgFFFFFF">
     <w:name w:val="Color663D00BgFFFFFF"/>
+    <w:semiHidden/>
     <w:rPr>
       <w:color w:val="663D00"/>
       <w:shd w:val="clear" w:color="auto" w:fill="FFFFFF"/>
@@ -8744,6 +9801,7 @@
   </w:style>
   <w:style w:type="character" w:customStyle="1" w:styleId="Color663D00BgFACCCC">
     <w:name w:val="Color663D00BgFACCCC"/>
+    <w:semiHidden/>
     <w:rPr>
       <w:color w:val="663D00"/>
       <w:shd w:val="clear" w:color="auto" w:fill="FACCCC"/>
@@ -8751,6 +9809,7 @@
   </w:style>
   <w:style w:type="character" w:customStyle="1" w:styleId="Color663D00BgFFEBCC">
     <w:name w:val="Color663D00BgFFEBCC"/>
+    <w:semiHidden/>
     <w:rPr>
       <w:color w:val="663D00"/>
       <w:shd w:val="clear" w:color="auto" w:fill="FFEBCC"/>
@@ -8758,6 +9817,7 @@
   </w:style>
   <w:style w:type="character" w:customStyle="1" w:styleId="Color663D00BgFFFFCC">
     <w:name w:val="Color663D00BgFFFFCC"/>
+    <w:semiHidden/>
     <w:rPr>
       <w:color w:val="663D00"/>
       <w:shd w:val="clear" w:color="auto" w:fill="FFFFCC"/>
@@ -8765,6 +9825,7 @@
   </w:style>
   <w:style w:type="character" w:customStyle="1" w:styleId="Color663D00BgCCE8CC">
     <w:name w:val="Color663D00BgCCE8CC"/>
+    <w:semiHidden/>
     <w:rPr>
       <w:color w:val="663D00"/>
       <w:shd w:val="clear" w:color="auto" w:fill="CCE8CC"/>
@@ -8772,6 +9833,7 @@
   </w:style>
   <w:style w:type="character" w:customStyle="1" w:styleId="Color663D00BgCCE0F5">
     <w:name w:val="Color663D00BgCCE0F5"/>
+    <w:semiHidden/>
     <w:rPr>
       <w:color w:val="663D00"/>
       <w:shd w:val="clear" w:color="auto" w:fill="CCE0F5"/>
@@ -8779,6 +9841,7 @@
   </w:style>
   <w:style w:type="character" w:customStyle="1" w:styleId="Color663D00BgEBD6FF">
     <w:name w:val="Color663D00BgEBD6FF"/>
+    <w:semiHidden/>
     <w:rPr>
       <w:color w:val="663D00"/>
       <w:shd w:val="clear" w:color="auto" w:fill="EBD6FF"/>
@@ -8786,6 +9849,7 @@
   </w:style>
   <w:style w:type="character" w:customStyle="1" w:styleId="Color663D00BgBBBBBB">
     <w:name w:val="Color663D00BgBBBBBB"/>
+    <w:semiHidden/>
     <w:rPr>
       <w:color w:val="663D00"/>
       <w:shd w:val="clear" w:color="auto" w:fill="BBBBBB"/>
@@ -8793,6 +9857,7 @@
   </w:style>
   <w:style w:type="character" w:customStyle="1" w:styleId="Color663D00BgF06666">
     <w:name w:val="Color663D00BgF06666"/>
+    <w:semiHidden/>
     <w:rPr>
       <w:color w:val="663D00"/>
       <w:shd w:val="clear" w:color="auto" w:fill="F06666"/>
@@ -8800,6 +9865,7 @@
   </w:style>
   <w:style w:type="character" w:customStyle="1" w:styleId="Color663D00BgFFC266">
     <w:name w:val="Color663D00BgFFC266"/>
+    <w:semiHidden/>
     <w:rPr>
       <w:color w:val="663D00"/>
       <w:shd w:val="clear" w:color="auto" w:fill="FFC266"/>
@@ -8807,6 +9873,7 @@
   </w:style>
   <w:style w:type="character" w:customStyle="1" w:styleId="Color663D00BgFFFF66">
     <w:name w:val="Color663D00BgFFFF66"/>
+    <w:semiHidden/>
     <w:rPr>
       <w:color w:val="663D00"/>
       <w:shd w:val="clear" w:color="auto" w:fill="FFFF66"/>
@@ -8814,6 +9881,7 @@
   </w:style>
   <w:style w:type="character" w:customStyle="1" w:styleId="Color663D00Bg66B966">
     <w:name w:val="Color663D00Bg66B966"/>
+    <w:semiHidden/>
     <w:rPr>
       <w:color w:val="663D00"/>
       <w:shd w:val="clear" w:color="auto" w:fill="66B966"/>
@@ -8821,6 +9889,7 @@
   </w:style>
   <w:style w:type="character" w:customStyle="1" w:styleId="Color663D00Bg66A3E0">
     <w:name w:val="Color663D00Bg66A3E0"/>
+    <w:semiHidden/>
     <w:rPr>
       <w:color w:val="663D00"/>
       <w:shd w:val="clear" w:color="auto" w:fill="66A3E0"/>
@@ -8828,6 +9897,7 @@
   </w:style>
   <w:style w:type="character" w:customStyle="1" w:styleId="Color663D00BgC285FF">
     <w:name w:val="Color663D00BgC285FF"/>
+    <w:semiHidden/>
     <w:rPr>
       <w:color w:val="663D00"/>
       <w:shd w:val="clear" w:color="auto" w:fill="C285FF"/>
@@ -8835,6 +9905,7 @@
   </w:style>
   <w:style w:type="character" w:customStyle="1" w:styleId="Color663D00Bg888888">
     <w:name w:val="Color663D00Bg888888"/>
+    <w:semiHidden/>
     <w:rPr>
       <w:color w:val="663D00"/>
       <w:shd w:val="clear" w:color="auto" w:fill="888888"/>
@@ -8842,6 +9913,7 @@
   </w:style>
   <w:style w:type="character" w:customStyle="1" w:styleId="Color663D00BgA10000">
     <w:name w:val="Color663D00BgA10000"/>
+    <w:semiHidden/>
     <w:rPr>
       <w:color w:val="663D00"/>
       <w:shd w:val="clear" w:color="auto" w:fill="A10000"/>
@@ -8849,6 +9921,7 @@
   </w:style>
   <w:style w:type="character" w:customStyle="1" w:styleId="Color663D00BgB26B00">
     <w:name w:val="Color663D00BgB26B00"/>
+    <w:semiHidden/>
     <w:rPr>
       <w:color w:val="663D00"/>
       <w:shd w:val="clear" w:color="auto" w:fill="B26B00"/>
@@ -8856,6 +9929,7 @@
   </w:style>
   <w:style w:type="character" w:customStyle="1" w:styleId="Color663D00BgB2B200">
     <w:name w:val="Color663D00BgB2B200"/>
+    <w:semiHidden/>
     <w:rPr>
       <w:color w:val="663D00"/>
       <w:shd w:val="clear" w:color="auto" w:fill="B2B200"/>
@@ -8863,6 +9937,7 @@
   </w:style>
   <w:style w:type="character" w:customStyle="1" w:styleId="Color663D00Bg006100">
     <w:name w:val="Color663D00Bg006100"/>
+    <w:semiHidden/>
     <w:rPr>
       <w:color w:val="663D00"/>
       <w:shd w:val="clear" w:color="auto" w:fill="006100"/>
@@ -8870,6 +9945,7 @@
   </w:style>
   <w:style w:type="character" w:customStyle="1" w:styleId="Color663D00Bg0047B2">
     <w:name w:val="Color663D00Bg0047B2"/>
+    <w:semiHidden/>
     <w:rPr>
       <w:color w:val="663D00"/>
       <w:shd w:val="clear" w:color="auto" w:fill="0047B2"/>
@@ -8877,6 +9953,7 @@
   </w:style>
   <w:style w:type="character" w:customStyle="1" w:styleId="Color663D00Bg6B24B2">
     <w:name w:val="Color663D00Bg6B24B2"/>
+    <w:semiHidden/>
     <w:rPr>
       <w:color w:val="663D00"/>
       <w:shd w:val="clear" w:color="auto" w:fill="6B24B2"/>
@@ -8884,6 +9961,7 @@
   </w:style>
   <w:style w:type="character" w:customStyle="1" w:styleId="Color663D00Bg444444">
     <w:name w:val="Color663D00Bg444444"/>
+    <w:semiHidden/>
     <w:rPr>
       <w:color w:val="663D00"/>
       <w:shd w:val="clear" w:color="auto" w:fill="444444"/>
@@ -8891,6 +9969,7 @@
   </w:style>
   <w:style w:type="character" w:customStyle="1" w:styleId="Color663D00Bg5C0000">
     <w:name w:val="Color663D00Bg5C0000"/>
+    <w:semiHidden/>
     <w:rPr>
       <w:color w:val="663D00"/>
       <w:shd w:val="clear" w:color="auto" w:fill="5C0000"/>
@@ -8898,6 +9977,7 @@
   </w:style>
   <w:style w:type="character" w:customStyle="1" w:styleId="Color663D00Bg663D00">
     <w:name w:val="Color663D00Bg663D00"/>
+    <w:semiHidden/>
     <w:rPr>
       <w:color w:val="663D00"/>
       <w:shd w:val="clear" w:color="auto" w:fill="663D00"/>
@@ -8905,6 +9985,7 @@
   </w:style>
   <w:style w:type="character" w:customStyle="1" w:styleId="Color663D00Bg666600">
     <w:name w:val="Color663D00Bg666600"/>
+    <w:semiHidden/>
     <w:rPr>
       <w:color w:val="663D00"/>
       <w:shd w:val="clear" w:color="auto" w:fill="666600"/>
@@ -8912,6 +9993,7 @@
   </w:style>
   <w:style w:type="character" w:customStyle="1" w:styleId="Color663D00Bg003700">
     <w:name w:val="Color663D00Bg003700"/>
+    <w:semiHidden/>
     <w:rPr>
       <w:color w:val="663D00"/>
       <w:shd w:val="clear" w:color="auto" w:fill="003700"/>
@@ -8919,6 +10001,7 @@
   </w:style>
   <w:style w:type="character" w:customStyle="1" w:styleId="Color663D00Bg002966">
     <w:name w:val="Color663D00Bg002966"/>
+    <w:semiHidden/>
     <w:rPr>
       <w:color w:val="663D00"/>
       <w:shd w:val="clear" w:color="auto" w:fill="002966"/>
@@ -8926,6 +10009,7 @@
   </w:style>
   <w:style w:type="character" w:customStyle="1" w:styleId="Color663D00Bg3D1466">
     <w:name w:val="Color663D00Bg3D1466"/>
+    <w:semiHidden/>
     <w:rPr>
       <w:color w:val="663D00"/>
       <w:shd w:val="clear" w:color="auto" w:fill="3D1466"/>
@@ -8933,12 +10017,14 @@
   </w:style>
   <w:style w:type="character" w:customStyle="1" w:styleId="Color666600">
     <w:name w:val="Color666600"/>
+    <w:semiHidden/>
     <w:rPr>
       <w:color w:val="666600"/>
     </w:rPr>
   </w:style>
   <w:style w:type="character" w:customStyle="1" w:styleId="Color666600BgE60000">
     <w:name w:val="Color666600BgE60000"/>
+    <w:semiHidden/>
     <w:rPr>
       <w:color w:val="666600"/>
       <w:shd w:val="clear" w:color="auto" w:fill="E60000"/>
@@ -8946,6 +10032,7 @@
   </w:style>
   <w:style w:type="character" w:customStyle="1" w:styleId="Color666600BgFF9900">
     <w:name w:val="Color666600BgFF9900"/>
+    <w:semiHidden/>
     <w:rPr>
       <w:color w:val="666600"/>
       <w:shd w:val="clear" w:color="auto" w:fill="FF9900"/>
@@ -8953,6 +10040,7 @@
   </w:style>
   <w:style w:type="character" w:customStyle="1" w:styleId="Color666600BgFFFF00">
     <w:name w:val="Color666600BgFFFF00"/>
+    <w:semiHidden/>
     <w:rPr>
       <w:color w:val="666600"/>
       <w:shd w:val="clear" w:color="auto" w:fill="FFFF00"/>
@@ -8960,6 +10048,7 @@
   </w:style>
   <w:style w:type="character" w:customStyle="1" w:styleId="Color666600Bg008A00">
     <w:name w:val="Color666600Bg008A00"/>
+    <w:semiHidden/>
     <w:rPr>
       <w:color w:val="666600"/>
       <w:shd w:val="clear" w:color="auto" w:fill="008A00"/>
@@ -8967,6 +10056,7 @@
   </w:style>
   <w:style w:type="character" w:customStyle="1" w:styleId="Color666600Bg0066CC">
     <w:name w:val="Color666600Bg0066CC"/>
+    <w:semiHidden/>
     <w:rPr>
       <w:color w:val="666600"/>
       <w:shd w:val="clear" w:color="auto" w:fill="0066CC"/>
@@ -8974,6 +10064,7 @@
   </w:style>
   <w:style w:type="character" w:customStyle="1" w:styleId="Color666600Bg9933FF">
     <w:name w:val="Color666600Bg9933FF"/>
+    <w:semiHidden/>
     <w:rPr>
       <w:color w:val="666600"/>
       <w:shd w:val="clear" w:color="auto" w:fill="9933FF"/>
@@ -8981,6 +10072,7 @@
   </w:style>
   <w:style w:type="character" w:customStyle="1" w:styleId="Color666600BgFFFFFF">
     <w:name w:val="Color666600BgFFFFFF"/>
+    <w:semiHidden/>
     <w:rPr>
       <w:color w:val="666600"/>
       <w:shd w:val="clear" w:color="auto" w:fill="FFFFFF"/>
@@ -8988,6 +10080,7 @@
   </w:style>
   <w:style w:type="character" w:customStyle="1" w:styleId="Color666600BgFACCCC">
     <w:name w:val="Color666600BgFACCCC"/>
+    <w:semiHidden/>
     <w:rPr>
       <w:color w:val="666600"/>
       <w:shd w:val="clear" w:color="auto" w:fill="FACCCC"/>
@@ -8995,6 +10088,7 @@
   </w:style>
   <w:style w:type="character" w:customStyle="1" w:styleId="Color666600BgFFEBCC">
     <w:name w:val="Color666600BgFFEBCC"/>
+    <w:semiHidden/>
     <w:rPr>
       <w:color w:val="666600"/>
       <w:shd w:val="clear" w:color="auto" w:fill="FFEBCC"/>
@@ -9002,6 +10096,7 @@
   </w:style>
   <w:style w:type="character" w:customStyle="1" w:styleId="Color666600BgFFFFCC">
     <w:name w:val="Color666600BgFFFFCC"/>
+    <w:semiHidden/>
     <w:rPr>
       <w:color w:val="666600"/>
       <w:shd w:val="clear" w:color="auto" w:fill="FFFFCC"/>
@@ -9009,6 +10104,7 @@
   </w:style>
   <w:style w:type="character" w:customStyle="1" w:styleId="Color666600BgCCE8CC">
     <w:name w:val="Color666600BgCCE8CC"/>
+    <w:semiHidden/>
     <w:rPr>
       <w:color w:val="666600"/>
       <w:shd w:val="clear" w:color="auto" w:fill="CCE8CC"/>
@@ -9016,6 +10112,7 @@
   </w:style>
   <w:style w:type="character" w:customStyle="1" w:styleId="Color666600BgCCE0F5">
     <w:name w:val="Color666600BgCCE0F5"/>
+    <w:semiHidden/>
     <w:rPr>
       <w:color w:val="666600"/>
       <w:shd w:val="clear" w:color="auto" w:fill="CCE0F5"/>
@@ -9023,6 +10120,7 @@
   </w:style>
   <w:style w:type="character" w:customStyle="1" w:styleId="Color666600BgEBD6FF">
     <w:name w:val="Color666600BgEBD6FF"/>
+    <w:semiHidden/>
     <w:rPr>
       <w:color w:val="666600"/>
       <w:shd w:val="clear" w:color="auto" w:fill="EBD6FF"/>
@@ -9030,6 +10128,7 @@
   </w:style>
   <w:style w:type="character" w:customStyle="1" w:styleId="Color666600BgBBBBBB">
     <w:name w:val="Color666600BgBBBBBB"/>
+    <w:semiHidden/>
     <w:rPr>
       <w:color w:val="666600"/>
       <w:shd w:val="clear" w:color="auto" w:fill="BBBBBB"/>
@@ -9037,6 +10136,7 @@
   </w:style>
   <w:style w:type="character" w:customStyle="1" w:styleId="Color666600BgF06666">
     <w:name w:val="Color666600BgF06666"/>
+    <w:semiHidden/>
     <w:rPr>
       <w:color w:val="666600"/>
       <w:shd w:val="clear" w:color="auto" w:fill="F06666"/>
@@ -9044,6 +10144,7 @@
   </w:style>
   <w:style w:type="character" w:customStyle="1" w:styleId="Color666600BgFFC266">
     <w:name w:val="Color666600BgFFC266"/>
+    <w:semiHidden/>
     <w:rPr>
       <w:color w:val="666600"/>
       <w:shd w:val="clear" w:color="auto" w:fill="FFC266"/>
@@ -9051,6 +10152,7 @@
   </w:style>
   <w:style w:type="character" w:customStyle="1" w:styleId="Color666600BgFFFF66">
     <w:name w:val="Color666600BgFFFF66"/>
+    <w:semiHidden/>
     <w:rPr>
       <w:color w:val="666600"/>
       <w:shd w:val="clear" w:color="auto" w:fill="FFFF66"/>
@@ -9058,6 +10160,7 @@
   </w:style>
   <w:style w:type="character" w:customStyle="1" w:styleId="Color666600Bg66B966">
     <w:name w:val="Color666600Bg66B966"/>
+    <w:semiHidden/>
     <w:rPr>
       <w:color w:val="666600"/>
       <w:shd w:val="clear" w:color="auto" w:fill="66B966"/>
@@ -9065,6 +10168,7 @@
   </w:style>
   <w:style w:type="character" w:customStyle="1" w:styleId="Color666600Bg66A3E0">
     <w:name w:val="Color666600Bg66A3E0"/>
+    <w:semiHidden/>
     <w:rPr>
       <w:color w:val="666600"/>
       <w:shd w:val="clear" w:color="auto" w:fill="66A3E0"/>
@@ -9072,6 +10176,7 @@
   </w:style>
   <w:style w:type="character" w:customStyle="1" w:styleId="Color666600BgC285FF">
     <w:name w:val="Color666600BgC285FF"/>
+    <w:semiHidden/>
     <w:rPr>
       <w:color w:val="666600"/>
       <w:shd w:val="clear" w:color="auto" w:fill="C285FF"/>
@@ -9079,6 +10184,7 @@
   </w:style>
   <w:style w:type="character" w:customStyle="1" w:styleId="Color666600Bg888888">
     <w:name w:val="Color666600Bg888888"/>
+    <w:semiHidden/>
     <w:rPr>
       <w:color w:val="666600"/>
       <w:shd w:val="clear" w:color="auto" w:fill="888888"/>
@@ -9086,6 +10192,7 @@
   </w:style>
   <w:style w:type="character" w:customStyle="1" w:styleId="Color666600BgA10000">
     <w:name w:val="Color666600BgA10000"/>
+    <w:semiHidden/>
     <w:rPr>
       <w:color w:val="666600"/>
       <w:shd w:val="clear" w:color="auto" w:fill="A10000"/>
@@ -9093,6 +10200,7 @@
   </w:style>
   <w:style w:type="character" w:customStyle="1" w:styleId="Color666600BgB26B00">
     <w:name w:val="Color666600BgB26B00"/>
+    <w:semiHidden/>
     <w:rPr>
       <w:color w:val="666600"/>
       <w:shd w:val="clear" w:color="auto" w:fill="B26B00"/>
@@ -9100,6 +10208,7 @@
   </w:style>
   <w:style w:type="character" w:customStyle="1" w:styleId="Color666600BgB2B200">
     <w:name w:val="Color666600BgB2B200"/>
+    <w:semiHidden/>
     <w:rPr>
       <w:color w:val="666600"/>
       <w:shd w:val="clear" w:color="auto" w:fill="B2B200"/>
@@ -9107,6 +10216,7 @@
   </w:style>
   <w:style w:type="character" w:customStyle="1" w:styleId="Color666600Bg006100">
     <w:name w:val="Color666600Bg006100"/>
+    <w:semiHidden/>
     <w:rPr>
       <w:color w:val="666600"/>
       <w:shd w:val="clear" w:color="auto" w:fill="006100"/>
@@ -9114,6 +10224,7 @@
   </w:style>
   <w:style w:type="character" w:customStyle="1" w:styleId="Color666600Bg0047B2">
     <w:name w:val="Color666600Bg0047B2"/>
+    <w:semiHidden/>
     <w:rPr>
       <w:color w:val="666600"/>
       <w:shd w:val="clear" w:color="auto" w:fill="0047B2"/>
@@ -9121,6 +10232,7 @@
   </w:style>
   <w:style w:type="character" w:customStyle="1" w:styleId="Color666600Bg6B24B2">
     <w:name w:val="Color666600Bg6B24B2"/>
+    <w:semiHidden/>
     <w:rPr>
       <w:color w:val="666600"/>
       <w:shd w:val="clear" w:color="auto" w:fill="6B24B2"/>
@@ -9128,6 +10240,7 @@
   </w:style>
   <w:style w:type="character" w:customStyle="1" w:styleId="Color666600Bg444444">
     <w:name w:val="Color666600Bg444444"/>
+    <w:semiHidden/>
     <w:rPr>
       <w:color w:val="666600"/>
       <w:shd w:val="clear" w:color="auto" w:fill="444444"/>
@@ -9135,6 +10248,7 @@
   </w:style>
   <w:style w:type="character" w:customStyle="1" w:styleId="Color666600Bg5C0000">
     <w:name w:val="Color666600Bg5C0000"/>
+    <w:semiHidden/>
     <w:rPr>
       <w:color w:val="666600"/>
       <w:shd w:val="clear" w:color="auto" w:fill="5C0000"/>
@@ -9142,6 +10256,7 @@
   </w:style>
   <w:style w:type="character" w:customStyle="1" w:styleId="Color666600Bg663D00">
     <w:name w:val="Color666600Bg663D00"/>
+    <w:semiHidden/>
     <w:rPr>
       <w:color w:val="666600"/>
       <w:shd w:val="clear" w:color="auto" w:fill="663D00"/>
@@ -9149,6 +10264,7 @@
   </w:style>
   <w:style w:type="character" w:customStyle="1" w:styleId="Color666600Bg666600">
     <w:name w:val="Color666600Bg666600"/>
+    <w:semiHidden/>
     <w:rPr>
       <w:color w:val="666600"/>
       <w:shd w:val="clear" w:color="auto" w:fill="666600"/>
@@ -9156,6 +10272,7 @@
   </w:style>
   <w:style w:type="character" w:customStyle="1" w:styleId="Color666600Bg003700">
     <w:name w:val="Color666600Bg003700"/>
+    <w:semiHidden/>
     <w:rPr>
       <w:color w:val="666600"/>
       <w:shd w:val="clear" w:color="auto" w:fill="003700"/>
@@ -9163,6 +10280,7 @@
   </w:style>
   <w:style w:type="character" w:customStyle="1" w:styleId="Color666600Bg002966">
     <w:name w:val="Color666600Bg002966"/>
+    <w:semiHidden/>
     <w:rPr>
       <w:color w:val="666600"/>
       <w:shd w:val="clear" w:color="auto" w:fill="002966"/>
@@ -9170,6 +10288,7 @@
   </w:style>
   <w:style w:type="character" w:customStyle="1" w:styleId="Color666600Bg3D1466">
     <w:name w:val="Color666600Bg3D1466"/>
+    <w:semiHidden/>
     <w:rPr>
       <w:color w:val="666600"/>
       <w:shd w:val="clear" w:color="auto" w:fill="3D1466"/>
@@ -9177,12 +10296,14 @@
   </w:style>
   <w:style w:type="character" w:customStyle="1" w:styleId="Color003700">
     <w:name w:val="Color003700"/>
+    <w:semiHidden/>
     <w:rPr>
       <w:color w:val="003700"/>
     </w:rPr>
   </w:style>
   <w:style w:type="character" w:customStyle="1" w:styleId="Color003700BgE60000">
     <w:name w:val="Color003700BgE60000"/>
+    <w:semiHidden/>
     <w:rPr>
       <w:color w:val="003700"/>
       <w:shd w:val="clear" w:color="auto" w:fill="E60000"/>
@@ -9190,6 +10311,7 @@
   </w:style>
   <w:style w:type="character" w:customStyle="1" w:styleId="Color003700BgFF9900">
     <w:name w:val="Color003700BgFF9900"/>
+    <w:semiHidden/>
     <w:rPr>
       <w:color w:val="003700"/>
       <w:shd w:val="clear" w:color="auto" w:fill="FF9900"/>
@@ -9197,6 +10319,7 @@
   </w:style>
   <w:style w:type="character" w:customStyle="1" w:styleId="Color003700BgFFFF00">
     <w:name w:val="Color003700BgFFFF00"/>
+    <w:semiHidden/>
     <w:rPr>
       <w:color w:val="003700"/>
       <w:shd w:val="clear" w:color="auto" w:fill="FFFF00"/>
@@ -9204,6 +10327,7 @@
   </w:style>
   <w:style w:type="character" w:customStyle="1" w:styleId="Color003700Bg008A00">
     <w:name w:val="Color003700Bg008A00"/>
+    <w:semiHidden/>
     <w:rPr>
       <w:color w:val="003700"/>
       <w:shd w:val="clear" w:color="auto" w:fill="008A00"/>
@@ -9211,6 +10335,7 @@
   </w:style>
   <w:style w:type="character" w:customStyle="1" w:styleId="Color003700Bg0066CC">
     <w:name w:val="Color003700Bg0066CC"/>
+    <w:semiHidden/>
     <w:rPr>
       <w:color w:val="003700"/>
       <w:shd w:val="clear" w:color="auto" w:fill="0066CC"/>
@@ -9218,6 +10343,7 @@
   </w:style>
   <w:style w:type="character" w:customStyle="1" w:styleId="Color003700Bg9933FF">
     <w:name w:val="Color003700Bg9933FF"/>
+    <w:semiHidden/>
     <w:rPr>
       <w:color w:val="003700"/>
       <w:shd w:val="clear" w:color="auto" w:fill="9933FF"/>
@@ -9225,6 +10351,7 @@
   </w:style>
   <w:style w:type="character" w:customStyle="1" w:styleId="Color003700BgFFFFFF">
     <w:name w:val="Color003700BgFFFFFF"/>
+    <w:semiHidden/>
     <w:rPr>
       <w:color w:val="003700"/>
       <w:shd w:val="clear" w:color="auto" w:fill="FFFFFF"/>
@@ -9232,6 +10359,7 @@
   </w:style>
   <w:style w:type="character" w:customStyle="1" w:styleId="Color003700BgFACCCC">
     <w:name w:val="Color003700BgFACCCC"/>
+    <w:semiHidden/>
     <w:rPr>
       <w:color w:val="003700"/>
       <w:shd w:val="clear" w:color="auto" w:fill="FACCCC"/>
@@ -9239,6 +10367,7 @@
   </w:style>
   <w:style w:type="character" w:customStyle="1" w:styleId="Color003700BgFFEBCC">
     <w:name w:val="Color003700BgFFEBCC"/>
+    <w:semiHidden/>
     <w:rPr>
       <w:color w:val="003700"/>
       <w:shd w:val="clear" w:color="auto" w:fill="FFEBCC"/>
@@ -9246,6 +10375,7 @@
   </w:style>
   <w:style w:type="character" w:customStyle="1" w:styleId="Color003700BgFFFFCC">
     <w:name w:val="Color003700BgFFFFCC"/>
+    <w:semiHidden/>
     <w:rPr>
       <w:color w:val="003700"/>
       <w:shd w:val="clear" w:color="auto" w:fill="FFFFCC"/>
@@ -9253,6 +10383,7 @@
   </w:style>
   <w:style w:type="character" w:customStyle="1" w:styleId="Color003700BgCCE8CC">
     <w:name w:val="Color003700BgCCE8CC"/>
+    <w:semiHidden/>
     <w:rPr>
       <w:color w:val="003700"/>
       <w:shd w:val="clear" w:color="auto" w:fill="CCE8CC"/>
@@ -9260,6 +10391,7 @@
   </w:style>
   <w:style w:type="character" w:customStyle="1" w:styleId="Color003700BgCCE0F5">
     <w:name w:val="Color003700BgCCE0F5"/>
+    <w:semiHidden/>
     <w:rPr>
       <w:color w:val="003700"/>
       <w:shd w:val="clear" w:color="auto" w:fill="CCE0F5"/>
@@ -9267,6 +10399,7 @@
   </w:style>
   <w:style w:type="character" w:customStyle="1" w:styleId="Color003700BgEBD6FF">
     <w:name w:val="Color003700BgEBD6FF"/>
+    <w:semiHidden/>
     <w:rPr>
       <w:color w:val="003700"/>
       <w:shd w:val="clear" w:color="auto" w:fill="EBD6FF"/>
@@ -9274,6 +10407,7 @@
   </w:style>
   <w:style w:type="character" w:customStyle="1" w:styleId="Color003700BgBBBBBB">
     <w:name w:val="Color003700BgBBBBBB"/>
+    <w:semiHidden/>
     <w:rPr>
       <w:color w:val="003700"/>
       <w:shd w:val="clear" w:color="auto" w:fill="BBBBBB"/>
@@ -9281,6 +10415,7 @@
   </w:style>
   <w:style w:type="character" w:customStyle="1" w:styleId="Color003700BgF06666">
     <w:name w:val="Color003700BgF06666"/>
+    <w:semiHidden/>
     <w:rPr>
       <w:color w:val="003700"/>
       <w:shd w:val="clear" w:color="auto" w:fill="F06666"/>
@@ -9288,6 +10423,7 @@
   </w:style>
   <w:style w:type="character" w:customStyle="1" w:styleId="Color003700BgFFC266">
     <w:name w:val="Color003700BgFFC266"/>
+    <w:semiHidden/>
     <w:rPr>
       <w:color w:val="003700"/>
       <w:shd w:val="clear" w:color="auto" w:fill="FFC266"/>
@@ -9295,6 +10431,7 @@
   </w:style>
   <w:style w:type="character" w:customStyle="1" w:styleId="Color003700BgFFFF66">
     <w:name w:val="Color003700BgFFFF66"/>
+    <w:semiHidden/>
     <w:rPr>
       <w:color w:val="003700"/>
       <w:shd w:val="clear" w:color="auto" w:fill="FFFF66"/>
@@ -9302,6 +10439,7 @@
   </w:style>
   <w:style w:type="character" w:customStyle="1" w:styleId="Color003700Bg66B966">
     <w:name w:val="Color003700Bg66B966"/>
+    <w:semiHidden/>
     <w:rPr>
       <w:color w:val="003700"/>
       <w:shd w:val="clear" w:color="auto" w:fill="66B966"/>
@@ -9309,6 +10447,7 @@
   </w:style>
   <w:style w:type="character" w:customStyle="1" w:styleId="Color003700Bg66A3E0">
     <w:name w:val="Color003700Bg66A3E0"/>
+    <w:semiHidden/>
     <w:rPr>
       <w:color w:val="003700"/>
       <w:shd w:val="clear" w:color="auto" w:fill="66A3E0"/>
@@ -9316,6 +10455,7 @@
   </w:style>
   <w:style w:type="character" w:customStyle="1" w:styleId="Color003700BgC285FF">
     <w:name w:val="Color003700BgC285FF"/>
+    <w:semiHidden/>
     <w:rPr>
       <w:color w:val="003700"/>
       <w:shd w:val="clear" w:color="auto" w:fill="C285FF"/>
@@ -9323,6 +10463,7 @@
   </w:style>
   <w:style w:type="character" w:customStyle="1" w:styleId="Color003700Bg888888">
     <w:name w:val="Color003700Bg888888"/>
+    <w:semiHidden/>
     <w:rPr>
       <w:color w:val="003700"/>
       <w:shd w:val="clear" w:color="auto" w:fill="888888"/>
@@ -9330,6 +10471,7 @@
   </w:style>
   <w:style w:type="character" w:customStyle="1" w:styleId="Color003700BgA10000">
     <w:name w:val="Color003700BgA10000"/>
+    <w:semiHidden/>
     <w:rPr>
       <w:color w:val="003700"/>
       <w:shd w:val="clear" w:color="auto" w:fill="A10000"/>
@@ -9337,6 +10479,7 @@
   </w:style>
   <w:style w:type="character" w:customStyle="1" w:styleId="Color003700BgB26B00">
     <w:name w:val="Color003700BgB26B00"/>
+    <w:semiHidden/>
     <w:rPr>
       <w:color w:val="003700"/>
       <w:shd w:val="clear" w:color="auto" w:fill="B26B00"/>
@@ -9344,6 +10487,7 @@
   </w:style>
   <w:style w:type="character" w:customStyle="1" w:styleId="Color003700BgB2B200">
     <w:name w:val="Color003700BgB2B200"/>
+    <w:semiHidden/>
     <w:rPr>
       <w:color w:val="003700"/>
       <w:shd w:val="clear" w:color="auto" w:fill="B2B200"/>
@@ -9351,6 +10495,7 @@
   </w:style>
   <w:style w:type="character" w:customStyle="1" w:styleId="Color003700Bg006100">
     <w:name w:val="Color003700Bg006100"/>
+    <w:semiHidden/>
     <w:rPr>
       <w:color w:val="003700"/>
       <w:shd w:val="clear" w:color="auto" w:fill="006100"/>
@@ -9358,6 +10503,7 @@
   </w:style>
   <w:style w:type="character" w:customStyle="1" w:styleId="Color003700Bg0047B2">
     <w:name w:val="Color003700Bg0047B2"/>
+    <w:semiHidden/>
     <w:rPr>
       <w:color w:val="003700"/>
       <w:shd w:val="clear" w:color="auto" w:fill="0047B2"/>
@@ -9365,6 +10511,7 @@
   </w:style>
   <w:style w:type="character" w:customStyle="1" w:styleId="Color003700Bg6B24B2">
     <w:name w:val="Color003700Bg6B24B2"/>
+    <w:semiHidden/>
     <w:rPr>
       <w:color w:val="003700"/>
       <w:shd w:val="clear" w:color="auto" w:fill="6B24B2"/>
@@ -9372,6 +10519,7 @@
   </w:style>
   <w:style w:type="character" w:customStyle="1" w:styleId="Color003700Bg444444">
     <w:name w:val="Color003700Bg444444"/>
+    <w:semiHidden/>
     <w:rPr>
       <w:color w:val="003700"/>
       <w:shd w:val="clear" w:color="auto" w:fill="444444"/>
@@ -9379,6 +10527,7 @@
   </w:style>
   <w:style w:type="character" w:customStyle="1" w:styleId="Color003700Bg5C0000">
     <w:name w:val="Color003700Bg5C0000"/>
+    <w:semiHidden/>
     <w:rPr>
       <w:color w:val="003700"/>
       <w:shd w:val="clear" w:color="auto" w:fill="5C0000"/>
@@ -9386,6 +10535,7 @@
   </w:style>
   <w:style w:type="character" w:customStyle="1" w:styleId="Color003700Bg663D00">
     <w:name w:val="Color003700Bg663D00"/>
+    <w:semiHidden/>
     <w:rPr>
       <w:color w:val="003700"/>
       <w:shd w:val="clear" w:color="auto" w:fill="663D00"/>
@@ -9393,6 +10543,7 @@
   </w:style>
   <w:style w:type="character" w:customStyle="1" w:styleId="Color003700Bg666600">
     <w:name w:val="Color003700Bg666600"/>
+    <w:semiHidden/>
     <w:rPr>
       <w:color w:val="003700"/>
       <w:shd w:val="clear" w:color="auto" w:fill="666600"/>
@@ -9400,6 +10551,7 @@
   </w:style>
   <w:style w:type="character" w:customStyle="1" w:styleId="Color003700Bg003700">
     <w:name w:val="Color003700Bg003700"/>
+    <w:semiHidden/>
     <w:rPr>
       <w:color w:val="003700"/>
       <w:shd w:val="clear" w:color="auto" w:fill="003700"/>
@@ -9407,6 +10559,7 @@
   </w:style>
   <w:style w:type="character" w:customStyle="1" w:styleId="Color003700Bg002966">
     <w:name w:val="Color003700Bg002966"/>
+    <w:semiHidden/>
     <w:rPr>
       <w:color w:val="003700"/>
       <w:shd w:val="clear" w:color="auto" w:fill="002966"/>
@@ -9414,6 +10567,7 @@
   </w:style>
   <w:style w:type="character" w:customStyle="1" w:styleId="Color003700Bg3D1466">
     <w:name w:val="Color003700Bg3D1466"/>
+    <w:semiHidden/>
     <w:rPr>
       <w:color w:val="003700"/>
       <w:shd w:val="clear" w:color="auto" w:fill="3D1466"/>
@@ -9421,12 +10575,14 @@
   </w:style>
   <w:style w:type="character" w:customStyle="1" w:styleId="Color002966">
     <w:name w:val="Color002966"/>
+    <w:semiHidden/>
     <w:rPr>
       <w:color w:val="002966"/>
     </w:rPr>
   </w:style>
   <w:style w:type="character" w:customStyle="1" w:styleId="Color002966BgE60000">
     <w:name w:val="Color002966BgE60000"/>
+    <w:semiHidden/>
     <w:rPr>
       <w:color w:val="002966"/>
       <w:shd w:val="clear" w:color="auto" w:fill="E60000"/>
@@ -9434,6 +10590,7 @@
   </w:style>
   <w:style w:type="character" w:customStyle="1" w:styleId="Color002966BgFF9900">
     <w:name w:val="Color002966BgFF9900"/>
+    <w:semiHidden/>
     <w:rPr>
       <w:color w:val="002966"/>
       <w:shd w:val="clear" w:color="auto" w:fill="FF9900"/>
@@ -9441,6 +10598,7 @@
   </w:style>
   <w:style w:type="character" w:customStyle="1" w:styleId="Color002966BgFFFF00">
     <w:name w:val="Color002966BgFFFF00"/>
+    <w:semiHidden/>
     <w:rPr>
       <w:color w:val="002966"/>
       <w:shd w:val="clear" w:color="auto" w:fill="FFFF00"/>
@@ -9448,6 +10606,7 @@
   </w:style>
   <w:style w:type="character" w:customStyle="1" w:styleId="Color002966Bg008A00">
     <w:name w:val="Color002966Bg008A00"/>
+    <w:semiHidden/>
     <w:rPr>
       <w:color w:val="002966"/>
       <w:shd w:val="clear" w:color="auto" w:fill="008A00"/>
@@ -9455,6 +10614,7 @@
   </w:style>
   <w:style w:type="character" w:customStyle="1" w:styleId="Color002966Bg0066CC">
     <w:name w:val="Color002966Bg0066CC"/>
+    <w:semiHidden/>
     <w:rPr>
       <w:color w:val="002966"/>
       <w:shd w:val="clear" w:color="auto" w:fill="0066CC"/>
@@ -9462,6 +10622,7 @@
   </w:style>
   <w:style w:type="character" w:customStyle="1" w:styleId="Color002966Bg9933FF">
     <w:name w:val="Color002966Bg9933FF"/>
+    <w:semiHidden/>
     <w:rPr>
       <w:color w:val="002966"/>
       <w:shd w:val="clear" w:color="auto" w:fill="9933FF"/>
@@ -9469,6 +10630,7 @@
   </w:style>
   <w:style w:type="character" w:customStyle="1" w:styleId="Color002966BgFFFFFF">
     <w:name w:val="Color002966BgFFFFFF"/>
+    <w:semiHidden/>
     <w:rPr>
       <w:color w:val="002966"/>
       <w:shd w:val="clear" w:color="auto" w:fill="FFFFFF"/>
@@ -9476,6 +10638,7 @@
   </w:style>
   <w:style w:type="character" w:customStyle="1" w:styleId="Color002966BgFACCCC">
     <w:name w:val="Color002966BgFACCCC"/>
+    <w:semiHidden/>
     <w:rPr>
       <w:color w:val="002966"/>
       <w:shd w:val="clear" w:color="auto" w:fill="FACCCC"/>
@@ -9483,6 +10646,7 @@
   </w:style>
   <w:style w:type="character" w:customStyle="1" w:styleId="Color002966BgFFEBCC">
     <w:name w:val="Color002966BgFFEBCC"/>
+    <w:semiHidden/>
     <w:rPr>
       <w:color w:val="002966"/>
       <w:shd w:val="clear" w:color="auto" w:fill="FFEBCC"/>
@@ -9490,6 +10654,7 @@
   </w:style>
   <w:style w:type="character" w:customStyle="1" w:styleId="Color002966BgFFFFCC">
     <w:name w:val="Color002966BgFFFFCC"/>
+    <w:semiHidden/>
     <w:rPr>
       <w:color w:val="002966"/>
       <w:shd w:val="clear" w:color="auto" w:fill="FFFFCC"/>
@@ -9497,6 +10662,7 @@
   </w:style>
   <w:style w:type="character" w:customStyle="1" w:styleId="Color002966BgCCE8CC">
     <w:name w:val="Color002966BgCCE8CC"/>
+    <w:semiHidden/>
     <w:rPr>
       <w:color w:val="002966"/>
       <w:shd w:val="clear" w:color="auto" w:fill="CCE8CC"/>
@@ -9504,6 +10670,7 @@
   </w:style>
   <w:style w:type="character" w:customStyle="1" w:styleId="Color002966BgCCE0F5">
     <w:name w:val="Color002966BgCCE0F5"/>
+    <w:semiHidden/>
     <w:rPr>
       <w:color w:val="002966"/>
       <w:shd w:val="clear" w:color="auto" w:fill="CCE0F5"/>
@@ -9511,6 +10678,7 @@
   </w:style>
   <w:style w:type="character" w:customStyle="1" w:styleId="Color002966BgEBD6FF">
     <w:name w:val="Color002966BgEBD6FF"/>
+    <w:semiHidden/>
     <w:rPr>
       <w:color w:val="002966"/>
       <w:shd w:val="clear" w:color="auto" w:fill="EBD6FF"/>
@@ -9518,6 +10686,7 @@
   </w:style>
   <w:style w:type="character" w:customStyle="1" w:styleId="Color002966BgBBBBBB">
     <w:name w:val="Color002966BgBBBBBB"/>
+    <w:semiHidden/>
     <w:rPr>
       <w:color w:val="002966"/>
       <w:shd w:val="clear" w:color="auto" w:fill="BBBBBB"/>
@@ -9525,6 +10694,7 @@
   </w:style>
   <w:style w:type="character" w:customStyle="1" w:styleId="Color002966BgF06666">
     <w:name w:val="Color002966BgF06666"/>
+    <w:semiHidden/>
     <w:rPr>
       <w:color w:val="002966"/>
       <w:shd w:val="clear" w:color="auto" w:fill="F06666"/>
@@ -9532,6 +10702,7 @@
   </w:style>
   <w:style w:type="character" w:customStyle="1" w:styleId="Color002966BgFFC266">
     <w:name w:val="Color002966BgFFC266"/>
+    <w:semiHidden/>
     <w:rPr>
       <w:color w:val="002966"/>
       <w:shd w:val="clear" w:color="auto" w:fill="FFC266"/>
@@ -9539,6 +10710,7 @@
   </w:style>
   <w:style w:type="character" w:customStyle="1" w:styleId="Color002966BgFFFF66">
     <w:name w:val="Color002966BgFFFF66"/>
+    <w:semiHidden/>
     <w:rPr>
       <w:color w:val="002966"/>
       <w:shd w:val="clear" w:color="auto" w:fill="FFFF66"/>
@@ -9546,6 +10718,7 @@
   </w:style>
   <w:style w:type="character" w:customStyle="1" w:styleId="Color002966Bg66B966">
     <w:name w:val="Color002966Bg66B966"/>
+    <w:semiHidden/>
     <w:rPr>
       <w:color w:val="002966"/>
       <w:shd w:val="clear" w:color="auto" w:fill="66B966"/>
@@ -9553,6 +10726,7 @@
   </w:style>
   <w:style w:type="character" w:customStyle="1" w:styleId="Color002966Bg66A3E0">
     <w:name w:val="Color002966Bg66A3E0"/>
+    <w:semiHidden/>
     <w:rPr>
       <w:color w:val="002966"/>
       <w:shd w:val="clear" w:color="auto" w:fill="66A3E0"/>
@@ -9560,6 +10734,7 @@
   </w:style>
   <w:style w:type="character" w:customStyle="1" w:styleId="Color002966BgC285FF">
     <w:name w:val="Color002966BgC285FF"/>
+    <w:semiHidden/>
     <w:rPr>
       <w:color w:val="002966"/>
       <w:shd w:val="clear" w:color="auto" w:fill="C285FF"/>
@@ -9567,6 +10742,7 @@
   </w:style>
   <w:style w:type="character" w:customStyle="1" w:styleId="Color002966Bg888888">
     <w:name w:val="Color002966Bg888888"/>
+    <w:semiHidden/>
     <w:rPr>
       <w:color w:val="002966"/>
       <w:shd w:val="clear" w:color="auto" w:fill="888888"/>
@@ -9574,6 +10750,7 @@
   </w:style>
   <w:style w:type="character" w:customStyle="1" w:styleId="Color002966BgA10000">
     <w:name w:val="Color002966BgA10000"/>
+    <w:semiHidden/>
     <w:rPr>
       <w:color w:val="002966"/>
       <w:shd w:val="clear" w:color="auto" w:fill="A10000"/>
@@ -9581,6 +10758,7 @@
   </w:style>
   <w:style w:type="character" w:customStyle="1" w:styleId="Color002966BgB26B00">
     <w:name w:val="Color002966BgB26B00"/>
+    <w:semiHidden/>
     <w:rPr>
       <w:color w:val="002966"/>
       <w:shd w:val="clear" w:color="auto" w:fill="B26B00"/>
@@ -9588,6 +10766,7 @@
   </w:style>
   <w:style w:type="character" w:customStyle="1" w:styleId="Color002966BgB2B200">
     <w:name w:val="Color002966BgB2B200"/>
+    <w:semiHidden/>
     <w:rPr>
       <w:color w:val="002966"/>
       <w:shd w:val="clear" w:color="auto" w:fill="B2B200"/>
@@ -9595,6 +10774,7 @@
   </w:style>
   <w:style w:type="character" w:customStyle="1" w:styleId="Color002966Bg006100">
     <w:name w:val="Color002966Bg006100"/>
+    <w:semiHidden/>
     <w:rPr>
       <w:color w:val="002966"/>
       <w:shd w:val="clear" w:color="auto" w:fill="006100"/>
@@ -9602,6 +10782,7 @@
   </w:style>
   <w:style w:type="character" w:customStyle="1" w:styleId="Color002966Bg0047B2">
     <w:name w:val="Color002966Bg0047B2"/>
+    <w:semiHidden/>
     <w:rPr>
       <w:color w:val="002966"/>
       <w:shd w:val="clear" w:color="auto" w:fill="0047B2"/>
@@ -9609,6 +10790,7 @@
   </w:style>
   <w:style w:type="character" w:customStyle="1" w:styleId="Color002966Bg6B24B2">
     <w:name w:val="Color002966Bg6B24B2"/>
+    <w:semiHidden/>
     <w:rPr>
       <w:color w:val="002966"/>
       <w:shd w:val="clear" w:color="auto" w:fill="6B24B2"/>
@@ -9616,6 +10798,7 @@
   </w:style>
   <w:style w:type="character" w:customStyle="1" w:styleId="Color002966Bg444444">
     <w:name w:val="Color002966Bg444444"/>
+    <w:semiHidden/>
     <w:rPr>
       <w:color w:val="002966"/>
       <w:shd w:val="clear" w:color="auto" w:fill="444444"/>
@@ -9623,6 +10806,7 @@
   </w:style>
   <w:style w:type="character" w:customStyle="1" w:styleId="Color002966Bg5C0000">
     <w:name w:val="Color002966Bg5C0000"/>
+    <w:semiHidden/>
     <w:rPr>
       <w:color w:val="002966"/>
       <w:shd w:val="clear" w:color="auto" w:fill="5C0000"/>
@@ -9630,6 +10814,7 @@
   </w:style>
   <w:style w:type="character" w:customStyle="1" w:styleId="Color002966Bg663D00">
     <w:name w:val="Color002966Bg663D00"/>
+    <w:semiHidden/>
     <w:rPr>
       <w:color w:val="002966"/>
       <w:shd w:val="clear" w:color="auto" w:fill="663D00"/>
@@ -9637,6 +10822,7 @@
   </w:style>
   <w:style w:type="character" w:customStyle="1" w:styleId="Color002966Bg666600">
     <w:name w:val="Color002966Bg666600"/>
+    <w:semiHidden/>
     <w:rPr>
       <w:color w:val="002966"/>
       <w:shd w:val="clear" w:color="auto" w:fill="666600"/>
@@ -9644,6 +10830,7 @@
   </w:style>
   <w:style w:type="character" w:customStyle="1" w:styleId="Color002966Bg003700">
     <w:name w:val="Color002966Bg003700"/>
+    <w:semiHidden/>
     <w:rPr>
       <w:color w:val="002966"/>
       <w:shd w:val="clear" w:color="auto" w:fill="003700"/>
@@ -9651,6 +10838,7 @@
   </w:style>
   <w:style w:type="character" w:customStyle="1" w:styleId="Color002966Bg002966">
     <w:name w:val="Color002966Bg002966"/>
+    <w:semiHidden/>
     <w:rPr>
       <w:color w:val="002966"/>
       <w:shd w:val="clear" w:color="auto" w:fill="002966"/>
@@ -9658,6 +10846,7 @@
   </w:style>
   <w:style w:type="character" w:customStyle="1" w:styleId="Color002966Bg3D1466">
     <w:name w:val="Color002966Bg3D1466"/>
+    <w:semiHidden/>
     <w:rPr>
       <w:color w:val="002966"/>
       <w:shd w:val="clear" w:color="auto" w:fill="3D1466"/>
@@ -9665,12 +10854,14 @@
   </w:style>
   <w:style w:type="character" w:customStyle="1" w:styleId="Color3D1466">
     <w:name w:val="Color3D1466"/>
+    <w:semiHidden/>
     <w:rPr>
       <w:color w:val="3D1466"/>
     </w:rPr>
   </w:style>
   <w:style w:type="character" w:customStyle="1" w:styleId="Color3D1466BgE60000">
     <w:name w:val="Color3D1466BgE60000"/>
+    <w:semiHidden/>
     <w:rPr>
       <w:color w:val="3D1466"/>
       <w:shd w:val="clear" w:color="auto" w:fill="E60000"/>
@@ -9678,6 +10869,7 @@
   </w:style>
   <w:style w:type="character" w:customStyle="1" w:styleId="Color3D1466BgFF9900">
     <w:name w:val="Color3D1466BgFF9900"/>
+    <w:semiHidden/>
     <w:rPr>
       <w:color w:val="3D1466"/>
       <w:shd w:val="clear" w:color="auto" w:fill="FF9900"/>
@@ -9685,6 +10877,7 @@
   </w:style>
   <w:style w:type="character" w:customStyle="1" w:styleId="Color3D1466BgFFFF00">
     <w:name w:val="Color3D1466BgFFFF00"/>
+    <w:semiHidden/>
     <w:rPr>
       <w:color w:val="3D1466"/>
       <w:shd w:val="clear" w:color="auto" w:fill="FFFF00"/>
@@ -9692,6 +10885,7 @@
   </w:style>
   <w:style w:type="character" w:customStyle="1" w:styleId="Color3D1466Bg008A00">
     <w:name w:val="Color3D1466Bg008A00"/>
+    <w:semiHidden/>
     <w:rPr>
       <w:color w:val="3D1466"/>
       <w:shd w:val="clear" w:color="auto" w:fill="008A00"/>
@@ -9699,6 +10893,7 @@
   </w:style>
   <w:style w:type="character" w:customStyle="1" w:styleId="Color3D1466Bg0066CC">
     <w:name w:val="Color3D1466Bg0066CC"/>
+    <w:semiHidden/>
     <w:rPr>
       <w:color w:val="3D1466"/>
       <w:shd w:val="clear" w:color="auto" w:fill="0066CC"/>
@@ -9706,6 +10901,7 @@
   </w:style>
   <w:style w:type="character" w:customStyle="1" w:styleId="Color3D1466Bg9933FF">
     <w:name w:val="Color3D1466Bg9933FF"/>
+    <w:semiHidden/>
     <w:rPr>
       <w:color w:val="3D1466"/>
       <w:shd w:val="clear" w:color="auto" w:fill="9933FF"/>
@@ -9713,6 +10909,7 @@
   </w:style>
   <w:style w:type="character" w:customStyle="1" w:styleId="Color3D1466BgFFFFFF">
     <w:name w:val="Color3D1466BgFFFFFF"/>
+    <w:semiHidden/>
     <w:rPr>
       <w:color w:val="3D1466"/>
       <w:shd w:val="clear" w:color="auto" w:fill="FFFFFF"/>
@@ -9720,6 +10917,7 @@
   </w:style>
   <w:style w:type="character" w:customStyle="1" w:styleId="Color3D1466BgFACCCC">
     <w:name w:val="Color3D1466BgFACCCC"/>
+    <w:semiHidden/>
     <w:rPr>
       <w:color w:val="3D1466"/>
       <w:shd w:val="clear" w:color="auto" w:fill="FACCCC"/>
@@ -9727,6 +10925,7 @@
   </w:style>
   <w:style w:type="character" w:customStyle="1" w:styleId="Color3D1466BgFFEBCC">
     <w:name w:val="Color3D1466BgFFEBCC"/>
+    <w:semiHidden/>
     <w:rPr>
       <w:color w:val="3D1466"/>
       <w:shd w:val="clear" w:color="auto" w:fill="FFEBCC"/>
@@ -9734,6 +10933,7 @@
   </w:style>
   <w:style w:type="character" w:customStyle="1" w:styleId="Color3D1466BgFFFFCC">
     <w:name w:val="Color3D1466BgFFFFCC"/>
+    <w:semiHidden/>
     <w:rPr>
       <w:color w:val="3D1466"/>
       <w:shd w:val="clear" w:color="auto" w:fill="FFFFCC"/>
@@ -9741,6 +10941,7 @@
   </w:style>
   <w:style w:type="character" w:customStyle="1" w:styleId="Color3D1466BgCCE8CC">
     <w:name w:val="Color3D1466BgCCE8CC"/>
+    <w:semiHidden/>
     <w:rPr>
       <w:color w:val="3D1466"/>
       <w:shd w:val="clear" w:color="auto" w:fill="CCE8CC"/>
@@ -9748,6 +10949,7 @@
   </w:style>
   <w:style w:type="character" w:customStyle="1" w:styleId="Color3D1466BgCCE0F5">
     <w:name w:val="Color3D1466BgCCE0F5"/>
+    <w:semiHidden/>
     <w:rPr>
       <w:color w:val="3D1466"/>
       <w:shd w:val="clear" w:color="auto" w:fill="CCE0F5"/>
@@ -9755,6 +10957,7 @@
   </w:style>
   <w:style w:type="character" w:customStyle="1" w:styleId="Color3D1466BgEBD6FF">
     <w:name w:val="Color3D1466BgEBD6FF"/>
+    <w:semiHidden/>
     <w:rPr>
       <w:color w:val="3D1466"/>
       <w:shd w:val="clear" w:color="auto" w:fill="EBD6FF"/>
@@ -9762,6 +10965,7 @@
   </w:style>
   <w:style w:type="character" w:customStyle="1" w:styleId="Color3D1466BgBBBBBB">
     <w:name w:val="Color3D1466BgBBBBBB"/>
+    <w:semiHidden/>
     <w:rPr>
       <w:color w:val="3D1466"/>
       <w:shd w:val="clear" w:color="auto" w:fill="BBBBBB"/>
@@ -9769,6 +10973,7 @@
   </w:style>
   <w:style w:type="character" w:customStyle="1" w:styleId="Color3D1466BgF06666">
     <w:name w:val="Color3D1466BgF06666"/>
+    <w:semiHidden/>
     <w:rPr>
       <w:color w:val="3D1466"/>
       <w:shd w:val="clear" w:color="auto" w:fill="F06666"/>
@@ -9776,6 +10981,7 @@
   </w:style>
   <w:style w:type="character" w:customStyle="1" w:styleId="Color3D1466BgFFC266">
     <w:name w:val="Color3D1466BgFFC266"/>
+    <w:semiHidden/>
     <w:rPr>
       <w:color w:val="3D1466"/>
       <w:shd w:val="clear" w:color="auto" w:fill="FFC266"/>
@@ -9783,6 +10989,7 @@
   </w:style>
   <w:style w:type="character" w:customStyle="1" w:styleId="Color3D1466BgFFFF66">
     <w:name w:val="Color3D1466BgFFFF66"/>
+    <w:semiHidden/>
     <w:rPr>
       <w:color w:val="3D1466"/>
       <w:shd w:val="clear" w:color="auto" w:fill="FFFF66"/>
@@ -9790,6 +10997,7 @@
   </w:style>
   <w:style w:type="character" w:customStyle="1" w:styleId="Color3D1466Bg66B966">
     <w:name w:val="Color3D1466Bg66B966"/>
+    <w:semiHidden/>
     <w:rPr>
       <w:color w:val="3D1466"/>
       <w:shd w:val="clear" w:color="auto" w:fill="66B966"/>
@@ -9797,6 +11005,7 @@
   </w:style>
   <w:style w:type="character" w:customStyle="1" w:styleId="Color3D1466Bg66A3E0">
     <w:name w:val="Color3D1466Bg66A3E0"/>
+    <w:semiHidden/>
     <w:rPr>
       <w:color w:val="3D1466"/>
       <w:shd w:val="clear" w:color="auto" w:fill="66A3E0"/>
@@ -9804,6 +11013,7 @@
   </w:style>
   <w:style w:type="character" w:customStyle="1" w:styleId="Color3D1466BgC285FF">
     <w:name w:val="Color3D1466BgC285FF"/>
+    <w:semiHidden/>
     <w:rPr>
       <w:color w:val="3D1466"/>
       <w:shd w:val="clear" w:color="auto" w:fill="C285FF"/>
@@ -9811,6 +11021,7 @@
   </w:style>
   <w:style w:type="character" w:customStyle="1" w:styleId="Color3D1466Bg888888">
     <w:name w:val="Color3D1466Bg888888"/>
+    <w:semiHidden/>
     <w:rPr>
       <w:color w:val="3D1466"/>
       <w:shd w:val="clear" w:color="auto" w:fill="888888"/>
@@ -9818,6 +11029,7 @@
   </w:style>
   <w:style w:type="character" w:customStyle="1" w:styleId="Color3D1466BgA10000">
     <w:name w:val="Color3D1466BgA10000"/>
+    <w:semiHidden/>
     <w:rPr>
       <w:color w:val="3D1466"/>
       <w:shd w:val="clear" w:color="auto" w:fill="A10000"/>
@@ -9825,6 +11037,7 @@
   </w:style>
   <w:style w:type="character" w:customStyle="1" w:styleId="Color3D1466BgB26B00">
     <w:name w:val="Color3D1466BgB26B00"/>
+    <w:semiHidden/>
     <w:rPr>
       <w:color w:val="3D1466"/>
       <w:shd w:val="clear" w:color="auto" w:fill="B26B00"/>
@@ -9832,6 +11045,7 @@
   </w:style>
   <w:style w:type="character" w:customStyle="1" w:styleId="Color3D1466BgB2B200">
     <w:name w:val="Color3D1466BgB2B200"/>
+    <w:semiHidden/>
     <w:rPr>
       <w:color w:val="3D1466"/>
       <w:shd w:val="clear" w:color="auto" w:fill="B2B200"/>
@@ -9839,6 +11053,7 @@
   </w:style>
   <w:style w:type="character" w:customStyle="1" w:styleId="Color3D1466Bg006100">
     <w:name w:val="Color3D1466Bg006100"/>
+    <w:semiHidden/>
     <w:rPr>
       <w:color w:val="3D1466"/>
       <w:shd w:val="clear" w:color="auto" w:fill="006100"/>
@@ -9846,6 +11061,7 @@
   </w:style>
   <w:style w:type="character" w:customStyle="1" w:styleId="Color3D1466Bg0047B2">
     <w:name w:val="Color3D1466Bg0047B2"/>
+    <w:semiHidden/>
     <w:rPr>
       <w:color w:val="3D1466"/>
       <w:shd w:val="clear" w:color="auto" w:fill="0047B2"/>
@@ -9853,6 +11069,7 @@
   </w:style>
   <w:style w:type="character" w:customStyle="1" w:styleId="Color3D1466Bg6B24B2">
     <w:name w:val="Color3D1466Bg6B24B2"/>
+    <w:semiHidden/>
     <w:rPr>
       <w:color w:val="3D1466"/>
       <w:shd w:val="clear" w:color="auto" w:fill="6B24B2"/>
@@ -9860,6 +11077,7 @@
   </w:style>
   <w:style w:type="character" w:customStyle="1" w:styleId="Color3D1466Bg444444">
     <w:name w:val="Color3D1466Bg444444"/>
+    <w:semiHidden/>
     <w:rPr>
       <w:color w:val="3D1466"/>
       <w:shd w:val="clear" w:color="auto" w:fill="444444"/>
@@ -9867,6 +11085,7 @@
   </w:style>
   <w:style w:type="character" w:customStyle="1" w:styleId="Color3D1466Bg5C0000">
     <w:name w:val="Color3D1466Bg5C0000"/>
+    <w:semiHidden/>
     <w:rPr>
       <w:color w:val="3D1466"/>
       <w:shd w:val="clear" w:color="auto" w:fill="5C0000"/>
@@ -9874,6 +11093,7 @@
   </w:style>
   <w:style w:type="character" w:customStyle="1" w:styleId="Color3D1466Bg663D00">
     <w:name w:val="Color3D1466Bg663D00"/>
+    <w:semiHidden/>
     <w:rPr>
       <w:color w:val="3D1466"/>
       <w:shd w:val="clear" w:color="auto" w:fill="663D00"/>
@@ -9881,6 +11101,7 @@
   </w:style>
   <w:style w:type="character" w:customStyle="1" w:styleId="Color3D1466Bg666600">
     <w:name w:val="Color3D1466Bg666600"/>
+    <w:semiHidden/>
     <w:rPr>
       <w:color w:val="3D1466"/>
       <w:shd w:val="clear" w:color="auto" w:fill="666600"/>
@@ -9888,6 +11109,7 @@
   </w:style>
   <w:style w:type="character" w:customStyle="1" w:styleId="Color3D1466Bg003700">
     <w:name w:val="Color3D1466Bg003700"/>
+    <w:semiHidden/>
     <w:rPr>
       <w:color w:val="3D1466"/>
       <w:shd w:val="clear" w:color="auto" w:fill="003700"/>
@@ -9895,6 +11117,7 @@
   </w:style>
   <w:style w:type="character" w:customStyle="1" w:styleId="Color3D1466Bg002966">
     <w:name w:val="Color3D1466Bg002966"/>
+    <w:semiHidden/>
     <w:rPr>
       <w:color w:val="3D1466"/>
       <w:shd w:val="clear" w:color="auto" w:fill="002966"/>
@@ -9902,6 +11125,7 @@
   </w:style>
   <w:style w:type="character" w:customStyle="1" w:styleId="Color3D1466Bg3D1466">
     <w:name w:val="Color3D1466Bg3D1466"/>
+    <w:semiHidden/>
     <w:rPr>
       <w:color w:val="3D1466"/>
       <w:shd w:val="clear" w:color="auto" w:fill="3D1466"/>

--- a/app/reference_docs/reference_a4.docx
+++ b/app/reference_docs/reference_a4.docx
@@ -11131,6 +11131,30 @@
       <w:shd w:val="clear" w:color="auto" w:fill="3D1466"/>
     </w:rPr>
   </w:style>
+  <w:style w:type="paragraph" w:customStyle="1" w:styleId="align-center">
+    <w:name w:val="align-center"/>
+    <w:basedOn w:val="Normal"/>
+    <w:semiHidden/>
+    <w:pPr>
+      <w:jc w:val="center"/>
+    </w:pPr>
+  </w:style>
+  <w:style w:type="paragraph" w:customStyle="1" w:styleId="align-right">
+    <w:name w:val="align-right"/>
+    <w:basedOn w:val="Normal"/>
+    <w:semiHidden/>
+    <w:pPr>
+      <w:jc w:val="right"/>
+    </w:pPr>
+  </w:style>
+  <w:style w:type="paragraph" w:customStyle="1" w:styleId="align-justify">
+    <w:name w:val="align-justify"/>
+    <w:basedOn w:val="Normal"/>
+    <w:semiHidden/>
+    <w:pPr>
+      <w:jc w:val="both"/>
+    </w:pPr>
+  </w:style>
 </w:styles>
 </file>
 
